--- a/13 DI Heinrich Venter develop an outcome.docx
+++ b/13 DI Heinrich Venter develop an outcome.docx
@@ -930,7 +930,20 @@
             <w:tcW w:w="6011" w:type="dxa"/>
             <w:shd w:val="clear" w:color="auto" w:fill="FFCCCC"/>
           </w:tcPr>
-          <w:p/>
+          <w:p>
+            <w:r>
+              <w:t>Every week I check and update the gnat chart to check we</w:t>
+            </w:r>
+            <w:r>
+              <w:t>a</w:t>
+            </w:r>
+            <w:r>
+              <w:t>ther im on schedule falling behin</w:t>
+            </w:r>
+            <w:r>
+              <w:t>d or even in best case scenario ahead f schedule</w:t>
+            </w:r>
+          </w:p>
         </w:tc>
       </w:tr>
       <w:tr>
@@ -1019,6 +1032,9 @@
             <w:r>
               <w:t>Project Management Tool:</w:t>
             </w:r>
+            <w:r>
+              <w:t xml:space="preserve"> </w:t>
+            </w:r>
           </w:p>
         </w:tc>
       </w:tr>
@@ -1499,7 +1515,11 @@
             <w:tcW w:w="3006" w:type="dxa"/>
             <w:shd w:val="clear" w:color="auto" w:fill="FFF2CC" w:themeFill="accent4" w:themeFillTint="33"/>
           </w:tcPr>
-          <w:p/>
+          <w:p>
+            <w:r>
+              <w:t>One way bearing</w:t>
+            </w:r>
+          </w:p>
         </w:tc>
       </w:tr>
       <w:tr>
@@ -1748,6 +1768,11 @@
             <w:tcW w:w="3006" w:type="dxa"/>
             <w:shd w:val="clear" w:color="auto" w:fill="FFF2CC" w:themeFill="accent4" w:themeFillTint="33"/>
           </w:tcPr>
+          <w:p>
+            <w:r>
+              <w:t xml:space="preserve">1.8” SPI TFT colour display </w:t>
+            </w:r>
+          </w:p>
           <w:p/>
         </w:tc>
       </w:tr>
@@ -1786,30 +1811,13 @@
               <w:t xml:space="preserve"> </w:t>
             </w:r>
             <w:r>
-              <w:t xml:space="preserve">the reason for choosing the </w:t>
-            </w:r>
-            <w:r>
-              <w:t>OLED</w:t>
-            </w:r>
-            <w:r>
-              <w:t xml:space="preserve"> is because with the lcd you are limited with what you can display, for example you can make shapes like circles on the </w:t>
-            </w:r>
-            <w:r>
-              <w:t>OLED</w:t>
-            </w:r>
-            <w:r>
-              <w:t xml:space="preserve"> where on the lcd you cant, `the lcd screen itself Is pretty heavy and it also needs more drivers on the back</w:t>
-            </w:r>
-            <w:r>
-              <w:t xml:space="preserve"> </w:t>
-            </w:r>
-            <w:r>
-              <w:t xml:space="preserve">meaning that it take up a digital output pin on the Arduino which can be used for other sensors like </w:t>
-            </w:r>
-            <w:r>
-              <w:t>temp sensors for example and that’s why I chose the OLED over the LCD</w:t>
-            </w:r>
-          </w:p>
+              <w:rPr>
+                <w:lang w:val="en-US"/>
+              </w:rPr>
+              <w:t>The chosen 1.3" I2C OLED display is the optimal choice for this system as it balances pixel-level graphic control (128x64 resolution) with high efficiency, vastly outperforming Alternative 1 (LCD screen) , which is limited to rigid character blocks, requires a high-draw backlight, and offers poor viewing angles. Because OLED pixels are self-emissive, unlit black pixels consume virtually zero power, making it ideal for low-power microcontrollers deployment. Additionally, while Alternative 2 (1.8" SPI TFT Color Display) provides vibrant colors, its SPI interface requires 4 to 5 data pins, which limits available inputs and complicates wiring. In contrast, the chosen OLED uses the I2C protocol , requiring only two shared lines (SDA and SCL). This preserves critical GPIO pins for other sensors, simplifies breadboard layout, and ensures a compact, power-efficient, and easily scalable system architecture.</w:t>
+            </w:r>
+          </w:p>
+          <w:p/>
         </w:tc>
       </w:tr>
     </w:tbl>
@@ -1882,6 +1890,7 @@
           </w:tcPr>
           <w:p>
             <w:r>
+              <w:lastRenderedPageBreak/>
               <w:t>Component Link/ File Name</w:t>
             </w:r>
           </w:p>
@@ -1974,6 +1983,12 @@
             <w:r>
               <w:t xml:space="preserve">Too short </w:t>
             </w:r>
+            <w:r>
+              <w:t xml:space="preserve">and the add a slot for the </w:t>
+            </w:r>
+            <w:r>
+              <w:t>digital hall sensors for the rpm sensing</w:t>
+            </w:r>
           </w:p>
         </w:tc>
         <w:tc>
@@ -1984,6 +1999,12 @@
           <w:p>
             <w:r>
               <w:t>needs to go from 62.5mm to 65.5mm</w:t>
+            </w:r>
+            <w:r>
+              <w:t xml:space="preserve"> and slot for </w:t>
+            </w:r>
+            <w:r>
+              <w:t>digital hall sensors need to be added</w:t>
             </w:r>
           </w:p>
         </w:tc>
@@ -2117,7 +2138,10 @@
           </w:tcPr>
           <w:p>
             <w:r>
-              <w:t>First on</w:t>
+              <w:t>First o</w:t>
+            </w:r>
+            <w:r>
+              <w:t>ne</w:t>
             </w:r>
           </w:p>
         </w:tc>
@@ -2423,7 +2447,11 @@
               <w:t xml:space="preserve">to show what rpm the motor is spinning at </w:t>
             </w:r>
             <w:r>
-              <w:t xml:space="preserve"> and of course in the app be able to adjust because it can be inaccurate but if you can adjust it you can adjust how accurate it is </w:t>
+              <w:t xml:space="preserve"> and of course in the app be able to adjust because it can be inaccurate but if you can adjust </w:t>
+            </w:r>
+            <w:r>
+              <w:lastRenderedPageBreak/>
+              <w:t xml:space="preserve">it you can adjust how accurate it is </w:t>
             </w:r>
           </w:p>
         </w:tc>
@@ -2434,6 +2462,7 @@
           </w:tcPr>
           <w:p>
             <w:r>
+              <w:lastRenderedPageBreak/>
               <w:t>Put in leds and put in proggramme for leds and a way to adjust it also making sure that it saves otherwise it can b</w:t>
             </w:r>
             <w:r>
@@ -3090,6 +3119,7 @@
         <w:shd w:val="clear" w:color="auto" w:fill="FFF2CC" w:themeFill="accent4" w:themeFillTint="33"/>
       </w:pPr>
       <w:r>
+        <w:lastRenderedPageBreak/>
         <w:t>Write a paragraph explaining how information from testing and trialling helped develop the outcome</w:t>
       </w:r>
     </w:p>
@@ -3124,7 +3154,6 @@
         <w:shd w:val="clear" w:color="auto" w:fill="A8D08D" w:themeFill="accent6" w:themeFillTint="99"/>
       </w:pPr>
       <w:r>
-        <w:lastRenderedPageBreak/>
         <w:t>Synthesis of information</w:t>
       </w:r>
       <w:r>
@@ -4001,7 +4030,6 @@
   <w:style w:type="character" w:default="1" w:styleId="DefaultParagraphFont">
     <w:name w:val="Default Paragraph Font"/>
     <w:uiPriority w:val="1"/>
-    <w:semiHidden/>
     <w:unhideWhenUsed/>
   </w:style>
   <w:style w:type="table" w:default="1" w:styleId="TableNormal">
@@ -4093,6 +4121,23 @@
       <w:ind w:left="720"/>
       <w:contextualSpacing/>
     </w:pPr>
+  </w:style>
+  <w:style w:type="paragraph" w:styleId="NormalWeb">
+    <w:name w:val="Normal (Web)"/>
+    <w:basedOn w:val="Normal"/>
+    <w:uiPriority w:val="99"/>
+    <w:semiHidden/>
+    <w:unhideWhenUsed/>
+    <w:rsid w:val="00E656F7"/>
+    <w:pPr>
+      <w:spacing w:before="100" w:beforeAutospacing="1" w:after="100" w:afterAutospacing="1" w:line="240" w:lineRule="auto"/>
+    </w:pPr>
+    <w:rPr>
+      <w:rFonts w:ascii="Times New Roman" w:eastAsia="Times New Roman" w:hAnsi="Times New Roman" w:cs="Times New Roman"/>
+      <w:sz w:val="24"/>
+      <w:szCs w:val="24"/>
+      <w:lang w:eastAsia="en-NZ"/>
+    </w:rPr>
   </w:style>
 </w:styles>
 </file>
@@ -4393,6 +4438,15 @@
 </file>
 
 <file path=customXml/item1.xml><?xml version="1.0" encoding="utf-8"?>
+<?mso-contentType ?>
+<FormTemplates xmlns="http://schemas.microsoft.com/sharepoint/v3/contenttype/forms">
+  <Display>DocumentLibraryForm</Display>
+  <Edit>DocumentLibraryForm</Edit>
+  <New>DocumentLibraryForm</New>
+</FormTemplates>
+</file>
+
+<file path=customXml/item2.xml><?xml version="1.0" encoding="utf-8"?>
 <ct:contentTypeSchema xmlns:ct="http://schemas.microsoft.com/office/2006/metadata/contentType" xmlns:ma="http://schemas.microsoft.com/office/2006/metadata/properties/metaAttributes" ct:_="" ma:_="" ma:contentTypeName="Document" ma:contentTypeID="0x010100B404DBCFBC02B04D838E297E7AC49BEC" ma:contentTypeVersion="29" ma:contentTypeDescription="Create a new document." ma:contentTypeScope="" ma:versionID="00b475807ba7603a210177ce3d310360">
   <xsd:schema xmlns:xsd="http://www.w3.org/2001/XMLSchema" xmlns:xs="http://www.w3.org/2001/XMLSchema" xmlns:p="http://schemas.microsoft.com/office/2006/metadata/properties" xmlns:ns3="8e8bdfa1-897e-455b-96e1-da9724e984b4" xmlns:ns4="0bf4e652-3194-4289-a587-4a2abc6573c1" targetNamespace="http://schemas.microsoft.com/office/2006/metadata/properties" ma:root="true" ma:fieldsID="41c2c417b58d7032c1f2cfab3b2ec764" ns3:_="" ns4:_="">
     <xsd:import namespace="8e8bdfa1-897e-455b-96e1-da9724e984b4"/>
@@ -4773,20 +4827,7 @@
 </ct:contentTypeSchema>
 </file>
 
-<file path=customXml/item2.xml><?xml version="1.0" encoding="utf-8"?>
-<?mso-contentType ?>
-<FormTemplates xmlns="http://schemas.microsoft.com/sharepoint/v3/contenttype/forms">
-  <Display>DocumentLibraryForm</Display>
-  <Edit>DocumentLibraryForm</Edit>
-  <New>DocumentLibraryForm</New>
-</FormTemplates>
-</file>
-
 <file path=customXml/item3.xml><?xml version="1.0" encoding="utf-8"?>
-<b:Sources xmlns:b="http://schemas.openxmlformats.org/officeDocument/2006/bibliography" xmlns="http://schemas.openxmlformats.org/officeDocument/2006/bibliography" SelectedStyle="\APASixthEditionOfficeOnline.xsl" StyleName="APA" Version="6"/>
-</file>
-
-<file path=customXml/item4.xml><?xml version="1.0" encoding="utf-8"?>
 <p:properties xmlns:p="http://schemas.microsoft.com/office/2006/metadata/properties" xmlns:xsi="http://www.w3.org/2001/XMLSchema-instance" xmlns:pc="http://schemas.microsoft.com/office/infopath/2007/PartnerControls">
   <documentManagement>
     <FolderType xmlns="8e8bdfa1-897e-455b-96e1-da9724e984b4" xsi:nil="true"/>
@@ -4835,7 +4876,19 @@
 </p:properties>
 </file>
 
+<file path=customXml/item4.xml><?xml version="1.0" encoding="utf-8"?>
+<b:Sources xmlns:b="http://schemas.openxmlformats.org/officeDocument/2006/bibliography" xmlns="http://schemas.openxmlformats.org/officeDocument/2006/bibliography" SelectedStyle="\APASixthEditionOfficeOnline.xsl" StyleName="APA" Version="6"/>
+</file>
+
 <file path=customXml/itemProps1.xml><?xml version="1.0" encoding="utf-8"?>
+<ds:datastoreItem xmlns:ds="http://schemas.openxmlformats.org/officeDocument/2006/customXml" ds:itemID="{192A387B-6998-40B4-BA18-B536273BFB3D}">
+  <ds:schemaRefs>
+    <ds:schemaRef ds:uri="http://schemas.microsoft.com/sharepoint/v3/contenttype/forms"/>
+  </ds:schemaRefs>
+</ds:datastoreItem>
+</file>
+
+<file path=customXml/itemProps2.xml><?xml version="1.0" encoding="utf-8"?>
 <ds:datastoreItem xmlns:ds="http://schemas.openxmlformats.org/officeDocument/2006/customXml" ds:itemID="{3C5C1F59-64A0-4772-B91D-4079A66CA574}">
   <ds:schemaRefs>
     <ds:schemaRef ds:uri="http://schemas.microsoft.com/office/2006/metadata/contentType"/>
@@ -4854,23 +4907,7 @@
 </ds:datastoreItem>
 </file>
 
-<file path=customXml/itemProps2.xml><?xml version="1.0" encoding="utf-8"?>
-<ds:datastoreItem xmlns:ds="http://schemas.openxmlformats.org/officeDocument/2006/customXml" ds:itemID="{192A387B-6998-40B4-BA18-B536273BFB3D}">
-  <ds:schemaRefs>
-    <ds:schemaRef ds:uri="http://schemas.microsoft.com/sharepoint/v3/contenttype/forms"/>
-  </ds:schemaRefs>
-</ds:datastoreItem>
-</file>
-
 <file path=customXml/itemProps3.xml><?xml version="1.0" encoding="utf-8"?>
-<ds:datastoreItem xmlns:ds="http://schemas.openxmlformats.org/officeDocument/2006/customXml" ds:itemID="{E3F01FBF-D99E-480B-B558-73E1E1525F94}">
-  <ds:schemaRefs>
-    <ds:schemaRef ds:uri="http://schemas.openxmlformats.org/officeDocument/2006/bibliography"/>
-  </ds:schemaRefs>
-</ds:datastoreItem>
-</file>
-
-<file path=customXml/itemProps4.xml><?xml version="1.0" encoding="utf-8"?>
 <ds:datastoreItem xmlns:ds="http://schemas.openxmlformats.org/officeDocument/2006/customXml" ds:itemID="{69D82E26-D04D-4830-A7BF-C9806F1C26F2}">
   <ds:schemaRefs>
     <ds:schemaRef ds:uri="http://schemas.microsoft.com/office/2006/metadata/properties"/>
@@ -4878,4 +4915,12 @@
     <ds:schemaRef ds:uri="8e8bdfa1-897e-455b-96e1-da9724e984b4"/>
   </ds:schemaRefs>
 </ds:datastoreItem>
+</file>
+
+<file path=customXml/itemProps4.xml><?xml version="1.0" encoding="utf-8"?>
+<ds:datastoreItem xmlns:ds="http://schemas.openxmlformats.org/officeDocument/2006/customXml" ds:itemID="{E3F01FBF-D99E-480B-B558-73E1E1525F94}">
+  <ds:schemaRefs>
+    <ds:schemaRef ds:uri="http://schemas.openxmlformats.org/officeDocument/2006/bibliography"/>
+  </ds:schemaRefs>
+</ds:datastoreItem>
 </file>
--- a/13 DI Heinrich Venter develop an outcome.docx
+++ b/13 DI Heinrich Venter develop an outcome.docx
@@ -1231,6 +1231,7 @@
             <w:shd w:val="clear" w:color="auto" w:fill="FFCCCC"/>
           </w:tcPr>
           <w:p>
+            <w:commentRangeStart w:id="0"/>
             <w:r>
               <w:t xml:space="preserve">Trialling </w:t>
             </w:r>
@@ -1244,6 +1245,15 @@
           <w:p>
             <w:r>
               <w:t>Using 3d printed parts from 3d cad designed models to see if the design is going to work or if it needs to be redesigned</w:t>
+            </w:r>
+            <w:commentRangeEnd w:id="0"/>
+            <w:r>
+              <w:rPr>
+                <w:rStyle w:val="CommentReference"/>
+                <w:sz w:val="22"/>
+                <w:szCs w:val="22"/>
+              </w:rPr>
+              <w:commentReference w:id="0"/>
             </w:r>
           </w:p>
         </w:tc>
@@ -3440,6 +3450,58 @@
     </w:sectPr>
   </w:body>
 </w:document>
+</file>
+
+<file path=word/comments.xml><?xml version="1.0" encoding="utf-8"?>
+<w:comments xmlns:wpc="http://schemas.microsoft.com/office/word/2010/wordprocessingCanvas" xmlns:cx="http://schemas.microsoft.com/office/drawing/2014/chartex" xmlns:cx1="http://schemas.microsoft.com/office/drawing/2015/9/8/chartex" xmlns:cx2="http://schemas.microsoft.com/office/drawing/2015/10/21/chartex" xmlns:cx3="http://schemas.microsoft.com/office/drawing/2016/5/9/chartex" xmlns:cx4="http://schemas.microsoft.com/office/drawing/2016/5/10/chartex" xmlns:cx5="http://schemas.microsoft.com/office/drawing/2016/5/11/chartex" xmlns:cx6="http://schemas.microsoft.com/office/drawing/2016/5/12/chartex" xmlns:cx7="http://schemas.microsoft.com/office/drawing/2016/5/13/chartex" xmlns:cx8="http://schemas.microsoft.com/office/drawing/2016/5/14/chartex" xmlns:mc="http://schemas.openxmlformats.org/markup-compatibility/2006" xmlns:aink="http://schemas.microsoft.com/office/drawing/2016/ink" xmlns:am3d="http://schemas.microsoft.com/office/drawing/2017/model3d" xmlns:o="urn:schemas-microsoft-com:office:office" xmlns:oel="http://schemas.microsoft.com/office/2019/extlst" xmlns:r="http://schemas.openxmlformats.org/officeDocument/2006/relationships" xmlns:m="http://schemas.openxmlformats.org/officeDocument/2006/math" xmlns:v="urn:schemas-microsoft-com:vml" xmlns:wp14="http://schemas.microsoft.com/office/word/2010/wordprocessingDrawing" xmlns:wp="http://schemas.openxmlformats.org/drawingml/2006/wordprocessingDrawing" xmlns:w10="urn:schemas-microsoft-com:office:word" xmlns:w="http://schemas.openxmlformats.org/wordprocessingml/2006/main" xmlns:w14="http://schemas.microsoft.com/office/word/2010/wordml" xmlns:w15="http://schemas.microsoft.com/office/word/2012/wordml" xmlns:w16cex="http://schemas.microsoft.com/office/word/2018/wordml/cex" xmlns:w16cid="http://schemas.microsoft.com/office/word/2016/wordml/cid" xmlns:w16="http://schemas.microsoft.com/office/word/2018/wordml" xmlns:w16du="http://schemas.microsoft.com/office/word/2023/wordml/word16du" xmlns:w16sdtdh="http://schemas.microsoft.com/office/word/2020/wordml/sdtdatahash" xmlns:w16sdtfl="http://schemas.microsoft.com/office/word/2024/wordml/sdtformatlock" xmlns:w16se="http://schemas.microsoft.com/office/word/2015/wordml/symex" xmlns:wpg="http://schemas.microsoft.com/office/word/2010/wordprocessingGroup" xmlns:wpi="http://schemas.microsoft.com/office/word/2010/wordprocessingInk" xmlns:wne="http://schemas.microsoft.com/office/word/2006/wordml" xmlns:wps="http://schemas.microsoft.com/office/word/2010/wordprocessingShape" mc:Ignorable="w14 w15 w16se w16cid w16 w16cex w16sdtdh w16sdtfl w16du wp14">
+  <w:comment w:id="0" w:author="Heinrich Venter" w:date="2026-06-02T11:46:00Z" w:initials="HV">
+    <w:p>
+      <w:pPr>
+        <w:pStyle w:val="CommentText"/>
+      </w:pPr>
+      <w:r>
+        <w:rPr>
+          <w:rStyle w:val="CommentReference"/>
+        </w:rPr>
+        <w:annotationRef/>
+      </w:r>
+      <w:r>
+        <w:t>Trialling is not a component neither is programming however, the specific code is a component.</w:t>
+      </w:r>
+    </w:p>
+    <w:p>
+      <w:pPr>
+        <w:pStyle w:val="CommentText"/>
+      </w:pPr>
+    </w:p>
+    <w:p>
+      <w:pPr>
+        <w:pStyle w:val="CommentText"/>
+      </w:pPr>
+      <w:r>
+        <w:t>Components are for example your OLED and its wiring</w:t>
+      </w:r>
+    </w:p>
+  </w:comment>
+</w:comments>
+</file>
+
+<file path=word/commentsExtended.xml><?xml version="1.0" encoding="utf-8"?>
+<w15:commentsEx xmlns:wpc="http://schemas.microsoft.com/office/word/2010/wordprocessingCanvas" xmlns:cx="http://schemas.microsoft.com/office/drawing/2014/chartex" xmlns:cx1="http://schemas.microsoft.com/office/drawing/2015/9/8/chartex" xmlns:cx2="http://schemas.microsoft.com/office/drawing/2015/10/21/chartex" xmlns:cx3="http://schemas.microsoft.com/office/drawing/2016/5/9/chartex" xmlns:cx4="http://schemas.microsoft.com/office/drawing/2016/5/10/chartex" xmlns:cx5="http://schemas.microsoft.com/office/drawing/2016/5/11/chartex" xmlns:cx6="http://schemas.microsoft.com/office/drawing/2016/5/12/chartex" xmlns:cx7="http://schemas.microsoft.com/office/drawing/2016/5/13/chartex" xmlns:cx8="http://schemas.microsoft.com/office/drawing/2016/5/14/chartex" xmlns:mc="http://schemas.openxmlformats.org/markup-compatibility/2006" xmlns:aink="http://schemas.microsoft.com/office/drawing/2016/ink" xmlns:am3d="http://schemas.microsoft.com/office/drawing/2017/model3d" xmlns:o="urn:schemas-microsoft-com:office:office" xmlns:oel="http://schemas.microsoft.com/office/2019/extlst" xmlns:r="http://schemas.openxmlformats.org/officeDocument/2006/relationships" xmlns:m="http://schemas.openxmlformats.org/officeDocument/2006/math" xmlns:v="urn:schemas-microsoft-com:vml" xmlns:wp14="http://schemas.microsoft.com/office/word/2010/wordprocessingDrawing" xmlns:wp="http://schemas.openxmlformats.org/drawingml/2006/wordprocessingDrawing" xmlns:w10="urn:schemas-microsoft-com:office:word" xmlns:w="http://schemas.openxmlformats.org/wordprocessingml/2006/main" xmlns:w14="http://schemas.microsoft.com/office/word/2010/wordml" xmlns:w15="http://schemas.microsoft.com/office/word/2012/wordml" xmlns:w16cex="http://schemas.microsoft.com/office/word/2018/wordml/cex" xmlns:w16cid="http://schemas.microsoft.com/office/word/2016/wordml/cid" xmlns:w16="http://schemas.microsoft.com/office/word/2018/wordml" xmlns:w16du="http://schemas.microsoft.com/office/word/2023/wordml/word16du" xmlns:w16sdtdh="http://schemas.microsoft.com/office/word/2020/wordml/sdtdatahash" xmlns:w16sdtfl="http://schemas.microsoft.com/office/word/2024/wordml/sdtformatlock" xmlns:w16se="http://schemas.microsoft.com/office/word/2015/wordml/symex" xmlns:wpg="http://schemas.microsoft.com/office/word/2010/wordprocessingGroup" xmlns:wpi="http://schemas.microsoft.com/office/word/2010/wordprocessingInk" xmlns:wne="http://schemas.microsoft.com/office/word/2006/wordml" xmlns:wps="http://schemas.microsoft.com/office/word/2010/wordprocessingShape" mc:Ignorable="w14 w15 w16se w16cid w16 w16cex w16sdtdh w16sdtfl w16du wp14">
+  <w15:commentEx w15:paraId="2F3C5B27" w15:done="0"/>
+</w15:commentsEx>
+</file>
+
+<file path=word/commentsExtensible.xml><?xml version="1.0" encoding="utf-8"?>
+<w16cex:commentsExtensible xmlns:wpc="http://schemas.microsoft.com/office/word/2010/wordprocessingCanvas" xmlns:cx="http://schemas.microsoft.com/office/drawing/2014/chartex" xmlns:cx1="http://schemas.microsoft.com/office/drawing/2015/9/8/chartex" xmlns:cx2="http://schemas.microsoft.com/office/drawing/2015/10/21/chartex" xmlns:cx3="http://schemas.microsoft.com/office/drawing/2016/5/9/chartex" xmlns:cx4="http://schemas.microsoft.com/office/drawing/2016/5/10/chartex" xmlns:cx5="http://schemas.microsoft.com/office/drawing/2016/5/11/chartex" xmlns:cx6="http://schemas.microsoft.com/office/drawing/2016/5/12/chartex" xmlns:cx7="http://schemas.microsoft.com/office/drawing/2016/5/13/chartex" xmlns:cx8="http://schemas.microsoft.com/office/drawing/2016/5/14/chartex" xmlns:cr="http://schemas.microsoft.com/office/comments/2020/reactions" xmlns:mc="http://schemas.openxmlformats.org/markup-compatibility/2006" xmlns:aink="http://schemas.microsoft.com/office/drawing/2016/ink" xmlns:am3d="http://schemas.microsoft.com/office/drawing/2017/model3d" xmlns:o="urn:schemas-microsoft-com:office:office" xmlns:oel="http://schemas.microsoft.com/office/2019/extlst" xmlns:r="http://schemas.openxmlformats.org/officeDocument/2006/relationships" xmlns:m="http://schemas.openxmlformats.org/officeDocument/2006/math" xmlns:v="urn:schemas-microsoft-com:vml" xmlns:wp14="http://schemas.microsoft.com/office/word/2010/wordprocessingDrawing" xmlns:wp="http://schemas.openxmlformats.org/drawingml/2006/wordprocessingDrawing" xmlns:w10="urn:schemas-microsoft-com:office:word" xmlns:w="http://schemas.openxmlformats.org/wordprocessingml/2006/main" xmlns:w14="http://schemas.microsoft.com/office/word/2010/wordml" xmlns:w15="http://schemas.microsoft.com/office/word/2012/wordml" xmlns:w16cex="http://schemas.microsoft.com/office/word/2018/wordml/cex" xmlns:w16cid="http://schemas.microsoft.com/office/word/2016/wordml/cid" xmlns:w16="http://schemas.microsoft.com/office/word/2018/wordml" xmlns:w16du="http://schemas.microsoft.com/office/word/2023/wordml/word16du" xmlns:w16sdtdh="http://schemas.microsoft.com/office/word/2020/wordml/sdtdatahash" xmlns:w16sdtfl="http://schemas.microsoft.com/office/word/2024/wordml/sdtformatlock" xmlns:w16se="http://schemas.microsoft.com/office/word/2015/wordml/symex" xmlns:wpg="http://schemas.microsoft.com/office/word/2010/wordprocessingGroup" xmlns:wpi="http://schemas.microsoft.com/office/word/2010/wordprocessingInk" xmlns:wne="http://schemas.microsoft.com/office/word/2006/wordml" xmlns:wps="http://schemas.microsoft.com/office/word/2010/wordprocessingShape" mc:Ignorable="w14 w15 w16se w16cid w16 w16cex w16sdtdh w16sdtfl cr w16du wp14">
+  <w16cex:commentExtensible w16cex:durableId="0616E86E" w16cex:dateUtc="2026-06-01T23:46:00Z"/>
+</w16cex:commentsExtensible>
+</file>
+
+<file path=word/commentsIds.xml><?xml version="1.0" encoding="utf-8"?>
+<w16cid:commentsIds xmlns:wpc="http://schemas.microsoft.com/office/word/2010/wordprocessingCanvas" xmlns:cx="http://schemas.microsoft.com/office/drawing/2014/chartex" xmlns:cx1="http://schemas.microsoft.com/office/drawing/2015/9/8/chartex" xmlns:cx2="http://schemas.microsoft.com/office/drawing/2015/10/21/chartex" xmlns:cx3="http://schemas.microsoft.com/office/drawing/2016/5/9/chartex" xmlns:cx4="http://schemas.microsoft.com/office/drawing/2016/5/10/chartex" xmlns:cx5="http://schemas.microsoft.com/office/drawing/2016/5/11/chartex" xmlns:cx6="http://schemas.microsoft.com/office/drawing/2016/5/12/chartex" xmlns:cx7="http://schemas.microsoft.com/office/drawing/2016/5/13/chartex" xmlns:cx8="http://schemas.microsoft.com/office/drawing/2016/5/14/chartex" xmlns:mc="http://schemas.openxmlformats.org/markup-compatibility/2006" xmlns:aink="http://schemas.microsoft.com/office/drawing/2016/ink" xmlns:am3d="http://schemas.microsoft.com/office/drawing/2017/model3d" xmlns:o="urn:schemas-microsoft-com:office:office" xmlns:oel="http://schemas.microsoft.com/office/2019/extlst" xmlns:r="http://schemas.openxmlformats.org/officeDocument/2006/relationships" xmlns:m="http://schemas.openxmlformats.org/officeDocument/2006/math" xmlns:v="urn:schemas-microsoft-com:vml" xmlns:wp14="http://schemas.microsoft.com/office/word/2010/wordprocessingDrawing" xmlns:wp="http://schemas.openxmlformats.org/drawingml/2006/wordprocessingDrawing" xmlns:w10="urn:schemas-microsoft-com:office:word" xmlns:w="http://schemas.openxmlformats.org/wordprocessingml/2006/main" xmlns:w14="http://schemas.microsoft.com/office/word/2010/wordml" xmlns:w15="http://schemas.microsoft.com/office/word/2012/wordml" xmlns:w16cex="http://schemas.microsoft.com/office/word/2018/wordml/cex" xmlns:w16cid="http://schemas.microsoft.com/office/word/2016/wordml/cid" xmlns:w16="http://schemas.microsoft.com/office/word/2018/wordml" xmlns:w16du="http://schemas.microsoft.com/office/word/2023/wordml/word16du" xmlns:w16sdtdh="http://schemas.microsoft.com/office/word/2020/wordml/sdtdatahash" xmlns:w16sdtfl="http://schemas.microsoft.com/office/word/2024/wordml/sdtformatlock" xmlns:w16se="http://schemas.microsoft.com/office/word/2015/wordml/symex" xmlns:wpg="http://schemas.microsoft.com/office/word/2010/wordprocessingGroup" xmlns:wpi="http://schemas.microsoft.com/office/word/2010/wordprocessingInk" xmlns:wne="http://schemas.microsoft.com/office/word/2006/wordml" xmlns:wps="http://schemas.microsoft.com/office/word/2010/wordprocessingShape" mc:Ignorable="w14 w15 w16se w16cid w16 w16cex w16sdtdh w16sdtfl w16du wp14">
+  <w16cid:commentId w16cid:paraId="2F3C5B27" w16cid:durableId="0616E86E"/>
+</w16cid:commentsIds>
 </file>
 
 <file path=word/numbering.xml><?xml version="1.0" encoding="utf-8"?>
@@ -3561,6 +3623,14 @@
     <w:abstractNumId w:val="0"/>
   </w:num>
 </w:numbering>
+</file>
+
+<file path=word/people.xml><?xml version="1.0" encoding="utf-8"?>
+<w15:people xmlns:wpc="http://schemas.microsoft.com/office/word/2010/wordprocessingCanvas" xmlns:cx="http://schemas.microsoft.com/office/drawing/2014/chartex" xmlns:cx1="http://schemas.microsoft.com/office/drawing/2015/9/8/chartex" xmlns:cx2="http://schemas.microsoft.com/office/drawing/2015/10/21/chartex" xmlns:cx3="http://schemas.microsoft.com/office/drawing/2016/5/9/chartex" xmlns:cx4="http://schemas.microsoft.com/office/drawing/2016/5/10/chartex" xmlns:cx5="http://schemas.microsoft.com/office/drawing/2016/5/11/chartex" xmlns:cx6="http://schemas.microsoft.com/office/drawing/2016/5/12/chartex" xmlns:cx7="http://schemas.microsoft.com/office/drawing/2016/5/13/chartex" xmlns:cx8="http://schemas.microsoft.com/office/drawing/2016/5/14/chartex" xmlns:mc="http://schemas.openxmlformats.org/markup-compatibility/2006" xmlns:aink="http://schemas.microsoft.com/office/drawing/2016/ink" xmlns:am3d="http://schemas.microsoft.com/office/drawing/2017/model3d" xmlns:o="urn:schemas-microsoft-com:office:office" xmlns:oel="http://schemas.microsoft.com/office/2019/extlst" xmlns:r="http://schemas.openxmlformats.org/officeDocument/2006/relationships" xmlns:m="http://schemas.openxmlformats.org/officeDocument/2006/math" xmlns:v="urn:schemas-microsoft-com:vml" xmlns:wp14="http://schemas.microsoft.com/office/word/2010/wordprocessingDrawing" xmlns:wp="http://schemas.openxmlformats.org/drawingml/2006/wordprocessingDrawing" xmlns:w10="urn:schemas-microsoft-com:office:word" xmlns:w="http://schemas.openxmlformats.org/wordprocessingml/2006/main" xmlns:w14="http://schemas.microsoft.com/office/word/2010/wordml" xmlns:w15="http://schemas.microsoft.com/office/word/2012/wordml" xmlns:w16cex="http://schemas.microsoft.com/office/word/2018/wordml/cex" xmlns:w16cid="http://schemas.microsoft.com/office/word/2016/wordml/cid" xmlns:w16="http://schemas.microsoft.com/office/word/2018/wordml" xmlns:w16du="http://schemas.microsoft.com/office/word/2023/wordml/word16du" xmlns:w16sdtdh="http://schemas.microsoft.com/office/word/2020/wordml/sdtdatahash" xmlns:w16sdtfl="http://schemas.microsoft.com/office/word/2024/wordml/sdtformatlock" xmlns:w16se="http://schemas.microsoft.com/office/word/2015/wordml/symex" xmlns:wpg="http://schemas.microsoft.com/office/word/2010/wordprocessingGroup" xmlns:wpi="http://schemas.microsoft.com/office/word/2010/wordprocessingInk" xmlns:wne="http://schemas.microsoft.com/office/word/2006/wordml" xmlns:wps="http://schemas.microsoft.com/office/word/2010/wordprocessingShape" mc:Ignorable="w14 w15 w16se w16cid w16 w16cex w16sdtdh w16sdtfl w16du wp14">
+  <w15:person w15:author="Heinrich Venter">
+    <w15:presenceInfo w15:providerId="Windows Live" w15:userId="694de3c83518532c"/>
+  </w15:person>
+</w15:people>
 </file>
 
 <file path=word/styles.xml><?xml version="1.0" encoding="utf-8"?>
@@ -4030,6 +4100,7 @@
   <w:style w:type="character" w:default="1" w:styleId="DefaultParagraphFont">
     <w:name w:val="Default Paragraph Font"/>
     <w:uiPriority w:val="1"/>
+    <w:semiHidden/>
     <w:unhideWhenUsed/>
   </w:style>
   <w:style w:type="table" w:default="1" w:styleId="TableNormal">
@@ -4137,6 +4208,72 @@
       <w:sz w:val="24"/>
       <w:szCs w:val="24"/>
       <w:lang w:eastAsia="en-NZ"/>
+    </w:rPr>
+  </w:style>
+  <w:style w:type="character" w:styleId="CommentReference">
+    <w:name w:val="annotation reference"/>
+    <w:basedOn w:val="DefaultParagraphFont"/>
+    <w:uiPriority w:val="99"/>
+    <w:semiHidden/>
+    <w:unhideWhenUsed/>
+    <w:rsid w:val="00F73D3B"/>
+    <w:rPr>
+      <w:sz w:val="16"/>
+      <w:szCs w:val="16"/>
+    </w:rPr>
+  </w:style>
+  <w:style w:type="paragraph" w:styleId="CommentText">
+    <w:name w:val="annotation text"/>
+    <w:basedOn w:val="Normal"/>
+    <w:link w:val="CommentTextChar"/>
+    <w:uiPriority w:val="99"/>
+    <w:unhideWhenUsed/>
+    <w:rsid w:val="00F73D3B"/>
+    <w:pPr>
+      <w:spacing w:line="240" w:lineRule="auto"/>
+    </w:pPr>
+    <w:rPr>
+      <w:sz w:val="20"/>
+      <w:szCs w:val="20"/>
+    </w:rPr>
+  </w:style>
+  <w:style w:type="character" w:customStyle="1" w:styleId="CommentTextChar">
+    <w:name w:val="Comment Text Char"/>
+    <w:basedOn w:val="DefaultParagraphFont"/>
+    <w:link w:val="CommentText"/>
+    <w:uiPriority w:val="99"/>
+    <w:rsid w:val="00F73D3B"/>
+    <w:rPr>
+      <w:sz w:val="20"/>
+      <w:szCs w:val="20"/>
+    </w:rPr>
+  </w:style>
+  <w:style w:type="paragraph" w:styleId="CommentSubject">
+    <w:name w:val="annotation subject"/>
+    <w:basedOn w:val="CommentText"/>
+    <w:next w:val="CommentText"/>
+    <w:link w:val="CommentSubjectChar"/>
+    <w:uiPriority w:val="99"/>
+    <w:semiHidden/>
+    <w:unhideWhenUsed/>
+    <w:rsid w:val="00F73D3B"/>
+    <w:rPr>
+      <w:b/>
+      <w:bCs/>
+    </w:rPr>
+  </w:style>
+  <w:style w:type="character" w:customStyle="1" w:styleId="CommentSubjectChar">
+    <w:name w:val="Comment Subject Char"/>
+    <w:basedOn w:val="CommentTextChar"/>
+    <w:link w:val="CommentSubject"/>
+    <w:uiPriority w:val="99"/>
+    <w:semiHidden/>
+    <w:rsid w:val="00F73D3B"/>
+    <w:rPr>
+      <w:b/>
+      <w:bCs/>
+      <w:sz w:val="20"/>
+      <w:szCs w:val="20"/>
     </w:rPr>
   </w:style>
 </w:styles>
@@ -4438,15 +4575,6 @@
 </file>
 
 <file path=customXml/item1.xml><?xml version="1.0" encoding="utf-8"?>
-<?mso-contentType ?>
-<FormTemplates xmlns="http://schemas.microsoft.com/sharepoint/v3/contenttype/forms">
-  <Display>DocumentLibraryForm</Display>
-  <Edit>DocumentLibraryForm</Edit>
-  <New>DocumentLibraryForm</New>
-</FormTemplates>
-</file>
-
-<file path=customXml/item2.xml><?xml version="1.0" encoding="utf-8"?>
 <ct:contentTypeSchema xmlns:ct="http://schemas.microsoft.com/office/2006/metadata/contentType" xmlns:ma="http://schemas.microsoft.com/office/2006/metadata/properties/metaAttributes" ct:_="" ma:_="" ma:contentTypeName="Document" ma:contentTypeID="0x010100B404DBCFBC02B04D838E297E7AC49BEC" ma:contentTypeVersion="29" ma:contentTypeDescription="Create a new document." ma:contentTypeScope="" ma:versionID="00b475807ba7603a210177ce3d310360">
   <xsd:schema xmlns:xsd="http://www.w3.org/2001/XMLSchema" xmlns:xs="http://www.w3.org/2001/XMLSchema" xmlns:p="http://schemas.microsoft.com/office/2006/metadata/properties" xmlns:ns3="8e8bdfa1-897e-455b-96e1-da9724e984b4" xmlns:ns4="0bf4e652-3194-4289-a587-4a2abc6573c1" targetNamespace="http://schemas.microsoft.com/office/2006/metadata/properties" ma:root="true" ma:fieldsID="41c2c417b58d7032c1f2cfab3b2ec764" ns3:_="" ns4:_="">
     <xsd:import namespace="8e8bdfa1-897e-455b-96e1-da9724e984b4"/>
@@ -4827,7 +4955,20 @@
 </ct:contentTypeSchema>
 </file>
 
+<file path=customXml/item2.xml><?xml version="1.0" encoding="utf-8"?>
+<?mso-contentType ?>
+<FormTemplates xmlns="http://schemas.microsoft.com/sharepoint/v3/contenttype/forms">
+  <Display>DocumentLibraryForm</Display>
+  <Edit>DocumentLibraryForm</Edit>
+  <New>DocumentLibraryForm</New>
+</FormTemplates>
+</file>
+
 <file path=customXml/item3.xml><?xml version="1.0" encoding="utf-8"?>
+<b:Sources xmlns:b="http://schemas.openxmlformats.org/officeDocument/2006/bibliography" xmlns="http://schemas.openxmlformats.org/officeDocument/2006/bibliography" SelectedStyle="\APASixthEditionOfficeOnline.xsl" StyleName="APA" Version="6"/>
+</file>
+
+<file path=customXml/item4.xml><?xml version="1.0" encoding="utf-8"?>
 <p:properties xmlns:p="http://schemas.microsoft.com/office/2006/metadata/properties" xmlns:xsi="http://www.w3.org/2001/XMLSchema-instance" xmlns:pc="http://schemas.microsoft.com/office/infopath/2007/PartnerControls">
   <documentManagement>
     <FolderType xmlns="8e8bdfa1-897e-455b-96e1-da9724e984b4" xsi:nil="true"/>
@@ -4876,19 +5017,7 @@
 </p:properties>
 </file>
 
-<file path=customXml/item4.xml><?xml version="1.0" encoding="utf-8"?>
-<b:Sources xmlns:b="http://schemas.openxmlformats.org/officeDocument/2006/bibliography" xmlns="http://schemas.openxmlformats.org/officeDocument/2006/bibliography" SelectedStyle="\APASixthEditionOfficeOnline.xsl" StyleName="APA" Version="6"/>
-</file>
-
 <file path=customXml/itemProps1.xml><?xml version="1.0" encoding="utf-8"?>
-<ds:datastoreItem xmlns:ds="http://schemas.openxmlformats.org/officeDocument/2006/customXml" ds:itemID="{192A387B-6998-40B4-BA18-B536273BFB3D}">
-  <ds:schemaRefs>
-    <ds:schemaRef ds:uri="http://schemas.microsoft.com/sharepoint/v3/contenttype/forms"/>
-  </ds:schemaRefs>
-</ds:datastoreItem>
-</file>
-
-<file path=customXml/itemProps2.xml><?xml version="1.0" encoding="utf-8"?>
 <ds:datastoreItem xmlns:ds="http://schemas.openxmlformats.org/officeDocument/2006/customXml" ds:itemID="{3C5C1F59-64A0-4772-B91D-4079A66CA574}">
   <ds:schemaRefs>
     <ds:schemaRef ds:uri="http://schemas.microsoft.com/office/2006/metadata/contentType"/>
@@ -4907,7 +5036,23 @@
 </ds:datastoreItem>
 </file>
 
+<file path=customXml/itemProps2.xml><?xml version="1.0" encoding="utf-8"?>
+<ds:datastoreItem xmlns:ds="http://schemas.openxmlformats.org/officeDocument/2006/customXml" ds:itemID="{192A387B-6998-40B4-BA18-B536273BFB3D}">
+  <ds:schemaRefs>
+    <ds:schemaRef ds:uri="http://schemas.microsoft.com/sharepoint/v3/contenttype/forms"/>
+  </ds:schemaRefs>
+</ds:datastoreItem>
+</file>
+
 <file path=customXml/itemProps3.xml><?xml version="1.0" encoding="utf-8"?>
+<ds:datastoreItem xmlns:ds="http://schemas.openxmlformats.org/officeDocument/2006/customXml" ds:itemID="{E3F01FBF-D99E-480B-B558-73E1E1525F94}">
+  <ds:schemaRefs>
+    <ds:schemaRef ds:uri="http://schemas.openxmlformats.org/officeDocument/2006/bibliography"/>
+  </ds:schemaRefs>
+</ds:datastoreItem>
+</file>
+
+<file path=customXml/itemProps4.xml><?xml version="1.0" encoding="utf-8"?>
 <ds:datastoreItem xmlns:ds="http://schemas.openxmlformats.org/officeDocument/2006/customXml" ds:itemID="{69D82E26-D04D-4830-A7BF-C9806F1C26F2}">
   <ds:schemaRefs>
     <ds:schemaRef ds:uri="http://schemas.microsoft.com/office/2006/metadata/properties"/>
@@ -4915,12 +5060,4 @@
     <ds:schemaRef ds:uri="8e8bdfa1-897e-455b-96e1-da9724e984b4"/>
   </ds:schemaRefs>
 </ds:datastoreItem>
-</file>
-
-<file path=customXml/itemProps4.xml><?xml version="1.0" encoding="utf-8"?>
-<ds:datastoreItem xmlns:ds="http://schemas.openxmlformats.org/officeDocument/2006/customXml" ds:itemID="{E3F01FBF-D99E-480B-B558-73E1E1525F94}">
-  <ds:schemaRefs>
-    <ds:schemaRef ds:uri="http://schemas.openxmlformats.org/officeDocument/2006/bibliography"/>
-  </ds:schemaRefs>
-</ds:datastoreItem>
 </file>
--- a/13 DI Heinrich Venter develop an outcome.docx
+++ b/13 DI Heinrich Venter develop an outcome.docx
@@ -89,7 +89,15 @@
     </w:p>
     <w:p>
       <w:r>
-        <w:t>Examples are: social ● cultural ● legal ● ethical ● intellectual property ● privacy ● accessibility ● usability ● functionality ● aesthetics ● sustainability and future proofing ● end-user considerations ● health and safety.</w:t>
+        <w:t xml:space="preserve">Examples </w:t>
+      </w:r>
+      <w:proofErr w:type="gramStart"/>
+      <w:r>
+        <w:t>are:</w:t>
+      </w:r>
+      <w:proofErr w:type="gramEnd"/>
+      <w:r>
+        <w:t xml:space="preserve"> social ● cultural ● legal ● ethical ● intellectual property ● privacy ● accessibility ● usability ● functionality ● aesthetics ● sustainability and future proofing ● end-user considerations ● health and safety.</w:t>
       </w:r>
     </w:p>
     <w:tbl>
@@ -199,9 +207,11 @@
             <w:shd w:val="clear" w:color="auto" w:fill="FFCCCC"/>
           </w:tcPr>
           <w:p>
+            <w:proofErr w:type="spellStart"/>
             <w:r>
               <w:t>Accesability</w:t>
             </w:r>
+            <w:proofErr w:type="spellEnd"/>
           </w:p>
         </w:tc>
         <w:tc>
@@ -301,7 +311,27 @@
                       <w:szCs w:val="24"/>
                       <w:lang w:val="en-US"/>
                     </w:rPr>
-                    <w:t>Accessibility for the pitbike means the bike’s controls, indicators, and basic functions need to be understandable and manageable for a range of riders. This includes clear visual indicators, easy-to-reach switches, and controls that don’t require excessive strength.</w:t>
+                    <w:t xml:space="preserve">Accessibility for the </w:t>
+                  </w:r>
+                  <w:proofErr w:type="spellStart"/>
+                  <w:r>
+                    <w:rPr>
+                      <w:rFonts w:eastAsia="Times New Roman" w:cstheme="minorHAnsi"/>
+                      <w:sz w:val="24"/>
+                      <w:szCs w:val="24"/>
+                      <w:lang w:val="en-US"/>
+                    </w:rPr>
+                    <w:t>pitbike</w:t>
+                  </w:r>
+                  <w:proofErr w:type="spellEnd"/>
+                  <w:r>
+                    <w:rPr>
+                      <w:rFonts w:eastAsia="Times New Roman" w:cstheme="minorHAnsi"/>
+                      <w:sz w:val="24"/>
+                      <w:szCs w:val="24"/>
+                      <w:lang w:val="en-US"/>
+                    </w:rPr>
+                    <w:t xml:space="preserve"> means the bike’s controls, indicators, and basic functions need to be understandable and manageable for a range of riders. This includes clear visual indicators, easy-to-reach switches, and controls that don’t require excessive strength.</w:t>
                   </w:r>
                 </w:p>
               </w:tc>
@@ -352,7 +382,15 @@
           </w:tcPr>
           <w:p>
             <w:r>
-              <w:t>Usability relates to how easy it is to understand and use the pitbike’s hybrid systems, such as switching modes, checking battery levels, or starting the bike. The design needs to feel intuitive even for new riders.</w:t>
+              <w:t xml:space="preserve">Usability relates to how easy it is to understand and use the </w:t>
+            </w:r>
+            <w:proofErr w:type="spellStart"/>
+            <w:r>
+              <w:t>pitbike’s</w:t>
+            </w:r>
+            <w:proofErr w:type="spellEnd"/>
+            <w:r>
+              <w:t xml:space="preserve"> hybrid systems, such as switching modes, checking battery levels, or starting the bike. The design needs to feel intuitive even for new riders.</w:t>
             </w:r>
           </w:p>
         </w:tc>
@@ -363,7 +401,23 @@
           </w:tcPr>
           <w:p>
             <w:r>
-              <w:t>It matters because if the interface is confusing, the rider could misuse the bike or struggle during operation. I will address this by keeping the hybrid controls simple, limiting unnecessary switches, and providing a logical layout similar to standard pitbikes so it feels familiar.</w:t>
+              <w:t xml:space="preserve">It matters because if the interface is confusing, the rider could misuse the bike or struggle during operation. I will address this by keeping the hybrid controls simple, limiting unnecessary switches, and providing a logical layout </w:t>
+            </w:r>
+            <w:proofErr w:type="gramStart"/>
+            <w:r>
+              <w:t>similar to</w:t>
+            </w:r>
+            <w:proofErr w:type="gramEnd"/>
+            <w:r>
+              <w:t xml:space="preserve"> standard </w:t>
+            </w:r>
+            <w:proofErr w:type="spellStart"/>
+            <w:r>
+              <w:t>pitbikes</w:t>
+            </w:r>
+            <w:proofErr w:type="spellEnd"/>
+            <w:r>
+              <w:t xml:space="preserve"> so it feels familiar.</w:t>
             </w:r>
           </w:p>
         </w:tc>
@@ -484,7 +538,27 @@
                       <w:szCs w:val="24"/>
                       <w:lang w:val="en-US"/>
                     </w:rPr>
-                    <w:t>Functionality refers to how well the 70cc hybrid pitbike performs its intended purpose—delivering reliable petrol and electric operation, smooth power delivery, and stable riding. It also includes ensuring the components (battery, controller, mechanical systems) work together correctly.</w:t>
+                    <w:t xml:space="preserve">Functionality refers to how well the 70cc hybrid </w:t>
+                  </w:r>
+                  <w:proofErr w:type="spellStart"/>
+                  <w:r>
+                    <w:rPr>
+                      <w:rFonts w:eastAsia="Times New Roman" w:cstheme="minorHAnsi"/>
+                      <w:sz w:val="24"/>
+                      <w:szCs w:val="24"/>
+                      <w:lang w:val="en-US"/>
+                    </w:rPr>
+                    <w:t>pitbike</w:t>
+                  </w:r>
+                  <w:proofErr w:type="spellEnd"/>
+                  <w:r>
+                    <w:rPr>
+                      <w:rFonts w:eastAsia="Times New Roman" w:cstheme="minorHAnsi"/>
+                      <w:sz w:val="24"/>
+                      <w:szCs w:val="24"/>
+                      <w:lang w:val="en-US"/>
+                    </w:rPr>
+                    <w:t xml:space="preserve"> performs its intended purpose—delivering reliable petrol and electric operation, smooth power delivery, and stable riding. It also includes ensuring the components (battery, controller, mechanical systems) work together correctly.</w:t>
                   </w:r>
                 </w:p>
               </w:tc>
@@ -531,7 +605,15 @@
           </w:tcPr>
           <w:p>
             <w:r>
-              <w:t>Aesthetics for the pitbike include the visual design—how the hybrid components are integrated, how tidy the wiring is, and the overall look of the bike. A clean, professional aesthetic helps the bike feel intentional rather than thrown together.</w:t>
+              <w:t xml:space="preserve">Aesthetics for the </w:t>
+            </w:r>
+            <w:proofErr w:type="spellStart"/>
+            <w:r>
+              <w:t>pitbike</w:t>
+            </w:r>
+            <w:proofErr w:type="spellEnd"/>
+            <w:r>
+              <w:t xml:space="preserve"> include the visual design—how the hybrid components are integrated, how tidy the wiring is, and the overall look of the bike. A clean, professional aesthetic helps the bike feel intentional rather than thrown together.</w:t>
             </w:r>
           </w:p>
         </w:tc>
@@ -707,8 +789,8 @@
         <w:tblLook w:val="04A0" w:firstRow="1" w:lastRow="0" w:firstColumn="1" w:lastColumn="0" w:noHBand="0" w:noVBand="1"/>
       </w:tblPr>
       <w:tblGrid>
-        <w:gridCol w:w="3005"/>
-        <w:gridCol w:w="6011"/>
+        <w:gridCol w:w="3546"/>
+        <w:gridCol w:w="5470"/>
       </w:tblGrid>
       <w:tr>
         <w:tc>
@@ -741,7 +823,15 @@
               <w:t>Description:</w:t>
             </w:r>
             <w:r>
-              <w:t xml:space="preserve"> using github that saves every version history so there is a mistake or something that is changed incorrectly you can go </w:t>
+              <w:t xml:space="preserve"> using </w:t>
+            </w:r>
+            <w:proofErr w:type="spellStart"/>
+            <w:r>
+              <w:t>github</w:t>
+            </w:r>
+            <w:proofErr w:type="spellEnd"/>
+            <w:r>
+              <w:t xml:space="preserve"> that saves every version history so there is a mistake or something that is changed incorrectly you can go </w:t>
             </w:r>
             <w:r>
               <w:t>back</w:t>
@@ -787,10 +877,26 @@
               <w:t>Every time</w:t>
             </w:r>
             <w:r>
-              <w:t xml:space="preserve"> I close my files so that its saved when I close my </w:t>
-            </w:r>
-            <w:r>
-              <w:t>laptop/computer and if I need to go back to a previous file that was deleted I can recover the file without redoing that work all over again</w:t>
+              <w:t xml:space="preserve"> I close my files so that </w:t>
+            </w:r>
+            <w:proofErr w:type="gramStart"/>
+            <w:r>
+              <w:t>its</w:t>
+            </w:r>
+            <w:proofErr w:type="gramEnd"/>
+            <w:r>
+              <w:t xml:space="preserve"> saved when I close my </w:t>
+            </w:r>
+            <w:r>
+              <w:t xml:space="preserve">laptop/computer and if I need to go back to a previous file that was </w:t>
+            </w:r>
+            <w:proofErr w:type="gramStart"/>
+            <w:r>
+              <w:t>deleted</w:t>
+            </w:r>
+            <w:proofErr w:type="gramEnd"/>
+            <w:r>
+              <w:t xml:space="preserve"> I can recover the file without redoing that work all over again</w:t>
             </w:r>
           </w:p>
         </w:tc>
@@ -806,6 +912,7 @@
               <w:t>Evidence 1:</w:t>
             </w:r>
           </w:p>
+          <w:p/>
         </w:tc>
         <w:tc>
           <w:tcPr>
@@ -825,6 +932,49 @@
           <w:p>
             <w:r>
               <w:t>Evidence 2:</w:t>
+            </w:r>
+            <w:r>
+              <w:rPr>
+                <w:noProof/>
+              </w:rPr>
+              <w:t xml:space="preserve"> </w:t>
+            </w:r>
+            <w:r>
+              <w:drawing>
+                <wp:inline distT="0" distB="0" distL="0" distR="0" wp14:anchorId="74B0BF64" wp14:editId="2DC0896A">
+                  <wp:extent cx="2109577" cy="1133553"/>
+                  <wp:effectExtent l="0" t="0" r="5080" b="9525"/>
+                  <wp:docPr id="1611443440" name="Picture 1"/>
+                  <wp:cNvGraphicFramePr>
+                    <a:graphicFrameLocks xmlns:a="http://schemas.openxmlformats.org/drawingml/2006/main" noChangeAspect="1"/>
+                  </wp:cNvGraphicFramePr>
+                  <a:graphic xmlns:a="http://schemas.openxmlformats.org/drawingml/2006/main">
+                    <a:graphicData uri="http://schemas.openxmlformats.org/drawingml/2006/picture">
+                      <pic:pic xmlns:pic="http://schemas.openxmlformats.org/drawingml/2006/picture">
+                        <pic:nvPicPr>
+                          <pic:cNvPr id="1611443440" name=""/>
+                          <pic:cNvPicPr/>
+                        </pic:nvPicPr>
+                        <pic:blipFill>
+                          <a:blip r:embed="rId9"/>
+                          <a:stretch>
+                            <a:fillRect/>
+                          </a:stretch>
+                        </pic:blipFill>
+                        <pic:spPr>
+                          <a:xfrm>
+                            <a:off x="0" y="0"/>
+                            <a:ext cx="2129875" cy="1144460"/>
+                          </a:xfrm>
+                          <a:prstGeom prst="rect">
+                            <a:avLst/>
+                          </a:prstGeom>
+                        </pic:spPr>
+                      </pic:pic>
+                    </a:graphicData>
+                  </a:graphic>
+                </wp:inline>
+              </w:drawing>
             </w:r>
           </w:p>
         </w:tc>
@@ -938,10 +1088,26 @@
               <w:t>a</w:t>
             </w:r>
             <w:r>
-              <w:t>ther im on schedule falling behin</w:t>
-            </w:r>
-            <w:r>
-              <w:t>d or even in best case scenario ahead f schedule</w:t>
+              <w:t xml:space="preserve">ther </w:t>
+            </w:r>
+            <w:proofErr w:type="spellStart"/>
+            <w:r>
+              <w:t>im</w:t>
+            </w:r>
+            <w:proofErr w:type="spellEnd"/>
+            <w:r>
+              <w:t xml:space="preserve"> on schedule falling behin</w:t>
+            </w:r>
+            <w:r>
+              <w:t xml:space="preserve">d or even in best case scenario ahead </w:t>
+            </w:r>
+            <w:proofErr w:type="spellStart"/>
+            <w:r>
+              <w:t>f</w:t>
+            </w:r>
+            <w:proofErr w:type="spellEnd"/>
+            <w:r>
+              <w:t xml:space="preserve"> schedule</w:t>
             </w:r>
           </w:p>
         </w:tc>
@@ -996,6 +1162,7 @@
           </w:tcPr>
           <w:p>
             <w:r>
+              <w:lastRenderedPageBreak/>
               <w:t>Evidence 3:</w:t>
             </w:r>
           </w:p>
@@ -1069,7 +1236,6 @@
           </w:tcPr>
           <w:p>
             <w:r>
-              <w:lastRenderedPageBreak/>
               <w:t>How often did you use it:</w:t>
             </w:r>
           </w:p>
@@ -1219,8 +1385,21 @@
           </w:tcPr>
           <w:p>
             <w:r>
-              <w:t>Designing the required components holders so that when in use the sensitive electronics doesn’t get damaged or broken and then gives faulty readings to the brain which can effect efficiency and controll</w:t>
-            </w:r>
+              <w:t xml:space="preserve">Designing the required components holders so that when in use the sensitive electronics doesn’t get damaged or broken and then gives faulty readings to the brain which can </w:t>
+            </w:r>
+            <w:proofErr w:type="gramStart"/>
+            <w:r>
+              <w:t>effect</w:t>
+            </w:r>
+            <w:proofErr w:type="gramEnd"/>
+            <w:r>
+              <w:t xml:space="preserve"> efficiency and </w:t>
+            </w:r>
+            <w:proofErr w:type="spellStart"/>
+            <w:r>
+              <w:t>controll</w:t>
+            </w:r>
+            <w:proofErr w:type="spellEnd"/>
           </w:p>
         </w:tc>
       </w:tr>
@@ -1231,9 +1410,8 @@
             <w:shd w:val="clear" w:color="auto" w:fill="FFCCCC"/>
           </w:tcPr>
           <w:p>
-            <w:commentRangeStart w:id="0"/>
-            <w:r>
-              <w:t xml:space="preserve">Trialling </w:t>
+            <w:r>
+              <w:t xml:space="preserve">Electronics </w:t>
             </w:r>
           </w:p>
         </w:tc>
@@ -1244,16 +1422,15 @@
           </w:tcPr>
           <w:p>
             <w:r>
-              <w:t>Using 3d printed parts from 3d cad designed models to see if the design is going to work or if it needs to be redesigned</w:t>
-            </w:r>
-            <w:commentRangeEnd w:id="0"/>
-            <w:r>
-              <w:rPr>
-                <w:rStyle w:val="CommentReference"/>
-                <w:sz w:val="22"/>
-                <w:szCs w:val="22"/>
-              </w:rPr>
-              <w:commentReference w:id="0"/>
+              <w:t xml:space="preserve">Using the right electronics for what </w:t>
+            </w:r>
+            <w:proofErr w:type="spellStart"/>
+            <w:r>
+              <w:t>i</w:t>
+            </w:r>
+            <w:proofErr w:type="spellEnd"/>
+            <w:r>
+              <w:t xml:space="preserve"> need it to do and figuring out where all the parts need to sit</w:t>
             </w:r>
           </w:p>
         </w:tc>
@@ -1265,56 +1442,13 @@
             <w:shd w:val="clear" w:color="auto" w:fill="FFCCCC"/>
           </w:tcPr>
           <w:p>
-            <w:r>
-              <w:t xml:space="preserve">Electronics </w:t>
-            </w:r>
-          </w:p>
-        </w:tc>
-        <w:tc>
-          <w:tcPr>
-            <w:tcW w:w="6186" w:type="dxa"/>
-            <w:shd w:val="clear" w:color="auto" w:fill="FFCCCC"/>
-          </w:tcPr>
-          <w:p>
-            <w:r>
-              <w:t>Using the right electronics for what i need it to do and figuring out where all the parts need to sit</w:t>
-            </w:r>
-          </w:p>
-        </w:tc>
-      </w:tr>
-      <w:tr>
-        <w:tc>
-          <w:tcPr>
-            <w:tcW w:w="2830" w:type="dxa"/>
-            <w:shd w:val="clear" w:color="auto" w:fill="FFCCCC"/>
-          </w:tcPr>
-          <w:p>
-            <w:r>
-              <w:t xml:space="preserve">Programming </w:t>
-            </w:r>
-          </w:p>
-        </w:tc>
-        <w:tc>
-          <w:tcPr>
-            <w:tcW w:w="6186" w:type="dxa"/>
-            <w:shd w:val="clear" w:color="auto" w:fill="FFCCCC"/>
-          </w:tcPr>
-          <w:p>
-            <w:r>
-              <w:t>Developing a programme that takes the inputs and outputs of both the brain and components and gives a safe and efficient way of riding the bike itself</w:t>
-            </w:r>
-          </w:p>
-        </w:tc>
-      </w:tr>
-      <w:tr>
-        <w:tc>
-          <w:tcPr>
-            <w:tcW w:w="2830" w:type="dxa"/>
-            <w:shd w:val="clear" w:color="auto" w:fill="FFCCCC"/>
-          </w:tcPr>
-          <w:p>
-            <w:r>
-              <w:t xml:space="preserve">Easthetics </w:t>
+            <w:proofErr w:type="spellStart"/>
+            <w:r>
+              <w:t>Easthetics</w:t>
+            </w:r>
+            <w:proofErr w:type="spellEnd"/>
+            <w:r>
+              <w:t xml:space="preserve"> </w:t>
             </w:r>
           </w:p>
         </w:tc>
@@ -1436,12 +1570,12 @@
     </w:p>
     <w:p>
       <w:r>
+        <w:lastRenderedPageBreak/>
         <w:t>1 being that the electric motor only has a rpm limit of 2750 rpm and the 70cc can reach rpm speeds at the drive shaft of up to 4000-5000 rpm which 9is way higher than the motor can safely handle</w:t>
       </w:r>
     </w:p>
     <w:p>
       <w:r>
-        <w:lastRenderedPageBreak/>
         <w:t>2if the motor surpasses its max rpm it will cause something that is called back emf or reverse emf (electromagnetic force) which can cause the sy</w:t>
       </w:r>
       <w:r>
@@ -1544,7 +1678,15 @@
               <w:t>Selected Component:</w:t>
             </w:r>
             <w:r>
-              <w:t xml:space="preserve"> im going with electromagnetic </w:t>
+              <w:t xml:space="preserve"> </w:t>
+            </w:r>
+            <w:proofErr w:type="spellStart"/>
+            <w:r>
+              <w:t>im</w:t>
+            </w:r>
+            <w:proofErr w:type="spellEnd"/>
+            <w:r>
+              <w:t xml:space="preserve"> going with electromagnetic </w:t>
             </w:r>
           </w:p>
         </w:tc>
@@ -1561,7 +1703,31 @@
               <w:t>Why:</w:t>
             </w:r>
             <w:r>
-              <w:t xml:space="preserve"> because with an electromagnetic you can have torque  and speed from 0rpm where with a centrifugal it needs to be spun to a certain set rpm i.e. 2000 rpm which means ill have about 750 rpm of speed range not including gear ratios for  inc4reasinf the torque of the system which means that ill have to use the 70cc’s torque which isn’t the greatest and until the engine reaches the range of where the clutch can engage ill be able to accelerate an extra 2km/h where  with a electromagnetic I can engage from 0rpm and then have a speed range of 2750 from the motor which means ill have a 50km/h range of where it can accelerate with the electric motors torque which is greater at low speeds than the 70cc’s</w:t>
+              <w:t xml:space="preserve"> because with an electromagnetic you can have torque  and speed from 0rpm where with a centrifugal it needs to be spun to a certain set rpm i.e. 2000 rpm which means ill have about 750 rpm of speed range not including gear ratios for  inc4reasinf the torque of the system which means that </w:t>
+            </w:r>
+            <w:proofErr w:type="spellStart"/>
+            <w:r>
+              <w:t>ill</w:t>
+            </w:r>
+            <w:proofErr w:type="spellEnd"/>
+            <w:r>
+              <w:t xml:space="preserve"> have to use the 70cc’s torque which isn’t the greatest and until the engine reaches the range of where the clutch can engage </w:t>
+            </w:r>
+            <w:proofErr w:type="spellStart"/>
+            <w:r>
+              <w:t>ill</w:t>
+            </w:r>
+            <w:proofErr w:type="spellEnd"/>
+            <w:r>
+              <w:t xml:space="preserve"> be able to accelerate an extra 2km/h where  with </w:t>
+            </w:r>
+            <w:proofErr w:type="spellStart"/>
+            <w:r>
+              <w:t>a</w:t>
+            </w:r>
+            <w:proofErr w:type="spellEnd"/>
+            <w:r>
+              <w:t xml:space="preserve"> electromagnetic I can engage from 0rpm and then have a speed range of 2750 from the motor which means ill have a 50km/h range of where it can accelerate with the electric motors torque which is greater at low speeds than the 70cc’s</w:t>
             </w:r>
           </w:p>
         </w:tc>
@@ -1682,7 +1848,15 @@
               <w:t>Why:</w:t>
             </w:r>
             <w:r>
-              <w:t xml:space="preserve"> because with a potentiometer it is physically being moved which has f4rictio and can wear out where with a hall effect sensor it’s a magnet which is touching so no friction so it lasts way longer </w:t>
+              <w:t xml:space="preserve"> because with a potentiometer it is physically being moved which has f4rictio and can wear out where with a hall effect sensor it’s a magnet which is touching so no </w:t>
+            </w:r>
+            <w:proofErr w:type="gramStart"/>
+            <w:r>
+              <w:t>friction</w:t>
+            </w:r>
+            <w:proofErr w:type="gramEnd"/>
+            <w:r>
+              <w:t xml:space="preserve"> so it lasts way longer </w:t>
             </w:r>
           </w:p>
         </w:tc>
@@ -1754,8 +1928,13 @@
             <w:shd w:val="clear" w:color="auto" w:fill="FFF2CC" w:themeFill="accent4" w:themeFillTint="33"/>
           </w:tcPr>
           <w:p>
-            <w:r>
-              <w:t xml:space="preserve">Oled </w:t>
+            <w:proofErr w:type="spellStart"/>
+            <w:r>
+              <w:t>Oled</w:t>
+            </w:r>
+            <w:proofErr w:type="spellEnd"/>
+            <w:r>
+              <w:t xml:space="preserve"> </w:t>
             </w:r>
             <w:r>
               <w:t xml:space="preserve">display </w:t>
@@ -1824,7 +2003,35 @@
               <w:rPr>
                 <w:lang w:val="en-US"/>
               </w:rPr>
-              <w:t>The chosen 1.3" I2C OLED display is the optimal choice for this system as it balances pixel-level graphic control (128x64 resolution) with high efficiency, vastly outperforming Alternative 1 (LCD screen) , which is limited to rigid character blocks, requires a high-draw backlight, and offers poor viewing angles. Because OLED pixels are self-emissive, unlit black pixels consume virtually zero power, making it ideal for low-power microcontrollers deployment. Additionally, while Alternative 2 (1.8" SPI TFT Color Display) provides vibrant colors, its SPI interface requires 4 to 5 data pins, which limits available inputs and complicates wiring. In contrast, the chosen OLED uses the I2C protocol , requiring only two shared lines (SDA and SCL). This preserves critical GPIO pins for other sensors, simplifies breadboard layout, and ensures a compact, power-efficient, and easily scalable system architecture.</w:t>
+              <w:t>The chosen 1.3" I2C OLED display is the optimal choice for this system as it balances pixel-level graphic control (128x64 resolution) with high efficiency, vastly outperforming Alternative 1 (LCD screen</w:t>
+            </w:r>
+            <w:proofErr w:type="gramStart"/>
+            <w:r>
+              <w:rPr>
+                <w:lang w:val="en-US"/>
+              </w:rPr>
+              <w:t>) ,</w:t>
+            </w:r>
+            <w:proofErr w:type="gramEnd"/>
+            <w:r>
+              <w:rPr>
+                <w:lang w:val="en-US"/>
+              </w:rPr>
+              <w:t xml:space="preserve"> which is limited to rigid character blocks, requires a high-draw backlight, and offers poor viewing angles. Because OLED pixels are self-emissive, unlit black pixels consume virtually zero power, making it ideal for low-power microcontrollers deployment. Additionally, while Alternative 2 (1.8" SPI TFT Color Display) provides vibrant colors, its SPI interface requires 4 to 5 data pins, which limits available inputs and complicates wiring. In contrast, the chosen OLED uses the I2C </w:t>
+            </w:r>
+            <w:proofErr w:type="gramStart"/>
+            <w:r>
+              <w:rPr>
+                <w:lang w:val="en-US"/>
+              </w:rPr>
+              <w:t>protocol ,</w:t>
+            </w:r>
+            <w:proofErr w:type="gramEnd"/>
+            <w:r>
+              <w:rPr>
+                <w:lang w:val="en-US"/>
+              </w:rPr>
+              <w:t xml:space="preserve"> requiring only two shared lines (SDA and SCL). This preserves critical GPIO pins for other sensors, simplifies breadboard layout, and ensures a compact, power-efficient, and easily scalable system architecture.</w:t>
             </w:r>
           </w:p>
           <w:p/>
@@ -1860,6 +2067,7 @@
         <w:rPr>
           <w:b/>
         </w:rPr>
+        <w:lastRenderedPageBreak/>
         <w:t>Component 1:</w:t>
       </w:r>
       <w:r>
@@ -1900,7 +2108,6 @@
           </w:tcPr>
           <w:p>
             <w:r>
-              <w:lastRenderedPageBreak/>
               <w:t>Component Link/ File Name</w:t>
             </w:r>
           </w:p>
@@ -1947,13 +2154,21 @@
           </w:tcPr>
           <w:p>
             <w:r>
-              <w:t>To small inner di</w:t>
+              <w:t xml:space="preserve">To small inner </w:t>
+            </w:r>
+            <w:proofErr w:type="spellStart"/>
+            <w:r>
+              <w:t>di</w:t>
             </w:r>
             <w:r>
               <w:t>a</w:t>
             </w:r>
             <w:r>
-              <w:t xml:space="preserve">mter </w:t>
+              <w:t>mter</w:t>
+            </w:r>
+            <w:proofErr w:type="spellEnd"/>
+            <w:r>
+              <w:t xml:space="preserve"> </w:t>
             </w:r>
           </w:p>
         </w:tc>
@@ -2085,13 +2300,27 @@
         <w:rPr>
           <w:b/>
         </w:rPr>
-        <w:t>Component 2:</w:t>
-      </w:r>
+        <w:t xml:space="preserve">Component </w:t>
+      </w:r>
+      <w:proofErr w:type="gramStart"/>
       <w:r>
         <w:rPr>
           <w:b/>
         </w:rPr>
-        <w:t xml:space="preserve">throttle </w:t>
+        <w:t>2:</w:t>
+      </w:r>
+      <w:r>
+        <w:rPr>
+          <w:b/>
+        </w:rPr>
+        <w:t>throttle</w:t>
+      </w:r>
+      <w:proofErr w:type="gramEnd"/>
+      <w:r>
+        <w:rPr>
+          <w:b/>
+        </w:rPr>
+        <w:t xml:space="preserve"> </w:t>
       </w:r>
     </w:p>
     <w:tbl>
@@ -2162,7 +2391,15 @@
           </w:tcPr>
           <w:p>
             <w:r>
-              <w:t xml:space="preserve">The stopper is on the wrong side and the </w:t>
+              <w:t xml:space="preserve">The stopper is on the wrong </w:t>
+            </w:r>
+            <w:proofErr w:type="gramStart"/>
+            <w:r>
+              <w:t>side</w:t>
+            </w:r>
+            <w:proofErr w:type="gramEnd"/>
+            <w:r>
+              <w:t xml:space="preserve"> and the </w:t>
             </w:r>
             <w:r>
               <w:t>main part is very brittle</w:t>
@@ -2354,16 +2591,48 @@
           </w:tcPr>
           <w:p>
             <w:r>
-              <w:t>The pwm led for the motor</w:t>
+              <w:t xml:space="preserve">The </w:t>
+            </w:r>
+            <w:proofErr w:type="spellStart"/>
+            <w:r>
+              <w:t>pwm</w:t>
+            </w:r>
+            <w:proofErr w:type="spellEnd"/>
+            <w:r>
+              <w:t xml:space="preserve"> led for the motor</w:t>
             </w:r>
             <w:r>
               <w:t xml:space="preserve"> </w:t>
             </w:r>
             <w:r>
-              <w:t xml:space="preserve">controller needs to be 0 when the thrtottle is at 0 </w:t>
-            </w:r>
-            <w:r>
-              <w:t xml:space="preserve">(relative to the analog hall sensors value) this is becauss the motor controller will take that as an input signal and will engage the </w:t>
+              <w:t xml:space="preserve">controller needs to be 0 when the </w:t>
+            </w:r>
+            <w:proofErr w:type="spellStart"/>
+            <w:r>
+              <w:t>thrtottle</w:t>
+            </w:r>
+            <w:proofErr w:type="spellEnd"/>
+            <w:r>
+              <w:t xml:space="preserve"> is at 0 </w:t>
+            </w:r>
+            <w:r>
+              <w:t xml:space="preserve">(relative to the </w:t>
+            </w:r>
+            <w:proofErr w:type="spellStart"/>
+            <w:r>
+              <w:t>analog</w:t>
+            </w:r>
+            <w:proofErr w:type="spellEnd"/>
+            <w:r>
+              <w:t xml:space="preserve"> hall sensors value) this is </w:t>
+            </w:r>
+            <w:proofErr w:type="spellStart"/>
+            <w:r>
+              <w:t>becauss</w:t>
+            </w:r>
+            <w:proofErr w:type="spellEnd"/>
+            <w:r>
+              <w:t xml:space="preserve"> the motor controller will take that as an input signal and will engage the </w:t>
             </w:r>
             <w:r>
               <w:t>motor constantly and it can then be damaged</w:t>
@@ -2377,7 +2646,15 @@
           </w:tcPr>
           <w:p>
             <w:r>
-              <w:t>When the throttle is at position 0 make sure pwm led is0</w:t>
+              <w:t xml:space="preserve">When the throttle is at position 0 make sure </w:t>
+            </w:r>
+            <w:proofErr w:type="spellStart"/>
+            <w:r>
+              <w:t>pwm</w:t>
+            </w:r>
+            <w:proofErr w:type="spellEnd"/>
+            <w:r>
+              <w:t xml:space="preserve"> led is0</w:t>
             </w:r>
           </w:p>
         </w:tc>
@@ -2420,11 +2697,32 @@
             <w:r>
               <w:t xml:space="preserve">In the app </w:t>
             </w:r>
-            <w:r>
-              <w:t>proggramme make a throttle mapping button to adjust how the motor behaves with the throttle inputs</w:t>
-            </w:r>
-            <w:r>
-              <w:t xml:space="preserve"> and make sure that it saves so that when you start the bike up again you don’t have tp redo the settings (this can be done with epprom)</w:t>
+            <w:proofErr w:type="spellStart"/>
+            <w:r>
+              <w:t>proggramme</w:t>
+            </w:r>
+            <w:proofErr w:type="spellEnd"/>
+            <w:r>
+              <w:t xml:space="preserve"> make a throttle mapping button to adjust how the motor behaves with the throttle inputs</w:t>
+            </w:r>
+            <w:r>
+              <w:t xml:space="preserve"> and make sure that it saves so that when you start the bike up again you don’t have </w:t>
+            </w:r>
+            <w:proofErr w:type="spellStart"/>
+            <w:r>
+              <w:t>tp</w:t>
+            </w:r>
+            <w:proofErr w:type="spellEnd"/>
+            <w:r>
+              <w:t xml:space="preserve"> redo the settings (this can be done with </w:t>
+            </w:r>
+            <w:proofErr w:type="spellStart"/>
+            <w:r>
+              <w:t>epprom</w:t>
+            </w:r>
+            <w:proofErr w:type="spellEnd"/>
+            <w:r>
+              <w:t>)</w:t>
             </w:r>
           </w:p>
         </w:tc>
@@ -2473,11 +2771,48 @@
           <w:p>
             <w:r>
               <w:lastRenderedPageBreak/>
-              <w:t>Put in leds and put in proggramme for leds and a way to adjust it also making sure that it saves otherwise it can b</w:t>
-            </w:r>
-            <w:r>
-              <w:t>og up the system(this can be done through eppprom</w:t>
-            </w:r>
+              <w:t xml:space="preserve">Put in </w:t>
+            </w:r>
+            <w:proofErr w:type="spellStart"/>
+            <w:r>
+              <w:t>leds</w:t>
+            </w:r>
+            <w:proofErr w:type="spellEnd"/>
+            <w:r>
+              <w:t xml:space="preserve"> and put in </w:t>
+            </w:r>
+            <w:proofErr w:type="spellStart"/>
+            <w:r>
+              <w:t>proggramme</w:t>
+            </w:r>
+            <w:proofErr w:type="spellEnd"/>
+            <w:r>
+              <w:t xml:space="preserve"> for </w:t>
+            </w:r>
+            <w:proofErr w:type="spellStart"/>
+            <w:r>
+              <w:t>leds</w:t>
+            </w:r>
+            <w:proofErr w:type="spellEnd"/>
+            <w:r>
+              <w:t xml:space="preserve"> and a way to adjust it also making sure that it saves otherwise it can b</w:t>
+            </w:r>
+            <w:r>
+              <w:t xml:space="preserve">og up the </w:t>
+            </w:r>
+            <w:proofErr w:type="gramStart"/>
+            <w:r>
+              <w:t>system(</w:t>
+            </w:r>
+            <w:proofErr w:type="gramEnd"/>
+            <w:r>
+              <w:t xml:space="preserve">this can be done through </w:t>
+            </w:r>
+            <w:proofErr w:type="spellStart"/>
+            <w:r>
+              <w:t>eppprom</w:t>
+            </w:r>
+            <w:proofErr w:type="spellEnd"/>
           </w:p>
         </w:tc>
       </w:tr>
@@ -2702,7 +3037,15 @@
         <w:t xml:space="preserve"> or location</w:t>
       </w:r>
       <w:r>
-        <w:t xml:space="preserve"> to your final outcome </w:t>
+        <w:t xml:space="preserve"> to your </w:t>
+      </w:r>
+      <w:proofErr w:type="gramStart"/>
+      <w:r>
+        <w:t>final outcome</w:t>
+      </w:r>
+      <w:proofErr w:type="gramEnd"/>
+      <w:r>
+        <w:t xml:space="preserve"> </w:t>
       </w:r>
       <w:r>
         <w:t xml:space="preserve">before testing </w:t>
@@ -2790,8 +3133,13 @@
             <w:shd w:val="clear" w:color="auto" w:fill="FFCCCC"/>
           </w:tcPr>
           <w:p>
-            <w:r>
-              <w:t xml:space="preserve">Is there any spelling mistakes that were made </w:t>
+            <w:proofErr w:type="gramStart"/>
+            <w:r>
+              <w:t>Is</w:t>
+            </w:r>
+            <w:proofErr w:type="gramEnd"/>
+            <w:r>
+              <w:t xml:space="preserve"> there any spelling mistakes that were made </w:t>
             </w:r>
           </w:p>
         </w:tc>
@@ -2831,8 +3179,13 @@
             <w:shd w:val="clear" w:color="auto" w:fill="FFCCCC"/>
           </w:tcPr>
           <w:p>
-            <w:r>
-              <w:t xml:space="preserve">Is there any </w:t>
+            <w:proofErr w:type="gramStart"/>
+            <w:r>
+              <w:t>Is</w:t>
+            </w:r>
+            <w:proofErr w:type="gramEnd"/>
+            <w:r>
+              <w:t xml:space="preserve"> there any </w:t>
             </w:r>
             <w:r>
               <w:t xml:space="preserve">grammar mistakes in what I wrote </w:t>
@@ -2846,8 +3199,13 @@
           </w:tcPr>
           <w:p>
             <w:r>
-              <w:t>Make sure all grammar is correect</w:t>
-            </w:r>
+              <w:t xml:space="preserve">Make sure all grammar is </w:t>
+            </w:r>
+            <w:proofErr w:type="spellStart"/>
+            <w:r>
+              <w:t>correect</w:t>
+            </w:r>
+            <w:proofErr w:type="spellEnd"/>
           </w:p>
         </w:tc>
       </w:tr>
@@ -2884,7 +3242,15 @@
           </w:tcPr>
           <w:p>
             <w:r>
-              <w:t xml:space="preserve">Make sure all the people that helped through the development of the project gets credited for there </w:t>
+              <w:t xml:space="preserve">Make sure all the people that helped through the development of the project gets credited for </w:t>
+            </w:r>
+            <w:proofErr w:type="spellStart"/>
+            <w:r>
+              <w:t>there</w:t>
+            </w:r>
+            <w:proofErr w:type="spellEnd"/>
+            <w:r>
+              <w:t xml:space="preserve"> </w:t>
             </w:r>
             <w:r>
               <w:t>work</w:t>
@@ -2990,10 +3356,26 @@
           </w:tcPr>
           <w:p>
             <w:r>
-              <w:t xml:space="preserve">Is what im conveying understandable to a person who know nothing of </w:t>
-            </w:r>
-            <w:r>
-              <w:t>what im making and how easy is It for them to read this text and see what is going on in a very easy way</w:t>
+              <w:t xml:space="preserve">Is what </w:t>
+            </w:r>
+            <w:proofErr w:type="spellStart"/>
+            <w:r>
+              <w:t>im</w:t>
+            </w:r>
+            <w:proofErr w:type="spellEnd"/>
+            <w:r>
+              <w:t xml:space="preserve"> conveying understandable to a person who know nothing of </w:t>
+            </w:r>
+            <w:r>
+              <w:t xml:space="preserve">what </w:t>
+            </w:r>
+            <w:proofErr w:type="spellStart"/>
+            <w:r>
+              <w:t>im</w:t>
+            </w:r>
+            <w:proofErr w:type="spellEnd"/>
+            <w:r>
+              <w:t xml:space="preserve"> making and how easy is It for them to read this text and see what is going on in a very easy way</w:t>
             </w:r>
           </w:p>
         </w:tc>
@@ -3031,7 +3413,15 @@
           </w:tcPr>
           <w:p>
             <w:r>
-              <w:t xml:space="preserve">Is the way that the final outcome looks aesthetically pleasing </w:t>
+              <w:t xml:space="preserve">Is the way that the </w:t>
+            </w:r>
+            <w:proofErr w:type="gramStart"/>
+            <w:r>
+              <w:t>final outcome</w:t>
+            </w:r>
+            <w:proofErr w:type="gramEnd"/>
+            <w:r>
+              <w:t xml:space="preserve"> looks aesthetically pleasing </w:t>
             </w:r>
           </w:p>
         </w:tc>
@@ -3095,8 +3485,13 @@
       <w:pPr>
         <w:pStyle w:val="Heading3"/>
       </w:pPr>
-      <w:r>
-        <w:t>Final Outcome after Testing</w:t>
+      <w:proofErr w:type="gramStart"/>
+      <w:r>
+        <w:t>Final Outcome</w:t>
+      </w:r>
+      <w:proofErr w:type="gramEnd"/>
+      <w:r>
+        <w:t xml:space="preserve"> after Testing</w:t>
       </w:r>
     </w:p>
     <w:p>
@@ -3104,7 +3499,15 @@
         <w:shd w:val="clear" w:color="auto" w:fill="FFF2CC" w:themeFill="accent4" w:themeFillTint="33"/>
       </w:pPr>
       <w:r>
-        <w:t xml:space="preserve">Please provide a link to your final outcome after testing has been completed. </w:t>
+        <w:t xml:space="preserve">Please provide a link to your </w:t>
+      </w:r>
+      <w:proofErr w:type="gramStart"/>
+      <w:r>
+        <w:t>final outcome</w:t>
+      </w:r>
+      <w:proofErr w:type="gramEnd"/>
+      <w:r>
+        <w:t xml:space="preserve"> after testing has been completed. </w:t>
       </w:r>
     </w:p>
     <w:p/>
@@ -3155,7 +3558,21 @@
         <w:rPr>
           <w:color w:val="EE0000"/>
         </w:rPr>
-        <w:t>Delete the red comments such as this one when you are done they are to help you writing your paragraphs</w:t>
+        <w:t xml:space="preserve">Delete the red comments such as this one when you are </w:t>
+      </w:r>
+      <w:proofErr w:type="gramStart"/>
+      <w:r>
+        <w:rPr>
+          <w:color w:val="EE0000"/>
+        </w:rPr>
+        <w:t>done</w:t>
+      </w:r>
+      <w:proofErr w:type="gramEnd"/>
+      <w:r>
+        <w:rPr>
+          <w:color w:val="EE0000"/>
+        </w:rPr>
+        <w:t xml:space="preserve"> they are to help you writing your paragraphs</w:t>
       </w:r>
     </w:p>
     <w:p>
@@ -3300,62 +3717,73 @@
           <w:lang w:val="en-US"/>
         </w:rPr>
         <w:br/>
-        <w:t>Information X Y Z for trialling</w:t>
-      </w:r>
-    </w:p>
-    <w:p>
-      <w:pPr>
-        <w:shd w:val="clear" w:color="auto" w:fill="A8D08D" w:themeFill="accent6" w:themeFillTint="99"/>
+        <w:t xml:space="preserve">Information X Y Z for </w:t>
+      </w:r>
+      <w:proofErr w:type="spellStart"/>
+      <w:proofErr w:type="gramStart"/>
+      <w:r>
         <w:rPr>
           <w:color w:val="EE0000"/>
           <w:lang w:val="en-US"/>
         </w:rPr>
-      </w:pPr>
-      <w:r>
+        <w:t>trialling</w:t>
+      </w:r>
+      <w:proofErr w:type="spellEnd"/>
+      <w:proofErr w:type="gramEnd"/>
+    </w:p>
+    <w:p>
+      <w:pPr>
+        <w:shd w:val="clear" w:color="auto" w:fill="A8D08D" w:themeFill="accent6" w:themeFillTint="99"/>
         <w:rPr>
           <w:color w:val="EE0000"/>
           <w:lang w:val="en-US"/>
         </w:rPr>
-        <w:t>Synthesis conclusion statement</w:t>
-      </w:r>
-    </w:p>
-    <w:p>
-      <w:pPr>
-        <w:shd w:val="clear" w:color="auto" w:fill="A8D08D" w:themeFill="accent6" w:themeFillTint="99"/>
-        <w:rPr>
-          <w:color w:val="EE0000"/>
-        </w:rPr>
-      </w:pPr>
-    </w:p>
-    <w:p>
-      <w:pPr>
-        <w:shd w:val="clear" w:color="auto" w:fill="A8D08D" w:themeFill="accent6" w:themeFillTint="99"/>
+      </w:pPr>
+      <w:r>
         <w:rPr>
           <w:color w:val="EE0000"/>
           <w:lang w:val="en-US"/>
         </w:rPr>
-      </w:pPr>
-      <w:r>
+        <w:t>Synthesis conclusion statement</w:t>
+      </w:r>
+    </w:p>
+    <w:p>
+      <w:pPr>
+        <w:shd w:val="clear" w:color="auto" w:fill="A8D08D" w:themeFill="accent6" w:themeFillTint="99"/>
+        <w:rPr>
+          <w:color w:val="EE0000"/>
+        </w:rPr>
+      </w:pPr>
+    </w:p>
+    <w:p>
+      <w:pPr>
+        <w:shd w:val="clear" w:color="auto" w:fill="A8D08D" w:themeFill="accent6" w:themeFillTint="99"/>
         <w:rPr>
           <w:color w:val="EE0000"/>
           <w:lang w:val="en-US"/>
         </w:rPr>
-        <w:t xml:space="preserve">Paragraph 4 </w:t>
-      </w:r>
-    </w:p>
-    <w:p>
-      <w:pPr>
-        <w:shd w:val="clear" w:color="auto" w:fill="A8D08D" w:themeFill="accent6" w:themeFillTint="99"/>
+      </w:pPr>
+      <w:r>
         <w:rPr>
           <w:color w:val="EE0000"/>
           <w:lang w:val="en-US"/>
         </w:rPr>
-      </w:pPr>
-      <w:r>
+        <w:t xml:space="preserve">Paragraph 4 </w:t>
+      </w:r>
+    </w:p>
+    <w:p>
+      <w:pPr>
+        <w:shd w:val="clear" w:color="auto" w:fill="A8D08D" w:themeFill="accent6" w:themeFillTint="99"/>
         <w:rPr>
           <w:color w:val="EE0000"/>
           <w:lang w:val="en-US"/>
         </w:rPr>
+      </w:pPr>
+      <w:r>
+        <w:rPr>
+          <w:color w:val="EE0000"/>
+          <w:lang w:val="en-US"/>
+        </w:rPr>
         <w:t>Combine Synthesis conclusions</w:t>
       </w:r>
     </w:p>
@@ -3407,7 +3835,23 @@
           <w:color w:val="EE0000"/>
           <w:lang w:val="en-US"/>
         </w:rPr>
-        <w:t>Discuss how synthesis has helped develop a high quality outcome, you can use screenshots as evidence</w:t>
+        <w:t xml:space="preserve">Discuss how synthesis has helped develop a </w:t>
+      </w:r>
+      <w:proofErr w:type="gramStart"/>
+      <w:r>
+        <w:rPr>
+          <w:color w:val="EE0000"/>
+          <w:lang w:val="en-US"/>
+        </w:rPr>
+        <w:t>high quality</w:t>
+      </w:r>
+      <w:proofErr w:type="gramEnd"/>
+      <w:r>
+        <w:rPr>
+          <w:color w:val="EE0000"/>
+          <w:lang w:val="en-US"/>
+        </w:rPr>
+        <w:t xml:space="preserve"> outcome, you can use screenshots as evidence</w:t>
       </w:r>
     </w:p>
     <w:p>
@@ -3450,58 +3894,6 @@
     </w:sectPr>
   </w:body>
 </w:document>
-</file>
-
-<file path=word/comments.xml><?xml version="1.0" encoding="utf-8"?>
-<w:comments xmlns:wpc="http://schemas.microsoft.com/office/word/2010/wordprocessingCanvas" xmlns:cx="http://schemas.microsoft.com/office/drawing/2014/chartex" xmlns:cx1="http://schemas.microsoft.com/office/drawing/2015/9/8/chartex" xmlns:cx2="http://schemas.microsoft.com/office/drawing/2015/10/21/chartex" xmlns:cx3="http://schemas.microsoft.com/office/drawing/2016/5/9/chartex" xmlns:cx4="http://schemas.microsoft.com/office/drawing/2016/5/10/chartex" xmlns:cx5="http://schemas.microsoft.com/office/drawing/2016/5/11/chartex" xmlns:cx6="http://schemas.microsoft.com/office/drawing/2016/5/12/chartex" xmlns:cx7="http://schemas.microsoft.com/office/drawing/2016/5/13/chartex" xmlns:cx8="http://schemas.microsoft.com/office/drawing/2016/5/14/chartex" xmlns:mc="http://schemas.openxmlformats.org/markup-compatibility/2006" xmlns:aink="http://schemas.microsoft.com/office/drawing/2016/ink" xmlns:am3d="http://schemas.microsoft.com/office/drawing/2017/model3d" xmlns:o="urn:schemas-microsoft-com:office:office" xmlns:oel="http://schemas.microsoft.com/office/2019/extlst" xmlns:r="http://schemas.openxmlformats.org/officeDocument/2006/relationships" xmlns:m="http://schemas.openxmlformats.org/officeDocument/2006/math" xmlns:v="urn:schemas-microsoft-com:vml" xmlns:wp14="http://schemas.microsoft.com/office/word/2010/wordprocessingDrawing" xmlns:wp="http://schemas.openxmlformats.org/drawingml/2006/wordprocessingDrawing" xmlns:w10="urn:schemas-microsoft-com:office:word" xmlns:w="http://schemas.openxmlformats.org/wordprocessingml/2006/main" xmlns:w14="http://schemas.microsoft.com/office/word/2010/wordml" xmlns:w15="http://schemas.microsoft.com/office/word/2012/wordml" xmlns:w16cex="http://schemas.microsoft.com/office/word/2018/wordml/cex" xmlns:w16cid="http://schemas.microsoft.com/office/word/2016/wordml/cid" xmlns:w16="http://schemas.microsoft.com/office/word/2018/wordml" xmlns:w16du="http://schemas.microsoft.com/office/word/2023/wordml/word16du" xmlns:w16sdtdh="http://schemas.microsoft.com/office/word/2020/wordml/sdtdatahash" xmlns:w16sdtfl="http://schemas.microsoft.com/office/word/2024/wordml/sdtformatlock" xmlns:w16se="http://schemas.microsoft.com/office/word/2015/wordml/symex" xmlns:wpg="http://schemas.microsoft.com/office/word/2010/wordprocessingGroup" xmlns:wpi="http://schemas.microsoft.com/office/word/2010/wordprocessingInk" xmlns:wne="http://schemas.microsoft.com/office/word/2006/wordml" xmlns:wps="http://schemas.microsoft.com/office/word/2010/wordprocessingShape" mc:Ignorable="w14 w15 w16se w16cid w16 w16cex w16sdtdh w16sdtfl w16du wp14">
-  <w:comment w:id="0" w:author="Heinrich Venter" w:date="2026-06-02T11:46:00Z" w:initials="HV">
-    <w:p>
-      <w:pPr>
-        <w:pStyle w:val="CommentText"/>
-      </w:pPr>
-      <w:r>
-        <w:rPr>
-          <w:rStyle w:val="CommentReference"/>
-        </w:rPr>
-        <w:annotationRef/>
-      </w:r>
-      <w:r>
-        <w:t>Trialling is not a component neither is programming however, the specific code is a component.</w:t>
-      </w:r>
-    </w:p>
-    <w:p>
-      <w:pPr>
-        <w:pStyle w:val="CommentText"/>
-      </w:pPr>
-    </w:p>
-    <w:p>
-      <w:pPr>
-        <w:pStyle w:val="CommentText"/>
-      </w:pPr>
-      <w:r>
-        <w:t>Components are for example your OLED and its wiring</w:t>
-      </w:r>
-    </w:p>
-  </w:comment>
-</w:comments>
-</file>
-
-<file path=word/commentsExtended.xml><?xml version="1.0" encoding="utf-8"?>
-<w15:commentsEx xmlns:wpc="http://schemas.microsoft.com/office/word/2010/wordprocessingCanvas" xmlns:cx="http://schemas.microsoft.com/office/drawing/2014/chartex" xmlns:cx1="http://schemas.microsoft.com/office/drawing/2015/9/8/chartex" xmlns:cx2="http://schemas.microsoft.com/office/drawing/2015/10/21/chartex" xmlns:cx3="http://schemas.microsoft.com/office/drawing/2016/5/9/chartex" xmlns:cx4="http://schemas.microsoft.com/office/drawing/2016/5/10/chartex" xmlns:cx5="http://schemas.microsoft.com/office/drawing/2016/5/11/chartex" xmlns:cx6="http://schemas.microsoft.com/office/drawing/2016/5/12/chartex" xmlns:cx7="http://schemas.microsoft.com/office/drawing/2016/5/13/chartex" xmlns:cx8="http://schemas.microsoft.com/office/drawing/2016/5/14/chartex" xmlns:mc="http://schemas.openxmlformats.org/markup-compatibility/2006" xmlns:aink="http://schemas.microsoft.com/office/drawing/2016/ink" xmlns:am3d="http://schemas.microsoft.com/office/drawing/2017/model3d" xmlns:o="urn:schemas-microsoft-com:office:office" xmlns:oel="http://schemas.microsoft.com/office/2019/extlst" xmlns:r="http://schemas.openxmlformats.org/officeDocument/2006/relationships" xmlns:m="http://schemas.openxmlformats.org/officeDocument/2006/math" xmlns:v="urn:schemas-microsoft-com:vml" xmlns:wp14="http://schemas.microsoft.com/office/word/2010/wordprocessingDrawing" xmlns:wp="http://schemas.openxmlformats.org/drawingml/2006/wordprocessingDrawing" xmlns:w10="urn:schemas-microsoft-com:office:word" xmlns:w="http://schemas.openxmlformats.org/wordprocessingml/2006/main" xmlns:w14="http://schemas.microsoft.com/office/word/2010/wordml" xmlns:w15="http://schemas.microsoft.com/office/word/2012/wordml" xmlns:w16cex="http://schemas.microsoft.com/office/word/2018/wordml/cex" xmlns:w16cid="http://schemas.microsoft.com/office/word/2016/wordml/cid" xmlns:w16="http://schemas.microsoft.com/office/word/2018/wordml" xmlns:w16du="http://schemas.microsoft.com/office/word/2023/wordml/word16du" xmlns:w16sdtdh="http://schemas.microsoft.com/office/word/2020/wordml/sdtdatahash" xmlns:w16sdtfl="http://schemas.microsoft.com/office/word/2024/wordml/sdtformatlock" xmlns:w16se="http://schemas.microsoft.com/office/word/2015/wordml/symex" xmlns:wpg="http://schemas.microsoft.com/office/word/2010/wordprocessingGroup" xmlns:wpi="http://schemas.microsoft.com/office/word/2010/wordprocessingInk" xmlns:wne="http://schemas.microsoft.com/office/word/2006/wordml" xmlns:wps="http://schemas.microsoft.com/office/word/2010/wordprocessingShape" mc:Ignorable="w14 w15 w16se w16cid w16 w16cex w16sdtdh w16sdtfl w16du wp14">
-  <w15:commentEx w15:paraId="2F3C5B27" w15:done="0"/>
-</w15:commentsEx>
-</file>
-
-<file path=word/commentsExtensible.xml><?xml version="1.0" encoding="utf-8"?>
-<w16cex:commentsExtensible xmlns:wpc="http://schemas.microsoft.com/office/word/2010/wordprocessingCanvas" xmlns:cx="http://schemas.microsoft.com/office/drawing/2014/chartex" xmlns:cx1="http://schemas.microsoft.com/office/drawing/2015/9/8/chartex" xmlns:cx2="http://schemas.microsoft.com/office/drawing/2015/10/21/chartex" xmlns:cx3="http://schemas.microsoft.com/office/drawing/2016/5/9/chartex" xmlns:cx4="http://schemas.microsoft.com/office/drawing/2016/5/10/chartex" xmlns:cx5="http://schemas.microsoft.com/office/drawing/2016/5/11/chartex" xmlns:cx6="http://schemas.microsoft.com/office/drawing/2016/5/12/chartex" xmlns:cx7="http://schemas.microsoft.com/office/drawing/2016/5/13/chartex" xmlns:cx8="http://schemas.microsoft.com/office/drawing/2016/5/14/chartex" xmlns:cr="http://schemas.microsoft.com/office/comments/2020/reactions" xmlns:mc="http://schemas.openxmlformats.org/markup-compatibility/2006" xmlns:aink="http://schemas.microsoft.com/office/drawing/2016/ink" xmlns:am3d="http://schemas.microsoft.com/office/drawing/2017/model3d" xmlns:o="urn:schemas-microsoft-com:office:office" xmlns:oel="http://schemas.microsoft.com/office/2019/extlst" xmlns:r="http://schemas.openxmlformats.org/officeDocument/2006/relationships" xmlns:m="http://schemas.openxmlformats.org/officeDocument/2006/math" xmlns:v="urn:schemas-microsoft-com:vml" xmlns:wp14="http://schemas.microsoft.com/office/word/2010/wordprocessingDrawing" xmlns:wp="http://schemas.openxmlformats.org/drawingml/2006/wordprocessingDrawing" xmlns:w10="urn:schemas-microsoft-com:office:word" xmlns:w="http://schemas.openxmlformats.org/wordprocessingml/2006/main" xmlns:w14="http://schemas.microsoft.com/office/word/2010/wordml" xmlns:w15="http://schemas.microsoft.com/office/word/2012/wordml" xmlns:w16cex="http://schemas.microsoft.com/office/word/2018/wordml/cex" xmlns:w16cid="http://schemas.microsoft.com/office/word/2016/wordml/cid" xmlns:w16="http://schemas.microsoft.com/office/word/2018/wordml" xmlns:w16du="http://schemas.microsoft.com/office/word/2023/wordml/word16du" xmlns:w16sdtdh="http://schemas.microsoft.com/office/word/2020/wordml/sdtdatahash" xmlns:w16sdtfl="http://schemas.microsoft.com/office/word/2024/wordml/sdtformatlock" xmlns:w16se="http://schemas.microsoft.com/office/word/2015/wordml/symex" xmlns:wpg="http://schemas.microsoft.com/office/word/2010/wordprocessingGroup" xmlns:wpi="http://schemas.microsoft.com/office/word/2010/wordprocessingInk" xmlns:wne="http://schemas.microsoft.com/office/word/2006/wordml" xmlns:wps="http://schemas.microsoft.com/office/word/2010/wordprocessingShape" mc:Ignorable="w14 w15 w16se w16cid w16 w16cex w16sdtdh w16sdtfl cr w16du wp14">
-  <w16cex:commentExtensible w16cex:durableId="0616E86E" w16cex:dateUtc="2026-06-01T23:46:00Z"/>
-</w16cex:commentsExtensible>
-</file>
-
-<file path=word/commentsIds.xml><?xml version="1.0" encoding="utf-8"?>
-<w16cid:commentsIds xmlns:wpc="http://schemas.microsoft.com/office/word/2010/wordprocessingCanvas" xmlns:cx="http://schemas.microsoft.com/office/drawing/2014/chartex" xmlns:cx1="http://schemas.microsoft.com/office/drawing/2015/9/8/chartex" xmlns:cx2="http://schemas.microsoft.com/office/drawing/2015/10/21/chartex" xmlns:cx3="http://schemas.microsoft.com/office/drawing/2016/5/9/chartex" xmlns:cx4="http://schemas.microsoft.com/office/drawing/2016/5/10/chartex" xmlns:cx5="http://schemas.microsoft.com/office/drawing/2016/5/11/chartex" xmlns:cx6="http://schemas.microsoft.com/office/drawing/2016/5/12/chartex" xmlns:cx7="http://schemas.microsoft.com/office/drawing/2016/5/13/chartex" xmlns:cx8="http://schemas.microsoft.com/office/drawing/2016/5/14/chartex" xmlns:mc="http://schemas.openxmlformats.org/markup-compatibility/2006" xmlns:aink="http://schemas.microsoft.com/office/drawing/2016/ink" xmlns:am3d="http://schemas.microsoft.com/office/drawing/2017/model3d" xmlns:o="urn:schemas-microsoft-com:office:office" xmlns:oel="http://schemas.microsoft.com/office/2019/extlst" xmlns:r="http://schemas.openxmlformats.org/officeDocument/2006/relationships" xmlns:m="http://schemas.openxmlformats.org/officeDocument/2006/math" xmlns:v="urn:schemas-microsoft-com:vml" xmlns:wp14="http://schemas.microsoft.com/office/word/2010/wordprocessingDrawing" xmlns:wp="http://schemas.openxmlformats.org/drawingml/2006/wordprocessingDrawing" xmlns:w10="urn:schemas-microsoft-com:office:word" xmlns:w="http://schemas.openxmlformats.org/wordprocessingml/2006/main" xmlns:w14="http://schemas.microsoft.com/office/word/2010/wordml" xmlns:w15="http://schemas.microsoft.com/office/word/2012/wordml" xmlns:w16cex="http://schemas.microsoft.com/office/word/2018/wordml/cex" xmlns:w16cid="http://schemas.microsoft.com/office/word/2016/wordml/cid" xmlns:w16="http://schemas.microsoft.com/office/word/2018/wordml" xmlns:w16du="http://schemas.microsoft.com/office/word/2023/wordml/word16du" xmlns:w16sdtdh="http://schemas.microsoft.com/office/word/2020/wordml/sdtdatahash" xmlns:w16sdtfl="http://schemas.microsoft.com/office/word/2024/wordml/sdtformatlock" xmlns:w16se="http://schemas.microsoft.com/office/word/2015/wordml/symex" xmlns:wpg="http://schemas.microsoft.com/office/word/2010/wordprocessingGroup" xmlns:wpi="http://schemas.microsoft.com/office/word/2010/wordprocessingInk" xmlns:wne="http://schemas.microsoft.com/office/word/2006/wordml" xmlns:wps="http://schemas.microsoft.com/office/word/2010/wordprocessingShape" mc:Ignorable="w14 w15 w16se w16cid w16 w16cex w16sdtdh w16sdtfl w16du wp14">
-  <w16cid:commentId w16cid:paraId="2F3C5B27" w16cid:durableId="0616E86E"/>
-</w16cid:commentsIds>
 </file>
 
 <file path=word/numbering.xml><?xml version="1.0" encoding="utf-8"?>
@@ -3623,14 +4015,6 @@
     <w:abstractNumId w:val="0"/>
   </w:num>
 </w:numbering>
-</file>
-
-<file path=word/people.xml><?xml version="1.0" encoding="utf-8"?>
-<w15:people xmlns:wpc="http://schemas.microsoft.com/office/word/2010/wordprocessingCanvas" xmlns:cx="http://schemas.microsoft.com/office/drawing/2014/chartex" xmlns:cx1="http://schemas.microsoft.com/office/drawing/2015/9/8/chartex" xmlns:cx2="http://schemas.microsoft.com/office/drawing/2015/10/21/chartex" xmlns:cx3="http://schemas.microsoft.com/office/drawing/2016/5/9/chartex" xmlns:cx4="http://schemas.microsoft.com/office/drawing/2016/5/10/chartex" xmlns:cx5="http://schemas.microsoft.com/office/drawing/2016/5/11/chartex" xmlns:cx6="http://schemas.microsoft.com/office/drawing/2016/5/12/chartex" xmlns:cx7="http://schemas.microsoft.com/office/drawing/2016/5/13/chartex" xmlns:cx8="http://schemas.microsoft.com/office/drawing/2016/5/14/chartex" xmlns:mc="http://schemas.openxmlformats.org/markup-compatibility/2006" xmlns:aink="http://schemas.microsoft.com/office/drawing/2016/ink" xmlns:am3d="http://schemas.microsoft.com/office/drawing/2017/model3d" xmlns:o="urn:schemas-microsoft-com:office:office" xmlns:oel="http://schemas.microsoft.com/office/2019/extlst" xmlns:r="http://schemas.openxmlformats.org/officeDocument/2006/relationships" xmlns:m="http://schemas.openxmlformats.org/officeDocument/2006/math" xmlns:v="urn:schemas-microsoft-com:vml" xmlns:wp14="http://schemas.microsoft.com/office/word/2010/wordprocessingDrawing" xmlns:wp="http://schemas.openxmlformats.org/drawingml/2006/wordprocessingDrawing" xmlns:w10="urn:schemas-microsoft-com:office:word" xmlns:w="http://schemas.openxmlformats.org/wordprocessingml/2006/main" xmlns:w14="http://schemas.microsoft.com/office/word/2010/wordml" xmlns:w15="http://schemas.microsoft.com/office/word/2012/wordml" xmlns:w16cex="http://schemas.microsoft.com/office/word/2018/wordml/cex" xmlns:w16cid="http://schemas.microsoft.com/office/word/2016/wordml/cid" xmlns:w16="http://schemas.microsoft.com/office/word/2018/wordml" xmlns:w16du="http://schemas.microsoft.com/office/word/2023/wordml/word16du" xmlns:w16sdtdh="http://schemas.microsoft.com/office/word/2020/wordml/sdtdatahash" xmlns:w16sdtfl="http://schemas.microsoft.com/office/word/2024/wordml/sdtformatlock" xmlns:w16se="http://schemas.microsoft.com/office/word/2015/wordml/symex" xmlns:wpg="http://schemas.microsoft.com/office/word/2010/wordprocessingGroup" xmlns:wpi="http://schemas.microsoft.com/office/word/2010/wordprocessingInk" xmlns:wne="http://schemas.microsoft.com/office/word/2006/wordml" xmlns:wps="http://schemas.microsoft.com/office/word/2010/wordprocessingShape" mc:Ignorable="w14 w15 w16se w16cid w16 w16cex w16sdtdh w16sdtfl w16du wp14">
-  <w15:person w15:author="Heinrich Venter">
-    <w15:presenceInfo w15:providerId="Windows Live" w15:userId="694de3c83518532c"/>
-  </w15:person>
-</w15:people>
 </file>
 
 <file path=word/styles.xml><?xml version="1.0" encoding="utf-8"?>
@@ -4575,6 +4959,68 @@
 </file>
 
 <file path=customXml/item1.xml><?xml version="1.0" encoding="utf-8"?>
+<p:properties xmlns:p="http://schemas.microsoft.com/office/2006/metadata/properties" xmlns:xsi="http://www.w3.org/2001/XMLSchema-instance" xmlns:pc="http://schemas.microsoft.com/office/infopath/2007/PartnerControls">
+  <documentManagement>
+    <FolderType xmlns="8e8bdfa1-897e-455b-96e1-da9724e984b4" xsi:nil="true"/>
+    <Has_Teacher_Only_SectionGroup xmlns="8e8bdfa1-897e-455b-96e1-da9724e984b4" xsi:nil="true"/>
+    <DefaultSectionNames xmlns="8e8bdfa1-897e-455b-96e1-da9724e984b4" xsi:nil="true"/>
+    <AppVersion xmlns="8e8bdfa1-897e-455b-96e1-da9724e984b4" xsi:nil="true"/>
+    <Invited_Students xmlns="8e8bdfa1-897e-455b-96e1-da9724e984b4" xsi:nil="true"/>
+    <Teachers xmlns="8e8bdfa1-897e-455b-96e1-da9724e984b4">
+      <UserInfo>
+        <DisplayName/>
+        <AccountId xsi:nil="true"/>
+        <AccountType/>
+      </UserInfo>
+    </Teachers>
+    <Self_Registration_Enabled xmlns="8e8bdfa1-897e-455b-96e1-da9724e984b4" xsi:nil="true"/>
+    <Is_Collaboration_Space_Locked xmlns="8e8bdfa1-897e-455b-96e1-da9724e984b4" xsi:nil="true"/>
+    <CultureName xmlns="8e8bdfa1-897e-455b-96e1-da9724e984b4" xsi:nil="true"/>
+    <Templates xmlns="8e8bdfa1-897e-455b-96e1-da9724e984b4" xsi:nil="true"/>
+    <NotebookType xmlns="8e8bdfa1-897e-455b-96e1-da9724e984b4" xsi:nil="true"/>
+    <Students xmlns="8e8bdfa1-897e-455b-96e1-da9724e984b4">
+      <UserInfo>
+        <DisplayName/>
+        <AccountId xsi:nil="true"/>
+        <AccountType/>
+      </UserInfo>
+    </Students>
+    <Student_Groups xmlns="8e8bdfa1-897e-455b-96e1-da9724e984b4">
+      <UserInfo>
+        <DisplayName/>
+        <AccountId xsi:nil="true"/>
+        <AccountType/>
+      </UserInfo>
+    </Student_Groups>
+    <TeamsChannelId xmlns="8e8bdfa1-897e-455b-96e1-da9724e984b4" xsi:nil="true"/>
+    <Owner xmlns="8e8bdfa1-897e-455b-96e1-da9724e984b4">
+      <UserInfo>
+        <DisplayName/>
+        <AccountId xsi:nil="true"/>
+        <AccountType/>
+      </UserInfo>
+    </Owner>
+    <Math_Settings xmlns="8e8bdfa1-897e-455b-96e1-da9724e984b4" xsi:nil="true"/>
+    <Invited_Teachers xmlns="8e8bdfa1-897e-455b-96e1-da9724e984b4" xsi:nil="true"/>
+    <IsNotebookLocked xmlns="8e8bdfa1-897e-455b-96e1-da9724e984b4" xsi:nil="true"/>
+  </documentManagement>
+</p:properties>
+</file>
+
+<file path=customXml/item2.xml><?xml version="1.0" encoding="utf-8"?>
+<b:Sources xmlns:b="http://schemas.openxmlformats.org/officeDocument/2006/bibliography" xmlns="http://schemas.openxmlformats.org/officeDocument/2006/bibliography" SelectedStyle="\APASixthEditionOfficeOnline.xsl" StyleName="APA" Version="6"/>
+</file>
+
+<file path=customXml/item3.xml><?xml version="1.0" encoding="utf-8"?>
+<?mso-contentType ?>
+<FormTemplates xmlns="http://schemas.microsoft.com/sharepoint/v3/contenttype/forms">
+  <Display>DocumentLibraryForm</Display>
+  <Edit>DocumentLibraryForm</Edit>
+  <New>DocumentLibraryForm</New>
+</FormTemplates>
+</file>
+
+<file path=customXml/item4.xml><?xml version="1.0" encoding="utf-8"?>
 <ct:contentTypeSchema xmlns:ct="http://schemas.microsoft.com/office/2006/metadata/contentType" xmlns:ma="http://schemas.microsoft.com/office/2006/metadata/properties/metaAttributes" ct:_="" ma:_="" ma:contentTypeName="Document" ma:contentTypeID="0x010100B404DBCFBC02B04D838E297E7AC49BEC" ma:contentTypeVersion="29" ma:contentTypeDescription="Create a new document." ma:contentTypeScope="" ma:versionID="00b475807ba7603a210177ce3d310360">
   <xsd:schema xmlns:xsd="http://www.w3.org/2001/XMLSchema" xmlns:xs="http://www.w3.org/2001/XMLSchema" xmlns:p="http://schemas.microsoft.com/office/2006/metadata/properties" xmlns:ns3="8e8bdfa1-897e-455b-96e1-da9724e984b4" xmlns:ns4="0bf4e652-3194-4289-a587-4a2abc6573c1" targetNamespace="http://schemas.microsoft.com/office/2006/metadata/properties" ma:root="true" ma:fieldsID="41c2c417b58d7032c1f2cfab3b2ec764" ns3:_="" ns4:_="">
     <xsd:import namespace="8e8bdfa1-897e-455b-96e1-da9724e984b4"/>
@@ -4955,69 +5401,33 @@
 </ct:contentTypeSchema>
 </file>
 
-<file path=customXml/item2.xml><?xml version="1.0" encoding="utf-8"?>
-<?mso-contentType ?>
-<FormTemplates xmlns="http://schemas.microsoft.com/sharepoint/v3/contenttype/forms">
-  <Display>DocumentLibraryForm</Display>
-  <Edit>DocumentLibraryForm</Edit>
-  <New>DocumentLibraryForm</New>
-</FormTemplates>
+<file path=customXml/itemProps1.xml><?xml version="1.0" encoding="utf-8"?>
+<ds:datastoreItem xmlns:ds="http://schemas.openxmlformats.org/officeDocument/2006/customXml" ds:itemID="{69D82E26-D04D-4830-A7BF-C9806F1C26F2}">
+  <ds:schemaRefs>
+    <ds:schemaRef ds:uri="http://schemas.microsoft.com/office/2006/metadata/properties"/>
+    <ds:schemaRef ds:uri="http://schemas.microsoft.com/office/infopath/2007/PartnerControls"/>
+    <ds:schemaRef ds:uri="8e8bdfa1-897e-455b-96e1-da9724e984b4"/>
+  </ds:schemaRefs>
+</ds:datastoreItem>
 </file>
 
-<file path=customXml/item3.xml><?xml version="1.0" encoding="utf-8"?>
-<b:Sources xmlns:b="http://schemas.openxmlformats.org/officeDocument/2006/bibliography" xmlns="http://schemas.openxmlformats.org/officeDocument/2006/bibliography" SelectedStyle="\APASixthEditionOfficeOnline.xsl" StyleName="APA" Version="6"/>
+<file path=customXml/itemProps2.xml><?xml version="1.0" encoding="utf-8"?>
+<ds:datastoreItem xmlns:ds="http://schemas.openxmlformats.org/officeDocument/2006/customXml" ds:itemID="{E3F01FBF-D99E-480B-B558-73E1E1525F94}">
+  <ds:schemaRefs>
+    <ds:schemaRef ds:uri="http://schemas.openxmlformats.org/officeDocument/2006/bibliography"/>
+  </ds:schemaRefs>
+</ds:datastoreItem>
 </file>
 
-<file path=customXml/item4.xml><?xml version="1.0" encoding="utf-8"?>
-<p:properties xmlns:p="http://schemas.microsoft.com/office/2006/metadata/properties" xmlns:xsi="http://www.w3.org/2001/XMLSchema-instance" xmlns:pc="http://schemas.microsoft.com/office/infopath/2007/PartnerControls">
-  <documentManagement>
-    <FolderType xmlns="8e8bdfa1-897e-455b-96e1-da9724e984b4" xsi:nil="true"/>
-    <Has_Teacher_Only_SectionGroup xmlns="8e8bdfa1-897e-455b-96e1-da9724e984b4" xsi:nil="true"/>
-    <DefaultSectionNames xmlns="8e8bdfa1-897e-455b-96e1-da9724e984b4" xsi:nil="true"/>
-    <AppVersion xmlns="8e8bdfa1-897e-455b-96e1-da9724e984b4" xsi:nil="true"/>
-    <Invited_Students xmlns="8e8bdfa1-897e-455b-96e1-da9724e984b4" xsi:nil="true"/>
-    <Teachers xmlns="8e8bdfa1-897e-455b-96e1-da9724e984b4">
-      <UserInfo>
-        <DisplayName/>
-        <AccountId xsi:nil="true"/>
-        <AccountType/>
-      </UserInfo>
-    </Teachers>
-    <Self_Registration_Enabled xmlns="8e8bdfa1-897e-455b-96e1-da9724e984b4" xsi:nil="true"/>
-    <Is_Collaboration_Space_Locked xmlns="8e8bdfa1-897e-455b-96e1-da9724e984b4" xsi:nil="true"/>
-    <CultureName xmlns="8e8bdfa1-897e-455b-96e1-da9724e984b4" xsi:nil="true"/>
-    <Templates xmlns="8e8bdfa1-897e-455b-96e1-da9724e984b4" xsi:nil="true"/>
-    <NotebookType xmlns="8e8bdfa1-897e-455b-96e1-da9724e984b4" xsi:nil="true"/>
-    <Students xmlns="8e8bdfa1-897e-455b-96e1-da9724e984b4">
-      <UserInfo>
-        <DisplayName/>
-        <AccountId xsi:nil="true"/>
-        <AccountType/>
-      </UserInfo>
-    </Students>
-    <Student_Groups xmlns="8e8bdfa1-897e-455b-96e1-da9724e984b4">
-      <UserInfo>
-        <DisplayName/>
-        <AccountId xsi:nil="true"/>
-        <AccountType/>
-      </UserInfo>
-    </Student_Groups>
-    <TeamsChannelId xmlns="8e8bdfa1-897e-455b-96e1-da9724e984b4" xsi:nil="true"/>
-    <Owner xmlns="8e8bdfa1-897e-455b-96e1-da9724e984b4">
-      <UserInfo>
-        <DisplayName/>
-        <AccountId xsi:nil="true"/>
-        <AccountType/>
-      </UserInfo>
-    </Owner>
-    <Math_Settings xmlns="8e8bdfa1-897e-455b-96e1-da9724e984b4" xsi:nil="true"/>
-    <Invited_Teachers xmlns="8e8bdfa1-897e-455b-96e1-da9724e984b4" xsi:nil="true"/>
-    <IsNotebookLocked xmlns="8e8bdfa1-897e-455b-96e1-da9724e984b4" xsi:nil="true"/>
-  </documentManagement>
-</p:properties>
+<file path=customXml/itemProps3.xml><?xml version="1.0" encoding="utf-8"?>
+<ds:datastoreItem xmlns:ds="http://schemas.openxmlformats.org/officeDocument/2006/customXml" ds:itemID="{192A387B-6998-40B4-BA18-B536273BFB3D}">
+  <ds:schemaRefs>
+    <ds:schemaRef ds:uri="http://schemas.microsoft.com/sharepoint/v3/contenttype/forms"/>
+  </ds:schemaRefs>
+</ds:datastoreItem>
 </file>
 
-<file path=customXml/itemProps1.xml><?xml version="1.0" encoding="utf-8"?>
+<file path=customXml/itemProps4.xml><?xml version="1.0" encoding="utf-8"?>
 <ds:datastoreItem xmlns:ds="http://schemas.openxmlformats.org/officeDocument/2006/customXml" ds:itemID="{3C5C1F59-64A0-4772-B91D-4079A66CA574}">
   <ds:schemaRefs>
     <ds:schemaRef ds:uri="http://schemas.microsoft.com/office/2006/metadata/contentType"/>
@@ -5034,30 +5444,4 @@
     <ds:schemaRef ds:uri="http://schemas.microsoft.com/internal/obd"/>
   </ds:schemaRefs>
 </ds:datastoreItem>
-</file>
-
-<file path=customXml/itemProps2.xml><?xml version="1.0" encoding="utf-8"?>
-<ds:datastoreItem xmlns:ds="http://schemas.openxmlformats.org/officeDocument/2006/customXml" ds:itemID="{192A387B-6998-40B4-BA18-B536273BFB3D}">
-  <ds:schemaRefs>
-    <ds:schemaRef ds:uri="http://schemas.microsoft.com/sharepoint/v3/contenttype/forms"/>
-  </ds:schemaRefs>
-</ds:datastoreItem>
-</file>
-
-<file path=customXml/itemProps3.xml><?xml version="1.0" encoding="utf-8"?>
-<ds:datastoreItem xmlns:ds="http://schemas.openxmlformats.org/officeDocument/2006/customXml" ds:itemID="{E3F01FBF-D99E-480B-B558-73E1E1525F94}">
-  <ds:schemaRefs>
-    <ds:schemaRef ds:uri="http://schemas.openxmlformats.org/officeDocument/2006/bibliography"/>
-  </ds:schemaRefs>
-</ds:datastoreItem>
-</file>
-
-<file path=customXml/itemProps4.xml><?xml version="1.0" encoding="utf-8"?>
-<ds:datastoreItem xmlns:ds="http://schemas.openxmlformats.org/officeDocument/2006/customXml" ds:itemID="{69D82E26-D04D-4830-A7BF-C9806F1C26F2}">
-  <ds:schemaRefs>
-    <ds:schemaRef ds:uri="http://schemas.microsoft.com/office/2006/metadata/properties"/>
-    <ds:schemaRef ds:uri="http://schemas.microsoft.com/office/infopath/2007/PartnerControls"/>
-    <ds:schemaRef ds:uri="8e8bdfa1-897e-455b-96e1-da9724e984b4"/>
-  </ds:schemaRefs>
-</ds:datastoreItem>
 </file>
--- a/13 DI Heinrich Venter develop an outcome.docx
+++ b/13 DI Heinrich Venter develop an outcome.docx
@@ -89,15 +89,7 @@
     </w:p>
     <w:p>
       <w:r>
-        <w:t xml:space="preserve">Examples </w:t>
-      </w:r>
-      <w:proofErr w:type="gramStart"/>
-      <w:r>
-        <w:t>are:</w:t>
-      </w:r>
-      <w:proofErr w:type="gramEnd"/>
-      <w:r>
-        <w:t xml:space="preserve"> social ● cultural ● legal ● ethical ● intellectual property ● privacy ● accessibility ● usability ● functionality ● aesthetics ● sustainability and future proofing ● end-user considerations ● health and safety.</w:t>
+        <w:t>Examples are: social ● cultural ● legal ● ethical ● intellectual property ● privacy ● accessibility ● usability ● functionality ● aesthetics ● sustainability and future proofing ● end-user considerations ● health and safety.</w:t>
       </w:r>
     </w:p>
     <w:tbl>
@@ -207,11 +199,9 @@
             <w:shd w:val="clear" w:color="auto" w:fill="FFCCCC"/>
           </w:tcPr>
           <w:p>
-            <w:proofErr w:type="spellStart"/>
             <w:r>
               <w:t>Accesability</w:t>
             </w:r>
-            <w:proofErr w:type="spellEnd"/>
           </w:p>
         </w:tc>
         <w:tc>
@@ -311,27 +301,7 @@
                       <w:szCs w:val="24"/>
                       <w:lang w:val="en-US"/>
                     </w:rPr>
-                    <w:t xml:space="preserve">Accessibility for the </w:t>
-                  </w:r>
-                  <w:proofErr w:type="spellStart"/>
-                  <w:r>
-                    <w:rPr>
-                      <w:rFonts w:eastAsia="Times New Roman" w:cstheme="minorHAnsi"/>
-                      <w:sz w:val="24"/>
-                      <w:szCs w:val="24"/>
-                      <w:lang w:val="en-US"/>
-                    </w:rPr>
-                    <w:t>pitbike</w:t>
-                  </w:r>
-                  <w:proofErr w:type="spellEnd"/>
-                  <w:r>
-                    <w:rPr>
-                      <w:rFonts w:eastAsia="Times New Roman" w:cstheme="minorHAnsi"/>
-                      <w:sz w:val="24"/>
-                      <w:szCs w:val="24"/>
-                      <w:lang w:val="en-US"/>
-                    </w:rPr>
-                    <w:t xml:space="preserve"> means the bike’s controls, indicators, and basic functions need to be understandable and manageable for a range of riders. This includes clear visual indicators, easy-to-reach switches, and controls that don’t require excessive strength.</w:t>
+                    <w:t>Accessibility for the pitbike means the bike’s controls, indicators, and basic functions need to be understandable and manageable for a range of riders. This includes clear visual indicators, easy-to-reach switches, and controls that don’t require excessive strength.</w:t>
                   </w:r>
                 </w:p>
               </w:tc>
@@ -382,15 +352,7 @@
           </w:tcPr>
           <w:p>
             <w:r>
-              <w:t xml:space="preserve">Usability relates to how easy it is to understand and use the </w:t>
-            </w:r>
-            <w:proofErr w:type="spellStart"/>
-            <w:r>
-              <w:t>pitbike’s</w:t>
-            </w:r>
-            <w:proofErr w:type="spellEnd"/>
-            <w:r>
-              <w:t xml:space="preserve"> hybrid systems, such as switching modes, checking battery levels, or starting the bike. The design needs to feel intuitive even for new riders.</w:t>
+              <w:t>Usability relates to how easy it is to understand and use the pitbike’s hybrid systems, such as switching modes, checking battery levels, or starting the bike. The design needs to feel intuitive even for new riders.</w:t>
             </w:r>
           </w:p>
         </w:tc>
@@ -401,23 +363,7 @@
           </w:tcPr>
           <w:p>
             <w:r>
-              <w:t xml:space="preserve">It matters because if the interface is confusing, the rider could misuse the bike or struggle during operation. I will address this by keeping the hybrid controls simple, limiting unnecessary switches, and providing a logical layout </w:t>
-            </w:r>
-            <w:proofErr w:type="gramStart"/>
-            <w:r>
-              <w:t>similar to</w:t>
-            </w:r>
-            <w:proofErr w:type="gramEnd"/>
-            <w:r>
-              <w:t xml:space="preserve"> standard </w:t>
-            </w:r>
-            <w:proofErr w:type="spellStart"/>
-            <w:r>
-              <w:t>pitbikes</w:t>
-            </w:r>
-            <w:proofErr w:type="spellEnd"/>
-            <w:r>
-              <w:t xml:space="preserve"> so it feels familiar.</w:t>
+              <w:t>It matters because if the interface is confusing, the rider could misuse the bike or struggle during operation. I will address this by keeping the hybrid controls simple, limiting unnecessary switches, and providing a logical layout similar to standard pitbikes so it feels familiar.</w:t>
             </w:r>
           </w:p>
         </w:tc>
@@ -538,27 +484,7 @@
                       <w:szCs w:val="24"/>
                       <w:lang w:val="en-US"/>
                     </w:rPr>
-                    <w:t xml:space="preserve">Functionality refers to how well the 70cc hybrid </w:t>
-                  </w:r>
-                  <w:proofErr w:type="spellStart"/>
-                  <w:r>
-                    <w:rPr>
-                      <w:rFonts w:eastAsia="Times New Roman" w:cstheme="minorHAnsi"/>
-                      <w:sz w:val="24"/>
-                      <w:szCs w:val="24"/>
-                      <w:lang w:val="en-US"/>
-                    </w:rPr>
-                    <w:t>pitbike</w:t>
-                  </w:r>
-                  <w:proofErr w:type="spellEnd"/>
-                  <w:r>
-                    <w:rPr>
-                      <w:rFonts w:eastAsia="Times New Roman" w:cstheme="minorHAnsi"/>
-                      <w:sz w:val="24"/>
-                      <w:szCs w:val="24"/>
-                      <w:lang w:val="en-US"/>
-                    </w:rPr>
-                    <w:t xml:space="preserve"> performs its intended purpose—delivering reliable petrol and electric operation, smooth power delivery, and stable riding. It also includes ensuring the components (battery, controller, mechanical systems) work together correctly.</w:t>
+                    <w:t>Functionality refers to how well the 70cc hybrid pitbike performs its intended purpose—delivering reliable petrol and electric operation, smooth power delivery, and stable riding. It also includes ensuring the components (battery, controller, mechanical systems) work together correctly.</w:t>
                   </w:r>
                 </w:p>
               </w:tc>
@@ -605,15 +531,7 @@
           </w:tcPr>
           <w:p>
             <w:r>
-              <w:t xml:space="preserve">Aesthetics for the </w:t>
-            </w:r>
-            <w:proofErr w:type="spellStart"/>
-            <w:r>
-              <w:t>pitbike</w:t>
-            </w:r>
-            <w:proofErr w:type="spellEnd"/>
-            <w:r>
-              <w:t xml:space="preserve"> include the visual design—how the hybrid components are integrated, how tidy the wiring is, and the overall look of the bike. A clean, professional aesthetic helps the bike feel intentional rather than thrown together.</w:t>
+              <w:t>Aesthetics for the pitbike include the visual design—how the hybrid components are integrated, how tidy the wiring is, and the overall look of the bike. A clean, professional aesthetic helps the bike feel intentional rather than thrown together.</w:t>
             </w:r>
           </w:p>
         </w:tc>
@@ -823,15 +741,7 @@
               <w:t>Description:</w:t>
             </w:r>
             <w:r>
-              <w:t xml:space="preserve"> using </w:t>
-            </w:r>
-            <w:proofErr w:type="spellStart"/>
-            <w:r>
-              <w:t>github</w:t>
-            </w:r>
-            <w:proofErr w:type="spellEnd"/>
-            <w:r>
-              <w:t xml:space="preserve"> that saves every version history so there is a mistake or something that is changed incorrectly you can go </w:t>
+              <w:t xml:space="preserve"> using github that saves every version history so there is a mistake or something that is changed incorrectly you can go </w:t>
             </w:r>
             <w:r>
               <w:t>back</w:t>
@@ -877,26 +787,10 @@
               <w:t>Every time</w:t>
             </w:r>
             <w:r>
-              <w:t xml:space="preserve"> I close my files so that </w:t>
-            </w:r>
-            <w:proofErr w:type="gramStart"/>
-            <w:r>
-              <w:t>its</w:t>
-            </w:r>
-            <w:proofErr w:type="gramEnd"/>
-            <w:r>
-              <w:t xml:space="preserve"> saved when I close my </w:t>
-            </w:r>
-            <w:r>
-              <w:t xml:space="preserve">laptop/computer and if I need to go back to a previous file that was </w:t>
-            </w:r>
-            <w:proofErr w:type="gramStart"/>
-            <w:r>
-              <w:t>deleted</w:t>
-            </w:r>
-            <w:proofErr w:type="gramEnd"/>
-            <w:r>
-              <w:t xml:space="preserve"> I can recover the file without redoing that work all over again</w:t>
+              <w:t xml:space="preserve"> I close my files so that its saved when I close my </w:t>
+            </w:r>
+            <w:r>
+              <w:t>laptop/computer and if I need to go back to a previous file that was deleted I can recover the file without redoing that work all over again</w:t>
             </w:r>
           </w:p>
         </w:tc>
@@ -912,7 +806,45 @@
               <w:t>Evidence 1:</w:t>
             </w:r>
           </w:p>
-          <w:p/>
+          <w:p>
+            <w:r>
+              <w:drawing>
+                <wp:inline distT="0" distB="0" distL="0" distR="0" wp14:anchorId="35C9ED11" wp14:editId="11C4454E">
+                  <wp:extent cx="2070625" cy="1118128"/>
+                  <wp:effectExtent l="0" t="0" r="6350" b="6350"/>
+                  <wp:docPr id="1970155301" name="Picture 1"/>
+                  <wp:cNvGraphicFramePr>
+                    <a:graphicFrameLocks xmlns:a="http://schemas.openxmlformats.org/drawingml/2006/main" noChangeAspect="1"/>
+                  </wp:cNvGraphicFramePr>
+                  <a:graphic xmlns:a="http://schemas.openxmlformats.org/drawingml/2006/main">
+                    <a:graphicData uri="http://schemas.openxmlformats.org/drawingml/2006/picture">
+                      <pic:pic xmlns:pic="http://schemas.openxmlformats.org/drawingml/2006/picture">
+                        <pic:nvPicPr>
+                          <pic:cNvPr id="1970155301" name=""/>
+                          <pic:cNvPicPr/>
+                        </pic:nvPicPr>
+                        <pic:blipFill>
+                          <a:blip r:embed="rId9"/>
+                          <a:stretch>
+                            <a:fillRect/>
+                          </a:stretch>
+                        </pic:blipFill>
+                        <pic:spPr>
+                          <a:xfrm>
+                            <a:off x="0" y="0"/>
+                            <a:ext cx="2107374" cy="1137972"/>
+                          </a:xfrm>
+                          <a:prstGeom prst="rect">
+                            <a:avLst/>
+                          </a:prstGeom>
+                        </pic:spPr>
+                      </pic:pic>
+                    </a:graphicData>
+                  </a:graphic>
+                </wp:inline>
+              </w:drawing>
+            </w:r>
+          </w:p>
         </w:tc>
         <w:tc>
           <w:tcPr>
@@ -956,7 +888,7 @@
                           <pic:cNvPicPr/>
                         </pic:nvPicPr>
                         <pic:blipFill>
-                          <a:blip r:embed="rId9"/>
+                          <a:blip r:embed="rId10"/>
                           <a:stretch>
                             <a:fillRect/>
                           </a:stretch>
@@ -998,6 +930,240 @@
               <w:t>Evidence 3:</w:t>
             </w:r>
           </w:p>
+          <w:p>
+            <w:r>
+              <w:drawing>
+                <wp:inline distT="0" distB="0" distL="0" distR="0" wp14:anchorId="7CD95EC6" wp14:editId="12049D04">
+                  <wp:extent cx="2100853" cy="1133055"/>
+                  <wp:effectExtent l="0" t="0" r="0" b="0"/>
+                  <wp:docPr id="742144263" name="Picture 1"/>
+                  <wp:cNvGraphicFramePr>
+                    <a:graphicFrameLocks xmlns:a="http://schemas.openxmlformats.org/drawingml/2006/main" noChangeAspect="1"/>
+                  </wp:cNvGraphicFramePr>
+                  <a:graphic xmlns:a="http://schemas.openxmlformats.org/drawingml/2006/main">
+                    <a:graphicData uri="http://schemas.openxmlformats.org/drawingml/2006/picture">
+                      <pic:pic xmlns:pic="http://schemas.openxmlformats.org/drawingml/2006/picture">
+                        <pic:nvPicPr>
+                          <pic:cNvPr id="742144263" name=""/>
+                          <pic:cNvPicPr/>
+                        </pic:nvPicPr>
+                        <pic:blipFill>
+                          <a:blip r:embed="rId11"/>
+                          <a:stretch>
+                            <a:fillRect/>
+                          </a:stretch>
+                        </pic:blipFill>
+                        <pic:spPr>
+                          <a:xfrm>
+                            <a:off x="0" y="0"/>
+                            <a:ext cx="2121957" cy="1144437"/>
+                          </a:xfrm>
+                          <a:prstGeom prst="rect">
+                            <a:avLst/>
+                          </a:prstGeom>
+                        </pic:spPr>
+                      </pic:pic>
+                    </a:graphicData>
+                  </a:graphic>
+                </wp:inline>
+              </w:drawing>
+            </w:r>
+          </w:p>
+        </w:tc>
+        <w:tc>
+          <w:tcPr>
+            <w:tcW w:w="6011" w:type="dxa"/>
+            <w:vMerge/>
+            <w:shd w:val="clear" w:color="auto" w:fill="FFCCCC"/>
+          </w:tcPr>
+          <w:p/>
+        </w:tc>
+      </w:tr>
+    </w:tbl>
+    <w:p/>
+    <w:tbl>
+      <w:tblPr>
+        <w:tblStyle w:val="TableGrid"/>
+        <w:tblW w:w="0" w:type="auto"/>
+        <w:tblLook w:val="04A0" w:firstRow="1" w:lastRow="0" w:firstColumn="1" w:lastColumn="0" w:noHBand="0" w:noVBand="1"/>
+      </w:tblPr>
+      <w:tblGrid>
+        <w:gridCol w:w="3548"/>
+        <w:gridCol w:w="5468"/>
+      </w:tblGrid>
+      <w:tr>
+        <w:tc>
+          <w:tcPr>
+            <w:tcW w:w="9016" w:type="dxa"/>
+            <w:gridSpan w:val="2"/>
+            <w:shd w:val="clear" w:color="auto" w:fill="FF7C80"/>
+          </w:tcPr>
+          <w:p>
+            <w:r>
+              <w:lastRenderedPageBreak/>
+              <w:t>Project Management Tool:</w:t>
+            </w:r>
+            <w:r>
+              <w:t xml:space="preserve"> Gantt chart </w:t>
+            </w:r>
+          </w:p>
+        </w:tc>
+      </w:tr>
+      <w:tr>
+        <w:tc>
+          <w:tcPr>
+            <w:tcW w:w="3005" w:type="dxa"/>
+            <w:shd w:val="clear" w:color="auto" w:fill="FF7C80"/>
+          </w:tcPr>
+          <w:p>
+            <w:r>
+              <w:t>Description:</w:t>
+            </w:r>
+            <w:r>
+              <w:t xml:space="preserve"> so that you can keep up with your project to see how hard you need to work to get to where you need to be to make a good outcome of your project</w:t>
+            </w:r>
+          </w:p>
+        </w:tc>
+        <w:tc>
+          <w:tcPr>
+            <w:tcW w:w="6011" w:type="dxa"/>
+            <w:shd w:val="clear" w:color="auto" w:fill="FFCCCC"/>
+          </w:tcPr>
+          <w:p/>
+          <w:p/>
+          <w:p/>
+          <w:p/>
+        </w:tc>
+      </w:tr>
+      <w:tr>
+        <w:tc>
+          <w:tcPr>
+            <w:tcW w:w="3005" w:type="dxa"/>
+            <w:shd w:val="clear" w:color="auto" w:fill="FF7C80"/>
+          </w:tcPr>
+          <w:p>
+            <w:r>
+              <w:t>How often did you use it:</w:t>
+            </w:r>
+          </w:p>
+        </w:tc>
+        <w:tc>
+          <w:tcPr>
+            <w:tcW w:w="6011" w:type="dxa"/>
+            <w:shd w:val="clear" w:color="auto" w:fill="FFCCCC"/>
+          </w:tcPr>
+          <w:p>
+            <w:r>
+              <w:t>Every week I check and update the gnat chart to check we</w:t>
+            </w:r>
+            <w:r>
+              <w:t>a</w:t>
+            </w:r>
+            <w:r>
+              <w:t>ther im on schedule falling behin</w:t>
+            </w:r>
+            <w:r>
+              <w:t>d or even in best case scenario ahead f schedule</w:t>
+            </w:r>
+          </w:p>
+        </w:tc>
+      </w:tr>
+      <w:tr>
+        <w:tc>
+          <w:tcPr>
+            <w:tcW w:w="3005" w:type="dxa"/>
+            <w:shd w:val="clear" w:color="auto" w:fill="FF7C80"/>
+          </w:tcPr>
+          <w:p>
+            <w:r>
+              <w:t>Evidence 1:</w:t>
+            </w:r>
+            <w:r>
+              <w:rPr>
+                <w:noProof/>
+              </w:rPr>
+              <w:t xml:space="preserve"> </w:t>
+            </w:r>
+            <w:r>
+              <w:drawing>
+                <wp:inline distT="0" distB="0" distL="0" distR="0" wp14:anchorId="4F2785B2" wp14:editId="3274FA68">
+                  <wp:extent cx="2115967" cy="736345"/>
+                  <wp:effectExtent l="0" t="0" r="0" b="6985"/>
+                  <wp:docPr id="843095241" name="Picture 1"/>
+                  <wp:cNvGraphicFramePr>
+                    <a:graphicFrameLocks xmlns:a="http://schemas.openxmlformats.org/drawingml/2006/main" noChangeAspect="1"/>
+                  </wp:cNvGraphicFramePr>
+                  <a:graphic xmlns:a="http://schemas.openxmlformats.org/drawingml/2006/main">
+                    <a:graphicData uri="http://schemas.openxmlformats.org/drawingml/2006/picture">
+                      <pic:pic xmlns:pic="http://schemas.openxmlformats.org/drawingml/2006/picture">
+                        <pic:nvPicPr>
+                          <pic:cNvPr id="843095241" name=""/>
+                          <pic:cNvPicPr/>
+                        </pic:nvPicPr>
+                        <pic:blipFill>
+                          <a:blip r:embed="rId12"/>
+                          <a:stretch>
+                            <a:fillRect/>
+                          </a:stretch>
+                        </pic:blipFill>
+                        <pic:spPr>
+                          <a:xfrm>
+                            <a:off x="0" y="0"/>
+                            <a:ext cx="2173066" cy="756215"/>
+                          </a:xfrm>
+                          <a:prstGeom prst="rect">
+                            <a:avLst/>
+                          </a:prstGeom>
+                        </pic:spPr>
+                      </pic:pic>
+                    </a:graphicData>
+                  </a:graphic>
+                </wp:inline>
+              </w:drawing>
+            </w:r>
+          </w:p>
+        </w:tc>
+        <w:tc>
+          <w:tcPr>
+            <w:tcW w:w="6011" w:type="dxa"/>
+            <w:vMerge w:val="restart"/>
+            <w:shd w:val="clear" w:color="auto" w:fill="FFCCCC"/>
+          </w:tcPr>
+          <w:p/>
+        </w:tc>
+      </w:tr>
+      <w:tr>
+        <w:tc>
+          <w:tcPr>
+            <w:tcW w:w="3005" w:type="dxa"/>
+            <w:shd w:val="clear" w:color="auto" w:fill="FF7C80"/>
+          </w:tcPr>
+          <w:p>
+            <w:r>
+              <w:t>Evidence 2:</w:t>
+            </w:r>
+          </w:p>
+        </w:tc>
+        <w:tc>
+          <w:tcPr>
+            <w:tcW w:w="6011" w:type="dxa"/>
+            <w:vMerge/>
+            <w:shd w:val="clear" w:color="auto" w:fill="FFCCCC"/>
+          </w:tcPr>
+          <w:p/>
+        </w:tc>
+      </w:tr>
+      <w:tr>
+        <w:tc>
+          <w:tcPr>
+            <w:tcW w:w="3005" w:type="dxa"/>
+            <w:shd w:val="clear" w:color="auto" w:fill="FF7C80"/>
+          </w:tcPr>
+          <w:p>
+            <w:r>
+              <w:t>Evidence 3:</w:t>
+            </w:r>
+          </w:p>
         </w:tc>
         <w:tc>
           <w:tcPr>
@@ -1032,174 +1198,6 @@
               <w:t>Project Management Tool:</w:t>
             </w:r>
             <w:r>
-              <w:t xml:space="preserve"> Gantt chart </w:t>
-            </w:r>
-          </w:p>
-        </w:tc>
-      </w:tr>
-      <w:tr>
-        <w:tc>
-          <w:tcPr>
-            <w:tcW w:w="3005" w:type="dxa"/>
-            <w:shd w:val="clear" w:color="auto" w:fill="FF7C80"/>
-          </w:tcPr>
-          <w:p>
-            <w:r>
-              <w:t>Description:</w:t>
-            </w:r>
-            <w:r>
-              <w:t xml:space="preserve"> so that you can keep0 up w9ith your project to see how hard you need to work to get to where you need to be to make a good outcome of your project</w:t>
-            </w:r>
-          </w:p>
-        </w:tc>
-        <w:tc>
-          <w:tcPr>
-            <w:tcW w:w="6011" w:type="dxa"/>
-            <w:shd w:val="clear" w:color="auto" w:fill="FFCCCC"/>
-          </w:tcPr>
-          <w:p/>
-          <w:p/>
-          <w:p/>
-          <w:p/>
-        </w:tc>
-      </w:tr>
-      <w:tr>
-        <w:tc>
-          <w:tcPr>
-            <w:tcW w:w="3005" w:type="dxa"/>
-            <w:shd w:val="clear" w:color="auto" w:fill="FF7C80"/>
-          </w:tcPr>
-          <w:p>
-            <w:r>
-              <w:t>How often did you use it:</w:t>
-            </w:r>
-          </w:p>
-        </w:tc>
-        <w:tc>
-          <w:tcPr>
-            <w:tcW w:w="6011" w:type="dxa"/>
-            <w:shd w:val="clear" w:color="auto" w:fill="FFCCCC"/>
-          </w:tcPr>
-          <w:p>
-            <w:r>
-              <w:t>Every week I check and update the gnat chart to check we</w:t>
-            </w:r>
-            <w:r>
-              <w:t>a</w:t>
-            </w:r>
-            <w:r>
-              <w:t xml:space="preserve">ther </w:t>
-            </w:r>
-            <w:proofErr w:type="spellStart"/>
-            <w:r>
-              <w:t>im</w:t>
-            </w:r>
-            <w:proofErr w:type="spellEnd"/>
-            <w:r>
-              <w:t xml:space="preserve"> on schedule falling behin</w:t>
-            </w:r>
-            <w:r>
-              <w:t xml:space="preserve">d or even in best case scenario ahead </w:t>
-            </w:r>
-            <w:proofErr w:type="spellStart"/>
-            <w:r>
-              <w:t>f</w:t>
-            </w:r>
-            <w:proofErr w:type="spellEnd"/>
-            <w:r>
-              <w:t xml:space="preserve"> schedule</w:t>
-            </w:r>
-          </w:p>
-        </w:tc>
-      </w:tr>
-      <w:tr>
-        <w:tc>
-          <w:tcPr>
-            <w:tcW w:w="3005" w:type="dxa"/>
-            <w:shd w:val="clear" w:color="auto" w:fill="FF7C80"/>
-          </w:tcPr>
-          <w:p>
-            <w:r>
-              <w:t>Evidence 1:</w:t>
-            </w:r>
-          </w:p>
-        </w:tc>
-        <w:tc>
-          <w:tcPr>
-            <w:tcW w:w="6011" w:type="dxa"/>
-            <w:vMerge w:val="restart"/>
-            <w:shd w:val="clear" w:color="auto" w:fill="FFCCCC"/>
-          </w:tcPr>
-          <w:p/>
-        </w:tc>
-      </w:tr>
-      <w:tr>
-        <w:tc>
-          <w:tcPr>
-            <w:tcW w:w="3005" w:type="dxa"/>
-            <w:shd w:val="clear" w:color="auto" w:fill="FF7C80"/>
-          </w:tcPr>
-          <w:p>
-            <w:r>
-              <w:t>Evidence 2:</w:t>
-            </w:r>
-          </w:p>
-        </w:tc>
-        <w:tc>
-          <w:tcPr>
-            <w:tcW w:w="6011" w:type="dxa"/>
-            <w:vMerge/>
-            <w:shd w:val="clear" w:color="auto" w:fill="FFCCCC"/>
-          </w:tcPr>
-          <w:p/>
-        </w:tc>
-      </w:tr>
-      <w:tr>
-        <w:tc>
-          <w:tcPr>
-            <w:tcW w:w="3005" w:type="dxa"/>
-            <w:shd w:val="clear" w:color="auto" w:fill="FF7C80"/>
-          </w:tcPr>
-          <w:p>
-            <w:r>
-              <w:lastRenderedPageBreak/>
-              <w:t>Evidence 3:</w:t>
-            </w:r>
-          </w:p>
-        </w:tc>
-        <w:tc>
-          <w:tcPr>
-            <w:tcW w:w="6011" w:type="dxa"/>
-            <w:vMerge/>
-            <w:shd w:val="clear" w:color="auto" w:fill="FFCCCC"/>
-          </w:tcPr>
-          <w:p/>
-        </w:tc>
-      </w:tr>
-    </w:tbl>
-    <w:p/>
-    <w:tbl>
-      <w:tblPr>
-        <w:tblStyle w:val="TableGrid"/>
-        <w:tblW w:w="0" w:type="auto"/>
-        <w:tblLook w:val="04A0" w:firstRow="1" w:lastRow="0" w:firstColumn="1" w:lastColumn="0" w:noHBand="0" w:noVBand="1"/>
-      </w:tblPr>
-      <w:tblGrid>
-        <w:gridCol w:w="3005"/>
-        <w:gridCol w:w="6011"/>
-      </w:tblGrid>
-      <w:tr>
-        <w:tc>
-          <w:tcPr>
-            <w:tcW w:w="9016" w:type="dxa"/>
-            <w:gridSpan w:val="2"/>
-            <w:shd w:val="clear" w:color="auto" w:fill="FF7C80"/>
-          </w:tcPr>
-          <w:p>
-            <w:r>
-              <w:t>Project Management Tool:</w:t>
-            </w:r>
-            <w:r>
               <w:t xml:space="preserve"> </w:t>
             </w:r>
           </w:p>
@@ -1385,21 +1383,8 @@
           </w:tcPr>
           <w:p>
             <w:r>
-              <w:t xml:space="preserve">Designing the required components holders so that when in use the sensitive electronics doesn’t get damaged or broken and then gives faulty readings to the brain which can </w:t>
-            </w:r>
-            <w:proofErr w:type="gramStart"/>
-            <w:r>
-              <w:t>effect</w:t>
-            </w:r>
-            <w:proofErr w:type="gramEnd"/>
-            <w:r>
-              <w:t xml:space="preserve"> efficiency and </w:t>
-            </w:r>
-            <w:proofErr w:type="spellStart"/>
-            <w:r>
-              <w:t>controll</w:t>
-            </w:r>
-            <w:proofErr w:type="spellEnd"/>
+              <w:t>Designing the required components holders so that when in use the sensitive electronics doesn’t get damaged or broken and then gives faulty readings to the brain which can effect efficiency and controll</w:t>
+            </w:r>
           </w:p>
         </w:tc>
       </w:tr>
@@ -1422,15 +1407,7 @@
           </w:tcPr>
           <w:p>
             <w:r>
-              <w:t xml:space="preserve">Using the right electronics for what </w:t>
-            </w:r>
-            <w:proofErr w:type="spellStart"/>
-            <w:r>
-              <w:t>i</w:t>
-            </w:r>
-            <w:proofErr w:type="spellEnd"/>
-            <w:r>
-              <w:t xml:space="preserve"> need it to do and figuring out where all the parts need to sit</w:t>
+              <w:t>Using the right electronics for what i need it to do and figuring out where all the parts need to sit</w:t>
             </w:r>
           </w:p>
         </w:tc>
@@ -1442,13 +1419,8 @@
             <w:shd w:val="clear" w:color="auto" w:fill="FFCCCC"/>
           </w:tcPr>
           <w:p>
-            <w:proofErr w:type="spellStart"/>
-            <w:r>
-              <w:t>Easthetics</w:t>
-            </w:r>
-            <w:proofErr w:type="spellEnd"/>
-            <w:r>
-              <w:t xml:space="preserve"> </w:t>
+            <w:r>
+              <w:t xml:space="preserve">Easthetics </w:t>
             </w:r>
           </w:p>
         </w:tc>
@@ -1509,6 +1481,7 @@
     <w:p/>
     <w:p>
       <w:r>
+        <w:lastRenderedPageBreak/>
         <w:t>Select a component such has story board, trial different techniques or other components and select which one you will use:</w:t>
       </w:r>
     </w:p>
@@ -1570,7 +1543,6 @@
     </w:p>
     <w:p>
       <w:r>
-        <w:lastRenderedPageBreak/>
         <w:t>1 being that the electric motor only has a rpm limit of 2750 rpm and the 70cc can reach rpm speeds at the drive shaft of up to 4000-5000 rpm which 9is way higher than the motor can safely handle</w:t>
       </w:r>
     </w:p>
@@ -1678,15 +1650,7 @@
               <w:t>Selected Component:</w:t>
             </w:r>
             <w:r>
-              <w:t xml:space="preserve"> </w:t>
-            </w:r>
-            <w:proofErr w:type="spellStart"/>
-            <w:r>
-              <w:t>im</w:t>
-            </w:r>
-            <w:proofErr w:type="spellEnd"/>
-            <w:r>
-              <w:t xml:space="preserve"> going with electromagnetic </w:t>
+              <w:t xml:space="preserve"> im going with electromagnetic </w:t>
             </w:r>
           </w:p>
         </w:tc>
@@ -1703,31 +1667,7 @@
               <w:t>Why:</w:t>
             </w:r>
             <w:r>
-              <w:t xml:space="preserve"> because with an electromagnetic you can have torque  and speed from 0rpm where with a centrifugal it needs to be spun to a certain set rpm i.e. 2000 rpm which means ill have about 750 rpm of speed range not including gear ratios for  inc4reasinf the torque of the system which means that </w:t>
-            </w:r>
-            <w:proofErr w:type="spellStart"/>
-            <w:r>
-              <w:t>ill</w:t>
-            </w:r>
-            <w:proofErr w:type="spellEnd"/>
-            <w:r>
-              <w:t xml:space="preserve"> have to use the 70cc’s torque which isn’t the greatest and until the engine reaches the range of where the clutch can engage </w:t>
-            </w:r>
-            <w:proofErr w:type="spellStart"/>
-            <w:r>
-              <w:t>ill</w:t>
-            </w:r>
-            <w:proofErr w:type="spellEnd"/>
-            <w:r>
-              <w:t xml:space="preserve"> be able to accelerate an extra 2km/h where  with </w:t>
-            </w:r>
-            <w:proofErr w:type="spellStart"/>
-            <w:r>
-              <w:t>a</w:t>
-            </w:r>
-            <w:proofErr w:type="spellEnd"/>
-            <w:r>
-              <w:t xml:space="preserve"> electromagnetic I can engage from 0rpm and then have a speed range of 2750 from the motor which means ill have a 50km/h range of where it can accelerate with the electric motors torque which is greater at low speeds than the 70cc’s</w:t>
+              <w:t xml:space="preserve"> because with an electromagnetic you can have torque  and speed from 0rpm where with a centrifugal it needs to be spun to a certain set rpm i.e. 2000 rpm which means ill have about 750 rpm of speed range not including gear ratios for  inc4reasinf the torque of the system which means that ill have to use the 70cc’s torque which isn’t the greatest and until the engine reaches the range of where the clutch can engage ill be able to accelerate an extra 2km/h where  with a electromagnetic I can engage from 0rpm and then have a speed range of 2750 from the motor which means ill have a 50km/h range of where it can accelerate with the electric motors torque which is greater at low speeds than the 70cc’s</w:t>
             </w:r>
           </w:p>
         </w:tc>
@@ -1848,15 +1788,7 @@
               <w:t>Why:</w:t>
             </w:r>
             <w:r>
-              <w:t xml:space="preserve"> because with a potentiometer it is physically being moved which has f4rictio and can wear out where with a hall effect sensor it’s a magnet which is touching so no </w:t>
-            </w:r>
-            <w:proofErr w:type="gramStart"/>
-            <w:r>
-              <w:t>friction</w:t>
-            </w:r>
-            <w:proofErr w:type="gramEnd"/>
-            <w:r>
-              <w:t xml:space="preserve"> so it lasts way longer </w:t>
+              <w:t xml:space="preserve"> because with a potentiometer it is physically being moved which has f4rictio and can wear out where with a hall effect sensor it’s a magnet which is touching so no friction so it lasts way longer </w:t>
             </w:r>
           </w:p>
         </w:tc>
@@ -1928,13 +1860,8 @@
             <w:shd w:val="clear" w:color="auto" w:fill="FFF2CC" w:themeFill="accent4" w:themeFillTint="33"/>
           </w:tcPr>
           <w:p>
-            <w:proofErr w:type="spellStart"/>
-            <w:r>
-              <w:t>Oled</w:t>
-            </w:r>
-            <w:proofErr w:type="spellEnd"/>
-            <w:r>
-              <w:t xml:space="preserve"> </w:t>
+            <w:r>
+              <w:t xml:space="preserve">Oled </w:t>
             </w:r>
             <w:r>
               <w:t xml:space="preserve">display </w:t>
@@ -2003,35 +1930,14 @@
               <w:rPr>
                 <w:lang w:val="en-US"/>
               </w:rPr>
-              <w:t>The chosen 1.3" I2C OLED display is the optimal choice for this system as it balances pixel-level graphic control (128x64 resolution) with high efficiency, vastly outperforming Alternative 1 (LCD screen</w:t>
-            </w:r>
-            <w:proofErr w:type="gramStart"/>
+              <w:t xml:space="preserve">The chosen 1.3" I2C OLED display is the optimal choice for this system as it balances pixel-level graphic control (128x64 resolution) with high efficiency, vastly outperforming Alternative 1 (LCD screen) , which is limited to rigid character blocks, requires a high-draw backlight, and offers </w:t>
+            </w:r>
             <w:r>
               <w:rPr>
                 <w:lang w:val="en-US"/>
               </w:rPr>
-              <w:t>) ,</w:t>
-            </w:r>
-            <w:proofErr w:type="gramEnd"/>
-            <w:r>
-              <w:rPr>
-                <w:lang w:val="en-US"/>
-              </w:rPr>
-              <w:t xml:space="preserve"> which is limited to rigid character blocks, requires a high-draw backlight, and offers poor viewing angles. Because OLED pixels are self-emissive, unlit black pixels consume virtually zero power, making it ideal for low-power microcontrollers deployment. Additionally, while Alternative 2 (1.8" SPI TFT Color Display) provides vibrant colors, its SPI interface requires 4 to 5 data pins, which limits available inputs and complicates wiring. In contrast, the chosen OLED uses the I2C </w:t>
-            </w:r>
-            <w:proofErr w:type="gramStart"/>
-            <w:r>
-              <w:rPr>
-                <w:lang w:val="en-US"/>
-              </w:rPr>
-              <w:t>protocol ,</w:t>
-            </w:r>
-            <w:proofErr w:type="gramEnd"/>
-            <w:r>
-              <w:rPr>
-                <w:lang w:val="en-US"/>
-              </w:rPr>
-              <w:t xml:space="preserve"> requiring only two shared lines (SDA and SCL). This preserves critical GPIO pins for other sensors, simplifies breadboard layout, and ensures a compact, power-efficient, and easily scalable system architecture.</w:t>
+              <w:lastRenderedPageBreak/>
+              <w:t>poor viewing angles. Because OLED pixels are self-emissive, unlit black pixels consume virtually zero power, making it ideal for low-power microcontrollers deployment. Additionally, while Alternative 2 (1.8" SPI TFT Color Display) provides vibrant colors, its SPI interface requires 4 to 5 data pins, which limits available inputs and complicates wiring. In contrast, the chosen OLED uses the I2C protocol , requiring only two shared lines (SDA and SCL). This preserves critical GPIO pins for other sensors, simplifies breadboard layout, and ensures a compact, power-efficient, and easily scalable system architecture.</w:t>
             </w:r>
           </w:p>
           <w:p/>
@@ -2067,7 +1973,6 @@
         <w:rPr>
           <w:b/>
         </w:rPr>
-        <w:lastRenderedPageBreak/>
         <w:t>Component 1:</w:t>
       </w:r>
       <w:r>
@@ -2154,21 +2059,13 @@
           </w:tcPr>
           <w:p>
             <w:r>
-              <w:t xml:space="preserve">To small inner </w:t>
-            </w:r>
-            <w:proofErr w:type="spellStart"/>
-            <w:r>
-              <w:t>di</w:t>
+              <w:t>To small inner di</w:t>
             </w:r>
             <w:r>
               <w:t>a</w:t>
             </w:r>
             <w:r>
-              <w:t>mter</w:t>
-            </w:r>
-            <w:proofErr w:type="spellEnd"/>
-            <w:r>
-              <w:t xml:space="preserve"> </w:t>
+              <w:t xml:space="preserve">mter </w:t>
             </w:r>
           </w:p>
         </w:tc>
@@ -2300,27 +2197,13 @@
         <w:rPr>
           <w:b/>
         </w:rPr>
-        <w:t xml:space="preserve">Component </w:t>
-      </w:r>
-      <w:proofErr w:type="gramStart"/>
+        <w:t>Component 2:</w:t>
+      </w:r>
       <w:r>
         <w:rPr>
           <w:b/>
         </w:rPr>
-        <w:t>2:</w:t>
-      </w:r>
-      <w:r>
-        <w:rPr>
-          <w:b/>
-        </w:rPr>
-        <w:t>throttle</w:t>
-      </w:r>
-      <w:proofErr w:type="gramEnd"/>
-      <w:r>
-        <w:rPr>
-          <w:b/>
-        </w:rPr>
-        <w:t xml:space="preserve"> </w:t>
+        <w:t xml:space="preserve">throttle </w:t>
       </w:r>
     </w:p>
     <w:tbl>
@@ -2391,15 +2274,7 @@
           </w:tcPr>
           <w:p>
             <w:r>
-              <w:t xml:space="preserve">The stopper is on the wrong </w:t>
-            </w:r>
-            <w:proofErr w:type="gramStart"/>
-            <w:r>
-              <w:t>side</w:t>
-            </w:r>
-            <w:proofErr w:type="gramEnd"/>
-            <w:r>
-              <w:t xml:space="preserve"> and the </w:t>
+              <w:t xml:space="preserve">The stopper is on the wrong side and the </w:t>
             </w:r>
             <w:r>
               <w:t>main part is very brittle</w:t>
@@ -2591,50 +2466,19 @@
           </w:tcPr>
           <w:p>
             <w:r>
-              <w:t xml:space="preserve">The </w:t>
-            </w:r>
-            <w:proofErr w:type="spellStart"/>
-            <w:r>
-              <w:t>pwm</w:t>
-            </w:r>
-            <w:proofErr w:type="spellEnd"/>
-            <w:r>
-              <w:t xml:space="preserve"> led for the motor</w:t>
+              <w:t>The pwm led for the motor</w:t>
             </w:r>
             <w:r>
               <w:t xml:space="preserve"> </w:t>
             </w:r>
             <w:r>
-              <w:t xml:space="preserve">controller needs to be 0 when the </w:t>
-            </w:r>
-            <w:proofErr w:type="spellStart"/>
-            <w:r>
-              <w:t>thrtottle</w:t>
-            </w:r>
-            <w:proofErr w:type="spellEnd"/>
-            <w:r>
-              <w:t xml:space="preserve"> is at 0 </w:t>
-            </w:r>
-            <w:r>
-              <w:t xml:space="preserve">(relative to the </w:t>
-            </w:r>
-            <w:proofErr w:type="spellStart"/>
-            <w:r>
-              <w:t>analog</w:t>
-            </w:r>
-            <w:proofErr w:type="spellEnd"/>
-            <w:r>
-              <w:t xml:space="preserve"> hall sensors value) this is </w:t>
-            </w:r>
-            <w:proofErr w:type="spellStart"/>
-            <w:r>
-              <w:t>becauss</w:t>
-            </w:r>
-            <w:proofErr w:type="spellEnd"/>
-            <w:r>
-              <w:t xml:space="preserve"> the motor controller will take that as an input signal and will engage the </w:t>
-            </w:r>
-            <w:r>
+              <w:t xml:space="preserve">controller needs to be 0 when the thrtottle is at 0 </w:t>
+            </w:r>
+            <w:r>
+              <w:t xml:space="preserve">(relative to the analog hall sensors value) this is becauss the motor controller will take that as an input signal and will engage the </w:t>
+            </w:r>
+            <w:r>
+              <w:lastRenderedPageBreak/>
               <w:t>motor constantly and it can then be damaged</w:t>
             </w:r>
           </w:p>
@@ -2646,15 +2490,8 @@
           </w:tcPr>
           <w:p>
             <w:r>
-              <w:t xml:space="preserve">When the throttle is at position 0 make sure </w:t>
-            </w:r>
-            <w:proofErr w:type="spellStart"/>
-            <w:r>
-              <w:t>pwm</w:t>
-            </w:r>
-            <w:proofErr w:type="spellEnd"/>
-            <w:r>
-              <w:t xml:space="preserve"> led is0</w:t>
+              <w:lastRenderedPageBreak/>
+              <w:t>When the throttle is at position 0 make sure pwm led is0</w:t>
             </w:r>
           </w:p>
         </w:tc>
@@ -2697,32 +2534,11 @@
             <w:r>
               <w:t xml:space="preserve">In the app </w:t>
             </w:r>
-            <w:proofErr w:type="spellStart"/>
-            <w:r>
-              <w:t>proggramme</w:t>
-            </w:r>
-            <w:proofErr w:type="spellEnd"/>
-            <w:r>
-              <w:t xml:space="preserve"> make a throttle mapping button to adjust how the motor behaves with the throttle inputs</w:t>
-            </w:r>
-            <w:r>
-              <w:t xml:space="preserve"> and make sure that it saves so that when you start the bike up again you don’t have </w:t>
-            </w:r>
-            <w:proofErr w:type="spellStart"/>
-            <w:r>
-              <w:t>tp</w:t>
-            </w:r>
-            <w:proofErr w:type="spellEnd"/>
-            <w:r>
-              <w:t xml:space="preserve"> redo the settings (this can be done with </w:t>
-            </w:r>
-            <w:proofErr w:type="spellStart"/>
-            <w:r>
-              <w:t>epprom</w:t>
-            </w:r>
-            <w:proofErr w:type="spellEnd"/>
-            <w:r>
-              <w:t>)</w:t>
+            <w:r>
+              <w:t>proggramme make a throttle mapping button to adjust how the motor behaves with the throttle inputs</w:t>
+            </w:r>
+            <w:r>
+              <w:t xml:space="preserve"> and make sure that it saves so that when you start the bike up again you don’t have tp redo the settings (this can be done with epprom)</w:t>
             </w:r>
           </w:p>
         </w:tc>
@@ -2755,11 +2571,7 @@
               <w:t xml:space="preserve">to show what rpm the motor is spinning at </w:t>
             </w:r>
             <w:r>
-              <w:t xml:space="preserve"> and of course in the app be able to adjust because it can be inaccurate but if you can adjust </w:t>
-            </w:r>
-            <w:r>
-              <w:lastRenderedPageBreak/>
-              <w:t xml:space="preserve">it you can adjust how accurate it is </w:t>
+              <w:t xml:space="preserve"> and of course in the app be able to adjust because it can be inaccurate but if you can adjust it you can adjust how accurate it is </w:t>
             </w:r>
           </w:p>
         </w:tc>
@@ -2770,49 +2582,11 @@
           </w:tcPr>
           <w:p>
             <w:r>
-              <w:lastRenderedPageBreak/>
-              <w:t xml:space="preserve">Put in </w:t>
-            </w:r>
-            <w:proofErr w:type="spellStart"/>
-            <w:r>
-              <w:t>leds</w:t>
-            </w:r>
-            <w:proofErr w:type="spellEnd"/>
-            <w:r>
-              <w:t xml:space="preserve"> and put in </w:t>
-            </w:r>
-            <w:proofErr w:type="spellStart"/>
-            <w:r>
-              <w:t>proggramme</w:t>
-            </w:r>
-            <w:proofErr w:type="spellEnd"/>
-            <w:r>
-              <w:t xml:space="preserve"> for </w:t>
-            </w:r>
-            <w:proofErr w:type="spellStart"/>
-            <w:r>
-              <w:t>leds</w:t>
-            </w:r>
-            <w:proofErr w:type="spellEnd"/>
-            <w:r>
-              <w:t xml:space="preserve"> and a way to adjust it also making sure that it saves otherwise it can b</w:t>
-            </w:r>
-            <w:r>
-              <w:t xml:space="preserve">og up the </w:t>
-            </w:r>
-            <w:proofErr w:type="gramStart"/>
-            <w:r>
-              <w:t>system(</w:t>
-            </w:r>
-            <w:proofErr w:type="gramEnd"/>
-            <w:r>
-              <w:t xml:space="preserve">this can be done through </w:t>
-            </w:r>
-            <w:proofErr w:type="spellStart"/>
-            <w:r>
-              <w:t>eppprom</w:t>
-            </w:r>
-            <w:proofErr w:type="spellEnd"/>
+              <w:t>Put in leds and put in proggramme for leds and a way to adjust it also making sure that it saves otherwise it can b</w:t>
+            </w:r>
+            <w:r>
+              <w:t>og up the system(this can be done through eppprom</w:t>
+            </w:r>
           </w:p>
         </w:tc>
       </w:tr>
@@ -3037,15 +2811,7 @@
         <w:t xml:space="preserve"> or location</w:t>
       </w:r>
       <w:r>
-        <w:t xml:space="preserve"> to your </w:t>
-      </w:r>
-      <w:proofErr w:type="gramStart"/>
-      <w:r>
-        <w:t>final outcome</w:t>
-      </w:r>
-      <w:proofErr w:type="gramEnd"/>
-      <w:r>
-        <w:t xml:space="preserve"> </w:t>
+        <w:t xml:space="preserve"> to your final outcome </w:t>
       </w:r>
       <w:r>
         <w:t xml:space="preserve">before testing </w:t>
@@ -3133,13 +2899,8 @@
             <w:shd w:val="clear" w:color="auto" w:fill="FFCCCC"/>
           </w:tcPr>
           <w:p>
-            <w:proofErr w:type="gramStart"/>
-            <w:r>
-              <w:t>Is</w:t>
-            </w:r>
-            <w:proofErr w:type="gramEnd"/>
-            <w:r>
-              <w:t xml:space="preserve"> there any spelling mistakes that were made </w:t>
+            <w:r>
+              <w:t xml:space="preserve">Is there any spelling mistakes that were made </w:t>
             </w:r>
           </w:p>
         </w:tc>
@@ -3179,13 +2940,8 @@
             <w:shd w:val="clear" w:color="auto" w:fill="FFCCCC"/>
           </w:tcPr>
           <w:p>
-            <w:proofErr w:type="gramStart"/>
-            <w:r>
-              <w:t>Is</w:t>
-            </w:r>
-            <w:proofErr w:type="gramEnd"/>
-            <w:r>
-              <w:t xml:space="preserve"> there any </w:t>
+            <w:r>
+              <w:t xml:space="preserve">Is there any </w:t>
             </w:r>
             <w:r>
               <w:t xml:space="preserve">grammar mistakes in what I wrote </w:t>
@@ -3199,13 +2955,8 @@
           </w:tcPr>
           <w:p>
             <w:r>
-              <w:t xml:space="preserve">Make sure all grammar is </w:t>
-            </w:r>
-            <w:proofErr w:type="spellStart"/>
-            <w:r>
-              <w:t>correect</w:t>
-            </w:r>
-            <w:proofErr w:type="spellEnd"/>
+              <w:t>Make sure all grammar is correect</w:t>
+            </w:r>
           </w:p>
         </w:tc>
       </w:tr>
@@ -3242,15 +2993,7 @@
           </w:tcPr>
           <w:p>
             <w:r>
-              <w:t xml:space="preserve">Make sure all the people that helped through the development of the project gets credited for </w:t>
-            </w:r>
-            <w:proofErr w:type="spellStart"/>
-            <w:r>
-              <w:t>there</w:t>
-            </w:r>
-            <w:proofErr w:type="spellEnd"/>
-            <w:r>
-              <w:t xml:space="preserve"> </w:t>
+              <w:t xml:space="preserve">Make sure all the people that helped through the development of the project gets credited for there </w:t>
             </w:r>
             <w:r>
               <w:t>work</w:t>
@@ -3356,26 +3099,14 @@
           </w:tcPr>
           <w:p>
             <w:r>
-              <w:t xml:space="preserve">Is what </w:t>
-            </w:r>
-            <w:proofErr w:type="spellStart"/>
-            <w:r>
-              <w:t>im</w:t>
-            </w:r>
-            <w:proofErr w:type="spellEnd"/>
-            <w:r>
-              <w:t xml:space="preserve"> conveying understandable to a person who know nothing of </w:t>
-            </w:r>
-            <w:r>
-              <w:t xml:space="preserve">what </w:t>
-            </w:r>
-            <w:proofErr w:type="spellStart"/>
-            <w:r>
-              <w:t>im</w:t>
-            </w:r>
-            <w:proofErr w:type="spellEnd"/>
-            <w:r>
-              <w:t xml:space="preserve"> making and how easy is It for them to read this text and see what is going on in a very easy way</w:t>
+              <w:t xml:space="preserve">Is what im conveying understandable to a person who know nothing of </w:t>
+            </w:r>
+            <w:r>
+              <w:t xml:space="preserve">what im making and how easy is It for them to read </w:t>
+            </w:r>
+            <w:r>
+              <w:lastRenderedPageBreak/>
+              <w:t>this text and see what is going on in a very easy way</w:t>
             </w:r>
           </w:p>
         </w:tc>
@@ -3386,6 +3117,7 @@
           </w:tcPr>
           <w:p>
             <w:r>
+              <w:lastRenderedPageBreak/>
               <w:t>Make sure it is understandable</w:t>
             </w:r>
           </w:p>
@@ -3413,15 +3145,7 @@
           </w:tcPr>
           <w:p>
             <w:r>
-              <w:t xml:space="preserve">Is the way that the </w:t>
-            </w:r>
-            <w:proofErr w:type="gramStart"/>
-            <w:r>
-              <w:t>final outcome</w:t>
-            </w:r>
-            <w:proofErr w:type="gramEnd"/>
-            <w:r>
-              <w:t xml:space="preserve"> looks aesthetically pleasing </w:t>
+              <w:t xml:space="preserve">Is the way that the final outcome looks aesthetically pleasing </w:t>
             </w:r>
           </w:p>
         </w:tc>
@@ -3485,13 +3209,8 @@
       <w:pPr>
         <w:pStyle w:val="Heading3"/>
       </w:pPr>
-      <w:proofErr w:type="gramStart"/>
-      <w:r>
-        <w:t>Final Outcome</w:t>
-      </w:r>
-      <w:proofErr w:type="gramEnd"/>
-      <w:r>
-        <w:t xml:space="preserve"> after Testing</w:t>
+      <w:r>
+        <w:t>Final Outcome after Testing</w:t>
       </w:r>
     </w:p>
     <w:p>
@@ -3499,15 +3218,7 @@
         <w:shd w:val="clear" w:color="auto" w:fill="FFF2CC" w:themeFill="accent4" w:themeFillTint="33"/>
       </w:pPr>
       <w:r>
-        <w:t xml:space="preserve">Please provide a link to your </w:t>
-      </w:r>
-      <w:proofErr w:type="gramStart"/>
-      <w:r>
-        <w:t>final outcome</w:t>
-      </w:r>
-      <w:proofErr w:type="gramEnd"/>
-      <w:r>
-        <w:t xml:space="preserve"> after testing has been completed. </w:t>
+        <w:t xml:space="preserve">Please provide a link to your final outcome after testing has been completed. </w:t>
       </w:r>
     </w:p>
     <w:p/>
@@ -3532,7 +3243,6 @@
         <w:shd w:val="clear" w:color="auto" w:fill="FFF2CC" w:themeFill="accent4" w:themeFillTint="33"/>
       </w:pPr>
       <w:r>
-        <w:lastRenderedPageBreak/>
         <w:t>Write a paragraph explaining how information from testing and trialling helped develop the outcome</w:t>
       </w:r>
     </w:p>
@@ -3558,21 +3268,7 @@
         <w:rPr>
           <w:color w:val="EE0000"/>
         </w:rPr>
-        <w:t xml:space="preserve">Delete the red comments such as this one when you are </w:t>
-      </w:r>
-      <w:proofErr w:type="gramStart"/>
-      <w:r>
-        <w:rPr>
-          <w:color w:val="EE0000"/>
-        </w:rPr>
-        <w:t>done</w:t>
-      </w:r>
-      <w:proofErr w:type="gramEnd"/>
-      <w:r>
-        <w:rPr>
-          <w:color w:val="EE0000"/>
-        </w:rPr>
-        <w:t xml:space="preserve"> they are to help you writing your paragraphs</w:t>
+        <w:t>Delete the red comments such as this one when you are done they are to help you writing your paragraphs</w:t>
       </w:r>
     </w:p>
     <w:p>
@@ -3717,141 +3413,115 @@
           <w:lang w:val="en-US"/>
         </w:rPr>
         <w:br/>
-        <w:t xml:space="preserve">Information X Y Z for </w:t>
-      </w:r>
-      <w:proofErr w:type="spellStart"/>
-      <w:proofErr w:type="gramStart"/>
-      <w:r>
+        <w:t>Information X Y Z for trialling</w:t>
+      </w:r>
+    </w:p>
+    <w:p>
+      <w:pPr>
+        <w:shd w:val="clear" w:color="auto" w:fill="A8D08D" w:themeFill="accent6" w:themeFillTint="99"/>
         <w:rPr>
           <w:color w:val="EE0000"/>
           <w:lang w:val="en-US"/>
         </w:rPr>
-        <w:t>trialling</w:t>
-      </w:r>
-      <w:proofErr w:type="spellEnd"/>
-      <w:proofErr w:type="gramEnd"/>
-    </w:p>
-    <w:p>
-      <w:pPr>
-        <w:shd w:val="clear" w:color="auto" w:fill="A8D08D" w:themeFill="accent6" w:themeFillTint="99"/>
+      </w:pPr>
+      <w:r>
         <w:rPr>
           <w:color w:val="EE0000"/>
           <w:lang w:val="en-US"/>
         </w:rPr>
-      </w:pPr>
-      <w:r>
+        <w:t>Synthesis conclusion statement</w:t>
+      </w:r>
+    </w:p>
+    <w:p>
+      <w:pPr>
+        <w:shd w:val="clear" w:color="auto" w:fill="A8D08D" w:themeFill="accent6" w:themeFillTint="99"/>
+        <w:rPr>
+          <w:color w:val="EE0000"/>
+        </w:rPr>
+      </w:pPr>
+    </w:p>
+    <w:p>
+      <w:pPr>
+        <w:shd w:val="clear" w:color="auto" w:fill="A8D08D" w:themeFill="accent6" w:themeFillTint="99"/>
         <w:rPr>
           <w:color w:val="EE0000"/>
           <w:lang w:val="en-US"/>
         </w:rPr>
-        <w:t>Synthesis conclusion statement</w:t>
-      </w:r>
-    </w:p>
-    <w:p>
-      <w:pPr>
-        <w:shd w:val="clear" w:color="auto" w:fill="A8D08D" w:themeFill="accent6" w:themeFillTint="99"/>
-        <w:rPr>
-          <w:color w:val="EE0000"/>
-        </w:rPr>
-      </w:pPr>
-    </w:p>
-    <w:p>
-      <w:pPr>
-        <w:shd w:val="clear" w:color="auto" w:fill="A8D08D" w:themeFill="accent6" w:themeFillTint="99"/>
+      </w:pPr>
+      <w:r>
         <w:rPr>
           <w:color w:val="EE0000"/>
           <w:lang w:val="en-US"/>
         </w:rPr>
-      </w:pPr>
-      <w:r>
+        <w:t xml:space="preserve">Paragraph 4 </w:t>
+      </w:r>
+    </w:p>
+    <w:p>
+      <w:pPr>
+        <w:shd w:val="clear" w:color="auto" w:fill="A8D08D" w:themeFill="accent6" w:themeFillTint="99"/>
         <w:rPr>
           <w:color w:val="EE0000"/>
           <w:lang w:val="en-US"/>
         </w:rPr>
-        <w:t xml:space="preserve">Paragraph 4 </w:t>
-      </w:r>
-    </w:p>
-    <w:p>
-      <w:pPr>
-        <w:shd w:val="clear" w:color="auto" w:fill="A8D08D" w:themeFill="accent6" w:themeFillTint="99"/>
+      </w:pPr>
+      <w:r>
         <w:rPr>
           <w:color w:val="EE0000"/>
           <w:lang w:val="en-US"/>
         </w:rPr>
-      </w:pPr>
-      <w:r>
+        <w:lastRenderedPageBreak/>
+        <w:t>Combine Synthesis conclusions</w:t>
+      </w:r>
+    </w:p>
+    <w:p>
+      <w:pPr>
+        <w:shd w:val="clear" w:color="auto" w:fill="A8D08D" w:themeFill="accent6" w:themeFillTint="99"/>
+      </w:pPr>
+    </w:p>
+    <w:p>
+      <w:pPr>
+        <w:pStyle w:val="Heading2"/>
+        <w:shd w:val="clear" w:color="auto" w:fill="A8D08D" w:themeFill="accent6" w:themeFillTint="99"/>
+      </w:pPr>
+      <w:r>
+        <w:t>Discussion of this information</w:t>
+      </w:r>
+    </w:p>
+    <w:p>
+      <w:pPr>
+        <w:shd w:val="clear" w:color="auto" w:fill="A8D08D" w:themeFill="accent6" w:themeFillTint="99"/>
+      </w:pPr>
+    </w:p>
+    <w:p>
+      <w:pPr>
+        <w:shd w:val="clear" w:color="auto" w:fill="A8D08D" w:themeFill="accent6" w:themeFillTint="99"/>
         <w:rPr>
           <w:color w:val="EE0000"/>
           <w:lang w:val="en-US"/>
         </w:rPr>
-        <w:t>Combine Synthesis conclusions</w:t>
-      </w:r>
-    </w:p>
-    <w:p>
-      <w:pPr>
-        <w:shd w:val="clear" w:color="auto" w:fill="A8D08D" w:themeFill="accent6" w:themeFillTint="99"/>
-      </w:pPr>
-    </w:p>
-    <w:p>
-      <w:pPr>
-        <w:pStyle w:val="Heading2"/>
-        <w:shd w:val="clear" w:color="auto" w:fill="A8D08D" w:themeFill="accent6" w:themeFillTint="99"/>
-      </w:pPr>
-      <w:r>
-        <w:t>Discussion of this information</w:t>
-      </w:r>
-    </w:p>
-    <w:p>
-      <w:pPr>
-        <w:shd w:val="clear" w:color="auto" w:fill="A8D08D" w:themeFill="accent6" w:themeFillTint="99"/>
-      </w:pPr>
-    </w:p>
-    <w:p>
-      <w:pPr>
-        <w:shd w:val="clear" w:color="auto" w:fill="A8D08D" w:themeFill="accent6" w:themeFillTint="99"/>
+      </w:pPr>
+      <w:r>
         <w:rPr>
           <w:color w:val="EE0000"/>
           <w:lang w:val="en-US"/>
         </w:rPr>
-      </w:pPr>
-      <w:r>
+        <w:t>Paragraph 5/6</w:t>
+      </w:r>
+    </w:p>
+    <w:p>
+      <w:pPr>
+        <w:shd w:val="clear" w:color="auto" w:fill="A8D08D" w:themeFill="accent6" w:themeFillTint="99"/>
         <w:rPr>
           <w:color w:val="EE0000"/>
           <w:lang w:val="en-US"/>
         </w:rPr>
-        <w:t>Paragraph 5/6</w:t>
-      </w:r>
-    </w:p>
-    <w:p>
-      <w:pPr>
-        <w:shd w:val="clear" w:color="auto" w:fill="A8D08D" w:themeFill="accent6" w:themeFillTint="99"/>
+      </w:pPr>
+      <w:r>
         <w:rPr>
           <w:color w:val="EE0000"/>
           <w:lang w:val="en-US"/>
         </w:rPr>
-      </w:pPr>
-      <w:r>
-        <w:rPr>
-          <w:color w:val="EE0000"/>
-          <w:lang w:val="en-US"/>
-        </w:rPr>
-        <w:t xml:space="preserve">Discuss how synthesis has helped develop a </w:t>
-      </w:r>
-      <w:proofErr w:type="gramStart"/>
-      <w:r>
-        <w:rPr>
-          <w:color w:val="EE0000"/>
-          <w:lang w:val="en-US"/>
-        </w:rPr>
-        <w:t>high quality</w:t>
-      </w:r>
-      <w:proofErr w:type="gramEnd"/>
-      <w:r>
-        <w:rPr>
-          <w:color w:val="EE0000"/>
-          <w:lang w:val="en-US"/>
-        </w:rPr>
-        <w:t xml:space="preserve"> outcome, you can use screenshots as evidence</w:t>
+        <w:t>Discuss how synthesis has helped develop a high quality outcome, you can use screenshots as evidence</w:t>
       </w:r>
     </w:p>
     <w:p>

--- a/13 DI Heinrich Venter develop an outcome.docx
+++ b/13 DI Heinrich Venter develop an outcome.docx
@@ -199,9 +199,11 @@
             <w:shd w:val="clear" w:color="auto" w:fill="FFCCCC"/>
           </w:tcPr>
           <w:p>
+            <w:proofErr w:type="spellStart"/>
             <w:r>
               <w:t>Accesability</w:t>
             </w:r>
+            <w:proofErr w:type="spellEnd"/>
           </w:p>
         </w:tc>
         <w:tc>
@@ -301,7 +303,27 @@
                       <w:szCs w:val="24"/>
                       <w:lang w:val="en-US"/>
                     </w:rPr>
-                    <w:t>Accessibility for the pitbike means the bike’s controls, indicators, and basic functions need to be understandable and manageable for a range of riders. This includes clear visual indicators, easy-to-reach switches, and controls that don’t require excessive strength.</w:t>
+                    <w:t xml:space="preserve">Accessibility for the </w:t>
+                  </w:r>
+                  <w:proofErr w:type="spellStart"/>
+                  <w:r>
+                    <w:rPr>
+                      <w:rFonts w:eastAsia="Times New Roman" w:cstheme="minorHAnsi"/>
+                      <w:sz w:val="24"/>
+                      <w:szCs w:val="24"/>
+                      <w:lang w:val="en-US"/>
+                    </w:rPr>
+                    <w:t>pitbike</w:t>
+                  </w:r>
+                  <w:proofErr w:type="spellEnd"/>
+                  <w:r>
+                    <w:rPr>
+                      <w:rFonts w:eastAsia="Times New Roman" w:cstheme="minorHAnsi"/>
+                      <w:sz w:val="24"/>
+                      <w:szCs w:val="24"/>
+                      <w:lang w:val="en-US"/>
+                    </w:rPr>
+                    <w:t xml:space="preserve"> means the bike’s controls, indicators, and basic functions need to be understandable and manageable for a range of riders. This includes clear visual indicators, easy-to-reach switches, and controls that don’t require excessive strength.</w:t>
                   </w:r>
                 </w:p>
               </w:tc>
@@ -352,7 +374,15 @@
           </w:tcPr>
           <w:p>
             <w:r>
-              <w:t>Usability relates to how easy it is to understand and use the pitbike’s hybrid systems, such as switching modes, checking battery levels, or starting the bike. The design needs to feel intuitive even for new riders.</w:t>
+              <w:t xml:space="preserve">Usability relates to how easy it is to understand and use the </w:t>
+            </w:r>
+            <w:proofErr w:type="spellStart"/>
+            <w:r>
+              <w:t>pitbike’s</w:t>
+            </w:r>
+            <w:proofErr w:type="spellEnd"/>
+            <w:r>
+              <w:t xml:space="preserve"> hybrid systems, such as switching modes, checking battery levels, or starting the bike. The design needs to feel intuitive even for new riders.</w:t>
             </w:r>
           </w:p>
         </w:tc>
@@ -363,7 +393,15 @@
           </w:tcPr>
           <w:p>
             <w:r>
-              <w:t>It matters because if the interface is confusing, the rider could misuse the bike or struggle during operation. I will address this by keeping the hybrid controls simple, limiting unnecessary switches, and providing a logical layout similar to standard pitbikes so it feels familiar.</w:t>
+              <w:t xml:space="preserve">It matters because if the interface is confusing, the rider could misuse the bike or struggle during operation. I will address this by keeping the hybrid controls simple, limiting unnecessary switches, and providing a logical layout similar to standard </w:t>
+            </w:r>
+            <w:proofErr w:type="spellStart"/>
+            <w:r>
+              <w:t>pitbikes</w:t>
+            </w:r>
+            <w:proofErr w:type="spellEnd"/>
+            <w:r>
+              <w:t xml:space="preserve"> so it feels familiar.</w:t>
             </w:r>
           </w:p>
         </w:tc>
@@ -484,7 +522,27 @@
                       <w:szCs w:val="24"/>
                       <w:lang w:val="en-US"/>
                     </w:rPr>
-                    <w:t>Functionality refers to how well the 70cc hybrid pitbike performs its intended purpose—delivering reliable petrol and electric operation, smooth power delivery, and stable riding. It also includes ensuring the components (battery, controller, mechanical systems) work together correctly.</w:t>
+                    <w:t xml:space="preserve">Functionality refers to how well the 70cc hybrid </w:t>
+                  </w:r>
+                  <w:proofErr w:type="spellStart"/>
+                  <w:r>
+                    <w:rPr>
+                      <w:rFonts w:eastAsia="Times New Roman" w:cstheme="minorHAnsi"/>
+                      <w:sz w:val="24"/>
+                      <w:szCs w:val="24"/>
+                      <w:lang w:val="en-US"/>
+                    </w:rPr>
+                    <w:t>pitbike</w:t>
+                  </w:r>
+                  <w:proofErr w:type="spellEnd"/>
+                  <w:r>
+                    <w:rPr>
+                      <w:rFonts w:eastAsia="Times New Roman" w:cstheme="minorHAnsi"/>
+                      <w:sz w:val="24"/>
+                      <w:szCs w:val="24"/>
+                      <w:lang w:val="en-US"/>
+                    </w:rPr>
+                    <w:t xml:space="preserve"> performs its intended purpose—delivering reliable petrol and electric operation, smooth power delivery, and stable riding. It also includes ensuring the components (battery, controller, mechanical systems) work together correctly.</w:t>
                   </w:r>
                 </w:p>
               </w:tc>
@@ -531,7 +589,15 @@
           </w:tcPr>
           <w:p>
             <w:r>
-              <w:t>Aesthetics for the pitbike include the visual design—how the hybrid components are integrated, how tidy the wiring is, and the overall look of the bike. A clean, professional aesthetic helps the bike feel intentional rather than thrown together.</w:t>
+              <w:t xml:space="preserve">Aesthetics for the </w:t>
+            </w:r>
+            <w:proofErr w:type="spellStart"/>
+            <w:r>
+              <w:t>pitbike</w:t>
+            </w:r>
+            <w:proofErr w:type="spellEnd"/>
+            <w:r>
+              <w:t xml:space="preserve"> include the visual design—how the hybrid components are integrated, how tidy the wiring is, and the overall look of the bike. A clean, professional aesthetic helps the bike feel intentional rather than thrown together.</w:t>
             </w:r>
           </w:p>
         </w:tc>
@@ -741,7 +807,15 @@
               <w:t>Description:</w:t>
             </w:r>
             <w:r>
-              <w:t xml:space="preserve"> using github that saves every version history so there is a mistake or something that is changed incorrectly you can go </w:t>
+              <w:t xml:space="preserve"> using </w:t>
+            </w:r>
+            <w:proofErr w:type="spellStart"/>
+            <w:r>
+              <w:t>github</w:t>
+            </w:r>
+            <w:proofErr w:type="spellEnd"/>
+            <w:r>
+              <w:t xml:space="preserve"> that saves every version history so there is a mistake or something that is changed incorrectly you can go </w:t>
             </w:r>
             <w:r>
               <w:t>back</w:t>
@@ -808,6 +882,9 @@
           </w:p>
           <w:p>
             <w:r>
+              <w:rPr>
+                <w:noProof/>
+              </w:rPr>
               <w:drawing>
                 <wp:inline distT="0" distB="0" distL="0" distR="0" wp14:anchorId="35C9ED11" wp14:editId="11C4454E">
                   <wp:extent cx="2070625" cy="1118128"/>
@@ -872,6 +949,9 @@
               <w:t xml:space="preserve"> </w:t>
             </w:r>
             <w:r>
+              <w:rPr>
+                <w:noProof/>
+              </w:rPr>
               <w:drawing>
                 <wp:inline distT="0" distB="0" distL="0" distR="0" wp14:anchorId="74B0BF64" wp14:editId="2DC0896A">
                   <wp:extent cx="2109577" cy="1133553"/>
@@ -932,6 +1012,9 @@
           </w:p>
           <w:p>
             <w:r>
+              <w:rPr>
+                <w:noProof/>
+              </w:rPr>
               <w:drawing>
                 <wp:inline distT="0" distB="0" distL="0" distR="0" wp14:anchorId="7CD95EC6" wp14:editId="12049D04">
                   <wp:extent cx="2100853" cy="1133055"/>
@@ -1060,10 +1143,26 @@
               <w:t>a</w:t>
             </w:r>
             <w:r>
-              <w:t>ther im on schedule falling behin</w:t>
-            </w:r>
-            <w:r>
-              <w:t>d or even in best case scenario ahead f schedule</w:t>
+              <w:t xml:space="preserve">ther </w:t>
+            </w:r>
+            <w:proofErr w:type="spellStart"/>
+            <w:r>
+              <w:t>im</w:t>
+            </w:r>
+            <w:proofErr w:type="spellEnd"/>
+            <w:r>
+              <w:t xml:space="preserve"> on schedule falling behin</w:t>
+            </w:r>
+            <w:r>
+              <w:t xml:space="preserve">d or even in best case scenario ahead </w:t>
+            </w:r>
+            <w:proofErr w:type="spellStart"/>
+            <w:r>
+              <w:t>f</w:t>
+            </w:r>
+            <w:proofErr w:type="spellEnd"/>
+            <w:r>
+              <w:t xml:space="preserve"> schedule</w:t>
             </w:r>
           </w:p>
         </w:tc>
@@ -1085,6 +1184,9 @@
               <w:t xml:space="preserve"> </w:t>
             </w:r>
             <w:r>
+              <w:rPr>
+                <w:noProof/>
+              </w:rPr>
               <w:drawing>
                 <wp:inline distT="0" distB="0" distL="0" distR="0" wp14:anchorId="4F2785B2" wp14:editId="3274FA68">
                   <wp:extent cx="2115967" cy="736345"/>
@@ -1383,8 +1485,13 @@
           </w:tcPr>
           <w:p>
             <w:r>
-              <w:t>Designing the required components holders so that when in use the sensitive electronics doesn’t get damaged or broken and then gives faulty readings to the brain which can effect efficiency and controll</w:t>
-            </w:r>
+              <w:t xml:space="preserve">Designing the required components holders so that when in use the sensitive electronics doesn’t get damaged or broken and then gives faulty readings to the brain which can effect efficiency and </w:t>
+            </w:r>
+            <w:proofErr w:type="spellStart"/>
+            <w:r>
+              <w:t>controll</w:t>
+            </w:r>
+            <w:proofErr w:type="spellEnd"/>
           </w:p>
         </w:tc>
       </w:tr>
@@ -1407,7 +1514,15 @@
           </w:tcPr>
           <w:p>
             <w:r>
-              <w:t>Using the right electronics for what i need it to do and figuring out where all the parts need to sit</w:t>
+              <w:t xml:space="preserve">Using the right electronics for what </w:t>
+            </w:r>
+            <w:proofErr w:type="spellStart"/>
+            <w:r>
+              <w:t>i</w:t>
+            </w:r>
+            <w:proofErr w:type="spellEnd"/>
+            <w:r>
+              <w:t xml:space="preserve"> need it to do and figuring out where all the parts need to sit</w:t>
             </w:r>
           </w:p>
         </w:tc>
@@ -1419,8 +1534,13 @@
             <w:shd w:val="clear" w:color="auto" w:fill="FFCCCC"/>
           </w:tcPr>
           <w:p>
-            <w:r>
-              <w:t xml:space="preserve">Easthetics </w:t>
+            <w:proofErr w:type="spellStart"/>
+            <w:r>
+              <w:t>Easthetics</w:t>
+            </w:r>
+            <w:proofErr w:type="spellEnd"/>
+            <w:r>
+              <w:t xml:space="preserve"> </w:t>
             </w:r>
           </w:p>
         </w:tc>
@@ -1561,9 +1681,9 @@
         <w:tblLook w:val="04A0" w:firstRow="1" w:lastRow="0" w:firstColumn="1" w:lastColumn="0" w:noHBand="0" w:noVBand="1"/>
       </w:tblPr>
       <w:tblGrid>
-        <w:gridCol w:w="3005"/>
-        <w:gridCol w:w="3005"/>
-        <w:gridCol w:w="3006"/>
+        <w:gridCol w:w="2937"/>
+        <w:gridCol w:w="3096"/>
+        <w:gridCol w:w="2983"/>
       </w:tblGrid>
       <w:tr>
         <w:trPr>
@@ -1614,6 +1734,61 @@
               <w:t xml:space="preserve">Electro magnetic </w:t>
             </w:r>
           </w:p>
+          <w:p>
+            <w:r>
+              <w:rPr>
+                <w:noProof/>
+              </w:rPr>
+              <w:drawing>
+                <wp:inline distT="0" distB="0" distL="0" distR="0" wp14:anchorId="35A12237" wp14:editId="66E87B01">
+                  <wp:extent cx="1276065" cy="1276065"/>
+                  <wp:effectExtent l="0" t="0" r="635" b="635"/>
+                  <wp:docPr id="936578668" name="Picture 1" descr="Chain Tail-ME1 Miniature Electromagnetic Bearing Mounted Clutch With Hub"/>
+                  <wp:cNvGraphicFramePr>
+                    <a:graphicFrameLocks xmlns:a="http://schemas.openxmlformats.org/drawingml/2006/main" noChangeAspect="1"/>
+                  </wp:cNvGraphicFramePr>
+                  <a:graphic xmlns:a="http://schemas.openxmlformats.org/drawingml/2006/main">
+                    <a:graphicData uri="http://schemas.openxmlformats.org/drawingml/2006/picture">
+                      <pic:pic xmlns:pic="http://schemas.openxmlformats.org/drawingml/2006/picture">
+                        <pic:nvPicPr>
+                          <pic:cNvPr id="0" name="Picture 1" descr="Chain Tail-ME1 Miniature Electromagnetic Bearing Mounted Clutch With Hub"/>
+                          <pic:cNvPicPr>
+                            <a:picLocks noChangeAspect="1" noChangeArrowheads="1"/>
+                          </pic:cNvPicPr>
+                        </pic:nvPicPr>
+                        <pic:blipFill>
+                          <a:blip r:embed="rId13" cstate="print">
+                            <a:extLst>
+                              <a:ext uri="{28A0092B-C50C-407E-A947-70E740481C1C}">
+                                <a14:useLocalDpi xmlns:a14="http://schemas.microsoft.com/office/drawing/2010/main" val="0"/>
+                              </a:ext>
+                            </a:extLst>
+                          </a:blip>
+                          <a:srcRect/>
+                          <a:stretch>
+                            <a:fillRect/>
+                          </a:stretch>
+                        </pic:blipFill>
+                        <pic:spPr bwMode="auto">
+                          <a:xfrm>
+                            <a:off x="0" y="0"/>
+                            <a:ext cx="1280877" cy="1280877"/>
+                          </a:xfrm>
+                          <a:prstGeom prst="rect">
+                            <a:avLst/>
+                          </a:prstGeom>
+                          <a:noFill/>
+                          <a:ln>
+                            <a:noFill/>
+                          </a:ln>
+                        </pic:spPr>
+                      </pic:pic>
+                    </a:graphicData>
+                  </a:graphic>
+                </wp:inline>
+              </w:drawing>
+            </w:r>
+          </w:p>
         </w:tc>
         <w:tc>
           <w:tcPr>
@@ -1622,7 +1797,65 @@
           </w:tcPr>
           <w:p>
             <w:r>
-              <w:t>centrifugal</w:t>
+              <w:t>C</w:t>
+            </w:r>
+            <w:r>
+              <w:t>entrifugal</w:t>
+            </w:r>
+          </w:p>
+          <w:p>
+            <w:r>
+              <w:rPr>
+                <w:noProof/>
+              </w:rPr>
+              <w:drawing>
+                <wp:inline distT="0" distB="0" distL="0" distR="0" wp14:anchorId="7E2C4685" wp14:editId="594A27F6">
+                  <wp:extent cx="1821977" cy="1290920"/>
+                  <wp:effectExtent l="0" t="0" r="6985" b="5080"/>
+                  <wp:docPr id="1979711140" name="Picture 2" descr="Three-shoe Centrifugal Clutch | Download Scientific Diagram"/>
+                  <wp:cNvGraphicFramePr>
+                    <a:graphicFrameLocks xmlns:a="http://schemas.openxmlformats.org/drawingml/2006/main" noChangeAspect="1"/>
+                  </wp:cNvGraphicFramePr>
+                  <a:graphic xmlns:a="http://schemas.openxmlformats.org/drawingml/2006/main">
+                    <a:graphicData uri="http://schemas.openxmlformats.org/drawingml/2006/picture">
+                      <pic:pic xmlns:pic="http://schemas.openxmlformats.org/drawingml/2006/picture">
+                        <pic:nvPicPr>
+                          <pic:cNvPr id="0" name="Picture 3" descr="Three-shoe Centrifugal Clutch | Download Scientific Diagram"/>
+                          <pic:cNvPicPr>
+                            <a:picLocks noChangeAspect="1" noChangeArrowheads="1"/>
+                          </pic:cNvPicPr>
+                        </pic:nvPicPr>
+                        <pic:blipFill>
+                          <a:blip r:embed="rId14" cstate="print">
+                            <a:extLst>
+                              <a:ext uri="{28A0092B-C50C-407E-A947-70E740481C1C}">
+                                <a14:useLocalDpi xmlns:a14="http://schemas.microsoft.com/office/drawing/2010/main" val="0"/>
+                              </a:ext>
+                            </a:extLst>
+                          </a:blip>
+                          <a:srcRect/>
+                          <a:stretch>
+                            <a:fillRect/>
+                          </a:stretch>
+                        </pic:blipFill>
+                        <pic:spPr bwMode="auto">
+                          <a:xfrm>
+                            <a:off x="0" y="0"/>
+                            <a:ext cx="1839574" cy="1303388"/>
+                          </a:xfrm>
+                          <a:prstGeom prst="rect">
+                            <a:avLst/>
+                          </a:prstGeom>
+                          <a:noFill/>
+                          <a:ln>
+                            <a:noFill/>
+                          </a:ln>
+                        </pic:spPr>
+                      </pic:pic>
+                    </a:graphicData>
+                  </a:graphic>
+                </wp:inline>
+              </w:drawing>
             </w:r>
           </w:p>
         </w:tc>
@@ -1634,6 +1867,61 @@
           <w:p>
             <w:r>
               <w:t>One way bearing</w:t>
+            </w:r>
+          </w:p>
+          <w:p>
+            <w:r>
+              <w:rPr>
+                <w:noProof/>
+              </w:rPr>
+              <w:drawing>
+                <wp:inline distT="0" distB="0" distL="0" distR="0" wp14:anchorId="5BB0BD07" wp14:editId="476F829A">
+                  <wp:extent cx="1610866" cy="1289846"/>
+                  <wp:effectExtent l="0" t="0" r="8890" b="5715"/>
+                  <wp:docPr id="684550270" name="Picture 3" descr="All about one way clutch bearing"/>
+                  <wp:cNvGraphicFramePr>
+                    <a:graphicFrameLocks xmlns:a="http://schemas.openxmlformats.org/drawingml/2006/main" noChangeAspect="1"/>
+                  </wp:cNvGraphicFramePr>
+                  <a:graphic xmlns:a="http://schemas.openxmlformats.org/drawingml/2006/main">
+                    <a:graphicData uri="http://schemas.openxmlformats.org/drawingml/2006/picture">
+                      <pic:pic xmlns:pic="http://schemas.openxmlformats.org/drawingml/2006/picture">
+                        <pic:nvPicPr>
+                          <pic:cNvPr id="0" name="Picture 5" descr="All about one way clutch bearing"/>
+                          <pic:cNvPicPr>
+                            <a:picLocks noChangeAspect="1" noChangeArrowheads="1"/>
+                          </pic:cNvPicPr>
+                        </pic:nvPicPr>
+                        <pic:blipFill>
+                          <a:blip r:embed="rId15" cstate="print">
+                            <a:extLst>
+                              <a:ext uri="{28A0092B-C50C-407E-A947-70E740481C1C}">
+                                <a14:useLocalDpi xmlns:a14="http://schemas.microsoft.com/office/drawing/2010/main" val="0"/>
+                              </a:ext>
+                            </a:extLst>
+                          </a:blip>
+                          <a:srcRect/>
+                          <a:stretch>
+                            <a:fillRect/>
+                          </a:stretch>
+                        </pic:blipFill>
+                        <pic:spPr bwMode="auto">
+                          <a:xfrm>
+                            <a:off x="0" y="0"/>
+                            <a:ext cx="1617452" cy="1295120"/>
+                          </a:xfrm>
+                          <a:prstGeom prst="rect">
+                            <a:avLst/>
+                          </a:prstGeom>
+                          <a:noFill/>
+                          <a:ln>
+                            <a:noFill/>
+                          </a:ln>
+                        </pic:spPr>
+                      </pic:pic>
+                    </a:graphicData>
+                  </a:graphic>
+                </wp:inline>
+              </w:drawing>
             </w:r>
           </w:p>
         </w:tc>
@@ -1650,7 +1938,15 @@
               <w:t>Selected Component:</w:t>
             </w:r>
             <w:r>
-              <w:t xml:space="preserve"> im going with electromagnetic </w:t>
+              <w:t xml:space="preserve"> </w:t>
+            </w:r>
+            <w:proofErr w:type="spellStart"/>
+            <w:r>
+              <w:t>im</w:t>
+            </w:r>
+            <w:proofErr w:type="spellEnd"/>
+            <w:r>
+              <w:t xml:space="preserve"> going with electromagnetic </w:t>
             </w:r>
           </w:p>
         </w:tc>
@@ -1667,7 +1963,31 @@
               <w:t>Why:</w:t>
             </w:r>
             <w:r>
-              <w:t xml:space="preserve"> because with an electromagnetic you can have torque  and speed from 0rpm where with a centrifugal it needs to be spun to a certain set rpm i.e. 2000 rpm which means ill have about 750 rpm of speed range not including gear ratios for  inc4reasinf the torque of the system which means that ill have to use the 70cc’s torque which isn’t the greatest and until the engine reaches the range of where the clutch can engage ill be able to accelerate an extra 2km/h where  with a electromagnetic I can engage from 0rpm and then have a speed range of 2750 from the motor which means ill have a 50km/h range of where it can accelerate with the electric motors torque which is greater at low speeds than the 70cc’s</w:t>
+              <w:t xml:space="preserve"> because with an electromagnetic you can have torque  and speed from 0rpm where with a centrifugal it needs to be spun to a certain set rpm i.e. 2000 rpm which means ill have about 750 rpm of speed range not including gear ratios for  inc4reasinf the torque of the system which means that </w:t>
+            </w:r>
+            <w:proofErr w:type="spellStart"/>
+            <w:r>
+              <w:t>ill</w:t>
+            </w:r>
+            <w:proofErr w:type="spellEnd"/>
+            <w:r>
+              <w:t xml:space="preserve"> have to use the 70cc’s torque which isn’t the greatest and until the engine reaches the range of where the clutch can engage </w:t>
+            </w:r>
+            <w:proofErr w:type="spellStart"/>
+            <w:r>
+              <w:t>ill</w:t>
+            </w:r>
+            <w:proofErr w:type="spellEnd"/>
+            <w:r>
+              <w:t xml:space="preserve"> be able to accelerate an extra 2km/h where  with </w:t>
+            </w:r>
+            <w:proofErr w:type="spellStart"/>
+            <w:r>
+              <w:t>a</w:t>
+            </w:r>
+            <w:proofErr w:type="spellEnd"/>
+            <w:r>
+              <w:t xml:space="preserve"> electromagnetic I can engage from 0rpm and then have a speed range of 2750 from the motor which means ill have a 50km/h range of where it can accelerate with the electric motors torque which is greater at low speeds than the 70cc’s</w:t>
             </w:r>
           </w:p>
         </w:tc>
@@ -1689,9 +2009,9 @@
         <w:tblLook w:val="04A0" w:firstRow="1" w:lastRow="0" w:firstColumn="1" w:lastColumn="0" w:noHBand="0" w:noVBand="1"/>
       </w:tblPr>
       <w:tblGrid>
-        <w:gridCol w:w="3005"/>
-        <w:gridCol w:w="3005"/>
-        <w:gridCol w:w="3006"/>
+        <w:gridCol w:w="3216"/>
+        <w:gridCol w:w="2900"/>
+        <w:gridCol w:w="2900"/>
       </w:tblGrid>
       <w:tr>
         <w:tc>
@@ -1739,6 +2059,62 @@
               <w:t>Hall effect sensor</w:t>
             </w:r>
           </w:p>
+          <w:p>
+            <w:r>
+              <w:rPr>
+                <w:noProof/>
+              </w:rPr>
+              <w:drawing>
+                <wp:inline distT="0" distB="0" distL="0" distR="0" wp14:anchorId="4B9A996C" wp14:editId="3604D550">
+                  <wp:extent cx="1905463" cy="736979"/>
+                  <wp:effectExtent l="0" t="0" r="0" b="6350"/>
+                  <wp:docPr id="1927279733" name="Picture 4" descr="Hall effect sensors - E-Mobility Engineering"/>
+                  <wp:cNvGraphicFramePr>
+                    <a:graphicFrameLocks xmlns:a="http://schemas.openxmlformats.org/drawingml/2006/main" noChangeAspect="1"/>
+                  </wp:cNvGraphicFramePr>
+                  <a:graphic xmlns:a="http://schemas.openxmlformats.org/drawingml/2006/main">
+                    <a:graphicData uri="http://schemas.openxmlformats.org/drawingml/2006/picture">
+                      <pic:pic xmlns:pic="http://schemas.openxmlformats.org/drawingml/2006/picture">
+                        <pic:nvPicPr>
+                          <pic:cNvPr id="0" name="Picture 7" descr="Hall effect sensors - E-Mobility Engineering"/>
+                          <pic:cNvPicPr>
+                            <a:picLocks noChangeAspect="1" noChangeArrowheads="1"/>
+                          </pic:cNvPicPr>
+                        </pic:nvPicPr>
+                        <pic:blipFill>
+                          <a:blip r:embed="rId16" cstate="print">
+                            <a:extLst>
+                              <a:ext uri="{28A0092B-C50C-407E-A947-70E740481C1C}">
+                                <a14:useLocalDpi xmlns:a14="http://schemas.microsoft.com/office/drawing/2010/main" val="0"/>
+                              </a:ext>
+                            </a:extLst>
+                          </a:blip>
+                          <a:srcRect/>
+                          <a:stretch>
+                            <a:fillRect/>
+                          </a:stretch>
+                        </pic:blipFill>
+                        <pic:spPr bwMode="auto">
+                          <a:xfrm>
+                            <a:off x="0" y="0"/>
+                            <a:ext cx="1925977" cy="744913"/>
+                          </a:xfrm>
+                          <a:prstGeom prst="rect">
+                            <a:avLst/>
+                          </a:prstGeom>
+                          <a:noFill/>
+                          <a:ln>
+                            <a:noFill/>
+                          </a:ln>
+                        </pic:spPr>
+                      </pic:pic>
+                    </a:graphicData>
+                  </a:graphic>
+                </wp:inline>
+              </w:drawing>
+            </w:r>
+          </w:p>
+          <w:p/>
         </w:tc>
         <w:tc>
           <w:tcPr>
@@ -1750,6 +2126,62 @@
               <w:t>Potentiometer</w:t>
             </w:r>
           </w:p>
+          <w:p>
+            <w:r>
+              <w:rPr>
+                <w:noProof/>
+              </w:rPr>
+              <w:drawing>
+                <wp:inline distT="0" distB="0" distL="0" distR="0" wp14:anchorId="6D148231" wp14:editId="6DE3775B">
+                  <wp:extent cx="743803" cy="743803"/>
+                  <wp:effectExtent l="0" t="0" r="0" b="0"/>
+                  <wp:docPr id="1680359256" name="Picture 5" descr="10k Ohm Logarithmic (A) Single Gang 9mm Potentiometer | Afterpay &amp; ZipPay Available | Click &amp; Collect | Jaycar"/>
+                  <wp:cNvGraphicFramePr>
+                    <a:graphicFrameLocks xmlns:a="http://schemas.openxmlformats.org/drawingml/2006/main" noChangeAspect="1"/>
+                  </wp:cNvGraphicFramePr>
+                  <a:graphic xmlns:a="http://schemas.openxmlformats.org/drawingml/2006/main">
+                    <a:graphicData uri="http://schemas.openxmlformats.org/drawingml/2006/picture">
+                      <pic:pic xmlns:pic="http://schemas.openxmlformats.org/drawingml/2006/picture">
+                        <pic:nvPicPr>
+                          <pic:cNvPr id="0" name="Picture 9" descr="10k Ohm Logarithmic (A) Single Gang 9mm Potentiometer | Afterpay &amp; ZipPay Available | Click &amp; Collect | Jaycar"/>
+                          <pic:cNvPicPr>
+                            <a:picLocks noChangeAspect="1" noChangeArrowheads="1"/>
+                          </pic:cNvPicPr>
+                        </pic:nvPicPr>
+                        <pic:blipFill>
+                          <a:blip r:embed="rId17" cstate="print">
+                            <a:extLst>
+                              <a:ext uri="{28A0092B-C50C-407E-A947-70E740481C1C}">
+                                <a14:useLocalDpi xmlns:a14="http://schemas.microsoft.com/office/drawing/2010/main" val="0"/>
+                              </a:ext>
+                            </a:extLst>
+                          </a:blip>
+                          <a:srcRect/>
+                          <a:stretch>
+                            <a:fillRect/>
+                          </a:stretch>
+                        </pic:blipFill>
+                        <pic:spPr bwMode="auto">
+                          <a:xfrm>
+                            <a:off x="0" y="0"/>
+                            <a:ext cx="760305" cy="760305"/>
+                          </a:xfrm>
+                          <a:prstGeom prst="rect">
+                            <a:avLst/>
+                          </a:prstGeom>
+                          <a:noFill/>
+                          <a:ln>
+                            <a:noFill/>
+                          </a:ln>
+                        </pic:spPr>
+                      </pic:pic>
+                    </a:graphicData>
+                  </a:graphic>
+                </wp:inline>
+              </w:drawing>
+            </w:r>
+          </w:p>
+          <w:p/>
         </w:tc>
         <w:tc>
           <w:tcPr>
@@ -1785,10 +2217,32 @@
           </w:tcPr>
           <w:p>
             <w:r>
+              <w:lastRenderedPageBreak/>
               <w:t>Why:</w:t>
             </w:r>
             <w:r>
-              <w:t xml:space="preserve"> because with a potentiometer it is physically being moved which has f4rictio and can wear out where with a hall effect sensor it’s a magnet which is touching so no friction so it lasts way longer </w:t>
+              <w:t xml:space="preserve"> because with a potentiometer it is physically being moved which has frictio</w:t>
+            </w:r>
+            <w:r>
+              <w:t>n</w:t>
+            </w:r>
+            <w:r>
+              <w:t xml:space="preserve"> and can wear out where with a hall effect sensor it’s a magnet which </w:t>
+            </w:r>
+            <w:r>
+              <w:t>isn’t</w:t>
+            </w:r>
+            <w:r>
+              <w:t xml:space="preserve"> touching </w:t>
+            </w:r>
+            <w:r>
+              <w:t xml:space="preserve">anything </w:t>
+            </w:r>
+            <w:r>
+              <w:t>so no friction so it lasts way longer</w:t>
+            </w:r>
+            <w:r>
+              <w:t>.</w:t>
             </w:r>
           </w:p>
         </w:tc>
@@ -1814,9 +2268,9 @@
         <w:tblLook w:val="04A0" w:firstRow="1" w:lastRow="0" w:firstColumn="1" w:lastColumn="0" w:noHBand="0" w:noVBand="1"/>
       </w:tblPr>
       <w:tblGrid>
-        <w:gridCol w:w="3005"/>
-        <w:gridCol w:w="3005"/>
-        <w:gridCol w:w="3006"/>
+        <w:gridCol w:w="2841"/>
+        <w:gridCol w:w="2899"/>
+        <w:gridCol w:w="3276"/>
       </w:tblGrid>
       <w:tr>
         <w:tc>
@@ -1860,11 +2314,71 @@
             <w:shd w:val="clear" w:color="auto" w:fill="FFF2CC" w:themeFill="accent4" w:themeFillTint="33"/>
           </w:tcPr>
           <w:p>
-            <w:r>
-              <w:t xml:space="preserve">Oled </w:t>
+            <w:proofErr w:type="spellStart"/>
+            <w:r>
+              <w:t>Oled</w:t>
+            </w:r>
+            <w:proofErr w:type="spellEnd"/>
+            <w:r>
+              <w:t xml:space="preserve"> </w:t>
             </w:r>
             <w:r>
               <w:t xml:space="preserve">display </w:t>
+            </w:r>
+          </w:p>
+          <w:p>
+            <w:r>
+              <w:rPr>
+                <w:noProof/>
+              </w:rPr>
+              <w:drawing>
+                <wp:inline distT="0" distB="0" distL="0" distR="0" wp14:anchorId="3D1872DF" wp14:editId="54F6B10E">
+                  <wp:extent cx="1637732" cy="1637732"/>
+                  <wp:effectExtent l="0" t="0" r="635" b="635"/>
+                  <wp:docPr id="1965689478" name="Picture 6" descr="OLED LCD Screen 128x64 0.96 inch - Blue (I2C Interface)"/>
+                  <wp:cNvGraphicFramePr>
+                    <a:graphicFrameLocks xmlns:a="http://schemas.openxmlformats.org/drawingml/2006/main" noChangeAspect="1"/>
+                  </wp:cNvGraphicFramePr>
+                  <a:graphic xmlns:a="http://schemas.openxmlformats.org/drawingml/2006/main">
+                    <a:graphicData uri="http://schemas.openxmlformats.org/drawingml/2006/picture">
+                      <pic:pic xmlns:pic="http://schemas.openxmlformats.org/drawingml/2006/picture">
+                        <pic:nvPicPr>
+                          <pic:cNvPr id="0" name="Picture 11" descr="OLED LCD Screen 128x64 0.96 inch - Blue (I2C Interface)"/>
+                          <pic:cNvPicPr>
+                            <a:picLocks noChangeAspect="1" noChangeArrowheads="1"/>
+                          </pic:cNvPicPr>
+                        </pic:nvPicPr>
+                        <pic:blipFill>
+                          <a:blip r:embed="rId18" cstate="print">
+                            <a:extLst>
+                              <a:ext uri="{28A0092B-C50C-407E-A947-70E740481C1C}">
+                                <a14:useLocalDpi xmlns:a14="http://schemas.microsoft.com/office/drawing/2010/main" val="0"/>
+                              </a:ext>
+                            </a:extLst>
+                          </a:blip>
+                          <a:srcRect/>
+                          <a:stretch>
+                            <a:fillRect/>
+                          </a:stretch>
+                        </pic:blipFill>
+                        <pic:spPr bwMode="auto">
+                          <a:xfrm>
+                            <a:off x="0" y="0"/>
+                            <a:ext cx="1654319" cy="1654319"/>
+                          </a:xfrm>
+                          <a:prstGeom prst="rect">
+                            <a:avLst/>
+                          </a:prstGeom>
+                          <a:noFill/>
+                          <a:ln>
+                            <a:noFill/>
+                          </a:ln>
+                        </pic:spPr>
+                      </pic:pic>
+                    </a:graphicData>
+                  </a:graphic>
+                </wp:inline>
+              </w:drawing>
             </w:r>
           </w:p>
         </w:tc>
@@ -1878,6 +2392,61 @@
               <w:t>LCD screen</w:t>
             </w:r>
           </w:p>
+          <w:p>
+            <w:r>
+              <w:rPr>
+                <w:noProof/>
+              </w:rPr>
+              <w:drawing>
+                <wp:inline distT="0" distB="0" distL="0" distR="0" wp14:anchorId="474EC1BA" wp14:editId="6BDC6CA5">
+                  <wp:extent cx="1685499" cy="1685499"/>
+                  <wp:effectExtent l="0" t="0" r="0" b="0"/>
+                  <wp:docPr id="1564520554" name="Picture 7" descr="Dot Matrix White on Blue LCD 16x2 Character"/>
+                  <wp:cNvGraphicFramePr>
+                    <a:graphicFrameLocks xmlns:a="http://schemas.openxmlformats.org/drawingml/2006/main" noChangeAspect="1"/>
+                  </wp:cNvGraphicFramePr>
+                  <a:graphic xmlns:a="http://schemas.openxmlformats.org/drawingml/2006/main">
+                    <a:graphicData uri="http://schemas.openxmlformats.org/drawingml/2006/picture">
+                      <pic:pic xmlns:pic="http://schemas.openxmlformats.org/drawingml/2006/picture">
+                        <pic:nvPicPr>
+                          <pic:cNvPr id="0" name="Picture 13" descr="Dot Matrix White on Blue LCD 16x2 Character"/>
+                          <pic:cNvPicPr>
+                            <a:picLocks noChangeAspect="1" noChangeArrowheads="1"/>
+                          </pic:cNvPicPr>
+                        </pic:nvPicPr>
+                        <pic:blipFill>
+                          <a:blip r:embed="rId19" cstate="print">
+                            <a:extLst>
+                              <a:ext uri="{28A0092B-C50C-407E-A947-70E740481C1C}">
+                                <a14:useLocalDpi xmlns:a14="http://schemas.microsoft.com/office/drawing/2010/main" val="0"/>
+                              </a:ext>
+                            </a:extLst>
+                          </a:blip>
+                          <a:srcRect/>
+                          <a:stretch>
+                            <a:fillRect/>
+                          </a:stretch>
+                        </pic:blipFill>
+                        <pic:spPr bwMode="auto">
+                          <a:xfrm>
+                            <a:off x="0" y="0"/>
+                            <a:ext cx="1702915" cy="1702915"/>
+                          </a:xfrm>
+                          <a:prstGeom prst="rect">
+                            <a:avLst/>
+                          </a:prstGeom>
+                          <a:noFill/>
+                          <a:ln>
+                            <a:noFill/>
+                          </a:ln>
+                        </pic:spPr>
+                      </pic:pic>
+                    </a:graphicData>
+                  </a:graphic>
+                </wp:inline>
+              </w:drawing>
+            </w:r>
+          </w:p>
         </w:tc>
         <w:tc>
           <w:tcPr>
@@ -1889,7 +2458,61 @@
               <w:t xml:space="preserve">1.8” SPI TFT colour display </w:t>
             </w:r>
           </w:p>
-          <w:p/>
+          <w:p>
+            <w:r>
+              <w:rPr>
+                <w:noProof/>
+              </w:rPr>
+              <w:drawing>
+                <wp:inline distT="0" distB="0" distL="0" distR="0" wp14:anchorId="3BF5A2D4" wp14:editId="152D1986">
+                  <wp:extent cx="1937983" cy="1455527"/>
+                  <wp:effectExtent l="0" t="0" r="5715" b="0"/>
+                  <wp:docPr id="903299353" name="Picture 8" descr="Screen Waveshare LCD 1,8'' 128x160px - SPI Botland - Robotic Shop"/>
+                  <wp:cNvGraphicFramePr>
+                    <a:graphicFrameLocks xmlns:a="http://schemas.openxmlformats.org/drawingml/2006/main" noChangeAspect="1"/>
+                  </wp:cNvGraphicFramePr>
+                  <a:graphic xmlns:a="http://schemas.openxmlformats.org/drawingml/2006/main">
+                    <a:graphicData uri="http://schemas.openxmlformats.org/drawingml/2006/picture">
+                      <pic:pic xmlns:pic="http://schemas.openxmlformats.org/drawingml/2006/picture">
+                        <pic:nvPicPr>
+                          <pic:cNvPr id="0" name="Picture 15" descr="Screen Waveshare LCD 1,8'' 128x160px - SPI Botland - Robotic Shop"/>
+                          <pic:cNvPicPr>
+                            <a:picLocks noChangeAspect="1" noChangeArrowheads="1"/>
+                          </pic:cNvPicPr>
+                        </pic:nvPicPr>
+                        <pic:blipFill>
+                          <a:blip r:embed="rId20" cstate="print">
+                            <a:extLst>
+                              <a:ext uri="{28A0092B-C50C-407E-A947-70E740481C1C}">
+                                <a14:useLocalDpi xmlns:a14="http://schemas.microsoft.com/office/drawing/2010/main" val="0"/>
+                              </a:ext>
+                            </a:extLst>
+                          </a:blip>
+                          <a:srcRect/>
+                          <a:stretch>
+                            <a:fillRect/>
+                          </a:stretch>
+                        </pic:blipFill>
+                        <pic:spPr bwMode="auto">
+                          <a:xfrm>
+                            <a:off x="0" y="0"/>
+                            <a:ext cx="1961569" cy="1473242"/>
+                          </a:xfrm>
+                          <a:prstGeom prst="rect">
+                            <a:avLst/>
+                          </a:prstGeom>
+                          <a:noFill/>
+                          <a:ln>
+                            <a:noFill/>
+                          </a:ln>
+                        </pic:spPr>
+                      </pic:pic>
+                    </a:graphicData>
+                  </a:graphic>
+                </wp:inline>
+              </w:drawing>
+            </w:r>
+          </w:p>
         </w:tc>
       </w:tr>
       <w:tr>
@@ -1930,14 +2553,7 @@
               <w:rPr>
                 <w:lang w:val="en-US"/>
               </w:rPr>
-              <w:t xml:space="preserve">The chosen 1.3" I2C OLED display is the optimal choice for this system as it balances pixel-level graphic control (128x64 resolution) with high efficiency, vastly outperforming Alternative 1 (LCD screen) , which is limited to rigid character blocks, requires a high-draw backlight, and offers </w:t>
-            </w:r>
-            <w:r>
-              <w:rPr>
-                <w:lang w:val="en-US"/>
-              </w:rPr>
-              <w:lastRenderedPageBreak/>
-              <w:t>poor viewing angles. Because OLED pixels are self-emissive, unlit black pixels consume virtually zero power, making it ideal for low-power microcontrollers deployment. Additionally, while Alternative 2 (1.8" SPI TFT Color Display) provides vibrant colors, its SPI interface requires 4 to 5 data pins, which limits available inputs and complicates wiring. In contrast, the chosen OLED uses the I2C protocol , requiring only two shared lines (SDA and SCL). This preserves critical GPIO pins for other sensors, simplifies breadboard layout, and ensures a compact, power-efficient, and easily scalable system architecture.</w:t>
+              <w:t>The chosen 1.3" I2C OLED display is the optimal choice for this system as it balances pixel-level graphic control (128x64 resolution) with high efficiency, vastly outperforming Alternative 1 (LCD screen) , which is limited to rigid character blocks, requires a high-draw backlight, and offers poor viewing angles. Because OLED pixels are self-emissive, unlit black pixels consume virtually zero power, making it ideal for low-power microcontrollers deployment. Additionally, while Alternative 2 (1.8" SPI TFT Color Display) provides vibrant colors, its SPI interface requires 4 to 5 data pins, which limits available inputs and complicates wiring. In contrast, the chosen OLED uses the I2C protocol , requiring only two shared lines (SDA and SCL). This preserves critical GPIO pins for other sensors, simplifies breadboard layout, and ensures a compact, power-efficient, and easily scalable system architecture.</w:t>
             </w:r>
           </w:p>
           <w:p/>
@@ -2059,13 +2675,21 @@
           </w:tcPr>
           <w:p>
             <w:r>
-              <w:t>To small inner di</w:t>
+              <w:t xml:space="preserve">To small inner </w:t>
+            </w:r>
+            <w:proofErr w:type="spellStart"/>
+            <w:r>
+              <w:t>di</w:t>
             </w:r>
             <w:r>
               <w:t>a</w:t>
             </w:r>
             <w:r>
-              <w:t xml:space="preserve">mter </w:t>
+              <w:t>mter</w:t>
+            </w:r>
+            <w:proofErr w:type="spellEnd"/>
+            <w:r>
+              <w:t xml:space="preserve"> </w:t>
             </w:r>
           </w:p>
         </w:tc>
@@ -2225,6 +2849,7 @@
           </w:tcPr>
           <w:p>
             <w:r>
+              <w:lastRenderedPageBreak/>
               <w:t>Component Link/ File Name</w:t>
             </w:r>
           </w:p>
@@ -2302,37 +2927,67 @@
             <w:tcW w:w="2122" w:type="dxa"/>
             <w:shd w:val="clear" w:color="auto" w:fill="FFCCCC"/>
           </w:tcPr>
+          <w:p>
+            <w:r>
+              <w:t>second</w:t>
+            </w:r>
+          </w:p>
+        </w:tc>
+        <w:tc>
+          <w:tcPr>
+            <w:tcW w:w="3118" w:type="dxa"/>
+            <w:shd w:val="clear" w:color="auto" w:fill="FFCCCC"/>
+          </w:tcPr>
+          <w:p>
+            <w:r>
+              <w:t xml:space="preserve">The pipe is 17mm inner </w:t>
+            </w:r>
+            <w:proofErr w:type="spellStart"/>
+            <w:r>
+              <w:t>dimaeter</w:t>
+            </w:r>
+            <w:proofErr w:type="spellEnd"/>
+            <w:r>
+              <w:t xml:space="preserve"> so the outer diameter of the insert should be =/&gt;17mm</w:t>
+            </w:r>
+          </w:p>
+        </w:tc>
+        <w:tc>
+          <w:tcPr>
+            <w:tcW w:w="3776" w:type="dxa"/>
+            <w:shd w:val="clear" w:color="auto" w:fill="FFCCCC"/>
+          </w:tcPr>
           <w:p/>
         </w:tc>
+      </w:tr>
+      <w:tr>
+        <w:tc>
+          <w:tcPr>
+            <w:tcW w:w="2122" w:type="dxa"/>
+            <w:shd w:val="clear" w:color="auto" w:fill="FFCCCC"/>
+          </w:tcPr>
+          <w:p>
+            <w:r>
+              <w:t>last</w:t>
+            </w:r>
+          </w:p>
+        </w:tc>
         <w:tc>
           <w:tcPr>
             <w:tcW w:w="3118" w:type="dxa"/>
             <w:shd w:val="clear" w:color="auto" w:fill="FFCCCC"/>
           </w:tcPr>
-          <w:p/>
-        </w:tc>
-        <w:tc>
-          <w:tcPr>
-            <w:tcW w:w="3776" w:type="dxa"/>
-            <w:shd w:val="clear" w:color="auto" w:fill="FFCCCC"/>
-          </w:tcPr>
-          <w:p/>
-        </w:tc>
-      </w:tr>
-      <w:tr>
-        <w:tc>
-          <w:tcPr>
-            <w:tcW w:w="2122" w:type="dxa"/>
-            <w:shd w:val="clear" w:color="auto" w:fill="FFCCCC"/>
-          </w:tcPr>
-          <w:p/>
-        </w:tc>
-        <w:tc>
-          <w:tcPr>
-            <w:tcW w:w="3118" w:type="dxa"/>
-            <w:shd w:val="clear" w:color="auto" w:fill="FFCCCC"/>
-          </w:tcPr>
-          <w:p/>
+          <w:p>
+            <w:r>
+              <w:t xml:space="preserve">The </w:t>
+            </w:r>
+            <w:r>
+              <w:t xml:space="preserve">expander that </w:t>
+            </w:r>
+            <w:r>
+              <w:t xml:space="preserve"> </w:t>
+            </w:r>
+          </w:p>
         </w:tc>
         <w:tc>
           <w:tcPr>
@@ -2466,19 +3121,50 @@
           </w:tcPr>
           <w:p>
             <w:r>
-              <w:t>The pwm led for the motor</w:t>
+              <w:t xml:space="preserve">The </w:t>
+            </w:r>
+            <w:proofErr w:type="spellStart"/>
+            <w:r>
+              <w:t>pwm</w:t>
+            </w:r>
+            <w:proofErr w:type="spellEnd"/>
+            <w:r>
+              <w:t xml:space="preserve"> led for the motor</w:t>
             </w:r>
             <w:r>
               <w:t xml:space="preserve"> </w:t>
             </w:r>
             <w:r>
-              <w:t xml:space="preserve">controller needs to be 0 when the thrtottle is at 0 </w:t>
-            </w:r>
-            <w:r>
-              <w:t xml:space="preserve">(relative to the analog hall sensors value) this is becauss the motor controller will take that as an input signal and will engage the </w:t>
-            </w:r>
-            <w:r>
-              <w:lastRenderedPageBreak/>
+              <w:t xml:space="preserve">controller needs to be 0 when the </w:t>
+            </w:r>
+            <w:proofErr w:type="spellStart"/>
+            <w:r>
+              <w:t>thrtottle</w:t>
+            </w:r>
+            <w:proofErr w:type="spellEnd"/>
+            <w:r>
+              <w:t xml:space="preserve"> is at 0 </w:t>
+            </w:r>
+            <w:r>
+              <w:t xml:space="preserve">(relative to the </w:t>
+            </w:r>
+            <w:proofErr w:type="spellStart"/>
+            <w:r>
+              <w:t>analog</w:t>
+            </w:r>
+            <w:proofErr w:type="spellEnd"/>
+            <w:r>
+              <w:t xml:space="preserve"> hall sensors value) this is </w:t>
+            </w:r>
+            <w:proofErr w:type="spellStart"/>
+            <w:r>
+              <w:t>becauss</w:t>
+            </w:r>
+            <w:proofErr w:type="spellEnd"/>
+            <w:r>
+              <w:t xml:space="preserve"> the motor controller will take that as an input signal and will engage the </w:t>
+            </w:r>
+            <w:r>
               <w:t>motor constantly and it can then be damaged</w:t>
             </w:r>
           </w:p>
@@ -2490,8 +3176,15 @@
           </w:tcPr>
           <w:p>
             <w:r>
-              <w:lastRenderedPageBreak/>
-              <w:t>When the throttle is at position 0 make sure pwm led is0</w:t>
+              <w:t xml:space="preserve">When the throttle is at position 0 make sure </w:t>
+            </w:r>
+            <w:proofErr w:type="spellStart"/>
+            <w:r>
+              <w:t>pwm</w:t>
+            </w:r>
+            <w:proofErr w:type="spellEnd"/>
+            <w:r>
+              <w:t xml:space="preserve"> led is0</w:t>
             </w:r>
           </w:p>
         </w:tc>
@@ -2534,11 +3227,32 @@
             <w:r>
               <w:t xml:space="preserve">In the app </w:t>
             </w:r>
-            <w:r>
-              <w:t>proggramme make a throttle mapping button to adjust how the motor behaves with the throttle inputs</w:t>
-            </w:r>
-            <w:r>
-              <w:t xml:space="preserve"> and make sure that it saves so that when you start the bike up again you don’t have tp redo the settings (this can be done with epprom)</w:t>
+            <w:proofErr w:type="spellStart"/>
+            <w:r>
+              <w:t>proggramme</w:t>
+            </w:r>
+            <w:proofErr w:type="spellEnd"/>
+            <w:r>
+              <w:t xml:space="preserve"> make a throttle mapping button to adjust how the motor behaves with the throttle inputs</w:t>
+            </w:r>
+            <w:r>
+              <w:t xml:space="preserve"> and make sure that it saves so that when you start the bike up again you don’t have </w:t>
+            </w:r>
+            <w:proofErr w:type="spellStart"/>
+            <w:r>
+              <w:t>tp</w:t>
+            </w:r>
+            <w:proofErr w:type="spellEnd"/>
+            <w:r>
+              <w:t xml:space="preserve"> redo the settings (this can be done with </w:t>
+            </w:r>
+            <w:proofErr w:type="spellStart"/>
+            <w:r>
+              <w:t>epprom</w:t>
+            </w:r>
+            <w:proofErr w:type="spellEnd"/>
+            <w:r>
+              <w:t>)</w:t>
             </w:r>
           </w:p>
         </w:tc>
@@ -2582,11 +3296,40 @@
           </w:tcPr>
           <w:p>
             <w:r>
-              <w:t>Put in leds and put in proggramme for leds and a way to adjust it also making sure that it saves otherwise it can b</w:t>
-            </w:r>
-            <w:r>
-              <w:t>og up the system(this can be done through eppprom</w:t>
-            </w:r>
+              <w:t xml:space="preserve">Put in </w:t>
+            </w:r>
+            <w:proofErr w:type="spellStart"/>
+            <w:r>
+              <w:t>leds</w:t>
+            </w:r>
+            <w:proofErr w:type="spellEnd"/>
+            <w:r>
+              <w:t xml:space="preserve"> and put in </w:t>
+            </w:r>
+            <w:proofErr w:type="spellStart"/>
+            <w:r>
+              <w:t>proggramme</w:t>
+            </w:r>
+            <w:proofErr w:type="spellEnd"/>
+            <w:r>
+              <w:t xml:space="preserve"> for </w:t>
+            </w:r>
+            <w:proofErr w:type="spellStart"/>
+            <w:r>
+              <w:t>leds</w:t>
+            </w:r>
+            <w:proofErr w:type="spellEnd"/>
+            <w:r>
+              <w:t xml:space="preserve"> and a way to adjust it also making sure that it saves otherwise it can b</w:t>
+            </w:r>
+            <w:r>
+              <w:t xml:space="preserve">og up the system(this can be done through </w:t>
+            </w:r>
+            <w:proofErr w:type="spellStart"/>
+            <w:r>
+              <w:t>eppprom</w:t>
+            </w:r>
+            <w:proofErr w:type="spellEnd"/>
           </w:p>
         </w:tc>
       </w:tr>
@@ -2646,7 +3389,19 @@
         <w:rPr>
           <w:b/>
         </w:rPr>
-        <w:t xml:space="preserve">power bar </w:t>
+        <w:t>power bar</w:t>
+      </w:r>
+      <w:r>
+        <w:rPr>
+          <w:b/>
+        </w:rPr>
+        <w:t xml:space="preserve">/rpm </w:t>
+      </w:r>
+      <w:r>
+        <w:rPr>
+          <w:b/>
+        </w:rPr>
+        <w:t>indicator</w:t>
       </w:r>
     </w:p>
     <w:tbl>
@@ -2703,6 +3458,7 @@
           </w:tcPr>
           <w:p>
             <w:r>
+              <w:lastRenderedPageBreak/>
               <w:t>one</w:t>
             </w:r>
           </w:p>
@@ -2712,14 +3468,65 @@
             <w:tcW w:w="3118" w:type="dxa"/>
             <w:shd w:val="clear" w:color="auto" w:fill="FFCCCC"/>
           </w:tcPr>
-          <w:p/>
+          <w:p>
+            <w:r>
+              <w:t xml:space="preserve">What if you had the </w:t>
+            </w:r>
+            <w:proofErr w:type="spellStart"/>
+            <w:r>
+              <w:t>leds</w:t>
+            </w:r>
+            <w:proofErr w:type="spellEnd"/>
+            <w:r>
+              <w:t xml:space="preserve"> on the side of the </w:t>
+            </w:r>
+            <w:r>
+              <w:t xml:space="preserve">dashboard in a dial type </w:t>
+            </w:r>
+            <w:proofErr w:type="spellStart"/>
+            <w:r>
+              <w:t>arangement</w:t>
+            </w:r>
+            <w:proofErr w:type="spellEnd"/>
+          </w:p>
         </w:tc>
         <w:tc>
           <w:tcPr>
             <w:tcW w:w="3776" w:type="dxa"/>
             <w:shd w:val="clear" w:color="auto" w:fill="FFCCCC"/>
           </w:tcPr>
-          <w:p/>
+          <w:p>
+            <w:r>
+              <w:t xml:space="preserve">Move the </w:t>
+            </w:r>
+            <w:proofErr w:type="spellStart"/>
+            <w:r>
+              <w:t>leds</w:t>
+            </w:r>
+            <w:proofErr w:type="spellEnd"/>
+            <w:r>
+              <w:t xml:space="preserve"> to the side of the </w:t>
+            </w:r>
+            <w:r>
+              <w:t xml:space="preserve">dashboard and have it turn go </w:t>
+            </w:r>
+            <w:proofErr w:type="spellStart"/>
+            <w:r>
+              <w:t>aolong</w:t>
+            </w:r>
+            <w:proofErr w:type="spellEnd"/>
+            <w:r>
+              <w:t xml:space="preserve"> with the </w:t>
+            </w:r>
+            <w:proofErr w:type="spellStart"/>
+            <w:r>
+              <w:t>endge</w:t>
+            </w:r>
+            <w:proofErr w:type="spellEnd"/>
+            <w:r>
+              <w:t xml:space="preserve"> of the dash</w:t>
+            </w:r>
+          </w:p>
         </w:tc>
       </w:tr>
       <w:tr>
@@ -2955,8 +3762,13 @@
           </w:tcPr>
           <w:p>
             <w:r>
-              <w:t>Make sure all grammar is correect</w:t>
-            </w:r>
+              <w:t xml:space="preserve">Make sure all grammar is </w:t>
+            </w:r>
+            <w:proofErr w:type="spellStart"/>
+            <w:r>
+              <w:t>correect</w:t>
+            </w:r>
+            <w:proofErr w:type="spellEnd"/>
           </w:p>
         </w:tc>
       </w:tr>
@@ -2993,7 +3805,15 @@
           </w:tcPr>
           <w:p>
             <w:r>
-              <w:t xml:space="preserve">Make sure all the people that helped through the development of the project gets credited for there </w:t>
+              <w:t xml:space="preserve">Make sure all the people that helped through the development of the project gets credited for </w:t>
+            </w:r>
+            <w:proofErr w:type="spellStart"/>
+            <w:r>
+              <w:t>there</w:t>
+            </w:r>
+            <w:proofErr w:type="spellEnd"/>
+            <w:r>
+              <w:t xml:space="preserve"> </w:t>
             </w:r>
             <w:r>
               <w:t>work</w:t>
@@ -3099,14 +3919,26 @@
           </w:tcPr>
           <w:p>
             <w:r>
-              <w:t xml:space="preserve">Is what im conveying understandable to a person who know nothing of </w:t>
-            </w:r>
-            <w:r>
-              <w:t xml:space="preserve">what im making and how easy is It for them to read </w:t>
-            </w:r>
-            <w:r>
-              <w:lastRenderedPageBreak/>
-              <w:t>this text and see what is going on in a very easy way</w:t>
+              <w:t xml:space="preserve">Is what </w:t>
+            </w:r>
+            <w:proofErr w:type="spellStart"/>
+            <w:r>
+              <w:t>im</w:t>
+            </w:r>
+            <w:proofErr w:type="spellEnd"/>
+            <w:r>
+              <w:t xml:space="preserve"> conveying understandable to a person who know nothing of </w:t>
+            </w:r>
+            <w:r>
+              <w:t xml:space="preserve">what </w:t>
+            </w:r>
+            <w:proofErr w:type="spellStart"/>
+            <w:r>
+              <w:t>im</w:t>
+            </w:r>
+            <w:proofErr w:type="spellEnd"/>
+            <w:r>
+              <w:t xml:space="preserve"> making and how easy is It for them to read this text and see what is going on in a very easy way</w:t>
             </w:r>
           </w:p>
         </w:tc>
@@ -3117,7 +3949,6 @@
           </w:tcPr>
           <w:p>
             <w:r>
-              <w:lastRenderedPageBreak/>
               <w:t>Make sure it is understandable</w:t>
             </w:r>
           </w:p>
@@ -3254,6 +4085,7 @@
         <w:shd w:val="clear" w:color="auto" w:fill="A8D08D" w:themeFill="accent6" w:themeFillTint="99"/>
       </w:pPr>
       <w:r>
+        <w:lastRenderedPageBreak/>
         <w:t>Final Analysis:</w:t>
       </w:r>
     </w:p>
@@ -3413,8 +4245,17 @@
           <w:lang w:val="en-US"/>
         </w:rPr>
         <w:br/>
-        <w:t>Information X Y Z for trialling</w:t>
-      </w:r>
+        <w:t xml:space="preserve">Information X Y Z for </w:t>
+      </w:r>
+      <w:proofErr w:type="spellStart"/>
+      <w:r>
+        <w:rPr>
+          <w:color w:val="EE0000"/>
+          <w:lang w:val="en-US"/>
+        </w:rPr>
+        <w:t>trialling</w:t>
+      </w:r>
+      <w:proofErr w:type="spellEnd"/>
     </w:p>
     <w:p>
       <w:pPr>
@@ -3469,7 +4310,6 @@
           <w:color w:val="EE0000"/>
           <w:lang w:val="en-US"/>
         </w:rPr>
-        <w:lastRenderedPageBreak/>
         <w:t>Combine Synthesis conclusions</w:t>
       </w:r>
     </w:p>
@@ -4629,6 +5469,10 @@
 </file>
 
 <file path=customXml/item1.xml><?xml version="1.0" encoding="utf-8"?>
+<b:Sources xmlns:b="http://schemas.openxmlformats.org/officeDocument/2006/bibliography" xmlns="http://schemas.openxmlformats.org/officeDocument/2006/bibliography" SelectedStyle="\APASixthEditionOfficeOnline.xsl" StyleName="APA" Version="6"/>
+</file>
+
+<file path=customXml/item2.xml><?xml version="1.0" encoding="utf-8"?>
 <p:properties xmlns:p="http://schemas.microsoft.com/office/2006/metadata/properties" xmlns:xsi="http://www.w3.org/2001/XMLSchema-instance" xmlns:pc="http://schemas.microsoft.com/office/infopath/2007/PartnerControls">
   <documentManagement>
     <FolderType xmlns="8e8bdfa1-897e-455b-96e1-da9724e984b4" xsi:nil="true"/>
@@ -4677,20 +5521,7 @@
 </p:properties>
 </file>
 
-<file path=customXml/item2.xml><?xml version="1.0" encoding="utf-8"?>
-<b:Sources xmlns:b="http://schemas.openxmlformats.org/officeDocument/2006/bibliography" xmlns="http://schemas.openxmlformats.org/officeDocument/2006/bibliography" SelectedStyle="\APASixthEditionOfficeOnline.xsl" StyleName="APA" Version="6"/>
-</file>
-
 <file path=customXml/item3.xml><?xml version="1.0" encoding="utf-8"?>
-<?mso-contentType ?>
-<FormTemplates xmlns="http://schemas.microsoft.com/sharepoint/v3/contenttype/forms">
-  <Display>DocumentLibraryForm</Display>
-  <Edit>DocumentLibraryForm</Edit>
-  <New>DocumentLibraryForm</New>
-</FormTemplates>
-</file>
-
-<file path=customXml/item4.xml><?xml version="1.0" encoding="utf-8"?>
 <ct:contentTypeSchema xmlns:ct="http://schemas.microsoft.com/office/2006/metadata/contentType" xmlns:ma="http://schemas.microsoft.com/office/2006/metadata/properties/metaAttributes" ct:_="" ma:_="" ma:contentTypeName="Document" ma:contentTypeID="0x010100B404DBCFBC02B04D838E297E7AC49BEC" ma:contentTypeVersion="29" ma:contentTypeDescription="Create a new document." ma:contentTypeScope="" ma:versionID="00b475807ba7603a210177ce3d310360">
   <xsd:schema xmlns:xsd="http://www.w3.org/2001/XMLSchema" xmlns:xs="http://www.w3.org/2001/XMLSchema" xmlns:p="http://schemas.microsoft.com/office/2006/metadata/properties" xmlns:ns3="8e8bdfa1-897e-455b-96e1-da9724e984b4" xmlns:ns4="0bf4e652-3194-4289-a587-4a2abc6573c1" targetNamespace="http://schemas.microsoft.com/office/2006/metadata/properties" ma:root="true" ma:fieldsID="41c2c417b58d7032c1f2cfab3b2ec764" ns3:_="" ns4:_="">
     <xsd:import namespace="8e8bdfa1-897e-455b-96e1-da9724e984b4"/>
@@ -5071,7 +5902,24 @@
 </ct:contentTypeSchema>
 </file>
 
+<file path=customXml/item4.xml><?xml version="1.0" encoding="utf-8"?>
+<?mso-contentType ?>
+<FormTemplates xmlns="http://schemas.microsoft.com/sharepoint/v3/contenttype/forms">
+  <Display>DocumentLibraryForm</Display>
+  <Edit>DocumentLibraryForm</Edit>
+  <New>DocumentLibraryForm</New>
+</FormTemplates>
+</file>
+
 <file path=customXml/itemProps1.xml><?xml version="1.0" encoding="utf-8"?>
+<ds:datastoreItem xmlns:ds="http://schemas.openxmlformats.org/officeDocument/2006/customXml" ds:itemID="{E3F01FBF-D99E-480B-B558-73E1E1525F94}">
+  <ds:schemaRefs>
+    <ds:schemaRef ds:uri="http://schemas.openxmlformats.org/officeDocument/2006/bibliography"/>
+  </ds:schemaRefs>
+</ds:datastoreItem>
+</file>
+
+<file path=customXml/itemProps2.xml><?xml version="1.0" encoding="utf-8"?>
 <ds:datastoreItem xmlns:ds="http://schemas.openxmlformats.org/officeDocument/2006/customXml" ds:itemID="{69D82E26-D04D-4830-A7BF-C9806F1C26F2}">
   <ds:schemaRefs>
     <ds:schemaRef ds:uri="http://schemas.microsoft.com/office/2006/metadata/properties"/>
@@ -5081,23 +5929,7 @@
 </ds:datastoreItem>
 </file>
 
-<file path=customXml/itemProps2.xml><?xml version="1.0" encoding="utf-8"?>
-<ds:datastoreItem xmlns:ds="http://schemas.openxmlformats.org/officeDocument/2006/customXml" ds:itemID="{E3F01FBF-D99E-480B-B558-73E1E1525F94}">
-  <ds:schemaRefs>
-    <ds:schemaRef ds:uri="http://schemas.openxmlformats.org/officeDocument/2006/bibliography"/>
-  </ds:schemaRefs>
-</ds:datastoreItem>
-</file>
-
 <file path=customXml/itemProps3.xml><?xml version="1.0" encoding="utf-8"?>
-<ds:datastoreItem xmlns:ds="http://schemas.openxmlformats.org/officeDocument/2006/customXml" ds:itemID="{192A387B-6998-40B4-BA18-B536273BFB3D}">
-  <ds:schemaRefs>
-    <ds:schemaRef ds:uri="http://schemas.microsoft.com/sharepoint/v3/contenttype/forms"/>
-  </ds:schemaRefs>
-</ds:datastoreItem>
-</file>
-
-<file path=customXml/itemProps4.xml><?xml version="1.0" encoding="utf-8"?>
 <ds:datastoreItem xmlns:ds="http://schemas.openxmlformats.org/officeDocument/2006/customXml" ds:itemID="{3C5C1F59-64A0-4772-B91D-4079A66CA574}">
   <ds:schemaRefs>
     <ds:schemaRef ds:uri="http://schemas.microsoft.com/office/2006/metadata/contentType"/>
@@ -5114,4 +5946,12 @@
     <ds:schemaRef ds:uri="http://schemas.microsoft.com/internal/obd"/>
   </ds:schemaRefs>
 </ds:datastoreItem>
+</file>
+
+<file path=customXml/itemProps4.xml><?xml version="1.0" encoding="utf-8"?>
+<ds:datastoreItem xmlns:ds="http://schemas.openxmlformats.org/officeDocument/2006/customXml" ds:itemID="{192A387B-6998-40B4-BA18-B536273BFB3D}">
+  <ds:schemaRefs>
+    <ds:schemaRef ds:uri="http://schemas.microsoft.com/sharepoint/v3/contenttype/forms"/>
+  </ds:schemaRefs>
+</ds:datastoreItem>
 </file>
--- a/13 DI Heinrich Venter develop an outcome.docx
+++ b/13 DI Heinrich Venter develop an outcome.docx
@@ -6,6 +6,17 @@
       <w:pPr>
         <w:pStyle w:val="Heading1"/>
       </w:pPr>
+    </w:p>
+    <w:p>
+      <w:pPr>
+        <w:pStyle w:val="Heading1"/>
+      </w:pPr>
+      <w:r>
+        <w:t>.</w:t>
+      </w:r>
+      <w:r>
+        <w:t>1`</w:t>
+      </w:r>
       <w:r>
         <w:t>AS91</w:t>
       </w:r>
@@ -809,11 +820,9 @@
             <w:r>
               <w:t xml:space="preserve"> using </w:t>
             </w:r>
-            <w:proofErr w:type="spellStart"/>
-            <w:r>
-              <w:t>github</w:t>
-            </w:r>
-            <w:proofErr w:type="spellEnd"/>
+            <w:r>
+              <w:t>GitHub</w:t>
+            </w:r>
             <w:r>
               <w:t xml:space="preserve"> that saves every version history so there is a mistake or something that is changed incorrectly you can go </w:t>
             </w:r>
@@ -1809,7 +1818,7 @@
                 <w:noProof/>
               </w:rPr>
               <w:drawing>
-                <wp:inline distT="0" distB="0" distL="0" distR="0" wp14:anchorId="7E2C4685" wp14:editId="594A27F6">
+                <wp:inline distT="0" distB="0" distL="0" distR="0" wp14:anchorId="7E2C4685" wp14:editId="1F0D1413">
                   <wp:extent cx="1821977" cy="1290920"/>
                   <wp:effectExtent l="0" t="0" r="6985" b="5080"/>
                   <wp:docPr id="1979711140" name="Picture 2" descr="Three-shoe Centrifugal Clutch | Download Scientific Diagram"/>
@@ -1875,7 +1884,7 @@
                 <w:noProof/>
               </w:rPr>
               <w:drawing>
-                <wp:inline distT="0" distB="0" distL="0" distR="0" wp14:anchorId="5BB0BD07" wp14:editId="476F829A">
+                <wp:inline distT="0" distB="0" distL="0" distR="0" wp14:anchorId="5BB0BD07" wp14:editId="6782C6AF">
                   <wp:extent cx="1610866" cy="1289846"/>
                   <wp:effectExtent l="0" t="0" r="8890" b="5715"/>
                   <wp:docPr id="684550270" name="Picture 3" descr="All about one way clutch bearing"/>
@@ -2398,7 +2407,7 @@
                 <w:noProof/>
               </w:rPr>
               <w:drawing>
-                <wp:inline distT="0" distB="0" distL="0" distR="0" wp14:anchorId="474EC1BA" wp14:editId="6BDC6CA5">
+                <wp:inline distT="0" distB="0" distL="0" distR="0" wp14:anchorId="474EC1BA" wp14:editId="58D110EA">
                   <wp:extent cx="1685499" cy="1685499"/>
                   <wp:effectExtent l="0" t="0" r="0" b="0"/>
                   <wp:docPr id="1564520554" name="Picture 7" descr="Dot Matrix White on Blue LCD 16x2 Character"/>
@@ -5469,59 +5478,15 @@
 </file>
 
 <file path=customXml/item1.xml><?xml version="1.0" encoding="utf-8"?>
-<b:Sources xmlns:b="http://schemas.openxmlformats.org/officeDocument/2006/bibliography" xmlns="http://schemas.openxmlformats.org/officeDocument/2006/bibliography" SelectedStyle="\APASixthEditionOfficeOnline.xsl" StyleName="APA" Version="6"/>
+<?mso-contentType ?>
+<FormTemplates xmlns="http://schemas.microsoft.com/sharepoint/v3/contenttype/forms">
+  <Display>DocumentLibraryForm</Display>
+  <Edit>DocumentLibraryForm</Edit>
+  <New>DocumentLibraryForm</New>
+</FormTemplates>
 </file>
 
 <file path=customXml/item2.xml><?xml version="1.0" encoding="utf-8"?>
-<p:properties xmlns:p="http://schemas.microsoft.com/office/2006/metadata/properties" xmlns:xsi="http://www.w3.org/2001/XMLSchema-instance" xmlns:pc="http://schemas.microsoft.com/office/infopath/2007/PartnerControls">
-  <documentManagement>
-    <FolderType xmlns="8e8bdfa1-897e-455b-96e1-da9724e984b4" xsi:nil="true"/>
-    <Has_Teacher_Only_SectionGroup xmlns="8e8bdfa1-897e-455b-96e1-da9724e984b4" xsi:nil="true"/>
-    <DefaultSectionNames xmlns="8e8bdfa1-897e-455b-96e1-da9724e984b4" xsi:nil="true"/>
-    <AppVersion xmlns="8e8bdfa1-897e-455b-96e1-da9724e984b4" xsi:nil="true"/>
-    <Invited_Students xmlns="8e8bdfa1-897e-455b-96e1-da9724e984b4" xsi:nil="true"/>
-    <Teachers xmlns="8e8bdfa1-897e-455b-96e1-da9724e984b4">
-      <UserInfo>
-        <DisplayName/>
-        <AccountId xsi:nil="true"/>
-        <AccountType/>
-      </UserInfo>
-    </Teachers>
-    <Self_Registration_Enabled xmlns="8e8bdfa1-897e-455b-96e1-da9724e984b4" xsi:nil="true"/>
-    <Is_Collaboration_Space_Locked xmlns="8e8bdfa1-897e-455b-96e1-da9724e984b4" xsi:nil="true"/>
-    <CultureName xmlns="8e8bdfa1-897e-455b-96e1-da9724e984b4" xsi:nil="true"/>
-    <Templates xmlns="8e8bdfa1-897e-455b-96e1-da9724e984b4" xsi:nil="true"/>
-    <NotebookType xmlns="8e8bdfa1-897e-455b-96e1-da9724e984b4" xsi:nil="true"/>
-    <Students xmlns="8e8bdfa1-897e-455b-96e1-da9724e984b4">
-      <UserInfo>
-        <DisplayName/>
-        <AccountId xsi:nil="true"/>
-        <AccountType/>
-      </UserInfo>
-    </Students>
-    <Student_Groups xmlns="8e8bdfa1-897e-455b-96e1-da9724e984b4">
-      <UserInfo>
-        <DisplayName/>
-        <AccountId xsi:nil="true"/>
-        <AccountType/>
-      </UserInfo>
-    </Student_Groups>
-    <TeamsChannelId xmlns="8e8bdfa1-897e-455b-96e1-da9724e984b4" xsi:nil="true"/>
-    <Owner xmlns="8e8bdfa1-897e-455b-96e1-da9724e984b4">
-      <UserInfo>
-        <DisplayName/>
-        <AccountId xsi:nil="true"/>
-        <AccountType/>
-      </UserInfo>
-    </Owner>
-    <Math_Settings xmlns="8e8bdfa1-897e-455b-96e1-da9724e984b4" xsi:nil="true"/>
-    <Invited_Teachers xmlns="8e8bdfa1-897e-455b-96e1-da9724e984b4" xsi:nil="true"/>
-    <IsNotebookLocked xmlns="8e8bdfa1-897e-455b-96e1-da9724e984b4" xsi:nil="true"/>
-  </documentManagement>
-</p:properties>
-</file>
-
-<file path=customXml/item3.xml><?xml version="1.0" encoding="utf-8"?>
 <ct:contentTypeSchema xmlns:ct="http://schemas.microsoft.com/office/2006/metadata/contentType" xmlns:ma="http://schemas.microsoft.com/office/2006/metadata/properties/metaAttributes" ct:_="" ma:_="" ma:contentTypeName="Document" ma:contentTypeID="0x010100B404DBCFBC02B04D838E297E7AC49BEC" ma:contentTypeVersion="29" ma:contentTypeDescription="Create a new document." ma:contentTypeScope="" ma:versionID="00b475807ba7603a210177ce3d310360">
   <xsd:schema xmlns:xsd="http://www.w3.org/2001/XMLSchema" xmlns:xs="http://www.w3.org/2001/XMLSchema" xmlns:p="http://schemas.microsoft.com/office/2006/metadata/properties" xmlns:ns3="8e8bdfa1-897e-455b-96e1-da9724e984b4" xmlns:ns4="0bf4e652-3194-4289-a587-4a2abc6573c1" targetNamespace="http://schemas.microsoft.com/office/2006/metadata/properties" ma:root="true" ma:fieldsID="41c2c417b58d7032c1f2cfab3b2ec764" ns3:_="" ns4:_="">
     <xsd:import namespace="8e8bdfa1-897e-455b-96e1-da9724e984b4"/>
@@ -5902,34 +5867,68 @@
 </ct:contentTypeSchema>
 </file>
 
+<file path=customXml/item3.xml><?xml version="1.0" encoding="utf-8"?>
+<p:properties xmlns:p="http://schemas.microsoft.com/office/2006/metadata/properties" xmlns:xsi="http://www.w3.org/2001/XMLSchema-instance" xmlns:pc="http://schemas.microsoft.com/office/infopath/2007/PartnerControls">
+  <documentManagement>
+    <FolderType xmlns="8e8bdfa1-897e-455b-96e1-da9724e984b4" xsi:nil="true"/>
+    <Has_Teacher_Only_SectionGroup xmlns="8e8bdfa1-897e-455b-96e1-da9724e984b4" xsi:nil="true"/>
+    <DefaultSectionNames xmlns="8e8bdfa1-897e-455b-96e1-da9724e984b4" xsi:nil="true"/>
+    <AppVersion xmlns="8e8bdfa1-897e-455b-96e1-da9724e984b4" xsi:nil="true"/>
+    <Invited_Students xmlns="8e8bdfa1-897e-455b-96e1-da9724e984b4" xsi:nil="true"/>
+    <Teachers xmlns="8e8bdfa1-897e-455b-96e1-da9724e984b4">
+      <UserInfo>
+        <DisplayName/>
+        <AccountId xsi:nil="true"/>
+        <AccountType/>
+      </UserInfo>
+    </Teachers>
+    <Self_Registration_Enabled xmlns="8e8bdfa1-897e-455b-96e1-da9724e984b4" xsi:nil="true"/>
+    <Is_Collaboration_Space_Locked xmlns="8e8bdfa1-897e-455b-96e1-da9724e984b4" xsi:nil="true"/>
+    <CultureName xmlns="8e8bdfa1-897e-455b-96e1-da9724e984b4" xsi:nil="true"/>
+    <Templates xmlns="8e8bdfa1-897e-455b-96e1-da9724e984b4" xsi:nil="true"/>
+    <NotebookType xmlns="8e8bdfa1-897e-455b-96e1-da9724e984b4" xsi:nil="true"/>
+    <Students xmlns="8e8bdfa1-897e-455b-96e1-da9724e984b4">
+      <UserInfo>
+        <DisplayName/>
+        <AccountId xsi:nil="true"/>
+        <AccountType/>
+      </UserInfo>
+    </Students>
+    <Student_Groups xmlns="8e8bdfa1-897e-455b-96e1-da9724e984b4">
+      <UserInfo>
+        <DisplayName/>
+        <AccountId xsi:nil="true"/>
+        <AccountType/>
+      </UserInfo>
+    </Student_Groups>
+    <TeamsChannelId xmlns="8e8bdfa1-897e-455b-96e1-da9724e984b4" xsi:nil="true"/>
+    <Owner xmlns="8e8bdfa1-897e-455b-96e1-da9724e984b4">
+      <UserInfo>
+        <DisplayName/>
+        <AccountId xsi:nil="true"/>
+        <AccountType/>
+      </UserInfo>
+    </Owner>
+    <Math_Settings xmlns="8e8bdfa1-897e-455b-96e1-da9724e984b4" xsi:nil="true"/>
+    <Invited_Teachers xmlns="8e8bdfa1-897e-455b-96e1-da9724e984b4" xsi:nil="true"/>
+    <IsNotebookLocked xmlns="8e8bdfa1-897e-455b-96e1-da9724e984b4" xsi:nil="true"/>
+  </documentManagement>
+</p:properties>
+</file>
+
 <file path=customXml/item4.xml><?xml version="1.0" encoding="utf-8"?>
-<?mso-contentType ?>
-<FormTemplates xmlns="http://schemas.microsoft.com/sharepoint/v3/contenttype/forms">
-  <Display>DocumentLibraryForm</Display>
-  <Edit>DocumentLibraryForm</Edit>
-  <New>DocumentLibraryForm</New>
-</FormTemplates>
+<b:Sources xmlns:b="http://schemas.openxmlformats.org/officeDocument/2006/bibliography" xmlns="http://schemas.openxmlformats.org/officeDocument/2006/bibliography" SelectedStyle="\APASixthEditionOfficeOnline.xsl" StyleName="APA" Version="6"/>
 </file>
 
 <file path=customXml/itemProps1.xml><?xml version="1.0" encoding="utf-8"?>
-<ds:datastoreItem xmlns:ds="http://schemas.openxmlformats.org/officeDocument/2006/customXml" ds:itemID="{E3F01FBF-D99E-480B-B558-73E1E1525F94}">
+<ds:datastoreItem xmlns:ds="http://schemas.openxmlformats.org/officeDocument/2006/customXml" ds:itemID="{192A387B-6998-40B4-BA18-B536273BFB3D}">
   <ds:schemaRefs>
-    <ds:schemaRef ds:uri="http://schemas.openxmlformats.org/officeDocument/2006/bibliography"/>
+    <ds:schemaRef ds:uri="http://schemas.microsoft.com/sharepoint/v3/contenttype/forms"/>
   </ds:schemaRefs>
 </ds:datastoreItem>
 </file>
 
 <file path=customXml/itemProps2.xml><?xml version="1.0" encoding="utf-8"?>
-<ds:datastoreItem xmlns:ds="http://schemas.openxmlformats.org/officeDocument/2006/customXml" ds:itemID="{69D82E26-D04D-4830-A7BF-C9806F1C26F2}">
-  <ds:schemaRefs>
-    <ds:schemaRef ds:uri="http://schemas.microsoft.com/office/2006/metadata/properties"/>
-    <ds:schemaRef ds:uri="http://schemas.microsoft.com/office/infopath/2007/PartnerControls"/>
-    <ds:schemaRef ds:uri="8e8bdfa1-897e-455b-96e1-da9724e984b4"/>
-  </ds:schemaRefs>
-</ds:datastoreItem>
-</file>
-
-<file path=customXml/itemProps3.xml><?xml version="1.0" encoding="utf-8"?>
 <ds:datastoreItem xmlns:ds="http://schemas.openxmlformats.org/officeDocument/2006/customXml" ds:itemID="{3C5C1F59-64A0-4772-B91D-4079A66CA574}">
   <ds:schemaRefs>
     <ds:schemaRef ds:uri="http://schemas.microsoft.com/office/2006/metadata/contentType"/>
@@ -5948,10 +5947,20 @@
 </ds:datastoreItem>
 </file>
 
+<file path=customXml/itemProps3.xml><?xml version="1.0" encoding="utf-8"?>
+<ds:datastoreItem xmlns:ds="http://schemas.openxmlformats.org/officeDocument/2006/customXml" ds:itemID="{69D82E26-D04D-4830-A7BF-C9806F1C26F2}">
+  <ds:schemaRefs>
+    <ds:schemaRef ds:uri="http://schemas.microsoft.com/office/2006/metadata/properties"/>
+    <ds:schemaRef ds:uri="http://schemas.microsoft.com/office/infopath/2007/PartnerControls"/>
+    <ds:schemaRef ds:uri="8e8bdfa1-897e-455b-96e1-da9724e984b4"/>
+  </ds:schemaRefs>
+</ds:datastoreItem>
+</file>
+
 <file path=customXml/itemProps4.xml><?xml version="1.0" encoding="utf-8"?>
-<ds:datastoreItem xmlns:ds="http://schemas.openxmlformats.org/officeDocument/2006/customXml" ds:itemID="{192A387B-6998-40B4-BA18-B536273BFB3D}">
+<ds:datastoreItem xmlns:ds="http://schemas.openxmlformats.org/officeDocument/2006/customXml" ds:itemID="{E3F01FBF-D99E-480B-B558-73E1E1525F94}">
   <ds:schemaRefs>
-    <ds:schemaRef ds:uri="http://schemas.microsoft.com/sharepoint/v3/contenttype/forms"/>
+    <ds:schemaRef ds:uri="http://schemas.openxmlformats.org/officeDocument/2006/bibliography"/>
   </ds:schemaRefs>
 </ds:datastoreItem>
 </file>
--- a/13 DI Heinrich Venter develop an outcome.docx
+++ b/13 DI Heinrich Venter develop an outcome.docx
@@ -210,11 +210,9 @@
             <w:shd w:val="clear" w:color="auto" w:fill="FFCCCC"/>
           </w:tcPr>
           <w:p>
-            <w:proofErr w:type="spellStart"/>
             <w:r>
               <w:t>Accesability</w:t>
             </w:r>
-            <w:proofErr w:type="spellEnd"/>
           </w:p>
         </w:tc>
         <w:tc>
@@ -314,27 +312,7 @@
                       <w:szCs w:val="24"/>
                       <w:lang w:val="en-US"/>
                     </w:rPr>
-                    <w:t xml:space="preserve">Accessibility for the </w:t>
-                  </w:r>
-                  <w:proofErr w:type="spellStart"/>
-                  <w:r>
-                    <w:rPr>
-                      <w:rFonts w:eastAsia="Times New Roman" w:cstheme="minorHAnsi"/>
-                      <w:sz w:val="24"/>
-                      <w:szCs w:val="24"/>
-                      <w:lang w:val="en-US"/>
-                    </w:rPr>
-                    <w:t>pitbike</w:t>
-                  </w:r>
-                  <w:proofErr w:type="spellEnd"/>
-                  <w:r>
-                    <w:rPr>
-                      <w:rFonts w:eastAsia="Times New Roman" w:cstheme="minorHAnsi"/>
-                      <w:sz w:val="24"/>
-                      <w:szCs w:val="24"/>
-                      <w:lang w:val="en-US"/>
-                    </w:rPr>
-                    <w:t xml:space="preserve"> means the bike’s controls, indicators, and basic functions need to be understandable and manageable for a range of riders. This includes clear visual indicators, easy-to-reach switches, and controls that don’t require excessive strength.</w:t>
+                    <w:t>Accessibility for the pitbike means the bike’s controls, indicators, and basic functions need to be understandable and manageable for a range of riders. This includes clear visual indicators, easy-to-reach switches, and controls that don’t require excessive strength.</w:t>
                   </w:r>
                 </w:p>
               </w:tc>
@@ -385,15 +363,7 @@
           </w:tcPr>
           <w:p>
             <w:r>
-              <w:t xml:space="preserve">Usability relates to how easy it is to understand and use the </w:t>
-            </w:r>
-            <w:proofErr w:type="spellStart"/>
-            <w:r>
-              <w:t>pitbike’s</w:t>
-            </w:r>
-            <w:proofErr w:type="spellEnd"/>
-            <w:r>
-              <w:t xml:space="preserve"> hybrid systems, such as switching modes, checking battery levels, or starting the bike. The design needs to feel intuitive even for new riders.</w:t>
+              <w:t>Usability relates to how easy it is to understand and use the pitbike’s hybrid systems, such as switching modes, checking battery levels, or starting the bike. The design needs to feel intuitive even for new riders.</w:t>
             </w:r>
           </w:p>
         </w:tc>
@@ -404,15 +374,7 @@
           </w:tcPr>
           <w:p>
             <w:r>
-              <w:t xml:space="preserve">It matters because if the interface is confusing, the rider could misuse the bike or struggle during operation. I will address this by keeping the hybrid controls simple, limiting unnecessary switches, and providing a logical layout similar to standard </w:t>
-            </w:r>
-            <w:proofErr w:type="spellStart"/>
-            <w:r>
-              <w:t>pitbikes</w:t>
-            </w:r>
-            <w:proofErr w:type="spellEnd"/>
-            <w:r>
-              <w:t xml:space="preserve"> so it feels familiar.</w:t>
+              <w:t>It matters because if the interface is confusing, the rider could misuse the bike or struggle during operation. I will address this by keeping the hybrid controls simple, limiting unnecessary switches, and providing a logical layout similar to standard pitbikes so it feels familiar.</w:t>
             </w:r>
           </w:p>
         </w:tc>
@@ -533,27 +495,7 @@
                       <w:szCs w:val="24"/>
                       <w:lang w:val="en-US"/>
                     </w:rPr>
-                    <w:t xml:space="preserve">Functionality refers to how well the 70cc hybrid </w:t>
-                  </w:r>
-                  <w:proofErr w:type="spellStart"/>
-                  <w:r>
-                    <w:rPr>
-                      <w:rFonts w:eastAsia="Times New Roman" w:cstheme="minorHAnsi"/>
-                      <w:sz w:val="24"/>
-                      <w:szCs w:val="24"/>
-                      <w:lang w:val="en-US"/>
-                    </w:rPr>
-                    <w:t>pitbike</w:t>
-                  </w:r>
-                  <w:proofErr w:type="spellEnd"/>
-                  <w:r>
-                    <w:rPr>
-                      <w:rFonts w:eastAsia="Times New Roman" w:cstheme="minorHAnsi"/>
-                      <w:sz w:val="24"/>
-                      <w:szCs w:val="24"/>
-                      <w:lang w:val="en-US"/>
-                    </w:rPr>
-                    <w:t xml:space="preserve"> performs its intended purpose—delivering reliable petrol and electric operation, smooth power delivery, and stable riding. It also includes ensuring the components (battery, controller, mechanical systems) work together correctly.</w:t>
+                    <w:t>Functionality refers to how well the 70cc hybrid pitbike performs its intended purpose—delivering reliable petrol and electric operation, smooth power delivery, and stable riding. It also includes ensuring the components (battery, controller, mechanical systems) work together correctly.</w:t>
                   </w:r>
                 </w:p>
               </w:tc>
@@ -600,15 +542,7 @@
           </w:tcPr>
           <w:p>
             <w:r>
-              <w:t xml:space="preserve">Aesthetics for the </w:t>
-            </w:r>
-            <w:proofErr w:type="spellStart"/>
-            <w:r>
-              <w:t>pitbike</w:t>
-            </w:r>
-            <w:proofErr w:type="spellEnd"/>
-            <w:r>
-              <w:t xml:space="preserve"> include the visual design—how the hybrid components are integrated, how tidy the wiring is, and the overall look of the bike. A clean, professional aesthetic helps the bike feel intentional rather than thrown together.</w:t>
+              <w:t>Aesthetics for the pitbike include the visual design—how the hybrid components are integrated, how tidy the wiring is, and the overall look of the bike. A clean, professional aesthetic helps the bike feel intentional rather than thrown together.</w:t>
             </w:r>
           </w:p>
         </w:tc>
@@ -1152,26 +1086,10 @@
               <w:t>a</w:t>
             </w:r>
             <w:r>
-              <w:t xml:space="preserve">ther </w:t>
-            </w:r>
-            <w:proofErr w:type="spellStart"/>
-            <w:r>
-              <w:t>im</w:t>
-            </w:r>
-            <w:proofErr w:type="spellEnd"/>
-            <w:r>
-              <w:t xml:space="preserve"> on schedule falling behin</w:t>
-            </w:r>
-            <w:r>
-              <w:t xml:space="preserve">d or even in best case scenario ahead </w:t>
-            </w:r>
-            <w:proofErr w:type="spellStart"/>
-            <w:r>
-              <w:t>f</w:t>
-            </w:r>
-            <w:proofErr w:type="spellEnd"/>
-            <w:r>
-              <w:t xml:space="preserve"> schedule</w:t>
+              <w:t>ther im on schedule falling behin</w:t>
+            </w:r>
+            <w:r>
+              <w:t>d or even in best case scenario ahead f schedule</w:t>
             </w:r>
           </w:p>
         </w:tc>
@@ -1494,13 +1412,8 @@
           </w:tcPr>
           <w:p>
             <w:r>
-              <w:t xml:space="preserve">Designing the required components holders so that when in use the sensitive electronics doesn’t get damaged or broken and then gives faulty readings to the brain which can effect efficiency and </w:t>
-            </w:r>
-            <w:proofErr w:type="spellStart"/>
-            <w:r>
-              <w:t>controll</w:t>
-            </w:r>
-            <w:proofErr w:type="spellEnd"/>
+              <w:t>Designing the required components holders so that when in use the sensitive electronics doesn’t get damaged or broken and then gives faulty readings to the brain which can effect efficiency and controll</w:t>
+            </w:r>
           </w:p>
         </w:tc>
       </w:tr>
@@ -1523,15 +1436,7 @@
           </w:tcPr>
           <w:p>
             <w:r>
-              <w:t xml:space="preserve">Using the right electronics for what </w:t>
-            </w:r>
-            <w:proofErr w:type="spellStart"/>
-            <w:r>
-              <w:t>i</w:t>
-            </w:r>
-            <w:proofErr w:type="spellEnd"/>
-            <w:r>
-              <w:t xml:space="preserve"> need it to do and figuring out where all the parts need to sit</w:t>
+              <w:t>Using the right electronics for what i need it to do and figuring out where all the parts need to sit</w:t>
             </w:r>
           </w:p>
         </w:tc>
@@ -1543,13 +1448,8 @@
             <w:shd w:val="clear" w:color="auto" w:fill="FFCCCC"/>
           </w:tcPr>
           <w:p>
-            <w:proofErr w:type="spellStart"/>
-            <w:r>
-              <w:t>Easthetics</w:t>
-            </w:r>
-            <w:proofErr w:type="spellEnd"/>
-            <w:r>
-              <w:t xml:space="preserve"> </w:t>
+            <w:r>
+              <w:t xml:space="preserve">Easthetics </w:t>
             </w:r>
           </w:p>
         </w:tc>
@@ -1818,7 +1718,7 @@
                 <w:noProof/>
               </w:rPr>
               <w:drawing>
-                <wp:inline distT="0" distB="0" distL="0" distR="0" wp14:anchorId="7E2C4685" wp14:editId="1F0D1413">
+                <wp:inline distT="0" distB="0" distL="0" distR="0" wp14:anchorId="7E2C4685" wp14:editId="01A55CE0">
                   <wp:extent cx="1821977" cy="1290920"/>
                   <wp:effectExtent l="0" t="0" r="6985" b="5080"/>
                   <wp:docPr id="1979711140" name="Picture 2" descr="Three-shoe Centrifugal Clutch | Download Scientific Diagram"/>
@@ -1884,7 +1784,7 @@
                 <w:noProof/>
               </w:rPr>
               <w:drawing>
-                <wp:inline distT="0" distB="0" distL="0" distR="0" wp14:anchorId="5BB0BD07" wp14:editId="6782C6AF">
+                <wp:inline distT="0" distB="0" distL="0" distR="0" wp14:anchorId="5BB0BD07" wp14:editId="39D6D490">
                   <wp:extent cx="1610866" cy="1289846"/>
                   <wp:effectExtent l="0" t="0" r="8890" b="5715"/>
                   <wp:docPr id="684550270" name="Picture 3" descr="All about one way clutch bearing"/>
@@ -1947,15 +1847,7 @@
               <w:t>Selected Component:</w:t>
             </w:r>
             <w:r>
-              <w:t xml:space="preserve"> </w:t>
-            </w:r>
-            <w:proofErr w:type="spellStart"/>
-            <w:r>
-              <w:t>im</w:t>
-            </w:r>
-            <w:proofErr w:type="spellEnd"/>
-            <w:r>
-              <w:t xml:space="preserve"> going with electromagnetic </w:t>
+              <w:t xml:space="preserve"> im going with electromagnetic </w:t>
             </w:r>
           </w:p>
         </w:tc>
@@ -1972,31 +1864,7 @@
               <w:t>Why:</w:t>
             </w:r>
             <w:r>
-              <w:t xml:space="preserve"> because with an electromagnetic you can have torque  and speed from 0rpm where with a centrifugal it needs to be spun to a certain set rpm i.e. 2000 rpm which means ill have about 750 rpm of speed range not including gear ratios for  inc4reasinf the torque of the system which means that </w:t>
-            </w:r>
-            <w:proofErr w:type="spellStart"/>
-            <w:r>
-              <w:t>ill</w:t>
-            </w:r>
-            <w:proofErr w:type="spellEnd"/>
-            <w:r>
-              <w:t xml:space="preserve"> have to use the 70cc’s torque which isn’t the greatest and until the engine reaches the range of where the clutch can engage </w:t>
-            </w:r>
-            <w:proofErr w:type="spellStart"/>
-            <w:r>
-              <w:t>ill</w:t>
-            </w:r>
-            <w:proofErr w:type="spellEnd"/>
-            <w:r>
-              <w:t xml:space="preserve"> be able to accelerate an extra 2km/h where  with </w:t>
-            </w:r>
-            <w:proofErr w:type="spellStart"/>
-            <w:r>
-              <w:t>a</w:t>
-            </w:r>
-            <w:proofErr w:type="spellEnd"/>
-            <w:r>
-              <w:t xml:space="preserve"> electromagnetic I can engage from 0rpm and then have a speed range of 2750 from the motor which means ill have a 50km/h range of where it can accelerate with the electric motors torque which is greater at low speeds than the 70cc’s</w:t>
+              <w:t xml:space="preserve"> because with an electromagnetic you can have torque  and speed from 0rpm where with a centrifugal it needs to be spun to a certain set rpm i.e. 2000 rpm which means ill have about 750 rpm of speed range not including gear ratios for  inc4reasinf the torque of the system which means that ill have to use the 70cc’s torque which isn’t the greatest and until the engine reaches the range of where the clutch can engage ill be able to accelerate an extra 2km/h where  with a electromagnetic I can engage from 0rpm and then have a speed range of 2750 from the motor which means ill have a 50km/h range of where it can accelerate with the electric motors torque which is greater at low speeds than the 70cc’s</w:t>
             </w:r>
           </w:p>
         </w:tc>
@@ -2323,13 +2191,8 @@
             <w:shd w:val="clear" w:color="auto" w:fill="FFF2CC" w:themeFill="accent4" w:themeFillTint="33"/>
           </w:tcPr>
           <w:p>
-            <w:proofErr w:type="spellStart"/>
-            <w:r>
-              <w:t>Oled</w:t>
-            </w:r>
-            <w:proofErr w:type="spellEnd"/>
-            <w:r>
-              <w:t xml:space="preserve"> </w:t>
+            <w:r>
+              <w:t xml:space="preserve">Oled </w:t>
             </w:r>
             <w:r>
               <w:t xml:space="preserve">display </w:t>
@@ -2407,7 +2270,7 @@
                 <w:noProof/>
               </w:rPr>
               <w:drawing>
-                <wp:inline distT="0" distB="0" distL="0" distR="0" wp14:anchorId="474EC1BA" wp14:editId="58D110EA">
+                <wp:inline distT="0" distB="0" distL="0" distR="0" wp14:anchorId="474EC1BA" wp14:editId="7B7104EC">
                   <wp:extent cx="1685499" cy="1685499"/>
                   <wp:effectExtent l="0" t="0" r="0" b="0"/>
                   <wp:docPr id="1564520554" name="Picture 7" descr="Dot Matrix White on Blue LCD 16x2 Character"/>
@@ -2684,21 +2547,13 @@
           </w:tcPr>
           <w:p>
             <w:r>
-              <w:t xml:space="preserve">To small inner </w:t>
-            </w:r>
-            <w:proofErr w:type="spellStart"/>
-            <w:r>
-              <w:t>di</w:t>
+              <w:t>To small inner di</w:t>
             </w:r>
             <w:r>
               <w:t>a</w:t>
             </w:r>
             <w:r>
-              <w:t>mter</w:t>
-            </w:r>
-            <w:proofErr w:type="spellEnd"/>
-            <w:r>
-              <w:t xml:space="preserve"> </w:t>
+              <w:t xml:space="preserve">mter </w:t>
             </w:r>
           </w:p>
         </w:tc>
@@ -2949,15 +2804,7 @@
           </w:tcPr>
           <w:p>
             <w:r>
-              <w:t xml:space="preserve">The pipe is 17mm inner </w:t>
-            </w:r>
-            <w:proofErr w:type="spellStart"/>
-            <w:r>
-              <w:t>dimaeter</w:t>
-            </w:r>
-            <w:proofErr w:type="spellEnd"/>
-            <w:r>
-              <w:t xml:space="preserve"> so the outer diameter of the insert should be =/&gt;17mm</w:t>
+              <w:t>The pipe is 17mm inner dimaeter so the outer diameter of the insert should be =/&gt;17mm</w:t>
             </w:r>
           </w:p>
         </w:tc>
@@ -3130,48 +2977,16 @@
           </w:tcPr>
           <w:p>
             <w:r>
-              <w:t xml:space="preserve">The </w:t>
-            </w:r>
-            <w:proofErr w:type="spellStart"/>
-            <w:r>
-              <w:t>pwm</w:t>
-            </w:r>
-            <w:proofErr w:type="spellEnd"/>
-            <w:r>
-              <w:t xml:space="preserve"> led for the motor</w:t>
+              <w:t>The pwm led for the motor</w:t>
             </w:r>
             <w:r>
               <w:t xml:space="preserve"> </w:t>
             </w:r>
             <w:r>
-              <w:t xml:space="preserve">controller needs to be 0 when the </w:t>
-            </w:r>
-            <w:proofErr w:type="spellStart"/>
-            <w:r>
-              <w:t>thrtottle</w:t>
-            </w:r>
-            <w:proofErr w:type="spellEnd"/>
-            <w:r>
-              <w:t xml:space="preserve"> is at 0 </w:t>
-            </w:r>
-            <w:r>
-              <w:t xml:space="preserve">(relative to the </w:t>
-            </w:r>
-            <w:proofErr w:type="spellStart"/>
-            <w:r>
-              <w:t>analog</w:t>
-            </w:r>
-            <w:proofErr w:type="spellEnd"/>
-            <w:r>
-              <w:t xml:space="preserve"> hall sensors value) this is </w:t>
-            </w:r>
-            <w:proofErr w:type="spellStart"/>
-            <w:r>
-              <w:t>becauss</w:t>
-            </w:r>
-            <w:proofErr w:type="spellEnd"/>
-            <w:r>
-              <w:t xml:space="preserve"> the motor controller will take that as an input signal and will engage the </w:t>
+              <w:t xml:space="preserve">controller needs to be 0 when the thrtottle is at 0 </w:t>
+            </w:r>
+            <w:r>
+              <w:t xml:space="preserve">(relative to the analog hall sensors value) this is becauss the motor controller will take that as an input signal and will engage the </w:t>
             </w:r>
             <w:r>
               <w:t>motor constantly and it can then be damaged</w:t>
@@ -3185,15 +3000,7 @@
           </w:tcPr>
           <w:p>
             <w:r>
-              <w:t xml:space="preserve">When the throttle is at position 0 make sure </w:t>
-            </w:r>
-            <w:proofErr w:type="spellStart"/>
-            <w:r>
-              <w:t>pwm</w:t>
-            </w:r>
-            <w:proofErr w:type="spellEnd"/>
-            <w:r>
-              <w:t xml:space="preserve"> led is0</w:t>
+              <w:t>When the throttle is at position 0 make sure pwm led is0</w:t>
             </w:r>
           </w:p>
         </w:tc>
@@ -3236,32 +3043,11 @@
             <w:r>
               <w:t xml:space="preserve">In the app </w:t>
             </w:r>
-            <w:proofErr w:type="spellStart"/>
-            <w:r>
-              <w:t>proggramme</w:t>
-            </w:r>
-            <w:proofErr w:type="spellEnd"/>
-            <w:r>
-              <w:t xml:space="preserve"> make a throttle mapping button to adjust how the motor behaves with the throttle inputs</w:t>
-            </w:r>
-            <w:r>
-              <w:t xml:space="preserve"> and make sure that it saves so that when you start the bike up again you don’t have </w:t>
-            </w:r>
-            <w:proofErr w:type="spellStart"/>
-            <w:r>
-              <w:t>tp</w:t>
-            </w:r>
-            <w:proofErr w:type="spellEnd"/>
-            <w:r>
-              <w:t xml:space="preserve"> redo the settings (this can be done with </w:t>
-            </w:r>
-            <w:proofErr w:type="spellStart"/>
-            <w:r>
-              <w:t>epprom</w:t>
-            </w:r>
-            <w:proofErr w:type="spellEnd"/>
-            <w:r>
-              <w:t>)</w:t>
+            <w:r>
+              <w:t>proggramme make a throttle mapping button to adjust how the motor behaves with the throttle inputs</w:t>
+            </w:r>
+            <w:r>
+              <w:t xml:space="preserve"> and make sure that it saves so that when you start the bike up again you don’t have tp redo the settings (this can be done with epprom)</w:t>
             </w:r>
           </w:p>
         </w:tc>
@@ -3305,40 +3091,11 @@
           </w:tcPr>
           <w:p>
             <w:r>
-              <w:t xml:space="preserve">Put in </w:t>
-            </w:r>
-            <w:proofErr w:type="spellStart"/>
-            <w:r>
-              <w:t>leds</w:t>
-            </w:r>
-            <w:proofErr w:type="spellEnd"/>
-            <w:r>
-              <w:t xml:space="preserve"> and put in </w:t>
-            </w:r>
-            <w:proofErr w:type="spellStart"/>
-            <w:r>
-              <w:t>proggramme</w:t>
-            </w:r>
-            <w:proofErr w:type="spellEnd"/>
-            <w:r>
-              <w:t xml:space="preserve"> for </w:t>
-            </w:r>
-            <w:proofErr w:type="spellStart"/>
-            <w:r>
-              <w:t>leds</w:t>
-            </w:r>
-            <w:proofErr w:type="spellEnd"/>
-            <w:r>
-              <w:t xml:space="preserve"> and a way to adjust it also making sure that it saves otherwise it can b</w:t>
-            </w:r>
-            <w:r>
-              <w:t xml:space="preserve">og up the system(this can be done through </w:t>
-            </w:r>
-            <w:proofErr w:type="spellStart"/>
-            <w:r>
-              <w:t>eppprom</w:t>
-            </w:r>
-            <w:proofErr w:type="spellEnd"/>
+              <w:t>Put in leds and put in proggramme for leds and a way to adjust it also making sure that it saves otherwise it can b</w:t>
+            </w:r>
+            <w:r>
+              <w:t>og up the system(this can be done through eppprom</w:t>
+            </w:r>
           </w:p>
         </w:tc>
       </w:tr>
@@ -3479,24 +3236,11 @@
           </w:tcPr>
           <w:p>
             <w:r>
-              <w:t xml:space="preserve">What if you had the </w:t>
-            </w:r>
-            <w:proofErr w:type="spellStart"/>
-            <w:r>
-              <w:t>leds</w:t>
-            </w:r>
-            <w:proofErr w:type="spellEnd"/>
-            <w:r>
-              <w:t xml:space="preserve"> on the side of the </w:t>
-            </w:r>
-            <w:r>
-              <w:t xml:space="preserve">dashboard in a dial type </w:t>
-            </w:r>
-            <w:proofErr w:type="spellStart"/>
-            <w:r>
-              <w:t>arangement</w:t>
-            </w:r>
-            <w:proofErr w:type="spellEnd"/>
+              <w:t xml:space="preserve">What if you had the leds on the side of the </w:t>
+            </w:r>
+            <w:r>
+              <w:t>dashboard in a dial type arangement</w:t>
+            </w:r>
           </w:p>
         </w:tc>
         <w:tc>
@@ -3506,34 +3250,10 @@
           </w:tcPr>
           <w:p>
             <w:r>
-              <w:t xml:space="preserve">Move the </w:t>
-            </w:r>
-            <w:proofErr w:type="spellStart"/>
-            <w:r>
-              <w:t>leds</w:t>
-            </w:r>
-            <w:proofErr w:type="spellEnd"/>
-            <w:r>
-              <w:t xml:space="preserve"> to the side of the </w:t>
-            </w:r>
-            <w:r>
-              <w:t xml:space="preserve">dashboard and have it turn go </w:t>
-            </w:r>
-            <w:proofErr w:type="spellStart"/>
-            <w:r>
-              <w:t>aolong</w:t>
-            </w:r>
-            <w:proofErr w:type="spellEnd"/>
-            <w:r>
-              <w:t xml:space="preserve"> with the </w:t>
-            </w:r>
-            <w:proofErr w:type="spellStart"/>
-            <w:r>
-              <w:t>endge</w:t>
-            </w:r>
-            <w:proofErr w:type="spellEnd"/>
-            <w:r>
-              <w:t xml:space="preserve"> of the dash</w:t>
+              <w:t xml:space="preserve">Move the leds to the side of the </w:t>
+            </w:r>
+            <w:r>
+              <w:t>dashboard and have it turn go aolong with the endge of the dash</w:t>
             </w:r>
           </w:p>
         </w:tc>
@@ -3773,11 +3493,12 @@
             <w:r>
               <w:t xml:space="preserve">Make sure all grammar is </w:t>
             </w:r>
-            <w:proofErr w:type="spellStart"/>
-            <w:r>
-              <w:t>correect</w:t>
-            </w:r>
-            <w:proofErr w:type="spellEnd"/>
+            <w:r>
+              <w:t>correct</w:t>
+            </w:r>
+            <w:r>
+              <w:t xml:space="preserve"> on my website</w:t>
+            </w:r>
           </w:p>
         </w:tc>
       </w:tr>
@@ -3814,15 +3535,7 @@
           </w:tcPr>
           <w:p>
             <w:r>
-              <w:t xml:space="preserve">Make sure all the people that helped through the development of the project gets credited for </w:t>
-            </w:r>
-            <w:proofErr w:type="spellStart"/>
-            <w:r>
-              <w:t>there</w:t>
-            </w:r>
-            <w:proofErr w:type="spellEnd"/>
-            <w:r>
-              <w:t xml:space="preserve"> </w:t>
+              <w:t xml:space="preserve">Make sure all the people that helped through the development of the project gets credited for there </w:t>
             </w:r>
             <w:r>
               <w:t>work</w:t>
@@ -3928,26 +3641,10 @@
           </w:tcPr>
           <w:p>
             <w:r>
-              <w:t xml:space="preserve">Is what </w:t>
-            </w:r>
-            <w:proofErr w:type="spellStart"/>
-            <w:r>
-              <w:t>im</w:t>
-            </w:r>
-            <w:proofErr w:type="spellEnd"/>
-            <w:r>
-              <w:t xml:space="preserve"> conveying understandable to a person who know nothing of </w:t>
-            </w:r>
-            <w:r>
-              <w:t xml:space="preserve">what </w:t>
-            </w:r>
-            <w:proofErr w:type="spellStart"/>
-            <w:r>
-              <w:t>im</w:t>
-            </w:r>
-            <w:proofErr w:type="spellEnd"/>
-            <w:r>
-              <w:t xml:space="preserve"> making and how easy is It for them to read this text and see what is going on in a very easy way</w:t>
+              <w:t xml:space="preserve">Is what im conveying understandable to a person who know nothing of </w:t>
+            </w:r>
+            <w:r>
+              <w:t>what im making and how easy is It for them to read this text and see what is going on in a very easy way</w:t>
             </w:r>
           </w:p>
         </w:tc>
@@ -4254,17 +3951,8 @@
           <w:lang w:val="en-US"/>
         </w:rPr>
         <w:br/>
-        <w:t xml:space="preserve">Information X Y Z for </w:t>
-      </w:r>
-      <w:proofErr w:type="spellStart"/>
-      <w:r>
-        <w:rPr>
-          <w:color w:val="EE0000"/>
-          <w:lang w:val="en-US"/>
-        </w:rPr>
-        <w:t>trialling</w:t>
-      </w:r>
-      <w:proofErr w:type="spellEnd"/>
+        <w:t>Information X Y Z for trialling</w:t>
+      </w:r>
     </w:p>
     <w:p>
       <w:pPr>
@@ -5478,15 +5166,6 @@
 </file>
 
 <file path=customXml/item1.xml><?xml version="1.0" encoding="utf-8"?>
-<?mso-contentType ?>
-<FormTemplates xmlns="http://schemas.microsoft.com/sharepoint/v3/contenttype/forms">
-  <Display>DocumentLibraryForm</Display>
-  <Edit>DocumentLibraryForm</Edit>
-  <New>DocumentLibraryForm</New>
-</FormTemplates>
-</file>
-
-<file path=customXml/item2.xml><?xml version="1.0" encoding="utf-8"?>
 <ct:contentTypeSchema xmlns:ct="http://schemas.microsoft.com/office/2006/metadata/contentType" xmlns:ma="http://schemas.microsoft.com/office/2006/metadata/properties/metaAttributes" ct:_="" ma:_="" ma:contentTypeName="Document" ma:contentTypeID="0x010100B404DBCFBC02B04D838E297E7AC49BEC" ma:contentTypeVersion="29" ma:contentTypeDescription="Create a new document." ma:contentTypeScope="" ma:versionID="00b475807ba7603a210177ce3d310360">
   <xsd:schema xmlns:xsd="http://www.w3.org/2001/XMLSchema" xmlns:xs="http://www.w3.org/2001/XMLSchema" xmlns:p="http://schemas.microsoft.com/office/2006/metadata/properties" xmlns:ns3="8e8bdfa1-897e-455b-96e1-da9724e984b4" xmlns:ns4="0bf4e652-3194-4289-a587-4a2abc6573c1" targetNamespace="http://schemas.microsoft.com/office/2006/metadata/properties" ma:root="true" ma:fieldsID="41c2c417b58d7032c1f2cfab3b2ec764" ns3:_="" ns4:_="">
     <xsd:import namespace="8e8bdfa1-897e-455b-96e1-da9724e984b4"/>
@@ -5867,7 +5546,20 @@
 </ct:contentTypeSchema>
 </file>
 
+<file path=customXml/item2.xml><?xml version="1.0" encoding="utf-8"?>
+<?mso-contentType ?>
+<FormTemplates xmlns="http://schemas.microsoft.com/sharepoint/v3/contenttype/forms">
+  <Display>DocumentLibraryForm</Display>
+  <Edit>DocumentLibraryForm</Edit>
+  <New>DocumentLibraryForm</New>
+</FormTemplates>
+</file>
+
 <file path=customXml/item3.xml><?xml version="1.0" encoding="utf-8"?>
+<b:Sources xmlns:b="http://schemas.openxmlformats.org/officeDocument/2006/bibliography" xmlns="http://schemas.openxmlformats.org/officeDocument/2006/bibliography" SelectedStyle="\APASixthEditionOfficeOnline.xsl" StyleName="APA" Version="6"/>
+</file>
+
+<file path=customXml/item4.xml><?xml version="1.0" encoding="utf-8"?>
 <p:properties xmlns:p="http://schemas.microsoft.com/office/2006/metadata/properties" xmlns:xsi="http://www.w3.org/2001/XMLSchema-instance" xmlns:pc="http://schemas.microsoft.com/office/infopath/2007/PartnerControls">
   <documentManagement>
     <FolderType xmlns="8e8bdfa1-897e-455b-96e1-da9724e984b4" xsi:nil="true"/>
@@ -5916,19 +5608,7 @@
 </p:properties>
 </file>
 
-<file path=customXml/item4.xml><?xml version="1.0" encoding="utf-8"?>
-<b:Sources xmlns:b="http://schemas.openxmlformats.org/officeDocument/2006/bibliography" xmlns="http://schemas.openxmlformats.org/officeDocument/2006/bibliography" SelectedStyle="\APASixthEditionOfficeOnline.xsl" StyleName="APA" Version="6"/>
-</file>
-
 <file path=customXml/itemProps1.xml><?xml version="1.0" encoding="utf-8"?>
-<ds:datastoreItem xmlns:ds="http://schemas.openxmlformats.org/officeDocument/2006/customXml" ds:itemID="{192A387B-6998-40B4-BA18-B536273BFB3D}">
-  <ds:schemaRefs>
-    <ds:schemaRef ds:uri="http://schemas.microsoft.com/sharepoint/v3/contenttype/forms"/>
-  </ds:schemaRefs>
-</ds:datastoreItem>
-</file>
-
-<file path=customXml/itemProps2.xml><?xml version="1.0" encoding="utf-8"?>
 <ds:datastoreItem xmlns:ds="http://schemas.openxmlformats.org/officeDocument/2006/customXml" ds:itemID="{3C5C1F59-64A0-4772-B91D-4079A66CA574}">
   <ds:schemaRefs>
     <ds:schemaRef ds:uri="http://schemas.microsoft.com/office/2006/metadata/contentType"/>
@@ -5947,7 +5627,23 @@
 </ds:datastoreItem>
 </file>
 
+<file path=customXml/itemProps2.xml><?xml version="1.0" encoding="utf-8"?>
+<ds:datastoreItem xmlns:ds="http://schemas.openxmlformats.org/officeDocument/2006/customXml" ds:itemID="{192A387B-6998-40B4-BA18-B536273BFB3D}">
+  <ds:schemaRefs>
+    <ds:schemaRef ds:uri="http://schemas.microsoft.com/sharepoint/v3/contenttype/forms"/>
+  </ds:schemaRefs>
+</ds:datastoreItem>
+</file>
+
 <file path=customXml/itemProps3.xml><?xml version="1.0" encoding="utf-8"?>
+<ds:datastoreItem xmlns:ds="http://schemas.openxmlformats.org/officeDocument/2006/customXml" ds:itemID="{E3F01FBF-D99E-480B-B558-73E1E1525F94}">
+  <ds:schemaRefs>
+    <ds:schemaRef ds:uri="http://schemas.openxmlformats.org/officeDocument/2006/bibliography"/>
+  </ds:schemaRefs>
+</ds:datastoreItem>
+</file>
+
+<file path=customXml/itemProps4.xml><?xml version="1.0" encoding="utf-8"?>
 <ds:datastoreItem xmlns:ds="http://schemas.openxmlformats.org/officeDocument/2006/customXml" ds:itemID="{69D82E26-D04D-4830-A7BF-C9806F1C26F2}">
   <ds:schemaRefs>
     <ds:schemaRef ds:uri="http://schemas.microsoft.com/office/2006/metadata/properties"/>
@@ -5955,12 +5651,4 @@
     <ds:schemaRef ds:uri="8e8bdfa1-897e-455b-96e1-da9724e984b4"/>
   </ds:schemaRefs>
 </ds:datastoreItem>
-</file>
-
-<file path=customXml/itemProps4.xml><?xml version="1.0" encoding="utf-8"?>
-<ds:datastoreItem xmlns:ds="http://schemas.openxmlformats.org/officeDocument/2006/customXml" ds:itemID="{E3F01FBF-D99E-480B-B558-73E1E1525F94}">
-  <ds:schemaRefs>
-    <ds:schemaRef ds:uri="http://schemas.openxmlformats.org/officeDocument/2006/bibliography"/>
-  </ds:schemaRefs>
-</ds:datastoreItem>
 </file>
--- a/13 DI Heinrich Venter develop an outcome.docx
+++ b/13 DI Heinrich Venter develop an outcome.docx
@@ -100,7 +100,15 @@
     </w:p>
     <w:p>
       <w:r>
-        <w:t>Examples are: social ● cultural ● legal ● ethical ● intellectual property ● privacy ● accessibility ● usability ● functionality ● aesthetics ● sustainability and future proofing ● end-user considerations ● health and safety.</w:t>
+        <w:t xml:space="preserve">Examples </w:t>
+      </w:r>
+      <w:proofErr w:type="gramStart"/>
+      <w:r>
+        <w:t>are:</w:t>
+      </w:r>
+      <w:proofErr w:type="gramEnd"/>
+      <w:r>
+        <w:t xml:space="preserve"> social ● cultural ● legal ● ethical ● intellectual property ● privacy ● accessibility ● usability ● functionality ● aesthetics ● sustainability and future proofing ● end-user considerations ● health and safety.</w:t>
       </w:r>
     </w:p>
     <w:tbl>
@@ -210,9 +218,11 @@
             <w:shd w:val="clear" w:color="auto" w:fill="FFCCCC"/>
           </w:tcPr>
           <w:p>
+            <w:proofErr w:type="spellStart"/>
             <w:r>
               <w:t>Accesability</w:t>
             </w:r>
+            <w:proofErr w:type="spellEnd"/>
           </w:p>
         </w:tc>
         <w:tc>
@@ -312,7 +322,27 @@
                       <w:szCs w:val="24"/>
                       <w:lang w:val="en-US"/>
                     </w:rPr>
-                    <w:t>Accessibility for the pitbike means the bike’s controls, indicators, and basic functions need to be understandable and manageable for a range of riders. This includes clear visual indicators, easy-to-reach switches, and controls that don’t require excessive strength.</w:t>
+                    <w:t xml:space="preserve">Accessibility for the </w:t>
+                  </w:r>
+                  <w:proofErr w:type="spellStart"/>
+                  <w:r>
+                    <w:rPr>
+                      <w:rFonts w:eastAsia="Times New Roman" w:cstheme="minorHAnsi"/>
+                      <w:sz w:val="24"/>
+                      <w:szCs w:val="24"/>
+                      <w:lang w:val="en-US"/>
+                    </w:rPr>
+                    <w:t>pitbike</w:t>
+                  </w:r>
+                  <w:proofErr w:type="spellEnd"/>
+                  <w:r>
+                    <w:rPr>
+                      <w:rFonts w:eastAsia="Times New Roman" w:cstheme="minorHAnsi"/>
+                      <w:sz w:val="24"/>
+                      <w:szCs w:val="24"/>
+                      <w:lang w:val="en-US"/>
+                    </w:rPr>
+                    <w:t xml:space="preserve"> means the bike’s controls, indicators, and basic functions need to be understandable and manageable for a range of riders. This includes clear visual indicators, easy-to-reach switches, and controls that don’t require excessive strength.</w:t>
                   </w:r>
                 </w:p>
               </w:tc>
@@ -363,7 +393,15 @@
           </w:tcPr>
           <w:p>
             <w:r>
-              <w:t>Usability relates to how easy it is to understand and use the pitbike’s hybrid systems, such as switching modes, checking battery levels, or starting the bike. The design needs to feel intuitive even for new riders.</w:t>
+              <w:t xml:space="preserve">Usability relates to how easy it is to understand and use the </w:t>
+            </w:r>
+            <w:proofErr w:type="spellStart"/>
+            <w:r>
+              <w:t>pitbike’s</w:t>
+            </w:r>
+            <w:proofErr w:type="spellEnd"/>
+            <w:r>
+              <w:t xml:space="preserve"> hybrid systems, such as switching modes, checking battery levels, or starting the bike. The design needs to feel intuitive even for new riders.</w:t>
             </w:r>
           </w:p>
         </w:tc>
@@ -374,7 +412,23 @@
           </w:tcPr>
           <w:p>
             <w:r>
-              <w:t>It matters because if the interface is confusing, the rider could misuse the bike or struggle during operation. I will address this by keeping the hybrid controls simple, limiting unnecessary switches, and providing a logical layout similar to standard pitbikes so it feels familiar.</w:t>
+              <w:t xml:space="preserve">It matters because if the interface is confusing, the rider could misuse the bike or struggle during operation. I will address this by keeping the hybrid controls simple, limiting unnecessary switches, and providing a logical layout </w:t>
+            </w:r>
+            <w:proofErr w:type="gramStart"/>
+            <w:r>
+              <w:t>similar to</w:t>
+            </w:r>
+            <w:proofErr w:type="gramEnd"/>
+            <w:r>
+              <w:t xml:space="preserve"> standard </w:t>
+            </w:r>
+            <w:proofErr w:type="spellStart"/>
+            <w:r>
+              <w:t>pitbikes</w:t>
+            </w:r>
+            <w:proofErr w:type="spellEnd"/>
+            <w:r>
+              <w:t xml:space="preserve"> so it feels familiar.</w:t>
             </w:r>
           </w:p>
         </w:tc>
@@ -495,7 +549,27 @@
                       <w:szCs w:val="24"/>
                       <w:lang w:val="en-US"/>
                     </w:rPr>
-                    <w:t>Functionality refers to how well the 70cc hybrid pitbike performs its intended purpose—delivering reliable petrol and electric operation, smooth power delivery, and stable riding. It also includes ensuring the components (battery, controller, mechanical systems) work together correctly.</w:t>
+                    <w:t xml:space="preserve">Functionality refers to how well the 70cc hybrid </w:t>
+                  </w:r>
+                  <w:proofErr w:type="spellStart"/>
+                  <w:r>
+                    <w:rPr>
+                      <w:rFonts w:eastAsia="Times New Roman" w:cstheme="minorHAnsi"/>
+                      <w:sz w:val="24"/>
+                      <w:szCs w:val="24"/>
+                      <w:lang w:val="en-US"/>
+                    </w:rPr>
+                    <w:t>pitbike</w:t>
+                  </w:r>
+                  <w:proofErr w:type="spellEnd"/>
+                  <w:r>
+                    <w:rPr>
+                      <w:rFonts w:eastAsia="Times New Roman" w:cstheme="minorHAnsi"/>
+                      <w:sz w:val="24"/>
+                      <w:szCs w:val="24"/>
+                      <w:lang w:val="en-US"/>
+                    </w:rPr>
+                    <w:t xml:space="preserve"> performs its intended purpose—delivering reliable petrol and electric operation, smooth power delivery, and stable riding. It also includes ensuring the components (battery, controller, mechanical systems) work together correctly.</w:t>
                   </w:r>
                 </w:p>
               </w:tc>
@@ -542,7 +616,15 @@
           </w:tcPr>
           <w:p>
             <w:r>
-              <w:t>Aesthetics for the pitbike include the visual design—how the hybrid components are integrated, how tidy the wiring is, and the overall look of the bike. A clean, professional aesthetic helps the bike feel intentional rather than thrown together.</w:t>
+              <w:t xml:space="preserve">Aesthetics for the </w:t>
+            </w:r>
+            <w:proofErr w:type="spellStart"/>
+            <w:r>
+              <w:t>pitbike</w:t>
+            </w:r>
+            <w:proofErr w:type="spellEnd"/>
+            <w:r>
+              <w:t xml:space="preserve"> include the visual design—how the hybrid components are integrated, how tidy the wiring is, and the overall look of the bike. A clean, professional aesthetic helps the bike feel intentional rather than thrown together.</w:t>
             </w:r>
           </w:p>
         </w:tc>
@@ -804,10 +886,26 @@
               <w:t>Every time</w:t>
             </w:r>
             <w:r>
-              <w:t xml:space="preserve"> I close my files so that its saved when I close my </w:t>
-            </w:r>
-            <w:r>
-              <w:t>laptop/computer and if I need to go back to a previous file that was deleted I can recover the file without redoing that work all over again</w:t>
+              <w:t xml:space="preserve"> I close my files so that </w:t>
+            </w:r>
+            <w:proofErr w:type="gramStart"/>
+            <w:r>
+              <w:t>its</w:t>
+            </w:r>
+            <w:proofErr w:type="gramEnd"/>
+            <w:r>
+              <w:t xml:space="preserve"> saved when I close my </w:t>
+            </w:r>
+            <w:r>
+              <w:t xml:space="preserve">laptop/computer and if I need to go back to a previous file that was </w:t>
+            </w:r>
+            <w:proofErr w:type="gramStart"/>
+            <w:r>
+              <w:t>deleted</w:t>
+            </w:r>
+            <w:proofErr w:type="gramEnd"/>
+            <w:r>
+              <w:t xml:space="preserve"> I can recover the file without redoing that work all over again</w:t>
             </w:r>
           </w:p>
         </w:tc>
@@ -1086,10 +1184,26 @@
               <w:t>a</w:t>
             </w:r>
             <w:r>
-              <w:t>ther im on schedule falling behin</w:t>
-            </w:r>
-            <w:r>
-              <w:t>d or even in best case scenario ahead f schedule</w:t>
+              <w:t xml:space="preserve">ther </w:t>
+            </w:r>
+            <w:proofErr w:type="spellStart"/>
+            <w:r>
+              <w:t>im</w:t>
+            </w:r>
+            <w:proofErr w:type="spellEnd"/>
+            <w:r>
+              <w:t xml:space="preserve"> on schedule falling behin</w:t>
+            </w:r>
+            <w:r>
+              <w:t xml:space="preserve">d or even in best case scenario ahead </w:t>
+            </w:r>
+            <w:proofErr w:type="spellStart"/>
+            <w:r>
+              <w:t>f</w:t>
+            </w:r>
+            <w:proofErr w:type="spellEnd"/>
+            <w:r>
+              <w:t xml:space="preserve"> schedule</w:t>
             </w:r>
           </w:p>
         </w:tc>
@@ -1412,8 +1526,21 @@
           </w:tcPr>
           <w:p>
             <w:r>
-              <w:t>Designing the required components holders so that when in use the sensitive electronics doesn’t get damaged or broken and then gives faulty readings to the brain which can effect efficiency and controll</w:t>
-            </w:r>
+              <w:t xml:space="preserve">Designing the required components holders so that when in use the sensitive electronics doesn’t get damaged or broken and then gives faulty readings to the brain which can </w:t>
+            </w:r>
+            <w:proofErr w:type="gramStart"/>
+            <w:r>
+              <w:t>effect</w:t>
+            </w:r>
+            <w:proofErr w:type="gramEnd"/>
+            <w:r>
+              <w:t xml:space="preserve"> efficiency and </w:t>
+            </w:r>
+            <w:proofErr w:type="spellStart"/>
+            <w:r>
+              <w:t>controll</w:t>
+            </w:r>
+            <w:proofErr w:type="spellEnd"/>
           </w:p>
         </w:tc>
       </w:tr>
@@ -1436,7 +1563,15 @@
           </w:tcPr>
           <w:p>
             <w:r>
-              <w:t>Using the right electronics for what i need it to do and figuring out where all the parts need to sit</w:t>
+              <w:t xml:space="preserve">Using the right electronics for what </w:t>
+            </w:r>
+            <w:proofErr w:type="spellStart"/>
+            <w:r>
+              <w:t>i</w:t>
+            </w:r>
+            <w:proofErr w:type="spellEnd"/>
+            <w:r>
+              <w:t xml:space="preserve"> need it to do and figuring out where all the parts need to sit</w:t>
             </w:r>
           </w:p>
         </w:tc>
@@ -1448,8 +1583,13 @@
             <w:shd w:val="clear" w:color="auto" w:fill="FFCCCC"/>
           </w:tcPr>
           <w:p>
-            <w:r>
-              <w:t xml:space="preserve">Easthetics </w:t>
+            <w:proofErr w:type="spellStart"/>
+            <w:r>
+              <w:t>Easthetics</w:t>
+            </w:r>
+            <w:proofErr w:type="spellEnd"/>
+            <w:r>
+              <w:t xml:space="preserve"> </w:t>
             </w:r>
           </w:p>
         </w:tc>
@@ -1718,7 +1858,7 @@
                 <w:noProof/>
               </w:rPr>
               <w:drawing>
-                <wp:inline distT="0" distB="0" distL="0" distR="0" wp14:anchorId="7E2C4685" wp14:editId="01A55CE0">
+                <wp:inline distT="0" distB="0" distL="0" distR="0" wp14:anchorId="7E2C4685" wp14:editId="7116F4F5">
                   <wp:extent cx="1821977" cy="1290920"/>
                   <wp:effectExtent l="0" t="0" r="6985" b="5080"/>
                   <wp:docPr id="1979711140" name="Picture 2" descr="Three-shoe Centrifugal Clutch | Download Scientific Diagram"/>
@@ -1784,7 +1924,7 @@
                 <w:noProof/>
               </w:rPr>
               <w:drawing>
-                <wp:inline distT="0" distB="0" distL="0" distR="0" wp14:anchorId="5BB0BD07" wp14:editId="39D6D490">
+                <wp:inline distT="0" distB="0" distL="0" distR="0" wp14:anchorId="5BB0BD07" wp14:editId="3821506B">
                   <wp:extent cx="1610866" cy="1289846"/>
                   <wp:effectExtent l="0" t="0" r="8890" b="5715"/>
                   <wp:docPr id="684550270" name="Picture 3" descr="All about one way clutch bearing"/>
@@ -1847,7 +1987,15 @@
               <w:t>Selected Component:</w:t>
             </w:r>
             <w:r>
-              <w:t xml:space="preserve"> im going with electromagnetic </w:t>
+              <w:t xml:space="preserve"> </w:t>
+            </w:r>
+            <w:proofErr w:type="spellStart"/>
+            <w:r>
+              <w:t>im</w:t>
+            </w:r>
+            <w:proofErr w:type="spellEnd"/>
+            <w:r>
+              <w:t xml:space="preserve"> going with electromagnetic </w:t>
             </w:r>
           </w:p>
         </w:tc>
@@ -1864,7 +2012,31 @@
               <w:t>Why:</w:t>
             </w:r>
             <w:r>
-              <w:t xml:space="preserve"> because with an electromagnetic you can have torque  and speed from 0rpm where with a centrifugal it needs to be spun to a certain set rpm i.e. 2000 rpm which means ill have about 750 rpm of speed range not including gear ratios for  inc4reasinf the torque of the system which means that ill have to use the 70cc’s torque which isn’t the greatest and until the engine reaches the range of where the clutch can engage ill be able to accelerate an extra 2km/h where  with a electromagnetic I can engage from 0rpm and then have a speed range of 2750 from the motor which means ill have a 50km/h range of where it can accelerate with the electric motors torque which is greater at low speeds than the 70cc’s</w:t>
+              <w:t xml:space="preserve"> because with an electromagnetic you can have torque  and speed from 0rpm where with a centrifugal it needs to be spun to a certain set rpm i.e. 2000 rpm which means ill have about 750 rpm of speed range not including gear ratios for  inc4reasinf the torque of the system which means that </w:t>
+            </w:r>
+            <w:proofErr w:type="spellStart"/>
+            <w:r>
+              <w:t>ill</w:t>
+            </w:r>
+            <w:proofErr w:type="spellEnd"/>
+            <w:r>
+              <w:t xml:space="preserve"> have to use the 70cc’s torque which isn’t the greatest and until the engine reaches the range of where the clutch can engage </w:t>
+            </w:r>
+            <w:proofErr w:type="spellStart"/>
+            <w:r>
+              <w:t>ill</w:t>
+            </w:r>
+            <w:proofErr w:type="spellEnd"/>
+            <w:r>
+              <w:t xml:space="preserve"> be able to accelerate an extra 2km/h where  with </w:t>
+            </w:r>
+            <w:proofErr w:type="spellStart"/>
+            <w:r>
+              <w:t>a</w:t>
+            </w:r>
+            <w:proofErr w:type="spellEnd"/>
+            <w:r>
+              <w:t xml:space="preserve"> electromagnetic I can engage from 0rpm and then have a speed range of 2750 from the motor which means ill have a 50km/h range of where it can accelerate with the electric motors torque which is greater at low speeds than the 70cc’s</w:t>
             </w:r>
           </w:p>
         </w:tc>
@@ -2116,7 +2288,15 @@
               <w:t xml:space="preserve">anything </w:t>
             </w:r>
             <w:r>
-              <w:t>so no friction so it lasts way longer</w:t>
+              <w:t xml:space="preserve">so no </w:t>
+            </w:r>
+            <w:proofErr w:type="gramStart"/>
+            <w:r>
+              <w:t>friction</w:t>
+            </w:r>
+            <w:proofErr w:type="gramEnd"/>
+            <w:r>
+              <w:t xml:space="preserve"> so it lasts way longer</w:t>
             </w:r>
             <w:r>
               <w:t>.</w:t>
@@ -2191,8 +2371,13 @@
             <w:shd w:val="clear" w:color="auto" w:fill="FFF2CC" w:themeFill="accent4" w:themeFillTint="33"/>
           </w:tcPr>
           <w:p>
-            <w:r>
-              <w:t xml:space="preserve">Oled </w:t>
+            <w:proofErr w:type="spellStart"/>
+            <w:r>
+              <w:t>Oled</w:t>
+            </w:r>
+            <w:proofErr w:type="spellEnd"/>
+            <w:r>
+              <w:t xml:space="preserve"> </w:t>
             </w:r>
             <w:r>
               <w:t xml:space="preserve">display </w:t>
@@ -2270,7 +2455,7 @@
                 <w:noProof/>
               </w:rPr>
               <w:drawing>
-                <wp:inline distT="0" distB="0" distL="0" distR="0" wp14:anchorId="474EC1BA" wp14:editId="7B7104EC">
+                <wp:inline distT="0" distB="0" distL="0" distR="0" wp14:anchorId="474EC1BA" wp14:editId="4ACD1166">
                   <wp:extent cx="1685499" cy="1685499"/>
                   <wp:effectExtent l="0" t="0" r="0" b="0"/>
                   <wp:docPr id="1564520554" name="Picture 7" descr="Dot Matrix White on Blue LCD 16x2 Character"/>
@@ -2425,7 +2610,35 @@
               <w:rPr>
                 <w:lang w:val="en-US"/>
               </w:rPr>
-              <w:t>The chosen 1.3" I2C OLED display is the optimal choice for this system as it balances pixel-level graphic control (128x64 resolution) with high efficiency, vastly outperforming Alternative 1 (LCD screen) , which is limited to rigid character blocks, requires a high-draw backlight, and offers poor viewing angles. Because OLED pixels are self-emissive, unlit black pixels consume virtually zero power, making it ideal for low-power microcontrollers deployment. Additionally, while Alternative 2 (1.8" SPI TFT Color Display) provides vibrant colors, its SPI interface requires 4 to 5 data pins, which limits available inputs and complicates wiring. In contrast, the chosen OLED uses the I2C protocol , requiring only two shared lines (SDA and SCL). This preserves critical GPIO pins for other sensors, simplifies breadboard layout, and ensures a compact, power-efficient, and easily scalable system architecture.</w:t>
+              <w:t>The chosen 1.3" I2C OLED display is the optimal choice for this system as it balances pixel-level graphic control (128x64 resolution) with high efficiency, vastly outperforming Alternative 1 (LCD screen</w:t>
+            </w:r>
+            <w:proofErr w:type="gramStart"/>
+            <w:r>
+              <w:rPr>
+                <w:lang w:val="en-US"/>
+              </w:rPr>
+              <w:t>) ,</w:t>
+            </w:r>
+            <w:proofErr w:type="gramEnd"/>
+            <w:r>
+              <w:rPr>
+                <w:lang w:val="en-US"/>
+              </w:rPr>
+              <w:t xml:space="preserve"> which is limited to rigid character blocks, requires a high-draw backlight, and offers poor viewing angles. Because OLED pixels are self-emissive, unlit black pixels consume virtually zero power, making it ideal for low-power microcontrollers deployment. Additionally, while Alternative 2 (1.8" SPI TFT Color Display) provides vibrant colors, its SPI interface requires 4 to 5 data pins, which limits available inputs and complicates wiring. In contrast, the chosen OLED uses the I2C </w:t>
+            </w:r>
+            <w:proofErr w:type="gramStart"/>
+            <w:r>
+              <w:rPr>
+                <w:lang w:val="en-US"/>
+              </w:rPr>
+              <w:t>protocol ,</w:t>
+            </w:r>
+            <w:proofErr w:type="gramEnd"/>
+            <w:r>
+              <w:rPr>
+                <w:lang w:val="en-US"/>
+              </w:rPr>
+              <w:t xml:space="preserve"> requiring only two shared lines (SDA and SCL). This preserves critical GPIO pins for other sensors, simplifies breadboard layout, and ensures a compact, power-efficient, and easily scalable system architecture.</w:t>
             </w:r>
           </w:p>
           <w:p/>
@@ -2547,13 +2760,21 @@
           </w:tcPr>
           <w:p>
             <w:r>
-              <w:t>To small inner di</w:t>
+              <w:t xml:space="preserve">To small inner </w:t>
+            </w:r>
+            <w:proofErr w:type="spellStart"/>
+            <w:r>
+              <w:t>di</w:t>
             </w:r>
             <w:r>
               <w:t>a</w:t>
             </w:r>
             <w:r>
-              <w:t xml:space="preserve">mter </w:t>
+              <w:t>mter</w:t>
+            </w:r>
+            <w:proofErr w:type="spellEnd"/>
+            <w:r>
+              <w:t xml:space="preserve"> </w:t>
             </w:r>
           </w:p>
         </w:tc>
@@ -2685,13 +2906,27 @@
         <w:rPr>
           <w:b/>
         </w:rPr>
-        <w:t>Component 2:</w:t>
-      </w:r>
+        <w:t xml:space="preserve">Component </w:t>
+      </w:r>
+      <w:proofErr w:type="gramStart"/>
       <w:r>
         <w:rPr>
           <w:b/>
         </w:rPr>
-        <w:t xml:space="preserve">throttle </w:t>
+        <w:t>2:</w:t>
+      </w:r>
+      <w:r>
+        <w:rPr>
+          <w:b/>
+        </w:rPr>
+        <w:t>throttle</w:t>
+      </w:r>
+      <w:proofErr w:type="gramEnd"/>
+      <w:r>
+        <w:rPr>
+          <w:b/>
+        </w:rPr>
+        <w:t xml:space="preserve"> </w:t>
       </w:r>
     </w:p>
     <w:tbl>
@@ -2763,7 +2998,15 @@
           </w:tcPr>
           <w:p>
             <w:r>
-              <w:t xml:space="preserve">The stopper is on the wrong side and the </w:t>
+              <w:t xml:space="preserve">The stopper is on the wrong </w:t>
+            </w:r>
+            <w:proofErr w:type="gramStart"/>
+            <w:r>
+              <w:t>side</w:t>
+            </w:r>
+            <w:proofErr w:type="gramEnd"/>
+            <w:r>
+              <w:t xml:space="preserve"> and the </w:t>
             </w:r>
             <w:r>
               <w:t>main part is very brittle</w:t>
@@ -2804,7 +3047,15 @@
           </w:tcPr>
           <w:p>
             <w:r>
-              <w:t>The pipe is 17mm inner dimaeter so the outer diameter of the insert should be =/&gt;17mm</w:t>
+              <w:t xml:space="preserve">The pipe is 17mm inner </w:t>
+            </w:r>
+            <w:proofErr w:type="spellStart"/>
+            <w:r>
+              <w:t>dimaeter</w:t>
+            </w:r>
+            <w:proofErr w:type="spellEnd"/>
+            <w:r>
+              <w:t xml:space="preserve"> so the outer diameter of the insert should be =/&gt;17mm</w:t>
             </w:r>
           </w:p>
         </w:tc>
@@ -2977,16 +3228,48 @@
           </w:tcPr>
           <w:p>
             <w:r>
-              <w:t>The pwm led for the motor</w:t>
+              <w:t xml:space="preserve">The </w:t>
+            </w:r>
+            <w:proofErr w:type="spellStart"/>
+            <w:r>
+              <w:t>pwm</w:t>
+            </w:r>
+            <w:proofErr w:type="spellEnd"/>
+            <w:r>
+              <w:t xml:space="preserve"> led for the motor</w:t>
             </w:r>
             <w:r>
               <w:t xml:space="preserve"> </w:t>
             </w:r>
             <w:r>
-              <w:t xml:space="preserve">controller needs to be 0 when the thrtottle is at 0 </w:t>
-            </w:r>
-            <w:r>
-              <w:t xml:space="preserve">(relative to the analog hall sensors value) this is becauss the motor controller will take that as an input signal and will engage the </w:t>
+              <w:t xml:space="preserve">controller needs to be 0 when the </w:t>
+            </w:r>
+            <w:proofErr w:type="spellStart"/>
+            <w:r>
+              <w:t>thrtottle</w:t>
+            </w:r>
+            <w:proofErr w:type="spellEnd"/>
+            <w:r>
+              <w:t xml:space="preserve"> is at 0 </w:t>
+            </w:r>
+            <w:r>
+              <w:t xml:space="preserve">(relative to the </w:t>
+            </w:r>
+            <w:proofErr w:type="spellStart"/>
+            <w:r>
+              <w:t>analog</w:t>
+            </w:r>
+            <w:proofErr w:type="spellEnd"/>
+            <w:r>
+              <w:t xml:space="preserve"> hall sensors value) this is </w:t>
+            </w:r>
+            <w:proofErr w:type="spellStart"/>
+            <w:r>
+              <w:t>becauss</w:t>
+            </w:r>
+            <w:proofErr w:type="spellEnd"/>
+            <w:r>
+              <w:t xml:space="preserve"> the motor controller will take that as an input signal and will engage the </w:t>
             </w:r>
             <w:r>
               <w:t>motor constantly and it can then be damaged</w:t>
@@ -3000,7 +3283,15 @@
           </w:tcPr>
           <w:p>
             <w:r>
-              <w:t>When the throttle is at position 0 make sure pwm led is0</w:t>
+              <w:t xml:space="preserve">When the throttle is at position 0 make sure </w:t>
+            </w:r>
+            <w:proofErr w:type="spellStart"/>
+            <w:r>
+              <w:t>pwm</w:t>
+            </w:r>
+            <w:proofErr w:type="spellEnd"/>
+            <w:r>
+              <w:t xml:space="preserve"> led is0</w:t>
             </w:r>
           </w:p>
         </w:tc>
@@ -3043,11 +3334,32 @@
             <w:r>
               <w:t xml:space="preserve">In the app </w:t>
             </w:r>
-            <w:r>
-              <w:t>proggramme make a throttle mapping button to adjust how the motor behaves with the throttle inputs</w:t>
-            </w:r>
-            <w:r>
-              <w:t xml:space="preserve"> and make sure that it saves so that when you start the bike up again you don’t have tp redo the settings (this can be done with epprom)</w:t>
+            <w:proofErr w:type="spellStart"/>
+            <w:r>
+              <w:t>proggramme</w:t>
+            </w:r>
+            <w:proofErr w:type="spellEnd"/>
+            <w:r>
+              <w:t xml:space="preserve"> make a throttle mapping button to adjust how the motor behaves with the throttle inputs</w:t>
+            </w:r>
+            <w:r>
+              <w:t xml:space="preserve"> and make sure that it saves so that when you start the bike up again you don’t have </w:t>
+            </w:r>
+            <w:proofErr w:type="spellStart"/>
+            <w:r>
+              <w:t>tp</w:t>
+            </w:r>
+            <w:proofErr w:type="spellEnd"/>
+            <w:r>
+              <w:t xml:space="preserve"> redo the settings (this can be done with </w:t>
+            </w:r>
+            <w:proofErr w:type="spellStart"/>
+            <w:r>
+              <w:t>epprom</w:t>
+            </w:r>
+            <w:proofErr w:type="spellEnd"/>
+            <w:r>
+              <w:t>)</w:t>
             </w:r>
           </w:p>
         </w:tc>
@@ -3091,11 +3403,48 @@
           </w:tcPr>
           <w:p>
             <w:r>
-              <w:t>Put in leds and put in proggramme for leds and a way to adjust it also making sure that it saves otherwise it can b</w:t>
-            </w:r>
-            <w:r>
-              <w:t>og up the system(this can be done through eppprom</w:t>
-            </w:r>
+              <w:t xml:space="preserve">Put in </w:t>
+            </w:r>
+            <w:proofErr w:type="spellStart"/>
+            <w:r>
+              <w:t>leds</w:t>
+            </w:r>
+            <w:proofErr w:type="spellEnd"/>
+            <w:r>
+              <w:t xml:space="preserve"> and put in </w:t>
+            </w:r>
+            <w:proofErr w:type="spellStart"/>
+            <w:r>
+              <w:t>proggramme</w:t>
+            </w:r>
+            <w:proofErr w:type="spellEnd"/>
+            <w:r>
+              <w:t xml:space="preserve"> for </w:t>
+            </w:r>
+            <w:proofErr w:type="spellStart"/>
+            <w:r>
+              <w:t>leds</w:t>
+            </w:r>
+            <w:proofErr w:type="spellEnd"/>
+            <w:r>
+              <w:t xml:space="preserve"> and a way to adjust it also making sure that it saves otherwise it can b</w:t>
+            </w:r>
+            <w:r>
+              <w:t xml:space="preserve">og up the </w:t>
+            </w:r>
+            <w:proofErr w:type="gramStart"/>
+            <w:r>
+              <w:t>system(</w:t>
+            </w:r>
+            <w:proofErr w:type="gramEnd"/>
+            <w:r>
+              <w:t xml:space="preserve">this can be done through </w:t>
+            </w:r>
+            <w:proofErr w:type="spellStart"/>
+            <w:r>
+              <w:t>eppprom</w:t>
+            </w:r>
+            <w:proofErr w:type="spellEnd"/>
           </w:p>
         </w:tc>
       </w:tr>
@@ -3236,11 +3585,24 @@
           </w:tcPr>
           <w:p>
             <w:r>
-              <w:t xml:space="preserve">What if you had the leds on the side of the </w:t>
-            </w:r>
-            <w:r>
-              <w:t>dashboard in a dial type arangement</w:t>
-            </w:r>
+              <w:t xml:space="preserve">What if you had the </w:t>
+            </w:r>
+            <w:proofErr w:type="spellStart"/>
+            <w:r>
+              <w:t>leds</w:t>
+            </w:r>
+            <w:proofErr w:type="spellEnd"/>
+            <w:r>
+              <w:t xml:space="preserve"> on the side of the </w:t>
+            </w:r>
+            <w:r>
+              <w:t xml:space="preserve">dashboard in a dial type </w:t>
+            </w:r>
+            <w:proofErr w:type="spellStart"/>
+            <w:r>
+              <w:t>arangement</w:t>
+            </w:r>
+            <w:proofErr w:type="spellEnd"/>
           </w:p>
         </w:tc>
         <w:tc>
@@ -3250,10 +3612,34 @@
           </w:tcPr>
           <w:p>
             <w:r>
-              <w:t xml:space="preserve">Move the leds to the side of the </w:t>
-            </w:r>
-            <w:r>
-              <w:t>dashboard and have it turn go aolong with the endge of the dash</w:t>
+              <w:t xml:space="preserve">Move the </w:t>
+            </w:r>
+            <w:proofErr w:type="spellStart"/>
+            <w:r>
+              <w:t>leds</w:t>
+            </w:r>
+            <w:proofErr w:type="spellEnd"/>
+            <w:r>
+              <w:t xml:space="preserve"> to the side of the </w:t>
+            </w:r>
+            <w:r>
+              <w:t xml:space="preserve">dashboard and have it turn go </w:t>
+            </w:r>
+            <w:proofErr w:type="spellStart"/>
+            <w:r>
+              <w:t>aolong</w:t>
+            </w:r>
+            <w:proofErr w:type="spellEnd"/>
+            <w:r>
+              <w:t xml:space="preserve"> with the </w:t>
+            </w:r>
+            <w:proofErr w:type="spellStart"/>
+            <w:r>
+              <w:t>endge</w:t>
+            </w:r>
+            <w:proofErr w:type="spellEnd"/>
+            <w:r>
+              <w:t xml:space="preserve"> of the dash</w:t>
             </w:r>
           </w:p>
         </w:tc>
@@ -3347,7 +3733,15 @@
         <w:t xml:space="preserve"> or location</w:t>
       </w:r>
       <w:r>
-        <w:t xml:space="preserve"> to your final outcome </w:t>
+        <w:t xml:space="preserve"> to your </w:t>
+      </w:r>
+      <w:proofErr w:type="gramStart"/>
+      <w:r>
+        <w:t>final outcome</w:t>
+      </w:r>
+      <w:proofErr w:type="gramEnd"/>
+      <w:r>
+        <w:t xml:space="preserve"> </w:t>
       </w:r>
       <w:r>
         <w:t xml:space="preserve">before testing </w:t>
@@ -3435,8 +3829,13 @@
             <w:shd w:val="clear" w:color="auto" w:fill="FFCCCC"/>
           </w:tcPr>
           <w:p>
-            <w:r>
-              <w:t xml:space="preserve">Is there any spelling mistakes that were made </w:t>
+            <w:proofErr w:type="gramStart"/>
+            <w:r>
+              <w:t>Is</w:t>
+            </w:r>
+            <w:proofErr w:type="gramEnd"/>
+            <w:r>
+              <w:t xml:space="preserve"> there any spelling mistakes that were made </w:t>
             </w:r>
           </w:p>
         </w:tc>
@@ -3476,8 +3875,13 @@
             <w:shd w:val="clear" w:color="auto" w:fill="FFCCCC"/>
           </w:tcPr>
           <w:p>
-            <w:r>
-              <w:t xml:space="preserve">Is there any </w:t>
+            <w:proofErr w:type="gramStart"/>
+            <w:r>
+              <w:t>Is</w:t>
+            </w:r>
+            <w:proofErr w:type="gramEnd"/>
+            <w:r>
+              <w:t xml:space="preserve"> there any </w:t>
             </w:r>
             <w:r>
               <w:t xml:space="preserve">grammar mistakes in what I wrote </w:t>
@@ -3535,7 +3939,15 @@
           </w:tcPr>
           <w:p>
             <w:r>
-              <w:t xml:space="preserve">Make sure all the people that helped through the development of the project gets credited for there </w:t>
+              <w:t xml:space="preserve">Make sure all the people that helped through the development of the project gets credited for </w:t>
+            </w:r>
+            <w:proofErr w:type="spellStart"/>
+            <w:r>
+              <w:t>there</w:t>
+            </w:r>
+            <w:proofErr w:type="spellEnd"/>
+            <w:r>
+              <w:t xml:space="preserve"> </w:t>
             </w:r>
             <w:r>
               <w:t>work</w:t>
@@ -3641,10 +4053,26 @@
           </w:tcPr>
           <w:p>
             <w:r>
-              <w:t xml:space="preserve">Is what im conveying understandable to a person who know nothing of </w:t>
-            </w:r>
-            <w:r>
-              <w:t>what im making and how easy is It for them to read this text and see what is going on in a very easy way</w:t>
+              <w:t xml:space="preserve">Is what </w:t>
+            </w:r>
+            <w:proofErr w:type="spellStart"/>
+            <w:r>
+              <w:t>im</w:t>
+            </w:r>
+            <w:proofErr w:type="spellEnd"/>
+            <w:r>
+              <w:t xml:space="preserve"> conveying understandable to a person who know nothing of </w:t>
+            </w:r>
+            <w:r>
+              <w:t xml:space="preserve">what </w:t>
+            </w:r>
+            <w:proofErr w:type="spellStart"/>
+            <w:r>
+              <w:t>im</w:t>
+            </w:r>
+            <w:proofErr w:type="spellEnd"/>
+            <w:r>
+              <w:t xml:space="preserve"> making and how easy is It for them to read this text and see what is going on in a very easy way</w:t>
             </w:r>
           </w:p>
         </w:tc>
@@ -3682,7 +4110,15 @@
           </w:tcPr>
           <w:p>
             <w:r>
-              <w:t xml:space="preserve">Is the way that the final outcome looks aesthetically pleasing </w:t>
+              <w:t xml:space="preserve">Is the way that the </w:t>
+            </w:r>
+            <w:proofErr w:type="gramStart"/>
+            <w:r>
+              <w:t>final outcome</w:t>
+            </w:r>
+            <w:proofErr w:type="gramEnd"/>
+            <w:r>
+              <w:t xml:space="preserve"> looks aesthetically pleasing </w:t>
             </w:r>
           </w:p>
         </w:tc>
@@ -3746,8 +4182,13 @@
       <w:pPr>
         <w:pStyle w:val="Heading3"/>
       </w:pPr>
-      <w:r>
-        <w:t>Final Outcome after Testing</w:t>
+      <w:proofErr w:type="gramStart"/>
+      <w:r>
+        <w:t>Final Outcome</w:t>
+      </w:r>
+      <w:proofErr w:type="gramEnd"/>
+      <w:r>
+        <w:t xml:space="preserve"> after Testing</w:t>
       </w:r>
     </w:p>
     <w:p>
@@ -3755,7 +4196,15 @@
         <w:shd w:val="clear" w:color="auto" w:fill="FFF2CC" w:themeFill="accent4" w:themeFillTint="33"/>
       </w:pPr>
       <w:r>
-        <w:t xml:space="preserve">Please provide a link to your final outcome after testing has been completed. </w:t>
+        <w:t xml:space="preserve">Please provide a link to your </w:t>
+      </w:r>
+      <w:proofErr w:type="gramStart"/>
+      <w:r>
+        <w:t>final outcome</w:t>
+      </w:r>
+      <w:proofErr w:type="gramEnd"/>
+      <w:r>
+        <w:t xml:space="preserve"> after testing has been completed. </w:t>
       </w:r>
     </w:p>
     <w:p/>
@@ -3806,7 +4255,21 @@
         <w:rPr>
           <w:color w:val="EE0000"/>
         </w:rPr>
-        <w:t>Delete the red comments such as this one when you are done they are to help you writing your paragraphs</w:t>
+        <w:t xml:space="preserve">Delete the red comments such as this one when you are </w:t>
+      </w:r>
+      <w:proofErr w:type="gramStart"/>
+      <w:r>
+        <w:rPr>
+          <w:color w:val="EE0000"/>
+        </w:rPr>
+        <w:t>done</w:t>
+      </w:r>
+      <w:proofErr w:type="gramEnd"/>
+      <w:r>
+        <w:rPr>
+          <w:color w:val="EE0000"/>
+        </w:rPr>
+        <w:t xml:space="preserve"> they are to help you writing your paragraphs</w:t>
       </w:r>
     </w:p>
     <w:p>
@@ -3951,62 +4414,73 @@
           <w:lang w:val="en-US"/>
         </w:rPr>
         <w:br/>
-        <w:t>Information X Y Z for trialling</w:t>
-      </w:r>
-    </w:p>
-    <w:p>
-      <w:pPr>
-        <w:shd w:val="clear" w:color="auto" w:fill="A8D08D" w:themeFill="accent6" w:themeFillTint="99"/>
+        <w:t xml:space="preserve">Information X Y Z for </w:t>
+      </w:r>
+      <w:proofErr w:type="spellStart"/>
+      <w:proofErr w:type="gramStart"/>
+      <w:r>
         <w:rPr>
           <w:color w:val="EE0000"/>
           <w:lang w:val="en-US"/>
         </w:rPr>
-      </w:pPr>
-      <w:r>
+        <w:t>trialling</w:t>
+      </w:r>
+      <w:proofErr w:type="spellEnd"/>
+      <w:proofErr w:type="gramEnd"/>
+    </w:p>
+    <w:p>
+      <w:pPr>
+        <w:shd w:val="clear" w:color="auto" w:fill="A8D08D" w:themeFill="accent6" w:themeFillTint="99"/>
         <w:rPr>
           <w:color w:val="EE0000"/>
           <w:lang w:val="en-US"/>
         </w:rPr>
-        <w:t>Synthesis conclusion statement</w:t>
-      </w:r>
-    </w:p>
-    <w:p>
-      <w:pPr>
-        <w:shd w:val="clear" w:color="auto" w:fill="A8D08D" w:themeFill="accent6" w:themeFillTint="99"/>
-        <w:rPr>
-          <w:color w:val="EE0000"/>
-        </w:rPr>
-      </w:pPr>
-    </w:p>
-    <w:p>
-      <w:pPr>
-        <w:shd w:val="clear" w:color="auto" w:fill="A8D08D" w:themeFill="accent6" w:themeFillTint="99"/>
+      </w:pPr>
+      <w:r>
         <w:rPr>
           <w:color w:val="EE0000"/>
           <w:lang w:val="en-US"/>
         </w:rPr>
-      </w:pPr>
-      <w:r>
+        <w:t>Synthesis conclusion statement</w:t>
+      </w:r>
+    </w:p>
+    <w:p>
+      <w:pPr>
+        <w:shd w:val="clear" w:color="auto" w:fill="A8D08D" w:themeFill="accent6" w:themeFillTint="99"/>
+        <w:rPr>
+          <w:color w:val="EE0000"/>
+        </w:rPr>
+      </w:pPr>
+    </w:p>
+    <w:p>
+      <w:pPr>
+        <w:shd w:val="clear" w:color="auto" w:fill="A8D08D" w:themeFill="accent6" w:themeFillTint="99"/>
         <w:rPr>
           <w:color w:val="EE0000"/>
           <w:lang w:val="en-US"/>
         </w:rPr>
-        <w:t xml:space="preserve">Paragraph 4 </w:t>
-      </w:r>
-    </w:p>
-    <w:p>
-      <w:pPr>
-        <w:shd w:val="clear" w:color="auto" w:fill="A8D08D" w:themeFill="accent6" w:themeFillTint="99"/>
+      </w:pPr>
+      <w:r>
         <w:rPr>
           <w:color w:val="EE0000"/>
           <w:lang w:val="en-US"/>
         </w:rPr>
-      </w:pPr>
-      <w:r>
+        <w:t xml:space="preserve">Paragraph 4 </w:t>
+      </w:r>
+    </w:p>
+    <w:p>
+      <w:pPr>
+        <w:shd w:val="clear" w:color="auto" w:fill="A8D08D" w:themeFill="accent6" w:themeFillTint="99"/>
         <w:rPr>
           <w:color w:val="EE0000"/>
           <w:lang w:val="en-US"/>
         </w:rPr>
+      </w:pPr>
+      <w:r>
+        <w:rPr>
+          <w:color w:val="EE0000"/>
+          <w:lang w:val="en-US"/>
+        </w:rPr>
         <w:t>Combine Synthesis conclusions</w:t>
       </w:r>
     </w:p>
@@ -4058,7 +4532,23 @@
           <w:color w:val="EE0000"/>
           <w:lang w:val="en-US"/>
         </w:rPr>
-        <w:t>Discuss how synthesis has helped develop a high quality outcome, you can use screenshots as evidence</w:t>
+        <w:t xml:space="preserve">Discuss how synthesis has helped develop a </w:t>
+      </w:r>
+      <w:proofErr w:type="gramStart"/>
+      <w:r>
+        <w:rPr>
+          <w:color w:val="EE0000"/>
+          <w:lang w:val="en-US"/>
+        </w:rPr>
+        <w:t>high quality</w:t>
+      </w:r>
+      <w:proofErr w:type="gramEnd"/>
+      <w:r>
+        <w:rPr>
+          <w:color w:val="EE0000"/>
+          <w:lang w:val="en-US"/>
+        </w:rPr>
+        <w:t xml:space="preserve"> outcome, you can use screenshots as evidence</w:t>
       </w:r>
     </w:p>
     <w:p>
@@ -5166,6 +5656,15 @@
 </file>
 
 <file path=customXml/item1.xml><?xml version="1.0" encoding="utf-8"?>
+<?mso-contentType ?>
+<FormTemplates xmlns="http://schemas.microsoft.com/sharepoint/v3/contenttype/forms">
+  <Display>DocumentLibraryForm</Display>
+  <Edit>DocumentLibraryForm</Edit>
+  <New>DocumentLibraryForm</New>
+</FormTemplates>
+</file>
+
+<file path=customXml/item2.xml><?xml version="1.0" encoding="utf-8"?>
 <ct:contentTypeSchema xmlns:ct="http://schemas.microsoft.com/office/2006/metadata/contentType" xmlns:ma="http://schemas.microsoft.com/office/2006/metadata/properties/metaAttributes" ct:_="" ma:_="" ma:contentTypeName="Document" ma:contentTypeID="0x010100B404DBCFBC02B04D838E297E7AC49BEC" ma:contentTypeVersion="29" ma:contentTypeDescription="Create a new document." ma:contentTypeScope="" ma:versionID="00b475807ba7603a210177ce3d310360">
   <xsd:schema xmlns:xsd="http://www.w3.org/2001/XMLSchema" xmlns:xs="http://www.w3.org/2001/XMLSchema" xmlns:p="http://schemas.microsoft.com/office/2006/metadata/properties" xmlns:ns3="8e8bdfa1-897e-455b-96e1-da9724e984b4" xmlns:ns4="0bf4e652-3194-4289-a587-4a2abc6573c1" targetNamespace="http://schemas.microsoft.com/office/2006/metadata/properties" ma:root="true" ma:fieldsID="41c2c417b58d7032c1f2cfab3b2ec764" ns3:_="" ns4:_="">
     <xsd:import namespace="8e8bdfa1-897e-455b-96e1-da9724e984b4"/>
@@ -5546,20 +6045,7 @@
 </ct:contentTypeSchema>
 </file>
 
-<file path=customXml/item2.xml><?xml version="1.0" encoding="utf-8"?>
-<?mso-contentType ?>
-<FormTemplates xmlns="http://schemas.microsoft.com/sharepoint/v3/contenttype/forms">
-  <Display>DocumentLibraryForm</Display>
-  <Edit>DocumentLibraryForm</Edit>
-  <New>DocumentLibraryForm</New>
-</FormTemplates>
-</file>
-
 <file path=customXml/item3.xml><?xml version="1.0" encoding="utf-8"?>
-<b:Sources xmlns:b="http://schemas.openxmlformats.org/officeDocument/2006/bibliography" xmlns="http://schemas.openxmlformats.org/officeDocument/2006/bibliography" SelectedStyle="\APASixthEditionOfficeOnline.xsl" StyleName="APA" Version="6"/>
-</file>
-
-<file path=customXml/item4.xml><?xml version="1.0" encoding="utf-8"?>
 <p:properties xmlns:p="http://schemas.microsoft.com/office/2006/metadata/properties" xmlns:xsi="http://www.w3.org/2001/XMLSchema-instance" xmlns:pc="http://schemas.microsoft.com/office/infopath/2007/PartnerControls">
   <documentManagement>
     <FolderType xmlns="8e8bdfa1-897e-455b-96e1-da9724e984b4" xsi:nil="true"/>
@@ -5608,7 +6094,19 @@
 </p:properties>
 </file>
 
+<file path=customXml/item4.xml><?xml version="1.0" encoding="utf-8"?>
+<b:Sources xmlns:b="http://schemas.openxmlformats.org/officeDocument/2006/bibliography" xmlns="http://schemas.openxmlformats.org/officeDocument/2006/bibliography" SelectedStyle="\APASixthEditionOfficeOnline.xsl" StyleName="APA" Version="6"/>
+</file>
+
 <file path=customXml/itemProps1.xml><?xml version="1.0" encoding="utf-8"?>
+<ds:datastoreItem xmlns:ds="http://schemas.openxmlformats.org/officeDocument/2006/customXml" ds:itemID="{192A387B-6998-40B4-BA18-B536273BFB3D}">
+  <ds:schemaRefs>
+    <ds:schemaRef ds:uri="http://schemas.microsoft.com/sharepoint/v3/contenttype/forms"/>
+  </ds:schemaRefs>
+</ds:datastoreItem>
+</file>
+
+<file path=customXml/itemProps2.xml><?xml version="1.0" encoding="utf-8"?>
 <ds:datastoreItem xmlns:ds="http://schemas.openxmlformats.org/officeDocument/2006/customXml" ds:itemID="{3C5C1F59-64A0-4772-B91D-4079A66CA574}">
   <ds:schemaRefs>
     <ds:schemaRef ds:uri="http://schemas.microsoft.com/office/2006/metadata/contentType"/>
@@ -5627,23 +6125,7 @@
 </ds:datastoreItem>
 </file>
 
-<file path=customXml/itemProps2.xml><?xml version="1.0" encoding="utf-8"?>
-<ds:datastoreItem xmlns:ds="http://schemas.openxmlformats.org/officeDocument/2006/customXml" ds:itemID="{192A387B-6998-40B4-BA18-B536273BFB3D}">
-  <ds:schemaRefs>
-    <ds:schemaRef ds:uri="http://schemas.microsoft.com/sharepoint/v3/contenttype/forms"/>
-  </ds:schemaRefs>
-</ds:datastoreItem>
-</file>
-
 <file path=customXml/itemProps3.xml><?xml version="1.0" encoding="utf-8"?>
-<ds:datastoreItem xmlns:ds="http://schemas.openxmlformats.org/officeDocument/2006/customXml" ds:itemID="{E3F01FBF-D99E-480B-B558-73E1E1525F94}">
-  <ds:schemaRefs>
-    <ds:schemaRef ds:uri="http://schemas.openxmlformats.org/officeDocument/2006/bibliography"/>
-  </ds:schemaRefs>
-</ds:datastoreItem>
-</file>
-
-<file path=customXml/itemProps4.xml><?xml version="1.0" encoding="utf-8"?>
 <ds:datastoreItem xmlns:ds="http://schemas.openxmlformats.org/officeDocument/2006/customXml" ds:itemID="{69D82E26-D04D-4830-A7BF-C9806F1C26F2}">
   <ds:schemaRefs>
     <ds:schemaRef ds:uri="http://schemas.microsoft.com/office/2006/metadata/properties"/>
@@ -5651,4 +6133,12 @@
     <ds:schemaRef ds:uri="8e8bdfa1-897e-455b-96e1-da9724e984b4"/>
   </ds:schemaRefs>
 </ds:datastoreItem>
+</file>
+
+<file path=customXml/itemProps4.xml><?xml version="1.0" encoding="utf-8"?>
+<ds:datastoreItem xmlns:ds="http://schemas.openxmlformats.org/officeDocument/2006/customXml" ds:itemID="{E3F01FBF-D99E-480B-B558-73E1E1525F94}">
+  <ds:schemaRefs>
+    <ds:schemaRef ds:uri="http://schemas.openxmlformats.org/officeDocument/2006/bibliography"/>
+  </ds:schemaRefs>
+</ds:datastoreItem>
 </file>
--- a/13 DI Heinrich Venter develop an outcome.docx
+++ b/13 DI Heinrich Venter develop an outcome.docx
@@ -100,15 +100,7 @@
     </w:p>
     <w:p>
       <w:r>
-        <w:t xml:space="preserve">Examples </w:t>
-      </w:r>
-      <w:proofErr w:type="gramStart"/>
-      <w:r>
-        <w:t>are:</w:t>
-      </w:r>
-      <w:proofErr w:type="gramEnd"/>
-      <w:r>
-        <w:t xml:space="preserve"> social ● cultural ● legal ● ethical ● intellectual property ● privacy ● accessibility ● usability ● functionality ● aesthetics ● sustainability and future proofing ● end-user considerations ● health and safety.</w:t>
+        <w:t>Examples are: social ● cultural ● legal ● ethical ● intellectual property ● privacy ● accessibility ● usability ● functionality ● aesthetics ● sustainability and future proofing ● end-user considerations ● health and safety.</w:t>
       </w:r>
     </w:p>
     <w:tbl>
@@ -218,11 +210,9 @@
             <w:shd w:val="clear" w:color="auto" w:fill="FFCCCC"/>
           </w:tcPr>
           <w:p>
-            <w:proofErr w:type="spellStart"/>
             <w:r>
               <w:t>Accesability</w:t>
             </w:r>
-            <w:proofErr w:type="spellEnd"/>
           </w:p>
         </w:tc>
         <w:tc>
@@ -322,27 +312,7 @@
                       <w:szCs w:val="24"/>
                       <w:lang w:val="en-US"/>
                     </w:rPr>
-                    <w:t xml:space="preserve">Accessibility for the </w:t>
-                  </w:r>
-                  <w:proofErr w:type="spellStart"/>
-                  <w:r>
-                    <w:rPr>
-                      <w:rFonts w:eastAsia="Times New Roman" w:cstheme="minorHAnsi"/>
-                      <w:sz w:val="24"/>
-                      <w:szCs w:val="24"/>
-                      <w:lang w:val="en-US"/>
-                    </w:rPr>
-                    <w:t>pitbike</w:t>
-                  </w:r>
-                  <w:proofErr w:type="spellEnd"/>
-                  <w:r>
-                    <w:rPr>
-                      <w:rFonts w:eastAsia="Times New Roman" w:cstheme="minorHAnsi"/>
-                      <w:sz w:val="24"/>
-                      <w:szCs w:val="24"/>
-                      <w:lang w:val="en-US"/>
-                    </w:rPr>
-                    <w:t xml:space="preserve"> means the bike’s controls, indicators, and basic functions need to be understandable and manageable for a range of riders. This includes clear visual indicators, easy-to-reach switches, and controls that don’t require excessive strength.</w:t>
+                    <w:t>Accessibility for the pitbike means the bike’s controls, indicators, and basic functions need to be understandable and manageable for a range of riders. This includes clear visual indicators, easy-to-reach switches, and controls that don’t require excessive strength.</w:t>
                   </w:r>
                 </w:p>
               </w:tc>
@@ -393,15 +363,7 @@
           </w:tcPr>
           <w:p>
             <w:r>
-              <w:t xml:space="preserve">Usability relates to how easy it is to understand and use the </w:t>
-            </w:r>
-            <w:proofErr w:type="spellStart"/>
-            <w:r>
-              <w:t>pitbike’s</w:t>
-            </w:r>
-            <w:proofErr w:type="spellEnd"/>
-            <w:r>
-              <w:t xml:space="preserve"> hybrid systems, such as switching modes, checking battery levels, or starting the bike. The design needs to feel intuitive even for new riders.</w:t>
+              <w:t>Usability relates to how easy it is to understand and use the pitbike’s hybrid systems, such as switching modes, checking battery levels, or starting the bike. The design needs to feel intuitive even for new riders.</w:t>
             </w:r>
           </w:p>
         </w:tc>
@@ -412,23 +374,7 @@
           </w:tcPr>
           <w:p>
             <w:r>
-              <w:t xml:space="preserve">It matters because if the interface is confusing, the rider could misuse the bike or struggle during operation. I will address this by keeping the hybrid controls simple, limiting unnecessary switches, and providing a logical layout </w:t>
-            </w:r>
-            <w:proofErr w:type="gramStart"/>
-            <w:r>
-              <w:t>similar to</w:t>
-            </w:r>
-            <w:proofErr w:type="gramEnd"/>
-            <w:r>
-              <w:t xml:space="preserve"> standard </w:t>
-            </w:r>
-            <w:proofErr w:type="spellStart"/>
-            <w:r>
-              <w:t>pitbikes</w:t>
-            </w:r>
-            <w:proofErr w:type="spellEnd"/>
-            <w:r>
-              <w:t xml:space="preserve"> so it feels familiar.</w:t>
+              <w:t>It matters because if the interface is confusing, the rider could misuse the bike or struggle during operation. I will address this by keeping the hybrid controls simple, limiting unnecessary switches, and providing a logical layout similar to standard pitbikes so it feels familiar.</w:t>
             </w:r>
           </w:p>
         </w:tc>
@@ -549,27 +495,7 @@
                       <w:szCs w:val="24"/>
                       <w:lang w:val="en-US"/>
                     </w:rPr>
-                    <w:t xml:space="preserve">Functionality refers to how well the 70cc hybrid </w:t>
-                  </w:r>
-                  <w:proofErr w:type="spellStart"/>
-                  <w:r>
-                    <w:rPr>
-                      <w:rFonts w:eastAsia="Times New Roman" w:cstheme="minorHAnsi"/>
-                      <w:sz w:val="24"/>
-                      <w:szCs w:val="24"/>
-                      <w:lang w:val="en-US"/>
-                    </w:rPr>
-                    <w:t>pitbike</w:t>
-                  </w:r>
-                  <w:proofErr w:type="spellEnd"/>
-                  <w:r>
-                    <w:rPr>
-                      <w:rFonts w:eastAsia="Times New Roman" w:cstheme="minorHAnsi"/>
-                      <w:sz w:val="24"/>
-                      <w:szCs w:val="24"/>
-                      <w:lang w:val="en-US"/>
-                    </w:rPr>
-                    <w:t xml:space="preserve"> performs its intended purpose—delivering reliable petrol and electric operation, smooth power delivery, and stable riding. It also includes ensuring the components (battery, controller, mechanical systems) work together correctly.</w:t>
+                    <w:t>Functionality refers to how well the 70cc hybrid pitbike performs its intended purpose—delivering reliable petrol and electric operation, smooth power delivery, and stable riding. It also includes ensuring the components (battery, controller, mechanical systems) work together correctly.</w:t>
                   </w:r>
                 </w:p>
               </w:tc>
@@ -616,15 +542,7 @@
           </w:tcPr>
           <w:p>
             <w:r>
-              <w:t xml:space="preserve">Aesthetics for the </w:t>
-            </w:r>
-            <w:proofErr w:type="spellStart"/>
-            <w:r>
-              <w:t>pitbike</w:t>
-            </w:r>
-            <w:proofErr w:type="spellEnd"/>
-            <w:r>
-              <w:t xml:space="preserve"> include the visual design—how the hybrid components are integrated, how tidy the wiring is, and the overall look of the bike. A clean, professional aesthetic helps the bike feel intentional rather than thrown together.</w:t>
+              <w:t>Aesthetics for the pitbike include the visual design—how the hybrid components are integrated, how tidy the wiring is, and the overall look of the bike. A clean, professional aesthetic helps the bike feel intentional rather than thrown together.</w:t>
             </w:r>
           </w:p>
         </w:tc>
@@ -886,26 +804,10 @@
               <w:t>Every time</w:t>
             </w:r>
             <w:r>
-              <w:t xml:space="preserve"> I close my files so that </w:t>
-            </w:r>
-            <w:proofErr w:type="gramStart"/>
-            <w:r>
-              <w:t>its</w:t>
-            </w:r>
-            <w:proofErr w:type="gramEnd"/>
-            <w:r>
-              <w:t xml:space="preserve"> saved when I close my </w:t>
-            </w:r>
-            <w:r>
-              <w:t xml:space="preserve">laptop/computer and if I need to go back to a previous file that was </w:t>
-            </w:r>
-            <w:proofErr w:type="gramStart"/>
-            <w:r>
-              <w:t>deleted</w:t>
-            </w:r>
-            <w:proofErr w:type="gramEnd"/>
-            <w:r>
-              <w:t xml:space="preserve"> I can recover the file without redoing that work all over again</w:t>
+              <w:t xml:space="preserve"> I close my files so that its saved when I close my </w:t>
+            </w:r>
+            <w:r>
+              <w:t>laptop/computer and if I need to go back to a previous file that was deleted I can recover the file without redoing that work all over again</w:t>
             </w:r>
           </w:p>
         </w:tc>
@@ -1112,8 +1014,8 @@
         <w:tblLook w:val="04A0" w:firstRow="1" w:lastRow="0" w:firstColumn="1" w:lastColumn="0" w:noHBand="0" w:noVBand="1"/>
       </w:tblPr>
       <w:tblGrid>
-        <w:gridCol w:w="3548"/>
-        <w:gridCol w:w="5468"/>
+        <w:gridCol w:w="4818"/>
+        <w:gridCol w:w="4198"/>
       </w:tblGrid>
       <w:tr>
         <w:tc>
@@ -1178,32 +1080,22 @@
           </w:tcPr>
           <w:p>
             <w:r>
-              <w:t>Every week I check and update the gnat chart to check we</w:t>
+              <w:t>Every week I check and update the g</w:t>
+            </w:r>
+            <w:r>
+              <w:t>ant</w:t>
+            </w:r>
+            <w:r>
+              <w:t>t chart to check we</w:t>
             </w:r>
             <w:r>
               <w:t>a</w:t>
             </w:r>
             <w:r>
-              <w:t xml:space="preserve">ther </w:t>
-            </w:r>
-            <w:proofErr w:type="spellStart"/>
-            <w:r>
-              <w:t>im</w:t>
-            </w:r>
-            <w:proofErr w:type="spellEnd"/>
-            <w:r>
-              <w:t xml:space="preserve"> on schedule falling behin</w:t>
-            </w:r>
-            <w:r>
-              <w:t xml:space="preserve">d or even in best case scenario ahead </w:t>
-            </w:r>
-            <w:proofErr w:type="spellStart"/>
-            <w:r>
-              <w:t>f</w:t>
-            </w:r>
-            <w:proofErr w:type="spellEnd"/>
-            <w:r>
-              <w:t xml:space="preserve"> schedule</w:t>
+              <w:t>ther im on schedule falling behin</w:t>
+            </w:r>
+            <w:r>
+              <w:t>d or even in best case scenario ahead f schedule</w:t>
             </w:r>
           </w:p>
         </w:tc>
@@ -1285,6 +1177,52 @@
             <w:r>
               <w:t>Evidence 2:</w:t>
             </w:r>
+            <w:r>
+              <w:rPr>
+                <w:noProof/>
+              </w:rPr>
+              <w:t xml:space="preserve"> </w:t>
+            </w:r>
+            <w:r>
+              <w:rPr>
+                <w:noProof/>
+              </w:rPr>
+              <w:drawing>
+                <wp:inline distT="0" distB="0" distL="0" distR="0" wp14:anchorId="3EC2A0CB" wp14:editId="5537F5EC">
+                  <wp:extent cx="2900274" cy="864870"/>
+                  <wp:effectExtent l="0" t="0" r="0" b="0"/>
+                  <wp:docPr id="713242853" name="Picture 1"/>
+                  <wp:cNvGraphicFramePr>
+                    <a:graphicFrameLocks xmlns:a="http://schemas.openxmlformats.org/drawingml/2006/main" noChangeAspect="1"/>
+                  </wp:cNvGraphicFramePr>
+                  <a:graphic xmlns:a="http://schemas.openxmlformats.org/drawingml/2006/main">
+                    <a:graphicData uri="http://schemas.openxmlformats.org/drawingml/2006/picture">
+                      <pic:pic xmlns:pic="http://schemas.openxmlformats.org/drawingml/2006/picture">
+                        <pic:nvPicPr>
+                          <pic:cNvPr id="713242853" name=""/>
+                          <pic:cNvPicPr/>
+                        </pic:nvPicPr>
+                        <pic:blipFill>
+                          <a:blip r:embed="rId13"/>
+                          <a:stretch>
+                            <a:fillRect/>
+                          </a:stretch>
+                        </pic:blipFill>
+                        <pic:spPr>
+                          <a:xfrm>
+                            <a:off x="0" y="0"/>
+                            <a:ext cx="2912263" cy="868445"/>
+                          </a:xfrm>
+                          <a:prstGeom prst="rect">
+                            <a:avLst/>
+                          </a:prstGeom>
+                        </pic:spPr>
+                      </pic:pic>
+                    </a:graphicData>
+                  </a:graphic>
+                </wp:inline>
+              </w:drawing>
+            </w:r>
           </w:p>
         </w:tc>
         <w:tc>
@@ -1305,6 +1243,46 @@
           <w:p>
             <w:r>
               <w:t>Evidence 3:</w:t>
+            </w:r>
+            <w:r>
+              <w:t xml:space="preserve"> </w:t>
+            </w:r>
+            <w:r>
+              <w:drawing>
+                <wp:inline distT="0" distB="0" distL="0" distR="0" wp14:anchorId="4BF525B8" wp14:editId="16B4E2A2">
+                  <wp:extent cx="2922714" cy="1035050"/>
+                  <wp:effectExtent l="0" t="0" r="0" b="0"/>
+                  <wp:docPr id="1852455003" name="Picture 1"/>
+                  <wp:cNvGraphicFramePr>
+                    <a:graphicFrameLocks xmlns:a="http://schemas.openxmlformats.org/drawingml/2006/main" noChangeAspect="1"/>
+                  </wp:cNvGraphicFramePr>
+                  <a:graphic xmlns:a="http://schemas.openxmlformats.org/drawingml/2006/main">
+                    <a:graphicData uri="http://schemas.openxmlformats.org/drawingml/2006/picture">
+                      <pic:pic xmlns:pic="http://schemas.openxmlformats.org/drawingml/2006/picture">
+                        <pic:nvPicPr>
+                          <pic:cNvPr id="1852455003" name=""/>
+                          <pic:cNvPicPr/>
+                        </pic:nvPicPr>
+                        <pic:blipFill>
+                          <a:blip r:embed="rId14"/>
+                          <a:stretch>
+                            <a:fillRect/>
+                          </a:stretch>
+                        </pic:blipFill>
+                        <pic:spPr>
+                          <a:xfrm>
+                            <a:off x="0" y="0"/>
+                            <a:ext cx="2939039" cy="1040832"/>
+                          </a:xfrm>
+                          <a:prstGeom prst="rect">
+                            <a:avLst/>
+                          </a:prstGeom>
+                        </pic:spPr>
+                      </pic:pic>
+                    </a:graphicData>
+                  </a:graphic>
+                </wp:inline>
+              </w:drawing>
             </w:r>
           </w:p>
         </w:tc>
@@ -1526,21 +1504,8 @@
           </w:tcPr>
           <w:p>
             <w:r>
-              <w:t xml:space="preserve">Designing the required components holders so that when in use the sensitive electronics doesn’t get damaged or broken and then gives faulty readings to the brain which can </w:t>
-            </w:r>
-            <w:proofErr w:type="gramStart"/>
-            <w:r>
-              <w:t>effect</w:t>
-            </w:r>
-            <w:proofErr w:type="gramEnd"/>
-            <w:r>
-              <w:t xml:space="preserve"> efficiency and </w:t>
-            </w:r>
-            <w:proofErr w:type="spellStart"/>
-            <w:r>
-              <w:t>controll</w:t>
-            </w:r>
-            <w:proofErr w:type="spellEnd"/>
+              <w:t>Designing the required components holders so that when in use the sensitive electronics doesn’t get damaged or broken and then gives faulty readings to the brain which can effect efficiency and controll</w:t>
+            </w:r>
           </w:p>
         </w:tc>
       </w:tr>
@@ -1552,6 +1517,7 @@
           </w:tcPr>
           <w:p>
             <w:r>
+              <w:lastRenderedPageBreak/>
               <w:t xml:space="preserve">Electronics </w:t>
             </w:r>
           </w:p>
@@ -1563,15 +1529,7 @@
           </w:tcPr>
           <w:p>
             <w:r>
-              <w:t xml:space="preserve">Using the right electronics for what </w:t>
-            </w:r>
-            <w:proofErr w:type="spellStart"/>
-            <w:r>
-              <w:t>i</w:t>
-            </w:r>
-            <w:proofErr w:type="spellEnd"/>
-            <w:r>
-              <w:t xml:space="preserve"> need it to do and figuring out where all the parts need to sit</w:t>
+              <w:t>Using the right electronics for what i need it to do and figuring out where all the parts need to sit</w:t>
             </w:r>
           </w:p>
         </w:tc>
@@ -1583,13 +1541,8 @@
             <w:shd w:val="clear" w:color="auto" w:fill="FFCCCC"/>
           </w:tcPr>
           <w:p>
-            <w:proofErr w:type="spellStart"/>
-            <w:r>
-              <w:t>Easthetics</w:t>
-            </w:r>
-            <w:proofErr w:type="spellEnd"/>
-            <w:r>
-              <w:t xml:space="preserve"> </w:t>
+            <w:r>
+              <w:t xml:space="preserve">Easthetics </w:t>
             </w:r>
           </w:p>
         </w:tc>
@@ -1650,7 +1603,6 @@
     <w:p/>
     <w:p>
       <w:r>
-        <w:lastRenderedPageBreak/>
         <w:t>Select a component such has story board, trial different techniques or other components and select which one you will use:</w:t>
       </w:r>
     </w:p>
@@ -1806,7 +1758,7 @@
                           </pic:cNvPicPr>
                         </pic:nvPicPr>
                         <pic:blipFill>
-                          <a:blip r:embed="rId13" cstate="print">
+                          <a:blip r:embed="rId15" cstate="print">
                             <a:extLst>
                               <a:ext uri="{28A0092B-C50C-407E-A947-70E740481C1C}">
                                 <a14:useLocalDpi xmlns:a14="http://schemas.microsoft.com/office/drawing/2010/main" val="0"/>
@@ -1858,7 +1810,7 @@
                 <w:noProof/>
               </w:rPr>
               <w:drawing>
-                <wp:inline distT="0" distB="0" distL="0" distR="0" wp14:anchorId="7E2C4685" wp14:editId="7116F4F5">
+                <wp:inline distT="0" distB="0" distL="0" distR="0" wp14:anchorId="7E2C4685" wp14:editId="0599876F">
                   <wp:extent cx="1821977" cy="1290920"/>
                   <wp:effectExtent l="0" t="0" r="6985" b="5080"/>
                   <wp:docPr id="1979711140" name="Picture 2" descr="Three-shoe Centrifugal Clutch | Download Scientific Diagram"/>
@@ -1875,7 +1827,7 @@
                           </pic:cNvPicPr>
                         </pic:nvPicPr>
                         <pic:blipFill>
-                          <a:blip r:embed="rId14" cstate="print">
+                          <a:blip r:embed="rId16" cstate="print">
                             <a:extLst>
                               <a:ext uri="{28A0092B-C50C-407E-A947-70E740481C1C}">
                                 <a14:useLocalDpi xmlns:a14="http://schemas.microsoft.com/office/drawing/2010/main" val="0"/>
@@ -1924,7 +1876,7 @@
                 <w:noProof/>
               </w:rPr>
               <w:drawing>
-                <wp:inline distT="0" distB="0" distL="0" distR="0" wp14:anchorId="5BB0BD07" wp14:editId="3821506B">
+                <wp:inline distT="0" distB="0" distL="0" distR="0" wp14:anchorId="5BB0BD07" wp14:editId="062CF401">
                   <wp:extent cx="1610866" cy="1289846"/>
                   <wp:effectExtent l="0" t="0" r="8890" b="5715"/>
                   <wp:docPr id="684550270" name="Picture 3" descr="All about one way clutch bearing"/>
@@ -1941,7 +1893,7 @@
                           </pic:cNvPicPr>
                         </pic:nvPicPr>
                         <pic:blipFill>
-                          <a:blip r:embed="rId15" cstate="print">
+                          <a:blip r:embed="rId17" cstate="print">
                             <a:extLst>
                               <a:ext uri="{28A0092B-C50C-407E-A947-70E740481C1C}">
                                 <a14:useLocalDpi xmlns:a14="http://schemas.microsoft.com/office/drawing/2010/main" val="0"/>
@@ -1987,15 +1939,7 @@
               <w:t>Selected Component:</w:t>
             </w:r>
             <w:r>
-              <w:t xml:space="preserve"> </w:t>
-            </w:r>
-            <w:proofErr w:type="spellStart"/>
-            <w:r>
-              <w:t>im</w:t>
-            </w:r>
-            <w:proofErr w:type="spellEnd"/>
-            <w:r>
-              <w:t xml:space="preserve"> going with electromagnetic </w:t>
+              <w:t xml:space="preserve"> im going with electromagnetic </w:t>
             </w:r>
           </w:p>
         </w:tc>
@@ -2012,31 +1956,7 @@
               <w:t>Why:</w:t>
             </w:r>
             <w:r>
-              <w:t xml:space="preserve"> because with an electromagnetic you can have torque  and speed from 0rpm where with a centrifugal it needs to be spun to a certain set rpm i.e. 2000 rpm which means ill have about 750 rpm of speed range not including gear ratios for  inc4reasinf the torque of the system which means that </w:t>
-            </w:r>
-            <w:proofErr w:type="spellStart"/>
-            <w:r>
-              <w:t>ill</w:t>
-            </w:r>
-            <w:proofErr w:type="spellEnd"/>
-            <w:r>
-              <w:t xml:space="preserve"> have to use the 70cc’s torque which isn’t the greatest and until the engine reaches the range of where the clutch can engage </w:t>
-            </w:r>
-            <w:proofErr w:type="spellStart"/>
-            <w:r>
-              <w:t>ill</w:t>
-            </w:r>
-            <w:proofErr w:type="spellEnd"/>
-            <w:r>
-              <w:t xml:space="preserve"> be able to accelerate an extra 2km/h where  with </w:t>
-            </w:r>
-            <w:proofErr w:type="spellStart"/>
-            <w:r>
-              <w:t>a</w:t>
-            </w:r>
-            <w:proofErr w:type="spellEnd"/>
-            <w:r>
-              <w:t xml:space="preserve"> electromagnetic I can engage from 0rpm and then have a speed range of 2750 from the motor which means ill have a 50km/h range of where it can accelerate with the electric motors torque which is greater at low speeds than the 70cc’s</w:t>
+              <w:t xml:space="preserve"> because with an electromagnetic you can have torque  and speed from 0rpm where with a centrifugal it needs to be spun to a certain set rpm i.e. 2000 rpm which means ill have about 750 rpm of speed range not including gear ratios for  inc4reasinf the torque of the system which means that ill have to use the 70cc’s torque which isn’t the greatest and until the engine reaches the range of where the clutch can engage ill be able to accelerate an extra 2km/h where  with a electromagnetic I can engage from 0rpm and then have a speed range of 2750 from the motor which means ill have a 50km/h range of where it can accelerate with the electric motors torque which is greater at low speeds than the 70cc’s</w:t>
             </w:r>
           </w:p>
         </w:tc>
@@ -2045,6 +1965,7 @@
     <w:p/>
     <w:p>
       <w:r>
+        <w:lastRenderedPageBreak/>
         <w:t>Component:</w:t>
       </w:r>
       <w:r>
@@ -2131,7 +2052,7 @@
                           </pic:cNvPicPr>
                         </pic:nvPicPr>
                         <pic:blipFill>
-                          <a:blip r:embed="rId16" cstate="print">
+                          <a:blip r:embed="rId18" cstate="print">
                             <a:extLst>
                               <a:ext uri="{28A0092B-C50C-407E-A947-70E740481C1C}">
                                 <a14:useLocalDpi xmlns:a14="http://schemas.microsoft.com/office/drawing/2010/main" val="0"/>
@@ -2198,7 +2119,7 @@
                           </pic:cNvPicPr>
                         </pic:nvPicPr>
                         <pic:blipFill>
-                          <a:blip r:embed="rId17" cstate="print">
+                          <a:blip r:embed="rId19" cstate="print">
                             <a:extLst>
                               <a:ext uri="{28A0092B-C50C-407E-A947-70E740481C1C}">
                                 <a14:useLocalDpi xmlns:a14="http://schemas.microsoft.com/office/drawing/2010/main" val="0"/>
@@ -2266,7 +2187,6 @@
           </w:tcPr>
           <w:p>
             <w:r>
-              <w:lastRenderedPageBreak/>
               <w:t>Why:</w:t>
             </w:r>
             <w:r>
@@ -2288,15 +2208,7 @@
               <w:t xml:space="preserve">anything </w:t>
             </w:r>
             <w:r>
-              <w:t xml:space="preserve">so no </w:t>
-            </w:r>
-            <w:proofErr w:type="gramStart"/>
-            <w:r>
-              <w:t>friction</w:t>
-            </w:r>
-            <w:proofErr w:type="gramEnd"/>
-            <w:r>
-              <w:t xml:space="preserve"> so it lasts way longer</w:t>
+              <w:t>so no friction so it lasts way longer</w:t>
             </w:r>
             <w:r>
               <w:t>.</w:t>
@@ -2371,13 +2283,8 @@
             <w:shd w:val="clear" w:color="auto" w:fill="FFF2CC" w:themeFill="accent4" w:themeFillTint="33"/>
           </w:tcPr>
           <w:p>
-            <w:proofErr w:type="spellStart"/>
-            <w:r>
-              <w:t>Oled</w:t>
-            </w:r>
-            <w:proofErr w:type="spellEnd"/>
-            <w:r>
-              <w:t xml:space="preserve"> </w:t>
+            <w:r>
+              <w:t xml:space="preserve">Oled </w:t>
             </w:r>
             <w:r>
               <w:t xml:space="preserve">display </w:t>
@@ -2406,7 +2313,7 @@
                           </pic:cNvPicPr>
                         </pic:nvPicPr>
                         <pic:blipFill>
-                          <a:blip r:embed="rId18" cstate="print">
+                          <a:blip r:embed="rId20" cstate="print">
                             <a:extLst>
                               <a:ext uri="{28A0092B-C50C-407E-A947-70E740481C1C}">
                                 <a14:useLocalDpi xmlns:a14="http://schemas.microsoft.com/office/drawing/2010/main" val="0"/>
@@ -2455,7 +2362,7 @@
                 <w:noProof/>
               </w:rPr>
               <w:drawing>
-                <wp:inline distT="0" distB="0" distL="0" distR="0" wp14:anchorId="474EC1BA" wp14:editId="4ACD1166">
+                <wp:inline distT="0" distB="0" distL="0" distR="0" wp14:anchorId="474EC1BA" wp14:editId="70018A8B">
                   <wp:extent cx="1685499" cy="1685499"/>
                   <wp:effectExtent l="0" t="0" r="0" b="0"/>
                   <wp:docPr id="1564520554" name="Picture 7" descr="Dot Matrix White on Blue LCD 16x2 Character"/>
@@ -2472,7 +2379,7 @@
                           </pic:cNvPicPr>
                         </pic:nvPicPr>
                         <pic:blipFill>
-                          <a:blip r:embed="rId19" cstate="print">
+                          <a:blip r:embed="rId21" cstate="print">
                             <a:extLst>
                               <a:ext uri="{28A0092B-C50C-407E-A947-70E740481C1C}">
                                 <a14:useLocalDpi xmlns:a14="http://schemas.microsoft.com/office/drawing/2010/main" val="0"/>
@@ -2538,7 +2445,7 @@
                           </pic:cNvPicPr>
                         </pic:nvPicPr>
                         <pic:blipFill>
-                          <a:blip r:embed="rId20" cstate="print">
+                          <a:blip r:embed="rId22" cstate="print">
                             <a:extLst>
                               <a:ext uri="{28A0092B-C50C-407E-A947-70E740481C1C}">
                                 <a14:useLocalDpi xmlns:a14="http://schemas.microsoft.com/office/drawing/2010/main" val="0"/>
@@ -2610,35 +2517,7 @@
               <w:rPr>
                 <w:lang w:val="en-US"/>
               </w:rPr>
-              <w:t>The chosen 1.3" I2C OLED display is the optimal choice for this system as it balances pixel-level graphic control (128x64 resolution) with high efficiency, vastly outperforming Alternative 1 (LCD screen</w:t>
-            </w:r>
-            <w:proofErr w:type="gramStart"/>
-            <w:r>
-              <w:rPr>
-                <w:lang w:val="en-US"/>
-              </w:rPr>
-              <w:t>) ,</w:t>
-            </w:r>
-            <w:proofErr w:type="gramEnd"/>
-            <w:r>
-              <w:rPr>
-                <w:lang w:val="en-US"/>
-              </w:rPr>
-              <w:t xml:space="preserve"> which is limited to rigid character blocks, requires a high-draw backlight, and offers poor viewing angles. Because OLED pixels are self-emissive, unlit black pixels consume virtually zero power, making it ideal for low-power microcontrollers deployment. Additionally, while Alternative 2 (1.8" SPI TFT Color Display) provides vibrant colors, its SPI interface requires 4 to 5 data pins, which limits available inputs and complicates wiring. In contrast, the chosen OLED uses the I2C </w:t>
-            </w:r>
-            <w:proofErr w:type="gramStart"/>
-            <w:r>
-              <w:rPr>
-                <w:lang w:val="en-US"/>
-              </w:rPr>
-              <w:t>protocol ,</w:t>
-            </w:r>
-            <w:proofErr w:type="gramEnd"/>
-            <w:r>
-              <w:rPr>
-                <w:lang w:val="en-US"/>
-              </w:rPr>
-              <w:t xml:space="preserve"> requiring only two shared lines (SDA and SCL). This preserves critical GPIO pins for other sensors, simplifies breadboard layout, and ensures a compact, power-efficient, and easily scalable system architecture.</w:t>
+              <w:t>The chosen 1.3" I2C OLED display is the optimal choice for this system as it balances pixel-level graphic control (128x64 resolution) with high efficiency, vastly outperforming Alternative 1 (LCD screen) , which is limited to rigid character blocks, requires a high-draw backlight, and offers poor viewing angles. Because OLED pixels are self-emissive, unlit black pixels consume virtually zero power, making it ideal for low-power microcontrollers deployment. Additionally, while Alternative 2 (1.8" SPI TFT Color Display) provides vibrant colors, its SPI interface requires 4 to 5 data pins, which limits available inputs and complicates wiring. In contrast, the chosen OLED uses the I2C protocol , requiring only two shared lines (SDA and SCL). This preserves critical GPIO pins for other sensors, simplifies breadboard layout, and ensures a compact, power-efficient, and easily scalable system architecture.</w:t>
             </w:r>
           </w:p>
           <w:p/>
@@ -2748,10 +2627,21 @@
             <w:shd w:val="clear" w:color="auto" w:fill="FFCCCC"/>
           </w:tcPr>
           <w:p>
-            <w:r>
-              <w:t>First one</w:t>
-            </w:r>
-          </w:p>
+            <w:hyperlink r:id="rId23" w:history="1">
+              <w:r>
+                <w:rPr>
+                  <w:rStyle w:val="Hyperlink"/>
+                </w:rPr>
+                <w:t>first clutch housing</w:t>
+              </w:r>
+            </w:hyperlink>
+          </w:p>
+          <w:p/>
+          <w:p/>
+          <w:p/>
+          <w:p/>
+          <w:p/>
+          <w:p/>
         </w:tc>
         <w:tc>
           <w:tcPr>
@@ -2760,21 +2650,19 @@
           </w:tcPr>
           <w:p>
             <w:r>
-              <w:t xml:space="preserve">To small inner </w:t>
-            </w:r>
-            <w:proofErr w:type="spellStart"/>
-            <w:r>
-              <w:t>di</w:t>
+              <w:t>To small inner di</w:t>
             </w:r>
             <w:r>
               <w:t>a</w:t>
             </w:r>
             <w:r>
-              <w:t>mter</w:t>
-            </w:r>
-            <w:proofErr w:type="spellEnd"/>
-            <w:r>
-              <w:t xml:space="preserve"> </w:t>
+              <w:t>m</w:t>
+            </w:r>
+            <w:r>
+              <w:t>e</w:t>
+            </w:r>
+            <w:r>
+              <w:t xml:space="preserve">ter </w:t>
             </w:r>
           </w:p>
         </w:tc>
@@ -2800,9 +2688,14 @@
             <w:shd w:val="clear" w:color="auto" w:fill="FFCCCC"/>
           </w:tcPr>
           <w:p>
-            <w:r>
-              <w:t xml:space="preserve">Second </w:t>
-            </w:r>
+            <w:hyperlink r:id="rId24" w:history="1">
+              <w:r>
+                <w:rPr>
+                  <w:rStyle w:val="Hyperlink"/>
+                </w:rPr>
+                <w:t>second clutch housing</w:t>
+              </w:r>
+            </w:hyperlink>
           </w:p>
         </w:tc>
         <w:tc>
@@ -2847,6 +2740,38 @@
             <w:shd w:val="clear" w:color="auto" w:fill="FFCCCC"/>
           </w:tcPr>
           <w:p>
+            <w:hyperlink r:id="rId25" w:history="1">
+              <w:r>
+                <w:rPr>
+                  <w:rStyle w:val="Hyperlink"/>
+                </w:rPr>
+                <w:t>third clutch housing</w:t>
+              </w:r>
+            </w:hyperlink>
+          </w:p>
+        </w:tc>
+        <w:tc>
+          <w:tcPr>
+            <w:tcW w:w="3118" w:type="dxa"/>
+            <w:shd w:val="clear" w:color="auto" w:fill="FFCCCC"/>
+          </w:tcPr>
+          <w:p/>
+        </w:tc>
+        <w:tc>
+          <w:tcPr>
+            <w:tcW w:w="3776" w:type="dxa"/>
+            <w:shd w:val="clear" w:color="auto" w:fill="FFCCCC"/>
+          </w:tcPr>
+          <w:p/>
+        </w:tc>
+      </w:tr>
+      <w:tr>
+        <w:tc>
+          <w:tcPr>
+            <w:tcW w:w="2122" w:type="dxa"/>
+            <w:shd w:val="clear" w:color="auto" w:fill="FFCCCC"/>
+          </w:tcPr>
+          <w:p>
             <w:r>
               <w:t>final</w:t>
             </w:r>
@@ -2867,29 +2792,6 @@
           <w:p/>
         </w:tc>
       </w:tr>
-      <w:tr>
-        <w:tc>
-          <w:tcPr>
-            <w:tcW w:w="2122" w:type="dxa"/>
-            <w:shd w:val="clear" w:color="auto" w:fill="FFCCCC"/>
-          </w:tcPr>
-          <w:p/>
-        </w:tc>
-        <w:tc>
-          <w:tcPr>
-            <w:tcW w:w="3118" w:type="dxa"/>
-            <w:shd w:val="clear" w:color="auto" w:fill="FFCCCC"/>
-          </w:tcPr>
-          <w:p/>
-        </w:tc>
-        <w:tc>
-          <w:tcPr>
-            <w:tcW w:w="3776" w:type="dxa"/>
-            <w:shd w:val="clear" w:color="auto" w:fill="FFCCCC"/>
-          </w:tcPr>
-          <w:p/>
-        </w:tc>
-      </w:tr>
     </w:tbl>
     <w:p>
       <w:pPr>
@@ -2906,27 +2808,13 @@
         <w:rPr>
           <w:b/>
         </w:rPr>
-        <w:t xml:space="preserve">Component </w:t>
-      </w:r>
-      <w:proofErr w:type="gramStart"/>
+        <w:t>Component 2:</w:t>
+      </w:r>
       <w:r>
         <w:rPr>
           <w:b/>
         </w:rPr>
-        <w:t>2:</w:t>
-      </w:r>
-      <w:r>
-        <w:rPr>
-          <w:b/>
-        </w:rPr>
-        <w:t>throttle</w:t>
-      </w:r>
-      <w:proofErr w:type="gramEnd"/>
-      <w:r>
-        <w:rPr>
-          <w:b/>
-        </w:rPr>
-        <w:t xml:space="preserve"> </w:t>
+        <w:t xml:space="preserve">throttle </w:t>
       </w:r>
     </w:p>
     <w:tbl>
@@ -2948,7 +2836,6 @@
           </w:tcPr>
           <w:p>
             <w:r>
-              <w:lastRenderedPageBreak/>
               <w:t>Component Link/ File Name</w:t>
             </w:r>
           </w:p>
@@ -2983,12 +2870,14 @@
             <w:shd w:val="clear" w:color="auto" w:fill="FFCCCC"/>
           </w:tcPr>
           <w:p>
-            <w:r>
-              <w:t>First o</w:t>
-            </w:r>
-            <w:r>
-              <w:t>ne</w:t>
-            </w:r>
+            <w:hyperlink r:id="rId26" w:history="1">
+              <w:r>
+                <w:rPr>
+                  <w:rStyle w:val="Hyperlink"/>
+                </w:rPr>
+                <w:t>first throttle</w:t>
+              </w:r>
+            </w:hyperlink>
           </w:p>
         </w:tc>
         <w:tc>
@@ -2998,15 +2887,7 @@
           </w:tcPr>
           <w:p>
             <w:r>
-              <w:t xml:space="preserve">The stopper is on the wrong </w:t>
-            </w:r>
-            <w:proofErr w:type="gramStart"/>
-            <w:r>
-              <w:t>side</w:t>
-            </w:r>
-            <w:proofErr w:type="gramEnd"/>
-            <w:r>
-              <w:t xml:space="preserve"> and the </w:t>
+              <w:t xml:space="preserve">The stopper is on the wrong side and the </w:t>
             </w:r>
             <w:r>
               <w:t>main part is very brittle</w:t>
@@ -3035,8 +2916,16 @@
             <w:shd w:val="clear" w:color="auto" w:fill="FFCCCC"/>
           </w:tcPr>
           <w:p>
-            <w:r>
-              <w:t>second</w:t>
+            <w:hyperlink r:id="rId27" w:history="1">
+              <w:r>
+                <w:rPr>
+                  <w:rStyle w:val="Hyperlink"/>
+                </w:rPr>
+                <w:t>second throttle</w:t>
+              </w:r>
+            </w:hyperlink>
+            <w:r>
+              <w:t xml:space="preserve"> </w:t>
             </w:r>
           </w:p>
         </w:tc>
@@ -3047,15 +2936,7 @@
           </w:tcPr>
           <w:p>
             <w:r>
-              <w:t xml:space="preserve">The pipe is 17mm inner </w:t>
-            </w:r>
-            <w:proofErr w:type="spellStart"/>
-            <w:r>
-              <w:t>dimaeter</w:t>
-            </w:r>
-            <w:proofErr w:type="spellEnd"/>
-            <w:r>
-              <w:t xml:space="preserve"> so the outer diameter of the insert should be =/&gt;17mm</w:t>
+              <w:t>The pipe is 17mm inner dimaeter so the outer diameter of the insert should be =/&gt;17mm</w:t>
             </w:r>
           </w:p>
         </w:tc>
@@ -3160,7 +3041,7 @@
         <w:rPr>
           <w:b/>
         </w:rPr>
-        <w:t xml:space="preserve">how the Arduino talks to the motor controller </w:t>
+        <w:t>motor controll</w:t>
       </w:r>
     </w:p>
     <w:tbl>
@@ -3216,9 +3097,26 @@
             <w:shd w:val="clear" w:color="auto" w:fill="FFCCCC"/>
           </w:tcPr>
           <w:p>
-            <w:r>
-              <w:t>one</w:t>
-            </w:r>
+            <w:hyperlink r:id="rId28" w:history="1">
+              <w:r>
+                <w:rPr>
+                  <w:rStyle w:val="Hyperlink"/>
+                </w:rPr>
+                <w:t xml:space="preserve">first motor </w:t>
+              </w:r>
+              <w:r>
+                <w:rPr>
+                  <w:rStyle w:val="Hyperlink"/>
+                </w:rPr>
+                <w:t>control</w:t>
+              </w:r>
+              <w:r>
+                <w:rPr>
+                  <w:rStyle w:val="Hyperlink"/>
+                </w:rPr>
+                <w:t xml:space="preserve"> hub</w:t>
+              </w:r>
+            </w:hyperlink>
           </w:p>
         </w:tc>
         <w:tc>
@@ -3228,48 +3126,16 @@
           </w:tcPr>
           <w:p>
             <w:r>
-              <w:t xml:space="preserve">The </w:t>
-            </w:r>
-            <w:proofErr w:type="spellStart"/>
-            <w:r>
-              <w:t>pwm</w:t>
-            </w:r>
-            <w:proofErr w:type="spellEnd"/>
-            <w:r>
-              <w:t xml:space="preserve"> led for the motor</w:t>
+              <w:t>The pwm led for the motor</w:t>
             </w:r>
             <w:r>
               <w:t xml:space="preserve"> </w:t>
             </w:r>
             <w:r>
-              <w:t xml:space="preserve">controller needs to be 0 when the </w:t>
-            </w:r>
-            <w:proofErr w:type="spellStart"/>
-            <w:r>
-              <w:t>thrtottle</w:t>
-            </w:r>
-            <w:proofErr w:type="spellEnd"/>
-            <w:r>
-              <w:t xml:space="preserve"> is at 0 </w:t>
-            </w:r>
-            <w:r>
-              <w:t xml:space="preserve">(relative to the </w:t>
-            </w:r>
-            <w:proofErr w:type="spellStart"/>
-            <w:r>
-              <w:t>analog</w:t>
-            </w:r>
-            <w:proofErr w:type="spellEnd"/>
-            <w:r>
-              <w:t xml:space="preserve"> hall sensors value) this is </w:t>
-            </w:r>
-            <w:proofErr w:type="spellStart"/>
-            <w:r>
-              <w:t>becauss</w:t>
-            </w:r>
-            <w:proofErr w:type="spellEnd"/>
-            <w:r>
-              <w:t xml:space="preserve"> the motor controller will take that as an input signal and will engage the </w:t>
+              <w:t xml:space="preserve">controller needs to be 0 when the thrtottle is at 0 </w:t>
+            </w:r>
+            <w:r>
+              <w:t xml:space="preserve">(relative to the analog hall sensors value) this is becauss the motor controller will take that as an input signal and will engage the </w:t>
             </w:r>
             <w:r>
               <w:t>motor constantly and it can then be damaged</w:t>
@@ -3283,15 +3149,7 @@
           </w:tcPr>
           <w:p>
             <w:r>
-              <w:t xml:space="preserve">When the throttle is at position 0 make sure </w:t>
-            </w:r>
-            <w:proofErr w:type="spellStart"/>
-            <w:r>
-              <w:t>pwm</w:t>
-            </w:r>
-            <w:proofErr w:type="spellEnd"/>
-            <w:r>
-              <w:t xml:space="preserve"> led is0</w:t>
+              <w:t>When the throttle is at position 0 make sure pwm led is0</w:t>
             </w:r>
           </w:p>
         </w:tc>
@@ -3303,9 +3161,14 @@
             <w:shd w:val="clear" w:color="auto" w:fill="FFCCCC"/>
           </w:tcPr>
           <w:p>
-            <w:r>
-              <w:t>two</w:t>
-            </w:r>
+            <w:hyperlink r:id="rId29" w:history="1">
+              <w:r>
+                <w:rPr>
+                  <w:rStyle w:val="Hyperlink"/>
+                </w:rPr>
+                <w:t>second motor control hub</w:t>
+              </w:r>
+            </w:hyperlink>
           </w:p>
         </w:tc>
         <w:tc>
@@ -3334,32 +3197,11 @@
             <w:r>
               <w:t xml:space="preserve">In the app </w:t>
             </w:r>
-            <w:proofErr w:type="spellStart"/>
-            <w:r>
-              <w:t>proggramme</w:t>
-            </w:r>
-            <w:proofErr w:type="spellEnd"/>
-            <w:r>
-              <w:t xml:space="preserve"> make a throttle mapping button to adjust how the motor behaves with the throttle inputs</w:t>
-            </w:r>
-            <w:r>
-              <w:t xml:space="preserve"> and make sure that it saves so that when you start the bike up again you don’t have </w:t>
-            </w:r>
-            <w:proofErr w:type="spellStart"/>
-            <w:r>
-              <w:t>tp</w:t>
-            </w:r>
-            <w:proofErr w:type="spellEnd"/>
-            <w:r>
-              <w:t xml:space="preserve"> redo the settings (this can be done with </w:t>
-            </w:r>
-            <w:proofErr w:type="spellStart"/>
-            <w:r>
-              <w:t>epprom</w:t>
-            </w:r>
-            <w:proofErr w:type="spellEnd"/>
-            <w:r>
-              <w:t>)</w:t>
+            <w:r>
+              <w:t>proggramme make a throttle mapping button to adjust how the motor behaves with the throttle inputs</w:t>
+            </w:r>
+            <w:r>
+              <w:t xml:space="preserve"> and make sure that it saves so that when you start the bike up again you don’t have tp redo the settings (this can be done with epprom)</w:t>
             </w:r>
           </w:p>
         </w:tc>
@@ -3383,7 +3225,11 @@
           </w:tcPr>
           <w:p>
             <w:r>
-              <w:t>A good way to show what the motor is behaving like is to have a string of led</w:t>
+              <w:t xml:space="preserve">A good way to show what the motor is behaving like is to have </w:t>
+            </w:r>
+            <w:r>
+              <w:lastRenderedPageBreak/>
+              <w:t>a string of led</w:t>
             </w:r>
             <w:r>
               <w:t xml:space="preserve"> </w:t>
@@ -3403,48 +3249,16 @@
           </w:tcPr>
           <w:p>
             <w:r>
-              <w:t xml:space="preserve">Put in </w:t>
-            </w:r>
-            <w:proofErr w:type="spellStart"/>
-            <w:r>
-              <w:t>leds</w:t>
-            </w:r>
-            <w:proofErr w:type="spellEnd"/>
-            <w:r>
-              <w:t xml:space="preserve"> and put in </w:t>
-            </w:r>
-            <w:proofErr w:type="spellStart"/>
-            <w:r>
-              <w:t>proggramme</w:t>
-            </w:r>
-            <w:proofErr w:type="spellEnd"/>
-            <w:r>
-              <w:t xml:space="preserve"> for </w:t>
-            </w:r>
-            <w:proofErr w:type="spellStart"/>
-            <w:r>
-              <w:t>leds</w:t>
-            </w:r>
-            <w:proofErr w:type="spellEnd"/>
-            <w:r>
-              <w:t xml:space="preserve"> and a way to adjust it also making sure that it saves otherwise it can b</w:t>
-            </w:r>
-            <w:r>
-              <w:t xml:space="preserve">og up the </w:t>
-            </w:r>
-            <w:proofErr w:type="gramStart"/>
-            <w:r>
-              <w:t>system(</w:t>
-            </w:r>
-            <w:proofErr w:type="gramEnd"/>
-            <w:r>
-              <w:t xml:space="preserve">this can be done through </w:t>
-            </w:r>
-            <w:proofErr w:type="spellStart"/>
-            <w:r>
-              <w:t>eppprom</w:t>
-            </w:r>
-            <w:proofErr w:type="spellEnd"/>
+              <w:lastRenderedPageBreak/>
+              <w:t xml:space="preserve">Put in leds and put in proggramme for leds and a way to adjust it also making </w:t>
+            </w:r>
+            <w:r>
+              <w:lastRenderedPageBreak/>
+              <w:t>sure that it saves otherwise it can b</w:t>
+            </w:r>
+            <w:r>
+              <w:t>og up the system(this can be done through eppprom</w:t>
+            </w:r>
           </w:p>
         </w:tc>
       </w:tr>
@@ -3474,49 +3288,40 @@
     </w:tbl>
     <w:p>
       <w:pPr>
-        <w:pStyle w:val="Heading2"/>
-      </w:pPr>
-    </w:p>
-    <w:p>
-      <w:pPr>
-        <w:pStyle w:val="Heading2"/>
-      </w:pPr>
-    </w:p>
-    <w:p>
-      <w:pPr>
         <w:rPr>
           <w:b/>
         </w:rPr>
       </w:pPr>
-      <w:r>
+    </w:p>
+    <w:p>
+      <w:pPr>
         <w:rPr>
           <w:b/>
         </w:rPr>
-        <w:t>Component 4:</w:t>
-      </w:r>
+      </w:pPr>
       <w:r>
         <w:rPr>
           <w:b/>
         </w:rPr>
-        <w:t xml:space="preserve"> </w:t>
+        <w:t xml:space="preserve">Component </w:t>
       </w:r>
       <w:r>
         <w:rPr>
           <w:b/>
         </w:rPr>
-        <w:t>power bar</w:t>
+        <w:t>4</w:t>
       </w:r>
       <w:r>
         <w:rPr>
           <w:b/>
         </w:rPr>
-        <w:t xml:space="preserve">/rpm </w:t>
+        <w:t>:</w:t>
       </w:r>
       <w:r>
         <w:rPr>
           <w:b/>
         </w:rPr>
-        <w:t>indicator</w:t>
+        <w:t>dashboard</w:t>
       </w:r>
     </w:p>
     <w:tbl>
@@ -3572,10 +3377,14 @@
             <w:shd w:val="clear" w:color="auto" w:fill="FFCCCC"/>
           </w:tcPr>
           <w:p>
-            <w:r>
-              <w:lastRenderedPageBreak/>
-              <w:t>one</w:t>
-            </w:r>
+            <w:hyperlink r:id="rId30" w:history="1">
+              <w:r>
+                <w:rPr>
+                  <w:rStyle w:val="Hyperlink"/>
+                </w:rPr>
+                <w:t>first dashboard</w:t>
+              </w:r>
+            </w:hyperlink>
           </w:p>
         </w:tc>
         <w:tc>
@@ -3585,24 +3394,8 @@
           </w:tcPr>
           <w:p>
             <w:r>
-              <w:t xml:space="preserve">What if you had the </w:t>
-            </w:r>
-            <w:proofErr w:type="spellStart"/>
-            <w:r>
-              <w:t>leds</w:t>
-            </w:r>
-            <w:proofErr w:type="spellEnd"/>
-            <w:r>
-              <w:t xml:space="preserve"> on the side of the </w:t>
-            </w:r>
-            <w:r>
-              <w:t xml:space="preserve">dashboard in a dial type </w:t>
-            </w:r>
-            <w:proofErr w:type="spellStart"/>
-            <w:r>
-              <w:t>arangement</w:t>
-            </w:r>
-            <w:proofErr w:type="spellEnd"/>
+              <w:t>What if you had the leds on the side of the dashboard in a dial type arangement</w:t>
+            </w:r>
           </w:p>
         </w:tc>
         <w:tc>
@@ -3612,34 +3405,7 @@
           </w:tcPr>
           <w:p>
             <w:r>
-              <w:t xml:space="preserve">Move the </w:t>
-            </w:r>
-            <w:proofErr w:type="spellStart"/>
-            <w:r>
-              <w:t>leds</w:t>
-            </w:r>
-            <w:proofErr w:type="spellEnd"/>
-            <w:r>
-              <w:t xml:space="preserve"> to the side of the </w:t>
-            </w:r>
-            <w:r>
-              <w:t xml:space="preserve">dashboard and have it turn go </w:t>
-            </w:r>
-            <w:proofErr w:type="spellStart"/>
-            <w:r>
-              <w:t>aolong</w:t>
-            </w:r>
-            <w:proofErr w:type="spellEnd"/>
-            <w:r>
-              <w:t xml:space="preserve"> with the </w:t>
-            </w:r>
-            <w:proofErr w:type="spellStart"/>
-            <w:r>
-              <w:t>endge</w:t>
-            </w:r>
-            <w:proofErr w:type="spellEnd"/>
-            <w:r>
-              <w:t xml:space="preserve"> of the dash</w:t>
+              <w:t>Move the leds to the side of the dashboard and have it turn go aolong with the endge of the dash</w:t>
             </w:r>
           </w:p>
         </w:tc>
@@ -3716,9 +3482,586 @@
     </w:tbl>
     <w:p>
       <w:pPr>
+        <w:rPr>
+          <w:b/>
+        </w:rPr>
+      </w:pPr>
+    </w:p>
+    <w:p>
+      <w:pPr>
+        <w:rPr>
+          <w:b/>
+        </w:rPr>
+      </w:pPr>
+      <w:r>
+        <w:rPr>
+          <w:b/>
+        </w:rPr>
+        <w:t xml:space="preserve">Component </w:t>
+      </w:r>
+      <w:r>
+        <w:rPr>
+          <w:b/>
+        </w:rPr>
+        <w:t>5</w:t>
+      </w:r>
+      <w:r>
+        <w:rPr>
+          <w:b/>
+        </w:rPr>
+        <w:t xml:space="preserve">: </w:t>
+      </w:r>
+      <w:r>
+        <w:rPr>
+          <w:b/>
+        </w:rPr>
+        <w:t>clutch sensing hub</w:t>
+      </w:r>
+    </w:p>
+    <w:tbl>
+      <w:tblPr>
+        <w:tblStyle w:val="TableGrid"/>
+        <w:tblW w:w="0" w:type="auto"/>
+        <w:tblLook w:val="04A0" w:firstRow="1" w:lastRow="0" w:firstColumn="1" w:lastColumn="0" w:noHBand="0" w:noVBand="1"/>
+      </w:tblPr>
+      <w:tblGrid>
+        <w:gridCol w:w="2122"/>
+        <w:gridCol w:w="3118"/>
+        <w:gridCol w:w="3776"/>
+      </w:tblGrid>
+      <w:tr>
+        <w:tc>
+          <w:tcPr>
+            <w:tcW w:w="2122" w:type="dxa"/>
+            <w:shd w:val="clear" w:color="auto" w:fill="FF7C80"/>
+          </w:tcPr>
+          <w:p>
+            <w:r>
+              <w:t>Component Link/ File Name</w:t>
+            </w:r>
+          </w:p>
+        </w:tc>
+        <w:tc>
+          <w:tcPr>
+            <w:tcW w:w="3118" w:type="dxa"/>
+            <w:shd w:val="clear" w:color="auto" w:fill="FF7C80"/>
+          </w:tcPr>
+          <w:p>
+            <w:r>
+              <w:t>Testing/Feedback</w:t>
+            </w:r>
+          </w:p>
+        </w:tc>
+        <w:tc>
+          <w:tcPr>
+            <w:tcW w:w="3776" w:type="dxa"/>
+            <w:shd w:val="clear" w:color="auto" w:fill="FF7C80"/>
+          </w:tcPr>
+          <w:p>
+            <w:r>
+              <w:t>Changes to be made</w:t>
+            </w:r>
+          </w:p>
+        </w:tc>
+      </w:tr>
+      <w:tr>
+        <w:tc>
+          <w:tcPr>
+            <w:tcW w:w="2122" w:type="dxa"/>
+            <w:shd w:val="clear" w:color="auto" w:fill="FFCCCC"/>
+          </w:tcPr>
+          <w:p>
+            <w:hyperlink r:id="rId31" w:history="1">
+              <w:r>
+                <w:rPr>
+                  <w:rStyle w:val="Hyperlink"/>
+                </w:rPr>
+                <w:t>first clutch sensing hub</w:t>
+              </w:r>
+            </w:hyperlink>
+          </w:p>
+        </w:tc>
+        <w:tc>
+          <w:tcPr>
+            <w:tcW w:w="3118" w:type="dxa"/>
+            <w:shd w:val="clear" w:color="auto" w:fill="FFCCCC"/>
+          </w:tcPr>
+          <w:p/>
+        </w:tc>
+        <w:tc>
+          <w:tcPr>
+            <w:tcW w:w="3776" w:type="dxa"/>
+            <w:shd w:val="clear" w:color="auto" w:fill="FFCCCC"/>
+          </w:tcPr>
+          <w:p/>
+        </w:tc>
+      </w:tr>
+      <w:tr>
+        <w:tc>
+          <w:tcPr>
+            <w:tcW w:w="2122" w:type="dxa"/>
+            <w:shd w:val="clear" w:color="auto" w:fill="FFCCCC"/>
+          </w:tcPr>
+          <w:p/>
+        </w:tc>
+        <w:tc>
+          <w:tcPr>
+            <w:tcW w:w="3118" w:type="dxa"/>
+            <w:shd w:val="clear" w:color="auto" w:fill="FFCCCC"/>
+          </w:tcPr>
+          <w:p/>
+        </w:tc>
+        <w:tc>
+          <w:tcPr>
+            <w:tcW w:w="3776" w:type="dxa"/>
+            <w:shd w:val="clear" w:color="auto" w:fill="FFCCCC"/>
+          </w:tcPr>
+          <w:p/>
+        </w:tc>
+      </w:tr>
+      <w:tr>
+        <w:tc>
+          <w:tcPr>
+            <w:tcW w:w="2122" w:type="dxa"/>
+            <w:shd w:val="clear" w:color="auto" w:fill="FFCCCC"/>
+          </w:tcPr>
+          <w:p/>
+        </w:tc>
+        <w:tc>
+          <w:tcPr>
+            <w:tcW w:w="3118" w:type="dxa"/>
+            <w:shd w:val="clear" w:color="auto" w:fill="FFCCCC"/>
+          </w:tcPr>
+          <w:p/>
+        </w:tc>
+        <w:tc>
+          <w:tcPr>
+            <w:tcW w:w="3776" w:type="dxa"/>
+            <w:shd w:val="clear" w:color="auto" w:fill="FFCCCC"/>
+          </w:tcPr>
+          <w:p/>
+        </w:tc>
+      </w:tr>
+      <w:tr>
+        <w:tc>
+          <w:tcPr>
+            <w:tcW w:w="2122" w:type="dxa"/>
+            <w:shd w:val="clear" w:color="auto" w:fill="FFCCCC"/>
+          </w:tcPr>
+          <w:p/>
+        </w:tc>
+        <w:tc>
+          <w:tcPr>
+            <w:tcW w:w="3118" w:type="dxa"/>
+            <w:shd w:val="clear" w:color="auto" w:fill="FFCCCC"/>
+          </w:tcPr>
+          <w:p/>
+        </w:tc>
+        <w:tc>
+          <w:tcPr>
+            <w:tcW w:w="3776" w:type="dxa"/>
+            <w:shd w:val="clear" w:color="auto" w:fill="FFCCCC"/>
+          </w:tcPr>
+          <w:p/>
+        </w:tc>
+      </w:tr>
+    </w:tbl>
+    <w:p>
+      <w:pPr>
+        <w:rPr>
+          <w:b/>
+        </w:rPr>
+      </w:pPr>
+    </w:p>
+    <w:p>
+      <w:pPr>
+        <w:rPr>
+          <w:b/>
+        </w:rPr>
+      </w:pPr>
+      <w:r>
+        <w:rPr>
+          <w:b/>
+        </w:rPr>
+        <w:t xml:space="preserve">Component </w:t>
+      </w:r>
+      <w:r>
+        <w:rPr>
+          <w:b/>
+        </w:rPr>
+        <w:t>6</w:t>
+      </w:r>
+      <w:r>
+        <w:rPr>
+          <w:b/>
+        </w:rPr>
+        <w:t xml:space="preserve">: </w:t>
+      </w:r>
+      <w:r>
+        <w:rPr>
+          <w:b/>
+        </w:rPr>
+        <w:t>charging system</w:t>
+      </w:r>
+    </w:p>
+    <w:tbl>
+      <w:tblPr>
+        <w:tblStyle w:val="TableGrid"/>
+        <w:tblW w:w="0" w:type="auto"/>
+        <w:tblLook w:val="04A0" w:firstRow="1" w:lastRow="0" w:firstColumn="1" w:lastColumn="0" w:noHBand="0" w:noVBand="1"/>
+      </w:tblPr>
+      <w:tblGrid>
+        <w:gridCol w:w="2122"/>
+        <w:gridCol w:w="3118"/>
+        <w:gridCol w:w="3776"/>
+      </w:tblGrid>
+      <w:tr>
+        <w:tc>
+          <w:tcPr>
+            <w:tcW w:w="2122" w:type="dxa"/>
+            <w:shd w:val="clear" w:color="auto" w:fill="FF7C80"/>
+          </w:tcPr>
+          <w:p>
+            <w:r>
+              <w:t>Component Link/ File Name</w:t>
+            </w:r>
+          </w:p>
+        </w:tc>
+        <w:tc>
+          <w:tcPr>
+            <w:tcW w:w="3118" w:type="dxa"/>
+            <w:shd w:val="clear" w:color="auto" w:fill="FF7C80"/>
+          </w:tcPr>
+          <w:p>
+            <w:r>
+              <w:t>Testing/Feedback</w:t>
+            </w:r>
+          </w:p>
+        </w:tc>
+        <w:tc>
+          <w:tcPr>
+            <w:tcW w:w="3776" w:type="dxa"/>
+            <w:shd w:val="clear" w:color="auto" w:fill="FF7C80"/>
+          </w:tcPr>
+          <w:p>
+            <w:r>
+              <w:t>Changes to be made</w:t>
+            </w:r>
+          </w:p>
+        </w:tc>
+      </w:tr>
+      <w:tr>
+        <w:tc>
+          <w:tcPr>
+            <w:tcW w:w="2122" w:type="dxa"/>
+            <w:shd w:val="clear" w:color="auto" w:fill="FFCCCC"/>
+          </w:tcPr>
+          <w:p>
+            <w:hyperlink r:id="rId32" w:history="1">
+              <w:r>
+                <w:rPr>
+                  <w:rStyle w:val="Hyperlink"/>
+                </w:rPr>
+                <w:t>first charging control box</w:t>
+              </w:r>
+            </w:hyperlink>
+          </w:p>
+        </w:tc>
+        <w:tc>
+          <w:tcPr>
+            <w:tcW w:w="3118" w:type="dxa"/>
+            <w:shd w:val="clear" w:color="auto" w:fill="FFCCCC"/>
+          </w:tcPr>
+          <w:p/>
+        </w:tc>
+        <w:tc>
+          <w:tcPr>
+            <w:tcW w:w="3776" w:type="dxa"/>
+            <w:shd w:val="clear" w:color="auto" w:fill="FFCCCC"/>
+          </w:tcPr>
+          <w:p/>
+        </w:tc>
+      </w:tr>
+      <w:tr>
+        <w:tc>
+          <w:tcPr>
+            <w:tcW w:w="2122" w:type="dxa"/>
+            <w:shd w:val="clear" w:color="auto" w:fill="FFCCCC"/>
+          </w:tcPr>
+          <w:p/>
+        </w:tc>
+        <w:tc>
+          <w:tcPr>
+            <w:tcW w:w="3118" w:type="dxa"/>
+            <w:shd w:val="clear" w:color="auto" w:fill="FFCCCC"/>
+          </w:tcPr>
+          <w:p/>
+        </w:tc>
+        <w:tc>
+          <w:tcPr>
+            <w:tcW w:w="3776" w:type="dxa"/>
+            <w:shd w:val="clear" w:color="auto" w:fill="FFCCCC"/>
+          </w:tcPr>
+          <w:p/>
+        </w:tc>
+      </w:tr>
+      <w:tr>
+        <w:tc>
+          <w:tcPr>
+            <w:tcW w:w="2122" w:type="dxa"/>
+            <w:shd w:val="clear" w:color="auto" w:fill="FFCCCC"/>
+          </w:tcPr>
+          <w:p/>
+        </w:tc>
+        <w:tc>
+          <w:tcPr>
+            <w:tcW w:w="3118" w:type="dxa"/>
+            <w:shd w:val="clear" w:color="auto" w:fill="FFCCCC"/>
+          </w:tcPr>
+          <w:p/>
+        </w:tc>
+        <w:tc>
+          <w:tcPr>
+            <w:tcW w:w="3776" w:type="dxa"/>
+            <w:shd w:val="clear" w:color="auto" w:fill="FFCCCC"/>
+          </w:tcPr>
+          <w:p/>
+        </w:tc>
+      </w:tr>
+      <w:tr>
+        <w:tc>
+          <w:tcPr>
+            <w:tcW w:w="2122" w:type="dxa"/>
+            <w:shd w:val="clear" w:color="auto" w:fill="FFCCCC"/>
+          </w:tcPr>
+          <w:p/>
+        </w:tc>
+        <w:tc>
+          <w:tcPr>
+            <w:tcW w:w="3118" w:type="dxa"/>
+            <w:shd w:val="clear" w:color="auto" w:fill="FFCCCC"/>
+          </w:tcPr>
+          <w:p/>
+        </w:tc>
+        <w:tc>
+          <w:tcPr>
+            <w:tcW w:w="3776" w:type="dxa"/>
+            <w:shd w:val="clear" w:color="auto" w:fill="FFCCCC"/>
+          </w:tcPr>
+          <w:p/>
+        </w:tc>
+      </w:tr>
+    </w:tbl>
+    <w:p>
+      <w:pPr>
         <w:pStyle w:val="Heading2"/>
       </w:pPr>
-      <w:r>
+    </w:p>
+    <w:p>
+      <w:pPr>
+        <w:rPr>
+          <w:b/>
+        </w:rPr>
+      </w:pPr>
+      <w:r>
+        <w:rPr>
+          <w:b/>
+        </w:rPr>
+        <w:t xml:space="preserve">Component </w:t>
+      </w:r>
+      <w:r>
+        <w:rPr>
+          <w:b/>
+        </w:rPr>
+        <w:t>7</w:t>
+      </w:r>
+      <w:r>
+        <w:rPr>
+          <w:b/>
+        </w:rPr>
+        <w:t>:</w:t>
+      </w:r>
+      <w:r>
+        <w:rPr>
+          <w:b/>
+        </w:rPr>
+        <w:t xml:space="preserve"> </w:t>
+      </w:r>
+      <w:r>
+        <w:rPr>
+          <w:b/>
+        </w:rPr>
+        <w:t>Gui</w:t>
+      </w:r>
+    </w:p>
+    <w:tbl>
+      <w:tblPr>
+        <w:tblStyle w:val="TableGrid"/>
+        <w:tblW w:w="0" w:type="auto"/>
+        <w:tblLook w:val="04A0" w:firstRow="1" w:lastRow="0" w:firstColumn="1" w:lastColumn="0" w:noHBand="0" w:noVBand="1"/>
+      </w:tblPr>
+      <w:tblGrid>
+        <w:gridCol w:w="2122"/>
+        <w:gridCol w:w="3118"/>
+        <w:gridCol w:w="3776"/>
+      </w:tblGrid>
+      <w:tr>
+        <w:tc>
+          <w:tcPr>
+            <w:tcW w:w="2122" w:type="dxa"/>
+            <w:shd w:val="clear" w:color="auto" w:fill="FF7C80"/>
+          </w:tcPr>
+          <w:p>
+            <w:r>
+              <w:t>Component Link/ File Name</w:t>
+            </w:r>
+          </w:p>
+        </w:tc>
+        <w:tc>
+          <w:tcPr>
+            <w:tcW w:w="3118" w:type="dxa"/>
+            <w:shd w:val="clear" w:color="auto" w:fill="FF7C80"/>
+          </w:tcPr>
+          <w:p>
+            <w:r>
+              <w:t>Testing/Feedback</w:t>
+            </w:r>
+          </w:p>
+        </w:tc>
+        <w:tc>
+          <w:tcPr>
+            <w:tcW w:w="3776" w:type="dxa"/>
+            <w:shd w:val="clear" w:color="auto" w:fill="FF7C80"/>
+          </w:tcPr>
+          <w:p>
+            <w:r>
+              <w:t>Changes to be made</w:t>
+            </w:r>
+          </w:p>
+        </w:tc>
+      </w:tr>
+      <w:tr>
+        <w:tc>
+          <w:tcPr>
+            <w:tcW w:w="2122" w:type="dxa"/>
+            <w:shd w:val="clear" w:color="auto" w:fill="FFCCCC"/>
+          </w:tcPr>
+          <w:p/>
+        </w:tc>
+        <w:tc>
+          <w:tcPr>
+            <w:tcW w:w="3118" w:type="dxa"/>
+            <w:shd w:val="clear" w:color="auto" w:fill="FFCCCC"/>
+          </w:tcPr>
+          <w:p/>
+        </w:tc>
+        <w:tc>
+          <w:tcPr>
+            <w:tcW w:w="3776" w:type="dxa"/>
+            <w:shd w:val="clear" w:color="auto" w:fill="FFCCCC"/>
+          </w:tcPr>
+          <w:p/>
+        </w:tc>
+      </w:tr>
+      <w:tr>
+        <w:tc>
+          <w:tcPr>
+            <w:tcW w:w="2122" w:type="dxa"/>
+            <w:shd w:val="clear" w:color="auto" w:fill="FFCCCC"/>
+          </w:tcPr>
+          <w:p/>
+        </w:tc>
+        <w:tc>
+          <w:tcPr>
+            <w:tcW w:w="3118" w:type="dxa"/>
+            <w:shd w:val="clear" w:color="auto" w:fill="FFCCCC"/>
+          </w:tcPr>
+          <w:p/>
+        </w:tc>
+        <w:tc>
+          <w:tcPr>
+            <w:tcW w:w="3776" w:type="dxa"/>
+            <w:shd w:val="clear" w:color="auto" w:fill="FFCCCC"/>
+          </w:tcPr>
+          <w:p/>
+        </w:tc>
+      </w:tr>
+      <w:tr>
+        <w:tc>
+          <w:tcPr>
+            <w:tcW w:w="2122" w:type="dxa"/>
+            <w:shd w:val="clear" w:color="auto" w:fill="FFCCCC"/>
+          </w:tcPr>
+          <w:p/>
+        </w:tc>
+        <w:tc>
+          <w:tcPr>
+            <w:tcW w:w="3118" w:type="dxa"/>
+            <w:shd w:val="clear" w:color="auto" w:fill="FFCCCC"/>
+          </w:tcPr>
+          <w:p/>
+        </w:tc>
+        <w:tc>
+          <w:tcPr>
+            <w:tcW w:w="3776" w:type="dxa"/>
+            <w:shd w:val="clear" w:color="auto" w:fill="FFCCCC"/>
+          </w:tcPr>
+          <w:p/>
+        </w:tc>
+      </w:tr>
+      <w:tr>
+        <w:tc>
+          <w:tcPr>
+            <w:tcW w:w="2122" w:type="dxa"/>
+            <w:shd w:val="clear" w:color="auto" w:fill="FFCCCC"/>
+          </w:tcPr>
+          <w:p/>
+        </w:tc>
+        <w:tc>
+          <w:tcPr>
+            <w:tcW w:w="3118" w:type="dxa"/>
+            <w:shd w:val="clear" w:color="auto" w:fill="FFCCCC"/>
+          </w:tcPr>
+          <w:p/>
+        </w:tc>
+        <w:tc>
+          <w:tcPr>
+            <w:tcW w:w="3776" w:type="dxa"/>
+            <w:shd w:val="clear" w:color="auto" w:fill="FFCCCC"/>
+          </w:tcPr>
+          <w:p/>
+        </w:tc>
+      </w:tr>
+      <w:tr>
+        <w:tc>
+          <w:tcPr>
+            <w:tcW w:w="2122" w:type="dxa"/>
+            <w:shd w:val="clear" w:color="auto" w:fill="FFCCCC"/>
+          </w:tcPr>
+          <w:p/>
+        </w:tc>
+        <w:tc>
+          <w:tcPr>
+            <w:tcW w:w="3118" w:type="dxa"/>
+            <w:shd w:val="clear" w:color="auto" w:fill="FFCCCC"/>
+          </w:tcPr>
+          <w:p/>
+        </w:tc>
+        <w:tc>
+          <w:tcPr>
+            <w:tcW w:w="3776" w:type="dxa"/>
+            <w:shd w:val="clear" w:color="auto" w:fill="FFCCCC"/>
+          </w:tcPr>
+          <w:p/>
+        </w:tc>
+      </w:tr>
+    </w:tbl>
+    <w:p>
+      <w:pPr>
+        <w:pStyle w:val="Heading2"/>
+      </w:pPr>
+      <w:r>
+        <w:lastRenderedPageBreak/>
         <w:t>Testing Final Outcome</w:t>
       </w:r>
     </w:p>
@@ -3733,15 +4076,7 @@
         <w:t xml:space="preserve"> or location</w:t>
       </w:r>
       <w:r>
-        <w:t xml:space="preserve"> to your </w:t>
-      </w:r>
-      <w:proofErr w:type="gramStart"/>
-      <w:r>
-        <w:t>final outcome</w:t>
-      </w:r>
-      <w:proofErr w:type="gramEnd"/>
-      <w:r>
-        <w:t xml:space="preserve"> </w:t>
+        <w:t xml:space="preserve"> to your final outcome </w:t>
       </w:r>
       <w:r>
         <w:t xml:space="preserve">before testing </w:t>
@@ -3829,13 +4164,8 @@
             <w:shd w:val="clear" w:color="auto" w:fill="FFCCCC"/>
           </w:tcPr>
           <w:p>
-            <w:proofErr w:type="gramStart"/>
-            <w:r>
-              <w:t>Is</w:t>
-            </w:r>
-            <w:proofErr w:type="gramEnd"/>
-            <w:r>
-              <w:t xml:space="preserve"> there any spelling mistakes that were made </w:t>
+            <w:r>
+              <w:t xml:space="preserve">Is there any spelling mistakes that were made </w:t>
             </w:r>
           </w:p>
         </w:tc>
@@ -3875,13 +4205,8 @@
             <w:shd w:val="clear" w:color="auto" w:fill="FFCCCC"/>
           </w:tcPr>
           <w:p>
-            <w:proofErr w:type="gramStart"/>
-            <w:r>
-              <w:t>Is</w:t>
-            </w:r>
-            <w:proofErr w:type="gramEnd"/>
-            <w:r>
-              <w:t xml:space="preserve"> there any </w:t>
+            <w:r>
+              <w:t xml:space="preserve">Is there any </w:t>
             </w:r>
             <w:r>
               <w:t xml:space="preserve">grammar mistakes in what I wrote </w:t>
@@ -3939,15 +4264,7 @@
           </w:tcPr>
           <w:p>
             <w:r>
-              <w:t xml:space="preserve">Make sure all the people that helped through the development of the project gets credited for </w:t>
-            </w:r>
-            <w:proofErr w:type="spellStart"/>
-            <w:r>
-              <w:t>there</w:t>
-            </w:r>
-            <w:proofErr w:type="spellEnd"/>
-            <w:r>
-              <w:t xml:space="preserve"> </w:t>
+              <w:t xml:space="preserve">Make sure all the people that helped through the development of the project gets credited for there </w:t>
             </w:r>
             <w:r>
               <w:t>work</w:t>
@@ -4053,26 +4370,10 @@
           </w:tcPr>
           <w:p>
             <w:r>
-              <w:t xml:space="preserve">Is what </w:t>
-            </w:r>
-            <w:proofErr w:type="spellStart"/>
-            <w:r>
-              <w:t>im</w:t>
-            </w:r>
-            <w:proofErr w:type="spellEnd"/>
-            <w:r>
-              <w:t xml:space="preserve"> conveying understandable to a person who know nothing of </w:t>
-            </w:r>
-            <w:r>
-              <w:t xml:space="preserve">what </w:t>
-            </w:r>
-            <w:proofErr w:type="spellStart"/>
-            <w:r>
-              <w:t>im</w:t>
-            </w:r>
-            <w:proofErr w:type="spellEnd"/>
-            <w:r>
-              <w:t xml:space="preserve"> making and how easy is It for them to read this text and see what is going on in a very easy way</w:t>
+              <w:t xml:space="preserve">Is what im conveying understandable to a person who know nothing of </w:t>
+            </w:r>
+            <w:r>
+              <w:t>what im making and how easy is It for them to read this text and see what is going on in a very easy way</w:t>
             </w:r>
           </w:p>
         </w:tc>
@@ -4110,15 +4411,7 @@
           </w:tcPr>
           <w:p>
             <w:r>
-              <w:t xml:space="preserve">Is the way that the </w:t>
-            </w:r>
-            <w:proofErr w:type="gramStart"/>
-            <w:r>
-              <w:t>final outcome</w:t>
-            </w:r>
-            <w:proofErr w:type="gramEnd"/>
-            <w:r>
-              <w:t xml:space="preserve"> looks aesthetically pleasing </w:t>
+              <w:t xml:space="preserve">Is the way that the final outcome looks aesthetically pleasing </w:t>
             </w:r>
           </w:p>
         </w:tc>
@@ -4182,13 +4475,8 @@
       <w:pPr>
         <w:pStyle w:val="Heading3"/>
       </w:pPr>
-      <w:proofErr w:type="gramStart"/>
-      <w:r>
-        <w:t>Final Outcome</w:t>
-      </w:r>
-      <w:proofErr w:type="gramEnd"/>
-      <w:r>
-        <w:t xml:space="preserve"> after Testing</w:t>
+      <w:r>
+        <w:t>Final Outcome after Testing</w:t>
       </w:r>
     </w:p>
     <w:p>
@@ -4196,15 +4484,7 @@
         <w:shd w:val="clear" w:color="auto" w:fill="FFF2CC" w:themeFill="accent4" w:themeFillTint="33"/>
       </w:pPr>
       <w:r>
-        <w:t xml:space="preserve">Please provide a link to your </w:t>
-      </w:r>
-      <w:proofErr w:type="gramStart"/>
-      <w:r>
-        <w:t>final outcome</w:t>
-      </w:r>
-      <w:proofErr w:type="gramEnd"/>
-      <w:r>
-        <w:t xml:space="preserve"> after testing has been completed. </w:t>
+        <w:t xml:space="preserve">Please provide a link to your final outcome after testing has been completed. </w:t>
       </w:r>
     </w:p>
     <w:p/>
@@ -4240,7 +4520,6 @@
         <w:shd w:val="clear" w:color="auto" w:fill="A8D08D" w:themeFill="accent6" w:themeFillTint="99"/>
       </w:pPr>
       <w:r>
-        <w:lastRenderedPageBreak/>
         <w:t>Final Analysis:</w:t>
       </w:r>
     </w:p>
@@ -4255,21 +4534,7 @@
         <w:rPr>
           <w:color w:val="EE0000"/>
         </w:rPr>
-        <w:t xml:space="preserve">Delete the red comments such as this one when you are </w:t>
-      </w:r>
-      <w:proofErr w:type="gramStart"/>
-      <w:r>
-        <w:rPr>
-          <w:color w:val="EE0000"/>
-        </w:rPr>
-        <w:t>done</w:t>
-      </w:r>
-      <w:proofErr w:type="gramEnd"/>
-      <w:r>
-        <w:rPr>
-          <w:color w:val="EE0000"/>
-        </w:rPr>
-        <w:t xml:space="preserve"> they are to help you writing your paragraphs</w:t>
+        <w:t>Delete the red comments such as this one when you are done they are to help you writing your paragraphs</w:t>
       </w:r>
     </w:p>
     <w:p>
@@ -4414,141 +4679,114 @@
           <w:lang w:val="en-US"/>
         </w:rPr>
         <w:br/>
-        <w:t xml:space="preserve">Information X Y Z for </w:t>
-      </w:r>
-      <w:proofErr w:type="spellStart"/>
-      <w:proofErr w:type="gramStart"/>
-      <w:r>
+        <w:t>Information X Y Z for trialling</w:t>
+      </w:r>
+    </w:p>
+    <w:p>
+      <w:pPr>
+        <w:shd w:val="clear" w:color="auto" w:fill="A8D08D" w:themeFill="accent6" w:themeFillTint="99"/>
         <w:rPr>
           <w:color w:val="EE0000"/>
           <w:lang w:val="en-US"/>
         </w:rPr>
-        <w:t>trialling</w:t>
-      </w:r>
-      <w:proofErr w:type="spellEnd"/>
-      <w:proofErr w:type="gramEnd"/>
-    </w:p>
-    <w:p>
-      <w:pPr>
-        <w:shd w:val="clear" w:color="auto" w:fill="A8D08D" w:themeFill="accent6" w:themeFillTint="99"/>
+      </w:pPr>
+      <w:r>
         <w:rPr>
           <w:color w:val="EE0000"/>
           <w:lang w:val="en-US"/>
         </w:rPr>
-      </w:pPr>
-      <w:r>
+        <w:t>Synthesis conclusion statement</w:t>
+      </w:r>
+    </w:p>
+    <w:p>
+      <w:pPr>
+        <w:shd w:val="clear" w:color="auto" w:fill="A8D08D" w:themeFill="accent6" w:themeFillTint="99"/>
+        <w:rPr>
+          <w:color w:val="EE0000"/>
+        </w:rPr>
+      </w:pPr>
+    </w:p>
+    <w:p>
+      <w:pPr>
+        <w:shd w:val="clear" w:color="auto" w:fill="A8D08D" w:themeFill="accent6" w:themeFillTint="99"/>
         <w:rPr>
           <w:color w:val="EE0000"/>
           <w:lang w:val="en-US"/>
         </w:rPr>
-        <w:t>Synthesis conclusion statement</w:t>
-      </w:r>
-    </w:p>
-    <w:p>
-      <w:pPr>
-        <w:shd w:val="clear" w:color="auto" w:fill="A8D08D" w:themeFill="accent6" w:themeFillTint="99"/>
-        <w:rPr>
-          <w:color w:val="EE0000"/>
-        </w:rPr>
-      </w:pPr>
-    </w:p>
-    <w:p>
-      <w:pPr>
-        <w:shd w:val="clear" w:color="auto" w:fill="A8D08D" w:themeFill="accent6" w:themeFillTint="99"/>
+      </w:pPr>
+      <w:r>
         <w:rPr>
           <w:color w:val="EE0000"/>
           <w:lang w:val="en-US"/>
         </w:rPr>
-      </w:pPr>
-      <w:r>
+        <w:t xml:space="preserve">Paragraph 4 </w:t>
+      </w:r>
+    </w:p>
+    <w:p>
+      <w:pPr>
+        <w:shd w:val="clear" w:color="auto" w:fill="A8D08D" w:themeFill="accent6" w:themeFillTint="99"/>
         <w:rPr>
           <w:color w:val="EE0000"/>
           <w:lang w:val="en-US"/>
         </w:rPr>
-        <w:t xml:space="preserve">Paragraph 4 </w:t>
-      </w:r>
-    </w:p>
-    <w:p>
-      <w:pPr>
-        <w:shd w:val="clear" w:color="auto" w:fill="A8D08D" w:themeFill="accent6" w:themeFillTint="99"/>
+      </w:pPr>
+      <w:r>
         <w:rPr>
           <w:color w:val="EE0000"/>
           <w:lang w:val="en-US"/>
         </w:rPr>
-      </w:pPr>
-      <w:r>
+        <w:t>Combine Synthesis conclusions</w:t>
+      </w:r>
+    </w:p>
+    <w:p>
+      <w:pPr>
+        <w:shd w:val="clear" w:color="auto" w:fill="A8D08D" w:themeFill="accent6" w:themeFillTint="99"/>
+      </w:pPr>
+    </w:p>
+    <w:p>
+      <w:pPr>
+        <w:pStyle w:val="Heading2"/>
+        <w:shd w:val="clear" w:color="auto" w:fill="A8D08D" w:themeFill="accent6" w:themeFillTint="99"/>
+      </w:pPr>
+      <w:r>
+        <w:t>Discussion of this information</w:t>
+      </w:r>
+    </w:p>
+    <w:p>
+      <w:pPr>
+        <w:shd w:val="clear" w:color="auto" w:fill="A8D08D" w:themeFill="accent6" w:themeFillTint="99"/>
+      </w:pPr>
+    </w:p>
+    <w:p>
+      <w:pPr>
+        <w:shd w:val="clear" w:color="auto" w:fill="A8D08D" w:themeFill="accent6" w:themeFillTint="99"/>
         <w:rPr>
           <w:color w:val="EE0000"/>
           <w:lang w:val="en-US"/>
         </w:rPr>
-        <w:t>Combine Synthesis conclusions</w:t>
-      </w:r>
-    </w:p>
-    <w:p>
-      <w:pPr>
-        <w:shd w:val="clear" w:color="auto" w:fill="A8D08D" w:themeFill="accent6" w:themeFillTint="99"/>
-      </w:pPr>
-    </w:p>
-    <w:p>
-      <w:pPr>
-        <w:pStyle w:val="Heading2"/>
-        <w:shd w:val="clear" w:color="auto" w:fill="A8D08D" w:themeFill="accent6" w:themeFillTint="99"/>
-      </w:pPr>
-      <w:r>
-        <w:t>Discussion of this information</w:t>
-      </w:r>
-    </w:p>
-    <w:p>
-      <w:pPr>
-        <w:shd w:val="clear" w:color="auto" w:fill="A8D08D" w:themeFill="accent6" w:themeFillTint="99"/>
-      </w:pPr>
-    </w:p>
-    <w:p>
-      <w:pPr>
-        <w:shd w:val="clear" w:color="auto" w:fill="A8D08D" w:themeFill="accent6" w:themeFillTint="99"/>
+      </w:pPr>
+      <w:r>
         <w:rPr>
           <w:color w:val="EE0000"/>
           <w:lang w:val="en-US"/>
         </w:rPr>
-      </w:pPr>
-      <w:r>
+        <w:t>Paragraph 5/6</w:t>
+      </w:r>
+    </w:p>
+    <w:p>
+      <w:pPr>
+        <w:shd w:val="clear" w:color="auto" w:fill="A8D08D" w:themeFill="accent6" w:themeFillTint="99"/>
         <w:rPr>
           <w:color w:val="EE0000"/>
           <w:lang w:val="en-US"/>
         </w:rPr>
-        <w:t>Paragraph 5/6</w:t>
-      </w:r>
-    </w:p>
-    <w:p>
-      <w:pPr>
-        <w:shd w:val="clear" w:color="auto" w:fill="A8D08D" w:themeFill="accent6" w:themeFillTint="99"/>
+      </w:pPr>
+      <w:r>
         <w:rPr>
           <w:color w:val="EE0000"/>
           <w:lang w:val="en-US"/>
         </w:rPr>
-      </w:pPr>
-      <w:r>
-        <w:rPr>
-          <w:color w:val="EE0000"/>
-          <w:lang w:val="en-US"/>
-        </w:rPr>
-        <w:t xml:space="preserve">Discuss how synthesis has helped develop a </w:t>
-      </w:r>
-      <w:proofErr w:type="gramStart"/>
-      <w:r>
-        <w:rPr>
-          <w:color w:val="EE0000"/>
-          <w:lang w:val="en-US"/>
-        </w:rPr>
-        <w:t>high quality</w:t>
-      </w:r>
-      <w:proofErr w:type="gramEnd"/>
-      <w:r>
-        <w:rPr>
-          <w:color w:val="EE0000"/>
-          <w:lang w:val="en-US"/>
-        </w:rPr>
-        <w:t xml:space="preserve"> outcome, you can use screenshots as evidence</w:t>
+        <w:t>Discuss how synthesis has helped develop a high quality outcome, you can use screenshots as evidence</w:t>
       </w:r>
     </w:p>
     <w:p>
@@ -5357,6 +5595,29 @@
       <w:szCs w:val="20"/>
     </w:rPr>
   </w:style>
+  <w:style w:type="character" w:styleId="Hyperlink">
+    <w:name w:val="Hyperlink"/>
+    <w:basedOn w:val="DefaultParagraphFont"/>
+    <w:uiPriority w:val="99"/>
+    <w:unhideWhenUsed/>
+    <w:rsid w:val="00431B15"/>
+    <w:rPr>
+      <w:color w:val="0563C1" w:themeColor="hyperlink"/>
+      <w:u w:val="single"/>
+    </w:rPr>
+  </w:style>
+  <w:style w:type="character" w:styleId="UnresolvedMention">
+    <w:name w:val="Unresolved Mention"/>
+    <w:basedOn w:val="DefaultParagraphFont"/>
+    <w:uiPriority w:val="99"/>
+    <w:semiHidden/>
+    <w:unhideWhenUsed/>
+    <w:rsid w:val="00431B15"/>
+    <w:rPr>
+      <w:color w:val="605E5C"/>
+      <w:shd w:val="clear" w:color="auto" w:fill="E1DFDD"/>
+    </w:rPr>
+  </w:style>
 </w:styles>
 </file>
 
@@ -5656,15 +5917,6 @@
 </file>
 
 <file path=customXml/item1.xml><?xml version="1.0" encoding="utf-8"?>
-<?mso-contentType ?>
-<FormTemplates xmlns="http://schemas.microsoft.com/sharepoint/v3/contenttype/forms">
-  <Display>DocumentLibraryForm</Display>
-  <Edit>DocumentLibraryForm</Edit>
-  <New>DocumentLibraryForm</New>
-</FormTemplates>
-</file>
-
-<file path=customXml/item2.xml><?xml version="1.0" encoding="utf-8"?>
 <ct:contentTypeSchema xmlns:ct="http://schemas.microsoft.com/office/2006/metadata/contentType" xmlns:ma="http://schemas.microsoft.com/office/2006/metadata/properties/metaAttributes" ct:_="" ma:_="" ma:contentTypeName="Document" ma:contentTypeID="0x010100B404DBCFBC02B04D838E297E7AC49BEC" ma:contentTypeVersion="29" ma:contentTypeDescription="Create a new document." ma:contentTypeScope="" ma:versionID="00b475807ba7603a210177ce3d310360">
   <xsd:schema xmlns:xsd="http://www.w3.org/2001/XMLSchema" xmlns:xs="http://www.w3.org/2001/XMLSchema" xmlns:p="http://schemas.microsoft.com/office/2006/metadata/properties" xmlns:ns3="8e8bdfa1-897e-455b-96e1-da9724e984b4" xmlns:ns4="0bf4e652-3194-4289-a587-4a2abc6573c1" targetNamespace="http://schemas.microsoft.com/office/2006/metadata/properties" ma:root="true" ma:fieldsID="41c2c417b58d7032c1f2cfab3b2ec764" ns3:_="" ns4:_="">
     <xsd:import namespace="8e8bdfa1-897e-455b-96e1-da9724e984b4"/>
@@ -6045,7 +6297,20 @@
 </ct:contentTypeSchema>
 </file>
 
+<file path=customXml/item2.xml><?xml version="1.0" encoding="utf-8"?>
+<?mso-contentType ?>
+<FormTemplates xmlns="http://schemas.microsoft.com/sharepoint/v3/contenttype/forms">
+  <Display>DocumentLibraryForm</Display>
+  <Edit>DocumentLibraryForm</Edit>
+  <New>DocumentLibraryForm</New>
+</FormTemplates>
+</file>
+
 <file path=customXml/item3.xml><?xml version="1.0" encoding="utf-8"?>
+<b:Sources xmlns:b="http://schemas.openxmlformats.org/officeDocument/2006/bibliography" xmlns="http://schemas.openxmlformats.org/officeDocument/2006/bibliography" SelectedStyle="\APASixthEditionOfficeOnline.xsl" StyleName="APA" Version="6"/>
+</file>
+
+<file path=customXml/item4.xml><?xml version="1.0" encoding="utf-8"?>
 <p:properties xmlns:p="http://schemas.microsoft.com/office/2006/metadata/properties" xmlns:xsi="http://www.w3.org/2001/XMLSchema-instance" xmlns:pc="http://schemas.microsoft.com/office/infopath/2007/PartnerControls">
   <documentManagement>
     <FolderType xmlns="8e8bdfa1-897e-455b-96e1-da9724e984b4" xsi:nil="true"/>
@@ -6094,19 +6359,7 @@
 </p:properties>
 </file>
 
-<file path=customXml/item4.xml><?xml version="1.0" encoding="utf-8"?>
-<b:Sources xmlns:b="http://schemas.openxmlformats.org/officeDocument/2006/bibliography" xmlns="http://schemas.openxmlformats.org/officeDocument/2006/bibliography" SelectedStyle="\APASixthEditionOfficeOnline.xsl" StyleName="APA" Version="6"/>
-</file>
-
 <file path=customXml/itemProps1.xml><?xml version="1.0" encoding="utf-8"?>
-<ds:datastoreItem xmlns:ds="http://schemas.openxmlformats.org/officeDocument/2006/customXml" ds:itemID="{192A387B-6998-40B4-BA18-B536273BFB3D}">
-  <ds:schemaRefs>
-    <ds:schemaRef ds:uri="http://schemas.microsoft.com/sharepoint/v3/contenttype/forms"/>
-  </ds:schemaRefs>
-</ds:datastoreItem>
-</file>
-
-<file path=customXml/itemProps2.xml><?xml version="1.0" encoding="utf-8"?>
 <ds:datastoreItem xmlns:ds="http://schemas.openxmlformats.org/officeDocument/2006/customXml" ds:itemID="{3C5C1F59-64A0-4772-B91D-4079A66CA574}">
   <ds:schemaRefs>
     <ds:schemaRef ds:uri="http://schemas.microsoft.com/office/2006/metadata/contentType"/>
@@ -6125,7 +6378,23 @@
 </ds:datastoreItem>
 </file>
 
+<file path=customXml/itemProps2.xml><?xml version="1.0" encoding="utf-8"?>
+<ds:datastoreItem xmlns:ds="http://schemas.openxmlformats.org/officeDocument/2006/customXml" ds:itemID="{192A387B-6998-40B4-BA18-B536273BFB3D}">
+  <ds:schemaRefs>
+    <ds:schemaRef ds:uri="http://schemas.microsoft.com/sharepoint/v3/contenttype/forms"/>
+  </ds:schemaRefs>
+</ds:datastoreItem>
+</file>
+
 <file path=customXml/itemProps3.xml><?xml version="1.0" encoding="utf-8"?>
+<ds:datastoreItem xmlns:ds="http://schemas.openxmlformats.org/officeDocument/2006/customXml" ds:itemID="{E3F01FBF-D99E-480B-B558-73E1E1525F94}">
+  <ds:schemaRefs>
+    <ds:schemaRef ds:uri="http://schemas.openxmlformats.org/officeDocument/2006/bibliography"/>
+  </ds:schemaRefs>
+</ds:datastoreItem>
+</file>
+
+<file path=customXml/itemProps4.xml><?xml version="1.0" encoding="utf-8"?>
 <ds:datastoreItem xmlns:ds="http://schemas.openxmlformats.org/officeDocument/2006/customXml" ds:itemID="{69D82E26-D04D-4830-A7BF-C9806F1C26F2}">
   <ds:schemaRefs>
     <ds:schemaRef ds:uri="http://schemas.microsoft.com/office/2006/metadata/properties"/>
@@ -6133,12 +6402,4 @@
     <ds:schemaRef ds:uri="8e8bdfa1-897e-455b-96e1-da9724e984b4"/>
   </ds:schemaRefs>
 </ds:datastoreItem>
-</file>
-
-<file path=customXml/itemProps4.xml><?xml version="1.0" encoding="utf-8"?>
-<ds:datastoreItem xmlns:ds="http://schemas.openxmlformats.org/officeDocument/2006/customXml" ds:itemID="{E3F01FBF-D99E-480B-B558-73E1E1525F94}">
-  <ds:schemaRefs>
-    <ds:schemaRef ds:uri="http://schemas.openxmlformats.org/officeDocument/2006/bibliography"/>
-  </ds:schemaRefs>
-</ds:datastoreItem>
 </file>
--- a/13 DI Heinrich Venter develop an outcome.docx
+++ b/13 DI Heinrich Venter develop an outcome.docx
@@ -11,12 +11,6 @@
       <w:pPr>
         <w:pStyle w:val="Heading1"/>
       </w:pPr>
-      <w:r>
-        <w:t>.</w:t>
-      </w:r>
-      <w:r>
-        <w:t>1`</w:t>
-      </w:r>
       <w:r>
         <w:t>AS91</w:t>
       </w:r>
@@ -1248,6 +1242,9 @@
               <w:t xml:space="preserve"> </w:t>
             </w:r>
             <w:r>
+              <w:rPr>
+                <w:noProof/>
+              </w:rPr>
               <w:drawing>
                 <wp:inline distT="0" distB="0" distL="0" distR="0" wp14:anchorId="4BF525B8" wp14:editId="16B4E2A2">
                   <wp:extent cx="2922714" cy="1035050"/>
@@ -1810,7 +1807,7 @@
                 <w:noProof/>
               </w:rPr>
               <w:drawing>
-                <wp:inline distT="0" distB="0" distL="0" distR="0" wp14:anchorId="7E2C4685" wp14:editId="0599876F">
+                <wp:inline distT="0" distB="0" distL="0" distR="0" wp14:anchorId="7E2C4685" wp14:editId="72C6F700">
                   <wp:extent cx="1821977" cy="1290920"/>
                   <wp:effectExtent l="0" t="0" r="6985" b="5080"/>
                   <wp:docPr id="1979711140" name="Picture 2" descr="Three-shoe Centrifugal Clutch | Download Scientific Diagram"/>
@@ -1876,7 +1873,7 @@
                 <w:noProof/>
               </w:rPr>
               <w:drawing>
-                <wp:inline distT="0" distB="0" distL="0" distR="0" wp14:anchorId="5BB0BD07" wp14:editId="062CF401">
+                <wp:inline distT="0" distB="0" distL="0" distR="0" wp14:anchorId="5BB0BD07" wp14:editId="60067518">
                   <wp:extent cx="1610866" cy="1289846"/>
                   <wp:effectExtent l="0" t="0" r="8890" b="5715"/>
                   <wp:docPr id="684550270" name="Picture 3" descr="All about one way clutch bearing"/>
@@ -2362,7 +2359,7 @@
                 <w:noProof/>
               </w:rPr>
               <w:drawing>
-                <wp:inline distT="0" distB="0" distL="0" distR="0" wp14:anchorId="474EC1BA" wp14:editId="70018A8B">
+                <wp:inline distT="0" distB="0" distL="0" distR="0" wp14:anchorId="474EC1BA" wp14:editId="4F6E92E7">
                   <wp:extent cx="1685499" cy="1685499"/>
                   <wp:effectExtent l="0" t="0" r="0" b="0"/>
                   <wp:docPr id="1564520554" name="Picture 7" descr="Dot Matrix White on Blue LCD 16x2 Character"/>
@@ -5917,6 +5914,15 @@
 </file>
 
 <file path=customXml/item1.xml><?xml version="1.0" encoding="utf-8"?>
+<?mso-contentType ?>
+<FormTemplates xmlns="http://schemas.microsoft.com/sharepoint/v3/contenttype/forms">
+  <Display>DocumentLibraryForm</Display>
+  <Edit>DocumentLibraryForm</Edit>
+  <New>DocumentLibraryForm</New>
+</FormTemplates>
+</file>
+
+<file path=customXml/item2.xml><?xml version="1.0" encoding="utf-8"?>
 <ct:contentTypeSchema xmlns:ct="http://schemas.microsoft.com/office/2006/metadata/contentType" xmlns:ma="http://schemas.microsoft.com/office/2006/metadata/properties/metaAttributes" ct:_="" ma:_="" ma:contentTypeName="Document" ma:contentTypeID="0x010100B404DBCFBC02B04D838E297E7AC49BEC" ma:contentTypeVersion="29" ma:contentTypeDescription="Create a new document." ma:contentTypeScope="" ma:versionID="00b475807ba7603a210177ce3d310360">
   <xsd:schema xmlns:xsd="http://www.w3.org/2001/XMLSchema" xmlns:xs="http://www.w3.org/2001/XMLSchema" xmlns:p="http://schemas.microsoft.com/office/2006/metadata/properties" xmlns:ns3="8e8bdfa1-897e-455b-96e1-da9724e984b4" xmlns:ns4="0bf4e652-3194-4289-a587-4a2abc6573c1" targetNamespace="http://schemas.microsoft.com/office/2006/metadata/properties" ma:root="true" ma:fieldsID="41c2c417b58d7032c1f2cfab3b2ec764" ns3:_="" ns4:_="">
     <xsd:import namespace="8e8bdfa1-897e-455b-96e1-da9724e984b4"/>
@@ -6297,20 +6303,7 @@
 </ct:contentTypeSchema>
 </file>
 
-<file path=customXml/item2.xml><?xml version="1.0" encoding="utf-8"?>
-<?mso-contentType ?>
-<FormTemplates xmlns="http://schemas.microsoft.com/sharepoint/v3/contenttype/forms">
-  <Display>DocumentLibraryForm</Display>
-  <Edit>DocumentLibraryForm</Edit>
-  <New>DocumentLibraryForm</New>
-</FormTemplates>
-</file>
-
 <file path=customXml/item3.xml><?xml version="1.0" encoding="utf-8"?>
-<b:Sources xmlns:b="http://schemas.openxmlformats.org/officeDocument/2006/bibliography" xmlns="http://schemas.openxmlformats.org/officeDocument/2006/bibliography" SelectedStyle="\APASixthEditionOfficeOnline.xsl" StyleName="APA" Version="6"/>
-</file>
-
-<file path=customXml/item4.xml><?xml version="1.0" encoding="utf-8"?>
 <p:properties xmlns:p="http://schemas.microsoft.com/office/2006/metadata/properties" xmlns:xsi="http://www.w3.org/2001/XMLSchema-instance" xmlns:pc="http://schemas.microsoft.com/office/infopath/2007/PartnerControls">
   <documentManagement>
     <FolderType xmlns="8e8bdfa1-897e-455b-96e1-da9724e984b4" xsi:nil="true"/>
@@ -6359,7 +6352,19 @@
 </p:properties>
 </file>
 
+<file path=customXml/item4.xml><?xml version="1.0" encoding="utf-8"?>
+<b:Sources xmlns:b="http://schemas.openxmlformats.org/officeDocument/2006/bibliography" xmlns="http://schemas.openxmlformats.org/officeDocument/2006/bibliography" SelectedStyle="\APASixthEditionOfficeOnline.xsl" StyleName="APA" Version="6"/>
+</file>
+
 <file path=customXml/itemProps1.xml><?xml version="1.0" encoding="utf-8"?>
+<ds:datastoreItem xmlns:ds="http://schemas.openxmlformats.org/officeDocument/2006/customXml" ds:itemID="{192A387B-6998-40B4-BA18-B536273BFB3D}">
+  <ds:schemaRefs>
+    <ds:schemaRef ds:uri="http://schemas.microsoft.com/sharepoint/v3/contenttype/forms"/>
+  </ds:schemaRefs>
+</ds:datastoreItem>
+</file>
+
+<file path=customXml/itemProps2.xml><?xml version="1.0" encoding="utf-8"?>
 <ds:datastoreItem xmlns:ds="http://schemas.openxmlformats.org/officeDocument/2006/customXml" ds:itemID="{3C5C1F59-64A0-4772-B91D-4079A66CA574}">
   <ds:schemaRefs>
     <ds:schemaRef ds:uri="http://schemas.microsoft.com/office/2006/metadata/contentType"/>
@@ -6378,23 +6383,7 @@
 </ds:datastoreItem>
 </file>
 
-<file path=customXml/itemProps2.xml><?xml version="1.0" encoding="utf-8"?>
-<ds:datastoreItem xmlns:ds="http://schemas.openxmlformats.org/officeDocument/2006/customXml" ds:itemID="{192A387B-6998-40B4-BA18-B536273BFB3D}">
-  <ds:schemaRefs>
-    <ds:schemaRef ds:uri="http://schemas.microsoft.com/sharepoint/v3/contenttype/forms"/>
-  </ds:schemaRefs>
-</ds:datastoreItem>
-</file>
-
 <file path=customXml/itemProps3.xml><?xml version="1.0" encoding="utf-8"?>
-<ds:datastoreItem xmlns:ds="http://schemas.openxmlformats.org/officeDocument/2006/customXml" ds:itemID="{E3F01FBF-D99E-480B-B558-73E1E1525F94}">
-  <ds:schemaRefs>
-    <ds:schemaRef ds:uri="http://schemas.openxmlformats.org/officeDocument/2006/bibliography"/>
-  </ds:schemaRefs>
-</ds:datastoreItem>
-</file>
-
-<file path=customXml/itemProps4.xml><?xml version="1.0" encoding="utf-8"?>
 <ds:datastoreItem xmlns:ds="http://schemas.openxmlformats.org/officeDocument/2006/customXml" ds:itemID="{69D82E26-D04D-4830-A7BF-C9806F1C26F2}">
   <ds:schemaRefs>
     <ds:schemaRef ds:uri="http://schemas.microsoft.com/office/2006/metadata/properties"/>
@@ -6402,4 +6391,12 @@
     <ds:schemaRef ds:uri="8e8bdfa1-897e-455b-96e1-da9724e984b4"/>
   </ds:schemaRefs>
 </ds:datastoreItem>
+</file>
+
+<file path=customXml/itemProps4.xml><?xml version="1.0" encoding="utf-8"?>
+<ds:datastoreItem xmlns:ds="http://schemas.openxmlformats.org/officeDocument/2006/customXml" ds:itemID="{E3F01FBF-D99E-480B-B558-73E1E1525F94}">
+  <ds:schemaRefs>
+    <ds:schemaRef ds:uri="http://schemas.openxmlformats.org/officeDocument/2006/bibliography"/>
+  </ds:schemaRefs>
+</ds:datastoreItem>
 </file>
--- a/13 DI Heinrich Venter develop an outcome.docx
+++ b/13 DI Heinrich Venter develop an outcome.docx
@@ -1,6 +1,6 @@
 
 <file path=word/document.xml><?xml version="1.0" encoding="utf-8"?>
-<w:document xmlns:wpc="http://schemas.microsoft.com/office/word/2010/wordprocessingCanvas" xmlns:cx="http://schemas.microsoft.com/office/drawing/2014/chartex" xmlns:cx1="http://schemas.microsoft.com/office/drawing/2015/9/8/chartex" xmlns:cx2="http://schemas.microsoft.com/office/drawing/2015/10/21/chartex" xmlns:cx3="http://schemas.microsoft.com/office/drawing/2016/5/9/chartex" xmlns:cx4="http://schemas.microsoft.com/office/drawing/2016/5/10/chartex" xmlns:cx5="http://schemas.microsoft.com/office/drawing/2016/5/11/chartex" xmlns:cx6="http://schemas.microsoft.com/office/drawing/2016/5/12/chartex" xmlns:cx7="http://schemas.microsoft.com/office/drawing/2016/5/13/chartex" xmlns:cx8="http://schemas.microsoft.com/office/drawing/2016/5/14/chartex" xmlns:mc="http://schemas.openxmlformats.org/markup-compatibility/2006" xmlns:aink="http://schemas.microsoft.com/office/drawing/2016/ink" xmlns:am3d="http://schemas.microsoft.com/office/drawing/2017/model3d" xmlns:o="urn:schemas-microsoft-com:office:office" xmlns:oel="http://schemas.microsoft.com/office/2019/extlst" xmlns:r="http://schemas.openxmlformats.org/officeDocument/2006/relationships" xmlns:m="http://schemas.openxmlformats.org/officeDocument/2006/math" xmlns:v="urn:schemas-microsoft-com:vml" xmlns:wp14="http://schemas.microsoft.com/office/word/2010/wordprocessingDrawing" xmlns:wp="http://schemas.openxmlformats.org/drawingml/2006/wordprocessingDrawing" xmlns:w10="urn:schemas-microsoft-com:office:word" xmlns:w="http://schemas.openxmlformats.org/wordprocessingml/2006/main" xmlns:w14="http://schemas.microsoft.com/office/word/2010/wordml" xmlns:w15="http://schemas.microsoft.com/office/word/2012/wordml" xmlns:w16cex="http://schemas.microsoft.com/office/word/2018/wordml/cex" xmlns:w16cid="http://schemas.microsoft.com/office/word/2016/wordml/cid" xmlns:w16="http://schemas.microsoft.com/office/word/2018/wordml" xmlns:w16du="http://schemas.microsoft.com/office/word/2023/wordml/word16du" xmlns:w16sdtdh="http://schemas.microsoft.com/office/word/2020/wordml/sdtdatahash" xmlns:w16sdtfl="http://schemas.microsoft.com/office/word/2024/wordml/sdtformatlock" xmlns:w16se="http://schemas.microsoft.com/office/word/2015/wordml/symex" xmlns:wpg="http://schemas.microsoft.com/office/word/2010/wordprocessingGroup" xmlns:wpi="http://schemas.microsoft.com/office/word/2010/wordprocessingInk" xmlns:wne="http://schemas.microsoft.com/office/word/2006/wordml" xmlns:wps="http://schemas.microsoft.com/office/word/2010/wordprocessingShape" mc:Ignorable="w14 w15 w16se w16cid w16 w16cex w16sdtdh w16sdtfl w16du wp14">
+<w:document xmlns:wpc="http://schemas.microsoft.com/office/word/2010/wordprocessingCanvas" xmlns:cx="http://schemas.microsoft.com/office/drawing/2014/chartex" xmlns:cx1="http://schemas.microsoft.com/office/drawing/2015/9/8/chartex" xmlns:cx2="http://schemas.microsoft.com/office/drawing/2015/10/21/chartex" xmlns:cx3="http://schemas.microsoft.com/office/drawing/2016/5/9/chartex" xmlns:cx4="http://schemas.microsoft.com/office/drawing/2016/5/10/chartex" xmlns:cx5="http://schemas.microsoft.com/office/drawing/2016/5/11/chartex" xmlns:cx6="http://schemas.microsoft.com/office/drawing/2016/5/12/chartex" xmlns:cx7="http://schemas.microsoft.com/office/drawing/2016/5/13/chartex" xmlns:cx8="http://schemas.microsoft.com/office/drawing/2016/5/14/chartex" xmlns:mc="http://schemas.openxmlformats.org/markup-compatibility/2006" xmlns:aink="http://schemas.microsoft.com/office/drawing/2016/ink" xmlns:am3d="http://schemas.microsoft.com/office/drawing/2017/model3d" xmlns:o="urn:schemas-microsoft-com:office:office" xmlns:oel="http://schemas.microsoft.com/office/2019/extlst" xmlns:r="http://schemas.openxmlformats.org/officeDocument/2006/relationships" xmlns:m="http://schemas.openxmlformats.org/officeDocument/2006/math" xmlns:v="urn:schemas-microsoft-com:vml" xmlns:wp14="http://schemas.microsoft.com/office/word/2010/wordprocessingDrawing" xmlns:wp="http://schemas.openxmlformats.org/drawingml/2006/wordprocessingDrawing" xmlns:w10="urn:schemas-microsoft-com:office:word" xmlns:w="http://schemas.openxmlformats.org/wordprocessingml/2006/main" xmlns:w14="http://schemas.microsoft.com/office/word/2010/wordml" xmlns:w15="http://schemas.microsoft.com/office/word/2012/wordml" xmlns:w16cei="http://schemas.microsoft.com/office/word/2026/wordml/cei" xmlns:w16cex="http://schemas.microsoft.com/office/word/2018/wordml/cex" xmlns:w16cid="http://schemas.microsoft.com/office/word/2016/wordml/cid" xmlns:w16="http://schemas.microsoft.com/office/word/2018/wordml" xmlns:w16du="http://schemas.microsoft.com/office/word/2023/wordml/word16du" xmlns:w16sdtdh="http://schemas.microsoft.com/office/word/2020/wordml/sdtdatahash" xmlns:w16sdtfl="http://schemas.microsoft.com/office/word/2024/wordml/sdtformatlock" xmlns:w16se="http://schemas.microsoft.com/office/word/2015/wordml/symex" xmlns:wpg="http://schemas.microsoft.com/office/word/2010/wordprocessingGroup" xmlns:wpi="http://schemas.microsoft.com/office/word/2010/wordprocessingInk" xmlns:wne="http://schemas.microsoft.com/office/word/2006/wordml" xmlns:wps="http://schemas.microsoft.com/office/word/2010/wordprocessingShape" mc:Ignorable="w14 w15 w16se w16cid w16 w16cex w16sdtdh w16sdtfl w16du wp14">
   <w:body>
     <w:p>
       <w:pPr>
@@ -1807,7 +1807,7 @@
                 <w:noProof/>
               </w:rPr>
               <w:drawing>
-                <wp:inline distT="0" distB="0" distL="0" distR="0" wp14:anchorId="7E2C4685" wp14:editId="72C6F700">
+                <wp:inline distT="0" distB="0" distL="0" distR="0" wp14:anchorId="7E2C4685" wp14:editId="6D080A34">
                   <wp:extent cx="1821977" cy="1290920"/>
                   <wp:effectExtent l="0" t="0" r="6985" b="5080"/>
                   <wp:docPr id="1979711140" name="Picture 2" descr="Three-shoe Centrifugal Clutch | Download Scientific Diagram"/>
@@ -1873,7 +1873,7 @@
                 <w:noProof/>
               </w:rPr>
               <w:drawing>
-                <wp:inline distT="0" distB="0" distL="0" distR="0" wp14:anchorId="5BB0BD07" wp14:editId="60067518">
+                <wp:inline distT="0" distB="0" distL="0" distR="0" wp14:anchorId="5BB0BD07" wp14:editId="05E2E8C2">
                   <wp:extent cx="1610866" cy="1289846"/>
                   <wp:effectExtent l="0" t="0" r="8890" b="5715"/>
                   <wp:docPr id="684550270" name="Picture 3" descr="All about one way clutch bearing"/>
@@ -2359,7 +2359,7 @@
                 <w:noProof/>
               </w:rPr>
               <w:drawing>
-                <wp:inline distT="0" distB="0" distL="0" distR="0" wp14:anchorId="474EC1BA" wp14:editId="4F6E92E7">
+                <wp:inline distT="0" distB="0" distL="0" distR="0" wp14:anchorId="474EC1BA" wp14:editId="7AE6DE16">
                   <wp:extent cx="1685499" cy="1685499"/>
                   <wp:effectExtent l="0" t="0" r="0" b="0"/>
                   <wp:docPr id="1564520554" name="Picture 7" descr="Dot Matrix White on Blue LCD 16x2 Character"/>
@@ -4500,14 +4500,67 @@
       <w:pPr>
         <w:shd w:val="clear" w:color="auto" w:fill="FFF2CC" w:themeFill="accent4" w:themeFillTint="33"/>
       </w:pPr>
+      <w:r>
+        <w:t>Testing and trialling was a big part of developing my final outcome because a lot of the problems were only found once the system was actually being used on the bike. One of the biggest problems we found was with the electromagnetic clutch. When testing the clutch, it worked normally while powered, but when it was switched off, the electromagnet released a large voltage back into the system. We measured this voltage and found that the spike was much higher than what the Arduino and other electronics could handle. This voltage travelled back through the circuit and ended up damaging and frying parts of the electronics. From this testing, I found that the clutch needed its own protection, so I added a Schottky diode across the clutch coil and a PPTC to add extra protection to the circuit. After testing the clutch again, the voltage spike was controlled and the electronics were no longer being damaged.</w:t>
+      </w:r>
     </w:p>
     <w:p>
       <w:pPr>
         <w:shd w:val="clear" w:color="auto" w:fill="FFF2CC" w:themeFill="accent4" w:themeFillTint="33"/>
       </w:pPr>
       <w:r>
-        <w:t>Write a paragraph explaining how information from testing and trialling helped develop the outcome</w:t>
-      </w:r>
+        <w:t xml:space="preserve">Testing the Arduino UNO R4 and throttle also showed some problems. When the 800 W motor was running, the high current being drawn by the motor created electrical noise and voltage fluctuations in the system. This caused the Hall sensor used for the throttle to give unstable readings, which </w:t>
+      </w:r>
+      <w:r>
+        <w:lastRenderedPageBreak/>
+        <w:t xml:space="preserve">could make the motor response inconsistent. I added 0.1 </w:t>
+      </w:r>
+      <w:r>
+        <w:t>u</w:t>
+      </w:r>
+      <w:r>
+        <w:t>F capacitors to the sensor signal and other sensitive circuits to help filter out the electrical noise. After testing this again, the throttle readings became much more stable and the motor responded more consistently to the throttle input. I also improved the throttle mapping in the Arduino so the throttle could be adjusted and calibrated rather than relying on one fixed range.</w:t>
+      </w:r>
+    </w:p>
+    <w:p>
+      <w:pPr>
+        <w:shd w:val="clear" w:color="auto" w:fill="FFF2CC" w:themeFill="accent4" w:themeFillTint="33"/>
+      </w:pPr>
+      <w:r>
+        <w:t xml:space="preserve">The Hall sensors used for measuring the motor RPM, driveshaft RPM and speed also had issues during early testing. Electrical interference from the motor caused false triggers, which gave incorrect RPM and speed readings. Adding the 0.1 </w:t>
+      </w:r>
+      <w:r>
+        <w:t>u</w:t>
+      </w:r>
+      <w:r>
+        <w:t>F capacitors helped smooth the signals and stopped the false triggers. I also planned for shielded and twisted-pair wiring to further reduce interference. This improved the accuracy and reliability of the speed and RPM information shown on the dashboard and OLED.</w:t>
+      </w:r>
+    </w:p>
+    <w:p>
+      <w:pPr>
+        <w:shd w:val="clear" w:color="auto" w:fill="FFF2CC" w:themeFill="accent4" w:themeFillTint="33"/>
+      </w:pPr>
+      <w:r>
+        <w:t>The battery voltage sensing circuit was also tested because the Arduino could not safely measure the full 36 V battery voltage directly. I used a resistor voltage divider to reduce the battery voltage to a safe level for the Arduino analogue input. Testing the circuit allowed me to check that the voltage being measured by the Arduino matched the actual battery voltage closely enough to be useful. This was then used in the dashboard to estimate the battery level and show when the battery was getting low. Protection was also added around the battery sensing and Arduino power circuits using PPTCs and other components so that a fault was less likely to damage the Arduino.</w:t>
+      </w:r>
+    </w:p>
+    <w:p>
+      <w:pPr>
+        <w:shd w:val="clear" w:color="auto" w:fill="FFF2CC" w:themeFill="accent4" w:themeFillTint="33"/>
+      </w:pPr>
+      <w:r>
+        <w:t>Overall, testing and trialling helped me find problems that I would not have noticed just from designing the system on paper. Each problem gave me information that I could use to change the design. The final outcome was improved through changes such as the clutch voltage protection, PPTCs, throttle filtering and mapping, Hall sensor filtering and battery voltage sensing. This made the digital system more reliable, protected the Arduino and other components, and made the information and controls more consistent when the bike was being operated.</w:t>
+      </w:r>
+    </w:p>
+    <w:p>
+      <w:pPr>
+        <w:shd w:val="clear" w:color="auto" w:fill="FFF2CC" w:themeFill="accent4" w:themeFillTint="33"/>
+      </w:pPr>
+    </w:p>
+    <w:p>
+      <w:pPr>
+        <w:shd w:val="clear" w:color="auto" w:fill="FFF2CC" w:themeFill="accent4" w:themeFillTint="33"/>
+      </w:pPr>
     </w:p>
     <w:p/>
     <w:p/>
@@ -4552,6 +4605,133 @@
       </w:pPr>
       <w:r>
         <w:t xml:space="preserve">synthesising information gained from the planning, testing and trialling of components  </w:t>
+      </w:r>
+    </w:p>
+    <w:p>
+      <w:pPr>
+        <w:shd w:val="clear" w:color="auto" w:fill="A8D08D" w:themeFill="accent6" w:themeFillTint="99"/>
+      </w:pPr>
+    </w:p>
+    <w:p>
+      <w:pPr>
+        <w:shd w:val="clear" w:color="auto" w:fill="A8D08D" w:themeFill="accent6" w:themeFillTint="99"/>
+        <w:rPr>
+          <w:b/>
+          <w:bCs/>
+        </w:rPr>
+      </w:pPr>
+      <w:r>
+        <w:rPr>
+          <w:b/>
+          <w:bCs/>
+        </w:rPr>
+        <w:t>Paragraph 1 – Planning</w:t>
+      </w:r>
+    </w:p>
+    <w:p>
+      <w:pPr>
+        <w:shd w:val="clear" w:color="auto" w:fill="A8D08D" w:themeFill="accent6" w:themeFillTint="99"/>
+      </w:pPr>
+      <w:r>
+        <w:t xml:space="preserve">When planning my outcome, I first looked at what the system needed to be able to do and how all the different parts would work together. I decided to use the Arduino UNO R4 as the main controller because it could take the different sensor inputs and control the outputs needed for the bike. I planned for it to read the throttle and clutch Hall sensors, measure the motor and driveshaft RPM, monitor the battery voltage and control the electromagnetic clutch. I also planned to have an OLED </w:t>
+      </w:r>
+      <w:r>
+        <w:lastRenderedPageBreak/>
+        <w:t>and a larger GUI dashboard so information such as throttle position, speed, RPM and battery level could be viewed while the bike was running. I also planned protection for the electronics because the bike was using a 36 V battery and an 800 W motor. This planning gave me a basic structure for how the digital system would work and what components I needed to connect together.</w:t>
+      </w:r>
+    </w:p>
+    <w:p>
+      <w:pPr>
+        <w:shd w:val="clear" w:color="auto" w:fill="A8D08D" w:themeFill="accent6" w:themeFillTint="99"/>
+        <w:rPr>
+          <w:b/>
+          <w:bCs/>
+        </w:rPr>
+      </w:pPr>
+      <w:r>
+        <w:rPr>
+          <w:b/>
+          <w:bCs/>
+        </w:rPr>
+        <w:t>Paragraph 2 – Testing</w:t>
+      </w:r>
+    </w:p>
+    <w:p>
+      <w:pPr>
+        <w:shd w:val="clear" w:color="auto" w:fill="A8D08D" w:themeFill="accent6" w:themeFillTint="99"/>
+      </w:pPr>
+      <w:r>
+        <w:t>Testing showed me that some parts of my original plan did not work as well as I expected. When the Arduino and 800 W motor were tested together, the motor created electrical noise and voltage fluctuations which affected the Hall sensors. The throttle readings could become unstable and the RPM sensors sometimes gave false readings. I also tested the battery voltage sensing to make sure the 36 V battery could be safely measured by the Arduino. One of the biggest problems was found when testing the electromagnetic clutch. When the electromagnet was switched off, it released a large voltage back into the system. We measured this voltage and found that it was high enough to damage and eventually fry parts of the electronics. These tests showed that the original circuits needed more filtering and protection before they could be used reliably on the bike.</w:t>
+      </w:r>
+    </w:p>
+    <w:p>
+      <w:pPr>
+        <w:shd w:val="clear" w:color="auto" w:fill="A8D08D" w:themeFill="accent6" w:themeFillTint="99"/>
+        <w:rPr>
+          <w:b/>
+          <w:bCs/>
+        </w:rPr>
+      </w:pPr>
+      <w:r>
+        <w:rPr>
+          <w:b/>
+          <w:bCs/>
+        </w:rPr>
+        <w:t>Paragraph 3 – Trialling</w:t>
+      </w:r>
+    </w:p>
+    <w:p>
+      <w:pPr>
+        <w:shd w:val="clear" w:color="auto" w:fill="A8D08D" w:themeFill="accent6" w:themeFillTint="99"/>
+      </w:pPr>
+      <w:r>
+        <w:t>After finding these problems, I trialled different changes to see what actually improved the system. I added 0.1 µF capacitors to the Hall sensor and signal circuits to reduce the electrical noise. After testing them again, the throttle, speed and RPM readings were much more stable and the false triggers were reduced. I also added a Schottky diode across the electromagnetic clutch and a PPTC to give the circuit more protection from the voltage released when the electromagnet switched off. The clutch could then be operated without damaging the other electronics.</w:t>
+      </w:r>
+    </w:p>
+    <w:p>
+      <w:pPr>
+        <w:shd w:val="clear" w:color="auto" w:fill="A8D08D" w:themeFill="accent6" w:themeFillTint="99"/>
+      </w:pPr>
+      <w:r>
+        <w:t>Another important part of trialling was the GUI. Instead of having the throttle mapping fixed in the Arduino code, I made the GUI allow the throttle minimum and maximum values to be changed. This meant I could test the throttle on the actual bike and adjust the mapping if the throttle was not responding correctly. I also added settings for things such as the clutch threshold. This made the system easier to calibrate because I did not have to keep changing the Arduino code every time I wanted to adjust the throttle response. Trialling the GUI and the physical throttle together helped me get a more consistent response from the motor and made the final system more adjustable.</w:t>
+      </w:r>
+    </w:p>
+    <w:p>
+      <w:pPr>
+        <w:shd w:val="clear" w:color="auto" w:fill="A8D08D" w:themeFill="accent6" w:themeFillTint="99"/>
+        <w:rPr>
+          <w:b/>
+          <w:bCs/>
+        </w:rPr>
+      </w:pPr>
+      <w:r>
+        <w:rPr>
+          <w:b/>
+          <w:bCs/>
+        </w:rPr>
+        <w:t>Paragraph 4 – Combining the Synthesis Conclusions</w:t>
+      </w:r>
+    </w:p>
+    <w:p>
+      <w:pPr>
+        <w:shd w:val="clear" w:color="auto" w:fill="A8D08D" w:themeFill="accent6" w:themeFillTint="99"/>
+      </w:pPr>
+      <w:r>
+        <w:t>Looking at the planning, testing and trialling together shows how the final outcome developed over time. The planning gave me the basic idea of what the system needed to do, while testing showed me where the original design had problems. Trialling then allowed me to make changes and see if they actually fixed those problems. For example, I planned to use Hall sensors for the throttle and RPM, but testing showed that electrical noise was affecting them. This led to adding capacitors and improving the filtering. The clutch was also planned to be controlled electronically, but testing showed that the electromagnet was sending a damaging voltage back into the system. This led to adding the diode and PPTC. The GUI was then used to make the throttle system easier to adjust after trialling it on the bike. This shows that information from each stage was used to improve the next stage instead of just following the original plan.</w:t>
+      </w:r>
+    </w:p>
+    <w:p>
+      <w:pPr>
+        <w:shd w:val="clear" w:color="auto" w:fill="A8D08D" w:themeFill="accent6" w:themeFillTint="99"/>
+      </w:pPr>
+    </w:p>
+    <w:p>
+      <w:pPr>
+        <w:pStyle w:val="Heading2"/>
+        <w:shd w:val="clear" w:color="auto" w:fill="A8D08D" w:themeFill="accent6" w:themeFillTint="99"/>
+      </w:pPr>
+      <w:r>
+        <w:t>Discussion of this information</w:t>
       </w:r>
     </w:p>
     <w:p>
@@ -4572,201 +4752,7 @@
           <w:color w:val="EE0000"/>
           <w:lang w:val="en-US"/>
         </w:rPr>
-        <w:t>Paragraph 1</w:t>
-      </w:r>
-      <w:r>
-        <w:rPr>
-          <w:color w:val="EE0000"/>
-          <w:lang w:val="en-US"/>
-        </w:rPr>
-        <w:br/>
-        <w:t>Information X Y Z for planning</w:t>
-      </w:r>
-    </w:p>
-    <w:p>
-      <w:pPr>
-        <w:shd w:val="clear" w:color="auto" w:fill="A8D08D" w:themeFill="accent6" w:themeFillTint="99"/>
-        <w:rPr>
-          <w:color w:val="EE0000"/>
-          <w:lang w:val="en-US"/>
-        </w:rPr>
-      </w:pPr>
-      <w:r>
-        <w:rPr>
-          <w:color w:val="EE0000"/>
-          <w:lang w:val="en-US"/>
-        </w:rPr>
-        <w:t>Synthesis conclusion statement</w:t>
-      </w:r>
-    </w:p>
-    <w:p>
-      <w:pPr>
-        <w:shd w:val="clear" w:color="auto" w:fill="A8D08D" w:themeFill="accent6" w:themeFillTint="99"/>
-        <w:rPr>
-          <w:color w:val="EE0000"/>
-        </w:rPr>
-      </w:pPr>
-    </w:p>
-    <w:p>
-      <w:pPr>
-        <w:shd w:val="clear" w:color="auto" w:fill="A8D08D" w:themeFill="accent6" w:themeFillTint="99"/>
-        <w:rPr>
-          <w:color w:val="EE0000"/>
-          <w:lang w:val="en-US"/>
-        </w:rPr>
-      </w:pPr>
-      <w:r>
-        <w:rPr>
-          <w:color w:val="EE0000"/>
-          <w:lang w:val="en-US"/>
-        </w:rPr>
-        <w:t>Paragraph 2</w:t>
-      </w:r>
-      <w:r>
-        <w:rPr>
-          <w:color w:val="EE0000"/>
-          <w:lang w:val="en-US"/>
-        </w:rPr>
-        <w:br/>
-        <w:t>Information X Y Z for testing</w:t>
-      </w:r>
-    </w:p>
-    <w:p>
-      <w:pPr>
-        <w:shd w:val="clear" w:color="auto" w:fill="A8D08D" w:themeFill="accent6" w:themeFillTint="99"/>
-        <w:rPr>
-          <w:color w:val="EE0000"/>
-          <w:lang w:val="en-US"/>
-        </w:rPr>
-      </w:pPr>
-      <w:r>
-        <w:rPr>
-          <w:color w:val="EE0000"/>
-          <w:lang w:val="en-US"/>
-        </w:rPr>
-        <w:t>Synthesis conclusion statement</w:t>
-      </w:r>
-    </w:p>
-    <w:p>
-      <w:pPr>
-        <w:shd w:val="clear" w:color="auto" w:fill="A8D08D" w:themeFill="accent6" w:themeFillTint="99"/>
-        <w:rPr>
-          <w:color w:val="EE0000"/>
-        </w:rPr>
-      </w:pPr>
-    </w:p>
-    <w:p>
-      <w:pPr>
-        <w:shd w:val="clear" w:color="auto" w:fill="A8D08D" w:themeFill="accent6" w:themeFillTint="99"/>
-        <w:rPr>
-          <w:color w:val="EE0000"/>
-          <w:lang w:val="en-US"/>
-        </w:rPr>
-      </w:pPr>
-      <w:r>
-        <w:rPr>
-          <w:color w:val="EE0000"/>
-          <w:lang w:val="en-US"/>
-        </w:rPr>
-        <w:t>Paragraph 3</w:t>
-      </w:r>
-      <w:r>
-        <w:rPr>
-          <w:color w:val="EE0000"/>
-          <w:lang w:val="en-US"/>
-        </w:rPr>
-        <w:br/>
-        <w:t>Information X Y Z for trialling</w:t>
-      </w:r>
-    </w:p>
-    <w:p>
-      <w:pPr>
-        <w:shd w:val="clear" w:color="auto" w:fill="A8D08D" w:themeFill="accent6" w:themeFillTint="99"/>
-        <w:rPr>
-          <w:color w:val="EE0000"/>
-          <w:lang w:val="en-US"/>
-        </w:rPr>
-      </w:pPr>
-      <w:r>
-        <w:rPr>
-          <w:color w:val="EE0000"/>
-          <w:lang w:val="en-US"/>
-        </w:rPr>
-        <w:t>Synthesis conclusion statement</w:t>
-      </w:r>
-    </w:p>
-    <w:p>
-      <w:pPr>
-        <w:shd w:val="clear" w:color="auto" w:fill="A8D08D" w:themeFill="accent6" w:themeFillTint="99"/>
-        <w:rPr>
-          <w:color w:val="EE0000"/>
-        </w:rPr>
-      </w:pPr>
-    </w:p>
-    <w:p>
-      <w:pPr>
-        <w:shd w:val="clear" w:color="auto" w:fill="A8D08D" w:themeFill="accent6" w:themeFillTint="99"/>
-        <w:rPr>
-          <w:color w:val="EE0000"/>
-          <w:lang w:val="en-US"/>
-        </w:rPr>
-      </w:pPr>
-      <w:r>
-        <w:rPr>
-          <w:color w:val="EE0000"/>
-          <w:lang w:val="en-US"/>
-        </w:rPr>
-        <w:t xml:space="preserve">Paragraph 4 </w:t>
-      </w:r>
-    </w:p>
-    <w:p>
-      <w:pPr>
-        <w:shd w:val="clear" w:color="auto" w:fill="A8D08D" w:themeFill="accent6" w:themeFillTint="99"/>
-        <w:rPr>
-          <w:color w:val="EE0000"/>
-          <w:lang w:val="en-US"/>
-        </w:rPr>
-      </w:pPr>
-      <w:r>
-        <w:rPr>
-          <w:color w:val="EE0000"/>
-          <w:lang w:val="en-US"/>
-        </w:rPr>
-        <w:t>Combine Synthesis conclusions</w:t>
-      </w:r>
-    </w:p>
-    <w:p>
-      <w:pPr>
-        <w:shd w:val="clear" w:color="auto" w:fill="A8D08D" w:themeFill="accent6" w:themeFillTint="99"/>
-      </w:pPr>
-    </w:p>
-    <w:p>
-      <w:pPr>
-        <w:pStyle w:val="Heading2"/>
-        <w:shd w:val="clear" w:color="auto" w:fill="A8D08D" w:themeFill="accent6" w:themeFillTint="99"/>
-      </w:pPr>
-      <w:r>
-        <w:t>Discussion of this information</w:t>
-      </w:r>
-    </w:p>
-    <w:p>
-      <w:pPr>
-        <w:shd w:val="clear" w:color="auto" w:fill="A8D08D" w:themeFill="accent6" w:themeFillTint="99"/>
-      </w:pPr>
-    </w:p>
-    <w:p>
-      <w:pPr>
-        <w:shd w:val="clear" w:color="auto" w:fill="A8D08D" w:themeFill="accent6" w:themeFillTint="99"/>
-        <w:rPr>
-          <w:color w:val="EE0000"/>
-          <w:lang w:val="en-US"/>
-        </w:rPr>
-      </w:pPr>
-      <w:r>
-        <w:rPr>
-          <w:color w:val="EE0000"/>
-          <w:lang w:val="en-US"/>
-        </w:rPr>
+        <w:lastRenderedPageBreak/>
         <w:t>Paragraph 5/6</w:t>
       </w:r>
     </w:p>
@@ -4829,7 +4815,7 @@
 </file>
 
 <file path=word/numbering.xml><?xml version="1.0" encoding="utf-8"?>
-<w:numbering xmlns:wpc="http://schemas.microsoft.com/office/word/2010/wordprocessingCanvas" xmlns:cx="http://schemas.microsoft.com/office/drawing/2014/chartex" xmlns:cx1="http://schemas.microsoft.com/office/drawing/2015/9/8/chartex" xmlns:cx2="http://schemas.microsoft.com/office/drawing/2015/10/21/chartex" xmlns:cx3="http://schemas.microsoft.com/office/drawing/2016/5/9/chartex" xmlns:cx4="http://schemas.microsoft.com/office/drawing/2016/5/10/chartex" xmlns:cx5="http://schemas.microsoft.com/office/drawing/2016/5/11/chartex" xmlns:cx6="http://schemas.microsoft.com/office/drawing/2016/5/12/chartex" xmlns:cx7="http://schemas.microsoft.com/office/drawing/2016/5/13/chartex" xmlns:cx8="http://schemas.microsoft.com/office/drawing/2016/5/14/chartex" xmlns:mc="http://schemas.openxmlformats.org/markup-compatibility/2006" xmlns:aink="http://schemas.microsoft.com/office/drawing/2016/ink" xmlns:am3d="http://schemas.microsoft.com/office/drawing/2017/model3d" xmlns:o="urn:schemas-microsoft-com:office:office" xmlns:oel="http://schemas.microsoft.com/office/2019/extlst" xmlns:r="http://schemas.openxmlformats.org/officeDocument/2006/relationships" xmlns:m="http://schemas.openxmlformats.org/officeDocument/2006/math" xmlns:v="urn:schemas-microsoft-com:vml" xmlns:wp14="http://schemas.microsoft.com/office/word/2010/wordprocessingDrawing" xmlns:wp="http://schemas.openxmlformats.org/drawingml/2006/wordprocessingDrawing" xmlns:w10="urn:schemas-microsoft-com:office:word" xmlns:w="http://schemas.openxmlformats.org/wordprocessingml/2006/main" xmlns:w14="http://schemas.microsoft.com/office/word/2010/wordml" xmlns:w15="http://schemas.microsoft.com/office/word/2012/wordml" xmlns:w16cex="http://schemas.microsoft.com/office/word/2018/wordml/cex" xmlns:w16cid="http://schemas.microsoft.com/office/word/2016/wordml/cid" xmlns:w16="http://schemas.microsoft.com/office/word/2018/wordml" xmlns:w16du="http://schemas.microsoft.com/office/word/2023/wordml/word16du" xmlns:w16sdtdh="http://schemas.microsoft.com/office/word/2020/wordml/sdtdatahash" xmlns:w16sdtfl="http://schemas.microsoft.com/office/word/2024/wordml/sdtformatlock" xmlns:w16se="http://schemas.microsoft.com/office/word/2015/wordml/symex" xmlns:wpg="http://schemas.microsoft.com/office/word/2010/wordprocessingGroup" xmlns:wpi="http://schemas.microsoft.com/office/word/2010/wordprocessingInk" xmlns:wne="http://schemas.microsoft.com/office/word/2006/wordml" xmlns:wps="http://schemas.microsoft.com/office/word/2010/wordprocessingShape" mc:Ignorable="w14 w15 w16se w16cid w16 w16cex w16sdtdh w16sdtfl w16du wp14">
+<w:numbering xmlns:wpc="http://schemas.microsoft.com/office/word/2010/wordprocessingCanvas" xmlns:cx="http://schemas.microsoft.com/office/drawing/2014/chartex" xmlns:cx1="http://schemas.microsoft.com/office/drawing/2015/9/8/chartex" xmlns:cx2="http://schemas.microsoft.com/office/drawing/2015/10/21/chartex" xmlns:cx3="http://schemas.microsoft.com/office/drawing/2016/5/9/chartex" xmlns:cx4="http://schemas.microsoft.com/office/drawing/2016/5/10/chartex" xmlns:cx5="http://schemas.microsoft.com/office/drawing/2016/5/11/chartex" xmlns:cx6="http://schemas.microsoft.com/office/drawing/2016/5/12/chartex" xmlns:cx7="http://schemas.microsoft.com/office/drawing/2016/5/13/chartex" xmlns:cx8="http://schemas.microsoft.com/office/drawing/2016/5/14/chartex" xmlns:mc="http://schemas.openxmlformats.org/markup-compatibility/2006" xmlns:aink="http://schemas.microsoft.com/office/drawing/2016/ink" xmlns:am3d="http://schemas.microsoft.com/office/drawing/2017/model3d" xmlns:o="urn:schemas-microsoft-com:office:office" xmlns:oel="http://schemas.microsoft.com/office/2019/extlst" xmlns:r="http://schemas.openxmlformats.org/officeDocument/2006/relationships" xmlns:m="http://schemas.openxmlformats.org/officeDocument/2006/math" xmlns:v="urn:schemas-microsoft-com:vml" xmlns:wp14="http://schemas.microsoft.com/office/word/2010/wordprocessingDrawing" xmlns:wp="http://schemas.openxmlformats.org/drawingml/2006/wordprocessingDrawing" xmlns:w10="urn:schemas-microsoft-com:office:word" xmlns:w="http://schemas.openxmlformats.org/wordprocessingml/2006/main" xmlns:w14="http://schemas.microsoft.com/office/word/2010/wordml" xmlns:w15="http://schemas.microsoft.com/office/word/2012/wordml" xmlns:w16cei="http://schemas.microsoft.com/office/word/2026/wordml/cei" xmlns:w16cex="http://schemas.microsoft.com/office/word/2018/wordml/cex" xmlns:w16cid="http://schemas.microsoft.com/office/word/2016/wordml/cid" xmlns:w16="http://schemas.microsoft.com/office/word/2018/wordml" xmlns:w16du="http://schemas.microsoft.com/office/word/2023/wordml/word16du" xmlns:w16sdtdh="http://schemas.microsoft.com/office/word/2020/wordml/sdtdatahash" xmlns:w16sdtfl="http://schemas.microsoft.com/office/word/2024/wordml/sdtformatlock" xmlns:w16se="http://schemas.microsoft.com/office/word/2015/wordml/symex" xmlns:wpg="http://schemas.microsoft.com/office/word/2010/wordprocessingGroup" xmlns:wpi="http://schemas.microsoft.com/office/word/2010/wordprocessingInk" xmlns:wne="http://schemas.microsoft.com/office/word/2006/wordml" xmlns:wps="http://schemas.microsoft.com/office/word/2010/wordprocessingShape" mc:Ignorable="w14 w15 w16se w16cid w16 w16cex w16sdtdh w16sdtfl w16du wp14">
   <w:abstractNum w:abstractNumId="0" w15:restartNumberingAfterBreak="0">
     <w:nsid w:val="3BBA14AE"/>
     <w:multiLevelType w:val="hybridMultilevel"/>
@@ -5416,7 +5402,6 @@
   <w:style w:type="character" w:default="1" w:styleId="DefaultParagraphFont">
     <w:name w:val="Default Paragraph Font"/>
     <w:uiPriority w:val="1"/>
-    <w:semiHidden/>
     <w:unhideWhenUsed/>
   </w:style>
   <w:style w:type="table" w:default="1" w:styleId="TableNormal">
@@ -5914,15 +5899,6 @@
 </file>
 
 <file path=customXml/item1.xml><?xml version="1.0" encoding="utf-8"?>
-<?mso-contentType ?>
-<FormTemplates xmlns="http://schemas.microsoft.com/sharepoint/v3/contenttype/forms">
-  <Display>DocumentLibraryForm</Display>
-  <Edit>DocumentLibraryForm</Edit>
-  <New>DocumentLibraryForm</New>
-</FormTemplates>
-</file>
-
-<file path=customXml/item2.xml><?xml version="1.0" encoding="utf-8"?>
 <ct:contentTypeSchema xmlns:ct="http://schemas.microsoft.com/office/2006/metadata/contentType" xmlns:ma="http://schemas.microsoft.com/office/2006/metadata/properties/metaAttributes" ct:_="" ma:_="" ma:contentTypeName="Document" ma:contentTypeID="0x010100B404DBCFBC02B04D838E297E7AC49BEC" ma:contentTypeVersion="29" ma:contentTypeDescription="Create a new document." ma:contentTypeScope="" ma:versionID="00b475807ba7603a210177ce3d310360">
   <xsd:schema xmlns:xsd="http://www.w3.org/2001/XMLSchema" xmlns:xs="http://www.w3.org/2001/XMLSchema" xmlns:p="http://schemas.microsoft.com/office/2006/metadata/properties" xmlns:ns3="8e8bdfa1-897e-455b-96e1-da9724e984b4" xmlns:ns4="0bf4e652-3194-4289-a587-4a2abc6573c1" targetNamespace="http://schemas.microsoft.com/office/2006/metadata/properties" ma:root="true" ma:fieldsID="41c2c417b58d7032c1f2cfab3b2ec764" ns3:_="" ns4:_="">
     <xsd:import namespace="8e8bdfa1-897e-455b-96e1-da9724e984b4"/>
@@ -6303,7 +6279,20 @@
 </ct:contentTypeSchema>
 </file>
 
+<file path=customXml/item2.xml><?xml version="1.0" encoding="utf-8"?>
+<?mso-contentType ?>
+<FormTemplates xmlns="http://schemas.microsoft.com/sharepoint/v3/contenttype/forms">
+  <Display>DocumentLibraryForm</Display>
+  <Edit>DocumentLibraryForm</Edit>
+  <New>DocumentLibraryForm</New>
+</FormTemplates>
+</file>
+
 <file path=customXml/item3.xml><?xml version="1.0" encoding="utf-8"?>
+<b:Sources xmlns:b="http://schemas.openxmlformats.org/officeDocument/2006/bibliography" xmlns="http://schemas.openxmlformats.org/officeDocument/2006/bibliography" SelectedStyle="\APASixthEditionOfficeOnline.xsl" StyleName="APA" Version="6"/>
+</file>
+
+<file path=customXml/item4.xml><?xml version="1.0" encoding="utf-8"?>
 <p:properties xmlns:p="http://schemas.microsoft.com/office/2006/metadata/properties" xmlns:xsi="http://www.w3.org/2001/XMLSchema-instance" xmlns:pc="http://schemas.microsoft.com/office/infopath/2007/PartnerControls">
   <documentManagement>
     <FolderType xmlns="8e8bdfa1-897e-455b-96e1-da9724e984b4" xsi:nil="true"/>
@@ -6352,19 +6341,7 @@
 </p:properties>
 </file>
 
-<file path=customXml/item4.xml><?xml version="1.0" encoding="utf-8"?>
-<b:Sources xmlns:b="http://schemas.openxmlformats.org/officeDocument/2006/bibliography" xmlns="http://schemas.openxmlformats.org/officeDocument/2006/bibliography" SelectedStyle="\APASixthEditionOfficeOnline.xsl" StyleName="APA" Version="6"/>
-</file>
-
 <file path=customXml/itemProps1.xml><?xml version="1.0" encoding="utf-8"?>
-<ds:datastoreItem xmlns:ds="http://schemas.openxmlformats.org/officeDocument/2006/customXml" ds:itemID="{192A387B-6998-40B4-BA18-B536273BFB3D}">
-  <ds:schemaRefs>
-    <ds:schemaRef ds:uri="http://schemas.microsoft.com/sharepoint/v3/contenttype/forms"/>
-  </ds:schemaRefs>
-</ds:datastoreItem>
-</file>
-
-<file path=customXml/itemProps2.xml><?xml version="1.0" encoding="utf-8"?>
 <ds:datastoreItem xmlns:ds="http://schemas.openxmlformats.org/officeDocument/2006/customXml" ds:itemID="{3C5C1F59-64A0-4772-B91D-4079A66CA574}">
   <ds:schemaRefs>
     <ds:schemaRef ds:uri="http://schemas.microsoft.com/office/2006/metadata/contentType"/>
@@ -6383,7 +6360,23 @@
 </ds:datastoreItem>
 </file>
 
+<file path=customXml/itemProps2.xml><?xml version="1.0" encoding="utf-8"?>
+<ds:datastoreItem xmlns:ds="http://schemas.openxmlformats.org/officeDocument/2006/customXml" ds:itemID="{192A387B-6998-40B4-BA18-B536273BFB3D}">
+  <ds:schemaRefs>
+    <ds:schemaRef ds:uri="http://schemas.microsoft.com/sharepoint/v3/contenttype/forms"/>
+  </ds:schemaRefs>
+</ds:datastoreItem>
+</file>
+
 <file path=customXml/itemProps3.xml><?xml version="1.0" encoding="utf-8"?>
+<ds:datastoreItem xmlns:ds="http://schemas.openxmlformats.org/officeDocument/2006/customXml" ds:itemID="{E3F01FBF-D99E-480B-B558-73E1E1525F94}">
+  <ds:schemaRefs>
+    <ds:schemaRef ds:uri="http://schemas.openxmlformats.org/officeDocument/2006/bibliography"/>
+  </ds:schemaRefs>
+</ds:datastoreItem>
+</file>
+
+<file path=customXml/itemProps4.xml><?xml version="1.0" encoding="utf-8"?>
 <ds:datastoreItem xmlns:ds="http://schemas.openxmlformats.org/officeDocument/2006/customXml" ds:itemID="{69D82E26-D04D-4830-A7BF-C9806F1C26F2}">
   <ds:schemaRefs>
     <ds:schemaRef ds:uri="http://schemas.microsoft.com/office/2006/metadata/properties"/>
@@ -6391,12 +6384,4 @@
     <ds:schemaRef ds:uri="8e8bdfa1-897e-455b-96e1-da9724e984b4"/>
   </ds:schemaRefs>
 </ds:datastoreItem>
-</file>
-
-<file path=customXml/itemProps4.xml><?xml version="1.0" encoding="utf-8"?>
-<ds:datastoreItem xmlns:ds="http://schemas.openxmlformats.org/officeDocument/2006/customXml" ds:itemID="{E3F01FBF-D99E-480B-B558-73E1E1525F94}">
-  <ds:schemaRefs>
-    <ds:schemaRef ds:uri="http://schemas.openxmlformats.org/officeDocument/2006/bibliography"/>
-  </ds:schemaRefs>
-</ds:datastoreItem>
 </file>
--- a/13 DI Heinrich Venter develop an outcome.docx
+++ b/13 DI Heinrich Venter develop an outcome.docx
@@ -204,9 +204,11 @@
             <w:shd w:val="clear" w:color="auto" w:fill="FFCCCC"/>
           </w:tcPr>
           <w:p>
+            <w:proofErr w:type="spellStart"/>
             <w:r>
               <w:t>Accesability</w:t>
             </w:r>
+            <w:proofErr w:type="spellEnd"/>
           </w:p>
         </w:tc>
         <w:tc>
@@ -306,7 +308,27 @@
                       <w:szCs w:val="24"/>
                       <w:lang w:val="en-US"/>
                     </w:rPr>
-                    <w:t>Accessibility for the pitbike means the bike’s controls, indicators, and basic functions need to be understandable and manageable for a range of riders. This includes clear visual indicators, easy-to-reach switches, and controls that don’t require excessive strength.</w:t>
+                    <w:t xml:space="preserve">Accessibility for the </w:t>
+                  </w:r>
+                  <w:proofErr w:type="spellStart"/>
+                  <w:r>
+                    <w:rPr>
+                      <w:rFonts w:eastAsia="Times New Roman" w:cstheme="minorHAnsi"/>
+                      <w:sz w:val="24"/>
+                      <w:szCs w:val="24"/>
+                      <w:lang w:val="en-US"/>
+                    </w:rPr>
+                    <w:t>pitbike</w:t>
+                  </w:r>
+                  <w:proofErr w:type="spellEnd"/>
+                  <w:r>
+                    <w:rPr>
+                      <w:rFonts w:eastAsia="Times New Roman" w:cstheme="minorHAnsi"/>
+                      <w:sz w:val="24"/>
+                      <w:szCs w:val="24"/>
+                      <w:lang w:val="en-US"/>
+                    </w:rPr>
+                    <w:t xml:space="preserve"> means the bike’s controls, indicators, and basic functions need to be understandable and manageable for a range of riders. This includes clear visual indicators, easy-to-reach switches, and controls that don’t require excessive strength.</w:t>
                   </w:r>
                 </w:p>
               </w:tc>
@@ -357,7 +379,15 @@
           </w:tcPr>
           <w:p>
             <w:r>
-              <w:t>Usability relates to how easy it is to understand and use the pitbike’s hybrid systems, such as switching modes, checking battery levels, or starting the bike. The design needs to feel intuitive even for new riders.</w:t>
+              <w:t xml:space="preserve">Usability relates to how easy it is to understand and use the </w:t>
+            </w:r>
+            <w:proofErr w:type="spellStart"/>
+            <w:r>
+              <w:t>pitbike’s</w:t>
+            </w:r>
+            <w:proofErr w:type="spellEnd"/>
+            <w:r>
+              <w:t xml:space="preserve"> hybrid systems, such as switching modes, checking battery levels, or starting the bike. The design needs to feel intuitive even for new riders.</w:t>
             </w:r>
           </w:p>
         </w:tc>
@@ -368,7 +398,15 @@
           </w:tcPr>
           <w:p>
             <w:r>
-              <w:t>It matters because if the interface is confusing, the rider could misuse the bike or struggle during operation. I will address this by keeping the hybrid controls simple, limiting unnecessary switches, and providing a logical layout similar to standard pitbikes so it feels familiar.</w:t>
+              <w:t xml:space="preserve">It matters because if the interface is confusing, the rider could misuse the bike or struggle during operation. I will address this by keeping the hybrid controls simple, limiting unnecessary switches, and providing a logical layout similar to standard </w:t>
+            </w:r>
+            <w:proofErr w:type="spellStart"/>
+            <w:r>
+              <w:t>pitbikes</w:t>
+            </w:r>
+            <w:proofErr w:type="spellEnd"/>
+            <w:r>
+              <w:t xml:space="preserve"> so it feels familiar.</w:t>
             </w:r>
           </w:p>
         </w:tc>
@@ -489,7 +527,27 @@
                       <w:szCs w:val="24"/>
                       <w:lang w:val="en-US"/>
                     </w:rPr>
-                    <w:t>Functionality refers to how well the 70cc hybrid pitbike performs its intended purpose—delivering reliable petrol and electric operation, smooth power delivery, and stable riding. It also includes ensuring the components (battery, controller, mechanical systems) work together correctly.</w:t>
+                    <w:t xml:space="preserve">Functionality refers to how well the 70cc hybrid </w:t>
+                  </w:r>
+                  <w:proofErr w:type="spellStart"/>
+                  <w:r>
+                    <w:rPr>
+                      <w:rFonts w:eastAsia="Times New Roman" w:cstheme="minorHAnsi"/>
+                      <w:sz w:val="24"/>
+                      <w:szCs w:val="24"/>
+                      <w:lang w:val="en-US"/>
+                    </w:rPr>
+                    <w:t>pitbike</w:t>
+                  </w:r>
+                  <w:proofErr w:type="spellEnd"/>
+                  <w:r>
+                    <w:rPr>
+                      <w:rFonts w:eastAsia="Times New Roman" w:cstheme="minorHAnsi"/>
+                      <w:sz w:val="24"/>
+                      <w:szCs w:val="24"/>
+                      <w:lang w:val="en-US"/>
+                    </w:rPr>
+                    <w:t xml:space="preserve"> performs its intended purpose—delivering reliable petrol and electric operation, smooth power delivery, and stable riding. It also includes ensuring the components (battery, controller, mechanical systems) work together correctly.</w:t>
                   </w:r>
                 </w:p>
               </w:tc>
@@ -536,7 +594,15 @@
           </w:tcPr>
           <w:p>
             <w:r>
-              <w:t>Aesthetics for the pitbike include the visual design—how the hybrid components are integrated, how tidy the wiring is, and the overall look of the bike. A clean, professional aesthetic helps the bike feel intentional rather than thrown together.</w:t>
+              <w:t xml:space="preserve">Aesthetics for the </w:t>
+            </w:r>
+            <w:proofErr w:type="spellStart"/>
+            <w:r>
+              <w:t>pitbike</w:t>
+            </w:r>
+            <w:proofErr w:type="spellEnd"/>
+            <w:r>
+              <w:t xml:space="preserve"> include the visual design—how the hybrid components are integrated, how tidy the wiring is, and the overall look of the bike. A clean, professional aesthetic helps the bike feel intentional rather than thrown together.</w:t>
             </w:r>
           </w:p>
         </w:tc>
@@ -1074,22 +1140,46 @@
           </w:tcPr>
           <w:p>
             <w:r>
-              <w:t>Every week I check and update the g</w:t>
+              <w:t xml:space="preserve">Every week I check and update the </w:t>
+            </w:r>
+            <w:proofErr w:type="spellStart"/>
+            <w:r>
+              <w:t>g</w:t>
             </w:r>
             <w:r>
               <w:t>ant</w:t>
             </w:r>
             <w:r>
-              <w:t>t chart to check we</w:t>
+              <w:t>t</w:t>
+            </w:r>
+            <w:proofErr w:type="spellEnd"/>
+            <w:r>
+              <w:t xml:space="preserve"> chart to check we</w:t>
             </w:r>
             <w:r>
               <w:t>a</w:t>
             </w:r>
             <w:r>
-              <w:t>ther im on schedule falling behin</w:t>
-            </w:r>
-            <w:r>
-              <w:t>d or even in best case scenario ahead f schedule</w:t>
+              <w:t xml:space="preserve">ther </w:t>
+            </w:r>
+            <w:proofErr w:type="spellStart"/>
+            <w:r>
+              <w:t>im</w:t>
+            </w:r>
+            <w:proofErr w:type="spellEnd"/>
+            <w:r>
+              <w:t xml:space="preserve"> on schedule falling behin</w:t>
+            </w:r>
+            <w:r>
+              <w:t xml:space="preserve">d or even in best case scenario ahead </w:t>
+            </w:r>
+            <w:proofErr w:type="spellStart"/>
+            <w:r>
+              <w:t>f</w:t>
+            </w:r>
+            <w:proofErr w:type="spellEnd"/>
+            <w:r>
+              <w:t xml:space="preserve"> schedule</w:t>
             </w:r>
           </w:p>
         </w:tc>
@@ -1501,8 +1591,13 @@
           </w:tcPr>
           <w:p>
             <w:r>
-              <w:t>Designing the required components holders so that when in use the sensitive electronics doesn’t get damaged or broken and then gives faulty readings to the brain which can effect efficiency and controll</w:t>
-            </w:r>
+              <w:t xml:space="preserve">Designing the required components holders so that when in use the sensitive electronics doesn’t get damaged or broken and then gives faulty readings to the brain which can effect efficiency and </w:t>
+            </w:r>
+            <w:proofErr w:type="spellStart"/>
+            <w:r>
+              <w:t>controll</w:t>
+            </w:r>
+            <w:proofErr w:type="spellEnd"/>
           </w:p>
         </w:tc>
       </w:tr>
@@ -1526,7 +1621,15 @@
           </w:tcPr>
           <w:p>
             <w:r>
-              <w:t>Using the right electronics for what i need it to do and figuring out where all the parts need to sit</w:t>
+              <w:t xml:space="preserve">Using the right electronics for what </w:t>
+            </w:r>
+            <w:proofErr w:type="spellStart"/>
+            <w:r>
+              <w:t>i</w:t>
+            </w:r>
+            <w:proofErr w:type="spellEnd"/>
+            <w:r>
+              <w:t xml:space="preserve"> need it to do and figuring out where all the parts need to sit</w:t>
             </w:r>
           </w:p>
         </w:tc>
@@ -1538,8 +1641,13 @@
             <w:shd w:val="clear" w:color="auto" w:fill="FFCCCC"/>
           </w:tcPr>
           <w:p>
-            <w:r>
-              <w:t xml:space="preserve">Easthetics </w:t>
+            <w:proofErr w:type="spellStart"/>
+            <w:r>
+              <w:t>Easthetics</w:t>
+            </w:r>
+            <w:proofErr w:type="spellEnd"/>
+            <w:r>
+              <w:t xml:space="preserve"> </w:t>
             </w:r>
           </w:p>
         </w:tc>
@@ -1807,7 +1915,7 @@
                 <w:noProof/>
               </w:rPr>
               <w:drawing>
-                <wp:inline distT="0" distB="0" distL="0" distR="0" wp14:anchorId="7E2C4685" wp14:editId="6D080A34">
+                <wp:inline distT="0" distB="0" distL="0" distR="0" wp14:anchorId="7E2C4685" wp14:editId="11B77C34">
                   <wp:extent cx="1821977" cy="1290920"/>
                   <wp:effectExtent l="0" t="0" r="6985" b="5080"/>
                   <wp:docPr id="1979711140" name="Picture 2" descr="Three-shoe Centrifugal Clutch | Download Scientific Diagram"/>
@@ -1873,7 +1981,7 @@
                 <w:noProof/>
               </w:rPr>
               <w:drawing>
-                <wp:inline distT="0" distB="0" distL="0" distR="0" wp14:anchorId="5BB0BD07" wp14:editId="05E2E8C2">
+                <wp:inline distT="0" distB="0" distL="0" distR="0" wp14:anchorId="5BB0BD07" wp14:editId="75B090FF">
                   <wp:extent cx="1610866" cy="1289846"/>
                   <wp:effectExtent l="0" t="0" r="8890" b="5715"/>
                   <wp:docPr id="684550270" name="Picture 3" descr="All about one way clutch bearing"/>
@@ -1936,7 +2044,15 @@
               <w:t>Selected Component:</w:t>
             </w:r>
             <w:r>
-              <w:t xml:space="preserve"> im going with electromagnetic </w:t>
+              <w:t xml:space="preserve"> </w:t>
+            </w:r>
+            <w:proofErr w:type="spellStart"/>
+            <w:r>
+              <w:t>im</w:t>
+            </w:r>
+            <w:proofErr w:type="spellEnd"/>
+            <w:r>
+              <w:t xml:space="preserve"> going with electromagnetic </w:t>
             </w:r>
           </w:p>
         </w:tc>
@@ -1953,7 +2069,31 @@
               <w:t>Why:</w:t>
             </w:r>
             <w:r>
-              <w:t xml:space="preserve"> because with an electromagnetic you can have torque  and speed from 0rpm where with a centrifugal it needs to be spun to a certain set rpm i.e. 2000 rpm which means ill have about 750 rpm of speed range not including gear ratios for  inc4reasinf the torque of the system which means that ill have to use the 70cc’s torque which isn’t the greatest and until the engine reaches the range of where the clutch can engage ill be able to accelerate an extra 2km/h where  with a electromagnetic I can engage from 0rpm and then have a speed range of 2750 from the motor which means ill have a 50km/h range of where it can accelerate with the electric motors torque which is greater at low speeds than the 70cc’s</w:t>
+              <w:t xml:space="preserve"> because with an electromagnetic you can have torque  and speed from 0rpm where with a centrifugal it needs to be spun to a certain set rpm i.e. 2000 rpm which means ill have about 750 rpm of speed range not including gear ratios for  inc4reasinf the torque of the system which means that </w:t>
+            </w:r>
+            <w:proofErr w:type="spellStart"/>
+            <w:r>
+              <w:t>ill</w:t>
+            </w:r>
+            <w:proofErr w:type="spellEnd"/>
+            <w:r>
+              <w:t xml:space="preserve"> have to use the 70cc’s torque which isn’t the greatest and until the engine reaches the range of where the clutch can engage </w:t>
+            </w:r>
+            <w:proofErr w:type="spellStart"/>
+            <w:r>
+              <w:t>ill</w:t>
+            </w:r>
+            <w:proofErr w:type="spellEnd"/>
+            <w:r>
+              <w:t xml:space="preserve"> be able to accelerate an extra 2km/h where  with </w:t>
+            </w:r>
+            <w:proofErr w:type="spellStart"/>
+            <w:r>
+              <w:t>a</w:t>
+            </w:r>
+            <w:proofErr w:type="spellEnd"/>
+            <w:r>
+              <w:t xml:space="preserve"> electromagnetic I can engage from 0rpm and then have a speed range of 2750 from the motor which means ill have a 50km/h range of where it can accelerate with the electric motors torque which is greater at low speeds than the 70cc’s</w:t>
             </w:r>
           </w:p>
         </w:tc>
@@ -2280,8 +2420,13 @@
             <w:shd w:val="clear" w:color="auto" w:fill="FFF2CC" w:themeFill="accent4" w:themeFillTint="33"/>
           </w:tcPr>
           <w:p>
-            <w:r>
-              <w:t xml:space="preserve">Oled </w:t>
+            <w:proofErr w:type="spellStart"/>
+            <w:r>
+              <w:t>Oled</w:t>
+            </w:r>
+            <w:proofErr w:type="spellEnd"/>
+            <w:r>
+              <w:t xml:space="preserve"> </w:t>
             </w:r>
             <w:r>
               <w:t xml:space="preserve">display </w:t>
@@ -2359,7 +2504,7 @@
                 <w:noProof/>
               </w:rPr>
               <w:drawing>
-                <wp:inline distT="0" distB="0" distL="0" distR="0" wp14:anchorId="474EC1BA" wp14:editId="7AE6DE16">
+                <wp:inline distT="0" distB="0" distL="0" distR="0" wp14:anchorId="474EC1BA" wp14:editId="516DA06F">
                   <wp:extent cx="1685499" cy="1685499"/>
                   <wp:effectExtent l="0" t="0" r="0" b="0"/>
                   <wp:docPr id="1564520554" name="Picture 7" descr="Dot Matrix White on Blue LCD 16x2 Character"/>
@@ -2933,7 +3078,15 @@
           </w:tcPr>
           <w:p>
             <w:r>
-              <w:t>The pipe is 17mm inner dimaeter so the outer diameter of the insert should be =/&gt;17mm</w:t>
+              <w:t xml:space="preserve">The pipe is 17mm inner </w:t>
+            </w:r>
+            <w:proofErr w:type="spellStart"/>
+            <w:r>
+              <w:t>dimaeter</w:t>
+            </w:r>
+            <w:proofErr w:type="spellEnd"/>
+            <w:r>
+              <w:t xml:space="preserve"> so the outer diameter of the insert should be =/&gt;17mm</w:t>
             </w:r>
           </w:p>
         </w:tc>
@@ -3038,8 +3191,16 @@
         <w:rPr>
           <w:b/>
         </w:rPr>
-        <w:t>motor controll</w:t>
-      </w:r>
+        <w:t xml:space="preserve">motor </w:t>
+      </w:r>
+      <w:proofErr w:type="spellStart"/>
+      <w:r>
+        <w:rPr>
+          <w:b/>
+        </w:rPr>
+        <w:t>controll</w:t>
+      </w:r>
+      <w:proofErr w:type="spellEnd"/>
     </w:p>
     <w:tbl>
       <w:tblPr>
@@ -3123,16 +3284,48 @@
           </w:tcPr>
           <w:p>
             <w:r>
-              <w:t>The pwm led for the motor</w:t>
+              <w:t xml:space="preserve">The </w:t>
+            </w:r>
+            <w:proofErr w:type="spellStart"/>
+            <w:r>
+              <w:t>pwm</w:t>
+            </w:r>
+            <w:proofErr w:type="spellEnd"/>
+            <w:r>
+              <w:t xml:space="preserve"> led for the motor</w:t>
             </w:r>
             <w:r>
               <w:t xml:space="preserve"> </w:t>
             </w:r>
             <w:r>
-              <w:t xml:space="preserve">controller needs to be 0 when the thrtottle is at 0 </w:t>
-            </w:r>
-            <w:r>
-              <w:t xml:space="preserve">(relative to the analog hall sensors value) this is becauss the motor controller will take that as an input signal and will engage the </w:t>
+              <w:t xml:space="preserve">controller needs to be 0 when the </w:t>
+            </w:r>
+            <w:proofErr w:type="spellStart"/>
+            <w:r>
+              <w:t>thrtottle</w:t>
+            </w:r>
+            <w:proofErr w:type="spellEnd"/>
+            <w:r>
+              <w:t xml:space="preserve"> is at 0 </w:t>
+            </w:r>
+            <w:r>
+              <w:t xml:space="preserve">(relative to the </w:t>
+            </w:r>
+            <w:proofErr w:type="spellStart"/>
+            <w:r>
+              <w:t>analog</w:t>
+            </w:r>
+            <w:proofErr w:type="spellEnd"/>
+            <w:r>
+              <w:t xml:space="preserve"> hall sensors value) this is </w:t>
+            </w:r>
+            <w:proofErr w:type="spellStart"/>
+            <w:r>
+              <w:t>becauss</w:t>
+            </w:r>
+            <w:proofErr w:type="spellEnd"/>
+            <w:r>
+              <w:t xml:space="preserve"> the motor controller will take that as an input signal and will engage the </w:t>
             </w:r>
             <w:r>
               <w:t>motor constantly and it can then be damaged</w:t>
@@ -3146,7 +3339,15 @@
           </w:tcPr>
           <w:p>
             <w:r>
-              <w:t>When the throttle is at position 0 make sure pwm led is0</w:t>
+              <w:t xml:space="preserve">When the throttle is at position 0 make sure </w:t>
+            </w:r>
+            <w:proofErr w:type="spellStart"/>
+            <w:r>
+              <w:t>pwm</w:t>
+            </w:r>
+            <w:proofErr w:type="spellEnd"/>
+            <w:r>
+              <w:t xml:space="preserve"> led is0</w:t>
             </w:r>
           </w:p>
         </w:tc>
@@ -3194,11 +3395,32 @@
             <w:r>
               <w:t xml:space="preserve">In the app </w:t>
             </w:r>
-            <w:r>
-              <w:t>proggramme make a throttle mapping button to adjust how the motor behaves with the throttle inputs</w:t>
-            </w:r>
-            <w:r>
-              <w:t xml:space="preserve"> and make sure that it saves so that when you start the bike up again you don’t have tp redo the settings (this can be done with epprom)</w:t>
+            <w:proofErr w:type="spellStart"/>
+            <w:r>
+              <w:t>proggramme</w:t>
+            </w:r>
+            <w:proofErr w:type="spellEnd"/>
+            <w:r>
+              <w:t xml:space="preserve"> make a throttle mapping button to adjust how the motor behaves with the throttle inputs</w:t>
+            </w:r>
+            <w:r>
+              <w:t xml:space="preserve"> and make sure that it saves so that when you start the bike up again you don’t have </w:t>
+            </w:r>
+            <w:proofErr w:type="spellStart"/>
+            <w:r>
+              <w:t>tp</w:t>
+            </w:r>
+            <w:proofErr w:type="spellEnd"/>
+            <w:r>
+              <w:t xml:space="preserve"> redo the settings (this can be done with </w:t>
+            </w:r>
+            <w:proofErr w:type="spellStart"/>
+            <w:r>
+              <w:t>epprom</w:t>
+            </w:r>
+            <w:proofErr w:type="spellEnd"/>
+            <w:r>
+              <w:t>)</w:t>
             </w:r>
           </w:p>
         </w:tc>
@@ -3247,15 +3469,44 @@
           <w:p>
             <w:r>
               <w:lastRenderedPageBreak/>
-              <w:t xml:space="preserve">Put in leds and put in proggramme for leds and a way to adjust it also making </w:t>
+              <w:t xml:space="preserve">Put in </w:t>
+            </w:r>
+            <w:proofErr w:type="spellStart"/>
+            <w:r>
+              <w:t>leds</w:t>
+            </w:r>
+            <w:proofErr w:type="spellEnd"/>
+            <w:r>
+              <w:t xml:space="preserve"> and put in </w:t>
+            </w:r>
+            <w:proofErr w:type="spellStart"/>
+            <w:r>
+              <w:t>proggramme</w:t>
+            </w:r>
+            <w:proofErr w:type="spellEnd"/>
+            <w:r>
+              <w:t xml:space="preserve"> for </w:t>
+            </w:r>
+            <w:proofErr w:type="spellStart"/>
+            <w:r>
+              <w:t>leds</w:t>
+            </w:r>
+            <w:proofErr w:type="spellEnd"/>
+            <w:r>
+              <w:t xml:space="preserve"> and a way to adjust it also making </w:t>
             </w:r>
             <w:r>
               <w:lastRenderedPageBreak/>
               <w:t>sure that it saves otherwise it can b</w:t>
             </w:r>
             <w:r>
-              <w:t>og up the system(this can be done through eppprom</w:t>
-            </w:r>
+              <w:t xml:space="preserve">og up the system(this can be done through </w:t>
+            </w:r>
+            <w:proofErr w:type="spellStart"/>
+            <w:r>
+              <w:t>eppprom</w:t>
+            </w:r>
+            <w:proofErr w:type="spellEnd"/>
           </w:p>
         </w:tc>
       </w:tr>
@@ -3391,8 +3642,21 @@
           </w:tcPr>
           <w:p>
             <w:r>
-              <w:t>What if you had the leds on the side of the dashboard in a dial type arangement</w:t>
-            </w:r>
+              <w:t xml:space="preserve">What if you had the </w:t>
+            </w:r>
+            <w:proofErr w:type="spellStart"/>
+            <w:r>
+              <w:t>leds</w:t>
+            </w:r>
+            <w:proofErr w:type="spellEnd"/>
+            <w:r>
+              <w:t xml:space="preserve"> on the side of the dashboard in a dial type </w:t>
+            </w:r>
+            <w:proofErr w:type="spellStart"/>
+            <w:r>
+              <w:t>arangement</w:t>
+            </w:r>
+            <w:proofErr w:type="spellEnd"/>
           </w:p>
         </w:tc>
         <w:tc>
@@ -3402,7 +3666,31 @@
           </w:tcPr>
           <w:p>
             <w:r>
-              <w:t>Move the leds to the side of the dashboard and have it turn go aolong with the endge of the dash</w:t>
+              <w:t xml:space="preserve">Move the </w:t>
+            </w:r>
+            <w:proofErr w:type="spellStart"/>
+            <w:r>
+              <w:t>leds</w:t>
+            </w:r>
+            <w:proofErr w:type="spellEnd"/>
+            <w:r>
+              <w:t xml:space="preserve"> to the side of the dashboard and have it turn go </w:t>
+            </w:r>
+            <w:proofErr w:type="spellStart"/>
+            <w:r>
+              <w:t>aolong</w:t>
+            </w:r>
+            <w:proofErr w:type="spellEnd"/>
+            <w:r>
+              <w:t xml:space="preserve"> with the </w:t>
+            </w:r>
+            <w:proofErr w:type="spellStart"/>
+            <w:r>
+              <w:t>endge</w:t>
+            </w:r>
+            <w:proofErr w:type="spellEnd"/>
+            <w:r>
+              <w:t xml:space="preserve"> of the dash</w:t>
             </w:r>
           </w:p>
         </w:tc>
@@ -4261,7 +4549,15 @@
           </w:tcPr>
           <w:p>
             <w:r>
-              <w:t xml:space="preserve">Make sure all the people that helped through the development of the project gets credited for there </w:t>
+              <w:t xml:space="preserve">Make sure all the people that helped through the development of the project gets credited for </w:t>
+            </w:r>
+            <w:proofErr w:type="spellStart"/>
+            <w:r>
+              <w:t>there</w:t>
+            </w:r>
+            <w:proofErr w:type="spellEnd"/>
+            <w:r>
+              <w:t xml:space="preserve"> </w:t>
             </w:r>
             <w:r>
               <w:t>work</w:t>
@@ -4367,10 +4663,26 @@
           </w:tcPr>
           <w:p>
             <w:r>
-              <w:t xml:space="preserve">Is what im conveying understandable to a person who know nothing of </w:t>
-            </w:r>
-            <w:r>
-              <w:t>what im making and how easy is It for them to read this text and see what is going on in a very easy way</w:t>
+              <w:t xml:space="preserve">Is what </w:t>
+            </w:r>
+            <w:proofErr w:type="spellStart"/>
+            <w:r>
+              <w:t>im</w:t>
+            </w:r>
+            <w:proofErr w:type="spellEnd"/>
+            <w:r>
+              <w:t xml:space="preserve"> conveying understandable to a person who know nothing of </w:t>
+            </w:r>
+            <w:r>
+              <w:t xml:space="preserve">what </w:t>
+            </w:r>
+            <w:proofErr w:type="spellStart"/>
+            <w:r>
+              <w:t>im</w:t>
+            </w:r>
+            <w:proofErr w:type="spellEnd"/>
+            <w:r>
+              <w:t xml:space="preserve"> making and how easy is It for them to read this text and see what is going on in a very easy way</w:t>
             </w:r>
           </w:p>
         </w:tc>
@@ -4515,11 +4827,13 @@
         <w:lastRenderedPageBreak/>
         <w:t xml:space="preserve">could make the motor response inconsistent. I added 0.1 </w:t>
       </w:r>
-      <w:r>
-        <w:t>u</w:t>
-      </w:r>
-      <w:r>
-        <w:t>F capacitors to the sensor signal and other sensitive circuits to help filter out the electrical noise. After testing this again, the throttle readings became much more stable and the motor responded more consistently to the throttle input. I also improved the throttle mapping in the Arduino so the throttle could be adjusted and calibrated rather than relying on one fixed range.</w:t>
+      <w:proofErr w:type="spellStart"/>
+      <w:r>
+        <w:t>uF</w:t>
+      </w:r>
+      <w:proofErr w:type="spellEnd"/>
+      <w:r>
+        <w:t xml:space="preserve"> capacitors to the sensor signal and other sensitive circuits to help filter out the electrical noise. After testing this again, the throttle readings became much more stable and the motor responded more consistently to the throttle input. I also improved the throttle mapping in the Arduino so the throttle could be adjusted and calibrated rather than relying on one fixed range.</w:t>
       </w:r>
     </w:p>
     <w:p>
@@ -4529,11 +4843,13 @@
       <w:r>
         <w:t xml:space="preserve">The Hall sensors used for measuring the motor RPM, driveshaft RPM and speed also had issues during early testing. Electrical interference from the motor caused false triggers, which gave incorrect RPM and speed readings. Adding the 0.1 </w:t>
       </w:r>
-      <w:r>
-        <w:t>u</w:t>
-      </w:r>
-      <w:r>
-        <w:t>F capacitors helped smooth the signals and stopped the false triggers. I also planned for shielded and twisted-pair wiring to further reduce interference. This improved the accuracy and reliability of the speed and RPM information shown on the dashboard and OLED.</w:t>
+      <w:proofErr w:type="spellStart"/>
+      <w:r>
+        <w:t>uF</w:t>
+      </w:r>
+      <w:proofErr w:type="spellEnd"/>
+      <w:r>
+        <w:t xml:space="preserve"> capacitors helped smooth the signals and stopped the false triggers. I also planned for shielded and twisted-pair wiring to further reduce interference. This improved the accuracy and reliability of the speed and RPM information shown on the dashboard and OLED.</w:t>
       </w:r>
     </w:p>
     <w:p>
@@ -4743,55 +5059,49 @@
       <w:pPr>
         <w:shd w:val="clear" w:color="auto" w:fill="A8D08D" w:themeFill="accent6" w:themeFillTint="99"/>
         <w:rPr>
-          <w:color w:val="EE0000"/>
-          <w:lang w:val="en-US"/>
+          <w:b/>
+          <w:bCs/>
         </w:rPr>
       </w:pPr>
       <w:r>
         <w:rPr>
-          <w:color w:val="EE0000"/>
-          <w:lang w:val="en-US"/>
+          <w:b/>
+          <w:bCs/>
         </w:rPr>
         <w:lastRenderedPageBreak/>
-        <w:t>Paragraph 5/6</w:t>
+        <w:t>Paragraph 5</w:t>
+      </w:r>
+    </w:p>
+    <w:p>
+      <w:pPr>
+        <w:shd w:val="clear" w:color="auto" w:fill="A8D08D" w:themeFill="accent6" w:themeFillTint="99"/>
+      </w:pPr>
+      <w:r>
+        <w:t>Using the information from planning, testing and trialling helped me develop a higher quality digital outcome because I could make changes based on what was actually happening instead of what I expected to happen. One example was the throttle system. I originally planned for the Arduino to read the Hall sensor and control the motor, but testing showed that the readings were being affected by electrical noise. I added 0.1 µF capacitors and improved the filtering, which made the readings more stable. I then used the GUI to adjust the minimum and maximum throttle values while testing the bike. This meant the throttle could be calibrated to the actual sensor instead of relying on values that were only calculated during the planning stage. These changes made the throttle response more consistent and gave me more control over how the system operated.</w:t>
       </w:r>
     </w:p>
     <w:p>
       <w:pPr>
         <w:shd w:val="clear" w:color="auto" w:fill="A8D08D" w:themeFill="accent6" w:themeFillTint="99"/>
         <w:rPr>
-          <w:color w:val="EE0000"/>
-          <w:lang w:val="en-US"/>
+          <w:b/>
+          <w:bCs/>
         </w:rPr>
       </w:pPr>
       <w:r>
         <w:rPr>
-          <w:color w:val="EE0000"/>
-          <w:lang w:val="en-US"/>
+          <w:b/>
+          <w:bCs/>
         </w:rPr>
-        <w:t>Discuss how synthesis has helped develop a high quality outcome, you can use screenshots as evidence</w:t>
+        <w:t>Paragraph 6</w:t>
       </w:r>
     </w:p>
     <w:p>
       <w:pPr>
         <w:shd w:val="clear" w:color="auto" w:fill="A8D08D" w:themeFill="accent6" w:themeFillTint="99"/>
-        <w:rPr>
-          <w:color w:val="EE0000"/>
-          <w:lang w:val="en-US"/>
-        </w:rPr>
-      </w:pPr>
-      <w:r>
-        <w:rPr>
-          <w:color w:val="EE0000"/>
-        </w:rPr>
-        <w:t xml:space="preserve">e.g.  </w:t>
-      </w:r>
-      <w:r>
-        <w:rPr>
-          <w:color w:val="EE0000"/>
-          <w:lang w:val="en-US"/>
-        </w:rPr>
-        <w:t>Because of synthesis A I did this X, and I did Y, they both affected the outcome by this</w:t>
+      </w:pPr>
+      <w:r>
+        <w:t>The same process improved the reliability of the rest of the digital system. Testing the electromagnetic clutch showed that switching the electromagnet off caused a large voltage spike which damaged the electronics. This led to the Schottky diode and PPTC being added to protect the circuit. Testing the Hall sensors also showed that electrical interference could cause false readings, which led to the addition of filtering capacitors. The battery voltage sensing was also developed so that the 36 V battery could be safely measured by the Arduino and used to provide battery information on the dashboard. These changes all came from information collected during the development process. Overall, planning gave me the starting design, testing showed me what needed to change, and trialling allowed me to check those changes. This helped me produce a final digital outcome that was more reliable, easier to adjust and worked better under the actual conditions of the bike.</w:t>
       </w:r>
     </w:p>
     <w:p>
@@ -5899,6 +6209,15 @@
 </file>
 
 <file path=customXml/item1.xml><?xml version="1.0" encoding="utf-8"?>
+<?mso-contentType ?>
+<FormTemplates xmlns="http://schemas.microsoft.com/sharepoint/v3/contenttype/forms">
+  <Display>DocumentLibraryForm</Display>
+  <Edit>DocumentLibraryForm</Edit>
+  <New>DocumentLibraryForm</New>
+</FormTemplates>
+</file>
+
+<file path=customXml/item2.xml><?xml version="1.0" encoding="utf-8"?>
 <ct:contentTypeSchema xmlns:ct="http://schemas.microsoft.com/office/2006/metadata/contentType" xmlns:ma="http://schemas.microsoft.com/office/2006/metadata/properties/metaAttributes" ct:_="" ma:_="" ma:contentTypeName="Document" ma:contentTypeID="0x010100B404DBCFBC02B04D838E297E7AC49BEC" ma:contentTypeVersion="29" ma:contentTypeDescription="Create a new document." ma:contentTypeScope="" ma:versionID="00b475807ba7603a210177ce3d310360">
   <xsd:schema xmlns:xsd="http://www.w3.org/2001/XMLSchema" xmlns:xs="http://www.w3.org/2001/XMLSchema" xmlns:p="http://schemas.microsoft.com/office/2006/metadata/properties" xmlns:ns3="8e8bdfa1-897e-455b-96e1-da9724e984b4" xmlns:ns4="0bf4e652-3194-4289-a587-4a2abc6573c1" targetNamespace="http://schemas.microsoft.com/office/2006/metadata/properties" ma:root="true" ma:fieldsID="41c2c417b58d7032c1f2cfab3b2ec764" ns3:_="" ns4:_="">
     <xsd:import namespace="8e8bdfa1-897e-455b-96e1-da9724e984b4"/>
@@ -6279,20 +6598,7 @@
 </ct:contentTypeSchema>
 </file>
 
-<file path=customXml/item2.xml><?xml version="1.0" encoding="utf-8"?>
-<?mso-contentType ?>
-<FormTemplates xmlns="http://schemas.microsoft.com/sharepoint/v3/contenttype/forms">
-  <Display>DocumentLibraryForm</Display>
-  <Edit>DocumentLibraryForm</Edit>
-  <New>DocumentLibraryForm</New>
-</FormTemplates>
-</file>
-
 <file path=customXml/item3.xml><?xml version="1.0" encoding="utf-8"?>
-<b:Sources xmlns:b="http://schemas.openxmlformats.org/officeDocument/2006/bibliography" xmlns="http://schemas.openxmlformats.org/officeDocument/2006/bibliography" SelectedStyle="\APASixthEditionOfficeOnline.xsl" StyleName="APA" Version="6"/>
-</file>
-
-<file path=customXml/item4.xml><?xml version="1.0" encoding="utf-8"?>
 <p:properties xmlns:p="http://schemas.microsoft.com/office/2006/metadata/properties" xmlns:xsi="http://www.w3.org/2001/XMLSchema-instance" xmlns:pc="http://schemas.microsoft.com/office/infopath/2007/PartnerControls">
   <documentManagement>
     <FolderType xmlns="8e8bdfa1-897e-455b-96e1-da9724e984b4" xsi:nil="true"/>
@@ -6341,7 +6647,19 @@
 </p:properties>
 </file>
 
+<file path=customXml/item4.xml><?xml version="1.0" encoding="utf-8"?>
+<b:Sources xmlns:b="http://schemas.openxmlformats.org/officeDocument/2006/bibliography" xmlns="http://schemas.openxmlformats.org/officeDocument/2006/bibliography" SelectedStyle="\APASixthEditionOfficeOnline.xsl" StyleName="APA" Version="6"/>
+</file>
+
 <file path=customXml/itemProps1.xml><?xml version="1.0" encoding="utf-8"?>
+<ds:datastoreItem xmlns:ds="http://schemas.openxmlformats.org/officeDocument/2006/customXml" ds:itemID="{192A387B-6998-40B4-BA18-B536273BFB3D}">
+  <ds:schemaRefs>
+    <ds:schemaRef ds:uri="http://schemas.microsoft.com/sharepoint/v3/contenttype/forms"/>
+  </ds:schemaRefs>
+</ds:datastoreItem>
+</file>
+
+<file path=customXml/itemProps2.xml><?xml version="1.0" encoding="utf-8"?>
 <ds:datastoreItem xmlns:ds="http://schemas.openxmlformats.org/officeDocument/2006/customXml" ds:itemID="{3C5C1F59-64A0-4772-B91D-4079A66CA574}">
   <ds:schemaRefs>
     <ds:schemaRef ds:uri="http://schemas.microsoft.com/office/2006/metadata/contentType"/>
@@ -6360,23 +6678,7 @@
 </ds:datastoreItem>
 </file>
 
-<file path=customXml/itemProps2.xml><?xml version="1.0" encoding="utf-8"?>
-<ds:datastoreItem xmlns:ds="http://schemas.openxmlformats.org/officeDocument/2006/customXml" ds:itemID="{192A387B-6998-40B4-BA18-B536273BFB3D}">
-  <ds:schemaRefs>
-    <ds:schemaRef ds:uri="http://schemas.microsoft.com/sharepoint/v3/contenttype/forms"/>
-  </ds:schemaRefs>
-</ds:datastoreItem>
-</file>
-
 <file path=customXml/itemProps3.xml><?xml version="1.0" encoding="utf-8"?>
-<ds:datastoreItem xmlns:ds="http://schemas.openxmlformats.org/officeDocument/2006/customXml" ds:itemID="{E3F01FBF-D99E-480B-B558-73E1E1525F94}">
-  <ds:schemaRefs>
-    <ds:schemaRef ds:uri="http://schemas.openxmlformats.org/officeDocument/2006/bibliography"/>
-  </ds:schemaRefs>
-</ds:datastoreItem>
-</file>
-
-<file path=customXml/itemProps4.xml><?xml version="1.0" encoding="utf-8"?>
 <ds:datastoreItem xmlns:ds="http://schemas.openxmlformats.org/officeDocument/2006/customXml" ds:itemID="{69D82E26-D04D-4830-A7BF-C9806F1C26F2}">
   <ds:schemaRefs>
     <ds:schemaRef ds:uri="http://schemas.microsoft.com/office/2006/metadata/properties"/>
@@ -6384,4 +6686,12 @@
     <ds:schemaRef ds:uri="8e8bdfa1-897e-455b-96e1-da9724e984b4"/>
   </ds:schemaRefs>
 </ds:datastoreItem>
+</file>
+
+<file path=customXml/itemProps4.xml><?xml version="1.0" encoding="utf-8"?>
+<ds:datastoreItem xmlns:ds="http://schemas.openxmlformats.org/officeDocument/2006/customXml" ds:itemID="{E3F01FBF-D99E-480B-B558-73E1E1525F94}">
+  <ds:schemaRefs>
+    <ds:schemaRef ds:uri="http://schemas.openxmlformats.org/officeDocument/2006/bibliography"/>
+  </ds:schemaRefs>
+</ds:datastoreItem>
 </file>
--- a/13 DI Heinrich Venter develop an outcome.docx
+++ b/13 DI Heinrich Venter develop an outcome.docx
@@ -204,11 +204,9 @@
             <w:shd w:val="clear" w:color="auto" w:fill="FFCCCC"/>
           </w:tcPr>
           <w:p>
-            <w:proofErr w:type="spellStart"/>
             <w:r>
               <w:t>Accesability</w:t>
             </w:r>
-            <w:proofErr w:type="spellEnd"/>
           </w:p>
         </w:tc>
         <w:tc>
@@ -308,27 +306,7 @@
                       <w:szCs w:val="24"/>
                       <w:lang w:val="en-US"/>
                     </w:rPr>
-                    <w:t xml:space="preserve">Accessibility for the </w:t>
-                  </w:r>
-                  <w:proofErr w:type="spellStart"/>
-                  <w:r>
-                    <w:rPr>
-                      <w:rFonts w:eastAsia="Times New Roman" w:cstheme="minorHAnsi"/>
-                      <w:sz w:val="24"/>
-                      <w:szCs w:val="24"/>
-                      <w:lang w:val="en-US"/>
-                    </w:rPr>
-                    <w:t>pitbike</w:t>
-                  </w:r>
-                  <w:proofErr w:type="spellEnd"/>
-                  <w:r>
-                    <w:rPr>
-                      <w:rFonts w:eastAsia="Times New Roman" w:cstheme="minorHAnsi"/>
-                      <w:sz w:val="24"/>
-                      <w:szCs w:val="24"/>
-                      <w:lang w:val="en-US"/>
-                    </w:rPr>
-                    <w:t xml:space="preserve"> means the bike’s controls, indicators, and basic functions need to be understandable and manageable for a range of riders. This includes clear visual indicators, easy-to-reach switches, and controls that don’t require excessive strength.</w:t>
+                    <w:t>Accessibility for the pitbike means the bike’s controls, indicators, and basic functions need to be understandable and manageable for a range of riders. This includes clear visual indicators, easy-to-reach switches, and controls that don’t require excessive strength.</w:t>
                   </w:r>
                 </w:p>
               </w:tc>
@@ -379,15 +357,7 @@
           </w:tcPr>
           <w:p>
             <w:r>
-              <w:t xml:space="preserve">Usability relates to how easy it is to understand and use the </w:t>
-            </w:r>
-            <w:proofErr w:type="spellStart"/>
-            <w:r>
-              <w:t>pitbike’s</w:t>
-            </w:r>
-            <w:proofErr w:type="spellEnd"/>
-            <w:r>
-              <w:t xml:space="preserve"> hybrid systems, such as switching modes, checking battery levels, or starting the bike. The design needs to feel intuitive even for new riders.</w:t>
+              <w:t>Usability relates to how easy it is to understand and use the pitbike’s hybrid systems, such as switching modes, checking battery levels, or starting the bike. The design needs to feel intuitive even for new riders.</w:t>
             </w:r>
           </w:p>
         </w:tc>
@@ -398,15 +368,7 @@
           </w:tcPr>
           <w:p>
             <w:r>
-              <w:t xml:space="preserve">It matters because if the interface is confusing, the rider could misuse the bike or struggle during operation. I will address this by keeping the hybrid controls simple, limiting unnecessary switches, and providing a logical layout similar to standard </w:t>
-            </w:r>
-            <w:proofErr w:type="spellStart"/>
-            <w:r>
-              <w:t>pitbikes</w:t>
-            </w:r>
-            <w:proofErr w:type="spellEnd"/>
-            <w:r>
-              <w:t xml:space="preserve"> so it feels familiar.</w:t>
+              <w:t>It matters because if the interface is confusing, the rider could misuse the bike or struggle during operation. I will address this by keeping the hybrid controls simple, limiting unnecessary switches, and providing a logical layout similar to standard pitbikes so it feels familiar.</w:t>
             </w:r>
           </w:p>
         </w:tc>
@@ -527,27 +489,7 @@
                       <w:szCs w:val="24"/>
                       <w:lang w:val="en-US"/>
                     </w:rPr>
-                    <w:t xml:space="preserve">Functionality refers to how well the 70cc hybrid </w:t>
-                  </w:r>
-                  <w:proofErr w:type="spellStart"/>
-                  <w:r>
-                    <w:rPr>
-                      <w:rFonts w:eastAsia="Times New Roman" w:cstheme="minorHAnsi"/>
-                      <w:sz w:val="24"/>
-                      <w:szCs w:val="24"/>
-                      <w:lang w:val="en-US"/>
-                    </w:rPr>
-                    <w:t>pitbike</w:t>
-                  </w:r>
-                  <w:proofErr w:type="spellEnd"/>
-                  <w:r>
-                    <w:rPr>
-                      <w:rFonts w:eastAsia="Times New Roman" w:cstheme="minorHAnsi"/>
-                      <w:sz w:val="24"/>
-                      <w:szCs w:val="24"/>
-                      <w:lang w:val="en-US"/>
-                    </w:rPr>
-                    <w:t xml:space="preserve"> performs its intended purpose—delivering reliable petrol and electric operation, smooth power delivery, and stable riding. It also includes ensuring the components (battery, controller, mechanical systems) work together correctly.</w:t>
+                    <w:t>Functionality refers to how well the 70cc hybrid pitbike performs its intended purpose—delivering reliable petrol and electric operation, smooth power delivery, and stable riding. It also includes ensuring the components (battery, controller, mechanical systems) work together correctly.</w:t>
                   </w:r>
                 </w:p>
               </w:tc>
@@ -594,15 +536,7 @@
           </w:tcPr>
           <w:p>
             <w:r>
-              <w:t xml:space="preserve">Aesthetics for the </w:t>
-            </w:r>
-            <w:proofErr w:type="spellStart"/>
-            <w:r>
-              <w:t>pitbike</w:t>
-            </w:r>
-            <w:proofErr w:type="spellEnd"/>
-            <w:r>
-              <w:t xml:space="preserve"> include the visual design—how the hybrid components are integrated, how tidy the wiring is, and the overall look of the bike. A clean, professional aesthetic helps the bike feel intentional rather than thrown together.</w:t>
+              <w:t>Aesthetics for the pitbike include the visual design—how the hybrid components are integrated, how tidy the wiring is, and the overall look of the bike. A clean, professional aesthetic helps the bike feel intentional rather than thrown together.</w:t>
             </w:r>
           </w:p>
         </w:tc>
@@ -1140,46 +1074,22 @@
           </w:tcPr>
           <w:p>
             <w:r>
-              <w:t xml:space="preserve">Every week I check and update the </w:t>
-            </w:r>
-            <w:proofErr w:type="spellStart"/>
-            <w:r>
-              <w:t>g</w:t>
+              <w:t>Every week I check and update the g</w:t>
             </w:r>
             <w:r>
               <w:t>ant</w:t>
             </w:r>
             <w:r>
-              <w:t>t</w:t>
-            </w:r>
-            <w:proofErr w:type="spellEnd"/>
-            <w:r>
-              <w:t xml:space="preserve"> chart to check we</w:t>
+              <w:t>t chart to check we</w:t>
             </w:r>
             <w:r>
               <w:t>a</w:t>
             </w:r>
             <w:r>
-              <w:t xml:space="preserve">ther </w:t>
-            </w:r>
-            <w:proofErr w:type="spellStart"/>
-            <w:r>
-              <w:t>im</w:t>
-            </w:r>
-            <w:proofErr w:type="spellEnd"/>
-            <w:r>
-              <w:t xml:space="preserve"> on schedule falling behin</w:t>
-            </w:r>
-            <w:r>
-              <w:t xml:space="preserve">d or even in best case scenario ahead </w:t>
-            </w:r>
-            <w:proofErr w:type="spellStart"/>
-            <w:r>
-              <w:t>f</w:t>
-            </w:r>
-            <w:proofErr w:type="spellEnd"/>
-            <w:r>
-              <w:t xml:space="preserve"> schedule</w:t>
+              <w:t>ther im on schedule falling behin</w:t>
+            </w:r>
+            <w:r>
+              <w:t>d or even in best case scenario ahead f schedule</w:t>
             </w:r>
           </w:p>
         </w:tc>
@@ -1591,13 +1501,8 @@
           </w:tcPr>
           <w:p>
             <w:r>
-              <w:t xml:space="preserve">Designing the required components holders so that when in use the sensitive electronics doesn’t get damaged or broken and then gives faulty readings to the brain which can effect efficiency and </w:t>
-            </w:r>
-            <w:proofErr w:type="spellStart"/>
-            <w:r>
-              <w:t>controll</w:t>
-            </w:r>
-            <w:proofErr w:type="spellEnd"/>
+              <w:t>Designing the required components holders so that when in use the sensitive electronics doesn’t get damaged or broken and then gives faulty readings to the brain which can effect efficiency and controll</w:t>
+            </w:r>
           </w:p>
         </w:tc>
       </w:tr>
@@ -1621,15 +1526,7 @@
           </w:tcPr>
           <w:p>
             <w:r>
-              <w:t xml:space="preserve">Using the right electronics for what </w:t>
-            </w:r>
-            <w:proofErr w:type="spellStart"/>
-            <w:r>
-              <w:t>i</w:t>
-            </w:r>
-            <w:proofErr w:type="spellEnd"/>
-            <w:r>
-              <w:t xml:space="preserve"> need it to do and figuring out where all the parts need to sit</w:t>
+              <w:t>Using the right electronics for what i need it to do and figuring out where all the parts need to sit</w:t>
             </w:r>
           </w:p>
         </w:tc>
@@ -1641,13 +1538,8 @@
             <w:shd w:val="clear" w:color="auto" w:fill="FFCCCC"/>
           </w:tcPr>
           <w:p>
-            <w:proofErr w:type="spellStart"/>
-            <w:r>
-              <w:t>Easthetics</w:t>
-            </w:r>
-            <w:proofErr w:type="spellEnd"/>
-            <w:r>
-              <w:t xml:space="preserve"> </w:t>
+            <w:r>
+              <w:t xml:space="preserve">Easthetics </w:t>
             </w:r>
           </w:p>
         </w:tc>
@@ -1915,7 +1807,7 @@
                 <w:noProof/>
               </w:rPr>
               <w:drawing>
-                <wp:inline distT="0" distB="0" distL="0" distR="0" wp14:anchorId="7E2C4685" wp14:editId="11B77C34">
+                <wp:inline distT="0" distB="0" distL="0" distR="0" wp14:anchorId="7E2C4685" wp14:editId="289315E6">
                   <wp:extent cx="1821977" cy="1290920"/>
                   <wp:effectExtent l="0" t="0" r="6985" b="5080"/>
                   <wp:docPr id="1979711140" name="Picture 2" descr="Three-shoe Centrifugal Clutch | Download Scientific Diagram"/>
@@ -1981,7 +1873,7 @@
                 <w:noProof/>
               </w:rPr>
               <w:drawing>
-                <wp:inline distT="0" distB="0" distL="0" distR="0" wp14:anchorId="5BB0BD07" wp14:editId="75B090FF">
+                <wp:inline distT="0" distB="0" distL="0" distR="0" wp14:anchorId="5BB0BD07" wp14:editId="714614A6">
                   <wp:extent cx="1610866" cy="1289846"/>
                   <wp:effectExtent l="0" t="0" r="8890" b="5715"/>
                   <wp:docPr id="684550270" name="Picture 3" descr="All about one way clutch bearing"/>
@@ -2044,15 +1936,7 @@
               <w:t>Selected Component:</w:t>
             </w:r>
             <w:r>
-              <w:t xml:space="preserve"> </w:t>
-            </w:r>
-            <w:proofErr w:type="spellStart"/>
-            <w:r>
-              <w:t>im</w:t>
-            </w:r>
-            <w:proofErr w:type="spellEnd"/>
-            <w:r>
-              <w:t xml:space="preserve"> going with electromagnetic </w:t>
+              <w:t xml:space="preserve"> im going with electromagnetic </w:t>
             </w:r>
           </w:p>
         </w:tc>
@@ -2069,31 +1953,7 @@
               <w:t>Why:</w:t>
             </w:r>
             <w:r>
-              <w:t xml:space="preserve"> because with an electromagnetic you can have torque  and speed from 0rpm where with a centrifugal it needs to be spun to a certain set rpm i.e. 2000 rpm which means ill have about 750 rpm of speed range not including gear ratios for  inc4reasinf the torque of the system which means that </w:t>
-            </w:r>
-            <w:proofErr w:type="spellStart"/>
-            <w:r>
-              <w:t>ill</w:t>
-            </w:r>
-            <w:proofErr w:type="spellEnd"/>
-            <w:r>
-              <w:t xml:space="preserve"> have to use the 70cc’s torque which isn’t the greatest and until the engine reaches the range of where the clutch can engage </w:t>
-            </w:r>
-            <w:proofErr w:type="spellStart"/>
-            <w:r>
-              <w:t>ill</w:t>
-            </w:r>
-            <w:proofErr w:type="spellEnd"/>
-            <w:r>
-              <w:t xml:space="preserve"> be able to accelerate an extra 2km/h where  with </w:t>
-            </w:r>
-            <w:proofErr w:type="spellStart"/>
-            <w:r>
-              <w:t>a</w:t>
-            </w:r>
-            <w:proofErr w:type="spellEnd"/>
-            <w:r>
-              <w:t xml:space="preserve"> electromagnetic I can engage from 0rpm and then have a speed range of 2750 from the motor which means ill have a 50km/h range of where it can accelerate with the electric motors torque which is greater at low speeds than the 70cc’s</w:t>
+              <w:t xml:space="preserve"> because with an electromagnetic you can have torque  and speed from 0rpm where with a centrifugal it needs to be spun to a certain set rpm i.e. 2000 rpm which means ill have about 750 rpm of speed range not including gear ratios for  inc4reasinf the torque of the system which means that ill have to use the 70cc’s torque which isn’t the greatest and until the engine reaches the range of where the clutch can engage ill be able to accelerate an extra 2km/h where  with a electromagnetic I can engage from 0rpm and then have a speed range of 2750 from the motor which means ill have a 50km/h range of where it can accelerate with the electric motors torque which is greater at low speeds than the 70cc’s</w:t>
             </w:r>
           </w:p>
         </w:tc>
@@ -2420,13 +2280,8 @@
             <w:shd w:val="clear" w:color="auto" w:fill="FFF2CC" w:themeFill="accent4" w:themeFillTint="33"/>
           </w:tcPr>
           <w:p>
-            <w:proofErr w:type="spellStart"/>
-            <w:r>
-              <w:t>Oled</w:t>
-            </w:r>
-            <w:proofErr w:type="spellEnd"/>
-            <w:r>
-              <w:t xml:space="preserve"> </w:t>
+            <w:r>
+              <w:t xml:space="preserve">Oled </w:t>
             </w:r>
             <w:r>
               <w:t xml:space="preserve">display </w:t>
@@ -2504,7 +2359,7 @@
                 <w:noProof/>
               </w:rPr>
               <w:drawing>
-                <wp:inline distT="0" distB="0" distL="0" distR="0" wp14:anchorId="474EC1BA" wp14:editId="516DA06F">
+                <wp:inline distT="0" distB="0" distL="0" distR="0" wp14:anchorId="474EC1BA" wp14:editId="3D43E8C8">
                   <wp:extent cx="1685499" cy="1685499"/>
                   <wp:effectExtent l="0" t="0" r="0" b="0"/>
                   <wp:docPr id="1564520554" name="Picture 7" descr="Dot Matrix White on Blue LCD 16x2 Character"/>
@@ -3078,15 +2933,7 @@
           </w:tcPr>
           <w:p>
             <w:r>
-              <w:t xml:space="preserve">The pipe is 17mm inner </w:t>
-            </w:r>
-            <w:proofErr w:type="spellStart"/>
-            <w:r>
-              <w:t>dimaeter</w:t>
-            </w:r>
-            <w:proofErr w:type="spellEnd"/>
-            <w:r>
-              <w:t xml:space="preserve"> so the outer diameter of the insert should be =/&gt;17mm</w:t>
+              <w:t>The pipe is 17mm inner dimaeter so the outer diameter of the insert should be =/&gt;17mm</w:t>
             </w:r>
           </w:p>
         </w:tc>
@@ -3191,16 +3038,8 @@
         <w:rPr>
           <w:b/>
         </w:rPr>
-        <w:t xml:space="preserve">motor </w:t>
-      </w:r>
-      <w:proofErr w:type="spellStart"/>
-      <w:r>
-        <w:rPr>
-          <w:b/>
-        </w:rPr>
-        <w:t>controll</w:t>
-      </w:r>
-      <w:proofErr w:type="spellEnd"/>
+        <w:t>motor controll</w:t>
+      </w:r>
     </w:p>
     <w:tbl>
       <w:tblPr>
@@ -3284,48 +3123,16 @@
           </w:tcPr>
           <w:p>
             <w:r>
-              <w:t xml:space="preserve">The </w:t>
-            </w:r>
-            <w:proofErr w:type="spellStart"/>
-            <w:r>
-              <w:t>pwm</w:t>
-            </w:r>
-            <w:proofErr w:type="spellEnd"/>
-            <w:r>
-              <w:t xml:space="preserve"> led for the motor</w:t>
+              <w:t>The pwm led for the motor</w:t>
             </w:r>
             <w:r>
               <w:t xml:space="preserve"> </w:t>
             </w:r>
             <w:r>
-              <w:t xml:space="preserve">controller needs to be 0 when the </w:t>
-            </w:r>
-            <w:proofErr w:type="spellStart"/>
-            <w:r>
-              <w:t>thrtottle</w:t>
-            </w:r>
-            <w:proofErr w:type="spellEnd"/>
-            <w:r>
-              <w:t xml:space="preserve"> is at 0 </w:t>
-            </w:r>
-            <w:r>
-              <w:t xml:space="preserve">(relative to the </w:t>
-            </w:r>
-            <w:proofErr w:type="spellStart"/>
-            <w:r>
-              <w:t>analog</w:t>
-            </w:r>
-            <w:proofErr w:type="spellEnd"/>
-            <w:r>
-              <w:t xml:space="preserve"> hall sensors value) this is </w:t>
-            </w:r>
-            <w:proofErr w:type="spellStart"/>
-            <w:r>
-              <w:t>becauss</w:t>
-            </w:r>
-            <w:proofErr w:type="spellEnd"/>
-            <w:r>
-              <w:t xml:space="preserve"> the motor controller will take that as an input signal and will engage the </w:t>
+              <w:t xml:space="preserve">controller needs to be 0 when the thrtottle is at 0 </w:t>
+            </w:r>
+            <w:r>
+              <w:t xml:space="preserve">(relative to the analog hall sensors value) this is becauss the motor controller will take that as an input signal and will engage the </w:t>
             </w:r>
             <w:r>
               <w:t>motor constantly and it can then be damaged</w:t>
@@ -3339,15 +3146,7 @@
           </w:tcPr>
           <w:p>
             <w:r>
-              <w:t xml:space="preserve">When the throttle is at position 0 make sure </w:t>
-            </w:r>
-            <w:proofErr w:type="spellStart"/>
-            <w:r>
-              <w:t>pwm</w:t>
-            </w:r>
-            <w:proofErr w:type="spellEnd"/>
-            <w:r>
-              <w:t xml:space="preserve"> led is0</w:t>
+              <w:t>When the throttle is at position 0 make sure pwm led is0</w:t>
             </w:r>
           </w:p>
         </w:tc>
@@ -3395,32 +3194,11 @@
             <w:r>
               <w:t xml:space="preserve">In the app </w:t>
             </w:r>
-            <w:proofErr w:type="spellStart"/>
-            <w:r>
-              <w:t>proggramme</w:t>
-            </w:r>
-            <w:proofErr w:type="spellEnd"/>
-            <w:r>
-              <w:t xml:space="preserve"> make a throttle mapping button to adjust how the motor behaves with the throttle inputs</w:t>
-            </w:r>
-            <w:r>
-              <w:t xml:space="preserve"> and make sure that it saves so that when you start the bike up again you don’t have </w:t>
-            </w:r>
-            <w:proofErr w:type="spellStart"/>
-            <w:r>
-              <w:t>tp</w:t>
-            </w:r>
-            <w:proofErr w:type="spellEnd"/>
-            <w:r>
-              <w:t xml:space="preserve"> redo the settings (this can be done with </w:t>
-            </w:r>
-            <w:proofErr w:type="spellStart"/>
-            <w:r>
-              <w:t>epprom</w:t>
-            </w:r>
-            <w:proofErr w:type="spellEnd"/>
-            <w:r>
-              <w:t>)</w:t>
+            <w:r>
+              <w:t>proggramme make a throttle mapping button to adjust how the motor behaves with the throttle inputs</w:t>
+            </w:r>
+            <w:r>
+              <w:t xml:space="preserve"> and make sure that it saves so that when you start the bike up again you don’t have tp redo the settings (this can be done with epprom)</w:t>
             </w:r>
           </w:p>
         </w:tc>
@@ -3444,7 +3222,13 @@
           </w:tcPr>
           <w:p>
             <w:r>
-              <w:t xml:space="preserve">A good way to show what the motor is behaving like is to have </w:t>
+              <w:t>A good way to show what the motor is behaving like is to have</w:t>
+            </w:r>
+            <w:r>
+              <w:t xml:space="preserve"> </w:t>
+            </w:r>
+            <w:r>
+              <w:t xml:space="preserve"> </w:t>
             </w:r>
             <w:r>
               <w:lastRenderedPageBreak/>
@@ -3469,44 +3253,21 @@
           <w:p>
             <w:r>
               <w:lastRenderedPageBreak/>
-              <w:t xml:space="preserve">Put in </w:t>
-            </w:r>
-            <w:proofErr w:type="spellStart"/>
-            <w:r>
-              <w:t>leds</w:t>
-            </w:r>
-            <w:proofErr w:type="spellEnd"/>
-            <w:r>
-              <w:t xml:space="preserve"> and put in </w:t>
-            </w:r>
-            <w:proofErr w:type="spellStart"/>
-            <w:r>
-              <w:t>proggramme</w:t>
-            </w:r>
-            <w:proofErr w:type="spellEnd"/>
-            <w:r>
-              <w:t xml:space="preserve"> for </w:t>
-            </w:r>
-            <w:proofErr w:type="spellStart"/>
-            <w:r>
-              <w:t>leds</w:t>
-            </w:r>
-            <w:proofErr w:type="spellEnd"/>
-            <w:r>
-              <w:t xml:space="preserve"> and a way to adjust it also making </w:t>
+              <w:t xml:space="preserve">Put in leds and put in </w:t>
+            </w:r>
+            <w:r>
+              <w:t>programme</w:t>
+            </w:r>
+            <w:r>
+              <w:t xml:space="preserve"> for leds and a way to adjust it also making </w:t>
             </w:r>
             <w:r>
               <w:lastRenderedPageBreak/>
               <w:t>sure that it saves otherwise it can b</w:t>
             </w:r>
             <w:r>
-              <w:t xml:space="preserve">og up the system(this can be done through </w:t>
-            </w:r>
-            <w:proofErr w:type="spellStart"/>
-            <w:r>
-              <w:t>eppprom</w:t>
-            </w:r>
-            <w:proofErr w:type="spellEnd"/>
+              <w:t>og up the system(this can be done through eppprom</w:t>
+            </w:r>
           </w:p>
         </w:tc>
       </w:tr>
@@ -3642,21 +3403,8 @@
           </w:tcPr>
           <w:p>
             <w:r>
-              <w:t xml:space="preserve">What if you had the </w:t>
-            </w:r>
-            <w:proofErr w:type="spellStart"/>
-            <w:r>
-              <w:t>leds</w:t>
-            </w:r>
-            <w:proofErr w:type="spellEnd"/>
-            <w:r>
-              <w:t xml:space="preserve"> on the side of the dashboard in a dial type </w:t>
-            </w:r>
-            <w:proofErr w:type="spellStart"/>
-            <w:r>
-              <w:t>arangement</w:t>
-            </w:r>
-            <w:proofErr w:type="spellEnd"/>
+              <w:t>What if you had the leds on the side of the dashboard in a dial type arangement</w:t>
+            </w:r>
           </w:p>
         </w:tc>
         <w:tc>
@@ -3666,31 +3414,7 @@
           </w:tcPr>
           <w:p>
             <w:r>
-              <w:t xml:space="preserve">Move the </w:t>
-            </w:r>
-            <w:proofErr w:type="spellStart"/>
-            <w:r>
-              <w:t>leds</w:t>
-            </w:r>
-            <w:proofErr w:type="spellEnd"/>
-            <w:r>
-              <w:t xml:space="preserve"> to the side of the dashboard and have it turn go </w:t>
-            </w:r>
-            <w:proofErr w:type="spellStart"/>
-            <w:r>
-              <w:t>aolong</w:t>
-            </w:r>
-            <w:proofErr w:type="spellEnd"/>
-            <w:r>
-              <w:t xml:space="preserve"> with the </w:t>
-            </w:r>
-            <w:proofErr w:type="spellStart"/>
-            <w:r>
-              <w:t>endge</w:t>
-            </w:r>
-            <w:proofErr w:type="spellEnd"/>
-            <w:r>
-              <w:t xml:space="preserve"> of the dash</w:t>
+              <w:t>Move the leds to the side of the dashboard and have it turn go aolong with the endge of the dash</w:t>
             </w:r>
           </w:p>
         </w:tc>
@@ -4139,11 +3863,6 @@
     </w:tbl>
     <w:p>
       <w:pPr>
-        <w:pStyle w:val="Heading2"/>
-      </w:pPr>
-    </w:p>
-    <w:p>
-      <w:pPr>
         <w:rPr>
           <w:b/>
         </w:rPr>
@@ -4158,25 +3877,19 @@
         <w:rPr>
           <w:b/>
         </w:rPr>
-        <w:t>7</w:t>
+        <w:t>7:</w:t>
       </w:r>
       <w:r>
         <w:rPr>
           <w:b/>
         </w:rPr>
-        <w:t>:</w:t>
+        <w:t>Safety systems</w:t>
       </w:r>
       <w:r>
         <w:rPr>
           <w:b/>
         </w:rPr>
-        <w:t xml:space="preserve"> </w:t>
-      </w:r>
-      <w:r>
-        <w:rPr>
-          <w:b/>
-        </w:rPr>
-        <w:t>Gui</w:t>
+        <w:t xml:space="preserve"> pocbs</w:t>
       </w:r>
     </w:p>
     <w:tbl>
@@ -4231,7 +3944,11 @@
             <w:tcW w:w="2122" w:type="dxa"/>
             <w:shd w:val="clear" w:color="auto" w:fill="FFCCCC"/>
           </w:tcPr>
-          <w:p/>
+          <w:p>
+            <w:r>
+              <w:t>Clutch protection circuit</w:t>
+            </w:r>
+          </w:p>
         </w:tc>
         <w:tc>
           <w:tcPr>
@@ -4317,24 +4034,212 @@
           <w:p/>
         </w:tc>
       </w:tr>
+    </w:tbl>
+    <w:p>
+      <w:pPr>
+        <w:rPr>
+          <w:b/>
+        </w:rPr>
+      </w:pPr>
+    </w:p>
+    <w:p>
+      <w:pPr>
+        <w:pStyle w:val="Heading2"/>
+      </w:pPr>
+    </w:p>
+    <w:p>
+      <w:pPr>
+        <w:rPr>
+          <w:b/>
+        </w:rPr>
+      </w:pPr>
+      <w:r>
+        <w:rPr>
+          <w:b/>
+        </w:rPr>
+        <w:t xml:space="preserve">Component </w:t>
+      </w:r>
+      <w:r>
+        <w:rPr>
+          <w:b/>
+        </w:rPr>
+        <w:t>8</w:t>
+      </w:r>
+      <w:r>
+        <w:rPr>
+          <w:b/>
+        </w:rPr>
+        <w:t>:</w:t>
+      </w:r>
+      <w:r>
+        <w:rPr>
+          <w:b/>
+        </w:rPr>
+        <w:t xml:space="preserve"> </w:t>
+      </w:r>
+      <w:r>
+        <w:rPr>
+          <w:b/>
+        </w:rPr>
+        <w:t>Gui</w:t>
+      </w:r>
+    </w:p>
+    <w:tbl>
+      <w:tblPr>
+        <w:tblStyle w:val="TableGrid"/>
+        <w:tblW w:w="0" w:type="auto"/>
+        <w:tblLook w:val="04A0" w:firstRow="1" w:lastRow="0" w:firstColumn="1" w:lastColumn="0" w:noHBand="0" w:noVBand="1"/>
+      </w:tblPr>
+      <w:tblGrid>
+        <w:gridCol w:w="2122"/>
+        <w:gridCol w:w="3118"/>
+        <w:gridCol w:w="3776"/>
+      </w:tblGrid>
       <w:tr>
         <w:tc>
           <w:tcPr>
             <w:tcW w:w="2122" w:type="dxa"/>
-            <w:shd w:val="clear" w:color="auto" w:fill="FFCCCC"/>
-          </w:tcPr>
-          <w:p/>
+            <w:shd w:val="clear" w:color="auto" w:fill="FF7C80"/>
+          </w:tcPr>
+          <w:p>
+            <w:r>
+              <w:t>Component Link/ File Name</w:t>
+            </w:r>
+          </w:p>
         </w:tc>
         <w:tc>
           <w:tcPr>
             <w:tcW w:w="3118" w:type="dxa"/>
-            <w:shd w:val="clear" w:color="auto" w:fill="FFCCCC"/>
-          </w:tcPr>
-          <w:p/>
+            <w:shd w:val="clear" w:color="auto" w:fill="FF7C80"/>
+          </w:tcPr>
+          <w:p>
+            <w:r>
+              <w:t>Testing/Feedback</w:t>
+            </w:r>
+          </w:p>
         </w:tc>
         <w:tc>
           <w:tcPr>
             <w:tcW w:w="3776" w:type="dxa"/>
+            <w:shd w:val="clear" w:color="auto" w:fill="FF7C80"/>
+          </w:tcPr>
+          <w:p>
+            <w:r>
+              <w:t>Changes to be made</w:t>
+            </w:r>
+          </w:p>
+        </w:tc>
+      </w:tr>
+      <w:tr>
+        <w:tc>
+          <w:tcPr>
+            <w:tcW w:w="2122" w:type="dxa"/>
+            <w:shd w:val="clear" w:color="auto" w:fill="FFCCCC"/>
+          </w:tcPr>
+          <w:p/>
+        </w:tc>
+        <w:tc>
+          <w:tcPr>
+            <w:tcW w:w="3118" w:type="dxa"/>
+            <w:shd w:val="clear" w:color="auto" w:fill="FFCCCC"/>
+          </w:tcPr>
+          <w:p/>
+        </w:tc>
+        <w:tc>
+          <w:tcPr>
+            <w:tcW w:w="3776" w:type="dxa"/>
+            <w:shd w:val="clear" w:color="auto" w:fill="FFCCCC"/>
+          </w:tcPr>
+          <w:p/>
+        </w:tc>
+      </w:tr>
+      <w:tr>
+        <w:tc>
+          <w:tcPr>
+            <w:tcW w:w="2122" w:type="dxa"/>
+            <w:shd w:val="clear" w:color="auto" w:fill="FFCCCC"/>
+          </w:tcPr>
+          <w:p/>
+        </w:tc>
+        <w:tc>
+          <w:tcPr>
+            <w:tcW w:w="3118" w:type="dxa"/>
+            <w:shd w:val="clear" w:color="auto" w:fill="FFCCCC"/>
+          </w:tcPr>
+          <w:p/>
+        </w:tc>
+        <w:tc>
+          <w:tcPr>
+            <w:tcW w:w="3776" w:type="dxa"/>
+            <w:shd w:val="clear" w:color="auto" w:fill="FFCCCC"/>
+          </w:tcPr>
+          <w:p/>
+        </w:tc>
+      </w:tr>
+      <w:tr>
+        <w:tc>
+          <w:tcPr>
+            <w:tcW w:w="2122" w:type="dxa"/>
+            <w:shd w:val="clear" w:color="auto" w:fill="FFCCCC"/>
+          </w:tcPr>
+          <w:p/>
+        </w:tc>
+        <w:tc>
+          <w:tcPr>
+            <w:tcW w:w="3118" w:type="dxa"/>
+            <w:shd w:val="clear" w:color="auto" w:fill="FFCCCC"/>
+          </w:tcPr>
+          <w:p/>
+        </w:tc>
+        <w:tc>
+          <w:tcPr>
+            <w:tcW w:w="3776" w:type="dxa"/>
+            <w:shd w:val="clear" w:color="auto" w:fill="FFCCCC"/>
+          </w:tcPr>
+          <w:p/>
+        </w:tc>
+      </w:tr>
+      <w:tr>
+        <w:tc>
+          <w:tcPr>
+            <w:tcW w:w="2122" w:type="dxa"/>
+            <w:shd w:val="clear" w:color="auto" w:fill="FFCCCC"/>
+          </w:tcPr>
+          <w:p/>
+        </w:tc>
+        <w:tc>
+          <w:tcPr>
+            <w:tcW w:w="3118" w:type="dxa"/>
+            <w:shd w:val="clear" w:color="auto" w:fill="FFCCCC"/>
+          </w:tcPr>
+          <w:p/>
+        </w:tc>
+        <w:tc>
+          <w:tcPr>
+            <w:tcW w:w="3776" w:type="dxa"/>
+            <w:shd w:val="clear" w:color="auto" w:fill="FFCCCC"/>
+          </w:tcPr>
+          <w:p/>
+        </w:tc>
+      </w:tr>
+      <w:tr>
+        <w:tc>
+          <w:tcPr>
+            <w:tcW w:w="2122" w:type="dxa"/>
+            <w:shd w:val="clear" w:color="auto" w:fill="FFCCCC"/>
+          </w:tcPr>
+          <w:p/>
+        </w:tc>
+        <w:tc>
+          <w:tcPr>
+            <w:tcW w:w="3118" w:type="dxa"/>
+            <w:shd w:val="clear" w:color="auto" w:fill="FFCCCC"/>
+          </w:tcPr>
+          <w:p/>
+        </w:tc>
+        <w:tc>
+          <w:tcPr>
+            <w:tcW w:w="3776" w:type="dxa"/>
             <w:shd w:val="clear" w:color="auto" w:fill="FFCCCC"/>
           </w:tcPr>
           <w:p/>
@@ -4346,7 +4251,6 @@
         <w:pStyle w:val="Heading2"/>
       </w:pPr>
       <w:r>
-        <w:lastRenderedPageBreak/>
         <w:t>Testing Final Outcome</w:t>
       </w:r>
     </w:p>
@@ -4549,15 +4453,7 @@
           </w:tcPr>
           <w:p>
             <w:r>
-              <w:t xml:space="preserve">Make sure all the people that helped through the development of the project gets credited for </w:t>
-            </w:r>
-            <w:proofErr w:type="spellStart"/>
-            <w:r>
-              <w:t>there</w:t>
-            </w:r>
-            <w:proofErr w:type="spellEnd"/>
-            <w:r>
-              <w:t xml:space="preserve"> </w:t>
+              <w:t xml:space="preserve">Make sure all the people that helped through the development of the project gets credited for there </w:t>
             </w:r>
             <w:r>
               <w:t>work</w:t>
@@ -4663,26 +4559,10 @@
           </w:tcPr>
           <w:p>
             <w:r>
-              <w:t xml:space="preserve">Is what </w:t>
-            </w:r>
-            <w:proofErr w:type="spellStart"/>
-            <w:r>
-              <w:t>im</w:t>
-            </w:r>
-            <w:proofErr w:type="spellEnd"/>
-            <w:r>
-              <w:t xml:space="preserve"> conveying understandable to a person who know nothing of </w:t>
-            </w:r>
-            <w:r>
-              <w:t xml:space="preserve">what </w:t>
-            </w:r>
-            <w:proofErr w:type="spellStart"/>
-            <w:r>
-              <w:t>im</w:t>
-            </w:r>
-            <w:proofErr w:type="spellEnd"/>
-            <w:r>
-              <w:t xml:space="preserve"> making and how easy is It for them to read this text and see what is going on in a very easy way</w:t>
+              <w:t xml:space="preserve">Is what im conveying understandable to a person who know nothing of </w:t>
+            </w:r>
+            <w:r>
+              <w:t>what im making and how easy is It for them to read this text and see what is going on in a very easy way</w:t>
             </w:r>
           </w:p>
         </w:tc>
@@ -4813,7 +4693,11 @@
         <w:shd w:val="clear" w:color="auto" w:fill="FFF2CC" w:themeFill="accent4" w:themeFillTint="33"/>
       </w:pPr>
       <w:r>
-        <w:t>Testing and trialling was a big part of developing my final outcome because a lot of the problems were only found once the system was actually being used on the bike. One of the biggest problems we found was with the electromagnetic clutch. When testing the clutch, it worked normally while powered, but when it was switched off, the electromagnet released a large voltage back into the system. We measured this voltage and found that the spike was much higher than what the Arduino and other electronics could handle. This voltage travelled back through the circuit and ended up damaging and frying parts of the electronics. From this testing, I found that the clutch needed its own protection, so I added a Schottky diode across the clutch coil and a PPTC to add extra protection to the circuit. After testing the clutch again, the voltage spike was controlled and the electronics were no longer being damaged.</w:t>
+        <w:t xml:space="preserve">Testing and trialling was a big part of developing my final outcome because a lot of the problems were only found once the system was actually being used on the bike. One of the biggest problems we found was with the electromagnetic clutch. When testing the clutch, it worked normally while powered, but when it was switched off, the electromagnet released a large voltage back into the </w:t>
+      </w:r>
+      <w:r>
+        <w:lastRenderedPageBreak/>
+        <w:t>system. We measured this voltage and found that the spike was much higher than what the Arduino and other electronics could handle. This voltage travelled back through the circuit and ended up damaging and frying parts of the electronics. From this testing, I found that the clutch needed its own protection, so I added a Schottky diode across the clutch coil and a PPTC to add extra protection to the circuit. After testing the clutch again, the voltage spike was controlled and the electronics were no longer being damaged.</w:t>
       </w:r>
     </w:p>
     <w:p>
@@ -4821,19 +4705,7 @@
         <w:shd w:val="clear" w:color="auto" w:fill="FFF2CC" w:themeFill="accent4" w:themeFillTint="33"/>
       </w:pPr>
       <w:r>
-        <w:t xml:space="preserve">Testing the Arduino UNO R4 and throttle also showed some problems. When the 800 W motor was running, the high current being drawn by the motor created electrical noise and voltage fluctuations in the system. This caused the Hall sensor used for the throttle to give unstable readings, which </w:t>
-      </w:r>
-      <w:r>
-        <w:lastRenderedPageBreak/>
-        <w:t xml:space="preserve">could make the motor response inconsistent. I added 0.1 </w:t>
-      </w:r>
-      <w:proofErr w:type="spellStart"/>
-      <w:r>
-        <w:t>uF</w:t>
-      </w:r>
-      <w:proofErr w:type="spellEnd"/>
-      <w:r>
-        <w:t xml:space="preserve"> capacitors to the sensor signal and other sensitive circuits to help filter out the electrical noise. After testing this again, the throttle readings became much more stable and the motor responded more consistently to the throttle input. I also improved the throttle mapping in the Arduino so the throttle could be adjusted and calibrated rather than relying on one fixed range.</w:t>
+        <w:t>Testing the Arduino UNO R4 and throttle also showed some problems. When the 800 W motor was running, the high current being drawn by the motor created electrical noise and voltage fluctuations in the system. This caused the Hall sensor used for the throttle to give unstable readings, which could make the motor response inconsistent. I added 0.1 uF capacitors to the sensor signal and other sensitive circuits to help filter out the electrical noise. After testing this again, the throttle readings became much more stable and the motor responded more consistently to the throttle input. I also improved the throttle mapping in the Arduino so the throttle could be adjusted and calibrated rather than relying on one fixed range.</w:t>
       </w:r>
     </w:p>
     <w:p>
@@ -4841,15 +4713,7 @@
         <w:shd w:val="clear" w:color="auto" w:fill="FFF2CC" w:themeFill="accent4" w:themeFillTint="33"/>
       </w:pPr>
       <w:r>
-        <w:t xml:space="preserve">The Hall sensors used for measuring the motor RPM, driveshaft RPM and speed also had issues during early testing. Electrical interference from the motor caused false triggers, which gave incorrect RPM and speed readings. Adding the 0.1 </w:t>
-      </w:r>
-      <w:proofErr w:type="spellStart"/>
-      <w:r>
-        <w:t>uF</w:t>
-      </w:r>
-      <w:proofErr w:type="spellEnd"/>
-      <w:r>
-        <w:t xml:space="preserve"> capacitors helped smooth the signals and stopped the false triggers. I also planned for shielded and twisted-pair wiring to further reduce interference. This improved the accuracy and reliability of the speed and RPM information shown on the dashboard and OLED.</w:t>
+        <w:t>The Hall sensors used for measuring the motor RPM, driveshaft RPM and speed also had issues during early testing. Electrical interference from the motor caused false triggers, which gave incorrect RPM and speed readings. Adding the 0.1 uF capacitors helped smooth the signals and stopped the false triggers. I also planned for shielded and twisted-pair wiring to further reduce interference. This improved the accuracy and reliability of the speed and RPM information shown on the dashboard and OLED.</w:t>
       </w:r>
     </w:p>
     <w:p>
@@ -4909,6 +4773,7 @@
         <w:shd w:val="clear" w:color="auto" w:fill="A8D08D" w:themeFill="accent6" w:themeFillTint="99"/>
       </w:pPr>
       <w:r>
+        <w:lastRenderedPageBreak/>
         <w:t>Synthesis of information</w:t>
       </w:r>
       <w:r>
@@ -4949,11 +4814,7 @@
         <w:shd w:val="clear" w:color="auto" w:fill="A8D08D" w:themeFill="accent6" w:themeFillTint="99"/>
       </w:pPr>
       <w:r>
-        <w:t xml:space="preserve">When planning my outcome, I first looked at what the system needed to be able to do and how all the different parts would work together. I decided to use the Arduino UNO R4 as the main controller because it could take the different sensor inputs and control the outputs needed for the bike. I planned for it to read the throttle and clutch Hall sensors, measure the motor and driveshaft RPM, monitor the battery voltage and control the electromagnetic clutch. I also planned to have an OLED </w:t>
-      </w:r>
-      <w:r>
-        <w:lastRenderedPageBreak/>
-        <w:t>and a larger GUI dashboard so information such as throttle position, speed, RPM and battery level could be viewed while the bike was running. I also planned protection for the electronics because the bike was using a 36 V battery and an 800 W motor. This planning gave me a basic structure for how the digital system would work and what components I needed to connect together.</w:t>
+        <w:t>When planning my outcome, I first looked at what the system needed to be able to do and how all the different parts would work together. I decided to use the Arduino UNO R4 as the main controller because it could take the different sensor inputs and control the outputs needed for the bike. I planned for it to read the throttle and clutch Hall sensors, measure the motor and driveshaft RPM, monitor the battery voltage and control the electromagnetic clutch. I also planned to have an OLED and a larger GUI dashboard so information such as throttle position, speed, RPM and battery level could be viewed while the bike was running. I also planned protection for the electronics because the bike was using a 36 V battery and an 800 W motor. This planning gave me a basic structure for how the digital system would work and what components I needed to connect together.</w:t>
       </w:r>
     </w:p>
     <w:p>
@@ -5033,7 +4894,11 @@
         <w:shd w:val="clear" w:color="auto" w:fill="A8D08D" w:themeFill="accent6" w:themeFillTint="99"/>
       </w:pPr>
       <w:r>
-        <w:t>Looking at the planning, testing and trialling together shows how the final outcome developed over time. The planning gave me the basic idea of what the system needed to do, while testing showed me where the original design had problems. Trialling then allowed me to make changes and see if they actually fixed those problems. For example, I planned to use Hall sensors for the throttle and RPM, but testing showed that electrical noise was affecting them. This led to adding capacitors and improving the filtering. The clutch was also planned to be controlled electronically, but testing showed that the electromagnet was sending a damaging voltage back into the system. This led to adding the diode and PPTC. The GUI was then used to make the throttle system easier to adjust after trialling it on the bike. This shows that information from each stage was used to improve the next stage instead of just following the original plan.</w:t>
+        <w:t xml:space="preserve">Looking at the planning, testing and trialling together shows how the final outcome developed over time. The planning gave me the basic idea of what the system needed to do, while testing showed me where the original design had problems. Trialling then allowed me to make changes and see if they actually fixed those problems. For example, I planned to use Hall sensors for the throttle and </w:t>
+      </w:r>
+      <w:r>
+        <w:lastRenderedPageBreak/>
+        <w:t>RPM, but testing showed that electrical noise was affecting them. This led to adding capacitors and improving the filtering. The clutch was also planned to be controlled electronically, but testing showed that the electromagnet was sending a damaging voltage back into the system. This led to adding the diode and PPTC. The GUI was then used to make the throttle system easier to adjust after trialling it on the bike. This shows that information from each stage was used to improve the next stage instead of just following the original plan.</w:t>
       </w:r>
     </w:p>
     <w:p>
@@ -5068,7 +4933,6 @@
           <w:b/>
           <w:bCs/>
         </w:rPr>
-        <w:lastRenderedPageBreak/>
         <w:t>Paragraph 5</w:t>
       </w:r>
     </w:p>
@@ -5712,6 +5576,7 @@
   <w:style w:type="character" w:default="1" w:styleId="DefaultParagraphFont">
     <w:name w:val="Default Paragraph Font"/>
     <w:uiPriority w:val="1"/>
+    <w:semiHidden/>
     <w:unhideWhenUsed/>
   </w:style>
   <w:style w:type="table" w:default="1" w:styleId="TableNormal">
@@ -6209,15 +6074,6 @@
 </file>
 
 <file path=customXml/item1.xml><?xml version="1.0" encoding="utf-8"?>
-<?mso-contentType ?>
-<FormTemplates xmlns="http://schemas.microsoft.com/sharepoint/v3/contenttype/forms">
-  <Display>DocumentLibraryForm</Display>
-  <Edit>DocumentLibraryForm</Edit>
-  <New>DocumentLibraryForm</New>
-</FormTemplates>
-</file>
-
-<file path=customXml/item2.xml><?xml version="1.0" encoding="utf-8"?>
 <ct:contentTypeSchema xmlns:ct="http://schemas.microsoft.com/office/2006/metadata/contentType" xmlns:ma="http://schemas.microsoft.com/office/2006/metadata/properties/metaAttributes" ct:_="" ma:_="" ma:contentTypeName="Document" ma:contentTypeID="0x010100B404DBCFBC02B04D838E297E7AC49BEC" ma:contentTypeVersion="29" ma:contentTypeDescription="Create a new document." ma:contentTypeScope="" ma:versionID="00b475807ba7603a210177ce3d310360">
   <xsd:schema xmlns:xsd="http://www.w3.org/2001/XMLSchema" xmlns:xs="http://www.w3.org/2001/XMLSchema" xmlns:p="http://schemas.microsoft.com/office/2006/metadata/properties" xmlns:ns3="8e8bdfa1-897e-455b-96e1-da9724e984b4" xmlns:ns4="0bf4e652-3194-4289-a587-4a2abc6573c1" targetNamespace="http://schemas.microsoft.com/office/2006/metadata/properties" ma:root="true" ma:fieldsID="41c2c417b58d7032c1f2cfab3b2ec764" ns3:_="" ns4:_="">
     <xsd:import namespace="8e8bdfa1-897e-455b-96e1-da9724e984b4"/>
@@ -6598,7 +6454,20 @@
 </ct:contentTypeSchema>
 </file>
 
+<file path=customXml/item2.xml><?xml version="1.0" encoding="utf-8"?>
+<?mso-contentType ?>
+<FormTemplates xmlns="http://schemas.microsoft.com/sharepoint/v3/contenttype/forms">
+  <Display>DocumentLibraryForm</Display>
+  <Edit>DocumentLibraryForm</Edit>
+  <New>DocumentLibraryForm</New>
+</FormTemplates>
+</file>
+
 <file path=customXml/item3.xml><?xml version="1.0" encoding="utf-8"?>
+<b:Sources xmlns:b="http://schemas.openxmlformats.org/officeDocument/2006/bibliography" xmlns="http://schemas.openxmlformats.org/officeDocument/2006/bibliography" SelectedStyle="\APASixthEditionOfficeOnline.xsl" StyleName="APA" Version="6"/>
+</file>
+
+<file path=customXml/item4.xml><?xml version="1.0" encoding="utf-8"?>
 <p:properties xmlns:p="http://schemas.microsoft.com/office/2006/metadata/properties" xmlns:xsi="http://www.w3.org/2001/XMLSchema-instance" xmlns:pc="http://schemas.microsoft.com/office/infopath/2007/PartnerControls">
   <documentManagement>
     <FolderType xmlns="8e8bdfa1-897e-455b-96e1-da9724e984b4" xsi:nil="true"/>
@@ -6647,19 +6516,7 @@
 </p:properties>
 </file>
 
-<file path=customXml/item4.xml><?xml version="1.0" encoding="utf-8"?>
-<b:Sources xmlns:b="http://schemas.openxmlformats.org/officeDocument/2006/bibliography" xmlns="http://schemas.openxmlformats.org/officeDocument/2006/bibliography" SelectedStyle="\APASixthEditionOfficeOnline.xsl" StyleName="APA" Version="6"/>
-</file>
-
 <file path=customXml/itemProps1.xml><?xml version="1.0" encoding="utf-8"?>
-<ds:datastoreItem xmlns:ds="http://schemas.openxmlformats.org/officeDocument/2006/customXml" ds:itemID="{192A387B-6998-40B4-BA18-B536273BFB3D}">
-  <ds:schemaRefs>
-    <ds:schemaRef ds:uri="http://schemas.microsoft.com/sharepoint/v3/contenttype/forms"/>
-  </ds:schemaRefs>
-</ds:datastoreItem>
-</file>
-
-<file path=customXml/itemProps2.xml><?xml version="1.0" encoding="utf-8"?>
 <ds:datastoreItem xmlns:ds="http://schemas.openxmlformats.org/officeDocument/2006/customXml" ds:itemID="{3C5C1F59-64A0-4772-B91D-4079A66CA574}">
   <ds:schemaRefs>
     <ds:schemaRef ds:uri="http://schemas.microsoft.com/office/2006/metadata/contentType"/>
@@ -6678,7 +6535,23 @@
 </ds:datastoreItem>
 </file>
 
+<file path=customXml/itemProps2.xml><?xml version="1.0" encoding="utf-8"?>
+<ds:datastoreItem xmlns:ds="http://schemas.openxmlformats.org/officeDocument/2006/customXml" ds:itemID="{192A387B-6998-40B4-BA18-B536273BFB3D}">
+  <ds:schemaRefs>
+    <ds:schemaRef ds:uri="http://schemas.microsoft.com/sharepoint/v3/contenttype/forms"/>
+  </ds:schemaRefs>
+</ds:datastoreItem>
+</file>
+
 <file path=customXml/itemProps3.xml><?xml version="1.0" encoding="utf-8"?>
+<ds:datastoreItem xmlns:ds="http://schemas.openxmlformats.org/officeDocument/2006/customXml" ds:itemID="{E3F01FBF-D99E-480B-B558-73E1E1525F94}">
+  <ds:schemaRefs>
+    <ds:schemaRef ds:uri="http://schemas.openxmlformats.org/officeDocument/2006/bibliography"/>
+  </ds:schemaRefs>
+</ds:datastoreItem>
+</file>
+
+<file path=customXml/itemProps4.xml><?xml version="1.0" encoding="utf-8"?>
 <ds:datastoreItem xmlns:ds="http://schemas.openxmlformats.org/officeDocument/2006/customXml" ds:itemID="{69D82E26-D04D-4830-A7BF-C9806F1C26F2}">
   <ds:schemaRefs>
     <ds:schemaRef ds:uri="http://schemas.microsoft.com/office/2006/metadata/properties"/>
@@ -6686,12 +6559,4 @@
     <ds:schemaRef ds:uri="8e8bdfa1-897e-455b-96e1-da9724e984b4"/>
   </ds:schemaRefs>
 </ds:datastoreItem>
-</file>
-
-<file path=customXml/itemProps4.xml><?xml version="1.0" encoding="utf-8"?>
-<ds:datastoreItem xmlns:ds="http://schemas.openxmlformats.org/officeDocument/2006/customXml" ds:itemID="{E3F01FBF-D99E-480B-B558-73E1E1525F94}">
-  <ds:schemaRefs>
-    <ds:schemaRef ds:uri="http://schemas.openxmlformats.org/officeDocument/2006/bibliography"/>
-  </ds:schemaRefs>
-</ds:datastoreItem>
 </file>
--- a/13 DI Heinrich Venter develop an outcome.docx
+++ b/13 DI Heinrich Venter develop an outcome.docx
@@ -94,7 +94,15 @@
     </w:p>
     <w:p>
       <w:r>
-        <w:t>Examples are: social ● cultural ● legal ● ethical ● intellectual property ● privacy ● accessibility ● usability ● functionality ● aesthetics ● sustainability and future proofing ● end-user considerations ● health and safety.</w:t>
+        <w:t xml:space="preserve">Examples </w:t>
+      </w:r>
+      <w:proofErr w:type="gramStart"/>
+      <w:r>
+        <w:t>are:</w:t>
+      </w:r>
+      <w:proofErr w:type="gramEnd"/>
+      <w:r>
+        <w:t xml:space="preserve"> social ● cultural ● legal ● ethical ● intellectual property ● privacy ● accessibility ● usability ● functionality ● aesthetics ● sustainability and future proofing ● end-user considerations ● health and safety.</w:t>
       </w:r>
     </w:p>
     <w:tbl>
@@ -204,9 +212,11 @@
             <w:shd w:val="clear" w:color="auto" w:fill="FFCCCC"/>
           </w:tcPr>
           <w:p>
+            <w:proofErr w:type="spellStart"/>
             <w:r>
               <w:t>Accesability</w:t>
             </w:r>
+            <w:proofErr w:type="spellEnd"/>
           </w:p>
         </w:tc>
         <w:tc>
@@ -306,7 +316,27 @@
                       <w:szCs w:val="24"/>
                       <w:lang w:val="en-US"/>
                     </w:rPr>
-                    <w:t>Accessibility for the pitbike means the bike’s controls, indicators, and basic functions need to be understandable and manageable for a range of riders. This includes clear visual indicators, easy-to-reach switches, and controls that don’t require excessive strength.</w:t>
+                    <w:t xml:space="preserve">Accessibility for the </w:t>
+                  </w:r>
+                  <w:proofErr w:type="spellStart"/>
+                  <w:r>
+                    <w:rPr>
+                      <w:rFonts w:eastAsia="Times New Roman" w:cstheme="minorHAnsi"/>
+                      <w:sz w:val="24"/>
+                      <w:szCs w:val="24"/>
+                      <w:lang w:val="en-US"/>
+                    </w:rPr>
+                    <w:t>pitbike</w:t>
+                  </w:r>
+                  <w:proofErr w:type="spellEnd"/>
+                  <w:r>
+                    <w:rPr>
+                      <w:rFonts w:eastAsia="Times New Roman" w:cstheme="minorHAnsi"/>
+                      <w:sz w:val="24"/>
+                      <w:szCs w:val="24"/>
+                      <w:lang w:val="en-US"/>
+                    </w:rPr>
+                    <w:t xml:space="preserve"> means the bike’s controls, indicators, and basic functions need to be understandable and manageable for a range of riders. This includes clear visual indicators, easy-to-reach switches, and controls that don’t require excessive strength.</w:t>
                   </w:r>
                 </w:p>
               </w:tc>
@@ -357,7 +387,15 @@
           </w:tcPr>
           <w:p>
             <w:r>
-              <w:t>Usability relates to how easy it is to understand and use the pitbike’s hybrid systems, such as switching modes, checking battery levels, or starting the bike. The design needs to feel intuitive even for new riders.</w:t>
+              <w:t xml:space="preserve">Usability relates to how easy it is to understand and use the </w:t>
+            </w:r>
+            <w:proofErr w:type="spellStart"/>
+            <w:r>
+              <w:t>pitbike’s</w:t>
+            </w:r>
+            <w:proofErr w:type="spellEnd"/>
+            <w:r>
+              <w:t xml:space="preserve"> hybrid systems, such as switching modes, checking battery levels, or starting the bike. The design needs to feel intuitive even for new riders.</w:t>
             </w:r>
           </w:p>
         </w:tc>
@@ -368,7 +406,23 @@
           </w:tcPr>
           <w:p>
             <w:r>
-              <w:t>It matters because if the interface is confusing, the rider could misuse the bike or struggle during operation. I will address this by keeping the hybrid controls simple, limiting unnecessary switches, and providing a logical layout similar to standard pitbikes so it feels familiar.</w:t>
+              <w:t xml:space="preserve">It matters because if the interface is confusing, the rider could misuse the bike or struggle during operation. I will address this by keeping the hybrid controls simple, limiting unnecessary switches, and providing a logical layout </w:t>
+            </w:r>
+            <w:proofErr w:type="gramStart"/>
+            <w:r>
+              <w:t>similar to</w:t>
+            </w:r>
+            <w:proofErr w:type="gramEnd"/>
+            <w:r>
+              <w:t xml:space="preserve"> standard </w:t>
+            </w:r>
+            <w:proofErr w:type="spellStart"/>
+            <w:r>
+              <w:t>pitbikes</w:t>
+            </w:r>
+            <w:proofErr w:type="spellEnd"/>
+            <w:r>
+              <w:t xml:space="preserve"> so it feels familiar.</w:t>
             </w:r>
           </w:p>
         </w:tc>
@@ -489,7 +543,27 @@
                       <w:szCs w:val="24"/>
                       <w:lang w:val="en-US"/>
                     </w:rPr>
-                    <w:t>Functionality refers to how well the 70cc hybrid pitbike performs its intended purpose—delivering reliable petrol and electric operation, smooth power delivery, and stable riding. It also includes ensuring the components (battery, controller, mechanical systems) work together correctly.</w:t>
+                    <w:t xml:space="preserve">Functionality refers to how well the 70cc hybrid </w:t>
+                  </w:r>
+                  <w:proofErr w:type="spellStart"/>
+                  <w:r>
+                    <w:rPr>
+                      <w:rFonts w:eastAsia="Times New Roman" w:cstheme="minorHAnsi"/>
+                      <w:sz w:val="24"/>
+                      <w:szCs w:val="24"/>
+                      <w:lang w:val="en-US"/>
+                    </w:rPr>
+                    <w:t>pitbike</w:t>
+                  </w:r>
+                  <w:proofErr w:type="spellEnd"/>
+                  <w:r>
+                    <w:rPr>
+                      <w:rFonts w:eastAsia="Times New Roman" w:cstheme="minorHAnsi"/>
+                      <w:sz w:val="24"/>
+                      <w:szCs w:val="24"/>
+                      <w:lang w:val="en-US"/>
+                    </w:rPr>
+                    <w:t xml:space="preserve"> performs its intended purpose—delivering reliable petrol and electric operation, smooth power delivery, and stable riding. It also includes ensuring the components (battery, controller, mechanical systems) work together correctly.</w:t>
                   </w:r>
                 </w:p>
               </w:tc>
@@ -536,7 +610,15 @@
           </w:tcPr>
           <w:p>
             <w:r>
-              <w:t>Aesthetics for the pitbike include the visual design—how the hybrid components are integrated, how tidy the wiring is, and the overall look of the bike. A clean, professional aesthetic helps the bike feel intentional rather than thrown together.</w:t>
+              <w:t xml:space="preserve">Aesthetics for the </w:t>
+            </w:r>
+            <w:proofErr w:type="spellStart"/>
+            <w:r>
+              <w:t>pitbike</w:t>
+            </w:r>
+            <w:proofErr w:type="spellEnd"/>
+            <w:r>
+              <w:t xml:space="preserve"> include the visual design—how the hybrid components are integrated, how tidy the wiring is, and the overall look of the bike. A clean, professional aesthetic helps the bike feel intentional rather than thrown together.</w:t>
             </w:r>
           </w:p>
         </w:tc>
@@ -547,7 +629,15 @@
           </w:tcPr>
           <w:p>
             <w:r>
-              <w:t>It is important because a well-presented bike improves user confidence and makes maintenance easier. I will address this by organising wiring neatly, using matching colours or covers, and ensuring added components blend with the original frame so the hybrid upgrade looks cohesive.</w:t>
+              <w:t xml:space="preserve">It is important because a well-presented bike improves user confidence and makes maintenance easier. I will address this by organising wiring neatly, using matching colours or covers, and ensuring added components blend with the original </w:t>
+            </w:r>
+            <w:proofErr w:type="gramStart"/>
+            <w:r>
+              <w:t>frame</w:t>
+            </w:r>
+            <w:proofErr w:type="gramEnd"/>
+            <w:r>
+              <w:t xml:space="preserve"> so the hybrid upgrade looks cohesive.</w:t>
             </w:r>
           </w:p>
         </w:tc>
@@ -798,10 +888,26 @@
               <w:t>Every time</w:t>
             </w:r>
             <w:r>
-              <w:t xml:space="preserve"> I close my files so that its saved when I close my </w:t>
-            </w:r>
-            <w:r>
-              <w:t>laptop/computer and if I need to go back to a previous file that was deleted I can recover the file without redoing that work all over again</w:t>
+              <w:t xml:space="preserve"> I close my files so that </w:t>
+            </w:r>
+            <w:proofErr w:type="gramStart"/>
+            <w:r>
+              <w:t>its</w:t>
+            </w:r>
+            <w:proofErr w:type="gramEnd"/>
+            <w:r>
+              <w:t xml:space="preserve"> saved when I close my </w:t>
+            </w:r>
+            <w:r>
+              <w:t xml:space="preserve">laptop/computer and if I need to go back to a previous file that was </w:t>
+            </w:r>
+            <w:proofErr w:type="gramStart"/>
+            <w:r>
+              <w:t>deleted</w:t>
+            </w:r>
+            <w:proofErr w:type="gramEnd"/>
+            <w:r>
+              <w:t xml:space="preserve"> I can recover the file without redoing that work all over again</w:t>
             </w:r>
           </w:p>
         </w:tc>
@@ -1074,22 +1180,46 @@
           </w:tcPr>
           <w:p>
             <w:r>
-              <w:t>Every week I check and update the g</w:t>
+              <w:t xml:space="preserve">Every week I check and update the </w:t>
+            </w:r>
+            <w:proofErr w:type="spellStart"/>
+            <w:r>
+              <w:t>g</w:t>
             </w:r>
             <w:r>
               <w:t>ant</w:t>
             </w:r>
             <w:r>
-              <w:t>t chart to check we</w:t>
+              <w:t>t</w:t>
+            </w:r>
+            <w:proofErr w:type="spellEnd"/>
+            <w:r>
+              <w:t xml:space="preserve"> chart to check we</w:t>
             </w:r>
             <w:r>
               <w:t>a</w:t>
             </w:r>
             <w:r>
-              <w:t>ther im on schedule falling behin</w:t>
-            </w:r>
-            <w:r>
-              <w:t>d or even in best case scenario ahead f schedule</w:t>
+              <w:t xml:space="preserve">ther </w:t>
+            </w:r>
+            <w:proofErr w:type="spellStart"/>
+            <w:r>
+              <w:t>im</w:t>
+            </w:r>
+            <w:proofErr w:type="spellEnd"/>
+            <w:r>
+              <w:t xml:space="preserve"> on schedule falling behin</w:t>
+            </w:r>
+            <w:r>
+              <w:t xml:space="preserve">d or even in best case scenario ahead </w:t>
+            </w:r>
+            <w:proofErr w:type="spellStart"/>
+            <w:r>
+              <w:t>f</w:t>
+            </w:r>
+            <w:proofErr w:type="spellEnd"/>
+            <w:r>
+              <w:t xml:space="preserve"> schedule</w:t>
             </w:r>
           </w:p>
         </w:tc>
@@ -1501,8 +1631,21 @@
           </w:tcPr>
           <w:p>
             <w:r>
-              <w:t>Designing the required components holders so that when in use the sensitive electronics doesn’t get damaged or broken and then gives faulty readings to the brain which can effect efficiency and controll</w:t>
-            </w:r>
+              <w:t xml:space="preserve">Designing the required components holders so that when in use the sensitive electronics doesn’t get damaged or broken and then gives faulty readings to the brain which can </w:t>
+            </w:r>
+            <w:proofErr w:type="gramStart"/>
+            <w:r>
+              <w:t>effect</w:t>
+            </w:r>
+            <w:proofErr w:type="gramEnd"/>
+            <w:r>
+              <w:t xml:space="preserve"> efficiency and </w:t>
+            </w:r>
+            <w:proofErr w:type="spellStart"/>
+            <w:r>
+              <w:t>controll</w:t>
+            </w:r>
+            <w:proofErr w:type="spellEnd"/>
           </w:p>
         </w:tc>
       </w:tr>
@@ -1526,7 +1669,15 @@
           </w:tcPr>
           <w:p>
             <w:r>
-              <w:t>Using the right electronics for what i need it to do and figuring out where all the parts need to sit</w:t>
+              <w:t xml:space="preserve">Using the right electronics for what </w:t>
+            </w:r>
+            <w:proofErr w:type="spellStart"/>
+            <w:r>
+              <w:t>i</w:t>
+            </w:r>
+            <w:proofErr w:type="spellEnd"/>
+            <w:r>
+              <w:t xml:space="preserve"> need it to do and figuring out where all the parts need to sit</w:t>
             </w:r>
           </w:p>
         </w:tc>
@@ -1538,8 +1689,13 @@
             <w:shd w:val="clear" w:color="auto" w:fill="FFCCCC"/>
           </w:tcPr>
           <w:p>
-            <w:r>
-              <w:t xml:space="preserve">Easthetics </w:t>
+            <w:proofErr w:type="spellStart"/>
+            <w:r>
+              <w:t>Easthetics</w:t>
+            </w:r>
+            <w:proofErr w:type="spellEnd"/>
+            <w:r>
+              <w:t xml:space="preserve"> </w:t>
             </w:r>
           </w:p>
         </w:tc>
@@ -1936,7 +2092,15 @@
               <w:t>Selected Component:</w:t>
             </w:r>
             <w:r>
-              <w:t xml:space="preserve"> im going with electromagnetic </w:t>
+              <w:t xml:space="preserve"> </w:t>
+            </w:r>
+            <w:proofErr w:type="spellStart"/>
+            <w:r>
+              <w:t>im</w:t>
+            </w:r>
+            <w:proofErr w:type="spellEnd"/>
+            <w:r>
+              <w:t xml:space="preserve"> going with electromagnetic </w:t>
             </w:r>
           </w:p>
         </w:tc>
@@ -1953,7 +2117,31 @@
               <w:t>Why:</w:t>
             </w:r>
             <w:r>
-              <w:t xml:space="preserve"> because with an electromagnetic you can have torque  and speed from 0rpm where with a centrifugal it needs to be spun to a certain set rpm i.e. 2000 rpm which means ill have about 750 rpm of speed range not including gear ratios for  inc4reasinf the torque of the system which means that ill have to use the 70cc’s torque which isn’t the greatest and until the engine reaches the range of where the clutch can engage ill be able to accelerate an extra 2km/h where  with a electromagnetic I can engage from 0rpm and then have a speed range of 2750 from the motor which means ill have a 50km/h range of where it can accelerate with the electric motors torque which is greater at low speeds than the 70cc’s</w:t>
+              <w:t xml:space="preserve"> because with an electromagnetic you can have torque  and speed from 0rpm where with a centrifugal it needs to be spun to a certain set rpm i.e. 2000 rpm which means ill have about 750 rpm of speed range not including gear ratios for  inc4reasinf the torque of the system which means that </w:t>
+            </w:r>
+            <w:proofErr w:type="spellStart"/>
+            <w:r>
+              <w:t>ill</w:t>
+            </w:r>
+            <w:proofErr w:type="spellEnd"/>
+            <w:r>
+              <w:t xml:space="preserve"> have to use the 70cc’s torque which isn’t the greatest and until the engine reaches the range of where the clutch can engage </w:t>
+            </w:r>
+            <w:proofErr w:type="spellStart"/>
+            <w:r>
+              <w:t>ill</w:t>
+            </w:r>
+            <w:proofErr w:type="spellEnd"/>
+            <w:r>
+              <w:t xml:space="preserve"> be able to accelerate an extra 2km/h where  with </w:t>
+            </w:r>
+            <w:proofErr w:type="spellStart"/>
+            <w:r>
+              <w:t>a</w:t>
+            </w:r>
+            <w:proofErr w:type="spellEnd"/>
+            <w:r>
+              <w:t xml:space="preserve"> electromagnetic I can engage from 0rpm and then have a speed range of 2750 from the motor which means ill have a 50km/h range of where it can accelerate with the electric motors torque which is greater at low speeds than the 70cc’s</w:t>
             </w:r>
           </w:p>
         </w:tc>
@@ -2205,7 +2393,15 @@
               <w:t xml:space="preserve">anything </w:t>
             </w:r>
             <w:r>
-              <w:t>so no friction so it lasts way longer</w:t>
+              <w:t xml:space="preserve">so no </w:t>
+            </w:r>
+            <w:proofErr w:type="gramStart"/>
+            <w:r>
+              <w:t>friction</w:t>
+            </w:r>
+            <w:proofErr w:type="gramEnd"/>
+            <w:r>
+              <w:t xml:space="preserve"> so it lasts way longer</w:t>
             </w:r>
             <w:r>
               <w:t>.</w:t>
@@ -2280,8 +2476,13 @@
             <w:shd w:val="clear" w:color="auto" w:fill="FFF2CC" w:themeFill="accent4" w:themeFillTint="33"/>
           </w:tcPr>
           <w:p>
-            <w:r>
-              <w:t xml:space="preserve">Oled </w:t>
+            <w:proofErr w:type="spellStart"/>
+            <w:r>
+              <w:t>Oled</w:t>
+            </w:r>
+            <w:proofErr w:type="spellEnd"/>
+            <w:r>
+              <w:t xml:space="preserve"> </w:t>
             </w:r>
             <w:r>
               <w:t xml:space="preserve">display </w:t>
@@ -2514,7 +2715,35 @@
               <w:rPr>
                 <w:lang w:val="en-US"/>
               </w:rPr>
-              <w:t>The chosen 1.3" I2C OLED display is the optimal choice for this system as it balances pixel-level graphic control (128x64 resolution) with high efficiency, vastly outperforming Alternative 1 (LCD screen) , which is limited to rigid character blocks, requires a high-draw backlight, and offers poor viewing angles. Because OLED pixels are self-emissive, unlit black pixels consume virtually zero power, making it ideal for low-power microcontrollers deployment. Additionally, while Alternative 2 (1.8" SPI TFT Color Display) provides vibrant colors, its SPI interface requires 4 to 5 data pins, which limits available inputs and complicates wiring. In contrast, the chosen OLED uses the I2C protocol , requiring only two shared lines (SDA and SCL). This preserves critical GPIO pins for other sensors, simplifies breadboard layout, and ensures a compact, power-efficient, and easily scalable system architecture.</w:t>
+              <w:t>The chosen 1.3" I2C OLED display is the optimal choice for this system as it balances pixel-level graphic control (128x64 resolution) with high efficiency, vastly outperforming Alternative 1 (LCD screen</w:t>
+            </w:r>
+            <w:proofErr w:type="gramStart"/>
+            <w:r>
+              <w:rPr>
+                <w:lang w:val="en-US"/>
+              </w:rPr>
+              <w:t>) ,</w:t>
+            </w:r>
+            <w:proofErr w:type="gramEnd"/>
+            <w:r>
+              <w:rPr>
+                <w:lang w:val="en-US"/>
+              </w:rPr>
+              <w:t xml:space="preserve"> which is limited to rigid character blocks, requires a high-draw backlight, and offers poor viewing angles. Because OLED pixels are self-emissive, unlit black pixels consume virtually zero power, making it ideal for low-power microcontrollers deployment. Additionally, while Alternative 2 (1.8" SPI TFT Color Display) provides vibrant colors, its SPI interface requires 4 to 5 data pins, which limits available inputs and complicates wiring. In contrast, the chosen OLED uses the I2C </w:t>
+            </w:r>
+            <w:proofErr w:type="gramStart"/>
+            <w:r>
+              <w:rPr>
+                <w:lang w:val="en-US"/>
+              </w:rPr>
+              <w:t>protocol ,</w:t>
+            </w:r>
+            <w:proofErr w:type="gramEnd"/>
+            <w:r>
+              <w:rPr>
+                <w:lang w:val="en-US"/>
+              </w:rPr>
+              <w:t xml:space="preserve"> requiring only two shared lines (SDA and SCL). This preserves critical GPIO pins for other sensors, simplifies breadboard layout, and ensures a compact, power-efficient, and easily scalable system architecture.</w:t>
             </w:r>
           </w:p>
           <w:p/>
@@ -2805,13 +3034,27 @@
         <w:rPr>
           <w:b/>
         </w:rPr>
-        <w:t>Component 2:</w:t>
-      </w:r>
+        <w:t xml:space="preserve">Component </w:t>
+      </w:r>
+      <w:proofErr w:type="gramStart"/>
       <w:r>
         <w:rPr>
           <w:b/>
         </w:rPr>
-        <w:t xml:space="preserve">throttle </w:t>
+        <w:t>2:</w:t>
+      </w:r>
+      <w:r>
+        <w:rPr>
+          <w:b/>
+        </w:rPr>
+        <w:t>throttle</w:t>
+      </w:r>
+      <w:proofErr w:type="gramEnd"/>
+      <w:r>
+        <w:rPr>
+          <w:b/>
+        </w:rPr>
+        <w:t xml:space="preserve"> </w:t>
       </w:r>
     </w:p>
     <w:tbl>
@@ -2884,7 +3127,13 @@
           </w:tcPr>
           <w:p>
             <w:r>
-              <w:t xml:space="preserve">The stopper is on the wrong side and the </w:t>
+              <w:t xml:space="preserve">The stopper is on the wrong </w:t>
+            </w:r>
+            <w:r>
+              <w:t>side,</w:t>
+            </w:r>
+            <w:r>
+              <w:t xml:space="preserve"> and the </w:t>
             </w:r>
             <w:r>
               <w:t>main part is very brittle</w:t>
@@ -2933,7 +3182,49 @@
           </w:tcPr>
           <w:p>
             <w:r>
-              <w:t>The pipe is 17mm inner dimaeter so the outer diameter of the insert should be =/&gt;17mm</w:t>
+              <w:t xml:space="preserve">The pipe is 17mm inner </w:t>
+            </w:r>
+            <w:r>
+              <w:t>diameter</w:t>
+            </w:r>
+            <w:r>
+              <w:t xml:space="preserve"> so the outer diameter of the insert should be </w:t>
+            </w:r>
+            <w:r>
+              <w:rPr>
+                <w:rFonts w:cstheme="minorHAnsi"/>
+              </w:rPr>
+              <w:t>≠</w:t>
+            </w:r>
+            <w:r>
+              <w:t>&gt;17mm</w:t>
+            </w:r>
+            <w:r>
+              <w:t>, sin</w:t>
+            </w:r>
+            <w:r>
+              <w:t>c</w:t>
+            </w:r>
+            <w:r>
+              <w:t xml:space="preserve">e </w:t>
+            </w:r>
+            <w:r>
+              <w:t>you’re</w:t>
+            </w:r>
+            <w:r>
+              <w:t xml:space="preserve"> doing that as</w:t>
+            </w:r>
+            <w:r>
+              <w:t xml:space="preserve"> </w:t>
+            </w:r>
+            <w:r>
+              <w:t>well i</w:t>
+            </w:r>
+            <w:r>
+              <w:t xml:space="preserve">t would be a good idea to make a change to the rubber expander so that it has more surface area </w:t>
+            </w:r>
+            <w:r>
+              <w:t>to grab onto and easier to expand</w:t>
             </w:r>
           </w:p>
         </w:tc>
@@ -2942,7 +3233,23 @@
             <w:tcW w:w="3776" w:type="dxa"/>
             <w:shd w:val="clear" w:color="auto" w:fill="FFCCCC"/>
           </w:tcPr>
-          <w:p/>
+          <w:p>
+            <w:r>
+              <w:t xml:space="preserve">Make the diameter smaller </w:t>
+            </w:r>
+            <w:r>
+              <w:t xml:space="preserve">for both the </w:t>
+            </w:r>
+            <w:r>
+              <w:t>rubber</w:t>
+            </w:r>
+            <w:r>
+              <w:t xml:space="preserve"> and plastic insert, and make the plastic insert </w:t>
+            </w:r>
+            <w:r>
+              <w:t>taller and the slots to allow it to expand put a small hole on its bottom to make is pivoting point less stiff</w:t>
+            </w:r>
+          </w:p>
         </w:tc>
       </w:tr>
       <w:tr>
@@ -2951,28 +3258,14 @@
             <w:tcW w:w="2122" w:type="dxa"/>
             <w:shd w:val="clear" w:color="auto" w:fill="FFCCCC"/>
           </w:tcPr>
-          <w:p>
-            <w:r>
-              <w:t>last</w:t>
-            </w:r>
-          </w:p>
+          <w:p/>
         </w:tc>
         <w:tc>
           <w:tcPr>
             <w:tcW w:w="3118" w:type="dxa"/>
             <w:shd w:val="clear" w:color="auto" w:fill="FFCCCC"/>
           </w:tcPr>
-          <w:p>
-            <w:r>
-              <w:t xml:space="preserve">The </w:t>
-            </w:r>
-            <w:r>
-              <w:t xml:space="preserve">expander that </w:t>
-            </w:r>
-            <w:r>
-              <w:t xml:space="preserve"> </w:t>
-            </w:r>
-          </w:p>
+          <w:p/>
         </w:tc>
         <w:tc>
           <w:tcPr>
@@ -3038,8 +3331,16 @@
         <w:rPr>
           <w:b/>
         </w:rPr>
-        <w:t>motor controll</w:t>
-      </w:r>
+        <w:t xml:space="preserve">motor </w:t>
+      </w:r>
+      <w:proofErr w:type="spellStart"/>
+      <w:r>
+        <w:rPr>
+          <w:b/>
+        </w:rPr>
+        <w:t>controll</w:t>
+      </w:r>
+      <w:proofErr w:type="spellEnd"/>
     </w:p>
     <w:tbl>
       <w:tblPr>
@@ -3123,16 +3424,48 @@
           </w:tcPr>
           <w:p>
             <w:r>
-              <w:t>The pwm led for the motor</w:t>
+              <w:t xml:space="preserve">The </w:t>
+            </w:r>
+            <w:proofErr w:type="spellStart"/>
+            <w:r>
+              <w:t>pwm</w:t>
+            </w:r>
+            <w:proofErr w:type="spellEnd"/>
+            <w:r>
+              <w:t xml:space="preserve"> led for the motor</w:t>
             </w:r>
             <w:r>
               <w:t xml:space="preserve"> </w:t>
             </w:r>
             <w:r>
-              <w:t xml:space="preserve">controller needs to be 0 when the thrtottle is at 0 </w:t>
-            </w:r>
-            <w:r>
-              <w:t xml:space="preserve">(relative to the analog hall sensors value) this is becauss the motor controller will take that as an input signal and will engage the </w:t>
+              <w:t xml:space="preserve">controller needs to be 0 when the </w:t>
+            </w:r>
+            <w:proofErr w:type="spellStart"/>
+            <w:r>
+              <w:t>thrtottle</w:t>
+            </w:r>
+            <w:proofErr w:type="spellEnd"/>
+            <w:r>
+              <w:t xml:space="preserve"> is at 0 </w:t>
+            </w:r>
+            <w:r>
+              <w:t xml:space="preserve">(relative to the </w:t>
+            </w:r>
+            <w:proofErr w:type="spellStart"/>
+            <w:r>
+              <w:t>analog</w:t>
+            </w:r>
+            <w:proofErr w:type="spellEnd"/>
+            <w:r>
+              <w:t xml:space="preserve"> hall sensors value) this is </w:t>
+            </w:r>
+            <w:proofErr w:type="spellStart"/>
+            <w:r>
+              <w:t>becauss</w:t>
+            </w:r>
+            <w:proofErr w:type="spellEnd"/>
+            <w:r>
+              <w:t xml:space="preserve"> the motor controller will take that as an input signal and will engage the </w:t>
             </w:r>
             <w:r>
               <w:t>motor constantly and it can then be damaged</w:t>
@@ -3146,7 +3479,15 @@
           </w:tcPr>
           <w:p>
             <w:r>
-              <w:t>When the throttle is at position 0 make sure pwm led is0</w:t>
+              <w:t xml:space="preserve">When the throttle is at position 0 make sure </w:t>
+            </w:r>
+            <w:proofErr w:type="spellStart"/>
+            <w:r>
+              <w:t>pwm</w:t>
+            </w:r>
+            <w:proofErr w:type="spellEnd"/>
+            <w:r>
+              <w:t xml:space="preserve"> led is0</w:t>
             </w:r>
           </w:p>
         </w:tc>
@@ -3181,7 +3522,11 @@
               <w:t xml:space="preserve">there is like a throttle mapping thing with so that </w:t>
             </w:r>
             <w:r>
-              <w:t xml:space="preserve">you can adjust when the motor is at 0rpm and when the motor is at max rpm </w:t>
+              <w:t xml:space="preserve">you can adjust when the </w:t>
+            </w:r>
+            <w:r>
+              <w:lastRenderedPageBreak/>
+              <w:t xml:space="preserve">motor is at 0rpm and when the motor is at max rpm </w:t>
             </w:r>
           </w:p>
         </w:tc>
@@ -3192,13 +3537,39 @@
           </w:tcPr>
           <w:p>
             <w:r>
+              <w:lastRenderedPageBreak/>
               <w:t xml:space="preserve">In the app </w:t>
             </w:r>
-            <w:r>
-              <w:t>proggramme make a throttle mapping button to adjust how the motor behaves with the throttle inputs</w:t>
-            </w:r>
-            <w:r>
-              <w:t xml:space="preserve"> and make sure that it saves so that when you start the bike up again you don’t have tp redo the settings (this can be done with epprom)</w:t>
+            <w:proofErr w:type="spellStart"/>
+            <w:r>
+              <w:t>proggramme</w:t>
+            </w:r>
+            <w:proofErr w:type="spellEnd"/>
+            <w:r>
+              <w:t xml:space="preserve"> make a throttle mapping button to adjust how the motor behaves with the throttle inputs</w:t>
+            </w:r>
+            <w:r>
+              <w:t xml:space="preserve"> and make sure that it saves so that </w:t>
+            </w:r>
+            <w:r>
+              <w:lastRenderedPageBreak/>
+              <w:t xml:space="preserve">when you start the bike up again you don’t have </w:t>
+            </w:r>
+            <w:proofErr w:type="spellStart"/>
+            <w:r>
+              <w:t>tp</w:t>
+            </w:r>
+            <w:proofErr w:type="spellEnd"/>
+            <w:r>
+              <w:t xml:space="preserve"> redo the settings (this can be done with </w:t>
+            </w:r>
+            <w:proofErr w:type="spellStart"/>
+            <w:r>
+              <w:t>epprom</w:t>
+            </w:r>
+            <w:proofErr w:type="spellEnd"/>
+            <w:r>
+              <w:t>)</w:t>
             </w:r>
           </w:p>
         </w:tc>
@@ -3211,6 +3582,7 @@
           </w:tcPr>
           <w:p>
             <w:r>
+              <w:lastRenderedPageBreak/>
               <w:t>3</w:t>
             </w:r>
           </w:p>
@@ -3228,16 +3600,12 @@
               <w:t xml:space="preserve"> </w:t>
             </w:r>
             <w:r>
+              <w:t xml:space="preserve"> a string of led</w:t>
+            </w:r>
+            <w:r>
               <w:t xml:space="preserve"> </w:t>
             </w:r>
             <w:r>
-              <w:lastRenderedPageBreak/>
-              <w:t>a string of led</w:t>
-            </w:r>
-            <w:r>
-              <w:t xml:space="preserve"> </w:t>
-            </w:r>
-            <w:r>
               <w:t xml:space="preserve">to show what rpm the motor is spinning at </w:t>
             </w:r>
             <w:r>
@@ -3252,22 +3620,46 @@
           </w:tcPr>
           <w:p>
             <w:r>
-              <w:lastRenderedPageBreak/>
-              <w:t xml:space="preserve">Put in leds and put in </w:t>
+              <w:t xml:space="preserve">Put in </w:t>
+            </w:r>
+            <w:proofErr w:type="spellStart"/>
+            <w:r>
+              <w:t>leds</w:t>
+            </w:r>
+            <w:proofErr w:type="spellEnd"/>
+            <w:r>
+              <w:t xml:space="preserve"> and put in </w:t>
             </w:r>
             <w:r>
               <w:t>programme</w:t>
             </w:r>
             <w:r>
-              <w:t xml:space="preserve"> for leds and a way to adjust it also making </w:t>
-            </w:r>
-            <w:r>
-              <w:lastRenderedPageBreak/>
-              <w:t>sure that it saves otherwise it can b</w:t>
-            </w:r>
-            <w:r>
-              <w:t>og up the system(this can be done through eppprom</w:t>
-            </w:r>
+              <w:t xml:space="preserve"> for </w:t>
+            </w:r>
+            <w:proofErr w:type="spellStart"/>
+            <w:r>
+              <w:t>leds</w:t>
+            </w:r>
+            <w:proofErr w:type="spellEnd"/>
+            <w:r>
+              <w:t xml:space="preserve"> and a way to adjust it also making sure that it saves otherwise it can b</w:t>
+            </w:r>
+            <w:r>
+              <w:t xml:space="preserve">og up the </w:t>
+            </w:r>
+            <w:proofErr w:type="gramStart"/>
+            <w:r>
+              <w:t>system(</w:t>
+            </w:r>
+            <w:proofErr w:type="gramEnd"/>
+            <w:r>
+              <w:t xml:space="preserve">this can be done through </w:t>
+            </w:r>
+            <w:proofErr w:type="spellStart"/>
+            <w:r>
+              <w:t>eppprom</w:t>
+            </w:r>
+            <w:proofErr w:type="spellEnd"/>
           </w:p>
         </w:tc>
       </w:tr>
@@ -3314,6 +3706,7 @@
         </w:rPr>
         <w:t xml:space="preserve">Component </w:t>
       </w:r>
+      <w:proofErr w:type="gramStart"/>
       <w:r>
         <w:rPr>
           <w:b/>
@@ -3332,6 +3725,7 @@
         </w:rPr>
         <w:t>dashboard</w:t>
       </w:r>
+      <w:proofErr w:type="gramEnd"/>
     </w:p>
     <w:tbl>
       <w:tblPr>
@@ -3403,7 +3797,18 @@
           </w:tcPr>
           <w:p>
             <w:r>
-              <w:t>What if you had the leds on the side of the dashboard in a dial type arangement</w:t>
+              <w:t xml:space="preserve">What if you had the </w:t>
+            </w:r>
+            <w:proofErr w:type="spellStart"/>
+            <w:r>
+              <w:t>leds</w:t>
+            </w:r>
+            <w:proofErr w:type="spellEnd"/>
+            <w:r>
+              <w:t xml:space="preserve"> on the side of the dashboard in a dial type </w:t>
+            </w:r>
+            <w:r>
+              <w:t>arrangement</w:t>
             </w:r>
           </w:p>
         </w:tc>
@@ -3414,7 +3819,27 @@
           </w:tcPr>
           <w:p>
             <w:r>
-              <w:t>Move the leds to the side of the dashboard and have it turn go aolong with the endge of the dash</w:t>
+              <w:t xml:space="preserve">Move the </w:t>
+            </w:r>
+            <w:proofErr w:type="spellStart"/>
+            <w:r>
+              <w:t>leds</w:t>
+            </w:r>
+            <w:proofErr w:type="spellEnd"/>
+            <w:r>
+              <w:t xml:space="preserve"> to the side of the dashboard and have it turn go </w:t>
+            </w:r>
+            <w:r>
+              <w:t>along</w:t>
+            </w:r>
+            <w:r>
+              <w:t xml:space="preserve"> with the </w:t>
+            </w:r>
+            <w:r>
+              <w:t>edge</w:t>
+            </w:r>
+            <w:r>
+              <w:t xml:space="preserve"> of the dash</w:t>
             </w:r>
           </w:p>
         </w:tc>
@@ -3432,14 +3857,55 @@
             <w:tcW w:w="3118" w:type="dxa"/>
             <w:shd w:val="clear" w:color="auto" w:fill="FFCCCC"/>
           </w:tcPr>
-          <w:p/>
+          <w:p>
+            <w:r>
+              <w:t xml:space="preserve">You will be able to get more sensors into the system if you changed how the </w:t>
+            </w:r>
+            <w:proofErr w:type="spellStart"/>
+            <w:r>
+              <w:t>leds</w:t>
+            </w:r>
+            <w:proofErr w:type="spellEnd"/>
+            <w:r>
+              <w:t xml:space="preserve"> </w:t>
+            </w:r>
+            <w:r>
+              <w:t xml:space="preserve">work by </w:t>
+            </w:r>
+            <w:r>
+              <w:t xml:space="preserve">making the engine </w:t>
+            </w:r>
+            <w:proofErr w:type="spellStart"/>
+            <w:r>
+              <w:t>leds</w:t>
+            </w:r>
+            <w:proofErr w:type="spellEnd"/>
+            <w:r>
+              <w:t xml:space="preserve"> s</w:t>
+            </w:r>
+            <w:r>
+              <w:t xml:space="preserve">hine every 2krpm </w:t>
+            </w:r>
+          </w:p>
         </w:tc>
         <w:tc>
           <w:tcPr>
             <w:tcW w:w="3776" w:type="dxa"/>
             <w:shd w:val="clear" w:color="auto" w:fill="FFCCCC"/>
           </w:tcPr>
-          <w:p/>
+          <w:p>
+            <w:r>
+              <w:t xml:space="preserve">Take out 2 </w:t>
+            </w:r>
+            <w:proofErr w:type="spellStart"/>
+            <w:r>
+              <w:t>leds</w:t>
+            </w:r>
+            <w:proofErr w:type="spellEnd"/>
+            <w:r>
+              <w:t xml:space="preserve"> and change them to signal ports for sensors </w:t>
+            </w:r>
+          </w:p>
         </w:tc>
       </w:tr>
       <w:tr>
@@ -3873,6 +4339,7 @@
         </w:rPr>
         <w:t xml:space="preserve">Component </w:t>
       </w:r>
+      <w:proofErr w:type="gramStart"/>
       <w:r>
         <w:rPr>
           <w:b/>
@@ -3883,14 +4350,9 @@
         <w:rPr>
           <w:b/>
         </w:rPr>
-        <w:t>Safety systems</w:t>
-      </w:r>
-      <w:r>
-        <w:rPr>
-          <w:b/>
-        </w:rPr>
-        <w:t xml:space="preserve"> pocbs</w:t>
-      </w:r>
+        <w:t>PCBs</w:t>
+      </w:r>
+      <w:proofErr w:type="gramEnd"/>
     </w:p>
     <w:tbl>
       <w:tblPr>
@@ -3911,6 +4373,7 @@
           </w:tcPr>
           <w:p>
             <w:r>
+              <w:lastRenderedPageBreak/>
               <w:t>Component Link/ File Name</w:t>
             </w:r>
           </w:p>
@@ -3946,7 +4409,31 @@
           </w:tcPr>
           <w:p>
             <w:r>
-              <w:t>Clutch protection circuit</w:t>
+              <w:object w:dxaOrig="1543" w:dyaOrig="1000" w14:anchorId="4B76B87F">
+                <v:shapetype id="_x0000_t75" coordsize="21600,21600" o:spt="75" o:preferrelative="t" path="m@4@5l@4@11@9@11@9@5xe" filled="f" stroked="f">
+                  <v:stroke joinstyle="miter"/>
+                  <v:formulas>
+                    <v:f eqn="if lineDrawn pixelLineWidth 0"/>
+                    <v:f eqn="sum @0 1 0"/>
+                    <v:f eqn="sum 0 0 @1"/>
+                    <v:f eqn="prod @2 1 2"/>
+                    <v:f eqn="prod @3 21600 pixelWidth"/>
+                    <v:f eqn="prod @3 21600 pixelHeight"/>
+                    <v:f eqn="sum @0 0 1"/>
+                    <v:f eqn="prod @6 1 2"/>
+                    <v:f eqn="prod @7 21600 pixelWidth"/>
+                    <v:f eqn="sum @8 21600 0"/>
+                    <v:f eqn="prod @7 21600 pixelHeight"/>
+                    <v:f eqn="sum @10 21600 0"/>
+                  </v:formulas>
+                  <v:path o:extrusionok="f" gradientshapeok="t" o:connecttype="rect"/>
+                  <o:lock v:ext="edit" aspectratio="t"/>
+                </v:shapetype>
+                <v:shape id="_x0000_i1025" type="#_x0000_t75" style="width:76.85pt;height:49.85pt" o:ole="">
+                  <v:imagedata r:id="rId33" o:title=""/>
+                </v:shape>
+                <o:OLEObject Type="Embed" ProgID="Package" ShapeID="_x0000_i1025" DrawAspect="Icon" ObjectID="_1847987205" r:id="rId34"/>
+              </w:object>
             </w:r>
           </w:p>
         </w:tc>
@@ -3971,7 +4458,16 @@
             <w:tcW w:w="2122" w:type="dxa"/>
             <w:shd w:val="clear" w:color="auto" w:fill="FFCCCC"/>
           </w:tcPr>
-          <w:p/>
+          <w:p>
+            <w:r>
+              <w:object w:dxaOrig="1543" w:dyaOrig="1000" w14:anchorId="3E15E891">
+                <v:shape id="_x0000_i1027" type="#_x0000_t75" style="width:76.85pt;height:49.85pt" o:ole="">
+                  <v:imagedata r:id="rId35" o:title=""/>
+                </v:shape>
+                <o:OLEObject Type="Embed" ProgID="Package" ShapeID="_x0000_i1027" DrawAspect="Icon" ObjectID="_1847987206" r:id="rId36"/>
+              </w:object>
+            </w:r>
+          </w:p>
         </w:tc>
         <w:tc>
           <w:tcPr>
@@ -4265,7 +4761,15 @@
         <w:t xml:space="preserve"> or location</w:t>
       </w:r>
       <w:r>
-        <w:t xml:space="preserve"> to your final outcome </w:t>
+        <w:t xml:space="preserve"> to your </w:t>
+      </w:r>
+      <w:proofErr w:type="gramStart"/>
+      <w:r>
+        <w:t>final outcome</w:t>
+      </w:r>
+      <w:proofErr w:type="gramEnd"/>
+      <w:r>
+        <w:t xml:space="preserve"> </w:t>
       </w:r>
       <w:r>
         <w:t xml:space="preserve">before testing </w:t>
@@ -4353,8 +4857,13 @@
             <w:shd w:val="clear" w:color="auto" w:fill="FFCCCC"/>
           </w:tcPr>
           <w:p>
-            <w:r>
-              <w:t xml:space="preserve">Is there any spelling mistakes that were made </w:t>
+            <w:proofErr w:type="gramStart"/>
+            <w:r>
+              <w:t>Is</w:t>
+            </w:r>
+            <w:proofErr w:type="gramEnd"/>
+            <w:r>
+              <w:t xml:space="preserve"> there any spelling mistakes that were made </w:t>
             </w:r>
           </w:p>
         </w:tc>
@@ -4394,8 +4903,13 @@
             <w:shd w:val="clear" w:color="auto" w:fill="FFCCCC"/>
           </w:tcPr>
           <w:p>
-            <w:r>
-              <w:t xml:space="preserve">Is there any </w:t>
+            <w:proofErr w:type="gramStart"/>
+            <w:r>
+              <w:t>Is</w:t>
+            </w:r>
+            <w:proofErr w:type="gramEnd"/>
+            <w:r>
+              <w:t xml:space="preserve"> there any </w:t>
             </w:r>
             <w:r>
               <w:t xml:space="preserve">grammar mistakes in what I wrote </w:t>
@@ -4453,7 +4967,15 @@
           </w:tcPr>
           <w:p>
             <w:r>
-              <w:t xml:space="preserve">Make sure all the people that helped through the development of the project gets credited for there </w:t>
+              <w:t xml:space="preserve">Make sure all the people that helped through the development of the project gets credited for </w:t>
+            </w:r>
+            <w:proofErr w:type="spellStart"/>
+            <w:r>
+              <w:t>there</w:t>
+            </w:r>
+            <w:proofErr w:type="spellEnd"/>
+            <w:r>
+              <w:t xml:space="preserve"> </w:t>
             </w:r>
             <w:r>
               <w:t>work</w:t>
@@ -4559,10 +5081,26 @@
           </w:tcPr>
           <w:p>
             <w:r>
-              <w:t xml:space="preserve">Is what im conveying understandable to a person who know nothing of </w:t>
-            </w:r>
-            <w:r>
-              <w:t>what im making and how easy is It for them to read this text and see what is going on in a very easy way</w:t>
+              <w:t xml:space="preserve">Is what </w:t>
+            </w:r>
+            <w:proofErr w:type="spellStart"/>
+            <w:r>
+              <w:t>im</w:t>
+            </w:r>
+            <w:proofErr w:type="spellEnd"/>
+            <w:r>
+              <w:t xml:space="preserve"> conveying understandable to a person who know nothing of </w:t>
+            </w:r>
+            <w:r>
+              <w:t xml:space="preserve">what </w:t>
+            </w:r>
+            <w:proofErr w:type="spellStart"/>
+            <w:r>
+              <w:t>im</w:t>
+            </w:r>
+            <w:proofErr w:type="spellEnd"/>
+            <w:r>
+              <w:t xml:space="preserve"> making and how easy is It for them to read this text and see what is going on in a very easy way</w:t>
             </w:r>
           </w:p>
         </w:tc>
@@ -4600,7 +5138,15 @@
           </w:tcPr>
           <w:p>
             <w:r>
-              <w:t xml:space="preserve">Is the way that the final outcome looks aesthetically pleasing </w:t>
+              <w:t xml:space="preserve">Is the way that the </w:t>
+            </w:r>
+            <w:proofErr w:type="gramStart"/>
+            <w:r>
+              <w:t>final outcome</w:t>
+            </w:r>
+            <w:proofErr w:type="gramEnd"/>
+            <w:r>
+              <w:t xml:space="preserve"> looks aesthetically pleasing </w:t>
             </w:r>
           </w:p>
         </w:tc>
@@ -4664,8 +5210,13 @@
       <w:pPr>
         <w:pStyle w:val="Heading3"/>
       </w:pPr>
-      <w:r>
-        <w:t>Final Outcome after Testing</w:t>
+      <w:proofErr w:type="gramStart"/>
+      <w:r>
+        <w:t>Final Outcome</w:t>
+      </w:r>
+      <w:proofErr w:type="gramEnd"/>
+      <w:r>
+        <w:t xml:space="preserve"> after Testing</w:t>
       </w:r>
     </w:p>
     <w:p>
@@ -4673,7 +5224,15 @@
         <w:shd w:val="clear" w:color="auto" w:fill="FFF2CC" w:themeFill="accent4" w:themeFillTint="33"/>
       </w:pPr>
       <w:r>
-        <w:t xml:space="preserve">Please provide a link to your final outcome after testing has been completed. </w:t>
+        <w:t xml:space="preserve">Please provide a link to your </w:t>
+      </w:r>
+      <w:proofErr w:type="gramStart"/>
+      <w:r>
+        <w:t>final outcome</w:t>
+      </w:r>
+      <w:proofErr w:type="gramEnd"/>
+      <w:r>
+        <w:t xml:space="preserve"> after testing has been completed. </w:t>
       </w:r>
     </w:p>
     <w:p/>
@@ -4693,11 +5252,39 @@
         <w:shd w:val="clear" w:color="auto" w:fill="FFF2CC" w:themeFill="accent4" w:themeFillTint="33"/>
       </w:pPr>
       <w:r>
-        <w:t xml:space="preserve">Testing and trialling was a big part of developing my final outcome because a lot of the problems were only found once the system was actually being used on the bike. One of the biggest problems we found was with the electromagnetic clutch. When testing the clutch, it worked normally while powered, but when it was switched off, the electromagnet released a large voltage back into the </w:t>
-      </w:r>
-      <w:r>
-        <w:lastRenderedPageBreak/>
-        <w:t>system. We measured this voltage and found that the spike was much higher than what the Arduino and other electronics could handle. This voltage travelled back through the circuit and ended up damaging and frying parts of the electronics. From this testing, I found that the clutch needed its own protection, so I added a Schottky diode across the clutch coil and a PPTC to add extra protection to the circuit. After testing the clutch again, the voltage spike was controlled and the electronics were no longer being damaged.</w:t>
+        <w:t xml:space="preserve">Testing and trialling </w:t>
+      </w:r>
+      <w:proofErr w:type="gramStart"/>
+      <w:r>
+        <w:t>was</w:t>
+      </w:r>
+      <w:proofErr w:type="gramEnd"/>
+      <w:r>
+        <w:t xml:space="preserve"> a big part of developing my </w:t>
+      </w:r>
+      <w:proofErr w:type="gramStart"/>
+      <w:r>
+        <w:t>final outcome</w:t>
+      </w:r>
+      <w:proofErr w:type="gramEnd"/>
+      <w:r>
+        <w:t xml:space="preserve"> because a lot of the problems were only found once the system was </w:t>
+      </w:r>
+      <w:proofErr w:type="gramStart"/>
+      <w:r>
+        <w:t>actually being</w:t>
+      </w:r>
+      <w:proofErr w:type="gramEnd"/>
+      <w:r>
+        <w:t xml:space="preserve"> used on the bike. One of the biggest problems we found was with the electromagnetic clutch. When testing the clutch, it worked normally while powered, but when it was switched off, the electromagnet released a large voltage back into the system. We measured this voltage and found that the spike was much higher than what the Arduino and other electronics could handle. This voltage travelled back through the circuit and ended up damaging and frying parts of the electronics. From this testing, I found that the clutch needed its own protection, so I added a Schottky diode across the clutch coil and a PPTC to add extra protection to the circuit. After testing the clutch again, the voltage spike was </w:t>
+      </w:r>
+      <w:proofErr w:type="gramStart"/>
+      <w:r>
+        <w:t>controlled</w:t>
+      </w:r>
+      <w:proofErr w:type="gramEnd"/>
+      <w:r>
+        <w:t xml:space="preserve"> and the electronics were no longer being damaged.</w:t>
       </w:r>
     </w:p>
     <w:p>
@@ -4705,7 +5292,15 @@
         <w:shd w:val="clear" w:color="auto" w:fill="FFF2CC" w:themeFill="accent4" w:themeFillTint="33"/>
       </w:pPr>
       <w:r>
-        <w:t>Testing the Arduino UNO R4 and throttle also showed some problems. When the 800 W motor was running, the high current being drawn by the motor created electrical noise and voltage fluctuations in the system. This caused the Hall sensor used for the throttle to give unstable readings, which could make the motor response inconsistent. I added 0.1 uF capacitors to the sensor signal and other sensitive circuits to help filter out the electrical noise. After testing this again, the throttle readings became much more stable and the motor responded more consistently to the throttle input. I also improved the throttle mapping in the Arduino so the throttle could be adjusted and calibrated rather than relying on one fixed range.</w:t>
+        <w:t xml:space="preserve">Testing the Arduino UNO R4 and throttle also showed some problems. When the 800 W motor was running, the high current being drawn by the motor created electrical noise and voltage fluctuations in the system. This caused the Hall sensor used for the throttle to give unstable readings, which could make the motor response inconsistent. I added 0.1 </w:t>
+      </w:r>
+      <w:proofErr w:type="spellStart"/>
+      <w:r>
+        <w:t>uF</w:t>
+      </w:r>
+      <w:proofErr w:type="spellEnd"/>
+      <w:r>
+        <w:t xml:space="preserve"> capacitors to the sensor signal and other sensitive circuits to help filter out the electrical noise. After testing this again, the throttle readings became much more stable and the motor responded more consistently to the throttle input. I also improved the throttle mapping in the Arduino so the throttle could be adjusted and calibrated rather than relying on one fixed range.</w:t>
       </w:r>
     </w:p>
     <w:p>
@@ -4713,7 +5308,15 @@
         <w:shd w:val="clear" w:color="auto" w:fill="FFF2CC" w:themeFill="accent4" w:themeFillTint="33"/>
       </w:pPr>
       <w:r>
-        <w:t>The Hall sensors used for measuring the motor RPM, driveshaft RPM and speed also had issues during early testing. Electrical interference from the motor caused false triggers, which gave incorrect RPM and speed readings. Adding the 0.1 uF capacitors helped smooth the signals and stopped the false triggers. I also planned for shielded and twisted-pair wiring to further reduce interference. This improved the accuracy and reliability of the speed and RPM information shown on the dashboard and OLED.</w:t>
+        <w:t xml:space="preserve">The Hall sensors used for measuring the motor RPM, driveshaft RPM and speed also had issues during early testing. Electrical interference from the motor caused false triggers, which gave incorrect RPM and speed readings. Adding the 0.1 </w:t>
+      </w:r>
+      <w:proofErr w:type="spellStart"/>
+      <w:r>
+        <w:t>uF</w:t>
+      </w:r>
+      <w:proofErr w:type="spellEnd"/>
+      <w:r>
+        <w:t xml:space="preserve"> capacitors helped smooth the signals and stopped the false triggers. I also planned for shielded and twisted-pair wiring to further reduce interference. This improved the accuracy and reliability of the speed and RPM information shown on the dashboard and OLED.</w:t>
       </w:r>
     </w:p>
     <w:p>
@@ -4729,7 +5332,15 @@
         <w:shd w:val="clear" w:color="auto" w:fill="FFF2CC" w:themeFill="accent4" w:themeFillTint="33"/>
       </w:pPr>
       <w:r>
-        <w:t>Overall, testing and trialling helped me find problems that I would not have noticed just from designing the system on paper. Each problem gave me information that I could use to change the design. The final outcome was improved through changes such as the clutch voltage protection, PPTCs, throttle filtering and mapping, Hall sensor filtering and battery voltage sensing. This made the digital system more reliable, protected the Arduino and other components, and made the information and controls more consistent when the bike was being operated.</w:t>
+        <w:t xml:space="preserve">Overall, testing and trialling helped me find problems that I would not have noticed just from designing the system on paper. Each problem gave me information that I could use to change the design. The </w:t>
+      </w:r>
+      <w:proofErr w:type="gramStart"/>
+      <w:r>
+        <w:t>final outcome</w:t>
+      </w:r>
+      <w:proofErr w:type="gramEnd"/>
+      <w:r>
+        <w:t xml:space="preserve"> was improved through changes such as the clutch voltage protection, PPTCs, throttle filtering and mapping, Hall sensor filtering and battery voltage sensing. This made the digital system more reliable, protected the Arduino and other components, and made the information and controls more consistent when the bike was being operated.</w:t>
       </w:r>
     </w:p>
     <w:p>
@@ -4764,7 +5375,21 @@
         <w:rPr>
           <w:color w:val="EE0000"/>
         </w:rPr>
-        <w:t>Delete the red comments such as this one when you are done they are to help you writing your paragraphs</w:t>
+        <w:t xml:space="preserve">Delete the red comments such as this one when you are </w:t>
+      </w:r>
+      <w:proofErr w:type="gramStart"/>
+      <w:r>
+        <w:rPr>
+          <w:color w:val="EE0000"/>
+        </w:rPr>
+        <w:t>done</w:t>
+      </w:r>
+      <w:proofErr w:type="gramEnd"/>
+      <w:r>
+        <w:rPr>
+          <w:color w:val="EE0000"/>
+        </w:rPr>
+        <w:t xml:space="preserve"> they are to help you writing your paragraphs</w:t>
       </w:r>
     </w:p>
     <w:p>
@@ -4773,7 +5398,6 @@
         <w:shd w:val="clear" w:color="auto" w:fill="A8D08D" w:themeFill="accent6" w:themeFillTint="99"/>
       </w:pPr>
       <w:r>
-        <w:lastRenderedPageBreak/>
         <w:t>Synthesis of information</w:t>
       </w:r>
       <w:r>
@@ -4814,7 +5438,15 @@
         <w:shd w:val="clear" w:color="auto" w:fill="A8D08D" w:themeFill="accent6" w:themeFillTint="99"/>
       </w:pPr>
       <w:r>
-        <w:t>When planning my outcome, I first looked at what the system needed to be able to do and how all the different parts would work together. I decided to use the Arduino UNO R4 as the main controller because it could take the different sensor inputs and control the outputs needed for the bike. I planned for it to read the throttle and clutch Hall sensors, measure the motor and driveshaft RPM, monitor the battery voltage and control the electromagnetic clutch. I also planned to have an OLED and a larger GUI dashboard so information such as throttle position, speed, RPM and battery level could be viewed while the bike was running. I also planned protection for the electronics because the bike was using a 36 V battery and an 800 W motor. This planning gave me a basic structure for how the digital system would work and what components I needed to connect together.</w:t>
+        <w:t xml:space="preserve">When planning my outcome, I first looked at what the system needed to be able to do and how all the different parts would work together. I decided to use the Arduino UNO R4 as the main controller because it could take the different sensor inputs and control the outputs needed for the bike. I planned for it to read the throttle and clutch Hall sensors, measure the motor and driveshaft RPM, monitor the battery voltage and control the electromagnetic clutch. I also planned to have an OLED and a larger GUI dashboard so information such as throttle position, speed, RPM and battery level could be viewed while the bike was running. I also planned protection for the electronics because the bike was using a 36 V battery and an 800 W motor. This planning gave me a basic structure for how the digital system would work and what components I needed to </w:t>
+      </w:r>
+      <w:proofErr w:type="gramStart"/>
+      <w:r>
+        <w:t>connect together</w:t>
+      </w:r>
+      <w:proofErr w:type="gramEnd"/>
+      <w:r>
+        <w:t>.</w:t>
       </w:r>
     </w:p>
     <w:p>
@@ -4838,7 +5470,15 @@
         <w:shd w:val="clear" w:color="auto" w:fill="A8D08D" w:themeFill="accent6" w:themeFillTint="99"/>
       </w:pPr>
       <w:r>
-        <w:t>Testing showed me that some parts of my original plan did not work as well as I expected. When the Arduino and 800 W motor were tested together, the motor created electrical noise and voltage fluctuations which affected the Hall sensors. The throttle readings could become unstable and the RPM sensors sometimes gave false readings. I also tested the battery voltage sensing to make sure the 36 V battery could be safely measured by the Arduino. One of the biggest problems was found when testing the electromagnetic clutch. When the electromagnet was switched off, it released a large voltage back into the system. We measured this voltage and found that it was high enough to damage and eventually fry parts of the electronics. These tests showed that the original circuits needed more filtering and protection before they could be used reliably on the bike.</w:t>
+        <w:t xml:space="preserve">Testing showed me that some parts of my original plan did not work as well as I expected. When the Arduino and 800 W motor were tested together, the motor created electrical noise and voltage fluctuations which affected the Hall sensors. The throttle readings could become </w:t>
+      </w:r>
+      <w:proofErr w:type="gramStart"/>
+      <w:r>
+        <w:t>unstable</w:t>
+      </w:r>
+      <w:proofErr w:type="gramEnd"/>
+      <w:r>
+        <w:t xml:space="preserve"> and the RPM sensors sometimes gave false readings. I also tested the battery voltage sensing to make sure the 36 V battery could be safely measured by the Arduino. One of the biggest problems was found when testing the electromagnetic clutch. When the electromagnet was switched off, it released a large voltage back into the system. We measured this voltage and found that it was high enough to damage and eventually fry parts of the electronics. These tests showed that the original circuits needed more filtering and protection before they could be used reliably on the bike.</w:t>
       </w:r>
     </w:p>
     <w:p>
@@ -4862,7 +5502,23 @@
         <w:shd w:val="clear" w:color="auto" w:fill="A8D08D" w:themeFill="accent6" w:themeFillTint="99"/>
       </w:pPr>
       <w:r>
-        <w:t>After finding these problems, I trialled different changes to see what actually improved the system. I added 0.1 µF capacitors to the Hall sensor and signal circuits to reduce the electrical noise. After testing them again, the throttle, speed and RPM readings were much more stable and the false triggers were reduced. I also added a Schottky diode across the electromagnetic clutch and a PPTC to give the circuit more protection from the voltage released when the electromagnet switched off. The clutch could then be operated without damaging the other electronics.</w:t>
+        <w:t xml:space="preserve">After finding these problems, I trialled different changes to see what </w:t>
+      </w:r>
+      <w:proofErr w:type="gramStart"/>
+      <w:r>
+        <w:t>actually improved</w:t>
+      </w:r>
+      <w:proofErr w:type="gramEnd"/>
+      <w:r>
+        <w:t xml:space="preserve"> the system. I added 0.1 µF capacitors to the Hall sensor and signal circuits to reduce the electrical noise. After testing them again, the throttle, speed and RPM readings were much more </w:t>
+      </w:r>
+      <w:proofErr w:type="gramStart"/>
+      <w:r>
+        <w:t>stable</w:t>
+      </w:r>
+      <w:proofErr w:type="gramEnd"/>
+      <w:r>
+        <w:t xml:space="preserve"> and the false triggers were reduced. I also added a Schottky diode across the electromagnetic clutch and a PPTC to give the circuit more protection from the voltage released when the electromagnet switched off. The clutch could then be operated without damaging the other electronics.</w:t>
       </w:r>
     </w:p>
     <w:p>
@@ -4870,7 +5526,11 @@
         <w:shd w:val="clear" w:color="auto" w:fill="A8D08D" w:themeFill="accent6" w:themeFillTint="99"/>
       </w:pPr>
       <w:r>
-        <w:t>Another important part of trialling was the GUI. Instead of having the throttle mapping fixed in the Arduino code, I made the GUI allow the throttle minimum and maximum values to be changed. This meant I could test the throttle on the actual bike and adjust the mapping if the throttle was not responding correctly. I also added settings for things such as the clutch threshold. This made the system easier to calibrate because I did not have to keep changing the Arduino code every time I wanted to adjust the throttle response. Trialling the GUI and the physical throttle together helped me get a more consistent response from the motor and made the final system more adjustable.</w:t>
+        <w:t xml:space="preserve">Another important part of trialling was the GUI. Instead of having the throttle mapping fixed in the Arduino code, I made the GUI allow the throttle minimum and maximum values to be changed. This meant I could test the throttle on the actual bike and adjust the mapping if the throttle was not </w:t>
+      </w:r>
+      <w:r>
+        <w:lastRenderedPageBreak/>
+        <w:t>responding correctly. I also added settings for things such as the clutch threshold. This made the system easier to calibrate because I did not have to keep changing the Arduino code every time I wanted to adjust the throttle response. Trialling the GUI and the physical throttle together helped me get a more consistent response from the motor and made the final system more adjustable.</w:t>
       </w:r>
     </w:p>
     <w:p>
@@ -4894,11 +5554,23 @@
         <w:shd w:val="clear" w:color="auto" w:fill="A8D08D" w:themeFill="accent6" w:themeFillTint="99"/>
       </w:pPr>
       <w:r>
-        <w:t xml:space="preserve">Looking at the planning, testing and trialling together shows how the final outcome developed over time. The planning gave me the basic idea of what the system needed to do, while testing showed me where the original design had problems. Trialling then allowed me to make changes and see if they actually fixed those problems. For example, I planned to use Hall sensors for the throttle and </w:t>
-      </w:r>
-      <w:r>
-        <w:lastRenderedPageBreak/>
-        <w:t>RPM, but testing showed that electrical noise was affecting them. This led to adding capacitors and improving the filtering. The clutch was also planned to be controlled electronically, but testing showed that the electromagnet was sending a damaging voltage back into the system. This led to adding the diode and PPTC. The GUI was then used to make the throttle system easier to adjust after trialling it on the bike. This shows that information from each stage was used to improve the next stage instead of just following the original plan.</w:t>
+        <w:t xml:space="preserve">Looking at the planning, testing and trialling together shows how the </w:t>
+      </w:r>
+      <w:proofErr w:type="gramStart"/>
+      <w:r>
+        <w:t>final outcome</w:t>
+      </w:r>
+      <w:proofErr w:type="gramEnd"/>
+      <w:r>
+        <w:t xml:space="preserve"> developed over time. The planning gave me the basic idea of what the system needed to do, while testing showed me where the original design had problems. Trialling then allowed me to make changes and see if they </w:t>
+      </w:r>
+      <w:proofErr w:type="gramStart"/>
+      <w:r>
+        <w:t>actually fixed</w:t>
+      </w:r>
+      <w:proofErr w:type="gramEnd"/>
+      <w:r>
+        <w:t xml:space="preserve"> those problems. For example, I planned to use Hall sensors for the throttle and RPM, but testing showed that electrical noise was affecting them. This led to adding capacitors and improving the filtering. The clutch was also planned to be controlled electronically, but testing showed that the electromagnet was sending a damaging voltage back into the system. This led to adding the diode and PPTC. The GUI was then used to make the throttle system easier to adjust after trialling it on the bike. This shows that information from each stage was used to improve the next stage instead of just following the original plan.</w:t>
       </w:r>
     </w:p>
     <w:p>
@@ -4941,7 +5613,15 @@
         <w:shd w:val="clear" w:color="auto" w:fill="A8D08D" w:themeFill="accent6" w:themeFillTint="99"/>
       </w:pPr>
       <w:r>
-        <w:t>Using the information from planning, testing and trialling helped me develop a higher quality digital outcome because I could make changes based on what was actually happening instead of what I expected to happen. One example was the throttle system. I originally planned for the Arduino to read the Hall sensor and control the motor, but testing showed that the readings were being affected by electrical noise. I added 0.1 µF capacitors and improved the filtering, which made the readings more stable. I then used the GUI to adjust the minimum and maximum throttle values while testing the bike. This meant the throttle could be calibrated to the actual sensor instead of relying on values that were only calculated during the planning stage. These changes made the throttle response more consistent and gave me more control over how the system operated.</w:t>
+        <w:t xml:space="preserve">Using the information from planning, testing and trialling helped me develop a higher quality digital outcome because I could make changes based on what was </w:t>
+      </w:r>
+      <w:proofErr w:type="gramStart"/>
+      <w:r>
+        <w:t>actually happening</w:t>
+      </w:r>
+      <w:proofErr w:type="gramEnd"/>
+      <w:r>
+        <w:t xml:space="preserve"> instead of what I expected to happen. One example was the throttle system. I originally planned for the Arduino to read the Hall sensor and control the motor, but testing showed that the readings were being affected by electrical noise. I added 0.1 µF capacitors and improved the filtering, which made the readings more stable. I then used the GUI to adjust the minimum and maximum throttle values while testing the bike. This meant the throttle could be calibrated to the actual sensor instead of relying on values that were only calculated during the planning stage. These changes made the throttle response more consistent and gave me more control over how the system operated.</w:t>
       </w:r>
     </w:p>
     <w:p>

--- a/13 DI Heinrich Venter develop an outcome.docx
+++ b/13 DI Heinrich Venter develop an outcome.docx
@@ -94,15 +94,7 @@
     </w:p>
     <w:p>
       <w:r>
-        <w:t xml:space="preserve">Examples </w:t>
-      </w:r>
-      <w:proofErr w:type="gramStart"/>
-      <w:r>
-        <w:t>are:</w:t>
-      </w:r>
-      <w:proofErr w:type="gramEnd"/>
-      <w:r>
-        <w:t xml:space="preserve"> social ● cultural ● legal ● ethical ● intellectual property ● privacy ● accessibility ● usability ● functionality ● aesthetics ● sustainability and future proofing ● end-user considerations ● health and safety.</w:t>
+        <w:t>Examples are: social ● cultural ● legal ● ethical ● intellectual property ● privacy ● accessibility ● usability ● functionality ● aesthetics ● sustainability and future proofing ● end-user considerations ● health and safety.</w:t>
       </w:r>
     </w:p>
     <w:tbl>
@@ -212,11 +204,9 @@
             <w:shd w:val="clear" w:color="auto" w:fill="FFCCCC"/>
           </w:tcPr>
           <w:p>
-            <w:proofErr w:type="spellStart"/>
             <w:r>
               <w:t>Accesability</w:t>
             </w:r>
-            <w:proofErr w:type="spellEnd"/>
           </w:p>
         </w:tc>
         <w:tc>
@@ -316,27 +306,7 @@
                       <w:szCs w:val="24"/>
                       <w:lang w:val="en-US"/>
                     </w:rPr>
-                    <w:t xml:space="preserve">Accessibility for the </w:t>
-                  </w:r>
-                  <w:proofErr w:type="spellStart"/>
-                  <w:r>
-                    <w:rPr>
-                      <w:rFonts w:eastAsia="Times New Roman" w:cstheme="minorHAnsi"/>
-                      <w:sz w:val="24"/>
-                      <w:szCs w:val="24"/>
-                      <w:lang w:val="en-US"/>
-                    </w:rPr>
-                    <w:t>pitbike</w:t>
-                  </w:r>
-                  <w:proofErr w:type="spellEnd"/>
-                  <w:r>
-                    <w:rPr>
-                      <w:rFonts w:eastAsia="Times New Roman" w:cstheme="minorHAnsi"/>
-                      <w:sz w:val="24"/>
-                      <w:szCs w:val="24"/>
-                      <w:lang w:val="en-US"/>
-                    </w:rPr>
-                    <w:t xml:space="preserve"> means the bike’s controls, indicators, and basic functions need to be understandable and manageable for a range of riders. This includes clear visual indicators, easy-to-reach switches, and controls that don’t require excessive strength.</w:t>
+                    <w:t>Accessibility for the pitbike means the bike’s controls, indicators, and basic functions need to be understandable and manageable for a range of riders. This includes clear visual indicators, easy-to-reach switches, and controls that don’t require excessive strength.</w:t>
                   </w:r>
                 </w:p>
               </w:tc>
@@ -387,15 +357,7 @@
           </w:tcPr>
           <w:p>
             <w:r>
-              <w:t xml:space="preserve">Usability relates to how easy it is to understand and use the </w:t>
-            </w:r>
-            <w:proofErr w:type="spellStart"/>
-            <w:r>
-              <w:t>pitbike’s</w:t>
-            </w:r>
-            <w:proofErr w:type="spellEnd"/>
-            <w:r>
-              <w:t xml:space="preserve"> hybrid systems, such as switching modes, checking battery levels, or starting the bike. The design needs to feel intuitive even for new riders.</w:t>
+              <w:t>Usability relates to how easy it is to understand and use the pitbike’s hybrid systems, such as switching modes, checking battery levels, or starting the bike. The design needs to feel intuitive even for new riders.</w:t>
             </w:r>
           </w:p>
         </w:tc>
@@ -406,23 +368,7 @@
           </w:tcPr>
           <w:p>
             <w:r>
-              <w:t xml:space="preserve">It matters because if the interface is confusing, the rider could misuse the bike or struggle during operation. I will address this by keeping the hybrid controls simple, limiting unnecessary switches, and providing a logical layout </w:t>
-            </w:r>
-            <w:proofErr w:type="gramStart"/>
-            <w:r>
-              <w:t>similar to</w:t>
-            </w:r>
-            <w:proofErr w:type="gramEnd"/>
-            <w:r>
-              <w:t xml:space="preserve"> standard </w:t>
-            </w:r>
-            <w:proofErr w:type="spellStart"/>
-            <w:r>
-              <w:t>pitbikes</w:t>
-            </w:r>
-            <w:proofErr w:type="spellEnd"/>
-            <w:r>
-              <w:t xml:space="preserve"> so it feels familiar.</w:t>
+              <w:t>It matters because if the interface is confusing, the rider could misuse the bike or struggle during operation. I will address this by keeping the hybrid controls simple, limiting unnecessary switches, and providing a logical layout similar to standard pitbikes so it feels familiar.</w:t>
             </w:r>
           </w:p>
         </w:tc>
@@ -543,27 +489,7 @@
                       <w:szCs w:val="24"/>
                       <w:lang w:val="en-US"/>
                     </w:rPr>
-                    <w:t xml:space="preserve">Functionality refers to how well the 70cc hybrid </w:t>
-                  </w:r>
-                  <w:proofErr w:type="spellStart"/>
-                  <w:r>
-                    <w:rPr>
-                      <w:rFonts w:eastAsia="Times New Roman" w:cstheme="minorHAnsi"/>
-                      <w:sz w:val="24"/>
-                      <w:szCs w:val="24"/>
-                      <w:lang w:val="en-US"/>
-                    </w:rPr>
-                    <w:t>pitbike</w:t>
-                  </w:r>
-                  <w:proofErr w:type="spellEnd"/>
-                  <w:r>
-                    <w:rPr>
-                      <w:rFonts w:eastAsia="Times New Roman" w:cstheme="minorHAnsi"/>
-                      <w:sz w:val="24"/>
-                      <w:szCs w:val="24"/>
-                      <w:lang w:val="en-US"/>
-                    </w:rPr>
-                    <w:t xml:space="preserve"> performs its intended purpose—delivering reliable petrol and electric operation, smooth power delivery, and stable riding. It also includes ensuring the components (battery, controller, mechanical systems) work together correctly.</w:t>
+                    <w:t>Functionality refers to how well the 70cc hybrid pitbike performs its intended purpose—delivering reliable petrol and electric operation, smooth power delivery, and stable riding. It also includes ensuring the components (battery, controller, mechanical systems) work together correctly.</w:t>
                   </w:r>
                 </w:p>
               </w:tc>
@@ -610,15 +536,7 @@
           </w:tcPr>
           <w:p>
             <w:r>
-              <w:t xml:space="preserve">Aesthetics for the </w:t>
-            </w:r>
-            <w:proofErr w:type="spellStart"/>
-            <w:r>
-              <w:t>pitbike</w:t>
-            </w:r>
-            <w:proofErr w:type="spellEnd"/>
-            <w:r>
-              <w:t xml:space="preserve"> include the visual design—how the hybrid components are integrated, how tidy the wiring is, and the overall look of the bike. A clean, professional aesthetic helps the bike feel intentional rather than thrown together.</w:t>
+              <w:t>Aesthetics for the pitbike include the visual design—how the hybrid components are integrated, how tidy the wiring is, and the overall look of the bike. A clean, professional aesthetic helps the bike feel intentional rather than thrown together.</w:t>
             </w:r>
           </w:p>
         </w:tc>
@@ -629,15 +547,7 @@
           </w:tcPr>
           <w:p>
             <w:r>
-              <w:t xml:space="preserve">It is important because a well-presented bike improves user confidence and makes maintenance easier. I will address this by organising wiring neatly, using matching colours or covers, and ensuring added components blend with the original </w:t>
-            </w:r>
-            <w:proofErr w:type="gramStart"/>
-            <w:r>
-              <w:t>frame</w:t>
-            </w:r>
-            <w:proofErr w:type="gramEnd"/>
-            <w:r>
-              <w:t xml:space="preserve"> so the hybrid upgrade looks cohesive.</w:t>
+              <w:t>It is important because a well-presented bike improves user confidence and makes maintenance easier. I will address this by organising wiring neatly, using matching colours or covers, and ensuring added components blend with the original frame so the hybrid upgrade looks cohesive.</w:t>
             </w:r>
           </w:p>
         </w:tc>
@@ -888,26 +798,10 @@
               <w:t>Every time</w:t>
             </w:r>
             <w:r>
-              <w:t xml:space="preserve"> I close my files so that </w:t>
-            </w:r>
-            <w:proofErr w:type="gramStart"/>
-            <w:r>
-              <w:t>its</w:t>
-            </w:r>
-            <w:proofErr w:type="gramEnd"/>
-            <w:r>
-              <w:t xml:space="preserve"> saved when I close my </w:t>
-            </w:r>
-            <w:r>
-              <w:t xml:space="preserve">laptop/computer and if I need to go back to a previous file that was </w:t>
-            </w:r>
-            <w:proofErr w:type="gramStart"/>
-            <w:r>
-              <w:t>deleted</w:t>
-            </w:r>
-            <w:proofErr w:type="gramEnd"/>
-            <w:r>
-              <w:t xml:space="preserve"> I can recover the file without redoing that work all over again</w:t>
+              <w:t xml:space="preserve"> I close my files so that its saved when I close my </w:t>
+            </w:r>
+            <w:r>
+              <w:t>laptop/computer and if I need to go back to a previous file that was deleted I can recover the file without redoing that work all over again</w:t>
             </w:r>
           </w:p>
         </w:tc>
@@ -1180,46 +1074,22 @@
           </w:tcPr>
           <w:p>
             <w:r>
-              <w:t xml:space="preserve">Every week I check and update the </w:t>
-            </w:r>
-            <w:proofErr w:type="spellStart"/>
-            <w:r>
-              <w:t>g</w:t>
+              <w:t>Every week I check and update the g</w:t>
             </w:r>
             <w:r>
               <w:t>ant</w:t>
             </w:r>
             <w:r>
-              <w:t>t</w:t>
-            </w:r>
-            <w:proofErr w:type="spellEnd"/>
-            <w:r>
-              <w:t xml:space="preserve"> chart to check we</w:t>
+              <w:t>t chart to check we</w:t>
             </w:r>
             <w:r>
               <w:t>a</w:t>
             </w:r>
             <w:r>
-              <w:t xml:space="preserve">ther </w:t>
-            </w:r>
-            <w:proofErr w:type="spellStart"/>
-            <w:r>
-              <w:t>im</w:t>
-            </w:r>
-            <w:proofErr w:type="spellEnd"/>
-            <w:r>
-              <w:t xml:space="preserve"> on schedule falling behin</w:t>
-            </w:r>
-            <w:r>
-              <w:t xml:space="preserve">d or even in best case scenario ahead </w:t>
-            </w:r>
-            <w:proofErr w:type="spellStart"/>
-            <w:r>
-              <w:t>f</w:t>
-            </w:r>
-            <w:proofErr w:type="spellEnd"/>
-            <w:r>
-              <w:t xml:space="preserve"> schedule</w:t>
+              <w:t>ther im on schedule falling behin</w:t>
+            </w:r>
+            <w:r>
+              <w:t>d or even in best case scenario ahead f schedule</w:t>
             </w:r>
           </w:p>
         </w:tc>
@@ -1631,21 +1501,8 @@
           </w:tcPr>
           <w:p>
             <w:r>
-              <w:t xml:space="preserve">Designing the required components holders so that when in use the sensitive electronics doesn’t get damaged or broken and then gives faulty readings to the brain which can </w:t>
-            </w:r>
-            <w:proofErr w:type="gramStart"/>
-            <w:r>
-              <w:t>effect</w:t>
-            </w:r>
-            <w:proofErr w:type="gramEnd"/>
-            <w:r>
-              <w:t xml:space="preserve"> efficiency and </w:t>
-            </w:r>
-            <w:proofErr w:type="spellStart"/>
-            <w:r>
-              <w:t>controll</w:t>
-            </w:r>
-            <w:proofErr w:type="spellEnd"/>
+              <w:t>Designing the required components holders so that when in use the sensitive electronics doesn’t get damaged or broken and then gives faulty readings to the brain which can effect efficiency and controll</w:t>
+            </w:r>
           </w:p>
         </w:tc>
       </w:tr>
@@ -1669,15 +1526,7 @@
           </w:tcPr>
           <w:p>
             <w:r>
-              <w:t xml:space="preserve">Using the right electronics for what </w:t>
-            </w:r>
-            <w:proofErr w:type="spellStart"/>
-            <w:r>
-              <w:t>i</w:t>
-            </w:r>
-            <w:proofErr w:type="spellEnd"/>
-            <w:r>
-              <w:t xml:space="preserve"> need it to do and figuring out where all the parts need to sit</w:t>
+              <w:t>Using the right electronics for what i need it to do and figuring out where all the parts need to sit</w:t>
             </w:r>
           </w:p>
         </w:tc>
@@ -1689,13 +1538,8 @@
             <w:shd w:val="clear" w:color="auto" w:fill="FFCCCC"/>
           </w:tcPr>
           <w:p>
-            <w:proofErr w:type="spellStart"/>
-            <w:r>
-              <w:t>Easthetics</w:t>
-            </w:r>
-            <w:proofErr w:type="spellEnd"/>
-            <w:r>
-              <w:t xml:space="preserve"> </w:t>
+            <w:r>
+              <w:t xml:space="preserve">Easthetics </w:t>
             </w:r>
           </w:p>
         </w:tc>
@@ -2092,15 +1936,7 @@
               <w:t>Selected Component:</w:t>
             </w:r>
             <w:r>
-              <w:t xml:space="preserve"> </w:t>
-            </w:r>
-            <w:proofErr w:type="spellStart"/>
-            <w:r>
-              <w:t>im</w:t>
-            </w:r>
-            <w:proofErr w:type="spellEnd"/>
-            <w:r>
-              <w:t xml:space="preserve"> going with electromagnetic </w:t>
+              <w:t xml:space="preserve"> im going with electromagnetic </w:t>
             </w:r>
           </w:p>
         </w:tc>
@@ -2117,31 +1953,7 @@
               <w:t>Why:</w:t>
             </w:r>
             <w:r>
-              <w:t xml:space="preserve"> because with an electromagnetic you can have torque  and speed from 0rpm where with a centrifugal it needs to be spun to a certain set rpm i.e. 2000 rpm which means ill have about 750 rpm of speed range not including gear ratios for  inc4reasinf the torque of the system which means that </w:t>
-            </w:r>
-            <w:proofErr w:type="spellStart"/>
-            <w:r>
-              <w:t>ill</w:t>
-            </w:r>
-            <w:proofErr w:type="spellEnd"/>
-            <w:r>
-              <w:t xml:space="preserve"> have to use the 70cc’s torque which isn’t the greatest and until the engine reaches the range of where the clutch can engage </w:t>
-            </w:r>
-            <w:proofErr w:type="spellStart"/>
-            <w:r>
-              <w:t>ill</w:t>
-            </w:r>
-            <w:proofErr w:type="spellEnd"/>
-            <w:r>
-              <w:t xml:space="preserve"> be able to accelerate an extra 2km/h where  with </w:t>
-            </w:r>
-            <w:proofErr w:type="spellStart"/>
-            <w:r>
-              <w:t>a</w:t>
-            </w:r>
-            <w:proofErr w:type="spellEnd"/>
-            <w:r>
-              <w:t xml:space="preserve"> electromagnetic I can engage from 0rpm and then have a speed range of 2750 from the motor which means ill have a 50km/h range of where it can accelerate with the electric motors torque which is greater at low speeds than the 70cc’s</w:t>
+              <w:t xml:space="preserve"> because with an electromagnetic you can have torque  and speed from 0rpm where with a centrifugal it needs to be spun to a certain set rpm i.e. 2000 rpm which means ill have about 750 rpm of speed range not including gear ratios for  inc4reasinf the torque of the system which means that ill have to use the 70cc’s torque which isn’t the greatest and until the engine reaches the range of where the clutch can engage ill be able to accelerate an extra 2km/h where  with a electromagnetic I can engage from 0rpm and then have a speed range of 2750 from the motor which means ill have a 50km/h range of where it can accelerate with the electric motors torque which is greater at low speeds than the 70cc’s</w:t>
             </w:r>
           </w:p>
         </w:tc>
@@ -2393,15 +2205,7 @@
               <w:t xml:space="preserve">anything </w:t>
             </w:r>
             <w:r>
-              <w:t xml:space="preserve">so no </w:t>
-            </w:r>
-            <w:proofErr w:type="gramStart"/>
-            <w:r>
-              <w:t>friction</w:t>
-            </w:r>
-            <w:proofErr w:type="gramEnd"/>
-            <w:r>
-              <w:t xml:space="preserve"> so it lasts way longer</w:t>
+              <w:t>so no friction so it lasts way longer</w:t>
             </w:r>
             <w:r>
               <w:t>.</w:t>
@@ -2476,13 +2280,8 @@
             <w:shd w:val="clear" w:color="auto" w:fill="FFF2CC" w:themeFill="accent4" w:themeFillTint="33"/>
           </w:tcPr>
           <w:p>
-            <w:proofErr w:type="spellStart"/>
-            <w:r>
-              <w:t>Oled</w:t>
-            </w:r>
-            <w:proofErr w:type="spellEnd"/>
-            <w:r>
-              <w:t xml:space="preserve"> </w:t>
+            <w:r>
+              <w:t xml:space="preserve">Oled </w:t>
             </w:r>
             <w:r>
               <w:t xml:space="preserve">display </w:t>
@@ -2715,35 +2514,7 @@
               <w:rPr>
                 <w:lang w:val="en-US"/>
               </w:rPr>
-              <w:t>The chosen 1.3" I2C OLED display is the optimal choice for this system as it balances pixel-level graphic control (128x64 resolution) with high efficiency, vastly outperforming Alternative 1 (LCD screen</w:t>
-            </w:r>
-            <w:proofErr w:type="gramStart"/>
-            <w:r>
-              <w:rPr>
-                <w:lang w:val="en-US"/>
-              </w:rPr>
-              <w:t>) ,</w:t>
-            </w:r>
-            <w:proofErr w:type="gramEnd"/>
-            <w:r>
-              <w:rPr>
-                <w:lang w:val="en-US"/>
-              </w:rPr>
-              <w:t xml:space="preserve"> which is limited to rigid character blocks, requires a high-draw backlight, and offers poor viewing angles. Because OLED pixels are self-emissive, unlit black pixels consume virtually zero power, making it ideal for low-power microcontrollers deployment. Additionally, while Alternative 2 (1.8" SPI TFT Color Display) provides vibrant colors, its SPI interface requires 4 to 5 data pins, which limits available inputs and complicates wiring. In contrast, the chosen OLED uses the I2C </w:t>
-            </w:r>
-            <w:proofErr w:type="gramStart"/>
-            <w:r>
-              <w:rPr>
-                <w:lang w:val="en-US"/>
-              </w:rPr>
-              <w:t>protocol ,</w:t>
-            </w:r>
-            <w:proofErr w:type="gramEnd"/>
-            <w:r>
-              <w:rPr>
-                <w:lang w:val="en-US"/>
-              </w:rPr>
-              <w:t xml:space="preserve"> requiring only two shared lines (SDA and SCL). This preserves critical GPIO pins for other sensors, simplifies breadboard layout, and ensures a compact, power-efficient, and easily scalable system architecture.</w:t>
+              <w:t>The chosen 1.3" I2C OLED display is the optimal choice for this system as it balances pixel-level graphic control (128x64 resolution) with high efficiency, vastly outperforming Alternative 1 (LCD screen) , which is limited to rigid character blocks, requires a high-draw backlight, and offers poor viewing angles. Because OLED pixels are self-emissive, unlit black pixels consume virtually zero power, making it ideal for low-power microcontrollers deployment. Additionally, while Alternative 2 (1.8" SPI TFT Color Display) provides vibrant colors, its SPI interface requires 4 to 5 data pins, which limits available inputs and complicates wiring. In contrast, the chosen OLED uses the I2C protocol , requiring only two shared lines (SDA and SCL). This preserves critical GPIO pins for other sensors, simplifies breadboard layout, and ensures a compact, power-efficient, and easily scalable system architecture.</w:t>
             </w:r>
           </w:p>
           <w:p/>
@@ -3034,27 +2805,13 @@
         <w:rPr>
           <w:b/>
         </w:rPr>
-        <w:t xml:space="preserve">Component </w:t>
-      </w:r>
-      <w:proofErr w:type="gramStart"/>
+        <w:t>Component 2:</w:t>
+      </w:r>
       <w:r>
         <w:rPr>
           <w:b/>
         </w:rPr>
-        <w:t>2:</w:t>
-      </w:r>
-      <w:r>
-        <w:rPr>
-          <w:b/>
-        </w:rPr>
-        <w:t>throttle</w:t>
-      </w:r>
-      <w:proofErr w:type="gramEnd"/>
-      <w:r>
-        <w:rPr>
-          <w:b/>
-        </w:rPr>
-        <w:t xml:space="preserve"> </w:t>
+        <w:t xml:space="preserve">throttle </w:t>
       </w:r>
     </w:p>
     <w:tbl>
@@ -3331,16 +3088,8 @@
         <w:rPr>
           <w:b/>
         </w:rPr>
-        <w:t xml:space="preserve">motor </w:t>
-      </w:r>
-      <w:proofErr w:type="spellStart"/>
-      <w:r>
-        <w:rPr>
-          <w:b/>
-        </w:rPr>
-        <w:t>controll</w:t>
-      </w:r>
-      <w:proofErr w:type="spellEnd"/>
+        <w:t>motor controll</w:t>
+      </w:r>
     </w:p>
     <w:tbl>
       <w:tblPr>
@@ -3424,48 +3173,16 @@
           </w:tcPr>
           <w:p>
             <w:r>
-              <w:t xml:space="preserve">The </w:t>
-            </w:r>
-            <w:proofErr w:type="spellStart"/>
-            <w:r>
-              <w:t>pwm</w:t>
-            </w:r>
-            <w:proofErr w:type="spellEnd"/>
-            <w:r>
-              <w:t xml:space="preserve"> led for the motor</w:t>
+              <w:t>The pwm led for the motor</w:t>
             </w:r>
             <w:r>
               <w:t xml:space="preserve"> </w:t>
             </w:r>
             <w:r>
-              <w:t xml:space="preserve">controller needs to be 0 when the </w:t>
-            </w:r>
-            <w:proofErr w:type="spellStart"/>
-            <w:r>
-              <w:t>thrtottle</w:t>
-            </w:r>
-            <w:proofErr w:type="spellEnd"/>
-            <w:r>
-              <w:t xml:space="preserve"> is at 0 </w:t>
-            </w:r>
-            <w:r>
-              <w:t xml:space="preserve">(relative to the </w:t>
-            </w:r>
-            <w:proofErr w:type="spellStart"/>
-            <w:r>
-              <w:t>analog</w:t>
-            </w:r>
-            <w:proofErr w:type="spellEnd"/>
-            <w:r>
-              <w:t xml:space="preserve"> hall sensors value) this is </w:t>
-            </w:r>
-            <w:proofErr w:type="spellStart"/>
-            <w:r>
-              <w:t>becauss</w:t>
-            </w:r>
-            <w:proofErr w:type="spellEnd"/>
-            <w:r>
-              <w:t xml:space="preserve"> the motor controller will take that as an input signal and will engage the </w:t>
+              <w:t xml:space="preserve">controller needs to be 0 when the thrtottle is at 0 </w:t>
+            </w:r>
+            <w:r>
+              <w:t xml:space="preserve">(relative to the analog hall sensors value) this is becauss the motor controller will take that as an input signal and will engage the </w:t>
             </w:r>
             <w:r>
               <w:t>motor constantly and it can then be damaged</w:t>
@@ -3479,15 +3196,7 @@
           </w:tcPr>
           <w:p>
             <w:r>
-              <w:t xml:space="preserve">When the throttle is at position 0 make sure </w:t>
-            </w:r>
-            <w:proofErr w:type="spellStart"/>
-            <w:r>
-              <w:t>pwm</w:t>
-            </w:r>
-            <w:proofErr w:type="spellEnd"/>
-            <w:r>
-              <w:t xml:space="preserve"> led is0</w:t>
+              <w:t>When the throttle is at position 0 make sure pwm led is0</w:t>
             </w:r>
           </w:p>
         </w:tc>
@@ -3540,36 +3249,15 @@
               <w:lastRenderedPageBreak/>
               <w:t xml:space="preserve">In the app </w:t>
             </w:r>
-            <w:proofErr w:type="spellStart"/>
-            <w:r>
-              <w:t>proggramme</w:t>
-            </w:r>
-            <w:proofErr w:type="spellEnd"/>
-            <w:r>
-              <w:t xml:space="preserve"> make a throttle mapping button to adjust how the motor behaves with the throttle inputs</w:t>
+            <w:r>
+              <w:t>proggramme make a throttle mapping button to adjust how the motor behaves with the throttle inputs</w:t>
             </w:r>
             <w:r>
               <w:t xml:space="preserve"> and make sure that it saves so that </w:t>
             </w:r>
             <w:r>
               <w:lastRenderedPageBreak/>
-              <w:t xml:space="preserve">when you start the bike up again you don’t have </w:t>
-            </w:r>
-            <w:proofErr w:type="spellStart"/>
-            <w:r>
-              <w:t>tp</w:t>
-            </w:r>
-            <w:proofErr w:type="spellEnd"/>
-            <w:r>
-              <w:t xml:space="preserve"> redo the settings (this can be done with </w:t>
-            </w:r>
-            <w:proofErr w:type="spellStart"/>
-            <w:r>
-              <w:t>epprom</w:t>
-            </w:r>
-            <w:proofErr w:type="spellEnd"/>
-            <w:r>
-              <w:t>)</w:t>
+              <w:t>when you start the bike up again you don’t have tp redo the settings (this can be done with epprom)</w:t>
             </w:r>
           </w:p>
         </w:tc>
@@ -3620,46 +3308,17 @@
           </w:tcPr>
           <w:p>
             <w:r>
-              <w:t xml:space="preserve">Put in </w:t>
-            </w:r>
-            <w:proofErr w:type="spellStart"/>
-            <w:r>
-              <w:t>leds</w:t>
-            </w:r>
-            <w:proofErr w:type="spellEnd"/>
-            <w:r>
-              <w:t xml:space="preserve"> and put in </w:t>
+              <w:t xml:space="preserve">Put in leds and put in </w:t>
             </w:r>
             <w:r>
               <w:t>programme</w:t>
             </w:r>
             <w:r>
-              <w:t xml:space="preserve"> for </w:t>
-            </w:r>
-            <w:proofErr w:type="spellStart"/>
-            <w:r>
-              <w:t>leds</w:t>
-            </w:r>
-            <w:proofErr w:type="spellEnd"/>
-            <w:r>
-              <w:t xml:space="preserve"> and a way to adjust it also making sure that it saves otherwise it can b</w:t>
-            </w:r>
-            <w:r>
-              <w:t xml:space="preserve">og up the </w:t>
-            </w:r>
-            <w:proofErr w:type="gramStart"/>
-            <w:r>
-              <w:t>system(</w:t>
-            </w:r>
-            <w:proofErr w:type="gramEnd"/>
-            <w:r>
-              <w:t xml:space="preserve">this can be done through </w:t>
-            </w:r>
-            <w:proofErr w:type="spellStart"/>
-            <w:r>
-              <w:t>eppprom</w:t>
-            </w:r>
-            <w:proofErr w:type="spellEnd"/>
+              <w:t xml:space="preserve"> for leds and a way to adjust it also making sure that it saves otherwise it can b</w:t>
+            </w:r>
+            <w:r>
+              <w:t>og up the system(this can be done through eppprom</w:t>
+            </w:r>
           </w:p>
         </w:tc>
       </w:tr>
@@ -3706,7 +3365,6 @@
         </w:rPr>
         <w:t xml:space="preserve">Component </w:t>
       </w:r>
-      <w:proofErr w:type="gramStart"/>
       <w:r>
         <w:rPr>
           <w:b/>
@@ -3725,7 +3383,6 @@
         </w:rPr>
         <w:t>dashboard</w:t>
       </w:r>
-      <w:proofErr w:type="gramEnd"/>
     </w:p>
     <w:tbl>
       <w:tblPr>
@@ -3797,15 +3454,7 @@
           </w:tcPr>
           <w:p>
             <w:r>
-              <w:t xml:space="preserve">What if you had the </w:t>
-            </w:r>
-            <w:proofErr w:type="spellStart"/>
-            <w:r>
-              <w:t>leds</w:t>
-            </w:r>
-            <w:proofErr w:type="spellEnd"/>
-            <w:r>
-              <w:t xml:space="preserve"> on the side of the dashboard in a dial type </w:t>
+              <w:t xml:space="preserve">What if you had the leds on the side of the dashboard in a dial type </w:t>
             </w:r>
             <w:r>
               <w:t>arrangement</w:t>
@@ -3819,15 +3468,7 @@
           </w:tcPr>
           <w:p>
             <w:r>
-              <w:t xml:space="preserve">Move the </w:t>
-            </w:r>
-            <w:proofErr w:type="spellStart"/>
-            <w:r>
-              <w:t>leds</w:t>
-            </w:r>
-            <w:proofErr w:type="spellEnd"/>
-            <w:r>
-              <w:t xml:space="preserve"> to the side of the dashboard and have it turn go </w:t>
+              <w:t xml:space="preserve">Move the leds to the side of the dashboard and have it turn go </w:t>
             </w:r>
             <w:r>
               <w:t>along</w:t>
@@ -3859,29 +3500,13 @@
           </w:tcPr>
           <w:p>
             <w:r>
-              <w:t xml:space="preserve">You will be able to get more sensors into the system if you changed how the </w:t>
-            </w:r>
-            <w:proofErr w:type="spellStart"/>
-            <w:r>
-              <w:t>leds</w:t>
-            </w:r>
-            <w:proofErr w:type="spellEnd"/>
-            <w:r>
-              <w:t xml:space="preserve"> </w:t>
+              <w:t xml:space="preserve">You will be able to get more sensors into the system if you changed how the leds </w:t>
             </w:r>
             <w:r>
               <w:t xml:space="preserve">work by </w:t>
             </w:r>
             <w:r>
-              <w:t xml:space="preserve">making the engine </w:t>
-            </w:r>
-            <w:proofErr w:type="spellStart"/>
-            <w:r>
-              <w:t>leds</w:t>
-            </w:r>
-            <w:proofErr w:type="spellEnd"/>
-            <w:r>
-              <w:t xml:space="preserve"> s</w:t>
+              <w:t>making the engine leds s</w:t>
             </w:r>
             <w:r>
               <w:t xml:space="preserve">hine every 2krpm </w:t>
@@ -3895,15 +3520,7 @@
           </w:tcPr>
           <w:p>
             <w:r>
-              <w:t xml:space="preserve">Take out 2 </w:t>
-            </w:r>
-            <w:proofErr w:type="spellStart"/>
-            <w:r>
-              <w:t>leds</w:t>
-            </w:r>
-            <w:proofErr w:type="spellEnd"/>
-            <w:r>
-              <w:t xml:space="preserve"> and change them to signal ports for sensors </w:t>
+              <w:t xml:space="preserve">Take out 2 leds and change them to signal ports for sensors </w:t>
             </w:r>
           </w:p>
         </w:tc>
@@ -4339,7 +3956,6 @@
         </w:rPr>
         <w:t xml:space="preserve">Component </w:t>
       </w:r>
-      <w:proofErr w:type="gramStart"/>
       <w:r>
         <w:rPr>
           <w:b/>
@@ -4352,7 +3968,6 @@
         </w:rPr>
         <w:t>PCBs</w:t>
       </w:r>
-      <w:proofErr w:type="gramEnd"/>
     </w:p>
     <w:tbl>
       <w:tblPr>
@@ -4432,7 +4047,7 @@
                 <v:shape id="_x0000_i1025" type="#_x0000_t75" style="width:76.85pt;height:49.85pt" o:ole="">
                   <v:imagedata r:id="rId33" o:title=""/>
                 </v:shape>
-                <o:OLEObject Type="Embed" ProgID="Package" ShapeID="_x0000_i1025" DrawAspect="Icon" ObjectID="_1847987205" r:id="rId34"/>
+                <o:OLEObject Type="Embed" ProgID="Package" ShapeID="_x0000_i1025" DrawAspect="Icon" ObjectID="_1847992370" r:id="rId34"/>
               </w:object>
             </w:r>
           </w:p>
@@ -4464,7 +4079,7 @@
                 <v:shape id="_x0000_i1027" type="#_x0000_t75" style="width:76.85pt;height:49.85pt" o:ole="">
                   <v:imagedata r:id="rId35" o:title=""/>
                 </v:shape>
-                <o:OLEObject Type="Embed" ProgID="Package" ShapeID="_x0000_i1027" DrawAspect="Icon" ObjectID="_1847987206" r:id="rId36"/>
+                <o:OLEObject Type="Embed" ProgID="Package" ShapeID="_x0000_i1027" DrawAspect="Icon" ObjectID="_1847992371" r:id="rId36"/>
               </w:object>
             </w:r>
           </w:p>
@@ -4761,15 +4376,7 @@
         <w:t xml:space="preserve"> or location</w:t>
       </w:r>
       <w:r>
-        <w:t xml:space="preserve"> to your </w:t>
-      </w:r>
-      <w:proofErr w:type="gramStart"/>
-      <w:r>
-        <w:t>final outcome</w:t>
-      </w:r>
-      <w:proofErr w:type="gramEnd"/>
-      <w:r>
-        <w:t xml:space="preserve"> </w:t>
+        <w:t xml:space="preserve"> to your final outcome </w:t>
       </w:r>
       <w:r>
         <w:t xml:space="preserve">before testing </w:t>
@@ -4857,13 +4464,8 @@
             <w:shd w:val="clear" w:color="auto" w:fill="FFCCCC"/>
           </w:tcPr>
           <w:p>
-            <w:proofErr w:type="gramStart"/>
-            <w:r>
-              <w:t>Is</w:t>
-            </w:r>
-            <w:proofErr w:type="gramEnd"/>
-            <w:r>
-              <w:t xml:space="preserve"> there any spelling mistakes that were made </w:t>
+            <w:r>
+              <w:t xml:space="preserve">Is there any spelling mistakes that were made </w:t>
             </w:r>
           </w:p>
         </w:tc>
@@ -4903,13 +4505,8 @@
             <w:shd w:val="clear" w:color="auto" w:fill="FFCCCC"/>
           </w:tcPr>
           <w:p>
-            <w:proofErr w:type="gramStart"/>
-            <w:r>
-              <w:t>Is</w:t>
-            </w:r>
-            <w:proofErr w:type="gramEnd"/>
-            <w:r>
-              <w:t xml:space="preserve"> there any </w:t>
+            <w:r>
+              <w:t xml:space="preserve">Is there any </w:t>
             </w:r>
             <w:r>
               <w:t xml:space="preserve">grammar mistakes in what I wrote </w:t>
@@ -4967,15 +4564,7 @@
           </w:tcPr>
           <w:p>
             <w:r>
-              <w:t xml:space="preserve">Make sure all the people that helped through the development of the project gets credited for </w:t>
-            </w:r>
-            <w:proofErr w:type="spellStart"/>
-            <w:r>
-              <w:t>there</w:t>
-            </w:r>
-            <w:proofErr w:type="spellEnd"/>
-            <w:r>
-              <w:t xml:space="preserve"> </w:t>
+              <w:t xml:space="preserve">Make sure all the people that helped through the development of the project gets credited for there </w:t>
             </w:r>
             <w:r>
               <w:t>work</w:t>
@@ -5081,26 +4670,10 @@
           </w:tcPr>
           <w:p>
             <w:r>
-              <w:t xml:space="preserve">Is what </w:t>
-            </w:r>
-            <w:proofErr w:type="spellStart"/>
-            <w:r>
-              <w:t>im</w:t>
-            </w:r>
-            <w:proofErr w:type="spellEnd"/>
-            <w:r>
-              <w:t xml:space="preserve"> conveying understandable to a person who know nothing of </w:t>
-            </w:r>
-            <w:r>
-              <w:t xml:space="preserve">what </w:t>
-            </w:r>
-            <w:proofErr w:type="spellStart"/>
-            <w:r>
-              <w:t>im</w:t>
-            </w:r>
-            <w:proofErr w:type="spellEnd"/>
-            <w:r>
-              <w:t xml:space="preserve"> making and how easy is It for them to read this text and see what is going on in a very easy way</w:t>
+              <w:t xml:space="preserve">Is what im conveying understandable to a person who know nothing of </w:t>
+            </w:r>
+            <w:r>
+              <w:t>what im making and how easy is It for them to read this text and see what is going on in a very easy way</w:t>
             </w:r>
           </w:p>
         </w:tc>
@@ -5138,15 +4711,7 @@
           </w:tcPr>
           <w:p>
             <w:r>
-              <w:t xml:space="preserve">Is the way that the </w:t>
-            </w:r>
-            <w:proofErr w:type="gramStart"/>
-            <w:r>
-              <w:t>final outcome</w:t>
-            </w:r>
-            <w:proofErr w:type="gramEnd"/>
-            <w:r>
-              <w:t xml:space="preserve"> looks aesthetically pleasing </w:t>
+              <w:t xml:space="preserve">Is the way that the final outcome looks aesthetically pleasing </w:t>
             </w:r>
           </w:p>
         </w:tc>
@@ -5210,13 +4775,8 @@
       <w:pPr>
         <w:pStyle w:val="Heading3"/>
       </w:pPr>
-      <w:proofErr w:type="gramStart"/>
-      <w:r>
-        <w:t>Final Outcome</w:t>
-      </w:r>
-      <w:proofErr w:type="gramEnd"/>
-      <w:r>
-        <w:t xml:space="preserve"> after Testing</w:t>
+      <w:r>
+        <w:t>Final Outcome after Testing</w:t>
       </w:r>
     </w:p>
     <w:p>
@@ -5224,15 +4784,7 @@
         <w:shd w:val="clear" w:color="auto" w:fill="FFF2CC" w:themeFill="accent4" w:themeFillTint="33"/>
       </w:pPr>
       <w:r>
-        <w:t xml:space="preserve">Please provide a link to your </w:t>
-      </w:r>
-      <w:proofErr w:type="gramStart"/>
-      <w:r>
-        <w:t>final outcome</w:t>
-      </w:r>
-      <w:proofErr w:type="gramEnd"/>
-      <w:r>
-        <w:t xml:space="preserve"> after testing has been completed. </w:t>
+        <w:t xml:space="preserve">Please provide a link to your final outcome after testing has been completed. </w:t>
       </w:r>
     </w:p>
     <w:p/>
@@ -5252,39 +4804,7 @@
         <w:shd w:val="clear" w:color="auto" w:fill="FFF2CC" w:themeFill="accent4" w:themeFillTint="33"/>
       </w:pPr>
       <w:r>
-        <w:t xml:space="preserve">Testing and trialling </w:t>
-      </w:r>
-      <w:proofErr w:type="gramStart"/>
-      <w:r>
-        <w:t>was</w:t>
-      </w:r>
-      <w:proofErr w:type="gramEnd"/>
-      <w:r>
-        <w:t xml:space="preserve"> a big part of developing my </w:t>
-      </w:r>
-      <w:proofErr w:type="gramStart"/>
-      <w:r>
-        <w:t>final outcome</w:t>
-      </w:r>
-      <w:proofErr w:type="gramEnd"/>
-      <w:r>
-        <w:t xml:space="preserve"> because a lot of the problems were only found once the system was </w:t>
-      </w:r>
-      <w:proofErr w:type="gramStart"/>
-      <w:r>
-        <w:t>actually being</w:t>
-      </w:r>
-      <w:proofErr w:type="gramEnd"/>
-      <w:r>
-        <w:t xml:space="preserve"> used on the bike. One of the biggest problems we found was with the electromagnetic clutch. When testing the clutch, it worked normally while powered, but when it was switched off, the electromagnet released a large voltage back into the system. We measured this voltage and found that the spike was much higher than what the Arduino and other electronics could handle. This voltage travelled back through the circuit and ended up damaging and frying parts of the electronics. From this testing, I found that the clutch needed its own protection, so I added a Schottky diode across the clutch coil and a PPTC to add extra protection to the circuit. After testing the clutch again, the voltage spike was </w:t>
-      </w:r>
-      <w:proofErr w:type="gramStart"/>
-      <w:r>
-        <w:t>controlled</w:t>
-      </w:r>
-      <w:proofErr w:type="gramEnd"/>
-      <w:r>
-        <w:t xml:space="preserve"> and the electronics were no longer being damaged.</w:t>
+        <w:t>Testing and trialling was a big part of developing my final outcome because a lot of the problems were only found once the system was actually being used on the bike. One of the biggest problems we found was with the electromagnetic clutch. When testing the clutch, it worked normally while powered, but when it was switched off, the electromagnet released a large voltage back into the system. We measured this voltage and found that the spike was much higher than what the Arduino and other electronics could handle. This voltage travelled back through the circuit and ended up damaging and frying parts of the electronics. From this testing, I found that the clutch needed its own protection, so I added a Schottky diode across the clutch coil and a PPTC to add extra protection to the circuit. After testing the clutch again, the voltage spike was controlled and the electronics were no longer being damaged.</w:t>
       </w:r>
     </w:p>
     <w:p>
@@ -5292,15 +4812,7 @@
         <w:shd w:val="clear" w:color="auto" w:fill="FFF2CC" w:themeFill="accent4" w:themeFillTint="33"/>
       </w:pPr>
       <w:r>
-        <w:t xml:space="preserve">Testing the Arduino UNO R4 and throttle also showed some problems. When the 800 W motor was running, the high current being drawn by the motor created electrical noise and voltage fluctuations in the system. This caused the Hall sensor used for the throttle to give unstable readings, which could make the motor response inconsistent. I added 0.1 </w:t>
-      </w:r>
-      <w:proofErr w:type="spellStart"/>
-      <w:r>
-        <w:t>uF</w:t>
-      </w:r>
-      <w:proofErr w:type="spellEnd"/>
-      <w:r>
-        <w:t xml:space="preserve"> capacitors to the sensor signal and other sensitive circuits to help filter out the electrical noise. After testing this again, the throttle readings became much more stable and the motor responded more consistently to the throttle input. I also improved the throttle mapping in the Arduino so the throttle could be adjusted and calibrated rather than relying on one fixed range.</w:t>
+        <w:t>Testing the Arduino UNO R4 and throttle also showed some problems. When the 800 W motor was running, the high current being drawn by the motor created electrical noise and voltage fluctuations in the system. This caused the Hall sensor used for the throttle to give unstable readings, which could make the motor response inconsistent. I added 0.1 uF capacitors to the sensor signal and other sensitive circuits to help filter out the electrical noise. After testing this again, the throttle readings became much more stable and the motor responded more consistently to the throttle input. I also improved the throttle mapping in the Arduino so the throttle could be adjusted and calibrated rather than relying on one fixed range.</w:t>
       </w:r>
     </w:p>
     <w:p>
@@ -5308,15 +4820,7 @@
         <w:shd w:val="clear" w:color="auto" w:fill="FFF2CC" w:themeFill="accent4" w:themeFillTint="33"/>
       </w:pPr>
       <w:r>
-        <w:t xml:space="preserve">The Hall sensors used for measuring the motor RPM, driveshaft RPM and speed also had issues during early testing. Electrical interference from the motor caused false triggers, which gave incorrect RPM and speed readings. Adding the 0.1 </w:t>
-      </w:r>
-      <w:proofErr w:type="spellStart"/>
-      <w:r>
-        <w:t>uF</w:t>
-      </w:r>
-      <w:proofErr w:type="spellEnd"/>
-      <w:r>
-        <w:t xml:space="preserve"> capacitors helped smooth the signals and stopped the false triggers. I also planned for shielded and twisted-pair wiring to further reduce interference. This improved the accuracy and reliability of the speed and RPM information shown on the dashboard and OLED.</w:t>
+        <w:t>The Hall sensors used for measuring the motor RPM, driveshaft RPM and speed also had issues during early testing. Electrical interference from the motor caused false triggers, which gave incorrect RPM and speed readings. Adding the 0.1 uF capacitors helped smooth the signals and stopped the false triggers. I also planned for shielded and twisted-pair wiring to further reduce interference. This improved the accuracy and reliability of the speed and RPM information shown on the dashboard and OLED.</w:t>
       </w:r>
     </w:p>
     <w:p>
@@ -5332,15 +4836,7 @@
         <w:shd w:val="clear" w:color="auto" w:fill="FFF2CC" w:themeFill="accent4" w:themeFillTint="33"/>
       </w:pPr>
       <w:r>
-        <w:t xml:space="preserve">Overall, testing and trialling helped me find problems that I would not have noticed just from designing the system on paper. Each problem gave me information that I could use to change the design. The </w:t>
-      </w:r>
-      <w:proofErr w:type="gramStart"/>
-      <w:r>
-        <w:t>final outcome</w:t>
-      </w:r>
-      <w:proofErr w:type="gramEnd"/>
-      <w:r>
-        <w:t xml:space="preserve"> was improved through changes such as the clutch voltage protection, PPTCs, throttle filtering and mapping, Hall sensor filtering and battery voltage sensing. This made the digital system more reliable, protected the Arduino and other components, and made the information and controls more consistent when the bike was being operated.</w:t>
+        <w:t>Overall, testing and trialling helped me find problems that I would not have noticed just from designing the system on paper. Each problem gave me information that I could use to change the design. The final outcome was improved through changes such as the clutch voltage protection, PPTCs, throttle filtering and mapping, Hall sensor filtering and battery voltage sensing. This made the digital system more reliable, protected the Arduino and other components, and made the information and controls more consistent when the bike was being operated.</w:t>
       </w:r>
     </w:p>
     <w:p>
@@ -5366,37 +4862,27 @@
     </w:p>
     <w:p>
       <w:pPr>
-        <w:shd w:val="clear" w:color="auto" w:fill="A8D08D" w:themeFill="accent6" w:themeFillTint="99"/>
-        <w:rPr>
-          <w:color w:val="EE0000"/>
-        </w:rPr>
-      </w:pPr>
-      <w:r>
-        <w:rPr>
-          <w:color w:val="EE0000"/>
-        </w:rPr>
-        <w:t xml:space="preserve">Delete the red comments such as this one when you are </w:t>
-      </w:r>
-      <w:proofErr w:type="gramStart"/>
-      <w:r>
-        <w:rPr>
-          <w:color w:val="EE0000"/>
-        </w:rPr>
-        <w:t>done</w:t>
-      </w:r>
-      <w:proofErr w:type="gramEnd"/>
-      <w:r>
-        <w:rPr>
-          <w:color w:val="EE0000"/>
-        </w:rPr>
-        <w:t xml:space="preserve"> they are to help you writing your paragraphs</w:t>
-      </w:r>
-    </w:p>
-    <w:p>
-      <w:pPr>
         <w:pStyle w:val="Heading2"/>
         <w:shd w:val="clear" w:color="auto" w:fill="A8D08D" w:themeFill="accent6" w:themeFillTint="99"/>
       </w:pPr>
+      <w:r>
+        <w:t xml:space="preserve"> </w:t>
+      </w:r>
+      <w:r>
+        <w:t xml:space="preserve"> </w:t>
+      </w:r>
+      <w:r>
+        <w:t xml:space="preserve"> </w:t>
+      </w:r>
+      <w:r>
+        <w:t xml:space="preserve"> </w:t>
+      </w:r>
+      <w:r>
+        <w:t xml:space="preserve"> </w:t>
+      </w:r>
+      <w:r>
+        <w:t xml:space="preserve"> </w:t>
+      </w:r>
       <w:r>
         <w:t>Synthesis of information</w:t>
       </w:r>
@@ -5440,11 +4926,9 @@
       <w:r>
         <w:t xml:space="preserve">When planning my outcome, I first looked at what the system needed to be able to do and how all the different parts would work together. I decided to use the Arduino UNO R4 as the main controller because it could take the different sensor inputs and control the outputs needed for the bike. I planned for it to read the throttle and clutch Hall sensors, measure the motor and driveshaft RPM, monitor the battery voltage and control the electromagnetic clutch. I also planned to have an OLED and a larger GUI dashboard so information such as throttle position, speed, RPM and battery level could be viewed while the bike was running. I also planned protection for the electronics because the bike was using a 36 V battery and an 800 W motor. This planning gave me a basic structure for how the digital system would work and what components I needed to </w:t>
       </w:r>
-      <w:proofErr w:type="gramStart"/>
-      <w:r>
-        <w:t>connect together</w:t>
-      </w:r>
-      <w:proofErr w:type="gramEnd"/>
+      <w:r>
+        <w:t>connect</w:t>
+      </w:r>
       <w:r>
         <w:t>.</w:t>
       </w:r>
@@ -5472,11 +4956,9 @@
       <w:r>
         <w:t xml:space="preserve">Testing showed me that some parts of my original plan did not work as well as I expected. When the Arduino and 800 W motor were tested together, the motor created electrical noise and voltage fluctuations which affected the Hall sensors. The throttle readings could become </w:t>
       </w:r>
-      <w:proofErr w:type="gramStart"/>
-      <w:r>
-        <w:t>unstable</w:t>
-      </w:r>
-      <w:proofErr w:type="gramEnd"/>
+      <w:r>
+        <w:t>unstable,</w:t>
+      </w:r>
       <w:r>
         <w:t xml:space="preserve"> and the RPM sensors sometimes gave false readings. I also tested the battery voltage sensing to make sure the 36 V battery could be safely measured by the Arduino. One of the biggest problems was found when testing the electromagnetic clutch. When the electromagnet was switched off, it released a large voltage back into the system. We measured this voltage and found that it was high enough to damage and eventually fry parts of the electronics. These tests showed that the original circuits needed more filtering and protection before they could be used reliably on the bike.</w:t>
       </w:r>
@@ -5504,19 +4986,15 @@
       <w:r>
         <w:t xml:space="preserve">After finding these problems, I trialled different changes to see what </w:t>
       </w:r>
-      <w:proofErr w:type="gramStart"/>
-      <w:r>
-        <w:t>actually improved</w:t>
-      </w:r>
-      <w:proofErr w:type="gramEnd"/>
+      <w:r>
+        <w:t>improved</w:t>
+      </w:r>
       <w:r>
         <w:t xml:space="preserve"> the system. I added 0.1 µF capacitors to the Hall sensor and signal circuits to reduce the electrical noise. After testing them again, the throttle, speed and RPM readings were much more </w:t>
       </w:r>
-      <w:proofErr w:type="gramStart"/>
-      <w:r>
-        <w:t>stable</w:t>
-      </w:r>
-      <w:proofErr w:type="gramEnd"/>
+      <w:r>
+        <w:t>stable,</w:t>
+      </w:r>
       <w:r>
         <w:t xml:space="preserve"> and the false triggers were reduced. I also added a Schottky diode across the electromagnetic clutch and a PPTC to give the circuit more protection from the voltage released when the electromagnet switched off. The clutch could then be operated without damaging the other electronics.</w:t>
       </w:r>
@@ -5526,11 +5004,11 @@
         <w:shd w:val="clear" w:color="auto" w:fill="A8D08D" w:themeFill="accent6" w:themeFillTint="99"/>
       </w:pPr>
       <w:r>
-        <w:t xml:space="preserve">Another important part of trialling was the GUI. Instead of having the throttle mapping fixed in the Arduino code, I made the GUI allow the throttle minimum and maximum values to be changed. This meant I could test the throttle on the actual bike and adjust the mapping if the throttle was not </w:t>
+        <w:t xml:space="preserve">Another important part of trialling was the GUI. Instead of having the throttle mapping fixed in the Arduino code, I made the GUI allow the throttle minimum and maximum values to be changed. This meant I could test the throttle on the actual bike and adjust the mapping if the throttle was not responding correctly. I also added settings for things such as the clutch threshold. This made the system easier to calibrate because I did not have to keep changing the Arduino code every time I </w:t>
       </w:r>
       <w:r>
         <w:lastRenderedPageBreak/>
-        <w:t>responding correctly. I also added settings for things such as the clutch threshold. This made the system easier to calibrate because I did not have to keep changing the Arduino code every time I wanted to adjust the throttle response. Trialling the GUI and the physical throttle together helped me get a more consistent response from the motor and made the final system more adjustable.</w:t>
+        <w:t>wanted to adjust the throttle response. Trialling the GUI and the physical throttle together helped me get a more consistent response from the motor and made the final system more adjustable.</w:t>
       </w:r>
     </w:p>
     <w:p>
@@ -5556,19 +5034,15 @@
       <w:r>
         <w:t xml:space="preserve">Looking at the planning, testing and trialling together shows how the </w:t>
       </w:r>
-      <w:proofErr w:type="gramStart"/>
-      <w:r>
-        <w:t>final outcome</w:t>
-      </w:r>
-      <w:proofErr w:type="gramEnd"/>
+      <w:r>
+        <w:t>outcome</w:t>
+      </w:r>
       <w:r>
         <w:t xml:space="preserve"> developed over time. The planning gave me the basic idea of what the system needed to do, while testing showed me where the original design had problems. Trialling then allowed me to make changes and see if they </w:t>
       </w:r>
-      <w:proofErr w:type="gramStart"/>
-      <w:r>
-        <w:t>actually fixed</w:t>
-      </w:r>
-      <w:proofErr w:type="gramEnd"/>
+      <w:r>
+        <w:t>fixed</w:t>
+      </w:r>
       <w:r>
         <w:t xml:space="preserve"> those problems. For example, I planned to use Hall sensors for the throttle and RPM, but testing showed that electrical noise was affecting them. This led to adding capacitors and improving the filtering. The clutch was also planned to be controlled electronically, but testing showed that the electromagnet was sending a damaging voltage back into the system. This led to adding the diode and PPTC. The GUI was then used to make the throttle system easier to adjust after trialling it on the bike. This shows that information from each stage was used to improve the next stage instead of just following the original plan.</w:t>
       </w:r>
@@ -5615,11 +5089,9 @@
       <w:r>
         <w:t xml:space="preserve">Using the information from planning, testing and trialling helped me develop a higher quality digital outcome because I could make changes based on what was </w:t>
       </w:r>
-      <w:proofErr w:type="gramStart"/>
-      <w:r>
-        <w:t>actually happening</w:t>
-      </w:r>
-      <w:proofErr w:type="gramEnd"/>
+      <w:r>
+        <w:t>happening</w:t>
+      </w:r>
       <w:r>
         <w:t xml:space="preserve"> instead of what I expected to happen. One example was the throttle system. I originally planned for the Arduino to read the Hall sensor and control the motor, but testing showed that the readings were being affected by electrical noise. I added 0.1 µF capacitors and improved the filtering, which made the readings more stable. I then used the GUI to adjust the minimum and maximum throttle values while testing the bike. This meant the throttle could be calibrated to the actual sensor instead of relying on values that were only calculated during the planning stage. These changes made the throttle response more consistent and gave me more control over how the system operated.</w:t>
       </w:r>

--- a/13 DI Heinrich Venter develop an outcome.docx
+++ b/13 DI Heinrich Venter develop an outcome.docx
@@ -94,7 +94,15 @@
     </w:p>
     <w:p>
       <w:r>
-        <w:t>Examples are: social ● cultural ● legal ● ethical ● intellectual property ● privacy ● accessibility ● usability ● functionality ● aesthetics ● sustainability and future proofing ● end-user considerations ● health and safety.</w:t>
+        <w:t xml:space="preserve">Examples </w:t>
+      </w:r>
+      <w:proofErr w:type="gramStart"/>
+      <w:r>
+        <w:t>are:</w:t>
+      </w:r>
+      <w:proofErr w:type="gramEnd"/>
+      <w:r>
+        <w:t xml:space="preserve"> social ● cultural ● legal ● ethical ● intellectual property ● privacy ● accessibility ● usability ● functionality ● aesthetics ● sustainability and future proofing ● end-user considerations ● health and safety.</w:t>
       </w:r>
     </w:p>
     <w:tbl>
@@ -204,9 +212,11 @@
             <w:shd w:val="clear" w:color="auto" w:fill="FFCCCC"/>
           </w:tcPr>
           <w:p>
+            <w:proofErr w:type="spellStart"/>
             <w:r>
               <w:t>Accesability</w:t>
             </w:r>
+            <w:proofErr w:type="spellEnd"/>
           </w:p>
         </w:tc>
         <w:tc>
@@ -306,7 +316,27 @@
                       <w:szCs w:val="24"/>
                       <w:lang w:val="en-US"/>
                     </w:rPr>
-                    <w:t>Accessibility for the pitbike means the bike’s controls, indicators, and basic functions need to be understandable and manageable for a range of riders. This includes clear visual indicators, easy-to-reach switches, and controls that don’t require excessive strength.</w:t>
+                    <w:t xml:space="preserve">Accessibility for the </w:t>
+                  </w:r>
+                  <w:proofErr w:type="spellStart"/>
+                  <w:r>
+                    <w:rPr>
+                      <w:rFonts w:eastAsia="Times New Roman" w:cstheme="minorHAnsi"/>
+                      <w:sz w:val="24"/>
+                      <w:szCs w:val="24"/>
+                      <w:lang w:val="en-US"/>
+                    </w:rPr>
+                    <w:t>pitbike</w:t>
+                  </w:r>
+                  <w:proofErr w:type="spellEnd"/>
+                  <w:r>
+                    <w:rPr>
+                      <w:rFonts w:eastAsia="Times New Roman" w:cstheme="minorHAnsi"/>
+                      <w:sz w:val="24"/>
+                      <w:szCs w:val="24"/>
+                      <w:lang w:val="en-US"/>
+                    </w:rPr>
+                    <w:t xml:space="preserve"> means the bike’s controls, indicators, and basic functions need to be understandable and manageable for a range of riders. This includes clear visual indicators, easy-to-reach switches, and controls that don’t require excessive strength.</w:t>
                   </w:r>
                 </w:p>
               </w:tc>
@@ -357,7 +387,15 @@
           </w:tcPr>
           <w:p>
             <w:r>
-              <w:t>Usability relates to how easy it is to understand and use the pitbike’s hybrid systems, such as switching modes, checking battery levels, or starting the bike. The design needs to feel intuitive even for new riders.</w:t>
+              <w:t xml:space="preserve">Usability relates to how easy it is to understand and use the </w:t>
+            </w:r>
+            <w:proofErr w:type="spellStart"/>
+            <w:r>
+              <w:t>pitbike’s</w:t>
+            </w:r>
+            <w:proofErr w:type="spellEnd"/>
+            <w:r>
+              <w:t xml:space="preserve"> hybrid systems, such as switching modes, checking battery levels, or starting the bike. The design needs to feel intuitive even for new riders.</w:t>
             </w:r>
           </w:p>
         </w:tc>
@@ -368,7 +406,23 @@
           </w:tcPr>
           <w:p>
             <w:r>
-              <w:t>It matters because if the interface is confusing, the rider could misuse the bike or struggle during operation. I will address this by keeping the hybrid controls simple, limiting unnecessary switches, and providing a logical layout similar to standard pitbikes so it feels familiar.</w:t>
+              <w:t xml:space="preserve">It matters because if the interface is confusing, the rider could misuse the bike or struggle during operation. I will address this by keeping the hybrid controls simple, limiting unnecessary switches, and providing a logical layout </w:t>
+            </w:r>
+            <w:proofErr w:type="gramStart"/>
+            <w:r>
+              <w:t>similar to</w:t>
+            </w:r>
+            <w:proofErr w:type="gramEnd"/>
+            <w:r>
+              <w:t xml:space="preserve"> standard </w:t>
+            </w:r>
+            <w:proofErr w:type="spellStart"/>
+            <w:r>
+              <w:t>pitbikes</w:t>
+            </w:r>
+            <w:proofErr w:type="spellEnd"/>
+            <w:r>
+              <w:t xml:space="preserve"> so it feels familiar.</w:t>
             </w:r>
           </w:p>
         </w:tc>
@@ -489,7 +543,27 @@
                       <w:szCs w:val="24"/>
                       <w:lang w:val="en-US"/>
                     </w:rPr>
-                    <w:t>Functionality refers to how well the 70cc hybrid pitbike performs its intended purpose—delivering reliable petrol and electric operation, smooth power delivery, and stable riding. It also includes ensuring the components (battery, controller, mechanical systems) work together correctly.</w:t>
+                    <w:t xml:space="preserve">Functionality refers to how well the 70cc hybrid </w:t>
+                  </w:r>
+                  <w:proofErr w:type="spellStart"/>
+                  <w:r>
+                    <w:rPr>
+                      <w:rFonts w:eastAsia="Times New Roman" w:cstheme="minorHAnsi"/>
+                      <w:sz w:val="24"/>
+                      <w:szCs w:val="24"/>
+                      <w:lang w:val="en-US"/>
+                    </w:rPr>
+                    <w:t>pitbike</w:t>
+                  </w:r>
+                  <w:proofErr w:type="spellEnd"/>
+                  <w:r>
+                    <w:rPr>
+                      <w:rFonts w:eastAsia="Times New Roman" w:cstheme="minorHAnsi"/>
+                      <w:sz w:val="24"/>
+                      <w:szCs w:val="24"/>
+                      <w:lang w:val="en-US"/>
+                    </w:rPr>
+                    <w:t xml:space="preserve"> performs its intended purpose—delivering reliable petrol and electric operation, smooth power delivery, and stable riding. It also includes ensuring the components (battery, controller, mechanical systems) work together correctly.</w:t>
                   </w:r>
                 </w:p>
               </w:tc>
@@ -536,7 +610,15 @@
           </w:tcPr>
           <w:p>
             <w:r>
-              <w:t>Aesthetics for the pitbike include the visual design—how the hybrid components are integrated, how tidy the wiring is, and the overall look of the bike. A clean, professional aesthetic helps the bike feel intentional rather than thrown together.</w:t>
+              <w:t xml:space="preserve">Aesthetics for the </w:t>
+            </w:r>
+            <w:proofErr w:type="spellStart"/>
+            <w:r>
+              <w:t>pitbike</w:t>
+            </w:r>
+            <w:proofErr w:type="spellEnd"/>
+            <w:r>
+              <w:t xml:space="preserve"> include the visual design—how the hybrid components are integrated, how tidy the wiring is, and the overall look of the bike. A clean, professional aesthetic helps the bike feel intentional rather than thrown together.</w:t>
             </w:r>
           </w:p>
         </w:tc>
@@ -547,7 +629,15 @@
           </w:tcPr>
           <w:p>
             <w:r>
-              <w:t>It is important because a well-presented bike improves user confidence and makes maintenance easier. I will address this by organising wiring neatly, using matching colours or covers, and ensuring added components blend with the original frame so the hybrid upgrade looks cohesive.</w:t>
+              <w:t xml:space="preserve">It is important because a well-presented bike improves user confidence and makes maintenance easier. I will address this by organising wiring neatly, using matching colours or covers, and ensuring added components blend with the original </w:t>
+            </w:r>
+            <w:proofErr w:type="gramStart"/>
+            <w:r>
+              <w:t>frame</w:t>
+            </w:r>
+            <w:proofErr w:type="gramEnd"/>
+            <w:r>
+              <w:t xml:space="preserve"> so the hybrid upgrade looks cohesive.</w:t>
             </w:r>
           </w:p>
         </w:tc>
@@ -798,10 +888,26 @@
               <w:t>Every time</w:t>
             </w:r>
             <w:r>
-              <w:t xml:space="preserve"> I close my files so that its saved when I close my </w:t>
-            </w:r>
-            <w:r>
-              <w:t>laptop/computer and if I need to go back to a previous file that was deleted I can recover the file without redoing that work all over again</w:t>
+              <w:t xml:space="preserve"> I close my files so that </w:t>
+            </w:r>
+            <w:proofErr w:type="gramStart"/>
+            <w:r>
+              <w:t>its</w:t>
+            </w:r>
+            <w:proofErr w:type="gramEnd"/>
+            <w:r>
+              <w:t xml:space="preserve"> saved when I close my </w:t>
+            </w:r>
+            <w:r>
+              <w:t xml:space="preserve">laptop/computer and if I need to go back to a previous file that was </w:t>
+            </w:r>
+            <w:proofErr w:type="gramStart"/>
+            <w:r>
+              <w:t>deleted</w:t>
+            </w:r>
+            <w:proofErr w:type="gramEnd"/>
+            <w:r>
+              <w:t xml:space="preserve"> I can recover the file without redoing that work all over again</w:t>
             </w:r>
           </w:p>
         </w:tc>
@@ -1074,22 +1180,46 @@
           </w:tcPr>
           <w:p>
             <w:r>
-              <w:t>Every week I check and update the g</w:t>
+              <w:t xml:space="preserve">Every week I check and update the </w:t>
+            </w:r>
+            <w:proofErr w:type="spellStart"/>
+            <w:r>
+              <w:t>g</w:t>
             </w:r>
             <w:r>
               <w:t>ant</w:t>
             </w:r>
             <w:r>
-              <w:t>t chart to check we</w:t>
+              <w:t>t</w:t>
+            </w:r>
+            <w:proofErr w:type="spellEnd"/>
+            <w:r>
+              <w:t xml:space="preserve"> chart to check we</w:t>
             </w:r>
             <w:r>
               <w:t>a</w:t>
             </w:r>
             <w:r>
-              <w:t>ther im on schedule falling behin</w:t>
-            </w:r>
-            <w:r>
-              <w:t>d or even in best case scenario ahead f schedule</w:t>
+              <w:t xml:space="preserve">ther </w:t>
+            </w:r>
+            <w:proofErr w:type="spellStart"/>
+            <w:r>
+              <w:t>im</w:t>
+            </w:r>
+            <w:proofErr w:type="spellEnd"/>
+            <w:r>
+              <w:t xml:space="preserve"> on schedule falling behin</w:t>
+            </w:r>
+            <w:r>
+              <w:t xml:space="preserve">d or even in best case scenario ahead </w:t>
+            </w:r>
+            <w:proofErr w:type="spellStart"/>
+            <w:r>
+              <w:t>f</w:t>
+            </w:r>
+            <w:proofErr w:type="spellEnd"/>
+            <w:r>
+              <w:t xml:space="preserve"> schedule</w:t>
             </w:r>
           </w:p>
         </w:tc>
@@ -1501,8 +1631,21 @@
           </w:tcPr>
           <w:p>
             <w:r>
-              <w:t>Designing the required components holders so that when in use the sensitive electronics doesn’t get damaged or broken and then gives faulty readings to the brain which can effect efficiency and controll</w:t>
-            </w:r>
+              <w:t xml:space="preserve">Designing the required components holders so that when in use the sensitive electronics doesn’t get damaged or broken and then gives faulty readings to the brain which can </w:t>
+            </w:r>
+            <w:proofErr w:type="gramStart"/>
+            <w:r>
+              <w:t>effect</w:t>
+            </w:r>
+            <w:proofErr w:type="gramEnd"/>
+            <w:r>
+              <w:t xml:space="preserve"> efficiency and </w:t>
+            </w:r>
+            <w:proofErr w:type="spellStart"/>
+            <w:r>
+              <w:t>controll</w:t>
+            </w:r>
+            <w:proofErr w:type="spellEnd"/>
           </w:p>
         </w:tc>
       </w:tr>
@@ -1526,7 +1669,15 @@
           </w:tcPr>
           <w:p>
             <w:r>
-              <w:t>Using the right electronics for what i need it to do and figuring out where all the parts need to sit</w:t>
+              <w:t xml:space="preserve">Using the right electronics for what </w:t>
+            </w:r>
+            <w:proofErr w:type="spellStart"/>
+            <w:r>
+              <w:t>i</w:t>
+            </w:r>
+            <w:proofErr w:type="spellEnd"/>
+            <w:r>
+              <w:t xml:space="preserve"> need it to do and figuring out where all the parts need to sit</w:t>
             </w:r>
           </w:p>
         </w:tc>
@@ -1538,8 +1689,13 @@
             <w:shd w:val="clear" w:color="auto" w:fill="FFCCCC"/>
           </w:tcPr>
           <w:p>
-            <w:r>
-              <w:t xml:space="preserve">Easthetics </w:t>
+            <w:proofErr w:type="spellStart"/>
+            <w:r>
+              <w:t>Easthetics</w:t>
+            </w:r>
+            <w:proofErr w:type="spellEnd"/>
+            <w:r>
+              <w:t xml:space="preserve"> </w:t>
             </w:r>
           </w:p>
         </w:tc>
@@ -1807,7 +1963,7 @@
                 <w:noProof/>
               </w:rPr>
               <w:drawing>
-                <wp:inline distT="0" distB="0" distL="0" distR="0" wp14:anchorId="7E2C4685" wp14:editId="289315E6">
+                <wp:inline distT="0" distB="0" distL="0" distR="0" wp14:anchorId="7E2C4685" wp14:editId="4E56BF52">
                   <wp:extent cx="1821977" cy="1290920"/>
                   <wp:effectExtent l="0" t="0" r="6985" b="5080"/>
                   <wp:docPr id="1979711140" name="Picture 2" descr="Three-shoe Centrifugal Clutch | Download Scientific Diagram"/>
@@ -1873,7 +2029,7 @@
                 <w:noProof/>
               </w:rPr>
               <w:drawing>
-                <wp:inline distT="0" distB="0" distL="0" distR="0" wp14:anchorId="5BB0BD07" wp14:editId="714614A6">
+                <wp:inline distT="0" distB="0" distL="0" distR="0" wp14:anchorId="5BB0BD07" wp14:editId="12EDF82E">
                   <wp:extent cx="1610866" cy="1289846"/>
                   <wp:effectExtent l="0" t="0" r="8890" b="5715"/>
                   <wp:docPr id="684550270" name="Picture 3" descr="All about one way clutch bearing"/>
@@ -1936,7 +2092,15 @@
               <w:t>Selected Component:</w:t>
             </w:r>
             <w:r>
-              <w:t xml:space="preserve"> im going with electromagnetic </w:t>
+              <w:t xml:space="preserve"> </w:t>
+            </w:r>
+            <w:proofErr w:type="spellStart"/>
+            <w:r>
+              <w:t>im</w:t>
+            </w:r>
+            <w:proofErr w:type="spellEnd"/>
+            <w:r>
+              <w:t xml:space="preserve"> going with electromagnetic </w:t>
             </w:r>
           </w:p>
         </w:tc>
@@ -1953,7 +2117,31 @@
               <w:t>Why:</w:t>
             </w:r>
             <w:r>
-              <w:t xml:space="preserve"> because with an electromagnetic you can have torque  and speed from 0rpm where with a centrifugal it needs to be spun to a certain set rpm i.e. 2000 rpm which means ill have about 750 rpm of speed range not including gear ratios for  inc4reasinf the torque of the system which means that ill have to use the 70cc’s torque which isn’t the greatest and until the engine reaches the range of where the clutch can engage ill be able to accelerate an extra 2km/h where  with a electromagnetic I can engage from 0rpm and then have a speed range of 2750 from the motor which means ill have a 50km/h range of where it can accelerate with the electric motors torque which is greater at low speeds than the 70cc’s</w:t>
+              <w:t xml:space="preserve"> because with an electromagnetic you can have torque  and speed from 0rpm where with a centrifugal it needs to be spun to a certain set rpm i.e. 2000 rpm which means ill have about 750 rpm of speed range not including gear ratios for  inc4reasinf the torque of the system which means that </w:t>
+            </w:r>
+            <w:proofErr w:type="spellStart"/>
+            <w:r>
+              <w:t>ill</w:t>
+            </w:r>
+            <w:proofErr w:type="spellEnd"/>
+            <w:r>
+              <w:t xml:space="preserve"> have to use the 70cc’s torque which isn’t the greatest and until the engine reaches the range of where the clutch can engage </w:t>
+            </w:r>
+            <w:proofErr w:type="spellStart"/>
+            <w:r>
+              <w:t>ill</w:t>
+            </w:r>
+            <w:proofErr w:type="spellEnd"/>
+            <w:r>
+              <w:t xml:space="preserve"> be able to accelerate an extra 2km/h where  with </w:t>
+            </w:r>
+            <w:proofErr w:type="spellStart"/>
+            <w:r>
+              <w:t>a</w:t>
+            </w:r>
+            <w:proofErr w:type="spellEnd"/>
+            <w:r>
+              <w:t xml:space="preserve"> electromagnetic I can engage from 0rpm and then have a speed range of 2750 from the motor which means ill have a 50km/h range of where it can accelerate with the electric motors torque which is greater at low speeds than the 70cc’s</w:t>
             </w:r>
           </w:p>
         </w:tc>
@@ -2205,7 +2393,15 @@
               <w:t xml:space="preserve">anything </w:t>
             </w:r>
             <w:r>
-              <w:t>so no friction so it lasts way longer</w:t>
+              <w:t xml:space="preserve">so no </w:t>
+            </w:r>
+            <w:proofErr w:type="gramStart"/>
+            <w:r>
+              <w:t>friction</w:t>
+            </w:r>
+            <w:proofErr w:type="gramEnd"/>
+            <w:r>
+              <w:t xml:space="preserve"> so it lasts way longer</w:t>
             </w:r>
             <w:r>
               <w:t>.</w:t>
@@ -2280,8 +2476,13 @@
             <w:shd w:val="clear" w:color="auto" w:fill="FFF2CC" w:themeFill="accent4" w:themeFillTint="33"/>
           </w:tcPr>
           <w:p>
-            <w:r>
-              <w:t xml:space="preserve">Oled </w:t>
+            <w:proofErr w:type="spellStart"/>
+            <w:r>
+              <w:t>Oled</w:t>
+            </w:r>
+            <w:proofErr w:type="spellEnd"/>
+            <w:r>
+              <w:t xml:space="preserve"> </w:t>
             </w:r>
             <w:r>
               <w:t xml:space="preserve">display </w:t>
@@ -2359,7 +2560,7 @@
                 <w:noProof/>
               </w:rPr>
               <w:drawing>
-                <wp:inline distT="0" distB="0" distL="0" distR="0" wp14:anchorId="474EC1BA" wp14:editId="3D43E8C8">
+                <wp:inline distT="0" distB="0" distL="0" distR="0" wp14:anchorId="474EC1BA" wp14:editId="552BF8A0">
                   <wp:extent cx="1685499" cy="1685499"/>
                   <wp:effectExtent l="0" t="0" r="0" b="0"/>
                   <wp:docPr id="1564520554" name="Picture 7" descr="Dot Matrix White on Blue LCD 16x2 Character"/>
@@ -2514,7 +2715,35 @@
               <w:rPr>
                 <w:lang w:val="en-US"/>
               </w:rPr>
-              <w:t>The chosen 1.3" I2C OLED display is the optimal choice for this system as it balances pixel-level graphic control (128x64 resolution) with high efficiency, vastly outperforming Alternative 1 (LCD screen) , which is limited to rigid character blocks, requires a high-draw backlight, and offers poor viewing angles. Because OLED pixels are self-emissive, unlit black pixels consume virtually zero power, making it ideal for low-power microcontrollers deployment. Additionally, while Alternative 2 (1.8" SPI TFT Color Display) provides vibrant colors, its SPI interface requires 4 to 5 data pins, which limits available inputs and complicates wiring. In contrast, the chosen OLED uses the I2C protocol , requiring only two shared lines (SDA and SCL). This preserves critical GPIO pins for other sensors, simplifies breadboard layout, and ensures a compact, power-efficient, and easily scalable system architecture.</w:t>
+              <w:t>The chosen 1.3" I2C OLED display is the optimal choice for this system as it balances pixel-level graphic control (128x64 resolution) with high efficiency, vastly outperforming Alternative 1 (LCD screen</w:t>
+            </w:r>
+            <w:proofErr w:type="gramStart"/>
+            <w:r>
+              <w:rPr>
+                <w:lang w:val="en-US"/>
+              </w:rPr>
+              <w:t>) ,</w:t>
+            </w:r>
+            <w:proofErr w:type="gramEnd"/>
+            <w:r>
+              <w:rPr>
+                <w:lang w:val="en-US"/>
+              </w:rPr>
+              <w:t xml:space="preserve"> which is limited to rigid character blocks, requires a high-draw backlight, and offers poor viewing angles. Because OLED pixels are self-emissive, unlit black pixels consume virtually zero power, making it ideal for low-power microcontrollers deployment. Additionally, while Alternative 2 (1.8" SPI TFT Color Display) provides vibrant colors, its SPI interface requires 4 to 5 data pins, which limits available inputs and complicates wiring. In contrast, the chosen OLED uses the I2C </w:t>
+            </w:r>
+            <w:proofErr w:type="gramStart"/>
+            <w:r>
+              <w:rPr>
+                <w:lang w:val="en-US"/>
+              </w:rPr>
+              <w:t>protocol ,</w:t>
+            </w:r>
+            <w:proofErr w:type="gramEnd"/>
+            <w:r>
+              <w:rPr>
+                <w:lang w:val="en-US"/>
+              </w:rPr>
+              <w:t xml:space="preserve"> requiring only two shared lines (SDA and SCL). This preserves critical GPIO pins for other sensors, simplifies breadboard layout, and ensures a compact, power-efficient, and easily scalable system architecture.</w:t>
             </w:r>
           </w:p>
           <w:p/>
@@ -2805,13 +3034,27 @@
         <w:rPr>
           <w:b/>
         </w:rPr>
-        <w:t>Component 2:</w:t>
-      </w:r>
+        <w:t xml:space="preserve">Component </w:t>
+      </w:r>
+      <w:proofErr w:type="gramStart"/>
       <w:r>
         <w:rPr>
           <w:b/>
         </w:rPr>
-        <w:t xml:space="preserve">throttle </w:t>
+        <w:t>2:</w:t>
+      </w:r>
+      <w:r>
+        <w:rPr>
+          <w:b/>
+        </w:rPr>
+        <w:t>throttle</w:t>
+      </w:r>
+      <w:proofErr w:type="gramEnd"/>
+      <w:r>
+        <w:rPr>
+          <w:b/>
+        </w:rPr>
+        <w:t xml:space="preserve"> </w:t>
       </w:r>
     </w:p>
     <w:tbl>
@@ -3088,8 +3331,16 @@
         <w:rPr>
           <w:b/>
         </w:rPr>
-        <w:t>motor controll</w:t>
-      </w:r>
+        <w:t xml:space="preserve">motor </w:t>
+      </w:r>
+      <w:proofErr w:type="spellStart"/>
+      <w:r>
+        <w:rPr>
+          <w:b/>
+        </w:rPr>
+        <w:t>controll</w:t>
+      </w:r>
+      <w:proofErr w:type="spellEnd"/>
     </w:p>
     <w:tbl>
       <w:tblPr>
@@ -3173,16 +3424,48 @@
           </w:tcPr>
           <w:p>
             <w:r>
-              <w:t>The pwm led for the motor</w:t>
+              <w:t xml:space="preserve">The </w:t>
+            </w:r>
+            <w:proofErr w:type="spellStart"/>
+            <w:r>
+              <w:t>pwm</w:t>
+            </w:r>
+            <w:proofErr w:type="spellEnd"/>
+            <w:r>
+              <w:t xml:space="preserve"> led for the motor</w:t>
             </w:r>
             <w:r>
               <w:t xml:space="preserve"> </w:t>
             </w:r>
             <w:r>
-              <w:t xml:space="preserve">controller needs to be 0 when the thrtottle is at 0 </w:t>
-            </w:r>
-            <w:r>
-              <w:t xml:space="preserve">(relative to the analog hall sensors value) this is becauss the motor controller will take that as an input signal and will engage the </w:t>
+              <w:t xml:space="preserve">controller needs to be 0 when the </w:t>
+            </w:r>
+            <w:proofErr w:type="spellStart"/>
+            <w:r>
+              <w:t>thrtottle</w:t>
+            </w:r>
+            <w:proofErr w:type="spellEnd"/>
+            <w:r>
+              <w:t xml:space="preserve"> is at 0 </w:t>
+            </w:r>
+            <w:r>
+              <w:t xml:space="preserve">(relative to the </w:t>
+            </w:r>
+            <w:proofErr w:type="spellStart"/>
+            <w:r>
+              <w:t>analog</w:t>
+            </w:r>
+            <w:proofErr w:type="spellEnd"/>
+            <w:r>
+              <w:t xml:space="preserve"> hall sensors value) this is </w:t>
+            </w:r>
+            <w:proofErr w:type="spellStart"/>
+            <w:r>
+              <w:t>becauss</w:t>
+            </w:r>
+            <w:proofErr w:type="spellEnd"/>
+            <w:r>
+              <w:t xml:space="preserve"> the motor controller will take that as an input signal and will engage the </w:t>
             </w:r>
             <w:r>
               <w:t>motor constantly and it can then be damaged</w:t>
@@ -3196,7 +3479,15 @@
           </w:tcPr>
           <w:p>
             <w:r>
-              <w:t>When the throttle is at position 0 make sure pwm led is0</w:t>
+              <w:t xml:space="preserve">When the throttle is at position 0 make sure </w:t>
+            </w:r>
+            <w:proofErr w:type="spellStart"/>
+            <w:r>
+              <w:t>pwm</w:t>
+            </w:r>
+            <w:proofErr w:type="spellEnd"/>
+            <w:r>
+              <w:t xml:space="preserve"> led is0</w:t>
             </w:r>
           </w:p>
         </w:tc>
@@ -3249,15 +3540,36 @@
               <w:lastRenderedPageBreak/>
               <w:t xml:space="preserve">In the app </w:t>
             </w:r>
-            <w:r>
-              <w:t>proggramme make a throttle mapping button to adjust how the motor behaves with the throttle inputs</w:t>
+            <w:proofErr w:type="spellStart"/>
+            <w:r>
+              <w:t>proggramme</w:t>
+            </w:r>
+            <w:proofErr w:type="spellEnd"/>
+            <w:r>
+              <w:t xml:space="preserve"> make a throttle mapping button to adjust how the motor behaves with the throttle inputs</w:t>
             </w:r>
             <w:r>
               <w:t xml:space="preserve"> and make sure that it saves so that </w:t>
             </w:r>
             <w:r>
               <w:lastRenderedPageBreak/>
-              <w:t>when you start the bike up again you don’t have tp redo the settings (this can be done with epprom)</w:t>
+              <w:t xml:space="preserve">when you start the bike up again you don’t have </w:t>
+            </w:r>
+            <w:proofErr w:type="spellStart"/>
+            <w:r>
+              <w:t>tp</w:t>
+            </w:r>
+            <w:proofErr w:type="spellEnd"/>
+            <w:r>
+              <w:t xml:space="preserve"> redo the settings (this can be done with </w:t>
+            </w:r>
+            <w:proofErr w:type="spellStart"/>
+            <w:r>
+              <w:t>epprom</w:t>
+            </w:r>
+            <w:proofErr w:type="spellEnd"/>
+            <w:r>
+              <w:t>)</w:t>
             </w:r>
           </w:p>
         </w:tc>
@@ -3308,17 +3620,46 @@
           </w:tcPr>
           <w:p>
             <w:r>
-              <w:t xml:space="preserve">Put in leds and put in </w:t>
+              <w:t xml:space="preserve">Put in </w:t>
+            </w:r>
+            <w:proofErr w:type="spellStart"/>
+            <w:r>
+              <w:t>leds</w:t>
+            </w:r>
+            <w:proofErr w:type="spellEnd"/>
+            <w:r>
+              <w:t xml:space="preserve"> and put in </w:t>
             </w:r>
             <w:r>
               <w:t>programme</w:t>
             </w:r>
             <w:r>
-              <w:t xml:space="preserve"> for leds and a way to adjust it also making sure that it saves otherwise it can b</w:t>
-            </w:r>
-            <w:r>
-              <w:t>og up the system(this can be done through eppprom</w:t>
-            </w:r>
+              <w:t xml:space="preserve"> for </w:t>
+            </w:r>
+            <w:proofErr w:type="spellStart"/>
+            <w:r>
+              <w:t>leds</w:t>
+            </w:r>
+            <w:proofErr w:type="spellEnd"/>
+            <w:r>
+              <w:t xml:space="preserve"> and a way to adjust it also making sure that it saves otherwise it can b</w:t>
+            </w:r>
+            <w:r>
+              <w:t xml:space="preserve">og up the </w:t>
+            </w:r>
+            <w:proofErr w:type="gramStart"/>
+            <w:r>
+              <w:t>system(</w:t>
+            </w:r>
+            <w:proofErr w:type="gramEnd"/>
+            <w:r>
+              <w:t xml:space="preserve">this can be done through </w:t>
+            </w:r>
+            <w:proofErr w:type="spellStart"/>
+            <w:r>
+              <w:t>eppprom</w:t>
+            </w:r>
+            <w:proofErr w:type="spellEnd"/>
           </w:p>
         </w:tc>
       </w:tr>
@@ -3365,6 +3706,7 @@
         </w:rPr>
         <w:t xml:space="preserve">Component </w:t>
       </w:r>
+      <w:proofErr w:type="gramStart"/>
       <w:r>
         <w:rPr>
           <w:b/>
@@ -3383,6 +3725,7 @@
         </w:rPr>
         <w:t>dashboard</w:t>
       </w:r>
+      <w:proofErr w:type="gramEnd"/>
     </w:p>
     <w:tbl>
       <w:tblPr>
@@ -3454,7 +3797,15 @@
           </w:tcPr>
           <w:p>
             <w:r>
-              <w:t xml:space="preserve">What if you had the leds on the side of the dashboard in a dial type </w:t>
+              <w:t xml:space="preserve">What if you had the </w:t>
+            </w:r>
+            <w:proofErr w:type="spellStart"/>
+            <w:r>
+              <w:t>leds</w:t>
+            </w:r>
+            <w:proofErr w:type="spellEnd"/>
+            <w:r>
+              <w:t xml:space="preserve"> on the side of the dashboard in a dial type </w:t>
             </w:r>
             <w:r>
               <w:t>arrangement</w:t>
@@ -3468,7 +3819,15 @@
           </w:tcPr>
           <w:p>
             <w:r>
-              <w:t xml:space="preserve">Move the leds to the side of the dashboard and have it turn go </w:t>
+              <w:t xml:space="preserve">Move the </w:t>
+            </w:r>
+            <w:proofErr w:type="spellStart"/>
+            <w:r>
+              <w:t>leds</w:t>
+            </w:r>
+            <w:proofErr w:type="spellEnd"/>
+            <w:r>
+              <w:t xml:space="preserve"> to the side of the dashboard and have it turn go </w:t>
             </w:r>
             <w:r>
               <w:t>along</w:t>
@@ -3500,13 +3859,29 @@
           </w:tcPr>
           <w:p>
             <w:r>
-              <w:t xml:space="preserve">You will be able to get more sensors into the system if you changed how the leds </w:t>
+              <w:t xml:space="preserve">You will be able to get more sensors into the system if you changed how the </w:t>
+            </w:r>
+            <w:proofErr w:type="spellStart"/>
+            <w:r>
+              <w:t>leds</w:t>
+            </w:r>
+            <w:proofErr w:type="spellEnd"/>
+            <w:r>
+              <w:t xml:space="preserve"> </w:t>
             </w:r>
             <w:r>
               <w:t xml:space="preserve">work by </w:t>
             </w:r>
             <w:r>
-              <w:t>making the engine leds s</w:t>
+              <w:t xml:space="preserve">making the engine </w:t>
+            </w:r>
+            <w:proofErr w:type="spellStart"/>
+            <w:r>
+              <w:t>leds</w:t>
+            </w:r>
+            <w:proofErr w:type="spellEnd"/>
+            <w:r>
+              <w:t xml:space="preserve"> s</w:t>
             </w:r>
             <w:r>
               <w:t xml:space="preserve">hine every 2krpm </w:t>
@@ -3520,7 +3895,15 @@
           </w:tcPr>
           <w:p>
             <w:r>
-              <w:t xml:space="preserve">Take out 2 leds and change them to signal ports for sensors </w:t>
+              <w:t xml:space="preserve">Take out 2 </w:t>
+            </w:r>
+            <w:proofErr w:type="spellStart"/>
+            <w:r>
+              <w:t>leds</w:t>
+            </w:r>
+            <w:proofErr w:type="spellEnd"/>
+            <w:r>
+              <w:t xml:space="preserve"> and change them to signal ports for sensors </w:t>
             </w:r>
           </w:p>
         </w:tc>
@@ -3956,6 +4339,7 @@
         </w:rPr>
         <w:t xml:space="preserve">Component </w:t>
       </w:r>
+      <w:proofErr w:type="gramStart"/>
       <w:r>
         <w:rPr>
           <w:b/>
@@ -3968,6 +4352,7 @@
         </w:rPr>
         <w:t>PCBs</w:t>
       </w:r>
+      <w:proofErr w:type="gramEnd"/>
     </w:p>
     <w:tbl>
       <w:tblPr>
@@ -4024,7 +4409,7 @@
           </w:tcPr>
           <w:p>
             <w:r>
-              <w:object w:dxaOrig="1543" w:dyaOrig="1000" w14:anchorId="4B76B87F">
+              <w:object w:dxaOrig="1543" w:dyaOrig="1000" w14:anchorId="5EE4F5B2">
                 <v:shapetype id="_x0000_t75" coordsize="21600,21600" o:spt="75" o:preferrelative="t" path="m@4@5l@4@11@9@11@9@5xe" filled="f" stroked="f">
                   <v:stroke joinstyle="miter"/>
                   <v:formulas>
@@ -4044,10 +4429,10 @@
                   <v:path o:extrusionok="f" gradientshapeok="t" o:connecttype="rect"/>
                   <o:lock v:ext="edit" aspectratio="t"/>
                 </v:shapetype>
-                <v:shape id="_x0000_i1025" type="#_x0000_t75" style="width:76.85pt;height:49.85pt" o:ole="">
+                <v:shape id="_x0000_i1031" type="#_x0000_t75" style="width:76.85pt;height:49.85pt" o:ole="">
                   <v:imagedata r:id="rId33" o:title=""/>
                 </v:shape>
-                <o:OLEObject Type="Embed" ProgID="Package" ShapeID="_x0000_i1025" DrawAspect="Icon" ObjectID="_1847992370" r:id="rId34"/>
+                <o:OLEObject Type="Embed" ProgID="Package" ShapeID="_x0000_i1031" DrawAspect="Icon" ObjectID="_1848067570" r:id="rId34"/>
               </w:object>
             </w:r>
           </w:p>
@@ -4075,11 +4460,11 @@
           </w:tcPr>
           <w:p>
             <w:r>
-              <w:object w:dxaOrig="1543" w:dyaOrig="1000" w14:anchorId="3E15E891">
-                <v:shape id="_x0000_i1027" type="#_x0000_t75" style="width:76.85pt;height:49.85pt" o:ole="">
+              <w:object w:dxaOrig="1543" w:dyaOrig="1000" w14:anchorId="34429394">
+                <v:shape id="_x0000_i1033" type="#_x0000_t75" style="width:76.85pt;height:49.85pt" o:ole="">
                   <v:imagedata r:id="rId35" o:title=""/>
                 </v:shape>
-                <o:OLEObject Type="Embed" ProgID="Package" ShapeID="_x0000_i1027" DrawAspect="Icon" ObjectID="_1847992371" r:id="rId36"/>
+                <o:OLEObject Type="Embed" ProgID="Package" ShapeID="_x0000_i1033" DrawAspect="Icon" ObjectID="_1848067571" r:id="rId36"/>
               </w:object>
             </w:r>
           </w:p>
@@ -4105,7 +4490,16 @@
             <w:tcW w:w="2122" w:type="dxa"/>
             <w:shd w:val="clear" w:color="auto" w:fill="FFCCCC"/>
           </w:tcPr>
-          <w:p/>
+          <w:p>
+            <w:r>
+              <w:object w:dxaOrig="1543" w:dyaOrig="1000" w14:anchorId="73E273CA">
+                <v:shape id="_x0000_i1027" type="#_x0000_t75" style="width:76.85pt;height:49.85pt" o:ole="">
+                  <v:imagedata r:id="rId37" o:title=""/>
+                </v:shape>
+                <o:OLEObject Type="Embed" ProgID="Package" ShapeID="_x0000_i1027" DrawAspect="Icon" ObjectID="_1848067572" r:id="rId38"/>
+              </w:object>
+            </w:r>
+          </w:p>
         </w:tc>
         <w:tc>
           <w:tcPr>
@@ -4376,7 +4770,15 @@
         <w:t xml:space="preserve"> or location</w:t>
       </w:r>
       <w:r>
-        <w:t xml:space="preserve"> to your final outcome </w:t>
+        <w:t xml:space="preserve"> to your </w:t>
+      </w:r>
+      <w:proofErr w:type="gramStart"/>
+      <w:r>
+        <w:t>final outcome</w:t>
+      </w:r>
+      <w:proofErr w:type="gramEnd"/>
+      <w:r>
+        <w:t xml:space="preserve"> </w:t>
       </w:r>
       <w:r>
         <w:t xml:space="preserve">before testing </w:t>
@@ -4464,8 +4866,13 @@
             <w:shd w:val="clear" w:color="auto" w:fill="FFCCCC"/>
           </w:tcPr>
           <w:p>
-            <w:r>
-              <w:t xml:space="preserve">Is there any spelling mistakes that were made </w:t>
+            <w:proofErr w:type="gramStart"/>
+            <w:r>
+              <w:t>Is</w:t>
+            </w:r>
+            <w:proofErr w:type="gramEnd"/>
+            <w:r>
+              <w:t xml:space="preserve"> there any spelling mistakes that were made </w:t>
             </w:r>
           </w:p>
         </w:tc>
@@ -4505,8 +4912,13 @@
             <w:shd w:val="clear" w:color="auto" w:fill="FFCCCC"/>
           </w:tcPr>
           <w:p>
-            <w:r>
-              <w:t xml:space="preserve">Is there any </w:t>
+            <w:proofErr w:type="gramStart"/>
+            <w:r>
+              <w:t>Is</w:t>
+            </w:r>
+            <w:proofErr w:type="gramEnd"/>
+            <w:r>
+              <w:t xml:space="preserve"> there any </w:t>
             </w:r>
             <w:r>
               <w:t xml:space="preserve">grammar mistakes in what I wrote </w:t>
@@ -4564,7 +4976,15 @@
           </w:tcPr>
           <w:p>
             <w:r>
-              <w:t xml:space="preserve">Make sure all the people that helped through the development of the project gets credited for there </w:t>
+              <w:t xml:space="preserve">Make sure all the people that helped through the development of the project gets credited for </w:t>
+            </w:r>
+            <w:proofErr w:type="spellStart"/>
+            <w:r>
+              <w:t>there</w:t>
+            </w:r>
+            <w:proofErr w:type="spellEnd"/>
+            <w:r>
+              <w:t xml:space="preserve"> </w:t>
             </w:r>
             <w:r>
               <w:t>work</w:t>
@@ -4670,10 +5090,26 @@
           </w:tcPr>
           <w:p>
             <w:r>
-              <w:t xml:space="preserve">Is what im conveying understandable to a person who know nothing of </w:t>
-            </w:r>
-            <w:r>
-              <w:t>what im making and how easy is It for them to read this text and see what is going on in a very easy way</w:t>
+              <w:t xml:space="preserve">Is what </w:t>
+            </w:r>
+            <w:proofErr w:type="spellStart"/>
+            <w:r>
+              <w:t>im</w:t>
+            </w:r>
+            <w:proofErr w:type="spellEnd"/>
+            <w:r>
+              <w:t xml:space="preserve"> conveying understandable to a person who know nothing of </w:t>
+            </w:r>
+            <w:r>
+              <w:t xml:space="preserve">what </w:t>
+            </w:r>
+            <w:proofErr w:type="spellStart"/>
+            <w:r>
+              <w:t>im</w:t>
+            </w:r>
+            <w:proofErr w:type="spellEnd"/>
+            <w:r>
+              <w:t xml:space="preserve"> making and how easy is It for them to read this text and see what is going on in a very easy way</w:t>
             </w:r>
           </w:p>
         </w:tc>
@@ -4700,6 +5136,7 @@
           </w:tcPr>
           <w:p>
             <w:r>
+              <w:lastRenderedPageBreak/>
               <w:t>Aesthetics:</w:t>
             </w:r>
           </w:p>
@@ -4711,7 +5148,15 @@
           </w:tcPr>
           <w:p>
             <w:r>
-              <w:t xml:space="preserve">Is the way that the final outcome looks aesthetically pleasing </w:t>
+              <w:t xml:space="preserve">Is the way that the </w:t>
+            </w:r>
+            <w:proofErr w:type="gramStart"/>
+            <w:r>
+              <w:t>final outcome</w:t>
+            </w:r>
+            <w:proofErr w:type="gramEnd"/>
+            <w:r>
+              <w:t xml:space="preserve"> looks aesthetically pleasing </w:t>
             </w:r>
           </w:p>
         </w:tc>
@@ -4775,8 +5220,13 @@
       <w:pPr>
         <w:pStyle w:val="Heading3"/>
       </w:pPr>
-      <w:r>
-        <w:t>Final Outcome after Testing</w:t>
+      <w:proofErr w:type="gramStart"/>
+      <w:r>
+        <w:t>Final Outcome</w:t>
+      </w:r>
+      <w:proofErr w:type="gramEnd"/>
+      <w:r>
+        <w:t xml:space="preserve"> after Testing</w:t>
       </w:r>
     </w:p>
     <w:p>
@@ -4784,7 +5234,15 @@
         <w:shd w:val="clear" w:color="auto" w:fill="FFF2CC" w:themeFill="accent4" w:themeFillTint="33"/>
       </w:pPr>
       <w:r>
-        <w:t xml:space="preserve">Please provide a link to your final outcome after testing has been completed. </w:t>
+        <w:t xml:space="preserve">Please provide a link to your </w:t>
+      </w:r>
+      <w:proofErr w:type="gramStart"/>
+      <w:r>
+        <w:t>final outcome</w:t>
+      </w:r>
+      <w:proofErr w:type="gramEnd"/>
+      <w:r>
+        <w:t xml:space="preserve"> after testing has been completed. </w:t>
       </w:r>
     </w:p>
     <w:p/>
@@ -4804,7 +5262,39 @@
         <w:shd w:val="clear" w:color="auto" w:fill="FFF2CC" w:themeFill="accent4" w:themeFillTint="33"/>
       </w:pPr>
       <w:r>
-        <w:t>Testing and trialling was a big part of developing my final outcome because a lot of the problems were only found once the system was actually being used on the bike. One of the biggest problems we found was with the electromagnetic clutch. When testing the clutch, it worked normally while powered, but when it was switched off, the electromagnet released a large voltage back into the system. We measured this voltage and found that the spike was much higher than what the Arduino and other electronics could handle. This voltage travelled back through the circuit and ended up damaging and frying parts of the electronics. From this testing, I found that the clutch needed its own protection, so I added a Schottky diode across the clutch coil and a PPTC to add extra protection to the circuit. After testing the clutch again, the voltage spike was controlled and the electronics were no longer being damaged.</w:t>
+        <w:t xml:space="preserve">Testing and trialling </w:t>
+      </w:r>
+      <w:proofErr w:type="gramStart"/>
+      <w:r>
+        <w:t>was</w:t>
+      </w:r>
+      <w:proofErr w:type="gramEnd"/>
+      <w:r>
+        <w:t xml:space="preserve"> a big part of developing my </w:t>
+      </w:r>
+      <w:proofErr w:type="gramStart"/>
+      <w:r>
+        <w:t>final outcome</w:t>
+      </w:r>
+      <w:proofErr w:type="gramEnd"/>
+      <w:r>
+        <w:t xml:space="preserve"> because a lot of the problems were only found once the system was </w:t>
+      </w:r>
+      <w:proofErr w:type="gramStart"/>
+      <w:r>
+        <w:t>actually being</w:t>
+      </w:r>
+      <w:proofErr w:type="gramEnd"/>
+      <w:r>
+        <w:t xml:space="preserve"> used on the bike. One of the biggest problems we found was with the electromagnetic clutch. When testing the clutch, it worked normally while powered, but when it was switched off, the electromagnet released a large voltage back into the system. We measured this voltage and found that the spike was much higher than what the Arduino and other electronics could handle. This voltage travelled back through the circuit and ended up damaging and frying parts of the electronics. From this testing, I found that the clutch needed its own protection, so I added a Schottky diode across the clutch coil and a PPTC to add extra protection to the circuit. After testing the clutch again, the voltage spike was </w:t>
+      </w:r>
+      <w:proofErr w:type="gramStart"/>
+      <w:r>
+        <w:t>controlled</w:t>
+      </w:r>
+      <w:proofErr w:type="gramEnd"/>
+      <w:r>
+        <w:t xml:space="preserve"> and the electronics were no longer being damaged.</w:t>
       </w:r>
     </w:p>
     <w:p>
@@ -4812,7 +5302,15 @@
         <w:shd w:val="clear" w:color="auto" w:fill="FFF2CC" w:themeFill="accent4" w:themeFillTint="33"/>
       </w:pPr>
       <w:r>
-        <w:t>Testing the Arduino UNO R4 and throttle also showed some problems. When the 800 W motor was running, the high current being drawn by the motor created electrical noise and voltage fluctuations in the system. This caused the Hall sensor used for the throttle to give unstable readings, which could make the motor response inconsistent. I added 0.1 uF capacitors to the sensor signal and other sensitive circuits to help filter out the electrical noise. After testing this again, the throttle readings became much more stable and the motor responded more consistently to the throttle input. I also improved the throttle mapping in the Arduino so the throttle could be adjusted and calibrated rather than relying on one fixed range.</w:t>
+        <w:t xml:space="preserve">Testing the Arduino UNO R4 and throttle also showed some problems. When the 800 W motor was running, the high current being drawn by the motor created electrical noise and voltage fluctuations in the system. This caused the Hall sensor used for the throttle to give unstable readings, which could make the motor response inconsistent. I added 0.1 </w:t>
+      </w:r>
+      <w:proofErr w:type="spellStart"/>
+      <w:r>
+        <w:t>uF</w:t>
+      </w:r>
+      <w:proofErr w:type="spellEnd"/>
+      <w:r>
+        <w:t xml:space="preserve"> capacitors to the sensor signal and other sensitive circuits to help filter out the electrical noise. After testing this again, the throttle readings became much more stable and the motor responded more consistently to the throttle input. I also improved the throttle mapping in the Arduino so the throttle could be adjusted and calibrated rather than relying on one fixed range.</w:t>
       </w:r>
     </w:p>
     <w:p>
@@ -4820,7 +5318,15 @@
         <w:shd w:val="clear" w:color="auto" w:fill="FFF2CC" w:themeFill="accent4" w:themeFillTint="33"/>
       </w:pPr>
       <w:r>
-        <w:t>The Hall sensors used for measuring the motor RPM, driveshaft RPM and speed also had issues during early testing. Electrical interference from the motor caused false triggers, which gave incorrect RPM and speed readings. Adding the 0.1 uF capacitors helped smooth the signals and stopped the false triggers. I also planned for shielded and twisted-pair wiring to further reduce interference. This improved the accuracy and reliability of the speed and RPM information shown on the dashboard and OLED.</w:t>
+        <w:t xml:space="preserve">The Hall sensors used for measuring the motor RPM, driveshaft RPM and speed also had issues during early testing. Electrical interference from the motor caused false triggers, which gave incorrect RPM and speed readings. Adding the 0.1 </w:t>
+      </w:r>
+      <w:proofErr w:type="spellStart"/>
+      <w:r>
+        <w:t>uF</w:t>
+      </w:r>
+      <w:proofErr w:type="spellEnd"/>
+      <w:r>
+        <w:t xml:space="preserve"> capacitors helped smooth the signals and stopped the false triggers. I also planned for shielded and twisted-pair wiring to further reduce interference. This improved the accuracy and reliability of the speed and RPM information shown on the dashboard and OLED.</w:t>
       </w:r>
     </w:p>
     <w:p>
@@ -4836,7 +5342,19 @@
         <w:shd w:val="clear" w:color="auto" w:fill="FFF2CC" w:themeFill="accent4" w:themeFillTint="33"/>
       </w:pPr>
       <w:r>
-        <w:t>Overall, testing and trialling helped me find problems that I would not have noticed just from designing the system on paper. Each problem gave me information that I could use to change the design. The final outcome was improved through changes such as the clutch voltage protection, PPTCs, throttle filtering and mapping, Hall sensor filtering and battery voltage sensing. This made the digital system more reliable, protected the Arduino and other components, and made the information and controls more consistent when the bike was being operated.</w:t>
+        <w:t xml:space="preserve">Overall, testing and trialling helped me find problems that I would not have noticed just from designing the system on paper. Each problem gave me information that I could use to change the </w:t>
+      </w:r>
+      <w:r>
+        <w:lastRenderedPageBreak/>
+        <w:t xml:space="preserve">design. The </w:t>
+      </w:r>
+      <w:proofErr w:type="gramStart"/>
+      <w:r>
+        <w:t>final outcome</w:t>
+      </w:r>
+      <w:proofErr w:type="gramEnd"/>
+      <w:r>
+        <w:t xml:space="preserve"> was improved through changes such as the clutch voltage protection, PPTCs, throttle filtering and mapping, Hall sensor filtering and battery voltage sensing. This made the digital system more reliable, protected the Arduino and other components, and made the information and controls more consistent when the bike was being operated.</w:t>
       </w:r>
     </w:p>
     <w:p>
@@ -5004,11 +5522,8 @@
         <w:shd w:val="clear" w:color="auto" w:fill="A8D08D" w:themeFill="accent6" w:themeFillTint="99"/>
       </w:pPr>
       <w:r>
-        <w:t xml:space="preserve">Another important part of trialling was the GUI. Instead of having the throttle mapping fixed in the Arduino code, I made the GUI allow the throttle minimum and maximum values to be changed. This meant I could test the throttle on the actual bike and adjust the mapping if the throttle was not responding correctly. I also added settings for things such as the clutch threshold. This made the system easier to calibrate because I did not have to keep changing the Arduino code every time I </w:t>
-      </w:r>
-      <w:r>
         <w:lastRenderedPageBreak/>
-        <w:t>wanted to adjust the throttle response. Trialling the GUI and the physical throttle together helped me get a more consistent response from the motor and made the final system more adjustable.</w:t>
+        <w:t>Another important part of trialling was the GUI. Instead of having the throttle mapping fixed in the Arduino code, I made the GUI allow the throttle minimum and maximum values to be changed. This meant I could test the throttle on the actual bike and adjust the mapping if the throttle was not responding correctly. I also added settings for things such as the clutch threshold. This made the system easier to calibrate because I did not have to keep changing the Arduino code every time I wanted to adjust the throttle response. Trialling the GUI and the physical throttle together helped me get a more consistent response from the motor and made the final system more adjustable.</w:t>
       </w:r>
     </w:p>
     <w:p>
@@ -6226,6 +6741,15 @@
 </file>
 
 <file path=customXml/item1.xml><?xml version="1.0" encoding="utf-8"?>
+<?mso-contentType ?>
+<FormTemplates xmlns="http://schemas.microsoft.com/sharepoint/v3/contenttype/forms">
+  <Display>DocumentLibraryForm</Display>
+  <Edit>DocumentLibraryForm</Edit>
+  <New>DocumentLibraryForm</New>
+</FormTemplates>
+</file>
+
+<file path=customXml/item2.xml><?xml version="1.0" encoding="utf-8"?>
 <ct:contentTypeSchema xmlns:ct="http://schemas.microsoft.com/office/2006/metadata/contentType" xmlns:ma="http://schemas.microsoft.com/office/2006/metadata/properties/metaAttributes" ct:_="" ma:_="" ma:contentTypeName="Document" ma:contentTypeID="0x010100B404DBCFBC02B04D838E297E7AC49BEC" ma:contentTypeVersion="29" ma:contentTypeDescription="Create a new document." ma:contentTypeScope="" ma:versionID="00b475807ba7603a210177ce3d310360">
   <xsd:schema xmlns:xsd="http://www.w3.org/2001/XMLSchema" xmlns:xs="http://www.w3.org/2001/XMLSchema" xmlns:p="http://schemas.microsoft.com/office/2006/metadata/properties" xmlns:ns3="8e8bdfa1-897e-455b-96e1-da9724e984b4" xmlns:ns4="0bf4e652-3194-4289-a587-4a2abc6573c1" targetNamespace="http://schemas.microsoft.com/office/2006/metadata/properties" ma:root="true" ma:fieldsID="41c2c417b58d7032c1f2cfab3b2ec764" ns3:_="" ns4:_="">
     <xsd:import namespace="8e8bdfa1-897e-455b-96e1-da9724e984b4"/>
@@ -6606,20 +7130,7 @@
 </ct:contentTypeSchema>
 </file>
 
-<file path=customXml/item2.xml><?xml version="1.0" encoding="utf-8"?>
-<?mso-contentType ?>
-<FormTemplates xmlns="http://schemas.microsoft.com/sharepoint/v3/contenttype/forms">
-  <Display>DocumentLibraryForm</Display>
-  <Edit>DocumentLibraryForm</Edit>
-  <New>DocumentLibraryForm</New>
-</FormTemplates>
-</file>
-
 <file path=customXml/item3.xml><?xml version="1.0" encoding="utf-8"?>
-<b:Sources xmlns:b="http://schemas.openxmlformats.org/officeDocument/2006/bibliography" xmlns="http://schemas.openxmlformats.org/officeDocument/2006/bibliography" SelectedStyle="\APASixthEditionOfficeOnline.xsl" StyleName="APA" Version="6"/>
-</file>
-
-<file path=customXml/item4.xml><?xml version="1.0" encoding="utf-8"?>
 <p:properties xmlns:p="http://schemas.microsoft.com/office/2006/metadata/properties" xmlns:xsi="http://www.w3.org/2001/XMLSchema-instance" xmlns:pc="http://schemas.microsoft.com/office/infopath/2007/PartnerControls">
   <documentManagement>
     <FolderType xmlns="8e8bdfa1-897e-455b-96e1-da9724e984b4" xsi:nil="true"/>
@@ -6668,7 +7179,19 @@
 </p:properties>
 </file>
 
+<file path=customXml/item4.xml><?xml version="1.0" encoding="utf-8"?>
+<b:Sources xmlns:b="http://schemas.openxmlformats.org/officeDocument/2006/bibliography" xmlns="http://schemas.openxmlformats.org/officeDocument/2006/bibliography" SelectedStyle="\APASixthEditionOfficeOnline.xsl" StyleName="APA" Version="6"/>
+</file>
+
 <file path=customXml/itemProps1.xml><?xml version="1.0" encoding="utf-8"?>
+<ds:datastoreItem xmlns:ds="http://schemas.openxmlformats.org/officeDocument/2006/customXml" ds:itemID="{192A387B-6998-40B4-BA18-B536273BFB3D}">
+  <ds:schemaRefs>
+    <ds:schemaRef ds:uri="http://schemas.microsoft.com/sharepoint/v3/contenttype/forms"/>
+  </ds:schemaRefs>
+</ds:datastoreItem>
+</file>
+
+<file path=customXml/itemProps2.xml><?xml version="1.0" encoding="utf-8"?>
 <ds:datastoreItem xmlns:ds="http://schemas.openxmlformats.org/officeDocument/2006/customXml" ds:itemID="{3C5C1F59-64A0-4772-B91D-4079A66CA574}">
   <ds:schemaRefs>
     <ds:schemaRef ds:uri="http://schemas.microsoft.com/office/2006/metadata/contentType"/>
@@ -6687,23 +7210,7 @@
 </ds:datastoreItem>
 </file>
 
-<file path=customXml/itemProps2.xml><?xml version="1.0" encoding="utf-8"?>
-<ds:datastoreItem xmlns:ds="http://schemas.openxmlformats.org/officeDocument/2006/customXml" ds:itemID="{192A387B-6998-40B4-BA18-B536273BFB3D}">
-  <ds:schemaRefs>
-    <ds:schemaRef ds:uri="http://schemas.microsoft.com/sharepoint/v3/contenttype/forms"/>
-  </ds:schemaRefs>
-</ds:datastoreItem>
-</file>
-
 <file path=customXml/itemProps3.xml><?xml version="1.0" encoding="utf-8"?>
-<ds:datastoreItem xmlns:ds="http://schemas.openxmlformats.org/officeDocument/2006/customXml" ds:itemID="{E3F01FBF-D99E-480B-B558-73E1E1525F94}">
-  <ds:schemaRefs>
-    <ds:schemaRef ds:uri="http://schemas.openxmlformats.org/officeDocument/2006/bibliography"/>
-  </ds:schemaRefs>
-</ds:datastoreItem>
-</file>
-
-<file path=customXml/itemProps4.xml><?xml version="1.0" encoding="utf-8"?>
 <ds:datastoreItem xmlns:ds="http://schemas.openxmlformats.org/officeDocument/2006/customXml" ds:itemID="{69D82E26-D04D-4830-A7BF-C9806F1C26F2}">
   <ds:schemaRefs>
     <ds:schemaRef ds:uri="http://schemas.microsoft.com/office/2006/metadata/properties"/>
@@ -6711,4 +7218,12 @@
     <ds:schemaRef ds:uri="8e8bdfa1-897e-455b-96e1-da9724e984b4"/>
   </ds:schemaRefs>
 </ds:datastoreItem>
+</file>
+
+<file path=customXml/itemProps4.xml><?xml version="1.0" encoding="utf-8"?>
+<ds:datastoreItem xmlns:ds="http://schemas.openxmlformats.org/officeDocument/2006/customXml" ds:itemID="{E3F01FBF-D99E-480B-B558-73E1E1525F94}">
+  <ds:schemaRefs>
+    <ds:schemaRef ds:uri="http://schemas.openxmlformats.org/officeDocument/2006/bibliography"/>
+  </ds:schemaRefs>
+</ds:datastoreItem>
 </file>
--- a/13 DI Heinrich Venter develop an outcome.docx
+++ b/13 DI Heinrich Venter develop an outcome.docx
@@ -212,11 +212,9 @@
             <w:shd w:val="clear" w:color="auto" w:fill="FFCCCC"/>
           </w:tcPr>
           <w:p>
-            <w:proofErr w:type="spellStart"/>
             <w:r>
               <w:t>Accesability</w:t>
             </w:r>
-            <w:proofErr w:type="spellEnd"/>
           </w:p>
         </w:tc>
         <w:tc>
@@ -316,27 +314,7 @@
                       <w:szCs w:val="24"/>
                       <w:lang w:val="en-US"/>
                     </w:rPr>
-                    <w:t xml:space="preserve">Accessibility for the </w:t>
-                  </w:r>
-                  <w:proofErr w:type="spellStart"/>
-                  <w:r>
-                    <w:rPr>
-                      <w:rFonts w:eastAsia="Times New Roman" w:cstheme="minorHAnsi"/>
-                      <w:sz w:val="24"/>
-                      <w:szCs w:val="24"/>
-                      <w:lang w:val="en-US"/>
-                    </w:rPr>
-                    <w:t>pitbike</w:t>
-                  </w:r>
-                  <w:proofErr w:type="spellEnd"/>
-                  <w:r>
-                    <w:rPr>
-                      <w:rFonts w:eastAsia="Times New Roman" w:cstheme="minorHAnsi"/>
-                      <w:sz w:val="24"/>
-                      <w:szCs w:val="24"/>
-                      <w:lang w:val="en-US"/>
-                    </w:rPr>
-                    <w:t xml:space="preserve"> means the bike’s controls, indicators, and basic functions need to be understandable and manageable for a range of riders. This includes clear visual indicators, easy-to-reach switches, and controls that don’t require excessive strength.</w:t>
+                    <w:t>Accessibility for the pitbike means the bike’s controls, indicators, and basic functions need to be understandable and manageable for a range of riders. This includes clear visual indicators, easy-to-reach switches, and controls that don’t require excessive strength.</w:t>
                   </w:r>
                 </w:p>
               </w:tc>
@@ -387,15 +365,7 @@
           </w:tcPr>
           <w:p>
             <w:r>
-              <w:t xml:space="preserve">Usability relates to how easy it is to understand and use the </w:t>
-            </w:r>
-            <w:proofErr w:type="spellStart"/>
-            <w:r>
-              <w:t>pitbike’s</w:t>
-            </w:r>
-            <w:proofErr w:type="spellEnd"/>
-            <w:r>
-              <w:t xml:space="preserve"> hybrid systems, such as switching modes, checking battery levels, or starting the bike. The design needs to feel intuitive even for new riders.</w:t>
+              <w:t>Usability relates to how easy it is to understand and use the pitbike’s hybrid systems, such as switching modes, checking battery levels, or starting the bike. The design needs to feel intuitive even for new riders.</w:t>
             </w:r>
           </w:p>
         </w:tc>
@@ -414,15 +384,7 @@
             </w:r>
             <w:proofErr w:type="gramEnd"/>
             <w:r>
-              <w:t xml:space="preserve"> standard </w:t>
-            </w:r>
-            <w:proofErr w:type="spellStart"/>
-            <w:r>
-              <w:t>pitbikes</w:t>
-            </w:r>
-            <w:proofErr w:type="spellEnd"/>
-            <w:r>
-              <w:t xml:space="preserve"> so it feels familiar.</w:t>
+              <w:t xml:space="preserve"> standard pitbikes so it feels familiar.</w:t>
             </w:r>
           </w:p>
         </w:tc>
@@ -543,27 +505,7 @@
                       <w:szCs w:val="24"/>
                       <w:lang w:val="en-US"/>
                     </w:rPr>
-                    <w:t xml:space="preserve">Functionality refers to how well the 70cc hybrid </w:t>
-                  </w:r>
-                  <w:proofErr w:type="spellStart"/>
-                  <w:r>
-                    <w:rPr>
-                      <w:rFonts w:eastAsia="Times New Roman" w:cstheme="minorHAnsi"/>
-                      <w:sz w:val="24"/>
-                      <w:szCs w:val="24"/>
-                      <w:lang w:val="en-US"/>
-                    </w:rPr>
-                    <w:t>pitbike</w:t>
-                  </w:r>
-                  <w:proofErr w:type="spellEnd"/>
-                  <w:r>
-                    <w:rPr>
-                      <w:rFonts w:eastAsia="Times New Roman" w:cstheme="minorHAnsi"/>
-                      <w:sz w:val="24"/>
-                      <w:szCs w:val="24"/>
-                      <w:lang w:val="en-US"/>
-                    </w:rPr>
-                    <w:t xml:space="preserve"> performs its intended purpose—delivering reliable petrol and electric operation, smooth power delivery, and stable riding. It also includes ensuring the components (battery, controller, mechanical systems) work together correctly.</w:t>
+                    <w:t>Functionality refers to how well the 70cc hybrid pitbike performs its intended purpose—delivering reliable petrol and electric operation, smooth power delivery, and stable riding. It also includes ensuring the components (battery, controller, mechanical systems) work together correctly.</w:t>
                   </w:r>
                 </w:p>
               </w:tc>
@@ -610,15 +552,7 @@
           </w:tcPr>
           <w:p>
             <w:r>
-              <w:t xml:space="preserve">Aesthetics for the </w:t>
-            </w:r>
-            <w:proofErr w:type="spellStart"/>
-            <w:r>
-              <w:t>pitbike</w:t>
-            </w:r>
-            <w:proofErr w:type="spellEnd"/>
-            <w:r>
-              <w:t xml:space="preserve"> include the visual design—how the hybrid components are integrated, how tidy the wiring is, and the overall look of the bike. A clean, professional aesthetic helps the bike feel intentional rather than thrown together.</w:t>
+              <w:t>Aesthetics for the pitbike include the visual design—how the hybrid components are integrated, how tidy the wiring is, and the overall look of the bike. A clean, professional aesthetic helps the bike feel intentional rather than thrown together.</w:t>
             </w:r>
           </w:p>
         </w:tc>
@@ -1180,46 +1114,22 @@
           </w:tcPr>
           <w:p>
             <w:r>
-              <w:t xml:space="preserve">Every week I check and update the </w:t>
-            </w:r>
-            <w:proofErr w:type="spellStart"/>
-            <w:r>
-              <w:t>g</w:t>
+              <w:t>Every week I check and update the g</w:t>
             </w:r>
             <w:r>
               <w:t>ant</w:t>
             </w:r>
             <w:r>
-              <w:t>t</w:t>
-            </w:r>
-            <w:proofErr w:type="spellEnd"/>
-            <w:r>
-              <w:t xml:space="preserve"> chart to check we</w:t>
+              <w:t>t chart to check we</w:t>
             </w:r>
             <w:r>
               <w:t>a</w:t>
             </w:r>
             <w:r>
-              <w:t xml:space="preserve">ther </w:t>
-            </w:r>
-            <w:proofErr w:type="spellStart"/>
-            <w:r>
-              <w:t>im</w:t>
-            </w:r>
-            <w:proofErr w:type="spellEnd"/>
-            <w:r>
-              <w:t xml:space="preserve"> on schedule falling behin</w:t>
-            </w:r>
-            <w:r>
-              <w:t xml:space="preserve">d or even in best case scenario ahead </w:t>
-            </w:r>
-            <w:proofErr w:type="spellStart"/>
-            <w:r>
-              <w:t>f</w:t>
-            </w:r>
-            <w:proofErr w:type="spellEnd"/>
-            <w:r>
-              <w:t xml:space="preserve"> schedule</w:t>
+              <w:t>ther im on schedule falling behin</w:t>
+            </w:r>
+            <w:r>
+              <w:t>d or even in best case scenario ahead f schedule</w:t>
             </w:r>
           </w:p>
         </w:tc>
@@ -1639,13 +1549,8 @@
             </w:r>
             <w:proofErr w:type="gramEnd"/>
             <w:r>
-              <w:t xml:space="preserve"> efficiency and </w:t>
-            </w:r>
-            <w:proofErr w:type="spellStart"/>
-            <w:r>
-              <w:t>controll</w:t>
-            </w:r>
-            <w:proofErr w:type="spellEnd"/>
+              <w:t xml:space="preserve"> efficiency and controll</w:t>
+            </w:r>
           </w:p>
         </w:tc>
       </w:tr>
@@ -1669,15 +1574,7 @@
           </w:tcPr>
           <w:p>
             <w:r>
-              <w:t xml:space="preserve">Using the right electronics for what </w:t>
-            </w:r>
-            <w:proofErr w:type="spellStart"/>
-            <w:r>
-              <w:t>i</w:t>
-            </w:r>
-            <w:proofErr w:type="spellEnd"/>
-            <w:r>
-              <w:t xml:space="preserve"> need it to do and figuring out where all the parts need to sit</w:t>
+              <w:t>Using the right electronics for what i need it to do and figuring out where all the parts need to sit</w:t>
             </w:r>
           </w:p>
         </w:tc>
@@ -1689,13 +1586,8 @@
             <w:shd w:val="clear" w:color="auto" w:fill="FFCCCC"/>
           </w:tcPr>
           <w:p>
-            <w:proofErr w:type="spellStart"/>
-            <w:r>
-              <w:t>Easthetics</w:t>
-            </w:r>
-            <w:proofErr w:type="spellEnd"/>
-            <w:r>
-              <w:t xml:space="preserve"> </w:t>
+            <w:r>
+              <w:t xml:space="preserve">Easthetics </w:t>
             </w:r>
           </w:p>
         </w:tc>
@@ -1963,7 +1855,7 @@
                 <w:noProof/>
               </w:rPr>
               <w:drawing>
-                <wp:inline distT="0" distB="0" distL="0" distR="0" wp14:anchorId="7E2C4685" wp14:editId="4E56BF52">
+                <wp:inline distT="0" distB="0" distL="0" distR="0" wp14:anchorId="7E2C4685" wp14:editId="59ABA979">
                   <wp:extent cx="1821977" cy="1290920"/>
                   <wp:effectExtent l="0" t="0" r="6985" b="5080"/>
                   <wp:docPr id="1979711140" name="Picture 2" descr="Three-shoe Centrifugal Clutch | Download Scientific Diagram"/>
@@ -2029,7 +1921,7 @@
                 <w:noProof/>
               </w:rPr>
               <w:drawing>
-                <wp:inline distT="0" distB="0" distL="0" distR="0" wp14:anchorId="5BB0BD07" wp14:editId="12EDF82E">
+                <wp:inline distT="0" distB="0" distL="0" distR="0" wp14:anchorId="5BB0BD07" wp14:editId="25196104">
                   <wp:extent cx="1610866" cy="1289846"/>
                   <wp:effectExtent l="0" t="0" r="8890" b="5715"/>
                   <wp:docPr id="684550270" name="Picture 3" descr="All about one way clutch bearing"/>
@@ -2092,15 +1984,7 @@
               <w:t>Selected Component:</w:t>
             </w:r>
             <w:r>
-              <w:t xml:space="preserve"> </w:t>
-            </w:r>
-            <w:proofErr w:type="spellStart"/>
-            <w:r>
-              <w:t>im</w:t>
-            </w:r>
-            <w:proofErr w:type="spellEnd"/>
-            <w:r>
-              <w:t xml:space="preserve"> going with electromagnetic </w:t>
+              <w:t xml:space="preserve"> im going with electromagnetic </w:t>
             </w:r>
           </w:p>
         </w:tc>
@@ -2117,31 +2001,7 @@
               <w:t>Why:</w:t>
             </w:r>
             <w:r>
-              <w:t xml:space="preserve"> because with an electromagnetic you can have torque  and speed from 0rpm where with a centrifugal it needs to be spun to a certain set rpm i.e. 2000 rpm which means ill have about 750 rpm of speed range not including gear ratios for  inc4reasinf the torque of the system which means that </w:t>
-            </w:r>
-            <w:proofErr w:type="spellStart"/>
-            <w:r>
-              <w:t>ill</w:t>
-            </w:r>
-            <w:proofErr w:type="spellEnd"/>
-            <w:r>
-              <w:t xml:space="preserve"> have to use the 70cc’s torque which isn’t the greatest and until the engine reaches the range of where the clutch can engage </w:t>
-            </w:r>
-            <w:proofErr w:type="spellStart"/>
-            <w:r>
-              <w:t>ill</w:t>
-            </w:r>
-            <w:proofErr w:type="spellEnd"/>
-            <w:r>
-              <w:t xml:space="preserve"> be able to accelerate an extra 2km/h where  with </w:t>
-            </w:r>
-            <w:proofErr w:type="spellStart"/>
-            <w:r>
-              <w:t>a</w:t>
-            </w:r>
-            <w:proofErr w:type="spellEnd"/>
-            <w:r>
-              <w:t xml:space="preserve"> electromagnetic I can engage from 0rpm and then have a speed range of 2750 from the motor which means ill have a 50km/h range of where it can accelerate with the electric motors torque which is greater at low speeds than the 70cc’s</w:t>
+              <w:t xml:space="preserve"> because with an electromagnetic you can have torque  and speed from 0rpm where with a centrifugal it needs to be spun to a certain set rpm i.e. 2000 rpm which means ill have about 750 rpm of speed range not including gear ratios for  inc4reasinf the torque of the system which means that ill have to use the 70cc’s torque which isn’t the greatest and until the engine reaches the range of where the clutch can engage ill be able to accelerate an extra 2km/h where  with a electromagnetic I can engage from 0rpm and then have a speed range of 2750 from the motor which means ill have a 50km/h range of where it can accelerate with the electric motors torque which is greater at low speeds than the 70cc’s</w:t>
             </w:r>
           </w:p>
         </w:tc>
@@ -2476,13 +2336,8 @@
             <w:shd w:val="clear" w:color="auto" w:fill="FFF2CC" w:themeFill="accent4" w:themeFillTint="33"/>
           </w:tcPr>
           <w:p>
-            <w:proofErr w:type="spellStart"/>
-            <w:r>
-              <w:t>Oled</w:t>
-            </w:r>
-            <w:proofErr w:type="spellEnd"/>
-            <w:r>
-              <w:t xml:space="preserve"> </w:t>
+            <w:r>
+              <w:t xml:space="preserve">Oled </w:t>
             </w:r>
             <w:r>
               <w:t xml:space="preserve">display </w:t>
@@ -2560,7 +2415,7 @@
                 <w:noProof/>
               </w:rPr>
               <w:drawing>
-                <wp:inline distT="0" distB="0" distL="0" distR="0" wp14:anchorId="474EC1BA" wp14:editId="552BF8A0">
+                <wp:inline distT="0" distB="0" distL="0" distR="0" wp14:anchorId="474EC1BA" wp14:editId="4D2F27DE">
                   <wp:extent cx="1685499" cy="1685499"/>
                   <wp:effectExtent l="0" t="0" r="0" b="0"/>
                   <wp:docPr id="1564520554" name="Picture 7" descr="Dot Matrix White on Blue LCD 16x2 Character"/>
@@ -2729,21 +2584,7 @@
               <w:rPr>
                 <w:lang w:val="en-US"/>
               </w:rPr>
-              <w:t xml:space="preserve"> which is limited to rigid character blocks, requires a high-draw backlight, and offers poor viewing angles. Because OLED pixels are self-emissive, unlit black pixels consume virtually zero power, making it ideal for low-power microcontrollers deployment. Additionally, while Alternative 2 (1.8" SPI TFT Color Display) provides vibrant colors, its SPI interface requires 4 to 5 data pins, which limits available inputs and complicates wiring. In contrast, the chosen OLED uses the I2C </w:t>
-            </w:r>
-            <w:proofErr w:type="gramStart"/>
-            <w:r>
-              <w:rPr>
-                <w:lang w:val="en-US"/>
-              </w:rPr>
-              <w:t>protocol ,</w:t>
-            </w:r>
-            <w:proofErr w:type="gramEnd"/>
-            <w:r>
-              <w:rPr>
-                <w:lang w:val="en-US"/>
-              </w:rPr>
-              <w:t xml:space="preserve"> requiring only two shared lines (SDA and SCL). This preserves critical GPIO pins for other sensors, simplifies breadboard layout, and ensures a compact, power-efficient, and easily scalable system architecture.</w:t>
+              <w:t xml:space="preserve"> which is limited to rigid character blocks, requires a high-draw backlight, and offers poor viewing angles. Because OLED pixels are self-emissive, unlit black pixels consume virtually zero power, making it ideal for low-power microcontrollers deployment. Additionally, while Alternative 2 (1.8" SPI TFT Color Display) provides vibrant colors, its SPI interface requires 4 to 5 data pins, which limits available inputs and complicates wiring. In contrast, the chosen OLED uses the I2C protocol, requiring only two shared lines (SDA and SCL). This preserves critical GPIO pins for other sensors, simplifies breadboard layout, and ensures a compact, power-efficient, and easily scalable system architecture.</w:t>
             </w:r>
           </w:p>
           <w:p/>
@@ -2997,11 +2838,7 @@
             <w:tcW w:w="2122" w:type="dxa"/>
             <w:shd w:val="clear" w:color="auto" w:fill="FFCCCC"/>
           </w:tcPr>
-          <w:p>
-            <w:r>
-              <w:t>final</w:t>
-            </w:r>
-          </w:p>
+          <w:p/>
         </w:tc>
         <w:tc>
           <w:tcPr>
@@ -3331,16 +3168,8 @@
         <w:rPr>
           <w:b/>
         </w:rPr>
-        <w:t xml:space="preserve">motor </w:t>
-      </w:r>
-      <w:proofErr w:type="spellStart"/>
-      <w:r>
-        <w:rPr>
-          <w:b/>
-        </w:rPr>
-        <w:t>controll</w:t>
-      </w:r>
-      <w:proofErr w:type="spellEnd"/>
+        <w:t>motor controll</w:t>
+      </w:r>
     </w:p>
     <w:tbl>
       <w:tblPr>
@@ -3424,48 +3253,16 @@
           </w:tcPr>
           <w:p>
             <w:r>
-              <w:t xml:space="preserve">The </w:t>
-            </w:r>
-            <w:proofErr w:type="spellStart"/>
-            <w:r>
-              <w:t>pwm</w:t>
-            </w:r>
-            <w:proofErr w:type="spellEnd"/>
-            <w:r>
-              <w:t xml:space="preserve"> led for the motor</w:t>
+              <w:t>The pwm led for the motor</w:t>
             </w:r>
             <w:r>
               <w:t xml:space="preserve"> </w:t>
             </w:r>
             <w:r>
-              <w:t xml:space="preserve">controller needs to be 0 when the </w:t>
-            </w:r>
-            <w:proofErr w:type="spellStart"/>
-            <w:r>
-              <w:t>thrtottle</w:t>
-            </w:r>
-            <w:proofErr w:type="spellEnd"/>
-            <w:r>
-              <w:t xml:space="preserve"> is at 0 </w:t>
-            </w:r>
-            <w:r>
-              <w:t xml:space="preserve">(relative to the </w:t>
-            </w:r>
-            <w:proofErr w:type="spellStart"/>
-            <w:r>
-              <w:t>analog</w:t>
-            </w:r>
-            <w:proofErr w:type="spellEnd"/>
-            <w:r>
-              <w:t xml:space="preserve"> hall sensors value) this is </w:t>
-            </w:r>
-            <w:proofErr w:type="spellStart"/>
-            <w:r>
-              <w:t>becauss</w:t>
-            </w:r>
-            <w:proofErr w:type="spellEnd"/>
-            <w:r>
-              <w:t xml:space="preserve"> the motor controller will take that as an input signal and will engage the </w:t>
+              <w:t xml:space="preserve">controller needs to be 0 when the thrtottle is at 0 </w:t>
+            </w:r>
+            <w:r>
+              <w:t xml:space="preserve">(relative to the analog hall sensors value) this is becauss the motor controller will take that as an input signal and will engage the </w:t>
             </w:r>
             <w:r>
               <w:t>motor constantly and it can then be damaged</w:t>
@@ -3479,15 +3276,7 @@
           </w:tcPr>
           <w:p>
             <w:r>
-              <w:t xml:space="preserve">When the throttle is at position 0 make sure </w:t>
-            </w:r>
-            <w:proofErr w:type="spellStart"/>
-            <w:r>
-              <w:t>pwm</w:t>
-            </w:r>
-            <w:proofErr w:type="spellEnd"/>
-            <w:r>
-              <w:t xml:space="preserve"> led is0</w:t>
+              <w:t>When the throttle is at position 0 make sure pwm led is0</w:t>
             </w:r>
           </w:p>
         </w:tc>
@@ -3540,36 +3329,15 @@
               <w:lastRenderedPageBreak/>
               <w:t xml:space="preserve">In the app </w:t>
             </w:r>
-            <w:proofErr w:type="spellStart"/>
-            <w:r>
-              <w:t>proggramme</w:t>
-            </w:r>
-            <w:proofErr w:type="spellEnd"/>
-            <w:r>
-              <w:t xml:space="preserve"> make a throttle mapping button to adjust how the motor behaves with the throttle inputs</w:t>
+            <w:r>
+              <w:t>proggramme make a throttle mapping button to adjust how the motor behaves with the throttle inputs</w:t>
             </w:r>
             <w:r>
               <w:t xml:space="preserve"> and make sure that it saves so that </w:t>
             </w:r>
             <w:r>
               <w:lastRenderedPageBreak/>
-              <w:t xml:space="preserve">when you start the bike up again you don’t have </w:t>
-            </w:r>
-            <w:proofErr w:type="spellStart"/>
-            <w:r>
-              <w:t>tp</w:t>
-            </w:r>
-            <w:proofErr w:type="spellEnd"/>
-            <w:r>
-              <w:t xml:space="preserve"> redo the settings (this can be done with </w:t>
-            </w:r>
-            <w:proofErr w:type="spellStart"/>
-            <w:r>
-              <w:t>epprom</w:t>
-            </w:r>
-            <w:proofErr w:type="spellEnd"/>
-            <w:r>
-              <w:t>)</w:t>
+              <w:t>when you start the bike up again you don’t have tp redo the settings (this can be done with epprom)</w:t>
             </w:r>
           </w:p>
         </w:tc>
@@ -3620,29 +3388,13 @@
           </w:tcPr>
           <w:p>
             <w:r>
-              <w:t xml:space="preserve">Put in </w:t>
-            </w:r>
-            <w:proofErr w:type="spellStart"/>
-            <w:r>
-              <w:t>leds</w:t>
-            </w:r>
-            <w:proofErr w:type="spellEnd"/>
-            <w:r>
-              <w:t xml:space="preserve"> and put in </w:t>
+              <w:t xml:space="preserve">Put in leds and put in </w:t>
             </w:r>
             <w:r>
               <w:t>programme</w:t>
             </w:r>
             <w:r>
-              <w:t xml:space="preserve"> for </w:t>
-            </w:r>
-            <w:proofErr w:type="spellStart"/>
-            <w:r>
-              <w:t>leds</w:t>
-            </w:r>
-            <w:proofErr w:type="spellEnd"/>
-            <w:r>
-              <w:t xml:space="preserve"> and a way to adjust it also making sure that it saves otherwise it can b</w:t>
+              <w:t xml:space="preserve"> for leds and a way to adjust it also making sure that it saves otherwise it can b</w:t>
             </w:r>
             <w:r>
               <w:t xml:space="preserve">og up the </w:t>
@@ -3653,13 +3405,8 @@
             </w:r>
             <w:proofErr w:type="gramEnd"/>
             <w:r>
-              <w:t xml:space="preserve">this can be done through </w:t>
-            </w:r>
-            <w:proofErr w:type="spellStart"/>
-            <w:r>
-              <w:t>eppprom</w:t>
-            </w:r>
-            <w:proofErr w:type="spellEnd"/>
+              <w:t>this can be done through eppprom</w:t>
+            </w:r>
           </w:p>
         </w:tc>
       </w:tr>
@@ -3797,15 +3544,7 @@
           </w:tcPr>
           <w:p>
             <w:r>
-              <w:t xml:space="preserve">What if you had the </w:t>
-            </w:r>
-            <w:proofErr w:type="spellStart"/>
-            <w:r>
-              <w:t>leds</w:t>
-            </w:r>
-            <w:proofErr w:type="spellEnd"/>
-            <w:r>
-              <w:t xml:space="preserve"> on the side of the dashboard in a dial type </w:t>
+              <w:t xml:space="preserve">What if you had the leds on the side of the dashboard in a dial type </w:t>
             </w:r>
             <w:r>
               <w:t>arrangement</w:t>
@@ -3819,15 +3558,7 @@
           </w:tcPr>
           <w:p>
             <w:r>
-              <w:t xml:space="preserve">Move the </w:t>
-            </w:r>
-            <w:proofErr w:type="spellStart"/>
-            <w:r>
-              <w:t>leds</w:t>
-            </w:r>
-            <w:proofErr w:type="spellEnd"/>
-            <w:r>
-              <w:t xml:space="preserve"> to the side of the dashboard and have it turn go </w:t>
+              <w:t xml:space="preserve">Move the leds to the side of the dashboard and have it turn go </w:t>
             </w:r>
             <w:r>
               <w:t>along</w:t>
@@ -3850,7 +3581,11 @@
             <w:tcW w:w="2122" w:type="dxa"/>
             <w:shd w:val="clear" w:color="auto" w:fill="FFCCCC"/>
           </w:tcPr>
-          <w:p/>
+          <w:p>
+            <w:r>
+              <w:t>Second dashboard</w:t>
+            </w:r>
+          </w:p>
         </w:tc>
         <w:tc>
           <w:tcPr>
@@ -3859,29 +3594,13 @@
           </w:tcPr>
           <w:p>
             <w:r>
-              <w:t xml:space="preserve">You will be able to get more sensors into the system if you changed how the </w:t>
-            </w:r>
-            <w:proofErr w:type="spellStart"/>
-            <w:r>
-              <w:t>leds</w:t>
-            </w:r>
-            <w:proofErr w:type="spellEnd"/>
-            <w:r>
-              <w:t xml:space="preserve"> </w:t>
+              <w:t xml:space="preserve">You will be able to get more sensors into the system if you changed how the leds </w:t>
             </w:r>
             <w:r>
               <w:t xml:space="preserve">work by </w:t>
             </w:r>
             <w:r>
-              <w:t xml:space="preserve">making the engine </w:t>
-            </w:r>
-            <w:proofErr w:type="spellStart"/>
-            <w:r>
-              <w:t>leds</w:t>
-            </w:r>
-            <w:proofErr w:type="spellEnd"/>
-            <w:r>
-              <w:t xml:space="preserve"> s</w:t>
+              <w:t>making the engine leds s</w:t>
             </w:r>
             <w:r>
               <w:t xml:space="preserve">hine every 2krpm </w:t>
@@ -3895,15 +3614,7 @@
           </w:tcPr>
           <w:p>
             <w:r>
-              <w:t xml:space="preserve">Take out 2 </w:t>
-            </w:r>
-            <w:proofErr w:type="spellStart"/>
-            <w:r>
-              <w:t>leds</w:t>
-            </w:r>
-            <w:proofErr w:type="spellEnd"/>
-            <w:r>
-              <w:t xml:space="preserve"> and change them to signal ports for sensors </w:t>
+              <w:t xml:space="preserve">Take out 2 leds and change them to signal ports for sensors </w:t>
             </w:r>
           </w:p>
         </w:tc>
@@ -4409,7 +4120,7 @@
           </w:tcPr>
           <w:p>
             <w:r>
-              <w:object w:dxaOrig="1543" w:dyaOrig="1000" w14:anchorId="5EE4F5B2">
+              <w:object w:dxaOrig="1504" w:dyaOrig="981" w14:anchorId="7859C49B">
                 <v:shapetype id="_x0000_t75" coordsize="21600,21600" o:spt="75" o:preferrelative="t" path="m@4@5l@4@11@9@11@9@5xe" filled="f" stroked="f">
                   <v:stroke joinstyle="miter"/>
                   <v:formulas>
@@ -4429,10 +4140,10 @@
                   <v:path o:extrusionok="f" gradientshapeok="t" o:connecttype="rect"/>
                   <o:lock v:ext="edit" aspectratio="t"/>
                 </v:shapetype>
-                <v:shape id="_x0000_i1031" type="#_x0000_t75" style="width:76.85pt;height:49.85pt" o:ole="">
+                <v:shape id="_x0000_i1040" type="#_x0000_t75" style="width:75.25pt;height:48.9pt" o:ole="">
                   <v:imagedata r:id="rId33" o:title=""/>
                 </v:shape>
-                <o:OLEObject Type="Embed" ProgID="Package" ShapeID="_x0000_i1031" DrawAspect="Icon" ObjectID="_1848067570" r:id="rId34"/>
+                <o:OLEObject Type="Embed" ProgID="Package" ShapeID="_x0000_i1040" DrawAspect="Icon" ObjectID="_1848211963" r:id="rId34"/>
               </w:object>
             </w:r>
           </w:p>
@@ -4442,13 +4153,60 @@
             <w:tcW w:w="3118" w:type="dxa"/>
             <w:shd w:val="clear" w:color="auto" w:fill="FFCCCC"/>
           </w:tcPr>
-          <w:p/>
+          <w:p>
+            <w:r>
+              <w:t xml:space="preserve">With testing it has been found that some </w:t>
+            </w:r>
+            <w:r>
+              <w:t>components sometimes</w:t>
+            </w:r>
+            <w:r>
+              <w:t xml:space="preserve"> reset when they turn off and back on again so maybe add </w:t>
+            </w:r>
+            <w:r>
+              <w:t>protection circuits like diodes and fuses</w:t>
+            </w:r>
+          </w:p>
         </w:tc>
         <w:tc>
           <w:tcPr>
             <w:tcW w:w="3776" w:type="dxa"/>
             <w:shd w:val="clear" w:color="auto" w:fill="FFCCCC"/>
           </w:tcPr>
+          <w:p>
+            <w:r>
+              <w:rPr>
+                <w:lang w:val="en-GB"/>
+              </w:rPr>
+              <w:t xml:space="preserve">Adding PPTC fuses to the vi, voltage sensing, buck converters, electromagnet. </w:t>
+            </w:r>
+            <w:proofErr w:type="gramStart"/>
+            <w:r>
+              <w:rPr>
+                <w:lang w:val="en-GB"/>
+              </w:rPr>
+              <w:t>A</w:t>
+            </w:r>
+            <w:proofErr w:type="gramEnd"/>
+            <w:r>
+              <w:rPr>
+                <w:lang w:val="en-GB"/>
+              </w:rPr>
+              <w:t xml:space="preserve"> automotive fuse to the motor and a main automotive fuse for all the </w:t>
+            </w:r>
+            <w:r>
+              <w:rPr>
+                <w:lang w:val="en-GB"/>
+              </w:rPr>
+              <w:t>PCB</w:t>
+            </w:r>
+            <w:r>
+              <w:rPr>
+                <w:lang w:val="en-GB"/>
+              </w:rPr>
+              <w:t xml:space="preserve"> and buck converters (max 5Amps). Also adding diodes to the battery electromagnet vin, voltage sensing, and Mosfet to protect every component from back voltage and incorrect wiring</w:t>
+            </w:r>
+          </w:p>
           <w:p/>
         </w:tc>
       </w:tr>
@@ -4460,11 +4218,11 @@
           </w:tcPr>
           <w:p>
             <w:r>
-              <w:object w:dxaOrig="1543" w:dyaOrig="1000" w14:anchorId="34429394">
-                <v:shape id="_x0000_i1033" type="#_x0000_t75" style="width:76.85pt;height:49.85pt" o:ole="">
+              <w:object w:dxaOrig="1543" w:dyaOrig="1000" w14:anchorId="2651B53F">
+                <v:shape id="_x0000_i1042" type="#_x0000_t75" style="width:76.6pt;height:49.85pt" o:ole="">
                   <v:imagedata r:id="rId35" o:title=""/>
                 </v:shape>
-                <o:OLEObject Type="Embed" ProgID="Package" ShapeID="_x0000_i1033" DrawAspect="Icon" ObjectID="_1848067571" r:id="rId36"/>
+                <o:OLEObject Type="Embed" ProgID="Package" ShapeID="_x0000_i1042" DrawAspect="Icon" ObjectID="_1848211964" r:id="rId36"/>
               </w:object>
             </w:r>
           </w:p>
@@ -4474,14 +4232,34 @@
             <w:tcW w:w="3118" w:type="dxa"/>
             <w:shd w:val="clear" w:color="auto" w:fill="FFCCCC"/>
           </w:tcPr>
-          <w:p/>
+          <w:p>
+            <w:r>
+              <w:t xml:space="preserve">Through testing the Arduino R4 did get burned so </w:t>
+            </w:r>
+            <w:r>
+              <w:t xml:space="preserve">maybe add a PPTC fuse and a Schottky Diode on both the Vin and battery sensing </w:t>
+            </w:r>
+            <w:r>
+              <w:t>port</w:t>
+            </w:r>
+          </w:p>
         </w:tc>
         <w:tc>
           <w:tcPr>
             <w:tcW w:w="3776" w:type="dxa"/>
             <w:shd w:val="clear" w:color="auto" w:fill="FFCCCC"/>
           </w:tcPr>
-          <w:p/>
+          <w:p>
+            <w:r>
+              <w:t xml:space="preserve">A PPTC Fuse and a Schottky diode will be added to the Vin and battery sensing port, </w:t>
+            </w:r>
+            <w:r>
+              <w:t xml:space="preserve">2 LEDs will be swapped out for sensor ports due to not having enough ports and the fact that the engine </w:t>
+            </w:r>
+            <w:r>
+              <w:t>LEDs can be coded to turn in every 2Krpm</w:t>
+            </w:r>
+          </w:p>
         </w:tc>
       </w:tr>
       <w:tr>
@@ -4492,11 +4270,11 @@
           </w:tcPr>
           <w:p>
             <w:r>
-              <w:object w:dxaOrig="1543" w:dyaOrig="1000" w14:anchorId="73E273CA">
-                <v:shape id="_x0000_i1027" type="#_x0000_t75" style="width:76.85pt;height:49.85pt" o:ole="">
+              <w:object w:dxaOrig="1543" w:dyaOrig="1000" w14:anchorId="2A3A1969">
+                <v:shape id="_x0000_i1033" type="#_x0000_t75" style="width:76.6pt;height:49.85pt" o:ole="">
                   <v:imagedata r:id="rId37" o:title=""/>
                 </v:shape>
-                <o:OLEObject Type="Embed" ProgID="Package" ShapeID="_x0000_i1027" DrawAspect="Icon" ObjectID="_1848067572" r:id="rId38"/>
+                <o:OLEObject Type="Embed" ProgID="Package" ShapeID="_x0000_i1033" DrawAspect="Icon" ObjectID="_1848211965" r:id="rId38"/>
               </w:object>
             </w:r>
           </w:p>
@@ -4506,14 +4284,60 @@
             <w:tcW w:w="3118" w:type="dxa"/>
             <w:shd w:val="clear" w:color="auto" w:fill="FFCCCC"/>
           </w:tcPr>
-          <w:p/>
+          <w:p>
+            <w:r>
+              <w:t xml:space="preserve">With testing it has been found that an electromagnet stores a lot of energy and when it gets turned off it gets released very </w:t>
+            </w:r>
+            <w:proofErr w:type="gramStart"/>
+            <w:r>
+              <w:t>violently(</w:t>
+            </w:r>
+            <w:proofErr w:type="gramEnd"/>
+            <w:r>
+              <w:t>roughly 200</w:t>
+            </w:r>
+            <w:r>
+              <w:t xml:space="preserve">V </w:t>
+            </w:r>
+            <w:r>
+              <w:t>strait back into the system)</w:t>
+            </w:r>
+          </w:p>
         </w:tc>
         <w:tc>
           <w:tcPr>
             <w:tcW w:w="3776" w:type="dxa"/>
             <w:shd w:val="clear" w:color="auto" w:fill="FFCCCC"/>
           </w:tcPr>
-          <w:p/>
+          <w:p>
+            <w:r>
+              <w:t xml:space="preserve">A PPTC fuse to </w:t>
+            </w:r>
+            <w:r>
+              <w:t>protect the magnet, a Zener and Schottky diod</w:t>
+            </w:r>
+            <w:r>
+              <w:t xml:space="preserve">e will be added onto this PCB to funnel the </w:t>
+            </w:r>
+            <w:r>
+              <w:t xml:space="preserve">energy into ground (this bypasses the Mosfet </w:t>
+            </w:r>
+            <w:r>
+              <w:t>and sensitive low voltage electronics</w:t>
+            </w:r>
+            <w:r>
+              <w:t xml:space="preserve">) which </w:t>
+            </w:r>
+            <w:r>
+              <w:t>t</w:t>
+            </w:r>
+            <w:r>
+              <w:t xml:space="preserve">hen </w:t>
+            </w:r>
+            <w:r>
+              <w:t>returns it to the batteries</w:t>
+            </w:r>
+          </w:p>
         </w:tc>
       </w:tr>
       <w:tr>
@@ -4522,21 +4346,70 @@
             <w:tcW w:w="2122" w:type="dxa"/>
             <w:shd w:val="clear" w:color="auto" w:fill="FFCCCC"/>
           </w:tcPr>
-          <w:p/>
+          <w:p>
+            <w:r>
+              <w:object w:dxaOrig="1543" w:dyaOrig="1000" w14:anchorId="530D09F3">
+                <v:shape id="_x0000_i1031" type="#_x0000_t75" style="width:76.6pt;height:49.85pt" o:ole="">
+                  <v:imagedata r:id="rId39" o:title=""/>
+                </v:shape>
+                <o:OLEObject Type="Embed" ProgID="Package" ShapeID="_x0000_i1031" DrawAspect="Icon" ObjectID="_1848211966" r:id="rId40"/>
+              </w:object>
+            </w:r>
+          </w:p>
         </w:tc>
         <w:tc>
           <w:tcPr>
             <w:tcW w:w="3118" w:type="dxa"/>
             <w:shd w:val="clear" w:color="auto" w:fill="FFCCCC"/>
           </w:tcPr>
-          <w:p/>
+          <w:p>
+            <w:r>
+              <w:t>Along side the test</w:t>
+            </w:r>
+            <w:r>
+              <w:t xml:space="preserve"> results of the magnet It is a good idea to </w:t>
+            </w:r>
+            <w:r>
+              <w:t xml:space="preserve">add a fuse to every electronic part so maybe take some PPTC fuses </w:t>
+            </w:r>
+            <w:r>
+              <w:t xml:space="preserve">and </w:t>
+            </w:r>
+            <w:r>
+              <w:t>add them to a small PCB to protect all your part</w:t>
+            </w:r>
+            <w:r>
+              <w:t>s and not have a fault</w:t>
+            </w:r>
+          </w:p>
         </w:tc>
         <w:tc>
           <w:tcPr>
             <w:tcW w:w="3776" w:type="dxa"/>
             <w:shd w:val="clear" w:color="auto" w:fill="FFCCCC"/>
           </w:tcPr>
-          <w:p/>
+          <w:p>
+            <w:r>
+              <w:t xml:space="preserve">In this PCB </w:t>
+            </w:r>
+            <w:proofErr w:type="gramStart"/>
+            <w:r>
+              <w:t>there  will</w:t>
+            </w:r>
+            <w:proofErr w:type="gramEnd"/>
+            <w:r>
+              <w:t xml:space="preserve"> be a PPTC fuse added in series to the Volt</w:t>
+            </w:r>
+            <w:r>
+              <w:t>age input</w:t>
+            </w:r>
+            <w:r>
+              <w:t xml:space="preserve"> and at the correct voltage and current rating to protect the parts from </w:t>
+            </w:r>
+            <w:r>
+              <w:t>voltage and current spikes</w:t>
+            </w:r>
+          </w:p>
         </w:tc>
       </w:tr>
     </w:tbl>
@@ -4793,6 +4666,7 @@
         <w:pStyle w:val="Heading2"/>
       </w:pPr>
       <w:r>
+        <w:lastRenderedPageBreak/>
         <w:t>Testing</w:t>
       </w:r>
     </w:p>
@@ -4976,15 +4850,7 @@
           </w:tcPr>
           <w:p>
             <w:r>
-              <w:t xml:space="preserve">Make sure all the people that helped through the development of the project gets credited for </w:t>
-            </w:r>
-            <w:proofErr w:type="spellStart"/>
-            <w:r>
-              <w:t>there</w:t>
-            </w:r>
-            <w:proofErr w:type="spellEnd"/>
-            <w:r>
-              <w:t xml:space="preserve"> </w:t>
+              <w:t xml:space="preserve">Make sure all the people that helped through the development of the project gets credited for there </w:t>
             </w:r>
             <w:r>
               <w:t>work</w:t>
@@ -5090,26 +4956,10 @@
           </w:tcPr>
           <w:p>
             <w:r>
-              <w:t xml:space="preserve">Is what </w:t>
-            </w:r>
-            <w:proofErr w:type="spellStart"/>
-            <w:r>
-              <w:t>im</w:t>
-            </w:r>
-            <w:proofErr w:type="spellEnd"/>
-            <w:r>
-              <w:t xml:space="preserve"> conveying understandable to a person who know nothing of </w:t>
-            </w:r>
-            <w:r>
-              <w:t xml:space="preserve">what </w:t>
-            </w:r>
-            <w:proofErr w:type="spellStart"/>
-            <w:r>
-              <w:t>im</w:t>
-            </w:r>
-            <w:proofErr w:type="spellEnd"/>
-            <w:r>
-              <w:t xml:space="preserve"> making and how easy is It for them to read this text and see what is going on in a very easy way</w:t>
+              <w:t xml:space="preserve">Is what im conveying understandable to a person who know nothing of </w:t>
+            </w:r>
+            <w:r>
+              <w:t>what im making and how easy is It for them to read this text and see what is going on in a very easy way</w:t>
             </w:r>
           </w:p>
         </w:tc>
@@ -5136,7 +4986,6 @@
           </w:tcPr>
           <w:p>
             <w:r>
-              <w:lastRenderedPageBreak/>
               <w:t>Aesthetics:</w:t>
             </w:r>
           </w:p>
@@ -5302,15 +5151,7 @@
         <w:shd w:val="clear" w:color="auto" w:fill="FFF2CC" w:themeFill="accent4" w:themeFillTint="33"/>
       </w:pPr>
       <w:r>
-        <w:t xml:space="preserve">Testing the Arduino UNO R4 and throttle also showed some problems. When the 800 W motor was running, the high current being drawn by the motor created electrical noise and voltage fluctuations in the system. This caused the Hall sensor used for the throttle to give unstable readings, which could make the motor response inconsistent. I added 0.1 </w:t>
-      </w:r>
-      <w:proofErr w:type="spellStart"/>
-      <w:r>
-        <w:t>uF</w:t>
-      </w:r>
-      <w:proofErr w:type="spellEnd"/>
-      <w:r>
-        <w:t xml:space="preserve"> capacitors to the sensor signal and other sensitive circuits to help filter out the electrical noise. After testing this again, the throttle readings became much more stable and the motor responded more consistently to the throttle input. I also improved the throttle mapping in the Arduino so the throttle could be adjusted and calibrated rather than relying on one fixed range.</w:t>
+        <w:t>Testing the Arduino UNO R4 and throttle also showed some problems. When the 800 W motor was running, the high current being drawn by the motor created electrical noise and voltage fluctuations in the system. This caused the Hall sensor used for the throttle to give unstable readings, which could make the motor response inconsistent. I added 0.1 uF capacitors to the sensor signal and other sensitive circuits to help filter out the electrical noise. After testing this again, the throttle readings became much more stable and the motor responded more consistently to the throttle input. I also improved the throttle mapping in the Arduino so the throttle could be adjusted and calibrated rather than relying on one fixed range.</w:t>
       </w:r>
     </w:p>
     <w:p>
@@ -5318,15 +5159,8 @@
         <w:shd w:val="clear" w:color="auto" w:fill="FFF2CC" w:themeFill="accent4" w:themeFillTint="33"/>
       </w:pPr>
       <w:r>
-        <w:t xml:space="preserve">The Hall sensors used for measuring the motor RPM, driveshaft RPM and speed also had issues during early testing. Electrical interference from the motor caused false triggers, which gave incorrect RPM and speed readings. Adding the 0.1 </w:t>
-      </w:r>
-      <w:proofErr w:type="spellStart"/>
-      <w:r>
-        <w:t>uF</w:t>
-      </w:r>
-      <w:proofErr w:type="spellEnd"/>
-      <w:r>
-        <w:t xml:space="preserve"> capacitors helped smooth the signals and stopped the false triggers. I also planned for shielded and twisted-pair wiring to further reduce interference. This improved the accuracy and reliability of the speed and RPM information shown on the dashboard and OLED.</w:t>
+        <w:lastRenderedPageBreak/>
+        <w:t>The Hall sensors used for measuring the motor RPM, driveshaft RPM and speed also had issues during early testing. Electrical interference from the motor caused false triggers, which gave incorrect RPM and speed readings. Adding the 0.1 uF capacitors helped smooth the signals and stopped the false triggers. I also planned for shielded and twisted-pair wiring to further reduce interference. This improved the accuracy and reliability of the speed and RPM information shown on the dashboard and OLED.</w:t>
       </w:r>
     </w:p>
     <w:p>
@@ -5342,11 +5176,7 @@
         <w:shd w:val="clear" w:color="auto" w:fill="FFF2CC" w:themeFill="accent4" w:themeFillTint="33"/>
       </w:pPr>
       <w:r>
-        <w:t xml:space="preserve">Overall, testing and trialling helped me find problems that I would not have noticed just from designing the system on paper. Each problem gave me information that I could use to change the </w:t>
-      </w:r>
-      <w:r>
-        <w:lastRenderedPageBreak/>
-        <w:t xml:space="preserve">design. The </w:t>
+        <w:t xml:space="preserve">Overall, testing and trialling helped me find problems that I would not have noticed just from designing the system on paper. Each problem gave me information that I could use to change the design. The </w:t>
       </w:r>
       <w:proofErr w:type="gramStart"/>
       <w:r>
@@ -5472,7 +5302,11 @@
         <w:shd w:val="clear" w:color="auto" w:fill="A8D08D" w:themeFill="accent6" w:themeFillTint="99"/>
       </w:pPr>
       <w:r>
-        <w:t xml:space="preserve">Testing showed me that some parts of my original plan did not work as well as I expected. When the Arduino and 800 W motor were tested together, the motor created electrical noise and voltage fluctuations which affected the Hall sensors. The throttle readings could become </w:t>
+        <w:t xml:space="preserve">Testing showed me that some parts of my original plan did not work as well as I expected. When the Arduino and 800 W motor were tested together, the motor created electrical noise and voltage </w:t>
+      </w:r>
+      <w:r>
+        <w:lastRenderedPageBreak/>
+        <w:t xml:space="preserve">fluctuations which affected the Hall sensors. The throttle readings could become </w:t>
       </w:r>
       <w:r>
         <w:t>unstable,</w:t>
@@ -5522,7 +5356,6 @@
         <w:shd w:val="clear" w:color="auto" w:fill="A8D08D" w:themeFill="accent6" w:themeFillTint="99"/>
       </w:pPr>
       <w:r>
-        <w:lastRenderedPageBreak/>
         <w:t>Another important part of trialling was the GUI. Instead of having the throttle mapping fixed in the Arduino code, I made the GUI allow the throttle minimum and maximum values to be changed. This meant I could test the throttle on the actual bike and adjust the mapping if the throttle was not responding correctly. I also added settings for things such as the clutch threshold. This made the system easier to calibrate because I did not have to keep changing the Arduino code every time I wanted to adjust the throttle response. Trialling the GUI and the physical throttle together helped me get a more consistent response from the motor and made the final system more adjustable.</w:t>
       </w:r>
     </w:p>
@@ -5608,7 +5441,11 @@
         <w:t>happening</w:t>
       </w:r>
       <w:r>
-        <w:t xml:space="preserve"> instead of what I expected to happen. One example was the throttle system. I originally planned for the Arduino to read the Hall sensor and control the motor, but testing showed that the readings were being affected by electrical noise. I added 0.1 µF capacitors and improved the filtering, which made the readings more stable. I then used the GUI to adjust the minimum and maximum throttle values while testing the bike. This meant the throttle could be calibrated to the actual sensor instead of relying on values that were only calculated during the planning stage. These changes made the throttle response more consistent and gave me more control over how the system operated.</w:t>
+        <w:t xml:space="preserve"> instead of what I expected to happen. One example was the throttle system. I originally planned for the Arduino to read the Hall sensor and control the motor, but testing showed that the readings were being affected by electrical noise. I added 0.1 µF capacitors and improved the filtering, which made the readings more stable. I then used the GUI to adjust the minimum and maximum throttle values while testing the bike. This meant the throttle could be calibrated to the actual sensor instead of relying on values that were </w:t>
+      </w:r>
+      <w:r>
+        <w:lastRenderedPageBreak/>
+        <w:t>only calculated during the planning stage. These changes made the throttle response more consistent and gave me more control over how the system operated.</w:t>
       </w:r>
     </w:p>
     <w:p>
@@ -6243,7 +6080,6 @@
   <w:style w:type="character" w:default="1" w:styleId="DefaultParagraphFont">
     <w:name w:val="Default Paragraph Font"/>
     <w:uiPriority w:val="1"/>
-    <w:semiHidden/>
     <w:unhideWhenUsed/>
   </w:style>
   <w:style w:type="table" w:default="1" w:styleId="TableNormal">
@@ -6741,15 +6577,6 @@
 </file>
 
 <file path=customXml/item1.xml><?xml version="1.0" encoding="utf-8"?>
-<?mso-contentType ?>
-<FormTemplates xmlns="http://schemas.microsoft.com/sharepoint/v3/contenttype/forms">
-  <Display>DocumentLibraryForm</Display>
-  <Edit>DocumentLibraryForm</Edit>
-  <New>DocumentLibraryForm</New>
-</FormTemplates>
-</file>
-
-<file path=customXml/item2.xml><?xml version="1.0" encoding="utf-8"?>
 <ct:contentTypeSchema xmlns:ct="http://schemas.microsoft.com/office/2006/metadata/contentType" xmlns:ma="http://schemas.microsoft.com/office/2006/metadata/properties/metaAttributes" ct:_="" ma:_="" ma:contentTypeName="Document" ma:contentTypeID="0x010100B404DBCFBC02B04D838E297E7AC49BEC" ma:contentTypeVersion="29" ma:contentTypeDescription="Create a new document." ma:contentTypeScope="" ma:versionID="00b475807ba7603a210177ce3d310360">
   <xsd:schema xmlns:xsd="http://www.w3.org/2001/XMLSchema" xmlns:xs="http://www.w3.org/2001/XMLSchema" xmlns:p="http://schemas.microsoft.com/office/2006/metadata/properties" xmlns:ns3="8e8bdfa1-897e-455b-96e1-da9724e984b4" xmlns:ns4="0bf4e652-3194-4289-a587-4a2abc6573c1" targetNamespace="http://schemas.microsoft.com/office/2006/metadata/properties" ma:root="true" ma:fieldsID="41c2c417b58d7032c1f2cfab3b2ec764" ns3:_="" ns4:_="">
     <xsd:import namespace="8e8bdfa1-897e-455b-96e1-da9724e984b4"/>
@@ -7130,7 +6957,20 @@
 </ct:contentTypeSchema>
 </file>
 
+<file path=customXml/item2.xml><?xml version="1.0" encoding="utf-8"?>
+<?mso-contentType ?>
+<FormTemplates xmlns="http://schemas.microsoft.com/sharepoint/v3/contenttype/forms">
+  <Display>DocumentLibraryForm</Display>
+  <Edit>DocumentLibraryForm</Edit>
+  <New>DocumentLibraryForm</New>
+</FormTemplates>
+</file>
+
 <file path=customXml/item3.xml><?xml version="1.0" encoding="utf-8"?>
+<b:Sources xmlns:b="http://schemas.openxmlformats.org/officeDocument/2006/bibliography" xmlns="http://schemas.openxmlformats.org/officeDocument/2006/bibliography" SelectedStyle="\APASixthEditionOfficeOnline.xsl" StyleName="APA" Version="6"/>
+</file>
+
+<file path=customXml/item4.xml><?xml version="1.0" encoding="utf-8"?>
 <p:properties xmlns:p="http://schemas.microsoft.com/office/2006/metadata/properties" xmlns:xsi="http://www.w3.org/2001/XMLSchema-instance" xmlns:pc="http://schemas.microsoft.com/office/infopath/2007/PartnerControls">
   <documentManagement>
     <FolderType xmlns="8e8bdfa1-897e-455b-96e1-da9724e984b4" xsi:nil="true"/>
@@ -7179,19 +7019,7 @@
 </p:properties>
 </file>
 
-<file path=customXml/item4.xml><?xml version="1.0" encoding="utf-8"?>
-<b:Sources xmlns:b="http://schemas.openxmlformats.org/officeDocument/2006/bibliography" xmlns="http://schemas.openxmlformats.org/officeDocument/2006/bibliography" SelectedStyle="\APASixthEditionOfficeOnline.xsl" StyleName="APA" Version="6"/>
-</file>
-
 <file path=customXml/itemProps1.xml><?xml version="1.0" encoding="utf-8"?>
-<ds:datastoreItem xmlns:ds="http://schemas.openxmlformats.org/officeDocument/2006/customXml" ds:itemID="{192A387B-6998-40B4-BA18-B536273BFB3D}">
-  <ds:schemaRefs>
-    <ds:schemaRef ds:uri="http://schemas.microsoft.com/sharepoint/v3/contenttype/forms"/>
-  </ds:schemaRefs>
-</ds:datastoreItem>
-</file>
-
-<file path=customXml/itemProps2.xml><?xml version="1.0" encoding="utf-8"?>
 <ds:datastoreItem xmlns:ds="http://schemas.openxmlformats.org/officeDocument/2006/customXml" ds:itemID="{3C5C1F59-64A0-4772-B91D-4079A66CA574}">
   <ds:schemaRefs>
     <ds:schemaRef ds:uri="http://schemas.microsoft.com/office/2006/metadata/contentType"/>
@@ -7210,7 +7038,23 @@
 </ds:datastoreItem>
 </file>
 
+<file path=customXml/itemProps2.xml><?xml version="1.0" encoding="utf-8"?>
+<ds:datastoreItem xmlns:ds="http://schemas.openxmlformats.org/officeDocument/2006/customXml" ds:itemID="{192A387B-6998-40B4-BA18-B536273BFB3D}">
+  <ds:schemaRefs>
+    <ds:schemaRef ds:uri="http://schemas.microsoft.com/sharepoint/v3/contenttype/forms"/>
+  </ds:schemaRefs>
+</ds:datastoreItem>
+</file>
+
 <file path=customXml/itemProps3.xml><?xml version="1.0" encoding="utf-8"?>
+<ds:datastoreItem xmlns:ds="http://schemas.openxmlformats.org/officeDocument/2006/customXml" ds:itemID="{E3F01FBF-D99E-480B-B558-73E1E1525F94}">
+  <ds:schemaRefs>
+    <ds:schemaRef ds:uri="http://schemas.openxmlformats.org/officeDocument/2006/bibliography"/>
+  </ds:schemaRefs>
+</ds:datastoreItem>
+</file>
+
+<file path=customXml/itemProps4.xml><?xml version="1.0" encoding="utf-8"?>
 <ds:datastoreItem xmlns:ds="http://schemas.openxmlformats.org/officeDocument/2006/customXml" ds:itemID="{69D82E26-D04D-4830-A7BF-C9806F1C26F2}">
   <ds:schemaRefs>
     <ds:schemaRef ds:uri="http://schemas.microsoft.com/office/2006/metadata/properties"/>
@@ -7218,12 +7062,4 @@
     <ds:schemaRef ds:uri="8e8bdfa1-897e-455b-96e1-da9724e984b4"/>
   </ds:schemaRefs>
 </ds:datastoreItem>
-</file>
-
-<file path=customXml/itemProps4.xml><?xml version="1.0" encoding="utf-8"?>
-<ds:datastoreItem xmlns:ds="http://schemas.openxmlformats.org/officeDocument/2006/customXml" ds:itemID="{E3F01FBF-D99E-480B-B558-73E1E1525F94}">
-  <ds:schemaRefs>
-    <ds:schemaRef ds:uri="http://schemas.openxmlformats.org/officeDocument/2006/bibliography"/>
-  </ds:schemaRefs>
-</ds:datastoreItem>
 </file>
--- a/13 DI Heinrich Venter develop an outcome.docx
+++ b/13 DI Heinrich Venter develop an outcome.docx
@@ -212,9 +212,11 @@
             <w:shd w:val="clear" w:color="auto" w:fill="FFCCCC"/>
           </w:tcPr>
           <w:p>
+            <w:proofErr w:type="spellStart"/>
             <w:r>
               <w:t>Accesability</w:t>
             </w:r>
+            <w:proofErr w:type="spellEnd"/>
           </w:p>
         </w:tc>
         <w:tc>
@@ -314,7 +316,27 @@
                       <w:szCs w:val="24"/>
                       <w:lang w:val="en-US"/>
                     </w:rPr>
-                    <w:t>Accessibility for the pitbike means the bike’s controls, indicators, and basic functions need to be understandable and manageable for a range of riders. This includes clear visual indicators, easy-to-reach switches, and controls that don’t require excessive strength.</w:t>
+                    <w:t xml:space="preserve">Accessibility for the </w:t>
+                  </w:r>
+                  <w:proofErr w:type="spellStart"/>
+                  <w:r>
+                    <w:rPr>
+                      <w:rFonts w:eastAsia="Times New Roman" w:cstheme="minorHAnsi"/>
+                      <w:sz w:val="24"/>
+                      <w:szCs w:val="24"/>
+                      <w:lang w:val="en-US"/>
+                    </w:rPr>
+                    <w:t>pitbike</w:t>
+                  </w:r>
+                  <w:proofErr w:type="spellEnd"/>
+                  <w:r>
+                    <w:rPr>
+                      <w:rFonts w:eastAsia="Times New Roman" w:cstheme="minorHAnsi"/>
+                      <w:sz w:val="24"/>
+                      <w:szCs w:val="24"/>
+                      <w:lang w:val="en-US"/>
+                    </w:rPr>
+                    <w:t xml:space="preserve"> means the bike’s controls, indicators, and basic functions need to be understandable and manageable for a range of riders. This includes clear visual indicators, easy-to-reach switches, and controls that don’t require excessive strength.</w:t>
                   </w:r>
                 </w:p>
               </w:tc>
@@ -365,7 +387,15 @@
           </w:tcPr>
           <w:p>
             <w:r>
-              <w:t>Usability relates to how easy it is to understand and use the pitbike’s hybrid systems, such as switching modes, checking battery levels, or starting the bike. The design needs to feel intuitive even for new riders.</w:t>
+              <w:t xml:space="preserve">Usability relates to how easy it is to understand and use the </w:t>
+            </w:r>
+            <w:proofErr w:type="spellStart"/>
+            <w:r>
+              <w:t>pitbike’s</w:t>
+            </w:r>
+            <w:proofErr w:type="spellEnd"/>
+            <w:r>
+              <w:t xml:space="preserve"> hybrid systems, such as switching modes, checking battery levels, or starting the bike. The design needs to feel intuitive even for new riders.</w:t>
             </w:r>
           </w:p>
         </w:tc>
@@ -384,7 +414,15 @@
             </w:r>
             <w:proofErr w:type="gramEnd"/>
             <w:r>
-              <w:t xml:space="preserve"> standard pitbikes so it feels familiar.</w:t>
+              <w:t xml:space="preserve"> standard </w:t>
+            </w:r>
+            <w:proofErr w:type="spellStart"/>
+            <w:r>
+              <w:t>pitbikes</w:t>
+            </w:r>
+            <w:proofErr w:type="spellEnd"/>
+            <w:r>
+              <w:t xml:space="preserve"> so it feels familiar.</w:t>
             </w:r>
           </w:p>
         </w:tc>
@@ -505,7 +543,27 @@
                       <w:szCs w:val="24"/>
                       <w:lang w:val="en-US"/>
                     </w:rPr>
-                    <w:t>Functionality refers to how well the 70cc hybrid pitbike performs its intended purpose—delivering reliable petrol and electric operation, smooth power delivery, and stable riding. It also includes ensuring the components (battery, controller, mechanical systems) work together correctly.</w:t>
+                    <w:t xml:space="preserve">Functionality refers to how well the 70cc hybrid </w:t>
+                  </w:r>
+                  <w:proofErr w:type="spellStart"/>
+                  <w:r>
+                    <w:rPr>
+                      <w:rFonts w:eastAsia="Times New Roman" w:cstheme="minorHAnsi"/>
+                      <w:sz w:val="24"/>
+                      <w:szCs w:val="24"/>
+                      <w:lang w:val="en-US"/>
+                    </w:rPr>
+                    <w:t>pitbike</w:t>
+                  </w:r>
+                  <w:proofErr w:type="spellEnd"/>
+                  <w:r>
+                    <w:rPr>
+                      <w:rFonts w:eastAsia="Times New Roman" w:cstheme="minorHAnsi"/>
+                      <w:sz w:val="24"/>
+                      <w:szCs w:val="24"/>
+                      <w:lang w:val="en-US"/>
+                    </w:rPr>
+                    <w:t xml:space="preserve"> performs its intended purpose—delivering reliable petrol and electric operation, smooth power delivery, and stable riding. It also includes ensuring the components (battery, controller, mechanical systems) work together correctly.</w:t>
                   </w:r>
                 </w:p>
               </w:tc>
@@ -552,7 +610,15 @@
           </w:tcPr>
           <w:p>
             <w:r>
-              <w:t>Aesthetics for the pitbike include the visual design—how the hybrid components are integrated, how tidy the wiring is, and the overall look of the bike. A clean, professional aesthetic helps the bike feel intentional rather than thrown together.</w:t>
+              <w:t xml:space="preserve">Aesthetics for the </w:t>
+            </w:r>
+            <w:proofErr w:type="spellStart"/>
+            <w:r>
+              <w:t>pitbike</w:t>
+            </w:r>
+            <w:proofErr w:type="spellEnd"/>
+            <w:r>
+              <w:t xml:space="preserve"> include the visual design—how the hybrid components are integrated, how tidy the wiring is, and the overall look of the bike. A clean, professional aesthetic helps the bike feel intentional rather than thrown together.</w:t>
             </w:r>
           </w:p>
         </w:tc>
@@ -1114,22 +1180,46 @@
           </w:tcPr>
           <w:p>
             <w:r>
-              <w:t>Every week I check and update the g</w:t>
+              <w:t xml:space="preserve">Every week I check and update the </w:t>
+            </w:r>
+            <w:proofErr w:type="spellStart"/>
+            <w:r>
+              <w:t>g</w:t>
             </w:r>
             <w:r>
               <w:t>ant</w:t>
             </w:r>
             <w:r>
-              <w:t>t chart to check we</w:t>
+              <w:t>t</w:t>
+            </w:r>
+            <w:proofErr w:type="spellEnd"/>
+            <w:r>
+              <w:t xml:space="preserve"> chart to check we</w:t>
             </w:r>
             <w:r>
               <w:t>a</w:t>
             </w:r>
             <w:r>
-              <w:t>ther im on schedule falling behin</w:t>
-            </w:r>
-            <w:r>
-              <w:t>d or even in best case scenario ahead f schedule</w:t>
+              <w:t xml:space="preserve">ther </w:t>
+            </w:r>
+            <w:proofErr w:type="spellStart"/>
+            <w:r>
+              <w:t>im</w:t>
+            </w:r>
+            <w:proofErr w:type="spellEnd"/>
+            <w:r>
+              <w:t xml:space="preserve"> on schedule falling behin</w:t>
+            </w:r>
+            <w:r>
+              <w:t xml:space="preserve">d or even in best case scenario ahead </w:t>
+            </w:r>
+            <w:proofErr w:type="spellStart"/>
+            <w:r>
+              <w:t>f</w:t>
+            </w:r>
+            <w:proofErr w:type="spellEnd"/>
+            <w:r>
+              <w:t xml:space="preserve"> schedule</w:t>
             </w:r>
           </w:p>
         </w:tc>
@@ -1358,6 +1448,11 @@
             <w:r>
               <w:t xml:space="preserve"> </w:t>
             </w:r>
+            <w:proofErr w:type="spellStart"/>
+            <w:r>
+              <w:t>Github</w:t>
+            </w:r>
+            <w:proofErr w:type="spellEnd"/>
           </w:p>
         </w:tc>
       </w:tr>
@@ -1549,7 +1644,10 @@
             </w:r>
             <w:proofErr w:type="gramEnd"/>
             <w:r>
-              <w:t xml:space="preserve"> efficiency and controll</w:t>
+              <w:t xml:space="preserve"> efficiency and </w:t>
+            </w:r>
+            <w:r>
+              <w:t>control.</w:t>
             </w:r>
           </w:p>
         </w:tc>
@@ -1574,7 +1672,15 @@
           </w:tcPr>
           <w:p>
             <w:r>
-              <w:t>Using the right electronics for what i need it to do and figuring out where all the parts need to sit</w:t>
+              <w:t xml:space="preserve">Using the right electronics for what </w:t>
+            </w:r>
+            <w:proofErr w:type="spellStart"/>
+            <w:r>
+              <w:t>i</w:t>
+            </w:r>
+            <w:proofErr w:type="spellEnd"/>
+            <w:r>
+              <w:t xml:space="preserve"> need it to do and figuring out where all the parts need to sit</w:t>
             </w:r>
           </w:p>
         </w:tc>
@@ -1586,8 +1692,13 @@
             <w:shd w:val="clear" w:color="auto" w:fill="FFCCCC"/>
           </w:tcPr>
           <w:p>
-            <w:r>
-              <w:t xml:space="preserve">Easthetics </w:t>
+            <w:proofErr w:type="spellStart"/>
+            <w:r>
+              <w:t>Easthetics</w:t>
+            </w:r>
+            <w:proofErr w:type="spellEnd"/>
+            <w:r>
+              <w:t xml:space="preserve"> </w:t>
             </w:r>
           </w:p>
         </w:tc>
@@ -1709,7 +1820,7 @@
     </w:p>
     <w:p>
       <w:r>
-        <w:t>1 being that the electric motor only has a rpm limit of 2750 rpm and the 70cc can reach rpm speeds at the drive shaft of up to 4000-5000 rpm which 9is way higher than the motor can safely handle</w:t>
+        <w:t>1 being that the electric motor only has a rpm limit of 2750 rpm and the 70cc can reach rpm speeds at the drive shaft of up to 4000-5000 rpm which is way higher than the motor can safely handle</w:t>
       </w:r>
     </w:p>
     <w:p>
@@ -1855,7 +1966,7 @@
                 <w:noProof/>
               </w:rPr>
               <w:drawing>
-                <wp:inline distT="0" distB="0" distL="0" distR="0" wp14:anchorId="7E2C4685" wp14:editId="59ABA979">
+                <wp:inline distT="0" distB="0" distL="0" distR="0" wp14:anchorId="7E2C4685" wp14:editId="2B416EB0">
                   <wp:extent cx="1821977" cy="1290920"/>
                   <wp:effectExtent l="0" t="0" r="6985" b="5080"/>
                   <wp:docPr id="1979711140" name="Picture 2" descr="Three-shoe Centrifugal Clutch | Download Scientific Diagram"/>
@@ -1921,7 +2032,7 @@
                 <w:noProof/>
               </w:rPr>
               <w:drawing>
-                <wp:inline distT="0" distB="0" distL="0" distR="0" wp14:anchorId="5BB0BD07" wp14:editId="25196104">
+                <wp:inline distT="0" distB="0" distL="0" distR="0" wp14:anchorId="5BB0BD07" wp14:editId="4D0A9D4D">
                   <wp:extent cx="1610866" cy="1289846"/>
                   <wp:effectExtent l="0" t="0" r="8890" b="5715"/>
                   <wp:docPr id="684550270" name="Picture 3" descr="All about one way clutch bearing"/>
@@ -1984,7 +2095,15 @@
               <w:t>Selected Component:</w:t>
             </w:r>
             <w:r>
-              <w:t xml:space="preserve"> im going with electromagnetic </w:t>
+              <w:t xml:space="preserve"> </w:t>
+            </w:r>
+            <w:proofErr w:type="spellStart"/>
+            <w:r>
+              <w:t>im</w:t>
+            </w:r>
+            <w:proofErr w:type="spellEnd"/>
+            <w:r>
+              <w:t xml:space="preserve"> going with electromagnetic </w:t>
             </w:r>
           </w:p>
         </w:tc>
@@ -2001,7 +2120,31 @@
               <w:t>Why:</w:t>
             </w:r>
             <w:r>
-              <w:t xml:space="preserve"> because with an electromagnetic you can have torque  and speed from 0rpm where with a centrifugal it needs to be spun to a certain set rpm i.e. 2000 rpm which means ill have about 750 rpm of speed range not including gear ratios for  inc4reasinf the torque of the system which means that ill have to use the 70cc’s torque which isn’t the greatest and until the engine reaches the range of where the clutch can engage ill be able to accelerate an extra 2km/h where  with a electromagnetic I can engage from 0rpm and then have a speed range of 2750 from the motor which means ill have a 50km/h range of where it can accelerate with the electric motors torque which is greater at low speeds than the 70cc’s</w:t>
+              <w:t xml:space="preserve"> because with an electromagnetic you can have torque  and speed from 0rpm where with a centrifugal it needs to be spun to a certain set rpm i.e. 2000 rpm which means ill have about 750 rpm of speed range not including gear ratios for  inc4reasinf the torque of the system which means that </w:t>
+            </w:r>
+            <w:proofErr w:type="spellStart"/>
+            <w:r>
+              <w:t>ill</w:t>
+            </w:r>
+            <w:proofErr w:type="spellEnd"/>
+            <w:r>
+              <w:t xml:space="preserve"> have to use the 70cc’s torque which isn’t the greatest and until the engine reaches the range of where the clutch can engage </w:t>
+            </w:r>
+            <w:proofErr w:type="spellStart"/>
+            <w:r>
+              <w:t>ill</w:t>
+            </w:r>
+            <w:proofErr w:type="spellEnd"/>
+            <w:r>
+              <w:t xml:space="preserve"> be able to accelerate an extra 2km/h where  with </w:t>
+            </w:r>
+            <w:proofErr w:type="spellStart"/>
+            <w:r>
+              <w:t>a</w:t>
+            </w:r>
+            <w:proofErr w:type="spellEnd"/>
+            <w:r>
+              <w:t xml:space="preserve"> electromagnetic I can engage from 0rpm and then have a speed range of 2750 from the motor which means ill have a 50km/h range of where it can accelerate with the electric motors torque which is greater at low speeds than the 70cc’s</w:t>
             </w:r>
           </w:p>
         </w:tc>
@@ -2336,8 +2479,13 @@
             <w:shd w:val="clear" w:color="auto" w:fill="FFF2CC" w:themeFill="accent4" w:themeFillTint="33"/>
           </w:tcPr>
           <w:p>
-            <w:r>
-              <w:t xml:space="preserve">Oled </w:t>
+            <w:proofErr w:type="spellStart"/>
+            <w:r>
+              <w:t>Oled</w:t>
+            </w:r>
+            <w:proofErr w:type="spellEnd"/>
+            <w:r>
+              <w:t xml:space="preserve"> </w:t>
             </w:r>
             <w:r>
               <w:t xml:space="preserve">display </w:t>
@@ -2415,7 +2563,7 @@
                 <w:noProof/>
               </w:rPr>
               <w:drawing>
-                <wp:inline distT="0" distB="0" distL="0" distR="0" wp14:anchorId="474EC1BA" wp14:editId="4D2F27DE">
+                <wp:inline distT="0" distB="0" distL="0" distR="0" wp14:anchorId="474EC1BA" wp14:editId="5E430B05">
                   <wp:extent cx="1685499" cy="1685499"/>
                   <wp:effectExtent l="0" t="0" r="0" b="0"/>
                   <wp:docPr id="1564520554" name="Picture 7" descr="Dot Matrix White on Blue LCD 16x2 Character"/>
@@ -3168,8 +3316,16 @@
         <w:rPr>
           <w:b/>
         </w:rPr>
-        <w:t>motor controll</w:t>
-      </w:r>
+        <w:t xml:space="preserve">motor </w:t>
+      </w:r>
+      <w:proofErr w:type="spellStart"/>
+      <w:r>
+        <w:rPr>
+          <w:b/>
+        </w:rPr>
+        <w:t>controll</w:t>
+      </w:r>
+      <w:proofErr w:type="spellEnd"/>
     </w:p>
     <w:tbl>
       <w:tblPr>
@@ -3253,16 +3409,34 @@
           </w:tcPr>
           <w:p>
             <w:r>
-              <w:t>The pwm led for the motor</w:t>
+              <w:t xml:space="preserve">The </w:t>
+            </w:r>
+            <w:r>
+              <w:t>PWM</w:t>
+            </w:r>
+            <w:r>
+              <w:t xml:space="preserve"> led for the motor</w:t>
             </w:r>
             <w:r>
               <w:t xml:space="preserve"> </w:t>
             </w:r>
             <w:r>
-              <w:t xml:space="preserve">controller needs to be 0 when the thrtottle is at 0 </w:t>
-            </w:r>
-            <w:r>
-              <w:t xml:space="preserve">(relative to the analog hall sensors value) this is becauss the motor controller will take that as an input signal and will engage the </w:t>
+              <w:t xml:space="preserve">controller needs to be 0 when the </w:t>
+            </w:r>
+            <w:r>
+              <w:t>throttle</w:t>
+            </w:r>
+            <w:r>
+              <w:t xml:space="preserve"> is at 0 </w:t>
+            </w:r>
+            <w:r>
+              <w:t xml:space="preserve">(relative to the analog hall sensors value) this is </w:t>
+            </w:r>
+            <w:r>
+              <w:t>because</w:t>
+            </w:r>
+            <w:r>
+              <w:t xml:space="preserve"> the motor controller will take that as an input signal and will engage the </w:t>
             </w:r>
             <w:r>
               <w:t>motor constantly and it can then be damaged</w:t>
@@ -3276,7 +3450,13 @@
           </w:tcPr>
           <w:p>
             <w:r>
-              <w:t>When the throttle is at position 0 make sure pwm led is0</w:t>
+              <w:t xml:space="preserve">When the throttle is at position 0 make sure </w:t>
+            </w:r>
+            <w:r>
+              <w:t>PWM</w:t>
+            </w:r>
+            <w:r>
+              <w:t xml:space="preserve"> led is0</w:t>
             </w:r>
           </w:p>
         </w:tc>
@@ -3305,17 +3485,11 @@
           </w:tcPr>
           <w:p>
             <w:r>
-              <w:t xml:space="preserve">It would be nice if </w:t>
-            </w:r>
-            <w:r>
-              <w:t xml:space="preserve">there is like a throttle mapping thing with so that </w:t>
-            </w:r>
-            <w:r>
-              <w:t xml:space="preserve">you can adjust when the </w:t>
+              <w:t xml:space="preserve">A good way to show what the motor is behaving like is to have  a string of led to show what rpm the motor is spinning at  </w:t>
             </w:r>
             <w:r>
               <w:lastRenderedPageBreak/>
-              <w:t xml:space="preserve">motor is at 0rpm and when the motor is at max rpm </w:t>
+              <w:t xml:space="preserve">and of course in the app be able to adjust because it can be inaccurate but if you can adjust it you can adjust how accurate it is </w:t>
             </w:r>
           </w:p>
         </w:tc>
@@ -3327,17 +3501,32 @@
           <w:p>
             <w:r>
               <w:lastRenderedPageBreak/>
-              <w:t xml:space="preserve">In the app </w:t>
-            </w:r>
-            <w:r>
-              <w:t>proggramme make a throttle mapping button to adjust how the motor behaves with the throttle inputs</w:t>
-            </w:r>
-            <w:r>
-              <w:t xml:space="preserve"> and make sure that it saves so that </w:t>
+              <w:t xml:space="preserve">In the app programme make a throttle mapping button to adjust how the motor behaves with the throttle inputs and make sure that it saves so that </w:t>
             </w:r>
             <w:r>
               <w:lastRenderedPageBreak/>
-              <w:t>when you start the bike up again you don’t have tp redo the settings (this can be done with epprom)</w:t>
+              <w:t xml:space="preserve">when you start the bike up again you don’t have to redo the settings (this can be done with </w:t>
+            </w:r>
+            <w:r>
+              <w:t>eepprom</w:t>
+            </w:r>
+            <w:r>
+              <w:t xml:space="preserve"> in the programme) also</w:t>
+            </w:r>
+            <w:r>
+              <w:t xml:space="preserve"> going to be </w:t>
+            </w:r>
+            <w:r>
+              <w:t>Put</w:t>
+            </w:r>
+            <w:r>
+              <w:t>ting</w:t>
+            </w:r>
+            <w:r>
+              <w:t xml:space="preserve"> in LEDs and put in programme for LEDs and a way to adjust it also making sure that it saves otherwise it can bog up the system (this can be done through eepprom in the programme).</w:t>
+            </w:r>
+            <w:r>
+              <w:t>(this will be shown on the dashboard and GUI)</w:t>
             </w:r>
           </w:p>
         </w:tc>
@@ -3348,66 +3537,21 @@
             <w:tcW w:w="2122" w:type="dxa"/>
             <w:shd w:val="clear" w:color="auto" w:fill="FFCCCC"/>
           </w:tcPr>
-          <w:p>
-            <w:r>
-              <w:lastRenderedPageBreak/>
-              <w:t>3</w:t>
-            </w:r>
-          </w:p>
+          <w:p/>
         </w:tc>
         <w:tc>
           <w:tcPr>
             <w:tcW w:w="3118" w:type="dxa"/>
             <w:shd w:val="clear" w:color="auto" w:fill="FFCCCC"/>
           </w:tcPr>
-          <w:p>
-            <w:r>
-              <w:t>A good way to show what the motor is behaving like is to have</w:t>
-            </w:r>
-            <w:r>
-              <w:t xml:space="preserve"> </w:t>
-            </w:r>
-            <w:r>
-              <w:t xml:space="preserve"> a string of led</w:t>
-            </w:r>
-            <w:r>
-              <w:t xml:space="preserve"> </w:t>
-            </w:r>
-            <w:r>
-              <w:t xml:space="preserve">to show what rpm the motor is spinning at </w:t>
-            </w:r>
-            <w:r>
-              <w:t xml:space="preserve"> and of course in the app be able to adjust because it can be inaccurate but if you can adjust it you can adjust how accurate it is </w:t>
-            </w:r>
-          </w:p>
+          <w:p/>
         </w:tc>
         <w:tc>
           <w:tcPr>
             <w:tcW w:w="3776" w:type="dxa"/>
             <w:shd w:val="clear" w:color="auto" w:fill="FFCCCC"/>
           </w:tcPr>
-          <w:p>
-            <w:r>
-              <w:t xml:space="preserve">Put in leds and put in </w:t>
-            </w:r>
-            <w:r>
-              <w:t>programme</w:t>
-            </w:r>
-            <w:r>
-              <w:t xml:space="preserve"> for leds and a way to adjust it also making sure that it saves otherwise it can b</w:t>
-            </w:r>
-            <w:r>
-              <w:t xml:space="preserve">og up the </w:t>
-            </w:r>
-            <w:proofErr w:type="gramStart"/>
-            <w:r>
-              <w:t>system(</w:t>
-            </w:r>
-            <w:proofErr w:type="gramEnd"/>
-            <w:r>
-              <w:t>this can be done through eppprom</w:t>
-            </w:r>
-          </w:p>
+          <w:p/>
         </w:tc>
       </w:tr>
       <w:tr>
@@ -3544,7 +3688,15 @@
           </w:tcPr>
           <w:p>
             <w:r>
-              <w:t xml:space="preserve">What if you had the leds on the side of the dashboard in a dial type </w:t>
+              <w:t xml:space="preserve">What if you had the </w:t>
+            </w:r>
+            <w:proofErr w:type="spellStart"/>
+            <w:r>
+              <w:t>leds</w:t>
+            </w:r>
+            <w:proofErr w:type="spellEnd"/>
+            <w:r>
+              <w:t xml:space="preserve"> on the side of the dashboard in a dial type </w:t>
             </w:r>
             <w:r>
               <w:t>arrangement</w:t>
@@ -3558,7 +3710,13 @@
           </w:tcPr>
           <w:p>
             <w:r>
-              <w:t xml:space="preserve">Move the leds to the side of the dashboard and have it turn go </w:t>
+              <w:t xml:space="preserve">Move the </w:t>
+            </w:r>
+            <w:r>
+              <w:t>LED</w:t>
+            </w:r>
+            <w:r>
+              <w:t xml:space="preserve">s to the side of the dashboard and have it turn go </w:t>
             </w:r>
             <w:r>
               <w:t>along</w:t>
@@ -3594,13 +3752,25 @@
           </w:tcPr>
           <w:p>
             <w:r>
-              <w:t xml:space="preserve">You will be able to get more sensors into the system if you changed how the leds </w:t>
+              <w:t xml:space="preserve">You will be able to get more sensors into the system if you changed how the </w:t>
+            </w:r>
+            <w:r>
+              <w:t>LED</w:t>
+            </w:r>
+            <w:r>
+              <w:t xml:space="preserve">s </w:t>
             </w:r>
             <w:r>
               <w:t xml:space="preserve">work by </w:t>
             </w:r>
             <w:r>
-              <w:t>making the engine leds s</w:t>
+              <w:t xml:space="preserve">making the engine </w:t>
+            </w:r>
+            <w:r>
+              <w:t>LED</w:t>
+            </w:r>
+            <w:r>
+              <w:t>s s</w:t>
             </w:r>
             <w:r>
               <w:t xml:space="preserve">hine every 2krpm </w:t>
@@ -3614,7 +3784,13 @@
           </w:tcPr>
           <w:p>
             <w:r>
-              <w:t xml:space="preserve">Take out 2 leds and change them to signal ports for sensors </w:t>
+              <w:t xml:space="preserve">Take out 2 </w:t>
+            </w:r>
+            <w:r>
+              <w:t>LEDs</w:t>
+            </w:r>
+            <w:r>
+              <w:t xml:space="preserve"> and change them to signal ports for sensors </w:t>
             </w:r>
           </w:p>
         </w:tc>
@@ -3958,7 +4134,11 @@
             <w:tcW w:w="3118" w:type="dxa"/>
             <w:shd w:val="clear" w:color="auto" w:fill="FFCCCC"/>
           </w:tcPr>
-          <w:p/>
+          <w:p>
+            <w:r>
+              <w:t xml:space="preserve"> </w:t>
+            </w:r>
+          </w:p>
         </w:tc>
         <w:tc>
           <w:tcPr>
@@ -4140,10 +4320,10 @@
                   <v:path o:extrusionok="f" gradientshapeok="t" o:connecttype="rect"/>
                   <o:lock v:ext="edit" aspectratio="t"/>
                 </v:shapetype>
-                <v:shape id="_x0000_i1040" type="#_x0000_t75" style="width:75.25pt;height:48.9pt" o:ole="">
+                <v:shape id="_x0000_i1025" type="#_x0000_t75" style="width:75.25pt;height:48.9pt" o:ole="">
                   <v:imagedata r:id="rId33" o:title=""/>
                 </v:shape>
-                <o:OLEObject Type="Embed" ProgID="Package" ShapeID="_x0000_i1040" DrawAspect="Icon" ObjectID="_1848211963" r:id="rId34"/>
+                <o:OLEObject Type="Embed" ProgID="Package" ShapeID="_x0000_i1025" DrawAspect="Icon" ObjectID="_1848215243" r:id="rId34"/>
               </w:object>
             </w:r>
           </w:p>
@@ -4178,16 +4358,14 @@
               <w:rPr>
                 <w:lang w:val="en-GB"/>
               </w:rPr>
-              <w:t xml:space="preserve">Adding PPTC fuses to the vi, voltage sensing, buck converters, electromagnet. </w:t>
-            </w:r>
-            <w:proofErr w:type="gramStart"/>
+              <w:t>Adding PPTC fuses to the vi, voltage sensing, buck converters, electromagnet. A</w:t>
+            </w:r>
             <w:r>
               <w:rPr>
                 <w:lang w:val="en-GB"/>
               </w:rPr>
-              <w:t>A</w:t>
-            </w:r>
-            <w:proofErr w:type="gramEnd"/>
+              <w:t>n</w:t>
+            </w:r>
             <w:r>
               <w:rPr>
                 <w:lang w:val="en-GB"/>
@@ -4219,10 +4397,10 @@
           <w:p>
             <w:r>
               <w:object w:dxaOrig="1543" w:dyaOrig="1000" w14:anchorId="2651B53F">
-                <v:shape id="_x0000_i1042" type="#_x0000_t75" style="width:76.6pt;height:49.85pt" o:ole="">
+                <v:shape id="_x0000_i1026" type="#_x0000_t75" style="width:76.6pt;height:49.85pt" o:ole="">
                   <v:imagedata r:id="rId35" o:title=""/>
                 </v:shape>
-                <o:OLEObject Type="Embed" ProgID="Package" ShapeID="_x0000_i1042" DrawAspect="Icon" ObjectID="_1848211964" r:id="rId36"/>
+                <o:OLEObject Type="Embed" ProgID="Package" ShapeID="_x0000_i1026" DrawAspect="Icon" ObjectID="_1848215244" r:id="rId36"/>
               </w:object>
             </w:r>
           </w:p>
@@ -4271,10 +4449,10 @@
           <w:p>
             <w:r>
               <w:object w:dxaOrig="1543" w:dyaOrig="1000" w14:anchorId="2A3A1969">
-                <v:shape id="_x0000_i1033" type="#_x0000_t75" style="width:76.6pt;height:49.85pt" o:ole="">
+                <v:shape id="_x0000_i1027" type="#_x0000_t75" style="width:76.6pt;height:49.85pt" o:ole="">
                   <v:imagedata r:id="rId37" o:title=""/>
                 </v:shape>
-                <o:OLEObject Type="Embed" ProgID="Package" ShapeID="_x0000_i1033" DrawAspect="Icon" ObjectID="_1848211965" r:id="rId38"/>
+                <o:OLEObject Type="Embed" ProgID="Package" ShapeID="_x0000_i1027" DrawAspect="Icon" ObjectID="_1848215245" r:id="rId38"/>
               </w:object>
             </w:r>
           </w:p>
@@ -4288,11 +4466,9 @@
             <w:r>
               <w:t xml:space="preserve">With testing it has been found that an electromagnet stores a lot of energy and when it gets turned off it gets released very </w:t>
             </w:r>
-            <w:proofErr w:type="gramStart"/>
-            <w:r>
-              <w:t>violently(</w:t>
-            </w:r>
-            <w:proofErr w:type="gramEnd"/>
+            <w:r>
+              <w:t>violently (</w:t>
+            </w:r>
             <w:r>
               <w:t>roughly 200</w:t>
             </w:r>
@@ -4349,10 +4525,10 @@
           <w:p>
             <w:r>
               <w:object w:dxaOrig="1543" w:dyaOrig="1000" w14:anchorId="530D09F3">
-                <v:shape id="_x0000_i1031" type="#_x0000_t75" style="width:76.6pt;height:49.85pt" o:ole="">
+                <v:shape id="_x0000_i1028" type="#_x0000_t75" style="width:76.6pt;height:49.85pt" o:ole="">
                   <v:imagedata r:id="rId39" o:title=""/>
                 </v:shape>
-                <o:OLEObject Type="Embed" ProgID="Package" ShapeID="_x0000_i1031" DrawAspect="Icon" ObjectID="_1848211966" r:id="rId40"/>
+                <o:OLEObject Type="Embed" ProgID="Package" ShapeID="_x0000_i1028" DrawAspect="Icon" ObjectID="_1848215246" r:id="rId40"/>
               </w:object>
             </w:r>
           </w:p>
@@ -4364,10 +4540,25 @@
           </w:tcPr>
           <w:p>
             <w:r>
-              <w:t>Along side the test</w:t>
-            </w:r>
-            <w:r>
-              <w:t xml:space="preserve"> results of the magnet It is a good idea to </w:t>
+              <w:t>Alongside</w:t>
+            </w:r>
+            <w:r>
+              <w:t xml:space="preserve"> the test</w:t>
+            </w:r>
+            <w:r>
+              <w:t xml:space="preserve"> results of the </w:t>
+            </w:r>
+            <w:r>
+              <w:t>magnet,</w:t>
+            </w:r>
+            <w:r>
+              <w:t xml:space="preserve"> </w:t>
+            </w:r>
+            <w:r>
+              <w:t>it</w:t>
+            </w:r>
+            <w:r>
+              <w:t xml:space="preserve"> is a good idea to </w:t>
             </w:r>
             <w:r>
               <w:t xml:space="preserve">add a fuse to every electronic part so maybe take some PPTC fuses </w:t>
@@ -4390,15 +4581,7 @@
           </w:tcPr>
           <w:p>
             <w:r>
-              <w:t xml:space="preserve">In this PCB </w:t>
-            </w:r>
-            <w:proofErr w:type="gramStart"/>
-            <w:r>
-              <w:t>there  will</w:t>
-            </w:r>
-            <w:proofErr w:type="gramEnd"/>
-            <w:r>
-              <w:t xml:space="preserve"> be a PPTC fuse added in series to the Volt</w:t>
+              <w:t>In this PCB there will be a PPTC fuse added in series to the Volt</w:t>
             </w:r>
             <w:r>
               <w:t>age input</w:t>
@@ -4850,7 +5033,13 @@
           </w:tcPr>
           <w:p>
             <w:r>
-              <w:t xml:space="preserve">Make sure all the people that helped through the development of the project gets credited for there </w:t>
+              <w:t xml:space="preserve">Make sure all the people that helped through the development of the project gets credited for </w:t>
+            </w:r>
+            <w:r>
+              <w:t>their</w:t>
+            </w:r>
+            <w:r>
+              <w:t xml:space="preserve"> </w:t>
             </w:r>
             <w:r>
               <w:t>work</w:t>
@@ -4956,10 +5145,22 @@
           </w:tcPr>
           <w:p>
             <w:r>
-              <w:t xml:space="preserve">Is what im conveying understandable to a person who know nothing of </w:t>
-            </w:r>
-            <w:r>
-              <w:t>what im making and how easy is It for them to read this text and see what is going on in a very easy way</w:t>
+              <w:t xml:space="preserve">Is what </w:t>
+            </w:r>
+            <w:r>
+              <w:t>I’m</w:t>
+            </w:r>
+            <w:r>
+              <w:t xml:space="preserve"> conveying understandable to a person who know nothing of </w:t>
+            </w:r>
+            <w:r>
+              <w:t xml:space="preserve">what </w:t>
+            </w:r>
+            <w:r>
+              <w:t>I’m</w:t>
+            </w:r>
+            <w:r>
+              <w:t xml:space="preserve"> making and how easy is It for them to read this text and see what is going on in a very easy way</w:t>
             </w:r>
           </w:p>
         </w:tc>
@@ -4970,7 +5171,7 @@
           </w:tcPr>
           <w:p>
             <w:r>
-              <w:t>Make sure it is understandable</w:t>
+              <w:t>Make changes to that a person who’s never heard any of this can understand</w:t>
             </w:r>
           </w:p>
         </w:tc>
@@ -5151,7 +5352,15 @@
         <w:shd w:val="clear" w:color="auto" w:fill="FFF2CC" w:themeFill="accent4" w:themeFillTint="33"/>
       </w:pPr>
       <w:r>
-        <w:t>Testing the Arduino UNO R4 and throttle also showed some problems. When the 800 W motor was running, the high current being drawn by the motor created electrical noise and voltage fluctuations in the system. This caused the Hall sensor used for the throttle to give unstable readings, which could make the motor response inconsistent. I added 0.1 uF capacitors to the sensor signal and other sensitive circuits to help filter out the electrical noise. After testing this again, the throttle readings became much more stable and the motor responded more consistently to the throttle input. I also improved the throttle mapping in the Arduino so the throttle could be adjusted and calibrated rather than relying on one fixed range.</w:t>
+        <w:t xml:space="preserve">Testing the Arduino UNO R4 and throttle also showed some problems. When the 800 W motor was running, the high current being drawn by the motor created electrical noise and voltage fluctuations in the system. This caused the Hall sensor used for the throttle to give unstable readings, which could make the motor response inconsistent. I added 0.1 </w:t>
+      </w:r>
+      <w:proofErr w:type="spellStart"/>
+      <w:r>
+        <w:t>uF</w:t>
+      </w:r>
+      <w:proofErr w:type="spellEnd"/>
+      <w:r>
+        <w:t xml:space="preserve"> capacitors to the sensor signal and other sensitive circuits to help filter out the electrical noise. After testing this again, the throttle readings became much more stable and the motor responded more consistently to the throttle input. I also improved the throttle mapping in the Arduino so the throttle could be adjusted and calibrated rather than relying on one fixed range.</w:t>
       </w:r>
     </w:p>
     <w:p>
@@ -5160,7 +5369,15 @@
       </w:pPr>
       <w:r>
         <w:lastRenderedPageBreak/>
-        <w:t>The Hall sensors used for measuring the motor RPM, driveshaft RPM and speed also had issues during early testing. Electrical interference from the motor caused false triggers, which gave incorrect RPM and speed readings. Adding the 0.1 uF capacitors helped smooth the signals and stopped the false triggers. I also planned for shielded and twisted-pair wiring to further reduce interference. This improved the accuracy and reliability of the speed and RPM information shown on the dashboard and OLED.</w:t>
+        <w:t xml:space="preserve">The Hall sensors used for measuring the motor RPM, driveshaft RPM and speed also had issues during early testing. Electrical interference from the motor caused false triggers, which gave incorrect RPM and speed readings. Adding the 0.1 </w:t>
+      </w:r>
+      <w:proofErr w:type="spellStart"/>
+      <w:r>
+        <w:t>uF</w:t>
+      </w:r>
+      <w:proofErr w:type="spellEnd"/>
+      <w:r>
+        <w:t xml:space="preserve"> capacitors helped smooth the signals and stopped the false triggers. I also planned for shielded and twisted-pair wiring to further reduce interference. This improved the accuracy and reliability of the speed and RPM information shown on the dashboard and OLED.</w:t>
       </w:r>
     </w:p>
     <w:p>
@@ -6080,6 +6297,7 @@
   <w:style w:type="character" w:default="1" w:styleId="DefaultParagraphFont">
     <w:name w:val="Default Paragraph Font"/>
     <w:uiPriority w:val="1"/>
+    <w:semiHidden/>
     <w:unhideWhenUsed/>
   </w:style>
   <w:style w:type="table" w:default="1" w:styleId="TableNormal">
@@ -6577,6 +6795,15 @@
 </file>
 
 <file path=customXml/item1.xml><?xml version="1.0" encoding="utf-8"?>
+<?mso-contentType ?>
+<FormTemplates xmlns="http://schemas.microsoft.com/sharepoint/v3/contenttype/forms">
+  <Display>DocumentLibraryForm</Display>
+  <Edit>DocumentLibraryForm</Edit>
+  <New>DocumentLibraryForm</New>
+</FormTemplates>
+</file>
+
+<file path=customXml/item2.xml><?xml version="1.0" encoding="utf-8"?>
 <ct:contentTypeSchema xmlns:ct="http://schemas.microsoft.com/office/2006/metadata/contentType" xmlns:ma="http://schemas.microsoft.com/office/2006/metadata/properties/metaAttributes" ct:_="" ma:_="" ma:contentTypeName="Document" ma:contentTypeID="0x010100B404DBCFBC02B04D838E297E7AC49BEC" ma:contentTypeVersion="29" ma:contentTypeDescription="Create a new document." ma:contentTypeScope="" ma:versionID="00b475807ba7603a210177ce3d310360">
   <xsd:schema xmlns:xsd="http://www.w3.org/2001/XMLSchema" xmlns:xs="http://www.w3.org/2001/XMLSchema" xmlns:p="http://schemas.microsoft.com/office/2006/metadata/properties" xmlns:ns3="8e8bdfa1-897e-455b-96e1-da9724e984b4" xmlns:ns4="0bf4e652-3194-4289-a587-4a2abc6573c1" targetNamespace="http://schemas.microsoft.com/office/2006/metadata/properties" ma:root="true" ma:fieldsID="41c2c417b58d7032c1f2cfab3b2ec764" ns3:_="" ns4:_="">
     <xsd:import namespace="8e8bdfa1-897e-455b-96e1-da9724e984b4"/>
@@ -6957,20 +7184,7 @@
 </ct:contentTypeSchema>
 </file>
 
-<file path=customXml/item2.xml><?xml version="1.0" encoding="utf-8"?>
-<?mso-contentType ?>
-<FormTemplates xmlns="http://schemas.microsoft.com/sharepoint/v3/contenttype/forms">
-  <Display>DocumentLibraryForm</Display>
-  <Edit>DocumentLibraryForm</Edit>
-  <New>DocumentLibraryForm</New>
-</FormTemplates>
-</file>
-
 <file path=customXml/item3.xml><?xml version="1.0" encoding="utf-8"?>
-<b:Sources xmlns:b="http://schemas.openxmlformats.org/officeDocument/2006/bibliography" xmlns="http://schemas.openxmlformats.org/officeDocument/2006/bibliography" SelectedStyle="\APASixthEditionOfficeOnline.xsl" StyleName="APA" Version="6"/>
-</file>
-
-<file path=customXml/item4.xml><?xml version="1.0" encoding="utf-8"?>
 <p:properties xmlns:p="http://schemas.microsoft.com/office/2006/metadata/properties" xmlns:xsi="http://www.w3.org/2001/XMLSchema-instance" xmlns:pc="http://schemas.microsoft.com/office/infopath/2007/PartnerControls">
   <documentManagement>
     <FolderType xmlns="8e8bdfa1-897e-455b-96e1-da9724e984b4" xsi:nil="true"/>
@@ -7019,7 +7233,19 @@
 </p:properties>
 </file>
 
+<file path=customXml/item4.xml><?xml version="1.0" encoding="utf-8"?>
+<b:Sources xmlns:b="http://schemas.openxmlformats.org/officeDocument/2006/bibliography" xmlns="http://schemas.openxmlformats.org/officeDocument/2006/bibliography" SelectedStyle="\APASixthEditionOfficeOnline.xsl" StyleName="APA" Version="6"/>
+</file>
+
 <file path=customXml/itemProps1.xml><?xml version="1.0" encoding="utf-8"?>
+<ds:datastoreItem xmlns:ds="http://schemas.openxmlformats.org/officeDocument/2006/customXml" ds:itemID="{192A387B-6998-40B4-BA18-B536273BFB3D}">
+  <ds:schemaRefs>
+    <ds:schemaRef ds:uri="http://schemas.microsoft.com/sharepoint/v3/contenttype/forms"/>
+  </ds:schemaRefs>
+</ds:datastoreItem>
+</file>
+
+<file path=customXml/itemProps2.xml><?xml version="1.0" encoding="utf-8"?>
 <ds:datastoreItem xmlns:ds="http://schemas.openxmlformats.org/officeDocument/2006/customXml" ds:itemID="{3C5C1F59-64A0-4772-B91D-4079A66CA574}">
   <ds:schemaRefs>
     <ds:schemaRef ds:uri="http://schemas.microsoft.com/office/2006/metadata/contentType"/>
@@ -7038,23 +7264,7 @@
 </ds:datastoreItem>
 </file>
 
-<file path=customXml/itemProps2.xml><?xml version="1.0" encoding="utf-8"?>
-<ds:datastoreItem xmlns:ds="http://schemas.openxmlformats.org/officeDocument/2006/customXml" ds:itemID="{192A387B-6998-40B4-BA18-B536273BFB3D}">
-  <ds:schemaRefs>
-    <ds:schemaRef ds:uri="http://schemas.microsoft.com/sharepoint/v3/contenttype/forms"/>
-  </ds:schemaRefs>
-</ds:datastoreItem>
-</file>
-
 <file path=customXml/itemProps3.xml><?xml version="1.0" encoding="utf-8"?>
-<ds:datastoreItem xmlns:ds="http://schemas.openxmlformats.org/officeDocument/2006/customXml" ds:itemID="{E3F01FBF-D99E-480B-B558-73E1E1525F94}">
-  <ds:schemaRefs>
-    <ds:schemaRef ds:uri="http://schemas.openxmlformats.org/officeDocument/2006/bibliography"/>
-  </ds:schemaRefs>
-</ds:datastoreItem>
-</file>
-
-<file path=customXml/itemProps4.xml><?xml version="1.0" encoding="utf-8"?>
 <ds:datastoreItem xmlns:ds="http://schemas.openxmlformats.org/officeDocument/2006/customXml" ds:itemID="{69D82E26-D04D-4830-A7BF-C9806F1C26F2}">
   <ds:schemaRefs>
     <ds:schemaRef ds:uri="http://schemas.microsoft.com/office/2006/metadata/properties"/>
@@ -7062,4 +7272,12 @@
     <ds:schemaRef ds:uri="8e8bdfa1-897e-455b-96e1-da9724e984b4"/>
   </ds:schemaRefs>
 </ds:datastoreItem>
+</file>
+
+<file path=customXml/itemProps4.xml><?xml version="1.0" encoding="utf-8"?>
+<ds:datastoreItem xmlns:ds="http://schemas.openxmlformats.org/officeDocument/2006/customXml" ds:itemID="{E3F01FBF-D99E-480B-B558-73E1E1525F94}">
+  <ds:schemaRefs>
+    <ds:schemaRef ds:uri="http://schemas.openxmlformats.org/officeDocument/2006/bibliography"/>
+  </ds:schemaRefs>
+</ds:datastoreItem>
 </file>
--- a/13 DI Heinrich Venter develop an outcome.docx
+++ b/13 DI Heinrich Venter develop an outcome.docx
@@ -94,15 +94,7 @@
     </w:p>
     <w:p>
       <w:r>
-        <w:t xml:space="preserve">Examples </w:t>
-      </w:r>
-      <w:proofErr w:type="gramStart"/>
-      <w:r>
-        <w:t>are:</w:t>
-      </w:r>
-      <w:proofErr w:type="gramEnd"/>
-      <w:r>
-        <w:t xml:space="preserve"> social ● cultural ● legal ● ethical ● intellectual property ● privacy ● accessibility ● usability ● functionality ● aesthetics ● sustainability and future proofing ● end-user considerations ● health and safety.</w:t>
+        <w:t>Examples are: social ● cultural ● legal ● ethical ● intellectual property ● privacy ● accessibility ● usability ● functionality ● aesthetics ● sustainability and future proofing ● end-user considerations ● health and safety.</w:t>
       </w:r>
     </w:p>
     <w:tbl>
@@ -212,11 +204,9 @@
             <w:shd w:val="clear" w:color="auto" w:fill="FFCCCC"/>
           </w:tcPr>
           <w:p>
-            <w:proofErr w:type="spellStart"/>
             <w:r>
               <w:t>Accesability</w:t>
             </w:r>
-            <w:proofErr w:type="spellEnd"/>
           </w:p>
         </w:tc>
         <w:tc>
@@ -316,27 +306,7 @@
                       <w:szCs w:val="24"/>
                       <w:lang w:val="en-US"/>
                     </w:rPr>
-                    <w:t xml:space="preserve">Accessibility for the </w:t>
-                  </w:r>
-                  <w:proofErr w:type="spellStart"/>
-                  <w:r>
-                    <w:rPr>
-                      <w:rFonts w:eastAsia="Times New Roman" w:cstheme="minorHAnsi"/>
-                      <w:sz w:val="24"/>
-                      <w:szCs w:val="24"/>
-                      <w:lang w:val="en-US"/>
-                    </w:rPr>
-                    <w:t>pitbike</w:t>
-                  </w:r>
-                  <w:proofErr w:type="spellEnd"/>
-                  <w:r>
-                    <w:rPr>
-                      <w:rFonts w:eastAsia="Times New Roman" w:cstheme="minorHAnsi"/>
-                      <w:sz w:val="24"/>
-                      <w:szCs w:val="24"/>
-                      <w:lang w:val="en-US"/>
-                    </w:rPr>
-                    <w:t xml:space="preserve"> means the bike’s controls, indicators, and basic functions need to be understandable and manageable for a range of riders. This includes clear visual indicators, easy-to-reach switches, and controls that don’t require excessive strength.</w:t>
+                    <w:t>Accessibility for the pitbike means the bike’s controls, indicators, and basic functions need to be understandable and manageable for a range of riders. This includes clear visual indicators, easy-to-reach switches, and controls that don’t require excessive strength.</w:t>
                   </w:r>
                 </w:p>
               </w:tc>
@@ -387,15 +357,7 @@
           </w:tcPr>
           <w:p>
             <w:r>
-              <w:t xml:space="preserve">Usability relates to how easy it is to understand and use the </w:t>
-            </w:r>
-            <w:proofErr w:type="spellStart"/>
-            <w:r>
-              <w:t>pitbike’s</w:t>
-            </w:r>
-            <w:proofErr w:type="spellEnd"/>
-            <w:r>
-              <w:t xml:space="preserve"> hybrid systems, such as switching modes, checking battery levels, or starting the bike. The design needs to feel intuitive even for new riders.</w:t>
+              <w:t>Usability relates to how easy it is to understand and use the pitbike’s hybrid systems, such as switching modes, checking battery levels, or starting the bike. The design needs to feel intuitive even for new riders.</w:t>
             </w:r>
           </w:p>
         </w:tc>
@@ -406,23 +368,7 @@
           </w:tcPr>
           <w:p>
             <w:r>
-              <w:t xml:space="preserve">It matters because if the interface is confusing, the rider could misuse the bike or struggle during operation. I will address this by keeping the hybrid controls simple, limiting unnecessary switches, and providing a logical layout </w:t>
-            </w:r>
-            <w:proofErr w:type="gramStart"/>
-            <w:r>
-              <w:t>similar to</w:t>
-            </w:r>
-            <w:proofErr w:type="gramEnd"/>
-            <w:r>
-              <w:t xml:space="preserve"> standard </w:t>
-            </w:r>
-            <w:proofErr w:type="spellStart"/>
-            <w:r>
-              <w:t>pitbikes</w:t>
-            </w:r>
-            <w:proofErr w:type="spellEnd"/>
-            <w:r>
-              <w:t xml:space="preserve"> so it feels familiar.</w:t>
+              <w:t>It matters because if the interface is confusing, the rider could misuse the bike or struggle during operation. I will address this by keeping the hybrid controls simple, limiting unnecessary switches, and providing a logical layout similar to standard pitbikes so it feels familiar.</w:t>
             </w:r>
           </w:p>
         </w:tc>
@@ -543,27 +489,7 @@
                       <w:szCs w:val="24"/>
                       <w:lang w:val="en-US"/>
                     </w:rPr>
-                    <w:t xml:space="preserve">Functionality refers to how well the 70cc hybrid </w:t>
-                  </w:r>
-                  <w:proofErr w:type="spellStart"/>
-                  <w:r>
-                    <w:rPr>
-                      <w:rFonts w:eastAsia="Times New Roman" w:cstheme="minorHAnsi"/>
-                      <w:sz w:val="24"/>
-                      <w:szCs w:val="24"/>
-                      <w:lang w:val="en-US"/>
-                    </w:rPr>
-                    <w:t>pitbike</w:t>
-                  </w:r>
-                  <w:proofErr w:type="spellEnd"/>
-                  <w:r>
-                    <w:rPr>
-                      <w:rFonts w:eastAsia="Times New Roman" w:cstheme="minorHAnsi"/>
-                      <w:sz w:val="24"/>
-                      <w:szCs w:val="24"/>
-                      <w:lang w:val="en-US"/>
-                    </w:rPr>
-                    <w:t xml:space="preserve"> performs its intended purpose—delivering reliable petrol and electric operation, smooth power delivery, and stable riding. It also includes ensuring the components (battery, controller, mechanical systems) work together correctly.</w:t>
+                    <w:t>Functionality refers to how well the 70cc hybrid pitbike performs its intended purpose—delivering reliable petrol and electric operation, smooth power delivery, and stable riding. It also includes ensuring the components (battery, controller, mechanical systems) work together correctly.</w:t>
                   </w:r>
                 </w:p>
               </w:tc>
@@ -610,15 +536,7 @@
           </w:tcPr>
           <w:p>
             <w:r>
-              <w:t xml:space="preserve">Aesthetics for the </w:t>
-            </w:r>
-            <w:proofErr w:type="spellStart"/>
-            <w:r>
-              <w:t>pitbike</w:t>
-            </w:r>
-            <w:proofErr w:type="spellEnd"/>
-            <w:r>
-              <w:t xml:space="preserve"> include the visual design—how the hybrid components are integrated, how tidy the wiring is, and the overall look of the bike. A clean, professional aesthetic helps the bike feel intentional rather than thrown together.</w:t>
+              <w:t>Aesthetics for the pitbike include the visual design—how the hybrid components are integrated, how tidy the wiring is, and the overall look of the bike. A clean, professional aesthetic helps the bike feel intentional rather than thrown together.</w:t>
             </w:r>
           </w:p>
         </w:tc>
@@ -629,15 +547,7 @@
           </w:tcPr>
           <w:p>
             <w:r>
-              <w:t xml:space="preserve">It is important because a well-presented bike improves user confidence and makes maintenance easier. I will address this by organising wiring neatly, using matching colours or covers, and ensuring added components blend with the original </w:t>
-            </w:r>
-            <w:proofErr w:type="gramStart"/>
-            <w:r>
-              <w:t>frame</w:t>
-            </w:r>
-            <w:proofErr w:type="gramEnd"/>
-            <w:r>
-              <w:t xml:space="preserve"> so the hybrid upgrade looks cohesive.</w:t>
+              <w:t>It is important because a well-presented bike improves user confidence and makes maintenance easier. I will address this by organising wiring neatly, using matching colours or covers, and ensuring added components blend with the original frame so the hybrid upgrade looks cohesive.</w:t>
             </w:r>
           </w:p>
         </w:tc>
@@ -836,22 +746,7 @@
               <w:t>Description:</w:t>
             </w:r>
             <w:r>
-              <w:t xml:space="preserve"> using </w:t>
-            </w:r>
-            <w:r>
-              <w:t>GitHub</w:t>
-            </w:r>
-            <w:r>
-              <w:t xml:space="preserve"> that saves every version history so there is a mistake or something that is changed incorrectly you can go </w:t>
-            </w:r>
-            <w:r>
-              <w:t>back</w:t>
-            </w:r>
-            <w:r>
-              <w:t xml:space="preserve"> to that specific </w:t>
-            </w:r>
-            <w:r>
-              <w:t>version</w:t>
+              <w:t xml:space="preserve"> </w:t>
             </w:r>
           </w:p>
         </w:tc>
@@ -860,7 +755,11 @@
             <w:tcW w:w="6011" w:type="dxa"/>
             <w:shd w:val="clear" w:color="auto" w:fill="FFCCCC"/>
           </w:tcPr>
-          <w:p/>
+          <w:p>
+            <w:r>
+              <w:t>using GitHub that saves every version history so there is a mistake or something that is changed incorrectly you can go back to that specific version</w:t>
+            </w:r>
+          </w:p>
           <w:p/>
           <w:p/>
           <w:p/>
@@ -876,6 +775,9 @@
             <w:r>
               <w:t>How often did you use it:</w:t>
             </w:r>
+            <w:r>
+              <w:t xml:space="preserve"> </w:t>
+            </w:r>
           </w:p>
         </w:tc>
         <w:tc>
@@ -890,24 +792,14 @@
             <w:r>
               <w:t xml:space="preserve"> I close my files so that </w:t>
             </w:r>
-            <w:proofErr w:type="gramStart"/>
-            <w:r>
-              <w:t>its</w:t>
-            </w:r>
-            <w:proofErr w:type="gramEnd"/>
+            <w:r>
+              <w:t>it’s</w:t>
+            </w:r>
             <w:r>
               <w:t xml:space="preserve"> saved when I close my </w:t>
             </w:r>
             <w:r>
-              <w:t xml:space="preserve">laptop/computer and if I need to go back to a previous file that was </w:t>
-            </w:r>
-            <w:proofErr w:type="gramStart"/>
-            <w:r>
-              <w:t>deleted</w:t>
-            </w:r>
-            <w:proofErr w:type="gramEnd"/>
-            <w:r>
-              <w:t xml:space="preserve"> I can recover the file without redoing that work all over again</w:t>
+              <w:t>laptop/computer and if I need to go back to a previous file that was deleted I can recover the file without redoing that work all over again</w:t>
             </w:r>
           </w:p>
         </w:tc>
@@ -1126,7 +1018,6 @@
           </w:tcPr>
           <w:p>
             <w:r>
-              <w:lastRenderedPageBreak/>
               <w:t>Project Management Tool:</w:t>
             </w:r>
             <w:r>
@@ -1171,6 +1062,9 @@
             <w:r>
               <w:t>How often did you use it:</w:t>
             </w:r>
+            <w:r>
+              <w:t xml:space="preserve"> </w:t>
+            </w:r>
           </w:p>
         </w:tc>
         <w:tc>
@@ -1182,17 +1076,9 @@
             <w:r>
               <w:t xml:space="preserve">Every week I check and update the </w:t>
             </w:r>
-            <w:proofErr w:type="spellStart"/>
-            <w:r>
-              <w:t>g</w:t>
-            </w:r>
-            <w:r>
-              <w:t>ant</w:t>
-            </w:r>
-            <w:r>
-              <w:t>t</w:t>
-            </w:r>
-            <w:proofErr w:type="spellEnd"/>
+            <w:r>
+              <w:t>Gantt</w:t>
+            </w:r>
             <w:r>
               <w:t xml:space="preserve"> chart to check we</w:t>
             </w:r>
@@ -1202,24 +1088,20 @@
             <w:r>
               <w:t xml:space="preserve">ther </w:t>
             </w:r>
-            <w:proofErr w:type="spellStart"/>
-            <w:r>
-              <w:t>im</w:t>
-            </w:r>
-            <w:proofErr w:type="spellEnd"/>
+            <w:r>
+              <w:t>I’m</w:t>
+            </w:r>
             <w:r>
               <w:t xml:space="preserve"> on schedule falling behin</w:t>
             </w:r>
             <w:r>
               <w:t xml:space="preserve">d or even in best case scenario ahead </w:t>
             </w:r>
-            <w:proofErr w:type="spellStart"/>
-            <w:r>
-              <w:t>f</w:t>
-            </w:r>
-            <w:proofErr w:type="spellEnd"/>
-            <w:r>
-              <w:t xml:space="preserve"> schedule</w:t>
+            <w:r>
+              <w:t>o</w:t>
+            </w:r>
+            <w:r>
+              <w:t>f schedule</w:t>
             </w:r>
           </w:p>
         </w:tc>
@@ -1431,8 +1313,8 @@
         <w:tblLook w:val="04A0" w:firstRow="1" w:lastRow="0" w:firstColumn="1" w:lastColumn="0" w:noHBand="0" w:noVBand="1"/>
       </w:tblPr>
       <w:tblGrid>
-        <w:gridCol w:w="3005"/>
-        <w:gridCol w:w="6011"/>
+        <w:gridCol w:w="7717"/>
+        <w:gridCol w:w="1299"/>
       </w:tblGrid>
       <w:tr>
         <w:tc>
@@ -1448,11 +1330,9 @@
             <w:r>
               <w:t xml:space="preserve"> </w:t>
             </w:r>
-            <w:proofErr w:type="spellStart"/>
             <w:r>
               <w:t>Github</w:t>
             </w:r>
-            <w:proofErr w:type="spellEnd"/>
           </w:p>
         </w:tc>
       </w:tr>
@@ -1466,6 +1346,9 @@
             <w:r>
               <w:t>Description:</w:t>
             </w:r>
+            <w:r>
+              <w:t xml:space="preserve"> </w:t>
+            </w:r>
           </w:p>
         </w:tc>
         <w:tc>
@@ -1473,7 +1356,15 @@
             <w:tcW w:w="6011" w:type="dxa"/>
             <w:shd w:val="clear" w:color="auto" w:fill="FFCCCC"/>
           </w:tcPr>
-          <w:p/>
+          <w:p>
+            <w:r>
+              <w:t xml:space="preserve">Using GitHub Issues to keep track of problems, tasks and improvements that need to be completed during the project. This lets me record what needs to be done and keep track of what has </w:t>
+            </w:r>
+            <w:r>
+              <w:lastRenderedPageBreak/>
+              <w:t>been completed.</w:t>
+            </w:r>
+          </w:p>
           <w:p/>
           <w:p/>
           <w:p/>
@@ -1487,7 +1378,8 @@
           </w:tcPr>
           <w:p>
             <w:r>
-              <w:t>How often did you use it:</w:t>
+              <w:lastRenderedPageBreak/>
+              <w:t>How often did you use it</w:t>
             </w:r>
           </w:p>
         </w:tc>
@@ -1496,7 +1388,14 @@
             <w:tcW w:w="6011" w:type="dxa"/>
             <w:shd w:val="clear" w:color="auto" w:fill="FFCCCC"/>
           </w:tcPr>
-          <w:p/>
+          <w:p>
+            <w:r>
+              <w:t>:</w:t>
+            </w:r>
+            <w:r>
+              <w:t xml:space="preserve"> I used it throughout the project whenever I found a problem, needed to add a new feature or had a task that needed to be completed. I could then mark issues as completed once I had fixed or finished them.</w:t>
+            </w:r>
+          </w:p>
         </w:tc>
       </w:tr>
       <w:tr>
@@ -1509,6 +1408,49 @@
             <w:r>
               <w:t>Evidence 1:</w:t>
             </w:r>
+            <w:r>
+              <w:rPr>
+                <w:noProof/>
+              </w:rPr>
+              <w:t xml:space="preserve"> </w:t>
+            </w:r>
+            <w:r>
+              <w:drawing>
+                <wp:inline distT="0" distB="0" distL="0" distR="0" wp14:anchorId="450578E5" wp14:editId="62B009B8">
+                  <wp:extent cx="1951737" cy="2343150"/>
+                  <wp:effectExtent l="0" t="0" r="0" b="0"/>
+                  <wp:docPr id="519204120" name="Picture 1"/>
+                  <wp:cNvGraphicFramePr>
+                    <a:graphicFrameLocks xmlns:a="http://schemas.openxmlformats.org/drawingml/2006/main" noChangeAspect="1"/>
+                  </wp:cNvGraphicFramePr>
+                  <a:graphic xmlns:a="http://schemas.openxmlformats.org/drawingml/2006/main">
+                    <a:graphicData uri="http://schemas.openxmlformats.org/drawingml/2006/picture">
+                      <pic:pic xmlns:pic="http://schemas.openxmlformats.org/drawingml/2006/picture">
+                        <pic:nvPicPr>
+                          <pic:cNvPr id="519204120" name=""/>
+                          <pic:cNvPicPr/>
+                        </pic:nvPicPr>
+                        <pic:blipFill>
+                          <a:blip r:embed="rId15"/>
+                          <a:stretch>
+                            <a:fillRect/>
+                          </a:stretch>
+                        </pic:blipFill>
+                        <pic:spPr>
+                          <a:xfrm>
+                            <a:off x="0" y="0"/>
+                            <a:ext cx="1956428" cy="2348782"/>
+                          </a:xfrm>
+                          <a:prstGeom prst="rect">
+                            <a:avLst/>
+                          </a:prstGeom>
+                        </pic:spPr>
+                      </pic:pic>
+                    </a:graphicData>
+                  </a:graphic>
+                </wp:inline>
+              </w:drawing>
+            </w:r>
           </w:p>
         </w:tc>
         <w:tc>
@@ -1528,7 +1470,51 @@
           </w:tcPr>
           <w:p>
             <w:r>
+              <w:lastRenderedPageBreak/>
               <w:t>Evidence 2:</w:t>
+            </w:r>
+            <w:r>
+              <w:rPr>
+                <w:noProof/>
+              </w:rPr>
+              <w:t xml:space="preserve"> </w:t>
+            </w:r>
+            <w:r>
+              <w:drawing>
+                <wp:inline distT="0" distB="0" distL="0" distR="0" wp14:anchorId="0B43A91B" wp14:editId="3DBB27BB">
+                  <wp:extent cx="5731510" cy="2907030"/>
+                  <wp:effectExtent l="0" t="0" r="2540" b="7620"/>
+                  <wp:docPr id="1296253941" name="Picture 1"/>
+                  <wp:cNvGraphicFramePr>
+                    <a:graphicFrameLocks xmlns:a="http://schemas.openxmlformats.org/drawingml/2006/main" noChangeAspect="1"/>
+                  </wp:cNvGraphicFramePr>
+                  <a:graphic xmlns:a="http://schemas.openxmlformats.org/drawingml/2006/main">
+                    <a:graphicData uri="http://schemas.openxmlformats.org/drawingml/2006/picture">
+                      <pic:pic xmlns:pic="http://schemas.openxmlformats.org/drawingml/2006/picture">
+                        <pic:nvPicPr>
+                          <pic:cNvPr id="1296253941" name=""/>
+                          <pic:cNvPicPr/>
+                        </pic:nvPicPr>
+                        <pic:blipFill>
+                          <a:blip r:embed="rId16"/>
+                          <a:stretch>
+                            <a:fillRect/>
+                          </a:stretch>
+                        </pic:blipFill>
+                        <pic:spPr>
+                          <a:xfrm>
+                            <a:off x="0" y="0"/>
+                            <a:ext cx="5731510" cy="2907030"/>
+                          </a:xfrm>
+                          <a:prstGeom prst="rect">
+                            <a:avLst/>
+                          </a:prstGeom>
+                        </pic:spPr>
+                      </pic:pic>
+                    </a:graphicData>
+                  </a:graphic>
+                </wp:inline>
+              </w:drawing>
             </w:r>
           </w:p>
         </w:tc>
@@ -1550,6 +1536,49 @@
           <w:p>
             <w:r>
               <w:t>Evidence 3:</w:t>
+            </w:r>
+            <w:r>
+              <w:rPr>
+                <w:noProof/>
+              </w:rPr>
+              <w:t xml:space="preserve"> </w:t>
+            </w:r>
+            <w:r>
+              <w:drawing>
+                <wp:inline distT="0" distB="0" distL="0" distR="0" wp14:anchorId="02FBEA74" wp14:editId="155E28DA">
+                  <wp:extent cx="5731510" cy="2741295"/>
+                  <wp:effectExtent l="0" t="0" r="2540" b="1905"/>
+                  <wp:docPr id="676045020" name="Picture 1"/>
+                  <wp:cNvGraphicFramePr>
+                    <a:graphicFrameLocks xmlns:a="http://schemas.openxmlformats.org/drawingml/2006/main" noChangeAspect="1"/>
+                  </wp:cNvGraphicFramePr>
+                  <a:graphic xmlns:a="http://schemas.openxmlformats.org/drawingml/2006/main">
+                    <a:graphicData uri="http://schemas.openxmlformats.org/drawingml/2006/picture">
+                      <pic:pic xmlns:pic="http://schemas.openxmlformats.org/drawingml/2006/picture">
+                        <pic:nvPicPr>
+                          <pic:cNvPr id="676045020" name=""/>
+                          <pic:cNvPicPr/>
+                        </pic:nvPicPr>
+                        <pic:blipFill>
+                          <a:blip r:embed="rId17"/>
+                          <a:stretch>
+                            <a:fillRect/>
+                          </a:stretch>
+                        </pic:blipFill>
+                        <pic:spPr>
+                          <a:xfrm>
+                            <a:off x="0" y="0"/>
+                            <a:ext cx="5731510" cy="2741295"/>
+                          </a:xfrm>
+                          <a:prstGeom prst="rect">
+                            <a:avLst/>
+                          </a:prstGeom>
+                        </pic:spPr>
+                      </pic:pic>
+                    </a:graphicData>
+                  </a:graphic>
+                </wp:inline>
+              </w:drawing>
             </w:r>
           </w:p>
         </w:tc>
@@ -1636,15 +1665,7 @@
           </w:tcPr>
           <w:p>
             <w:r>
-              <w:t xml:space="preserve">Designing the required components holders so that when in use the sensitive electronics doesn’t get damaged or broken and then gives faulty readings to the brain which can </w:t>
-            </w:r>
-            <w:proofErr w:type="gramStart"/>
-            <w:r>
-              <w:t>effect</w:t>
-            </w:r>
-            <w:proofErr w:type="gramEnd"/>
-            <w:r>
-              <w:t xml:space="preserve"> efficiency and </w:t>
+              <w:t xml:space="preserve">Designing the required components holders so that when in use the sensitive electronics doesn’t get damaged or broken and then gives faulty readings to the brain which can effect efficiency and </w:t>
             </w:r>
             <w:r>
               <w:t>control.</w:t>
@@ -1660,45 +1681,32 @@
           </w:tcPr>
           <w:p>
             <w:r>
+              <w:t xml:space="preserve">Electronics </w:t>
+            </w:r>
+          </w:p>
+        </w:tc>
+        <w:tc>
+          <w:tcPr>
+            <w:tcW w:w="6186" w:type="dxa"/>
+            <w:shd w:val="clear" w:color="auto" w:fill="FFCCCC"/>
+          </w:tcPr>
+          <w:p>
+            <w:r>
+              <w:t>Using the right electronics for what i need it to do and figuring out where all the parts need to sit</w:t>
+            </w:r>
+          </w:p>
+        </w:tc>
+      </w:tr>
+      <w:tr>
+        <w:tc>
+          <w:tcPr>
+            <w:tcW w:w="2830" w:type="dxa"/>
+            <w:shd w:val="clear" w:color="auto" w:fill="FFCCCC"/>
+          </w:tcPr>
+          <w:p>
+            <w:r>
               <w:lastRenderedPageBreak/>
-              <w:t xml:space="preserve">Electronics </w:t>
-            </w:r>
-          </w:p>
-        </w:tc>
-        <w:tc>
-          <w:tcPr>
-            <w:tcW w:w="6186" w:type="dxa"/>
-            <w:shd w:val="clear" w:color="auto" w:fill="FFCCCC"/>
-          </w:tcPr>
-          <w:p>
-            <w:r>
-              <w:t xml:space="preserve">Using the right electronics for what </w:t>
-            </w:r>
-            <w:proofErr w:type="spellStart"/>
-            <w:r>
-              <w:t>i</w:t>
-            </w:r>
-            <w:proofErr w:type="spellEnd"/>
-            <w:r>
-              <w:t xml:space="preserve"> need it to do and figuring out where all the parts need to sit</w:t>
-            </w:r>
-          </w:p>
-        </w:tc>
-      </w:tr>
-      <w:tr>
-        <w:tc>
-          <w:tcPr>
-            <w:tcW w:w="2830" w:type="dxa"/>
-            <w:shd w:val="clear" w:color="auto" w:fill="FFCCCC"/>
-          </w:tcPr>
-          <w:p>
-            <w:proofErr w:type="spellStart"/>
-            <w:r>
-              <w:t>Easthetics</w:t>
-            </w:r>
-            <w:proofErr w:type="spellEnd"/>
-            <w:r>
-              <w:t xml:space="preserve"> </w:t>
+              <w:t xml:space="preserve">Easthetics </w:t>
             </w:r>
           </w:p>
         </w:tc>
@@ -1914,7 +1922,7 @@
                           </pic:cNvPicPr>
                         </pic:nvPicPr>
                         <pic:blipFill>
-                          <a:blip r:embed="rId15" cstate="print">
+                          <a:blip r:embed="rId18" cstate="print">
                             <a:extLst>
                               <a:ext uri="{28A0092B-C50C-407E-A947-70E740481C1C}">
                                 <a14:useLocalDpi xmlns:a14="http://schemas.microsoft.com/office/drawing/2010/main" val="0"/>
@@ -1966,7 +1974,7 @@
                 <w:noProof/>
               </w:rPr>
               <w:drawing>
-                <wp:inline distT="0" distB="0" distL="0" distR="0" wp14:anchorId="7E2C4685" wp14:editId="2B416EB0">
+                <wp:inline distT="0" distB="0" distL="0" distR="0" wp14:anchorId="7E2C4685" wp14:editId="3520E8A2">
                   <wp:extent cx="1821977" cy="1290920"/>
                   <wp:effectExtent l="0" t="0" r="6985" b="5080"/>
                   <wp:docPr id="1979711140" name="Picture 2" descr="Three-shoe Centrifugal Clutch | Download Scientific Diagram"/>
@@ -1983,7 +1991,7 @@
                           </pic:cNvPicPr>
                         </pic:nvPicPr>
                         <pic:blipFill>
-                          <a:blip r:embed="rId16" cstate="print">
+                          <a:blip r:embed="rId19" cstate="print">
                             <a:extLst>
                               <a:ext uri="{28A0092B-C50C-407E-A947-70E740481C1C}">
                                 <a14:useLocalDpi xmlns:a14="http://schemas.microsoft.com/office/drawing/2010/main" val="0"/>
@@ -2032,7 +2040,7 @@
                 <w:noProof/>
               </w:rPr>
               <w:drawing>
-                <wp:inline distT="0" distB="0" distL="0" distR="0" wp14:anchorId="5BB0BD07" wp14:editId="4D0A9D4D">
+                <wp:inline distT="0" distB="0" distL="0" distR="0" wp14:anchorId="5BB0BD07" wp14:editId="337F4904">
                   <wp:extent cx="1610866" cy="1289846"/>
                   <wp:effectExtent l="0" t="0" r="8890" b="5715"/>
                   <wp:docPr id="684550270" name="Picture 3" descr="All about one way clutch bearing"/>
@@ -2049,7 +2057,7 @@
                           </pic:cNvPicPr>
                         </pic:nvPicPr>
                         <pic:blipFill>
-                          <a:blip r:embed="rId17" cstate="print">
+                          <a:blip r:embed="rId20" cstate="print">
                             <a:extLst>
                               <a:ext uri="{28A0092B-C50C-407E-A947-70E740481C1C}">
                                 <a14:useLocalDpi xmlns:a14="http://schemas.microsoft.com/office/drawing/2010/main" val="0"/>
@@ -2095,15 +2103,7 @@
               <w:t>Selected Component:</w:t>
             </w:r>
             <w:r>
-              <w:t xml:space="preserve"> </w:t>
-            </w:r>
-            <w:proofErr w:type="spellStart"/>
-            <w:r>
-              <w:t>im</w:t>
-            </w:r>
-            <w:proofErr w:type="spellEnd"/>
-            <w:r>
-              <w:t xml:space="preserve"> going with electromagnetic </w:t>
+              <w:t xml:space="preserve"> im going with electromagnetic </w:t>
             </w:r>
           </w:p>
         </w:tc>
@@ -2120,31 +2120,7 @@
               <w:t>Why:</w:t>
             </w:r>
             <w:r>
-              <w:t xml:space="preserve"> because with an electromagnetic you can have torque  and speed from 0rpm where with a centrifugal it needs to be spun to a certain set rpm i.e. 2000 rpm which means ill have about 750 rpm of speed range not including gear ratios for  inc4reasinf the torque of the system which means that </w:t>
-            </w:r>
-            <w:proofErr w:type="spellStart"/>
-            <w:r>
-              <w:t>ill</w:t>
-            </w:r>
-            <w:proofErr w:type="spellEnd"/>
-            <w:r>
-              <w:t xml:space="preserve"> have to use the 70cc’s torque which isn’t the greatest and until the engine reaches the range of where the clutch can engage </w:t>
-            </w:r>
-            <w:proofErr w:type="spellStart"/>
-            <w:r>
-              <w:t>ill</w:t>
-            </w:r>
-            <w:proofErr w:type="spellEnd"/>
-            <w:r>
-              <w:t xml:space="preserve"> be able to accelerate an extra 2km/h where  with </w:t>
-            </w:r>
-            <w:proofErr w:type="spellStart"/>
-            <w:r>
-              <w:t>a</w:t>
-            </w:r>
-            <w:proofErr w:type="spellEnd"/>
-            <w:r>
-              <w:t xml:space="preserve"> electromagnetic I can engage from 0rpm and then have a speed range of 2750 from the motor which means ill have a 50km/h range of where it can accelerate with the electric motors torque which is greater at low speeds than the 70cc’s</w:t>
+              <w:t xml:space="preserve"> because with an electromagnetic you can have torque  and speed from 0rpm where with a centrifugal it needs to be spun to a certain set rpm i.e. 2000 rpm which means ill have about 750 rpm of speed range not including gear ratios for  inc4reasinf the torque of the system which means that ill have to use the 70cc’s torque which isn’t the greatest and until the engine reaches the range of where the clutch can engage ill be able to accelerate an extra 2km/h where  with a electromagnetic I can engage from 0rpm and then have a speed range of 2750 from the motor which means ill have a 50km/h range of where it can accelerate with the electric motors torque which is greater at low speeds than the 70cc’s</w:t>
             </w:r>
           </w:p>
         </w:tc>
@@ -2153,7 +2129,6 @@
     <w:p/>
     <w:p>
       <w:r>
-        <w:lastRenderedPageBreak/>
         <w:t>Component:</w:t>
       </w:r>
       <w:r>
@@ -2179,6 +2154,7 @@
           </w:tcPr>
           <w:p>
             <w:r>
+              <w:lastRenderedPageBreak/>
               <w:t>Component/Technique</w:t>
             </w:r>
           </w:p>
@@ -2240,7 +2216,7 @@
                           </pic:cNvPicPr>
                         </pic:nvPicPr>
                         <pic:blipFill>
-                          <a:blip r:embed="rId18" cstate="print">
+                          <a:blip r:embed="rId21" cstate="print">
                             <a:extLst>
                               <a:ext uri="{28A0092B-C50C-407E-A947-70E740481C1C}">
                                 <a14:useLocalDpi xmlns:a14="http://schemas.microsoft.com/office/drawing/2010/main" val="0"/>
@@ -2307,7 +2283,7 @@
                           </pic:cNvPicPr>
                         </pic:nvPicPr>
                         <pic:blipFill>
-                          <a:blip r:embed="rId19" cstate="print">
+                          <a:blip r:embed="rId22" cstate="print">
                             <a:extLst>
                               <a:ext uri="{28A0092B-C50C-407E-A947-70E740481C1C}">
                                 <a14:useLocalDpi xmlns:a14="http://schemas.microsoft.com/office/drawing/2010/main" val="0"/>
@@ -2396,15 +2372,7 @@
               <w:t xml:space="preserve">anything </w:t>
             </w:r>
             <w:r>
-              <w:t xml:space="preserve">so no </w:t>
-            </w:r>
-            <w:proofErr w:type="gramStart"/>
-            <w:r>
-              <w:t>friction</w:t>
-            </w:r>
-            <w:proofErr w:type="gramEnd"/>
-            <w:r>
-              <w:t xml:space="preserve"> so it lasts way longer</w:t>
+              <w:t>so no friction so it lasts way longer</w:t>
             </w:r>
             <w:r>
               <w:t>.</w:t>
@@ -2479,13 +2447,8 @@
             <w:shd w:val="clear" w:color="auto" w:fill="FFF2CC" w:themeFill="accent4" w:themeFillTint="33"/>
           </w:tcPr>
           <w:p>
-            <w:proofErr w:type="spellStart"/>
-            <w:r>
-              <w:t>Oled</w:t>
-            </w:r>
-            <w:proofErr w:type="spellEnd"/>
-            <w:r>
-              <w:t xml:space="preserve"> </w:t>
+            <w:r>
+              <w:t xml:space="preserve">Oled </w:t>
             </w:r>
             <w:r>
               <w:t xml:space="preserve">display </w:t>
@@ -2514,7 +2477,7 @@
                           </pic:cNvPicPr>
                         </pic:nvPicPr>
                         <pic:blipFill>
-                          <a:blip r:embed="rId20" cstate="print">
+                          <a:blip r:embed="rId23" cstate="print">
                             <a:extLst>
                               <a:ext uri="{28A0092B-C50C-407E-A947-70E740481C1C}">
                                 <a14:useLocalDpi xmlns:a14="http://schemas.microsoft.com/office/drawing/2010/main" val="0"/>
@@ -2563,7 +2526,7 @@
                 <w:noProof/>
               </w:rPr>
               <w:drawing>
-                <wp:inline distT="0" distB="0" distL="0" distR="0" wp14:anchorId="474EC1BA" wp14:editId="5E430B05">
+                <wp:inline distT="0" distB="0" distL="0" distR="0" wp14:anchorId="474EC1BA" wp14:editId="40A921B7">
                   <wp:extent cx="1685499" cy="1685499"/>
                   <wp:effectExtent l="0" t="0" r="0" b="0"/>
                   <wp:docPr id="1564520554" name="Picture 7" descr="Dot Matrix White on Blue LCD 16x2 Character"/>
@@ -2580,7 +2543,7 @@
                           </pic:cNvPicPr>
                         </pic:nvPicPr>
                         <pic:blipFill>
-                          <a:blip r:embed="rId21" cstate="print">
+                          <a:blip r:embed="rId24" cstate="print">
                             <a:extLst>
                               <a:ext uri="{28A0092B-C50C-407E-A947-70E740481C1C}">
                                 <a14:useLocalDpi xmlns:a14="http://schemas.microsoft.com/office/drawing/2010/main" val="0"/>
@@ -2646,7 +2609,7 @@
                           </pic:cNvPicPr>
                         </pic:nvPicPr>
                         <pic:blipFill>
-                          <a:blip r:embed="rId22" cstate="print">
+                          <a:blip r:embed="rId25" cstate="print">
                             <a:extLst>
                               <a:ext uri="{28A0092B-C50C-407E-A947-70E740481C1C}">
                                 <a14:useLocalDpi xmlns:a14="http://schemas.microsoft.com/office/drawing/2010/main" val="0"/>
@@ -2718,21 +2681,7 @@
               <w:rPr>
                 <w:lang w:val="en-US"/>
               </w:rPr>
-              <w:t>The chosen 1.3" I2C OLED display is the optimal choice for this system as it balances pixel-level graphic control (128x64 resolution) with high efficiency, vastly outperforming Alternative 1 (LCD screen</w:t>
-            </w:r>
-            <w:proofErr w:type="gramStart"/>
-            <w:r>
-              <w:rPr>
-                <w:lang w:val="en-US"/>
-              </w:rPr>
-              <w:t>) ,</w:t>
-            </w:r>
-            <w:proofErr w:type="gramEnd"/>
-            <w:r>
-              <w:rPr>
-                <w:lang w:val="en-US"/>
-              </w:rPr>
-              <w:t xml:space="preserve"> which is limited to rigid character blocks, requires a high-draw backlight, and offers poor viewing angles. Because OLED pixels are self-emissive, unlit black pixels consume virtually zero power, making it ideal for low-power microcontrollers deployment. Additionally, while Alternative 2 (1.8" SPI TFT Color Display) provides vibrant colors, its SPI interface requires 4 to 5 data pins, which limits available inputs and complicates wiring. In contrast, the chosen OLED uses the I2C protocol, requiring only two shared lines (SDA and SCL). This preserves critical GPIO pins for other sensors, simplifies breadboard layout, and ensures a compact, power-efficient, and easily scalable system architecture.</w:t>
+              <w:t>The chosen 1.3" I2C OLED display is the optimal choice for this system as it balances pixel-level graphic control (128x64 resolution) with high efficiency, vastly outperforming Alternative 1 (LCD screen) , which is limited to rigid character blocks, requires a high-draw backlight, and offers poor viewing angles. Because OLED pixels are self-emissive, unlit black pixels consume virtually zero power, making it ideal for low-power microcontrollers deployment. Additionally, while Alternative 2 (1.8" SPI TFT Color Display) provides vibrant colors, its SPI interface requires 4 to 5 data pins, which limits available inputs and complicates wiring. In contrast, the chosen OLED uses the I2C protocol, requiring only two shared lines (SDA and SCL). This preserves critical GPIO pins for other sensors, simplifies breadboard layout, and ensures a compact, power-efficient, and easily scalable system architecture.</w:t>
             </w:r>
           </w:p>
           <w:p/>
@@ -2842,7 +2791,7 @@
             <w:shd w:val="clear" w:color="auto" w:fill="FFCCCC"/>
           </w:tcPr>
           <w:p>
-            <w:hyperlink r:id="rId23" w:history="1">
+            <w:hyperlink r:id="rId26" w:history="1">
               <w:r>
                 <w:rPr>
                   <w:rStyle w:val="Hyperlink"/>
@@ -2865,6 +2814,7 @@
           </w:tcPr>
           <w:p>
             <w:r>
+              <w:lastRenderedPageBreak/>
               <w:t>To small inner di</w:t>
             </w:r>
             <w:r>
@@ -2903,7 +2853,7 @@
             <w:shd w:val="clear" w:color="auto" w:fill="FFCCCC"/>
           </w:tcPr>
           <w:p>
-            <w:hyperlink r:id="rId24" w:history="1">
+            <w:hyperlink r:id="rId27" w:history="1">
               <w:r>
                 <w:rPr>
                   <w:rStyle w:val="Hyperlink"/>
@@ -2955,7 +2905,7 @@
             <w:shd w:val="clear" w:color="auto" w:fill="FFCCCC"/>
           </w:tcPr>
           <w:p>
-            <w:hyperlink r:id="rId25" w:history="1">
+            <w:hyperlink r:id="rId28" w:history="1">
               <w:r>
                 <w:rPr>
                   <w:rStyle w:val="Hyperlink"/>
@@ -3019,27 +2969,13 @@
         <w:rPr>
           <w:b/>
         </w:rPr>
-        <w:t xml:space="preserve">Component </w:t>
-      </w:r>
-      <w:proofErr w:type="gramStart"/>
+        <w:t>Component 2:</w:t>
+      </w:r>
       <w:r>
         <w:rPr>
           <w:b/>
         </w:rPr>
-        <w:t>2:</w:t>
-      </w:r>
-      <w:r>
-        <w:rPr>
-          <w:b/>
-        </w:rPr>
-        <w:t>throttle</w:t>
-      </w:r>
-      <w:proofErr w:type="gramEnd"/>
-      <w:r>
-        <w:rPr>
-          <w:b/>
-        </w:rPr>
-        <w:t xml:space="preserve"> </w:t>
+        <w:t xml:space="preserve">throttle </w:t>
       </w:r>
     </w:p>
     <w:tbl>
@@ -3095,7 +3031,7 @@
             <w:shd w:val="clear" w:color="auto" w:fill="FFCCCC"/>
           </w:tcPr>
           <w:p>
-            <w:hyperlink r:id="rId26" w:history="1">
+            <w:hyperlink r:id="rId29" w:history="1">
               <w:r>
                 <w:rPr>
                   <w:rStyle w:val="Hyperlink"/>
@@ -3147,7 +3083,7 @@
             <w:shd w:val="clear" w:color="auto" w:fill="FFCCCC"/>
           </w:tcPr>
           <w:p>
-            <w:hyperlink r:id="rId27" w:history="1">
+            <w:hyperlink r:id="rId30" w:history="1">
               <w:r>
                 <w:rPr>
                   <w:rStyle w:val="Hyperlink"/>
@@ -3316,16 +3252,8 @@
         <w:rPr>
           <w:b/>
         </w:rPr>
-        <w:t xml:space="preserve">motor </w:t>
-      </w:r>
-      <w:proofErr w:type="spellStart"/>
-      <w:r>
-        <w:rPr>
-          <w:b/>
-        </w:rPr>
-        <w:t>controll</w:t>
-      </w:r>
-      <w:proofErr w:type="spellEnd"/>
+        <w:t>motor controll</w:t>
+      </w:r>
     </w:p>
     <w:tbl>
       <w:tblPr>
@@ -3380,7 +3308,7 @@
             <w:shd w:val="clear" w:color="auto" w:fill="FFCCCC"/>
           </w:tcPr>
           <w:p>
-            <w:hyperlink r:id="rId28" w:history="1">
+            <w:hyperlink r:id="rId31" w:history="1">
               <w:r>
                 <w:rPr>
                   <w:rStyle w:val="Hyperlink"/>
@@ -3468,7 +3396,7 @@
             <w:shd w:val="clear" w:color="auto" w:fill="FFCCCC"/>
           </w:tcPr>
           <w:p>
-            <w:hyperlink r:id="rId29" w:history="1">
+            <w:hyperlink r:id="rId32" w:history="1">
               <w:r>
                 <w:rPr>
                   <w:rStyle w:val="Hyperlink"/>
@@ -3485,11 +3413,11 @@
           </w:tcPr>
           <w:p>
             <w:r>
-              <w:t xml:space="preserve">A good way to show what the motor is behaving like is to have  a string of led to show what rpm the motor is spinning at  </w:t>
+              <w:t xml:space="preserve">A good way to show what the motor is behaving like is to have  a string of led to show what rpm the motor is spinning at  and of course in the app be able to adjust because it can be </w:t>
             </w:r>
             <w:r>
               <w:lastRenderedPageBreak/>
-              <w:t xml:space="preserve">and of course in the app be able to adjust because it can be inaccurate but if you can adjust it you can adjust how accurate it is </w:t>
+              <w:t xml:space="preserve">inaccurate but if you can adjust it you can adjust how accurate it is </w:t>
             </w:r>
           </w:p>
         </w:tc>
@@ -3501,11 +3429,11 @@
           <w:p>
             <w:r>
               <w:lastRenderedPageBreak/>
-              <w:t xml:space="preserve">In the app programme make a throttle mapping button to adjust how the motor behaves with the throttle inputs and make sure that it saves so that </w:t>
+              <w:t xml:space="preserve">In the app programme make a throttle mapping button to adjust how the motor behaves with the throttle inputs and make sure that it saves so that when you start the bike up again you don’t have to redo the settings (this </w:t>
             </w:r>
             <w:r>
               <w:lastRenderedPageBreak/>
-              <w:t xml:space="preserve">when you start the bike up again you don’t have to redo the settings (this can be done with </w:t>
+              <w:t xml:space="preserve">can be done with </w:t>
             </w:r>
             <w:r>
               <w:t>eepprom</w:t>
@@ -3514,19 +3442,7 @@
               <w:t xml:space="preserve"> in the programme) also</w:t>
             </w:r>
             <w:r>
-              <w:t xml:space="preserve"> going to be </w:t>
-            </w:r>
-            <w:r>
-              <w:t>Put</w:t>
-            </w:r>
-            <w:r>
-              <w:t>ting</w:t>
-            </w:r>
-            <w:r>
-              <w:t xml:space="preserve"> in LEDs and put in programme for LEDs and a way to adjust it also making sure that it saves otherwise it can bog up the system (this can be done through eepprom in the programme).</w:t>
-            </w:r>
-            <w:r>
-              <w:t>(this will be shown on the dashboard and GUI)</w:t>
+              <w:t xml:space="preserve"> going to be Putting in LEDs and put in programme for LEDs and a way to adjust it also making sure that it saves otherwise it can bog up the system (this can be done through eepprom in the programme).(this will be shown on the dashboard and GUI)</w:t>
             </w:r>
           </w:p>
         </w:tc>
@@ -3597,7 +3513,6 @@
         </w:rPr>
         <w:t xml:space="preserve">Component </w:t>
       </w:r>
-      <w:proofErr w:type="gramStart"/>
       <w:r>
         <w:rPr>
           <w:b/>
@@ -3616,7 +3531,6 @@
         </w:rPr>
         <w:t>dashboard</w:t>
       </w:r>
-      <w:proofErr w:type="gramEnd"/>
     </w:p>
     <w:tbl>
       <w:tblPr>
@@ -3671,7 +3585,7 @@
             <w:shd w:val="clear" w:color="auto" w:fill="FFCCCC"/>
           </w:tcPr>
           <w:p>
-            <w:hyperlink r:id="rId30" w:history="1">
+            <w:hyperlink r:id="rId33" w:history="1">
               <w:r>
                 <w:rPr>
                   <w:rStyle w:val="Hyperlink"/>
@@ -3688,15 +3602,7 @@
           </w:tcPr>
           <w:p>
             <w:r>
-              <w:t xml:space="preserve">What if you had the </w:t>
-            </w:r>
-            <w:proofErr w:type="spellStart"/>
-            <w:r>
-              <w:t>leds</w:t>
-            </w:r>
-            <w:proofErr w:type="spellEnd"/>
-            <w:r>
-              <w:t xml:space="preserve"> on the side of the dashboard in a dial type </w:t>
+              <w:t xml:space="preserve">What if you had the leds on the side of the dashboard in a dial type </w:t>
             </w:r>
             <w:r>
               <w:t>arrangement</w:t>
@@ -3740,9 +3646,14 @@
             <w:shd w:val="clear" w:color="auto" w:fill="FFCCCC"/>
           </w:tcPr>
           <w:p>
-            <w:r>
-              <w:t>Second dashboard</w:t>
-            </w:r>
+            <w:hyperlink r:id="rId34" w:history="1">
+              <w:r>
+                <w:rPr>
+                  <w:rStyle w:val="Hyperlink"/>
+                </w:rPr>
+                <w:t>Second dashboard</w:t>
+              </w:r>
+            </w:hyperlink>
           </w:p>
         </w:tc>
         <w:tc>
@@ -3871,13 +3782,13 @@
         <w:rPr>
           <w:b/>
         </w:rPr>
-        <w:t xml:space="preserve">: </w:t>
+        <w:t>:</w:t>
       </w:r>
       <w:r>
         <w:rPr>
           <w:b/>
         </w:rPr>
-        <w:t>clutch sensing hub</w:t>
+        <w:t>PCBs</w:t>
       </w:r>
     </w:p>
     <w:tbl>
@@ -3899,372 +3810,6 @@
           </w:tcPr>
           <w:p>
             <w:r>
-              <w:t>Component Link/ File Name</w:t>
-            </w:r>
-          </w:p>
-        </w:tc>
-        <w:tc>
-          <w:tcPr>
-            <w:tcW w:w="3118" w:type="dxa"/>
-            <w:shd w:val="clear" w:color="auto" w:fill="FF7C80"/>
-          </w:tcPr>
-          <w:p>
-            <w:r>
-              <w:t>Testing/Feedback</w:t>
-            </w:r>
-          </w:p>
-        </w:tc>
-        <w:tc>
-          <w:tcPr>
-            <w:tcW w:w="3776" w:type="dxa"/>
-            <w:shd w:val="clear" w:color="auto" w:fill="FF7C80"/>
-          </w:tcPr>
-          <w:p>
-            <w:r>
-              <w:t>Changes to be made</w:t>
-            </w:r>
-          </w:p>
-        </w:tc>
-      </w:tr>
-      <w:tr>
-        <w:tc>
-          <w:tcPr>
-            <w:tcW w:w="2122" w:type="dxa"/>
-            <w:shd w:val="clear" w:color="auto" w:fill="FFCCCC"/>
-          </w:tcPr>
-          <w:p>
-            <w:hyperlink r:id="rId31" w:history="1">
-              <w:r>
-                <w:rPr>
-                  <w:rStyle w:val="Hyperlink"/>
-                </w:rPr>
-                <w:t>first clutch sensing hub</w:t>
-              </w:r>
-            </w:hyperlink>
-          </w:p>
-        </w:tc>
-        <w:tc>
-          <w:tcPr>
-            <w:tcW w:w="3118" w:type="dxa"/>
-            <w:shd w:val="clear" w:color="auto" w:fill="FFCCCC"/>
-          </w:tcPr>
-          <w:p/>
-        </w:tc>
-        <w:tc>
-          <w:tcPr>
-            <w:tcW w:w="3776" w:type="dxa"/>
-            <w:shd w:val="clear" w:color="auto" w:fill="FFCCCC"/>
-          </w:tcPr>
-          <w:p/>
-        </w:tc>
-      </w:tr>
-      <w:tr>
-        <w:tc>
-          <w:tcPr>
-            <w:tcW w:w="2122" w:type="dxa"/>
-            <w:shd w:val="clear" w:color="auto" w:fill="FFCCCC"/>
-          </w:tcPr>
-          <w:p/>
-        </w:tc>
-        <w:tc>
-          <w:tcPr>
-            <w:tcW w:w="3118" w:type="dxa"/>
-            <w:shd w:val="clear" w:color="auto" w:fill="FFCCCC"/>
-          </w:tcPr>
-          <w:p/>
-        </w:tc>
-        <w:tc>
-          <w:tcPr>
-            <w:tcW w:w="3776" w:type="dxa"/>
-            <w:shd w:val="clear" w:color="auto" w:fill="FFCCCC"/>
-          </w:tcPr>
-          <w:p/>
-        </w:tc>
-      </w:tr>
-      <w:tr>
-        <w:tc>
-          <w:tcPr>
-            <w:tcW w:w="2122" w:type="dxa"/>
-            <w:shd w:val="clear" w:color="auto" w:fill="FFCCCC"/>
-          </w:tcPr>
-          <w:p/>
-        </w:tc>
-        <w:tc>
-          <w:tcPr>
-            <w:tcW w:w="3118" w:type="dxa"/>
-            <w:shd w:val="clear" w:color="auto" w:fill="FFCCCC"/>
-          </w:tcPr>
-          <w:p/>
-        </w:tc>
-        <w:tc>
-          <w:tcPr>
-            <w:tcW w:w="3776" w:type="dxa"/>
-            <w:shd w:val="clear" w:color="auto" w:fill="FFCCCC"/>
-          </w:tcPr>
-          <w:p/>
-        </w:tc>
-      </w:tr>
-      <w:tr>
-        <w:tc>
-          <w:tcPr>
-            <w:tcW w:w="2122" w:type="dxa"/>
-            <w:shd w:val="clear" w:color="auto" w:fill="FFCCCC"/>
-          </w:tcPr>
-          <w:p/>
-        </w:tc>
-        <w:tc>
-          <w:tcPr>
-            <w:tcW w:w="3118" w:type="dxa"/>
-            <w:shd w:val="clear" w:color="auto" w:fill="FFCCCC"/>
-          </w:tcPr>
-          <w:p/>
-        </w:tc>
-        <w:tc>
-          <w:tcPr>
-            <w:tcW w:w="3776" w:type="dxa"/>
-            <w:shd w:val="clear" w:color="auto" w:fill="FFCCCC"/>
-          </w:tcPr>
-          <w:p/>
-        </w:tc>
-      </w:tr>
-    </w:tbl>
-    <w:p>
-      <w:pPr>
-        <w:rPr>
-          <w:b/>
-        </w:rPr>
-      </w:pPr>
-    </w:p>
-    <w:p>
-      <w:pPr>
-        <w:rPr>
-          <w:b/>
-        </w:rPr>
-      </w:pPr>
-      <w:r>
-        <w:rPr>
-          <w:b/>
-        </w:rPr>
-        <w:t xml:space="preserve">Component </w:t>
-      </w:r>
-      <w:r>
-        <w:rPr>
-          <w:b/>
-        </w:rPr>
-        <w:t>6</w:t>
-      </w:r>
-      <w:r>
-        <w:rPr>
-          <w:b/>
-        </w:rPr>
-        <w:t xml:space="preserve">: </w:t>
-      </w:r>
-      <w:r>
-        <w:rPr>
-          <w:b/>
-        </w:rPr>
-        <w:t>charging system</w:t>
-      </w:r>
-    </w:p>
-    <w:tbl>
-      <w:tblPr>
-        <w:tblStyle w:val="TableGrid"/>
-        <w:tblW w:w="0" w:type="auto"/>
-        <w:tblLook w:val="04A0" w:firstRow="1" w:lastRow="0" w:firstColumn="1" w:lastColumn="0" w:noHBand="0" w:noVBand="1"/>
-      </w:tblPr>
-      <w:tblGrid>
-        <w:gridCol w:w="2122"/>
-        <w:gridCol w:w="3118"/>
-        <w:gridCol w:w="3776"/>
-      </w:tblGrid>
-      <w:tr>
-        <w:tc>
-          <w:tcPr>
-            <w:tcW w:w="2122" w:type="dxa"/>
-            <w:shd w:val="clear" w:color="auto" w:fill="FF7C80"/>
-          </w:tcPr>
-          <w:p>
-            <w:r>
-              <w:t>Component Link/ File Name</w:t>
-            </w:r>
-          </w:p>
-        </w:tc>
-        <w:tc>
-          <w:tcPr>
-            <w:tcW w:w="3118" w:type="dxa"/>
-            <w:shd w:val="clear" w:color="auto" w:fill="FF7C80"/>
-          </w:tcPr>
-          <w:p>
-            <w:r>
-              <w:t>Testing/Feedback</w:t>
-            </w:r>
-          </w:p>
-        </w:tc>
-        <w:tc>
-          <w:tcPr>
-            <w:tcW w:w="3776" w:type="dxa"/>
-            <w:shd w:val="clear" w:color="auto" w:fill="FF7C80"/>
-          </w:tcPr>
-          <w:p>
-            <w:r>
-              <w:t>Changes to be made</w:t>
-            </w:r>
-          </w:p>
-        </w:tc>
-      </w:tr>
-      <w:tr>
-        <w:tc>
-          <w:tcPr>
-            <w:tcW w:w="2122" w:type="dxa"/>
-            <w:shd w:val="clear" w:color="auto" w:fill="FFCCCC"/>
-          </w:tcPr>
-          <w:p>
-            <w:hyperlink r:id="rId32" w:history="1">
-              <w:r>
-                <w:rPr>
-                  <w:rStyle w:val="Hyperlink"/>
-                </w:rPr>
-                <w:t>first charging control box</w:t>
-              </w:r>
-            </w:hyperlink>
-          </w:p>
-        </w:tc>
-        <w:tc>
-          <w:tcPr>
-            <w:tcW w:w="3118" w:type="dxa"/>
-            <w:shd w:val="clear" w:color="auto" w:fill="FFCCCC"/>
-          </w:tcPr>
-          <w:p>
-            <w:r>
-              <w:t xml:space="preserve"> </w:t>
-            </w:r>
-          </w:p>
-        </w:tc>
-        <w:tc>
-          <w:tcPr>
-            <w:tcW w:w="3776" w:type="dxa"/>
-            <w:shd w:val="clear" w:color="auto" w:fill="FFCCCC"/>
-          </w:tcPr>
-          <w:p/>
-        </w:tc>
-      </w:tr>
-      <w:tr>
-        <w:tc>
-          <w:tcPr>
-            <w:tcW w:w="2122" w:type="dxa"/>
-            <w:shd w:val="clear" w:color="auto" w:fill="FFCCCC"/>
-          </w:tcPr>
-          <w:p/>
-        </w:tc>
-        <w:tc>
-          <w:tcPr>
-            <w:tcW w:w="3118" w:type="dxa"/>
-            <w:shd w:val="clear" w:color="auto" w:fill="FFCCCC"/>
-          </w:tcPr>
-          <w:p/>
-        </w:tc>
-        <w:tc>
-          <w:tcPr>
-            <w:tcW w:w="3776" w:type="dxa"/>
-            <w:shd w:val="clear" w:color="auto" w:fill="FFCCCC"/>
-          </w:tcPr>
-          <w:p/>
-        </w:tc>
-      </w:tr>
-      <w:tr>
-        <w:tc>
-          <w:tcPr>
-            <w:tcW w:w="2122" w:type="dxa"/>
-            <w:shd w:val="clear" w:color="auto" w:fill="FFCCCC"/>
-          </w:tcPr>
-          <w:p/>
-        </w:tc>
-        <w:tc>
-          <w:tcPr>
-            <w:tcW w:w="3118" w:type="dxa"/>
-            <w:shd w:val="clear" w:color="auto" w:fill="FFCCCC"/>
-          </w:tcPr>
-          <w:p/>
-        </w:tc>
-        <w:tc>
-          <w:tcPr>
-            <w:tcW w:w="3776" w:type="dxa"/>
-            <w:shd w:val="clear" w:color="auto" w:fill="FFCCCC"/>
-          </w:tcPr>
-          <w:p/>
-        </w:tc>
-      </w:tr>
-      <w:tr>
-        <w:tc>
-          <w:tcPr>
-            <w:tcW w:w="2122" w:type="dxa"/>
-            <w:shd w:val="clear" w:color="auto" w:fill="FFCCCC"/>
-          </w:tcPr>
-          <w:p/>
-        </w:tc>
-        <w:tc>
-          <w:tcPr>
-            <w:tcW w:w="3118" w:type="dxa"/>
-            <w:shd w:val="clear" w:color="auto" w:fill="FFCCCC"/>
-          </w:tcPr>
-          <w:p/>
-        </w:tc>
-        <w:tc>
-          <w:tcPr>
-            <w:tcW w:w="3776" w:type="dxa"/>
-            <w:shd w:val="clear" w:color="auto" w:fill="FFCCCC"/>
-          </w:tcPr>
-          <w:p/>
-        </w:tc>
-      </w:tr>
-    </w:tbl>
-    <w:p>
-      <w:pPr>
-        <w:rPr>
-          <w:b/>
-        </w:rPr>
-      </w:pPr>
-      <w:r>
-        <w:rPr>
-          <w:b/>
-        </w:rPr>
-        <w:t xml:space="preserve">Component </w:t>
-      </w:r>
-      <w:proofErr w:type="gramStart"/>
-      <w:r>
-        <w:rPr>
-          <w:b/>
-        </w:rPr>
-        <w:t>7:</w:t>
-      </w:r>
-      <w:r>
-        <w:rPr>
-          <w:b/>
-        </w:rPr>
-        <w:t>PCBs</w:t>
-      </w:r>
-      <w:proofErr w:type="gramEnd"/>
-    </w:p>
-    <w:tbl>
-      <w:tblPr>
-        <w:tblStyle w:val="TableGrid"/>
-        <w:tblW w:w="0" w:type="auto"/>
-        <w:tblLook w:val="04A0" w:firstRow="1" w:lastRow="0" w:firstColumn="1" w:lastColumn="0" w:noHBand="0" w:noVBand="1"/>
-      </w:tblPr>
-      <w:tblGrid>
-        <w:gridCol w:w="2122"/>
-        <w:gridCol w:w="3118"/>
-        <w:gridCol w:w="3776"/>
-      </w:tblGrid>
-      <w:tr>
-        <w:tc>
-          <w:tcPr>
-            <w:tcW w:w="2122" w:type="dxa"/>
-            <w:shd w:val="clear" w:color="auto" w:fill="FF7C80"/>
-          </w:tcPr>
-          <w:p>
-            <w:r>
-              <w:lastRenderedPageBreak/>
               <w:t>Component Link/ File Name</w:t>
             </w:r>
           </w:p>
@@ -4320,10 +3865,10 @@
                   <v:path o:extrusionok="f" gradientshapeok="t" o:connecttype="rect"/>
                   <o:lock v:ext="edit" aspectratio="t"/>
                 </v:shapetype>
-                <v:shape id="_x0000_i1025" type="#_x0000_t75" style="width:75.25pt;height:48.9pt" o:ole="">
-                  <v:imagedata r:id="rId33" o:title=""/>
+                <v:shape id="_x0000_i1025" type="#_x0000_t75" style="width:75.5pt;height:49pt" o:ole="">
+                  <v:imagedata r:id="rId35" o:title=""/>
                 </v:shape>
-                <o:OLEObject Type="Embed" ProgID="Package" ShapeID="_x0000_i1025" DrawAspect="Icon" ObjectID="_1848215243" r:id="rId34"/>
+                <o:OLEObject Type="Embed" ProgID="Package" ShapeID="_x0000_i1025" DrawAspect="Icon" ObjectID="_1848568981" r:id="rId36"/>
               </w:object>
             </w:r>
           </w:p>
@@ -4397,62 +3942,10 @@
           <w:p>
             <w:r>
               <w:object w:dxaOrig="1543" w:dyaOrig="1000" w14:anchorId="2651B53F">
-                <v:shape id="_x0000_i1026" type="#_x0000_t75" style="width:76.6pt;height:49.85pt" o:ole="">
-                  <v:imagedata r:id="rId35" o:title=""/>
-                </v:shape>
-                <o:OLEObject Type="Embed" ProgID="Package" ShapeID="_x0000_i1026" DrawAspect="Icon" ObjectID="_1848215244" r:id="rId36"/>
-              </w:object>
-            </w:r>
-          </w:p>
-        </w:tc>
-        <w:tc>
-          <w:tcPr>
-            <w:tcW w:w="3118" w:type="dxa"/>
-            <w:shd w:val="clear" w:color="auto" w:fill="FFCCCC"/>
-          </w:tcPr>
-          <w:p>
-            <w:r>
-              <w:t xml:space="preserve">Through testing the Arduino R4 did get burned so </w:t>
-            </w:r>
-            <w:r>
-              <w:t xml:space="preserve">maybe add a PPTC fuse and a Schottky Diode on both the Vin and battery sensing </w:t>
-            </w:r>
-            <w:r>
-              <w:t>port</w:t>
-            </w:r>
-          </w:p>
-        </w:tc>
-        <w:tc>
-          <w:tcPr>
-            <w:tcW w:w="3776" w:type="dxa"/>
-            <w:shd w:val="clear" w:color="auto" w:fill="FFCCCC"/>
-          </w:tcPr>
-          <w:p>
-            <w:r>
-              <w:t xml:space="preserve">A PPTC Fuse and a Schottky diode will be added to the Vin and battery sensing port, </w:t>
-            </w:r>
-            <w:r>
-              <w:t xml:space="preserve">2 LEDs will be swapped out for sensor ports due to not having enough ports and the fact that the engine </w:t>
-            </w:r>
-            <w:r>
-              <w:t>LEDs can be coded to turn in every 2Krpm</w:t>
-            </w:r>
-          </w:p>
-        </w:tc>
-      </w:tr>
-      <w:tr>
-        <w:tc>
-          <w:tcPr>
-            <w:tcW w:w="2122" w:type="dxa"/>
-            <w:shd w:val="clear" w:color="auto" w:fill="FFCCCC"/>
-          </w:tcPr>
-          <w:p>
-            <w:r>
-              <w:object w:dxaOrig="1543" w:dyaOrig="1000" w14:anchorId="2A3A1969">
-                <v:shape id="_x0000_i1027" type="#_x0000_t75" style="width:76.6pt;height:49.85pt" o:ole="">
+                <v:shape id="_x0000_i1026" type="#_x0000_t75" style="width:76.5pt;height:50pt" o:ole="">
                   <v:imagedata r:id="rId37" o:title=""/>
                 </v:shape>
-                <o:OLEObject Type="Embed" ProgID="Package" ShapeID="_x0000_i1027" DrawAspect="Icon" ObjectID="_1848215245" r:id="rId38"/>
+                <o:OLEObject Type="Embed" ProgID="Package" ShapeID="_x0000_i1026" DrawAspect="Icon" ObjectID="_1848568982" r:id="rId38"/>
               </w:object>
             </w:r>
           </w:p>
@@ -4464,19 +3957,13 @@
           </w:tcPr>
           <w:p>
             <w:r>
-              <w:t xml:space="preserve">With testing it has been found that an electromagnet stores a lot of energy and when it gets turned off it gets released very </w:t>
-            </w:r>
-            <w:r>
-              <w:t>violently (</w:t>
-            </w:r>
-            <w:r>
-              <w:t>roughly 200</w:t>
-            </w:r>
-            <w:r>
-              <w:t xml:space="preserve">V </w:t>
-            </w:r>
-            <w:r>
-              <w:t>strait back into the system)</w:t>
+              <w:t xml:space="preserve">Through testing the Arduino R4 did get burned so </w:t>
+            </w:r>
+            <w:r>
+              <w:t xml:space="preserve">maybe add a PPTC fuse and a Schottky Diode on both the Vin and battery sensing </w:t>
+            </w:r>
+            <w:r>
+              <w:t>port</w:t>
             </w:r>
           </w:p>
         </w:tc>
@@ -4487,31 +3974,13 @@
           </w:tcPr>
           <w:p>
             <w:r>
-              <w:t xml:space="preserve">A PPTC fuse to </w:t>
-            </w:r>
-            <w:r>
-              <w:t>protect the magnet, a Zener and Schottky diod</w:t>
-            </w:r>
-            <w:r>
-              <w:t xml:space="preserve">e will be added onto this PCB to funnel the </w:t>
-            </w:r>
-            <w:r>
-              <w:t xml:space="preserve">energy into ground (this bypasses the Mosfet </w:t>
-            </w:r>
-            <w:r>
-              <w:t>and sensitive low voltage electronics</w:t>
-            </w:r>
-            <w:r>
-              <w:t xml:space="preserve">) which </w:t>
-            </w:r>
-            <w:r>
-              <w:t>t</w:t>
-            </w:r>
-            <w:r>
-              <w:t xml:space="preserve">hen </w:t>
-            </w:r>
-            <w:r>
-              <w:t>returns it to the batteries</w:t>
+              <w:t xml:space="preserve">A PPTC Fuse and a Schottky diode will be added to the Vin and battery sensing port, </w:t>
+            </w:r>
+            <w:r>
+              <w:t xml:space="preserve">2 LEDs will be swapped out for sensor ports due to not having enough ports and the fact that the engine </w:t>
+            </w:r>
+            <w:r>
+              <w:t>LEDs can be coded to turn in every 2Krpm</w:t>
             </w:r>
           </w:p>
         </w:tc>
@@ -4524,11 +3993,87 @@
           </w:tcPr>
           <w:p>
             <w:r>
-              <w:object w:dxaOrig="1543" w:dyaOrig="1000" w14:anchorId="530D09F3">
-                <v:shape id="_x0000_i1028" type="#_x0000_t75" style="width:76.6pt;height:49.85pt" o:ole="">
+              <w:object w:dxaOrig="1543" w:dyaOrig="1000" w14:anchorId="2A3A1969">
+                <v:shape id="_x0000_i1027" type="#_x0000_t75" style="width:76.5pt;height:50pt" o:ole="">
                   <v:imagedata r:id="rId39" o:title=""/>
                 </v:shape>
-                <o:OLEObject Type="Embed" ProgID="Package" ShapeID="_x0000_i1028" DrawAspect="Icon" ObjectID="_1848215246" r:id="rId40"/>
+                <o:OLEObject Type="Embed" ProgID="Package" ShapeID="_x0000_i1027" DrawAspect="Icon" ObjectID="_1848568983" r:id="rId40"/>
+              </w:object>
+            </w:r>
+          </w:p>
+        </w:tc>
+        <w:tc>
+          <w:tcPr>
+            <w:tcW w:w="3118" w:type="dxa"/>
+            <w:shd w:val="clear" w:color="auto" w:fill="FFCCCC"/>
+          </w:tcPr>
+          <w:p>
+            <w:r>
+              <w:t xml:space="preserve">With testing it has been found that an electromagnet stores a lot of energy and when it gets turned off it gets released very </w:t>
+            </w:r>
+            <w:r>
+              <w:t>violently (</w:t>
+            </w:r>
+            <w:r>
+              <w:t>roughly 200</w:t>
+            </w:r>
+            <w:r>
+              <w:t xml:space="preserve">V </w:t>
+            </w:r>
+            <w:r>
+              <w:t>strait back into the system)</w:t>
+            </w:r>
+          </w:p>
+        </w:tc>
+        <w:tc>
+          <w:tcPr>
+            <w:tcW w:w="3776" w:type="dxa"/>
+            <w:shd w:val="clear" w:color="auto" w:fill="FFCCCC"/>
+          </w:tcPr>
+          <w:p>
+            <w:r>
+              <w:t xml:space="preserve">A PPTC fuse to </w:t>
+            </w:r>
+            <w:r>
+              <w:t>protect the magnet, a Zener and Schottky diod</w:t>
+            </w:r>
+            <w:r>
+              <w:t xml:space="preserve">e will be added onto this PCB to funnel the </w:t>
+            </w:r>
+            <w:r>
+              <w:t xml:space="preserve">energy into ground (this bypasses the Mosfet </w:t>
+            </w:r>
+            <w:r>
+              <w:t>and sensitive low voltage electronics</w:t>
+            </w:r>
+            <w:r>
+              <w:t xml:space="preserve">) which </w:t>
+            </w:r>
+            <w:r>
+              <w:t>t</w:t>
+            </w:r>
+            <w:r>
+              <w:t xml:space="preserve">hen </w:t>
+            </w:r>
+            <w:r>
+              <w:t>returns it to the batteries</w:t>
+            </w:r>
+          </w:p>
+        </w:tc>
+      </w:tr>
+      <w:tr>
+        <w:tc>
+          <w:tcPr>
+            <w:tcW w:w="2122" w:type="dxa"/>
+            <w:shd w:val="clear" w:color="auto" w:fill="FFCCCC"/>
+          </w:tcPr>
+          <w:p>
+            <w:r>
+              <w:object w:dxaOrig="1543" w:dyaOrig="1000" w14:anchorId="530D09F3">
+                <v:shape id="_x0000_i1028" type="#_x0000_t75" style="width:76.5pt;height:50pt" o:ole="">
+                  <v:imagedata r:id="rId41" o:title=""/>
+                </v:shape>
+                <o:OLEObject Type="Embed" ProgID="Package" ShapeID="_x0000_i1028" DrawAspect="Icon" ObjectID="_1848568984" r:id="rId42"/>
               </w:object>
             </w:r>
           </w:p>
@@ -4826,15 +4371,7 @@
         <w:t xml:space="preserve"> or location</w:t>
       </w:r>
       <w:r>
-        <w:t xml:space="preserve"> to your </w:t>
-      </w:r>
-      <w:proofErr w:type="gramStart"/>
-      <w:r>
-        <w:t>final outcome</w:t>
-      </w:r>
-      <w:proofErr w:type="gramEnd"/>
-      <w:r>
-        <w:t xml:space="preserve"> </w:t>
+        <w:t xml:space="preserve"> to your final outcome </w:t>
       </w:r>
       <w:r>
         <w:t xml:space="preserve">before testing </w:t>
@@ -4849,7 +4386,6 @@
         <w:pStyle w:val="Heading2"/>
       </w:pPr>
       <w:r>
-        <w:lastRenderedPageBreak/>
         <w:t>Testing</w:t>
       </w:r>
     </w:p>
@@ -4923,13 +4459,8 @@
             <w:shd w:val="clear" w:color="auto" w:fill="FFCCCC"/>
           </w:tcPr>
           <w:p>
-            <w:proofErr w:type="gramStart"/>
-            <w:r>
-              <w:t>Is</w:t>
-            </w:r>
-            <w:proofErr w:type="gramEnd"/>
-            <w:r>
-              <w:t xml:space="preserve"> there any spelling mistakes that were made </w:t>
+            <w:r>
+              <w:t xml:space="preserve">Is there any spelling mistakes that were made </w:t>
             </w:r>
           </w:p>
         </w:tc>
@@ -4969,13 +4500,8 @@
             <w:shd w:val="clear" w:color="auto" w:fill="FFCCCC"/>
           </w:tcPr>
           <w:p>
-            <w:proofErr w:type="gramStart"/>
-            <w:r>
-              <w:t>Is</w:t>
-            </w:r>
-            <w:proofErr w:type="gramEnd"/>
-            <w:r>
-              <w:t xml:space="preserve"> there any </w:t>
+            <w:r>
+              <w:t xml:space="preserve">Is there any </w:t>
             </w:r>
             <w:r>
               <w:t xml:space="preserve">grammar mistakes in what I wrote </w:t>
@@ -5198,15 +4724,7 @@
           </w:tcPr>
           <w:p>
             <w:r>
-              <w:t xml:space="preserve">Is the way that the </w:t>
-            </w:r>
-            <w:proofErr w:type="gramStart"/>
-            <w:r>
-              <w:t>final outcome</w:t>
-            </w:r>
-            <w:proofErr w:type="gramEnd"/>
-            <w:r>
-              <w:t xml:space="preserve"> looks aesthetically pleasing </w:t>
+              <w:t xml:space="preserve">Is the way that the final outcome looks aesthetically pleasing </w:t>
             </w:r>
           </w:p>
         </w:tc>
@@ -5241,6 +4759,7 @@
           </w:p>
           <w:p>
             <w:r>
+              <w:lastRenderedPageBreak/>
               <w:t>appropriate:</w:t>
             </w:r>
           </w:p>
@@ -5252,6 +4771,7 @@
           </w:tcPr>
           <w:p>
             <w:r>
+              <w:lastRenderedPageBreak/>
               <w:t>?</w:t>
             </w:r>
           </w:p>
@@ -5270,13 +4790,8 @@
       <w:pPr>
         <w:pStyle w:val="Heading3"/>
       </w:pPr>
-      <w:proofErr w:type="gramStart"/>
-      <w:r>
-        <w:t>Final Outcome</w:t>
-      </w:r>
-      <w:proofErr w:type="gramEnd"/>
-      <w:r>
-        <w:t xml:space="preserve"> after Testing</w:t>
+      <w:r>
+        <w:t>Final Outcome after Testing</w:t>
       </w:r>
     </w:p>
     <w:p>
@@ -5284,15 +4799,7 @@
         <w:shd w:val="clear" w:color="auto" w:fill="FFF2CC" w:themeFill="accent4" w:themeFillTint="33"/>
       </w:pPr>
       <w:r>
-        <w:t xml:space="preserve">Please provide a link to your </w:t>
-      </w:r>
-      <w:proofErr w:type="gramStart"/>
-      <w:r>
-        <w:t>final outcome</w:t>
-      </w:r>
-      <w:proofErr w:type="gramEnd"/>
-      <w:r>
-        <w:t xml:space="preserve"> after testing has been completed. </w:t>
+        <w:t xml:space="preserve">Please provide a link to your final outcome after testing has been completed. </w:t>
       </w:r>
     </w:p>
     <w:p/>
@@ -5312,39 +4819,7 @@
         <w:shd w:val="clear" w:color="auto" w:fill="FFF2CC" w:themeFill="accent4" w:themeFillTint="33"/>
       </w:pPr>
       <w:r>
-        <w:t xml:space="preserve">Testing and trialling </w:t>
-      </w:r>
-      <w:proofErr w:type="gramStart"/>
-      <w:r>
-        <w:t>was</w:t>
-      </w:r>
-      <w:proofErr w:type="gramEnd"/>
-      <w:r>
-        <w:t xml:space="preserve"> a big part of developing my </w:t>
-      </w:r>
-      <w:proofErr w:type="gramStart"/>
-      <w:r>
-        <w:t>final outcome</w:t>
-      </w:r>
-      <w:proofErr w:type="gramEnd"/>
-      <w:r>
-        <w:t xml:space="preserve"> because a lot of the problems were only found once the system was </w:t>
-      </w:r>
-      <w:proofErr w:type="gramStart"/>
-      <w:r>
-        <w:t>actually being</w:t>
-      </w:r>
-      <w:proofErr w:type="gramEnd"/>
-      <w:r>
-        <w:t xml:space="preserve"> used on the bike. One of the biggest problems we found was with the electromagnetic clutch. When testing the clutch, it worked normally while powered, but when it was switched off, the electromagnet released a large voltage back into the system. We measured this voltage and found that the spike was much higher than what the Arduino and other electronics could handle. This voltage travelled back through the circuit and ended up damaging and frying parts of the electronics. From this testing, I found that the clutch needed its own protection, so I added a Schottky diode across the clutch coil and a PPTC to add extra protection to the circuit. After testing the clutch again, the voltage spike was </w:t>
-      </w:r>
-      <w:proofErr w:type="gramStart"/>
-      <w:r>
-        <w:t>controlled</w:t>
-      </w:r>
-      <w:proofErr w:type="gramEnd"/>
-      <w:r>
-        <w:t xml:space="preserve"> and the electronics were no longer being damaged.</w:t>
+        <w:t>Testing and trialling was a big part of developing my final outcome because a lot of the problems were only found once the system was actually being used on the bike. One of the biggest problems we found was with the electromagnetic clutch. When testing the clutch, it worked normally while powered, but when it was switched off, the electromagnet released a large voltage back into the system. We measured this voltage and found that the spike was much higher than what the Arduino and other electronics could handle. This voltage travelled back through the circuit and ended up damaging and frying parts of the electronics. From this testing, I found that the clutch needed its own protection, so I added a Schottky diode across the clutch coil and a PPTC to add extra protection to the circuit. After testing the clutch again, the voltage spike was controlled and the electronics were no longer being damaged.</w:t>
       </w:r>
     </w:p>
     <w:p>
@@ -5352,15 +4827,7 @@
         <w:shd w:val="clear" w:color="auto" w:fill="FFF2CC" w:themeFill="accent4" w:themeFillTint="33"/>
       </w:pPr>
       <w:r>
-        <w:t xml:space="preserve">Testing the Arduino UNO R4 and throttle also showed some problems. When the 800 W motor was running, the high current being drawn by the motor created electrical noise and voltage fluctuations in the system. This caused the Hall sensor used for the throttle to give unstable readings, which could make the motor response inconsistent. I added 0.1 </w:t>
-      </w:r>
-      <w:proofErr w:type="spellStart"/>
-      <w:r>
-        <w:t>uF</w:t>
-      </w:r>
-      <w:proofErr w:type="spellEnd"/>
-      <w:r>
-        <w:t xml:space="preserve"> capacitors to the sensor signal and other sensitive circuits to help filter out the electrical noise. After testing this again, the throttle readings became much more stable and the motor responded more consistently to the throttle input. I also improved the throttle mapping in the Arduino so the throttle could be adjusted and calibrated rather than relying on one fixed range.</w:t>
+        <w:t>Testing the Arduino UNO R4 and throttle also showed some problems. When the 800 W motor was running, the high current being drawn by the motor created electrical noise and voltage fluctuations in the system. This caused the Hall sensor used for the throttle to give unstable readings, which could make the motor response inconsistent. I added 0.1 uF capacitors to the sensor signal and other sensitive circuits to help filter out the electrical noise. After testing this again, the throttle readings became much more stable and the motor responded more consistently to the throttle input. I also improved the throttle mapping in the Arduino so the throttle could be adjusted and calibrated rather than relying on one fixed range.</w:t>
       </w:r>
     </w:p>
     <w:p>
@@ -5368,40 +4835,27 @@
         <w:shd w:val="clear" w:color="auto" w:fill="FFF2CC" w:themeFill="accent4" w:themeFillTint="33"/>
       </w:pPr>
       <w:r>
+        <w:t>The Hall sensors used for measuring the motor RPM, driveshaft RPM and speed also had issues during early testing. Electrical interference from the motor caused false triggers, which gave incorrect RPM and speed readings. Adding the 0.1 uF capacitors helped smooth the signals and stopped the false triggers. I also planned for shielded and twisted-pair wiring to further reduce interference. This improved the accuracy and reliability of the speed and RPM information shown on the dashboard and OLED.</w:t>
+      </w:r>
+    </w:p>
+    <w:p>
+      <w:pPr>
+        <w:shd w:val="clear" w:color="auto" w:fill="FFF2CC" w:themeFill="accent4" w:themeFillTint="33"/>
+      </w:pPr>
+      <w:r>
+        <w:t>The battery voltage sensing circuit was also tested because the Arduino could not safely measure the full 36 V battery voltage directly. I used a resistor voltage divider to reduce the battery voltage to a safe level for the Arduino analogue input. Testing the circuit allowed me to check that the voltage being measured by the Arduino matched the actual battery voltage closely enough to be useful. This was then used in the dashboard to estimate the battery level and show when the battery was getting low. Protection was also added around the battery sensing and Arduino power circuits using PPTCs and other components so that a fault was less likely to damage the Arduino.</w:t>
+      </w:r>
+    </w:p>
+    <w:p>
+      <w:pPr>
+        <w:shd w:val="clear" w:color="auto" w:fill="FFF2CC" w:themeFill="accent4" w:themeFillTint="33"/>
+      </w:pPr>
+      <w:r>
+        <w:t xml:space="preserve">Overall, testing and trialling helped me find problems that I would not have noticed just from designing the system on paper. Each problem gave me information that I could use to change the design. The final outcome was improved through changes such as the clutch voltage protection, PPTCs, throttle filtering and mapping, Hall sensor filtering and battery voltage sensing. This made the </w:t>
+      </w:r>
+      <w:r>
         <w:lastRenderedPageBreak/>
-        <w:t xml:space="preserve">The Hall sensors used for measuring the motor RPM, driveshaft RPM and speed also had issues during early testing. Electrical interference from the motor caused false triggers, which gave incorrect RPM and speed readings. Adding the 0.1 </w:t>
-      </w:r>
-      <w:proofErr w:type="spellStart"/>
-      <w:r>
-        <w:t>uF</w:t>
-      </w:r>
-      <w:proofErr w:type="spellEnd"/>
-      <w:r>
-        <w:t xml:space="preserve"> capacitors helped smooth the signals and stopped the false triggers. I also planned for shielded and twisted-pair wiring to further reduce interference. This improved the accuracy and reliability of the speed and RPM information shown on the dashboard and OLED.</w:t>
-      </w:r>
-    </w:p>
-    <w:p>
-      <w:pPr>
-        <w:shd w:val="clear" w:color="auto" w:fill="FFF2CC" w:themeFill="accent4" w:themeFillTint="33"/>
-      </w:pPr>
-      <w:r>
-        <w:t>The battery voltage sensing circuit was also tested because the Arduino could not safely measure the full 36 V battery voltage directly. I used a resistor voltage divider to reduce the battery voltage to a safe level for the Arduino analogue input. Testing the circuit allowed me to check that the voltage being measured by the Arduino matched the actual battery voltage closely enough to be useful. This was then used in the dashboard to estimate the battery level and show when the battery was getting low. Protection was also added around the battery sensing and Arduino power circuits using PPTCs and other components so that a fault was less likely to damage the Arduino.</w:t>
-      </w:r>
-    </w:p>
-    <w:p>
-      <w:pPr>
-        <w:shd w:val="clear" w:color="auto" w:fill="FFF2CC" w:themeFill="accent4" w:themeFillTint="33"/>
-      </w:pPr>
-      <w:r>
-        <w:t xml:space="preserve">Overall, testing and trialling helped me find problems that I would not have noticed just from designing the system on paper. Each problem gave me information that I could use to change the design. The </w:t>
-      </w:r>
-      <w:proofErr w:type="gramStart"/>
-      <w:r>
-        <w:t>final outcome</w:t>
-      </w:r>
-      <w:proofErr w:type="gramEnd"/>
-      <w:r>
-        <w:t xml:space="preserve"> was improved through changes such as the clutch voltage protection, PPTCs, throttle filtering and mapping, Hall sensor filtering and battery voltage sensing. This made the digital system more reliable, protected the Arduino and other components, and made the information and controls more consistent when the bike was being operated.</w:t>
+        <w:t>digital system more reliable, protected the Arduino and other components, and made the information and controls more consistent when the bike was being operated.</w:t>
       </w:r>
     </w:p>
     <w:p>
@@ -5519,11 +4973,7 @@
         <w:shd w:val="clear" w:color="auto" w:fill="A8D08D" w:themeFill="accent6" w:themeFillTint="99"/>
       </w:pPr>
       <w:r>
-        <w:t xml:space="preserve">Testing showed me that some parts of my original plan did not work as well as I expected. When the Arduino and 800 W motor were tested together, the motor created electrical noise and voltage </w:t>
-      </w:r>
-      <w:r>
-        <w:lastRenderedPageBreak/>
-        <w:t xml:space="preserve">fluctuations which affected the Hall sensors. The throttle readings could become </w:t>
+        <w:t xml:space="preserve">Testing showed me that some parts of my original plan did not work as well as I expected. When the Arduino and 800 W motor were tested together, the motor created electrical noise and voltage fluctuations which affected the Hall sensors. The throttle readings could become </w:t>
       </w:r>
       <w:r>
         <w:t>unstable,</w:t>
@@ -5573,7 +5023,11 @@
         <w:shd w:val="clear" w:color="auto" w:fill="A8D08D" w:themeFill="accent6" w:themeFillTint="99"/>
       </w:pPr>
       <w:r>
-        <w:t>Another important part of trialling was the GUI. Instead of having the throttle mapping fixed in the Arduino code, I made the GUI allow the throttle minimum and maximum values to be changed. This meant I could test the throttle on the actual bike and adjust the mapping if the throttle was not responding correctly. I also added settings for things such as the clutch threshold. This made the system easier to calibrate because I did not have to keep changing the Arduino code every time I wanted to adjust the throttle response. Trialling the GUI and the physical throttle together helped me get a more consistent response from the motor and made the final system more adjustable.</w:t>
+        <w:t xml:space="preserve">Another important part of trialling was the GUI. Instead of having the throttle mapping fixed in the Arduino code, I made the GUI allow the throttle minimum and maximum values to be changed. This meant I could test the throttle on the actual bike and adjust the mapping if the throttle was not </w:t>
+      </w:r>
+      <w:r>
+        <w:lastRenderedPageBreak/>
+        <w:t>responding correctly. I also added settings for things such as the clutch threshold. This made the system easier to calibrate because I did not have to keep changing the Arduino code every time I wanted to adjust the throttle response. Trialling the GUI and the physical throttle together helped me get a more consistent response from the motor and made the final system more adjustable.</w:t>
       </w:r>
     </w:p>
     <w:p>
@@ -5658,11 +5112,7 @@
         <w:t>happening</w:t>
       </w:r>
       <w:r>
-        <w:t xml:space="preserve"> instead of what I expected to happen. One example was the throttle system. I originally planned for the Arduino to read the Hall sensor and control the motor, but testing showed that the readings were being affected by electrical noise. I added 0.1 µF capacitors and improved the filtering, which made the readings more stable. I then used the GUI to adjust the minimum and maximum throttle values while testing the bike. This meant the throttle could be calibrated to the actual sensor instead of relying on values that were </w:t>
-      </w:r>
-      <w:r>
-        <w:lastRenderedPageBreak/>
-        <w:t>only calculated during the planning stage. These changes made the throttle response more consistent and gave me more control over how the system operated.</w:t>
+        <w:t xml:space="preserve"> instead of what I expected to happen. One example was the throttle system. I originally planned for the Arduino to read the Hall sensor and control the motor, but testing showed that the readings were being affected by electrical noise. I added 0.1 µF capacitors and improved the filtering, which made the readings more stable. I then used the GUI to adjust the minimum and maximum throttle values while testing the bike. This meant the throttle could be calibrated to the actual sensor instead of relying on values that were only calculated during the planning stage. These changes made the throttle response more consistent and gave me more control over how the system operated.</w:t>
       </w:r>
     </w:p>
     <w:p>
@@ -6297,7 +5747,6 @@
   <w:style w:type="character" w:default="1" w:styleId="DefaultParagraphFont">
     <w:name w:val="Default Paragraph Font"/>
     <w:uiPriority w:val="1"/>
-    <w:semiHidden/>
     <w:unhideWhenUsed/>
   </w:style>
   <w:style w:type="table" w:default="1" w:styleId="TableNormal">
@@ -6804,6 +6253,59 @@
 </file>
 
 <file path=customXml/item2.xml><?xml version="1.0" encoding="utf-8"?>
+<b:Sources xmlns:b="http://schemas.openxmlformats.org/officeDocument/2006/bibliography" xmlns="http://schemas.openxmlformats.org/officeDocument/2006/bibliography" SelectedStyle="\APASixthEditionOfficeOnline.xsl" StyleName="APA" Version="6"/>
+</file>
+
+<file path=customXml/item3.xml><?xml version="1.0" encoding="utf-8"?>
+<p:properties xmlns:p="http://schemas.microsoft.com/office/2006/metadata/properties" xmlns:xsi="http://www.w3.org/2001/XMLSchema-instance" xmlns:pc="http://schemas.microsoft.com/office/infopath/2007/PartnerControls">
+  <documentManagement>
+    <FolderType xmlns="8e8bdfa1-897e-455b-96e1-da9724e984b4" xsi:nil="true"/>
+    <Has_Teacher_Only_SectionGroup xmlns="8e8bdfa1-897e-455b-96e1-da9724e984b4" xsi:nil="true"/>
+    <DefaultSectionNames xmlns="8e8bdfa1-897e-455b-96e1-da9724e984b4" xsi:nil="true"/>
+    <AppVersion xmlns="8e8bdfa1-897e-455b-96e1-da9724e984b4" xsi:nil="true"/>
+    <Invited_Students xmlns="8e8bdfa1-897e-455b-96e1-da9724e984b4" xsi:nil="true"/>
+    <Teachers xmlns="8e8bdfa1-897e-455b-96e1-da9724e984b4">
+      <UserInfo>
+        <DisplayName/>
+        <AccountId xsi:nil="true"/>
+        <AccountType/>
+      </UserInfo>
+    </Teachers>
+    <Self_Registration_Enabled xmlns="8e8bdfa1-897e-455b-96e1-da9724e984b4" xsi:nil="true"/>
+    <Is_Collaboration_Space_Locked xmlns="8e8bdfa1-897e-455b-96e1-da9724e984b4" xsi:nil="true"/>
+    <CultureName xmlns="8e8bdfa1-897e-455b-96e1-da9724e984b4" xsi:nil="true"/>
+    <Templates xmlns="8e8bdfa1-897e-455b-96e1-da9724e984b4" xsi:nil="true"/>
+    <NotebookType xmlns="8e8bdfa1-897e-455b-96e1-da9724e984b4" xsi:nil="true"/>
+    <Students xmlns="8e8bdfa1-897e-455b-96e1-da9724e984b4">
+      <UserInfo>
+        <DisplayName/>
+        <AccountId xsi:nil="true"/>
+        <AccountType/>
+      </UserInfo>
+    </Students>
+    <Student_Groups xmlns="8e8bdfa1-897e-455b-96e1-da9724e984b4">
+      <UserInfo>
+        <DisplayName/>
+        <AccountId xsi:nil="true"/>
+        <AccountType/>
+      </UserInfo>
+    </Student_Groups>
+    <TeamsChannelId xmlns="8e8bdfa1-897e-455b-96e1-da9724e984b4" xsi:nil="true"/>
+    <Owner xmlns="8e8bdfa1-897e-455b-96e1-da9724e984b4">
+      <UserInfo>
+        <DisplayName/>
+        <AccountId xsi:nil="true"/>
+        <AccountType/>
+      </UserInfo>
+    </Owner>
+    <Math_Settings xmlns="8e8bdfa1-897e-455b-96e1-da9724e984b4" xsi:nil="true"/>
+    <Invited_Teachers xmlns="8e8bdfa1-897e-455b-96e1-da9724e984b4" xsi:nil="true"/>
+    <IsNotebookLocked xmlns="8e8bdfa1-897e-455b-96e1-da9724e984b4" xsi:nil="true"/>
+  </documentManagement>
+</p:properties>
+</file>
+
+<file path=customXml/item4.xml><?xml version="1.0" encoding="utf-8"?>
 <ct:contentTypeSchema xmlns:ct="http://schemas.microsoft.com/office/2006/metadata/contentType" xmlns:ma="http://schemas.microsoft.com/office/2006/metadata/properties/metaAttributes" ct:_="" ma:_="" ma:contentTypeName="Document" ma:contentTypeID="0x010100B404DBCFBC02B04D838E297E7AC49BEC" ma:contentTypeVersion="29" ma:contentTypeDescription="Create a new document." ma:contentTypeScope="" ma:versionID="00b475807ba7603a210177ce3d310360">
   <xsd:schema xmlns:xsd="http://www.w3.org/2001/XMLSchema" xmlns:xs="http://www.w3.org/2001/XMLSchema" xmlns:p="http://schemas.microsoft.com/office/2006/metadata/properties" xmlns:ns3="8e8bdfa1-897e-455b-96e1-da9724e984b4" xmlns:ns4="0bf4e652-3194-4289-a587-4a2abc6573c1" targetNamespace="http://schemas.microsoft.com/office/2006/metadata/properties" ma:root="true" ma:fieldsID="41c2c417b58d7032c1f2cfab3b2ec764" ns3:_="" ns4:_="">
     <xsd:import namespace="8e8bdfa1-897e-455b-96e1-da9724e984b4"/>
@@ -7184,59 +6686,6 @@
 </ct:contentTypeSchema>
 </file>
 
-<file path=customXml/item3.xml><?xml version="1.0" encoding="utf-8"?>
-<p:properties xmlns:p="http://schemas.microsoft.com/office/2006/metadata/properties" xmlns:xsi="http://www.w3.org/2001/XMLSchema-instance" xmlns:pc="http://schemas.microsoft.com/office/infopath/2007/PartnerControls">
-  <documentManagement>
-    <FolderType xmlns="8e8bdfa1-897e-455b-96e1-da9724e984b4" xsi:nil="true"/>
-    <Has_Teacher_Only_SectionGroup xmlns="8e8bdfa1-897e-455b-96e1-da9724e984b4" xsi:nil="true"/>
-    <DefaultSectionNames xmlns="8e8bdfa1-897e-455b-96e1-da9724e984b4" xsi:nil="true"/>
-    <AppVersion xmlns="8e8bdfa1-897e-455b-96e1-da9724e984b4" xsi:nil="true"/>
-    <Invited_Students xmlns="8e8bdfa1-897e-455b-96e1-da9724e984b4" xsi:nil="true"/>
-    <Teachers xmlns="8e8bdfa1-897e-455b-96e1-da9724e984b4">
-      <UserInfo>
-        <DisplayName/>
-        <AccountId xsi:nil="true"/>
-        <AccountType/>
-      </UserInfo>
-    </Teachers>
-    <Self_Registration_Enabled xmlns="8e8bdfa1-897e-455b-96e1-da9724e984b4" xsi:nil="true"/>
-    <Is_Collaboration_Space_Locked xmlns="8e8bdfa1-897e-455b-96e1-da9724e984b4" xsi:nil="true"/>
-    <CultureName xmlns="8e8bdfa1-897e-455b-96e1-da9724e984b4" xsi:nil="true"/>
-    <Templates xmlns="8e8bdfa1-897e-455b-96e1-da9724e984b4" xsi:nil="true"/>
-    <NotebookType xmlns="8e8bdfa1-897e-455b-96e1-da9724e984b4" xsi:nil="true"/>
-    <Students xmlns="8e8bdfa1-897e-455b-96e1-da9724e984b4">
-      <UserInfo>
-        <DisplayName/>
-        <AccountId xsi:nil="true"/>
-        <AccountType/>
-      </UserInfo>
-    </Students>
-    <Student_Groups xmlns="8e8bdfa1-897e-455b-96e1-da9724e984b4">
-      <UserInfo>
-        <DisplayName/>
-        <AccountId xsi:nil="true"/>
-        <AccountType/>
-      </UserInfo>
-    </Student_Groups>
-    <TeamsChannelId xmlns="8e8bdfa1-897e-455b-96e1-da9724e984b4" xsi:nil="true"/>
-    <Owner xmlns="8e8bdfa1-897e-455b-96e1-da9724e984b4">
-      <UserInfo>
-        <DisplayName/>
-        <AccountId xsi:nil="true"/>
-        <AccountType/>
-      </UserInfo>
-    </Owner>
-    <Math_Settings xmlns="8e8bdfa1-897e-455b-96e1-da9724e984b4" xsi:nil="true"/>
-    <Invited_Teachers xmlns="8e8bdfa1-897e-455b-96e1-da9724e984b4" xsi:nil="true"/>
-    <IsNotebookLocked xmlns="8e8bdfa1-897e-455b-96e1-da9724e984b4" xsi:nil="true"/>
-  </documentManagement>
-</p:properties>
-</file>
-
-<file path=customXml/item4.xml><?xml version="1.0" encoding="utf-8"?>
-<b:Sources xmlns:b="http://schemas.openxmlformats.org/officeDocument/2006/bibliography" xmlns="http://schemas.openxmlformats.org/officeDocument/2006/bibliography" SelectedStyle="\APASixthEditionOfficeOnline.xsl" StyleName="APA" Version="6"/>
-</file>
-
 <file path=customXml/itemProps1.xml><?xml version="1.0" encoding="utf-8"?>
 <ds:datastoreItem xmlns:ds="http://schemas.openxmlformats.org/officeDocument/2006/customXml" ds:itemID="{192A387B-6998-40B4-BA18-B536273BFB3D}">
   <ds:schemaRefs>
@@ -7246,6 +6695,24 @@
 </file>
 
 <file path=customXml/itemProps2.xml><?xml version="1.0" encoding="utf-8"?>
+<ds:datastoreItem xmlns:ds="http://schemas.openxmlformats.org/officeDocument/2006/customXml" ds:itemID="{E3F01FBF-D99E-480B-B558-73E1E1525F94}">
+  <ds:schemaRefs>
+    <ds:schemaRef ds:uri="http://schemas.openxmlformats.org/officeDocument/2006/bibliography"/>
+  </ds:schemaRefs>
+</ds:datastoreItem>
+</file>
+
+<file path=customXml/itemProps3.xml><?xml version="1.0" encoding="utf-8"?>
+<ds:datastoreItem xmlns:ds="http://schemas.openxmlformats.org/officeDocument/2006/customXml" ds:itemID="{69D82E26-D04D-4830-A7BF-C9806F1C26F2}">
+  <ds:schemaRefs>
+    <ds:schemaRef ds:uri="http://schemas.microsoft.com/office/2006/metadata/properties"/>
+    <ds:schemaRef ds:uri="http://schemas.microsoft.com/office/infopath/2007/PartnerControls"/>
+    <ds:schemaRef ds:uri="8e8bdfa1-897e-455b-96e1-da9724e984b4"/>
+  </ds:schemaRefs>
+</ds:datastoreItem>
+</file>
+
+<file path=customXml/itemProps4.xml><?xml version="1.0" encoding="utf-8"?>
 <ds:datastoreItem xmlns:ds="http://schemas.openxmlformats.org/officeDocument/2006/customXml" ds:itemID="{3C5C1F59-64A0-4772-B91D-4079A66CA574}">
   <ds:schemaRefs>
     <ds:schemaRef ds:uri="http://schemas.microsoft.com/office/2006/metadata/contentType"/>
@@ -7262,22 +6729,4 @@
     <ds:schemaRef ds:uri="http://schemas.microsoft.com/internal/obd"/>
   </ds:schemaRefs>
 </ds:datastoreItem>
-</file>
-
-<file path=customXml/itemProps3.xml><?xml version="1.0" encoding="utf-8"?>
-<ds:datastoreItem xmlns:ds="http://schemas.openxmlformats.org/officeDocument/2006/customXml" ds:itemID="{69D82E26-D04D-4830-A7BF-C9806F1C26F2}">
-  <ds:schemaRefs>
-    <ds:schemaRef ds:uri="http://schemas.microsoft.com/office/2006/metadata/properties"/>
-    <ds:schemaRef ds:uri="http://schemas.microsoft.com/office/infopath/2007/PartnerControls"/>
-    <ds:schemaRef ds:uri="8e8bdfa1-897e-455b-96e1-da9724e984b4"/>
-  </ds:schemaRefs>
-</ds:datastoreItem>
-</file>
-
-<file path=customXml/itemProps4.xml><?xml version="1.0" encoding="utf-8"?>
-<ds:datastoreItem xmlns:ds="http://schemas.openxmlformats.org/officeDocument/2006/customXml" ds:itemID="{E3F01FBF-D99E-480B-B558-73E1E1525F94}">
-  <ds:schemaRefs>
-    <ds:schemaRef ds:uri="http://schemas.openxmlformats.org/officeDocument/2006/bibliography"/>
-  </ds:schemaRefs>
-</ds:datastoreItem>
 </file>
--- a/13 DI Heinrich Venter develop an outcome.docx
+++ b/13 DI Heinrich Venter develop an outcome.docx
@@ -94,7 +94,15 @@
     </w:p>
     <w:p>
       <w:r>
-        <w:t>Examples are: social ● cultural ● legal ● ethical ● intellectual property ● privacy ● accessibility ● usability ● functionality ● aesthetics ● sustainability and future proofing ● end-user considerations ● health and safety.</w:t>
+        <w:t xml:space="preserve">Examples </w:t>
+      </w:r>
+      <w:proofErr w:type="gramStart"/>
+      <w:r>
+        <w:t>are:</w:t>
+      </w:r>
+      <w:proofErr w:type="gramEnd"/>
+      <w:r>
+        <w:t xml:space="preserve"> social ● cultural ● legal ● ethical ● intellectual property ● privacy ● accessibility ● usability ● functionality ● aesthetics ● sustainability and future proofing ● end-user considerations ● health and safety.</w:t>
       </w:r>
     </w:p>
     <w:tbl>
@@ -204,9 +212,11 @@
             <w:shd w:val="clear" w:color="auto" w:fill="FFCCCC"/>
           </w:tcPr>
           <w:p>
+            <w:proofErr w:type="spellStart"/>
             <w:r>
               <w:t>Accesability</w:t>
             </w:r>
+            <w:proofErr w:type="spellEnd"/>
           </w:p>
         </w:tc>
         <w:tc>
@@ -306,7 +316,27 @@
                       <w:szCs w:val="24"/>
                       <w:lang w:val="en-US"/>
                     </w:rPr>
-                    <w:t>Accessibility for the pitbike means the bike’s controls, indicators, and basic functions need to be understandable and manageable for a range of riders. This includes clear visual indicators, easy-to-reach switches, and controls that don’t require excessive strength.</w:t>
+                    <w:t xml:space="preserve">Accessibility for the </w:t>
+                  </w:r>
+                  <w:proofErr w:type="spellStart"/>
+                  <w:r>
+                    <w:rPr>
+                      <w:rFonts w:eastAsia="Times New Roman" w:cstheme="minorHAnsi"/>
+                      <w:sz w:val="24"/>
+                      <w:szCs w:val="24"/>
+                      <w:lang w:val="en-US"/>
+                    </w:rPr>
+                    <w:t>pitbike</w:t>
+                  </w:r>
+                  <w:proofErr w:type="spellEnd"/>
+                  <w:r>
+                    <w:rPr>
+                      <w:rFonts w:eastAsia="Times New Roman" w:cstheme="minorHAnsi"/>
+                      <w:sz w:val="24"/>
+                      <w:szCs w:val="24"/>
+                      <w:lang w:val="en-US"/>
+                    </w:rPr>
+                    <w:t xml:space="preserve"> means the bike’s controls, indicators, and basic functions need to be understandable and manageable for a range of riders. This includes clear visual indicators, easy-to-reach switches, and controls that don’t require excessive strength.</w:t>
                   </w:r>
                 </w:p>
               </w:tc>
@@ -357,7 +387,15 @@
           </w:tcPr>
           <w:p>
             <w:r>
-              <w:t>Usability relates to how easy it is to understand and use the pitbike’s hybrid systems, such as switching modes, checking battery levels, or starting the bike. The design needs to feel intuitive even for new riders.</w:t>
+              <w:t xml:space="preserve">Usability relates to how easy it is to understand and use the </w:t>
+            </w:r>
+            <w:proofErr w:type="spellStart"/>
+            <w:r>
+              <w:t>pitbike’s</w:t>
+            </w:r>
+            <w:proofErr w:type="spellEnd"/>
+            <w:r>
+              <w:t xml:space="preserve"> hybrid systems, such as switching modes, checking battery levels, or starting the bike. The design needs to feel intuitive even for new riders.</w:t>
             </w:r>
           </w:p>
         </w:tc>
@@ -368,7 +406,23 @@
           </w:tcPr>
           <w:p>
             <w:r>
-              <w:t>It matters because if the interface is confusing, the rider could misuse the bike or struggle during operation. I will address this by keeping the hybrid controls simple, limiting unnecessary switches, and providing a logical layout similar to standard pitbikes so it feels familiar.</w:t>
+              <w:t xml:space="preserve">It matters because if the interface is confusing, the rider could misuse the bike or struggle during operation. I will address this by keeping the hybrid controls simple, limiting unnecessary switches, and providing a logical layout </w:t>
+            </w:r>
+            <w:proofErr w:type="gramStart"/>
+            <w:r>
+              <w:t>similar to</w:t>
+            </w:r>
+            <w:proofErr w:type="gramEnd"/>
+            <w:r>
+              <w:t xml:space="preserve"> standard </w:t>
+            </w:r>
+            <w:proofErr w:type="spellStart"/>
+            <w:r>
+              <w:t>pitbikes</w:t>
+            </w:r>
+            <w:proofErr w:type="spellEnd"/>
+            <w:r>
+              <w:t xml:space="preserve"> so it feels familiar.</w:t>
             </w:r>
           </w:p>
         </w:tc>
@@ -489,7 +543,27 @@
                       <w:szCs w:val="24"/>
                       <w:lang w:val="en-US"/>
                     </w:rPr>
-                    <w:t>Functionality refers to how well the 70cc hybrid pitbike performs its intended purpose—delivering reliable petrol and electric operation, smooth power delivery, and stable riding. It also includes ensuring the components (battery, controller, mechanical systems) work together correctly.</w:t>
+                    <w:t xml:space="preserve">Functionality refers to how well the 70cc hybrid </w:t>
+                  </w:r>
+                  <w:proofErr w:type="spellStart"/>
+                  <w:r>
+                    <w:rPr>
+                      <w:rFonts w:eastAsia="Times New Roman" w:cstheme="minorHAnsi"/>
+                      <w:sz w:val="24"/>
+                      <w:szCs w:val="24"/>
+                      <w:lang w:val="en-US"/>
+                    </w:rPr>
+                    <w:t>pitbike</w:t>
+                  </w:r>
+                  <w:proofErr w:type="spellEnd"/>
+                  <w:r>
+                    <w:rPr>
+                      <w:rFonts w:eastAsia="Times New Roman" w:cstheme="minorHAnsi"/>
+                      <w:sz w:val="24"/>
+                      <w:szCs w:val="24"/>
+                      <w:lang w:val="en-US"/>
+                    </w:rPr>
+                    <w:t xml:space="preserve"> performs its intended purpose—delivering reliable petrol and electric operation, smooth power delivery, and stable riding. It also includes ensuring the components (battery, controller, mechanical systems) work together correctly.</w:t>
                   </w:r>
                 </w:p>
               </w:tc>
@@ -536,7 +610,15 @@
           </w:tcPr>
           <w:p>
             <w:r>
-              <w:t>Aesthetics for the pitbike include the visual design—how the hybrid components are integrated, how tidy the wiring is, and the overall look of the bike. A clean, professional aesthetic helps the bike feel intentional rather than thrown together.</w:t>
+              <w:t xml:space="preserve">Aesthetics for the </w:t>
+            </w:r>
+            <w:proofErr w:type="spellStart"/>
+            <w:r>
+              <w:t>pitbike</w:t>
+            </w:r>
+            <w:proofErr w:type="spellEnd"/>
+            <w:r>
+              <w:t xml:space="preserve"> include the visual design—how the hybrid components are integrated, how tidy the wiring is, and the overall look of the bike. A clean, professional aesthetic helps the bike feel intentional rather than thrown together.</w:t>
             </w:r>
           </w:p>
         </w:tc>
@@ -547,7 +629,15 @@
           </w:tcPr>
           <w:p>
             <w:r>
-              <w:t>It is important because a well-presented bike improves user confidence and makes maintenance easier. I will address this by organising wiring neatly, using matching colours or covers, and ensuring added components blend with the original frame so the hybrid upgrade looks cohesive.</w:t>
+              <w:t xml:space="preserve">It is important because a well-presented bike improves user confidence and makes maintenance easier. I will address this by organising wiring neatly, using matching colours or covers, and ensuring added components blend with the original </w:t>
+            </w:r>
+            <w:proofErr w:type="gramStart"/>
+            <w:r>
+              <w:t>frame</w:t>
+            </w:r>
+            <w:proofErr w:type="gramEnd"/>
+            <w:r>
+              <w:t xml:space="preserve"> so the hybrid upgrade looks cohesive.</w:t>
             </w:r>
           </w:p>
         </w:tc>
@@ -799,7 +889,15 @@
               <w:t xml:space="preserve"> saved when I close my </w:t>
             </w:r>
             <w:r>
-              <w:t>laptop/computer and if I need to go back to a previous file that was deleted I can recover the file without redoing that work all over again</w:t>
+              <w:t xml:space="preserve">laptop/computer and if I need to go back to a previous file that was </w:t>
+            </w:r>
+            <w:proofErr w:type="gramStart"/>
+            <w:r>
+              <w:t>deleted</w:t>
+            </w:r>
+            <w:proofErr w:type="gramEnd"/>
+            <w:r>
+              <w:t xml:space="preserve"> I can recover the file without redoing that work all over again</w:t>
             </w:r>
           </w:p>
         </w:tc>
@@ -1330,9 +1428,11 @@
             <w:r>
               <w:t xml:space="preserve"> </w:t>
             </w:r>
+            <w:proofErr w:type="spellStart"/>
             <w:r>
               <w:t>Github</w:t>
             </w:r>
+            <w:proofErr w:type="spellEnd"/>
           </w:p>
         </w:tc>
       </w:tr>
@@ -1415,6 +1515,9 @@
               <w:t xml:space="preserve"> </w:t>
             </w:r>
             <w:r>
+              <w:rPr>
+                <w:noProof/>
+              </w:rPr>
               <w:drawing>
                 <wp:inline distT="0" distB="0" distL="0" distR="0" wp14:anchorId="450578E5" wp14:editId="62B009B8">
                   <wp:extent cx="1951737" cy="2343150"/>
@@ -1480,6 +1583,9 @@
               <w:t xml:space="preserve"> </w:t>
             </w:r>
             <w:r>
+              <w:rPr>
+                <w:noProof/>
+              </w:rPr>
               <w:drawing>
                 <wp:inline distT="0" distB="0" distL="0" distR="0" wp14:anchorId="0B43A91B" wp14:editId="3DBB27BB">
                   <wp:extent cx="5731510" cy="2907030"/>
@@ -1544,6 +1650,9 @@
               <w:t xml:space="preserve"> </w:t>
             </w:r>
             <w:r>
+              <w:rPr>
+                <w:noProof/>
+              </w:rPr>
               <w:drawing>
                 <wp:inline distT="0" distB="0" distL="0" distR="0" wp14:anchorId="02FBEA74" wp14:editId="155E28DA">
                   <wp:extent cx="5731510" cy="2741295"/>
@@ -1665,7 +1774,15 @@
           </w:tcPr>
           <w:p>
             <w:r>
-              <w:t xml:space="preserve">Designing the required components holders so that when in use the sensitive electronics doesn’t get damaged or broken and then gives faulty readings to the brain which can effect efficiency and </w:t>
+              <w:t xml:space="preserve">Designing the required components holders so that when in use the sensitive electronics doesn’t get damaged or broken and then gives faulty readings to the brain which can </w:t>
+            </w:r>
+            <w:proofErr w:type="gramStart"/>
+            <w:r>
+              <w:t>effect</w:t>
+            </w:r>
+            <w:proofErr w:type="gramEnd"/>
+            <w:r>
+              <w:t xml:space="preserve"> efficiency and </w:t>
             </w:r>
             <w:r>
               <w:t>control.</w:t>
@@ -1692,7 +1809,15 @@
           </w:tcPr>
           <w:p>
             <w:r>
-              <w:t>Using the right electronics for what i need it to do and figuring out where all the parts need to sit</w:t>
+              <w:t xml:space="preserve">Using the right electronics for what </w:t>
+            </w:r>
+            <w:proofErr w:type="spellStart"/>
+            <w:r>
+              <w:t>i</w:t>
+            </w:r>
+            <w:proofErr w:type="spellEnd"/>
+            <w:r>
+              <w:t xml:space="preserve"> need it to do and figuring out where all the parts need to sit</w:t>
             </w:r>
           </w:p>
         </w:tc>
@@ -1704,9 +1829,14 @@
             <w:shd w:val="clear" w:color="auto" w:fill="FFCCCC"/>
           </w:tcPr>
           <w:p>
+            <w:proofErr w:type="spellStart"/>
             <w:r>
               <w:lastRenderedPageBreak/>
-              <w:t xml:space="preserve">Easthetics </w:t>
+              <w:t>Easthetics</w:t>
+            </w:r>
+            <w:proofErr w:type="spellEnd"/>
+            <w:r>
+              <w:t xml:space="preserve"> </w:t>
             </w:r>
           </w:p>
         </w:tc>
@@ -1974,7 +2104,7 @@
                 <w:noProof/>
               </w:rPr>
               <w:drawing>
-                <wp:inline distT="0" distB="0" distL="0" distR="0" wp14:anchorId="7E2C4685" wp14:editId="3520E8A2">
+                <wp:inline distT="0" distB="0" distL="0" distR="0" wp14:anchorId="7E2C4685" wp14:editId="0E810507">
                   <wp:extent cx="1821977" cy="1290920"/>
                   <wp:effectExtent l="0" t="0" r="6985" b="5080"/>
                   <wp:docPr id="1979711140" name="Picture 2" descr="Three-shoe Centrifugal Clutch | Download Scientific Diagram"/>
@@ -2040,7 +2170,7 @@
                 <w:noProof/>
               </w:rPr>
               <w:drawing>
-                <wp:inline distT="0" distB="0" distL="0" distR="0" wp14:anchorId="5BB0BD07" wp14:editId="337F4904">
+                <wp:inline distT="0" distB="0" distL="0" distR="0" wp14:anchorId="5BB0BD07" wp14:editId="1FE77BB1">
                   <wp:extent cx="1610866" cy="1289846"/>
                   <wp:effectExtent l="0" t="0" r="8890" b="5715"/>
                   <wp:docPr id="684550270" name="Picture 3" descr="All about one way clutch bearing"/>
@@ -2103,7 +2233,15 @@
               <w:t>Selected Component:</w:t>
             </w:r>
             <w:r>
-              <w:t xml:space="preserve"> im going with electromagnetic </w:t>
+              <w:t xml:space="preserve"> </w:t>
+            </w:r>
+            <w:proofErr w:type="spellStart"/>
+            <w:r>
+              <w:t>im</w:t>
+            </w:r>
+            <w:proofErr w:type="spellEnd"/>
+            <w:r>
+              <w:t xml:space="preserve"> going with electromagnetic </w:t>
             </w:r>
           </w:p>
         </w:tc>
@@ -2120,7 +2258,31 @@
               <w:t>Why:</w:t>
             </w:r>
             <w:r>
-              <w:t xml:space="preserve"> because with an electromagnetic you can have torque  and speed from 0rpm where with a centrifugal it needs to be spun to a certain set rpm i.e. 2000 rpm which means ill have about 750 rpm of speed range not including gear ratios for  inc4reasinf the torque of the system which means that ill have to use the 70cc’s torque which isn’t the greatest and until the engine reaches the range of where the clutch can engage ill be able to accelerate an extra 2km/h where  with a electromagnetic I can engage from 0rpm and then have a speed range of 2750 from the motor which means ill have a 50km/h range of where it can accelerate with the electric motors torque which is greater at low speeds than the 70cc’s</w:t>
+              <w:t xml:space="preserve"> because with an electromagnetic you can have torque  and speed from 0rpm where with a centrifugal it needs to be spun to a certain set rpm i.e. 2000 rpm which means ill have about 750 rpm of speed range not including gear ratios for  inc4reasinf the torque of the system which means that </w:t>
+            </w:r>
+            <w:proofErr w:type="spellStart"/>
+            <w:r>
+              <w:t>ill</w:t>
+            </w:r>
+            <w:proofErr w:type="spellEnd"/>
+            <w:r>
+              <w:t xml:space="preserve"> have to use the 70cc’s torque which isn’t the greatest and until the engine reaches the range of where the clutch can engage </w:t>
+            </w:r>
+            <w:proofErr w:type="spellStart"/>
+            <w:r>
+              <w:t>ill</w:t>
+            </w:r>
+            <w:proofErr w:type="spellEnd"/>
+            <w:r>
+              <w:t xml:space="preserve"> be able to accelerate an extra 2km/h where  with </w:t>
+            </w:r>
+            <w:proofErr w:type="spellStart"/>
+            <w:r>
+              <w:t>a</w:t>
+            </w:r>
+            <w:proofErr w:type="spellEnd"/>
+            <w:r>
+              <w:t xml:space="preserve"> electromagnetic I can engage from 0rpm and then have a speed range of 2750 from the motor which means ill have a 50km/h range of where it can accelerate with the electric motors torque which is greater at low speeds than the 70cc’s</w:t>
             </w:r>
           </w:p>
         </w:tc>
@@ -2372,7 +2534,15 @@
               <w:t xml:space="preserve">anything </w:t>
             </w:r>
             <w:r>
-              <w:t>so no friction so it lasts way longer</w:t>
+              <w:t xml:space="preserve">so no </w:t>
+            </w:r>
+            <w:proofErr w:type="gramStart"/>
+            <w:r>
+              <w:t>friction</w:t>
+            </w:r>
+            <w:proofErr w:type="gramEnd"/>
+            <w:r>
+              <w:t xml:space="preserve"> so it lasts way longer</w:t>
             </w:r>
             <w:r>
               <w:t>.</w:t>
@@ -2447,8 +2617,13 @@
             <w:shd w:val="clear" w:color="auto" w:fill="FFF2CC" w:themeFill="accent4" w:themeFillTint="33"/>
           </w:tcPr>
           <w:p>
-            <w:r>
-              <w:t xml:space="preserve">Oled </w:t>
+            <w:proofErr w:type="spellStart"/>
+            <w:r>
+              <w:t>Oled</w:t>
+            </w:r>
+            <w:proofErr w:type="spellEnd"/>
+            <w:r>
+              <w:t xml:space="preserve"> </w:t>
             </w:r>
             <w:r>
               <w:t xml:space="preserve">display </w:t>
@@ -2526,7 +2701,7 @@
                 <w:noProof/>
               </w:rPr>
               <w:drawing>
-                <wp:inline distT="0" distB="0" distL="0" distR="0" wp14:anchorId="474EC1BA" wp14:editId="40A921B7">
+                <wp:inline distT="0" distB="0" distL="0" distR="0" wp14:anchorId="474EC1BA" wp14:editId="3F4D9F5D">
                   <wp:extent cx="1685499" cy="1685499"/>
                   <wp:effectExtent l="0" t="0" r="0" b="0"/>
                   <wp:docPr id="1564520554" name="Picture 7" descr="Dot Matrix White on Blue LCD 16x2 Character"/>
@@ -2681,7 +2856,21 @@
               <w:rPr>
                 <w:lang w:val="en-US"/>
               </w:rPr>
-              <w:t>The chosen 1.3" I2C OLED display is the optimal choice for this system as it balances pixel-level graphic control (128x64 resolution) with high efficiency, vastly outperforming Alternative 1 (LCD screen) , which is limited to rigid character blocks, requires a high-draw backlight, and offers poor viewing angles. Because OLED pixels are self-emissive, unlit black pixels consume virtually zero power, making it ideal for low-power microcontrollers deployment. Additionally, while Alternative 2 (1.8" SPI TFT Color Display) provides vibrant colors, its SPI interface requires 4 to 5 data pins, which limits available inputs and complicates wiring. In contrast, the chosen OLED uses the I2C protocol, requiring only two shared lines (SDA and SCL). This preserves critical GPIO pins for other sensors, simplifies breadboard layout, and ensures a compact, power-efficient, and easily scalable system architecture.</w:t>
+              <w:t>The chosen 1.3" I2C OLED display is the optimal choice for this system as it balances pixel-level graphic control (128x64 resolution) with high efficiency, vastly outperforming Alternative 1 (LCD screen</w:t>
+            </w:r>
+            <w:proofErr w:type="gramStart"/>
+            <w:r>
+              <w:rPr>
+                <w:lang w:val="en-US"/>
+              </w:rPr>
+              <w:t>) ,</w:t>
+            </w:r>
+            <w:proofErr w:type="gramEnd"/>
+            <w:r>
+              <w:rPr>
+                <w:lang w:val="en-US"/>
+              </w:rPr>
+              <w:t xml:space="preserve"> which is limited to rigid character blocks, requires a high-draw backlight, and offers poor viewing angles. Because OLED pixels are self-emissive, unlit black pixels consume virtually zero power, making it ideal for low-power microcontrollers deployment. Additionally, while Alternative 2 (1.8" SPI TFT Color Display) provides vibrant colors, its SPI interface requires 4 to 5 data pins, which limits available inputs and complicates wiring. In contrast, the chosen OLED uses the I2C protocol, requiring only two shared lines (SDA and SCL). This preserves critical GPIO pins for other sensors, simplifies breadboard layout, and ensures a compact, power-efficient, and easily scalable system architecture.</w:t>
             </w:r>
           </w:p>
           <w:p/>
@@ -2745,9 +2934,9 @@
         <w:tblLook w:val="04A0" w:firstRow="1" w:lastRow="0" w:firstColumn="1" w:lastColumn="0" w:noHBand="0" w:noVBand="1"/>
       </w:tblPr>
       <w:tblGrid>
-        <w:gridCol w:w="2122"/>
-        <w:gridCol w:w="3118"/>
-        <w:gridCol w:w="3776"/>
+        <w:gridCol w:w="2564"/>
+        <w:gridCol w:w="2974"/>
+        <w:gridCol w:w="3478"/>
       </w:tblGrid>
       <w:tr>
         <w:tc>
@@ -2800,7 +2989,46 @@
               </w:r>
             </w:hyperlink>
           </w:p>
-          <w:p/>
+          <w:p>
+            <w:r>
+              <w:lastRenderedPageBreak/>
+              <w:drawing>
+                <wp:inline distT="0" distB="0" distL="0" distR="0" wp14:anchorId="3A4FDBBF" wp14:editId="6C276BAD">
+                  <wp:extent cx="1491000" cy="943232"/>
+                  <wp:effectExtent l="0" t="0" r="0" b="9525"/>
+                  <wp:docPr id="1862810151" name="Picture 1"/>
+                  <wp:cNvGraphicFramePr>
+                    <a:graphicFrameLocks xmlns:a="http://schemas.openxmlformats.org/drawingml/2006/main" noChangeAspect="1"/>
+                  </wp:cNvGraphicFramePr>
+                  <a:graphic xmlns:a="http://schemas.openxmlformats.org/drawingml/2006/main">
+                    <a:graphicData uri="http://schemas.openxmlformats.org/drawingml/2006/picture">
+                      <pic:pic xmlns:pic="http://schemas.openxmlformats.org/drawingml/2006/picture">
+                        <pic:nvPicPr>
+                          <pic:cNvPr id="1862810151" name=""/>
+                          <pic:cNvPicPr/>
+                        </pic:nvPicPr>
+                        <pic:blipFill>
+                          <a:blip r:embed="rId27"/>
+                          <a:stretch>
+                            <a:fillRect/>
+                          </a:stretch>
+                        </pic:blipFill>
+                        <pic:spPr>
+                          <a:xfrm>
+                            <a:off x="0" y="0"/>
+                            <a:ext cx="1493527" cy="944830"/>
+                          </a:xfrm>
+                          <a:prstGeom prst="rect">
+                            <a:avLst/>
+                          </a:prstGeom>
+                        </pic:spPr>
+                      </pic:pic>
+                    </a:graphicData>
+                  </a:graphic>
+                </wp:inline>
+              </w:drawing>
+            </w:r>
+          </w:p>
           <w:p/>
           <w:p/>
           <w:p/>
@@ -2853,7 +3081,7 @@
             <w:shd w:val="clear" w:color="auto" w:fill="FFCCCC"/>
           </w:tcPr>
           <w:p>
-            <w:hyperlink r:id="rId27" w:history="1">
+            <w:hyperlink r:id="rId28" w:history="1">
               <w:r>
                 <w:rPr>
                   <w:rStyle w:val="Hyperlink"/>
@@ -2862,6 +3090,45 @@
               </w:r>
             </w:hyperlink>
           </w:p>
+          <w:p>
+            <w:r>
+              <w:drawing>
+                <wp:inline distT="0" distB="0" distL="0" distR="0" wp14:anchorId="41972BBD" wp14:editId="07C037B1">
+                  <wp:extent cx="1379837" cy="1231870"/>
+                  <wp:effectExtent l="0" t="0" r="0" b="6985"/>
+                  <wp:docPr id="1829111863" name="Picture 1"/>
+                  <wp:cNvGraphicFramePr>
+                    <a:graphicFrameLocks xmlns:a="http://schemas.openxmlformats.org/drawingml/2006/main" noChangeAspect="1"/>
+                  </wp:cNvGraphicFramePr>
+                  <a:graphic xmlns:a="http://schemas.openxmlformats.org/drawingml/2006/main">
+                    <a:graphicData uri="http://schemas.openxmlformats.org/drawingml/2006/picture">
+                      <pic:pic xmlns:pic="http://schemas.openxmlformats.org/drawingml/2006/picture">
+                        <pic:nvPicPr>
+                          <pic:cNvPr id="1829111863" name=""/>
+                          <pic:cNvPicPr/>
+                        </pic:nvPicPr>
+                        <pic:blipFill>
+                          <a:blip r:embed="rId29"/>
+                          <a:stretch>
+                            <a:fillRect/>
+                          </a:stretch>
+                        </pic:blipFill>
+                        <pic:spPr>
+                          <a:xfrm>
+                            <a:off x="0" y="0"/>
+                            <a:ext cx="1390193" cy="1241116"/>
+                          </a:xfrm>
+                          <a:prstGeom prst="rect">
+                            <a:avLst/>
+                          </a:prstGeom>
+                        </pic:spPr>
+                      </pic:pic>
+                    </a:graphicData>
+                  </a:graphic>
+                </wp:inline>
+              </w:drawing>
+            </w:r>
+          </w:p>
         </w:tc>
         <w:tc>
           <w:tcPr>
@@ -2905,7 +3172,7 @@
             <w:shd w:val="clear" w:color="auto" w:fill="FFCCCC"/>
           </w:tcPr>
           <w:p>
-            <w:hyperlink r:id="rId28" w:history="1">
+            <w:hyperlink r:id="rId30" w:history="1">
               <w:r>
                 <w:rPr>
                   <w:rStyle w:val="Hyperlink"/>
@@ -2914,6 +3181,45 @@
               </w:r>
             </w:hyperlink>
           </w:p>
+          <w:p>
+            <w:r>
+              <w:drawing>
+                <wp:inline distT="0" distB="0" distL="0" distR="0" wp14:anchorId="41DE8CC6" wp14:editId="6B383FDC">
+                  <wp:extent cx="1409625" cy="1057834"/>
+                  <wp:effectExtent l="0" t="0" r="635" b="9525"/>
+                  <wp:docPr id="264477326" name="Picture 1"/>
+                  <wp:cNvGraphicFramePr>
+                    <a:graphicFrameLocks xmlns:a="http://schemas.openxmlformats.org/drawingml/2006/main" noChangeAspect="1"/>
+                  </wp:cNvGraphicFramePr>
+                  <a:graphic xmlns:a="http://schemas.openxmlformats.org/drawingml/2006/main">
+                    <a:graphicData uri="http://schemas.openxmlformats.org/drawingml/2006/picture">
+                      <pic:pic xmlns:pic="http://schemas.openxmlformats.org/drawingml/2006/picture">
+                        <pic:nvPicPr>
+                          <pic:cNvPr id="264477326" name=""/>
+                          <pic:cNvPicPr/>
+                        </pic:nvPicPr>
+                        <pic:blipFill>
+                          <a:blip r:embed="rId31"/>
+                          <a:stretch>
+                            <a:fillRect/>
+                          </a:stretch>
+                        </pic:blipFill>
+                        <pic:spPr>
+                          <a:xfrm>
+                            <a:off x="0" y="0"/>
+                            <a:ext cx="1434476" cy="1076483"/>
+                          </a:xfrm>
+                          <a:prstGeom prst="rect">
+                            <a:avLst/>
+                          </a:prstGeom>
+                        </pic:spPr>
+                      </pic:pic>
+                    </a:graphicData>
+                  </a:graphic>
+                </wp:inline>
+              </w:drawing>
+            </w:r>
+          </w:p>
         </w:tc>
         <w:tc>
           <w:tcPr>
@@ -2969,13 +3275,27 @@
         <w:rPr>
           <w:b/>
         </w:rPr>
-        <w:t>Component 2:</w:t>
-      </w:r>
+        <w:t xml:space="preserve">Component </w:t>
+      </w:r>
+      <w:proofErr w:type="gramStart"/>
       <w:r>
         <w:rPr>
           <w:b/>
         </w:rPr>
-        <w:t xml:space="preserve">throttle </w:t>
+        <w:t>2:</w:t>
+      </w:r>
+      <w:r>
+        <w:rPr>
+          <w:b/>
+        </w:rPr>
+        <w:t>throttle</w:t>
+      </w:r>
+      <w:proofErr w:type="gramEnd"/>
+      <w:r>
+        <w:rPr>
+          <w:b/>
+        </w:rPr>
+        <w:t xml:space="preserve"> </w:t>
       </w:r>
     </w:p>
     <w:tbl>
@@ -2985,9 +3305,9 @@
         <w:tblLook w:val="04A0" w:firstRow="1" w:lastRow="0" w:firstColumn="1" w:lastColumn="0" w:noHBand="0" w:noVBand="1"/>
       </w:tblPr>
       <w:tblGrid>
-        <w:gridCol w:w="2122"/>
-        <w:gridCol w:w="3118"/>
-        <w:gridCol w:w="3776"/>
+        <w:gridCol w:w="2139"/>
+        <w:gridCol w:w="3112"/>
+        <w:gridCol w:w="3765"/>
       </w:tblGrid>
       <w:tr>
         <w:tc>
@@ -3031,7 +3351,7 @@
             <w:shd w:val="clear" w:color="auto" w:fill="FFCCCC"/>
           </w:tcPr>
           <w:p>
-            <w:hyperlink r:id="rId29" w:history="1">
+            <w:hyperlink r:id="rId32" w:history="1">
               <w:r>
                 <w:rPr>
                   <w:rStyle w:val="Hyperlink"/>
@@ -3040,6 +3360,45 @@
               </w:r>
             </w:hyperlink>
           </w:p>
+          <w:p>
+            <w:r>
+              <w:drawing>
+                <wp:inline distT="0" distB="0" distL="0" distR="0" wp14:anchorId="1F5419EA" wp14:editId="3B7C77B3">
+                  <wp:extent cx="1221539" cy="1153297"/>
+                  <wp:effectExtent l="0" t="0" r="0" b="8890"/>
+                  <wp:docPr id="809163900" name="Picture 1"/>
+                  <wp:cNvGraphicFramePr>
+                    <a:graphicFrameLocks xmlns:a="http://schemas.openxmlformats.org/drawingml/2006/main" noChangeAspect="1"/>
+                  </wp:cNvGraphicFramePr>
+                  <a:graphic xmlns:a="http://schemas.openxmlformats.org/drawingml/2006/main">
+                    <a:graphicData uri="http://schemas.openxmlformats.org/drawingml/2006/picture">
+                      <pic:pic xmlns:pic="http://schemas.openxmlformats.org/drawingml/2006/picture">
+                        <pic:nvPicPr>
+                          <pic:cNvPr id="809163900" name=""/>
+                          <pic:cNvPicPr/>
+                        </pic:nvPicPr>
+                        <pic:blipFill>
+                          <a:blip r:embed="rId33"/>
+                          <a:stretch>
+                            <a:fillRect/>
+                          </a:stretch>
+                        </pic:blipFill>
+                        <pic:spPr>
+                          <a:xfrm>
+                            <a:off x="0" y="0"/>
+                            <a:ext cx="1237616" cy="1168476"/>
+                          </a:xfrm>
+                          <a:prstGeom prst="rect">
+                            <a:avLst/>
+                          </a:prstGeom>
+                        </pic:spPr>
+                      </pic:pic>
+                    </a:graphicData>
+                  </a:graphic>
+                </wp:inline>
+              </w:drawing>
+            </w:r>
+          </w:p>
         </w:tc>
         <w:tc>
           <w:tcPr>
@@ -3083,7 +3442,7 @@
             <w:shd w:val="clear" w:color="auto" w:fill="FFCCCC"/>
           </w:tcPr>
           <w:p>
-            <w:hyperlink r:id="rId30" w:history="1">
+            <w:hyperlink r:id="rId34" w:history="1">
               <w:r>
                 <w:rPr>
                   <w:rStyle w:val="Hyperlink"/>
@@ -3095,6 +3454,45 @@
               <w:t xml:space="preserve"> </w:t>
             </w:r>
           </w:p>
+          <w:p>
+            <w:r>
+              <w:drawing>
+                <wp:inline distT="0" distB="0" distL="0" distR="0" wp14:anchorId="7E89CF9C" wp14:editId="61F4475E">
+                  <wp:extent cx="1079156" cy="872666"/>
+                  <wp:effectExtent l="0" t="0" r="6985" b="3810"/>
+                  <wp:docPr id="430764139" name="Picture 1"/>
+                  <wp:cNvGraphicFramePr>
+                    <a:graphicFrameLocks xmlns:a="http://schemas.openxmlformats.org/drawingml/2006/main" noChangeAspect="1"/>
+                  </wp:cNvGraphicFramePr>
+                  <a:graphic xmlns:a="http://schemas.openxmlformats.org/drawingml/2006/main">
+                    <a:graphicData uri="http://schemas.openxmlformats.org/drawingml/2006/picture">
+                      <pic:pic xmlns:pic="http://schemas.openxmlformats.org/drawingml/2006/picture">
+                        <pic:nvPicPr>
+                          <pic:cNvPr id="430764139" name=""/>
+                          <pic:cNvPicPr/>
+                        </pic:nvPicPr>
+                        <pic:blipFill>
+                          <a:blip r:embed="rId35"/>
+                          <a:stretch>
+                            <a:fillRect/>
+                          </a:stretch>
+                        </pic:blipFill>
+                        <pic:spPr>
+                          <a:xfrm>
+                            <a:off x="0" y="0"/>
+                            <a:ext cx="1087753" cy="879618"/>
+                          </a:xfrm>
+                          <a:prstGeom prst="rect">
+                            <a:avLst/>
+                          </a:prstGeom>
+                        </pic:spPr>
+                      </pic:pic>
+                    </a:graphicData>
+                  </a:graphic>
+                </wp:inline>
+              </w:drawing>
+            </w:r>
+          </w:p>
         </w:tc>
         <w:tc>
           <w:tcPr>
@@ -3252,8 +3650,16 @@
         <w:rPr>
           <w:b/>
         </w:rPr>
-        <w:t>motor controll</w:t>
-      </w:r>
+        <w:t xml:space="preserve">motor </w:t>
+      </w:r>
+      <w:proofErr w:type="spellStart"/>
+      <w:r>
+        <w:rPr>
+          <w:b/>
+        </w:rPr>
+        <w:t>controll</w:t>
+      </w:r>
+      <w:proofErr w:type="spellEnd"/>
     </w:p>
     <w:tbl>
       <w:tblPr>
@@ -3262,9 +3668,9 @@
         <w:tblLook w:val="04A0" w:firstRow="1" w:lastRow="0" w:firstColumn="1" w:lastColumn="0" w:noHBand="0" w:noVBand="1"/>
       </w:tblPr>
       <w:tblGrid>
-        <w:gridCol w:w="2122"/>
-        <w:gridCol w:w="3118"/>
-        <w:gridCol w:w="3776"/>
+        <w:gridCol w:w="2616"/>
+        <w:gridCol w:w="2921"/>
+        <w:gridCol w:w="3479"/>
       </w:tblGrid>
       <w:tr>
         <w:tc>
@@ -3308,7 +3714,7 @@
             <w:shd w:val="clear" w:color="auto" w:fill="FFCCCC"/>
           </w:tcPr>
           <w:p>
-            <w:hyperlink r:id="rId31" w:history="1">
+            <w:hyperlink r:id="rId36" w:history="1">
               <w:r>
                 <w:rPr>
                   <w:rStyle w:val="Hyperlink"/>
@@ -3329,6 +3735,7 @@
               </w:r>
             </w:hyperlink>
           </w:p>
+          <w:p/>
         </w:tc>
         <w:tc>
           <w:tcPr>
@@ -3396,7 +3803,7 @@
             <w:shd w:val="clear" w:color="auto" w:fill="FFCCCC"/>
           </w:tcPr>
           <w:p>
-            <w:hyperlink r:id="rId32" w:history="1">
+            <w:hyperlink r:id="rId37" w:history="1">
               <w:r>
                 <w:rPr>
                   <w:rStyle w:val="Hyperlink"/>
@@ -3405,6 +3812,45 @@
               </w:r>
             </w:hyperlink>
           </w:p>
+          <w:p>
+            <w:r>
+              <w:drawing>
+                <wp:inline distT="0" distB="0" distL="0" distR="0" wp14:anchorId="064FCE57" wp14:editId="4B5CB8C0">
+                  <wp:extent cx="1518520" cy="1235676"/>
+                  <wp:effectExtent l="0" t="0" r="5715" b="3175"/>
+                  <wp:docPr id="108973690" name="Picture 1"/>
+                  <wp:cNvGraphicFramePr>
+                    <a:graphicFrameLocks xmlns:a="http://schemas.openxmlformats.org/drawingml/2006/main" noChangeAspect="1"/>
+                  </wp:cNvGraphicFramePr>
+                  <a:graphic xmlns:a="http://schemas.openxmlformats.org/drawingml/2006/main">
+                    <a:graphicData uri="http://schemas.openxmlformats.org/drawingml/2006/picture">
+                      <pic:pic xmlns:pic="http://schemas.openxmlformats.org/drawingml/2006/picture">
+                        <pic:nvPicPr>
+                          <pic:cNvPr id="108973690" name=""/>
+                          <pic:cNvPicPr/>
+                        </pic:nvPicPr>
+                        <pic:blipFill>
+                          <a:blip r:embed="rId38"/>
+                          <a:stretch>
+                            <a:fillRect/>
+                          </a:stretch>
+                        </pic:blipFill>
+                        <pic:spPr>
+                          <a:xfrm>
+                            <a:off x="0" y="0"/>
+                            <a:ext cx="1536916" cy="1250645"/>
+                          </a:xfrm>
+                          <a:prstGeom prst="rect">
+                            <a:avLst/>
+                          </a:prstGeom>
+                        </pic:spPr>
+                      </pic:pic>
+                    </a:graphicData>
+                  </a:graphic>
+                </wp:inline>
+              </w:drawing>
+            </w:r>
+          </w:p>
         </w:tc>
         <w:tc>
           <w:tcPr>
@@ -3413,11 +3859,7 @@
           </w:tcPr>
           <w:p>
             <w:r>
-              <w:t xml:space="preserve">A good way to show what the motor is behaving like is to have  a string of led to show what rpm the motor is spinning at  and of course in the app be able to adjust because it can be </w:t>
-            </w:r>
-            <w:r>
-              <w:lastRenderedPageBreak/>
-              <w:t xml:space="preserve">inaccurate but if you can adjust it you can adjust how accurate it is </w:t>
+              <w:t xml:space="preserve">A good way to show what the motor is behaving like is to have  a string of led to show what rpm the motor is spinning at  and of course in the app be able to adjust because it can be inaccurate but if you can adjust it you can adjust how accurate it is </w:t>
             </w:r>
           </w:p>
         </w:tc>
@@ -3428,12 +3870,7 @@
           </w:tcPr>
           <w:p>
             <w:r>
-              <w:lastRenderedPageBreak/>
-              <w:t xml:space="preserve">In the app programme make a throttle mapping button to adjust how the motor behaves with the throttle inputs and make sure that it saves so that when you start the bike up again you don’t have to redo the settings (this </w:t>
-            </w:r>
-            <w:r>
-              <w:lastRenderedPageBreak/>
-              <w:t xml:space="preserve">can be done with </w:t>
+              <w:t xml:space="preserve">In the app programme make a throttle mapping button to adjust how the motor behaves with the throttle inputs and make sure that it saves so that when you start the bike up again you don’t have to redo the settings (this can be done with </w:t>
             </w:r>
             <w:r>
               <w:t>eepprom</w:t>
@@ -3442,7 +3879,15 @@
               <w:t xml:space="preserve"> in the programme) also</w:t>
             </w:r>
             <w:r>
-              <w:t xml:space="preserve"> going to be Putting in LEDs and put in programme for LEDs and a way to adjust it also making sure that it saves otherwise it can bog up the system (this can be done through eepprom in the programme).(this will be shown on the dashboard and GUI)</w:t>
+              <w:t xml:space="preserve"> going to be Putting in LEDs and put in programme for LEDs and a way to adjust it also making sure that it saves otherwise it can bog up the system (this can be done through eepprom in the programme</w:t>
+            </w:r>
+            <w:proofErr w:type="gramStart"/>
+            <w:r>
+              <w:t>).(</w:t>
+            </w:r>
+            <w:proofErr w:type="gramEnd"/>
+            <w:r>
+              <w:t>this will be shown on the dashboard and GUI)</w:t>
             </w:r>
           </w:p>
         </w:tc>
@@ -3513,6 +3958,7 @@
         </w:rPr>
         <w:t xml:space="preserve">Component </w:t>
       </w:r>
+      <w:proofErr w:type="gramStart"/>
       <w:r>
         <w:rPr>
           <w:b/>
@@ -3531,6 +3977,7 @@
         </w:rPr>
         <w:t>dashboard</w:t>
       </w:r>
+      <w:proofErr w:type="gramEnd"/>
     </w:p>
     <w:tbl>
       <w:tblPr>
@@ -3539,9 +3986,9 @@
         <w:tblLook w:val="04A0" w:firstRow="1" w:lastRow="0" w:firstColumn="1" w:lastColumn="0" w:noHBand="0" w:noVBand="1"/>
       </w:tblPr>
       <w:tblGrid>
-        <w:gridCol w:w="2122"/>
-        <w:gridCol w:w="3118"/>
-        <w:gridCol w:w="3776"/>
+        <w:gridCol w:w="2871"/>
+        <w:gridCol w:w="2866"/>
+        <w:gridCol w:w="3279"/>
       </w:tblGrid>
       <w:tr>
         <w:tc>
@@ -3585,7 +4032,7 @@
             <w:shd w:val="clear" w:color="auto" w:fill="FFCCCC"/>
           </w:tcPr>
           <w:p>
-            <w:hyperlink r:id="rId33" w:history="1">
+            <w:hyperlink r:id="rId39" w:history="1">
               <w:r>
                 <w:rPr>
                   <w:rStyle w:val="Hyperlink"/>
@@ -3594,6 +4041,45 @@
               </w:r>
             </w:hyperlink>
           </w:p>
+          <w:p>
+            <w:r>
+              <w:drawing>
+                <wp:inline distT="0" distB="0" distL="0" distR="0" wp14:anchorId="0930EC26" wp14:editId="123C6BED">
+                  <wp:extent cx="1685973" cy="1050324"/>
+                  <wp:effectExtent l="0" t="0" r="0" b="0"/>
+                  <wp:docPr id="1764517628" name="Picture 1"/>
+                  <wp:cNvGraphicFramePr>
+                    <a:graphicFrameLocks xmlns:a="http://schemas.openxmlformats.org/drawingml/2006/main" noChangeAspect="1"/>
+                  </wp:cNvGraphicFramePr>
+                  <a:graphic xmlns:a="http://schemas.openxmlformats.org/drawingml/2006/main">
+                    <a:graphicData uri="http://schemas.openxmlformats.org/drawingml/2006/picture">
+                      <pic:pic xmlns:pic="http://schemas.openxmlformats.org/drawingml/2006/picture">
+                        <pic:nvPicPr>
+                          <pic:cNvPr id="1764517628" name=""/>
+                          <pic:cNvPicPr/>
+                        </pic:nvPicPr>
+                        <pic:blipFill>
+                          <a:blip r:embed="rId40"/>
+                          <a:stretch>
+                            <a:fillRect/>
+                          </a:stretch>
+                        </pic:blipFill>
+                        <pic:spPr>
+                          <a:xfrm>
+                            <a:off x="0" y="0"/>
+                            <a:ext cx="1704514" cy="1061874"/>
+                          </a:xfrm>
+                          <a:prstGeom prst="rect">
+                            <a:avLst/>
+                          </a:prstGeom>
+                        </pic:spPr>
+                      </pic:pic>
+                    </a:graphicData>
+                  </a:graphic>
+                </wp:inline>
+              </w:drawing>
+            </w:r>
+          </w:p>
         </w:tc>
         <w:tc>
           <w:tcPr>
@@ -3602,7 +4088,15 @@
           </w:tcPr>
           <w:p>
             <w:r>
-              <w:t xml:space="preserve">What if you had the leds on the side of the dashboard in a dial type </w:t>
+              <w:t xml:space="preserve">What if you had the </w:t>
+            </w:r>
+            <w:proofErr w:type="spellStart"/>
+            <w:r>
+              <w:t>leds</w:t>
+            </w:r>
+            <w:proofErr w:type="spellEnd"/>
+            <w:r>
+              <w:t xml:space="preserve"> on the side of the dashboard in a dial type </w:t>
             </w:r>
             <w:r>
               <w:t>arrangement</w:t>
@@ -3646,7 +4140,7 @@
             <w:shd w:val="clear" w:color="auto" w:fill="FFCCCC"/>
           </w:tcPr>
           <w:p>
-            <w:hyperlink r:id="rId34" w:history="1">
+            <w:hyperlink r:id="rId41" w:history="1">
               <w:r>
                 <w:rPr>
                   <w:rStyle w:val="Hyperlink"/>
@@ -3655,6 +4149,45 @@
               </w:r>
             </w:hyperlink>
           </w:p>
+          <w:p>
+            <w:r>
+              <w:drawing>
+                <wp:inline distT="0" distB="0" distL="0" distR="0" wp14:anchorId="3150F906" wp14:editId="68ABCD4C">
+                  <wp:extent cx="1330410" cy="889916"/>
+                  <wp:effectExtent l="0" t="0" r="3175" b="5715"/>
+                  <wp:docPr id="1580638705" name="Picture 1"/>
+                  <wp:cNvGraphicFramePr>
+                    <a:graphicFrameLocks xmlns:a="http://schemas.openxmlformats.org/drawingml/2006/main" noChangeAspect="1"/>
+                  </wp:cNvGraphicFramePr>
+                  <a:graphic xmlns:a="http://schemas.openxmlformats.org/drawingml/2006/main">
+                    <a:graphicData uri="http://schemas.openxmlformats.org/drawingml/2006/picture">
+                      <pic:pic xmlns:pic="http://schemas.openxmlformats.org/drawingml/2006/picture">
+                        <pic:nvPicPr>
+                          <pic:cNvPr id="1580638705" name=""/>
+                          <pic:cNvPicPr/>
+                        </pic:nvPicPr>
+                        <pic:blipFill>
+                          <a:blip r:embed="rId42"/>
+                          <a:stretch>
+                            <a:fillRect/>
+                          </a:stretch>
+                        </pic:blipFill>
+                        <pic:spPr>
+                          <a:xfrm>
+                            <a:off x="0" y="0"/>
+                            <a:ext cx="1345976" cy="900328"/>
+                          </a:xfrm>
+                          <a:prstGeom prst="rect">
+                            <a:avLst/>
+                          </a:prstGeom>
+                        </pic:spPr>
+                      </pic:pic>
+                    </a:graphicData>
+                  </a:graphic>
+                </wp:inline>
+              </w:drawing>
+            </w:r>
+          </w:p>
         </w:tc>
         <w:tc>
           <w:tcPr>
@@ -3772,6 +4305,7 @@
         </w:rPr>
         <w:t xml:space="preserve">Component </w:t>
       </w:r>
+      <w:proofErr w:type="gramStart"/>
       <w:r>
         <w:rPr>
           <w:b/>
@@ -3790,6 +4324,7 @@
         </w:rPr>
         <w:t>PCBs</w:t>
       </w:r>
+      <w:proofErr w:type="gramEnd"/>
     </w:p>
     <w:tbl>
       <w:tblPr>
@@ -3798,9 +4333,9 @@
         <w:tblLook w:val="04A0" w:firstRow="1" w:lastRow="0" w:firstColumn="1" w:lastColumn="0" w:noHBand="0" w:noVBand="1"/>
       </w:tblPr>
       <w:tblGrid>
-        <w:gridCol w:w="2122"/>
-        <w:gridCol w:w="3118"/>
-        <w:gridCol w:w="3776"/>
+        <w:gridCol w:w="3906"/>
+        <w:gridCol w:w="2447"/>
+        <w:gridCol w:w="2663"/>
       </w:tblGrid>
       <w:tr>
         <w:tc>
@@ -3865,11 +4400,50 @@
                   <v:path o:extrusionok="f" gradientshapeok="t" o:connecttype="rect"/>
                   <o:lock v:ext="edit" aspectratio="t"/>
                 </v:shapetype>
-                <v:shape id="_x0000_i1025" type="#_x0000_t75" style="width:75.5pt;height:49pt" o:ole="">
-                  <v:imagedata r:id="rId35" o:title=""/>
+                <v:shape id="_x0000_i1025" type="#_x0000_t75" style="width:75.55pt;height:48.95pt" o:ole="">
+                  <v:imagedata r:id="rId43" o:title=""/>
                 </v:shape>
-                <o:OLEObject Type="Embed" ProgID="Package" ShapeID="_x0000_i1025" DrawAspect="Icon" ObjectID="_1848568981" r:id="rId36"/>
+                <o:OLEObject Type="Embed" ProgID="Package" ShapeID="_x0000_i1025" DrawAspect="Icon" ObjectID="_1848816992" r:id="rId44"/>
               </w:object>
+            </w:r>
+          </w:p>
+          <w:p>
+            <w:r>
+              <w:drawing>
+                <wp:inline distT="0" distB="0" distL="0" distR="0" wp14:anchorId="1F07E4AB" wp14:editId="0C5AFDC4">
+                  <wp:extent cx="1297242" cy="869092"/>
+                  <wp:effectExtent l="0" t="0" r="0" b="7620"/>
+                  <wp:docPr id="1658984529" name="Picture 1"/>
+                  <wp:cNvGraphicFramePr>
+                    <a:graphicFrameLocks xmlns:a="http://schemas.openxmlformats.org/drawingml/2006/main" noChangeAspect="1"/>
+                  </wp:cNvGraphicFramePr>
+                  <a:graphic xmlns:a="http://schemas.openxmlformats.org/drawingml/2006/main">
+                    <a:graphicData uri="http://schemas.openxmlformats.org/drawingml/2006/picture">
+                      <pic:pic xmlns:pic="http://schemas.openxmlformats.org/drawingml/2006/picture">
+                        <pic:nvPicPr>
+                          <pic:cNvPr id="1658984529" name=""/>
+                          <pic:cNvPicPr/>
+                        </pic:nvPicPr>
+                        <pic:blipFill>
+                          <a:blip r:embed="rId45"/>
+                          <a:stretch>
+                            <a:fillRect/>
+                          </a:stretch>
+                        </pic:blipFill>
+                        <pic:spPr>
+                          <a:xfrm>
+                            <a:off x="0" y="0"/>
+                            <a:ext cx="1323234" cy="886505"/>
+                          </a:xfrm>
+                          <a:prstGeom prst="rect">
+                            <a:avLst/>
+                          </a:prstGeom>
+                        </pic:spPr>
+                      </pic:pic>
+                    </a:graphicData>
+                  </a:graphic>
+                </wp:inline>
+              </w:drawing>
             </w:r>
           </w:p>
         </w:tc>
@@ -3941,14 +4515,53 @@
           </w:tcPr>
           <w:p>
             <w:r>
-              <w:object w:dxaOrig="1543" w:dyaOrig="1000" w14:anchorId="2651B53F">
-                <v:shape id="_x0000_i1026" type="#_x0000_t75" style="width:76.5pt;height:50pt" o:ole="">
-                  <v:imagedata r:id="rId37" o:title=""/>
+              <w:object w:dxaOrig="1504" w:dyaOrig="981" w14:anchorId="32F9B087">
+                <v:shape id="_x0000_i1034" type="#_x0000_t75" style="width:75.25pt;height:48.95pt" o:ole="">
+                  <v:imagedata r:id="rId46" o:title=""/>
                 </v:shape>
-                <o:OLEObject Type="Embed" ProgID="Package" ShapeID="_x0000_i1026" DrawAspect="Icon" ObjectID="_1848568982" r:id="rId38"/>
+                <o:OLEObject Type="Embed" ProgID="Package" ShapeID="_x0000_i1034" DrawAspect="Icon" ObjectID="_1848816993" r:id="rId47"/>
               </w:object>
             </w:r>
           </w:p>
+          <w:p>
+            <w:r>
+              <w:drawing>
+                <wp:inline distT="0" distB="0" distL="0" distR="0" wp14:anchorId="49051D53" wp14:editId="08388724">
+                  <wp:extent cx="1621983" cy="1042087"/>
+                  <wp:effectExtent l="0" t="0" r="0" b="5715"/>
+                  <wp:docPr id="422378334" name="Picture 1"/>
+                  <wp:cNvGraphicFramePr>
+                    <a:graphicFrameLocks xmlns:a="http://schemas.openxmlformats.org/drawingml/2006/main" noChangeAspect="1"/>
+                  </wp:cNvGraphicFramePr>
+                  <a:graphic xmlns:a="http://schemas.openxmlformats.org/drawingml/2006/main">
+                    <a:graphicData uri="http://schemas.openxmlformats.org/drawingml/2006/picture">
+                      <pic:pic xmlns:pic="http://schemas.openxmlformats.org/drawingml/2006/picture">
+                        <pic:nvPicPr>
+                          <pic:cNvPr id="422378334" name=""/>
+                          <pic:cNvPicPr/>
+                        </pic:nvPicPr>
+                        <pic:blipFill>
+                          <a:blip r:embed="rId48"/>
+                          <a:stretch>
+                            <a:fillRect/>
+                          </a:stretch>
+                        </pic:blipFill>
+                        <pic:spPr>
+                          <a:xfrm>
+                            <a:off x="0" y="0"/>
+                            <a:ext cx="1623317" cy="1042944"/>
+                          </a:xfrm>
+                          <a:prstGeom prst="rect">
+                            <a:avLst/>
+                          </a:prstGeom>
+                        </pic:spPr>
+                      </pic:pic>
+                    </a:graphicData>
+                  </a:graphic>
+                </wp:inline>
+              </w:drawing>
+            </w:r>
+          </w:p>
         </w:tc>
         <w:tc>
           <w:tcPr>
@@ -3994,12 +4607,49 @@
           <w:p>
             <w:r>
               <w:object w:dxaOrig="1543" w:dyaOrig="1000" w14:anchorId="2A3A1969">
-                <v:shape id="_x0000_i1027" type="#_x0000_t75" style="width:76.5pt;height:50pt" o:ole="">
-                  <v:imagedata r:id="rId39" o:title=""/>
+                <v:shape id="_x0000_i1027" type="#_x0000_t75" style="width:76.55pt;height:49.95pt" o:ole="">
+                  <v:imagedata r:id="rId49" o:title=""/>
                 </v:shape>
-                <o:OLEObject Type="Embed" ProgID="Package" ShapeID="_x0000_i1027" DrawAspect="Icon" ObjectID="_1848568983" r:id="rId40"/>
+                <o:OLEObject Type="Embed" ProgID="Package" ShapeID="_x0000_i1027" DrawAspect="Icon" ObjectID="_1848816994" r:id="rId50"/>
               </w:object>
             </w:r>
+            <w:r>
+              <w:drawing>
+                <wp:inline distT="0" distB="0" distL="0" distR="0" wp14:anchorId="2D35C568" wp14:editId="02E2FF20">
+                  <wp:extent cx="2343664" cy="1490951"/>
+                  <wp:effectExtent l="0" t="0" r="0" b="0"/>
+                  <wp:docPr id="1458338087" name="Picture 1"/>
+                  <wp:cNvGraphicFramePr>
+                    <a:graphicFrameLocks xmlns:a="http://schemas.openxmlformats.org/drawingml/2006/main" noChangeAspect="1"/>
+                  </wp:cNvGraphicFramePr>
+                  <a:graphic xmlns:a="http://schemas.openxmlformats.org/drawingml/2006/main">
+                    <a:graphicData uri="http://schemas.openxmlformats.org/drawingml/2006/picture">
+                      <pic:pic xmlns:pic="http://schemas.openxmlformats.org/drawingml/2006/picture">
+                        <pic:nvPicPr>
+                          <pic:cNvPr id="1458338087" name=""/>
+                          <pic:cNvPicPr/>
+                        </pic:nvPicPr>
+                        <pic:blipFill>
+                          <a:blip r:embed="rId51"/>
+                          <a:stretch>
+                            <a:fillRect/>
+                          </a:stretch>
+                        </pic:blipFill>
+                        <pic:spPr>
+                          <a:xfrm>
+                            <a:off x="0" y="0"/>
+                            <a:ext cx="2351621" cy="1496013"/>
+                          </a:xfrm>
+                          <a:prstGeom prst="rect">
+                            <a:avLst/>
+                          </a:prstGeom>
+                        </pic:spPr>
+                      </pic:pic>
+                    </a:graphicData>
+                  </a:graphic>
+                </wp:inline>
+              </w:drawing>
+            </w:r>
           </w:p>
         </w:tc>
         <w:tc>
@@ -4070,13 +4720,53 @@
           <w:p>
             <w:r>
               <w:object w:dxaOrig="1543" w:dyaOrig="1000" w14:anchorId="530D09F3">
-                <v:shape id="_x0000_i1028" type="#_x0000_t75" style="width:76.5pt;height:50pt" o:ole="">
-                  <v:imagedata r:id="rId41" o:title=""/>
+                <v:shape id="_x0000_i1028" type="#_x0000_t75" style="width:76.55pt;height:49.95pt" o:ole="">
+                  <v:imagedata r:id="rId52" o:title=""/>
                 </v:shape>
-                <o:OLEObject Type="Embed" ProgID="Package" ShapeID="_x0000_i1028" DrawAspect="Icon" ObjectID="_1848568984" r:id="rId42"/>
+                <o:OLEObject Type="Embed" ProgID="Package" ShapeID="_x0000_i1028" DrawAspect="Icon" ObjectID="_1848816995" r:id="rId53"/>
               </w:object>
             </w:r>
           </w:p>
+          <w:p>
+            <w:r>
+              <w:lastRenderedPageBreak/>
+              <w:drawing>
+                <wp:inline distT="0" distB="0" distL="0" distR="0" wp14:anchorId="2263FAB2" wp14:editId="673D2F48">
+                  <wp:extent cx="1511643" cy="895162"/>
+                  <wp:effectExtent l="0" t="0" r="0" b="635"/>
+                  <wp:docPr id="1425884325" name="Picture 1"/>
+                  <wp:cNvGraphicFramePr>
+                    <a:graphicFrameLocks xmlns:a="http://schemas.openxmlformats.org/drawingml/2006/main" noChangeAspect="1"/>
+                  </wp:cNvGraphicFramePr>
+                  <a:graphic xmlns:a="http://schemas.openxmlformats.org/drawingml/2006/main">
+                    <a:graphicData uri="http://schemas.openxmlformats.org/drawingml/2006/picture">
+                      <pic:pic xmlns:pic="http://schemas.openxmlformats.org/drawingml/2006/picture">
+                        <pic:nvPicPr>
+                          <pic:cNvPr id="1425884325" name=""/>
+                          <pic:cNvPicPr/>
+                        </pic:nvPicPr>
+                        <pic:blipFill>
+                          <a:blip r:embed="rId54"/>
+                          <a:stretch>
+                            <a:fillRect/>
+                          </a:stretch>
+                        </pic:blipFill>
+                        <pic:spPr>
+                          <a:xfrm>
+                            <a:off x="0" y="0"/>
+                            <a:ext cx="1527028" cy="904273"/>
+                          </a:xfrm>
+                          <a:prstGeom prst="rect">
+                            <a:avLst/>
+                          </a:prstGeom>
+                        </pic:spPr>
+                      </pic:pic>
+                    </a:graphicData>
+                  </a:graphic>
+                </wp:inline>
+              </w:drawing>
+            </w:r>
+          </w:p>
         </w:tc>
         <w:tc>
           <w:tcPr>
@@ -4085,6 +4775,7 @@
           </w:tcPr>
           <w:p>
             <w:r>
+              <w:lastRenderedPageBreak/>
               <w:t>Alongside</w:t>
             </w:r>
             <w:r>
@@ -4112,7 +4803,11 @@
               <w:t xml:space="preserve">and </w:t>
             </w:r>
             <w:r>
-              <w:t>add them to a small PCB to protect all your part</w:t>
+              <w:t xml:space="preserve">add them to a small PCB </w:t>
+            </w:r>
+            <w:r>
+              <w:lastRenderedPageBreak/>
+              <w:t>to protect all your part</w:t>
             </w:r>
             <w:r>
               <w:t>s and not have a fault</w:t>
@@ -4126,6 +4821,7 @@
           </w:tcPr>
           <w:p>
             <w:r>
+              <w:lastRenderedPageBreak/>
               <w:t>In this PCB there will be a PPTC fuse added in series to the Volt</w:t>
             </w:r>
             <w:r>
@@ -4371,7 +5067,15 @@
         <w:t xml:space="preserve"> or location</w:t>
       </w:r>
       <w:r>
-        <w:t xml:space="preserve"> to your final outcome </w:t>
+        <w:t xml:space="preserve"> to your </w:t>
+      </w:r>
+      <w:proofErr w:type="gramStart"/>
+      <w:r>
+        <w:t>final outcome</w:t>
+      </w:r>
+      <w:proofErr w:type="gramEnd"/>
+      <w:r>
+        <w:t xml:space="preserve"> </w:t>
       </w:r>
       <w:r>
         <w:t xml:space="preserve">before testing </w:t>
@@ -4459,8 +5163,13 @@
             <w:shd w:val="clear" w:color="auto" w:fill="FFCCCC"/>
           </w:tcPr>
           <w:p>
-            <w:r>
-              <w:t xml:space="preserve">Is there any spelling mistakes that were made </w:t>
+            <w:proofErr w:type="gramStart"/>
+            <w:r>
+              <w:t>Is</w:t>
+            </w:r>
+            <w:proofErr w:type="gramEnd"/>
+            <w:r>
+              <w:t xml:space="preserve"> there any spelling mistakes that were made </w:t>
             </w:r>
           </w:p>
         </w:tc>
@@ -4500,8 +5209,13 @@
             <w:shd w:val="clear" w:color="auto" w:fill="FFCCCC"/>
           </w:tcPr>
           <w:p>
-            <w:r>
-              <w:t xml:space="preserve">Is there any </w:t>
+            <w:proofErr w:type="gramStart"/>
+            <w:r>
+              <w:t>Is</w:t>
+            </w:r>
+            <w:proofErr w:type="gramEnd"/>
+            <w:r>
+              <w:t xml:space="preserve"> there any </w:t>
             </w:r>
             <w:r>
               <w:t xml:space="preserve">grammar mistakes in what I wrote </w:t>
@@ -4724,7 +5438,15 @@
           </w:tcPr>
           <w:p>
             <w:r>
-              <w:t xml:space="preserve">Is the way that the final outcome looks aesthetically pleasing </w:t>
+              <w:t xml:space="preserve">Is the way that the </w:t>
+            </w:r>
+            <w:proofErr w:type="gramStart"/>
+            <w:r>
+              <w:t>final outcome</w:t>
+            </w:r>
+            <w:proofErr w:type="gramEnd"/>
+            <w:r>
+              <w:t xml:space="preserve"> looks aesthetically pleasing </w:t>
             </w:r>
           </w:p>
         </w:tc>
@@ -4759,7 +5481,6 @@
           </w:p>
           <w:p>
             <w:r>
-              <w:lastRenderedPageBreak/>
               <w:t>appropriate:</w:t>
             </w:r>
           </w:p>
@@ -4771,7 +5492,6 @@
           </w:tcPr>
           <w:p>
             <w:r>
-              <w:lastRenderedPageBreak/>
               <w:t>?</w:t>
             </w:r>
           </w:p>
@@ -4790,8 +5510,13 @@
       <w:pPr>
         <w:pStyle w:val="Heading3"/>
       </w:pPr>
-      <w:r>
-        <w:t>Final Outcome after Testing</w:t>
+      <w:proofErr w:type="gramStart"/>
+      <w:r>
+        <w:t>Final Outcome</w:t>
+      </w:r>
+      <w:proofErr w:type="gramEnd"/>
+      <w:r>
+        <w:t xml:space="preserve"> after Testing</w:t>
       </w:r>
     </w:p>
     <w:p>
@@ -4799,7 +5524,15 @@
         <w:shd w:val="clear" w:color="auto" w:fill="FFF2CC" w:themeFill="accent4" w:themeFillTint="33"/>
       </w:pPr>
       <w:r>
-        <w:t xml:space="preserve">Please provide a link to your final outcome after testing has been completed. </w:t>
+        <w:t xml:space="preserve">Please provide a link to your </w:t>
+      </w:r>
+      <w:proofErr w:type="gramStart"/>
+      <w:r>
+        <w:t>final outcome</w:t>
+      </w:r>
+      <w:proofErr w:type="gramEnd"/>
+      <w:r>
+        <w:t xml:space="preserve"> after testing has been completed. </w:t>
       </w:r>
     </w:p>
     <w:p/>
@@ -4808,6 +5541,7 @@
         <w:shd w:val="clear" w:color="auto" w:fill="FFF2CC" w:themeFill="accent4" w:themeFillTint="33"/>
       </w:pPr>
       <w:r>
+        <w:lastRenderedPageBreak/>
         <w:t xml:space="preserve">Include a couple of statements </w:t>
       </w:r>
       <w:r>
@@ -4819,7 +5553,39 @@
         <w:shd w:val="clear" w:color="auto" w:fill="FFF2CC" w:themeFill="accent4" w:themeFillTint="33"/>
       </w:pPr>
       <w:r>
-        <w:t>Testing and trialling was a big part of developing my final outcome because a lot of the problems were only found once the system was actually being used on the bike. One of the biggest problems we found was with the electromagnetic clutch. When testing the clutch, it worked normally while powered, but when it was switched off, the electromagnet released a large voltage back into the system. We measured this voltage and found that the spike was much higher than what the Arduino and other electronics could handle. This voltage travelled back through the circuit and ended up damaging and frying parts of the electronics. From this testing, I found that the clutch needed its own protection, so I added a Schottky diode across the clutch coil and a PPTC to add extra protection to the circuit. After testing the clutch again, the voltage spike was controlled and the electronics were no longer being damaged.</w:t>
+        <w:t xml:space="preserve">Testing and trialling </w:t>
+      </w:r>
+      <w:proofErr w:type="gramStart"/>
+      <w:r>
+        <w:t>was</w:t>
+      </w:r>
+      <w:proofErr w:type="gramEnd"/>
+      <w:r>
+        <w:t xml:space="preserve"> a big part of developing my </w:t>
+      </w:r>
+      <w:proofErr w:type="gramStart"/>
+      <w:r>
+        <w:t>final outcome</w:t>
+      </w:r>
+      <w:proofErr w:type="gramEnd"/>
+      <w:r>
+        <w:t xml:space="preserve"> because a lot of the problems were only found once the system was </w:t>
+      </w:r>
+      <w:proofErr w:type="gramStart"/>
+      <w:r>
+        <w:t>actually being</w:t>
+      </w:r>
+      <w:proofErr w:type="gramEnd"/>
+      <w:r>
+        <w:t xml:space="preserve"> used on the bike. One of the biggest problems we found was with the electromagnetic clutch. When testing the clutch, it worked normally while powered, but when it was switched off, the electromagnet released a large voltage back into the system. We measured this voltage and found that the spike was much higher than what the Arduino and other electronics could handle. This voltage travelled back through the circuit and ended up damaging and frying parts of the electronics. From this testing, I found that the clutch needed its own protection, so I added a Schottky diode across the clutch coil and a PPTC to add extra protection to the circuit. After testing the clutch again, the voltage spike was </w:t>
+      </w:r>
+      <w:proofErr w:type="gramStart"/>
+      <w:r>
+        <w:t>controlled</w:t>
+      </w:r>
+      <w:proofErr w:type="gramEnd"/>
+      <w:r>
+        <w:t xml:space="preserve"> and the electronics were no longer being damaged.</w:t>
       </w:r>
     </w:p>
     <w:p>
@@ -4827,7 +5593,15 @@
         <w:shd w:val="clear" w:color="auto" w:fill="FFF2CC" w:themeFill="accent4" w:themeFillTint="33"/>
       </w:pPr>
       <w:r>
-        <w:t>Testing the Arduino UNO R4 and throttle also showed some problems. When the 800 W motor was running, the high current being drawn by the motor created electrical noise and voltage fluctuations in the system. This caused the Hall sensor used for the throttle to give unstable readings, which could make the motor response inconsistent. I added 0.1 uF capacitors to the sensor signal and other sensitive circuits to help filter out the electrical noise. After testing this again, the throttle readings became much more stable and the motor responded more consistently to the throttle input. I also improved the throttle mapping in the Arduino so the throttle could be adjusted and calibrated rather than relying on one fixed range.</w:t>
+        <w:t xml:space="preserve">Testing the Arduino UNO R4 and throttle also showed some problems. When the 800 W motor was running, the high current being drawn by the motor created electrical noise and voltage fluctuations in the system. This caused the Hall sensor used for the throttle to give unstable readings, which could make the motor response inconsistent. I added 0.1 </w:t>
+      </w:r>
+      <w:proofErr w:type="spellStart"/>
+      <w:r>
+        <w:t>uF</w:t>
+      </w:r>
+      <w:proofErr w:type="spellEnd"/>
+      <w:r>
+        <w:t xml:space="preserve"> capacitors to the sensor signal and other sensitive circuits to help filter out the electrical noise. After testing this again, the throttle readings became much more stable and the motor responded more consistently to the throttle input. I also improved the throttle mapping in the Arduino so the throttle could be adjusted and calibrated rather than relying on one fixed range.</w:t>
       </w:r>
     </w:p>
     <w:p>
@@ -4835,7 +5609,15 @@
         <w:shd w:val="clear" w:color="auto" w:fill="FFF2CC" w:themeFill="accent4" w:themeFillTint="33"/>
       </w:pPr>
       <w:r>
-        <w:t>The Hall sensors used for measuring the motor RPM, driveshaft RPM and speed also had issues during early testing. Electrical interference from the motor caused false triggers, which gave incorrect RPM and speed readings. Adding the 0.1 uF capacitors helped smooth the signals and stopped the false triggers. I also planned for shielded and twisted-pair wiring to further reduce interference. This improved the accuracy and reliability of the speed and RPM information shown on the dashboard and OLED.</w:t>
+        <w:t xml:space="preserve">The Hall sensors used for measuring the motor RPM, driveshaft RPM and speed also had issues during early testing. Electrical interference from the motor caused false triggers, which gave incorrect RPM and speed readings. Adding the 0.1 </w:t>
+      </w:r>
+      <w:proofErr w:type="spellStart"/>
+      <w:r>
+        <w:t>uF</w:t>
+      </w:r>
+      <w:proofErr w:type="spellEnd"/>
+      <w:r>
+        <w:t xml:space="preserve"> capacitors helped smooth the signals and stopped the false triggers. I also planned for shielded and twisted-pair wiring to further reduce interference. This improved the accuracy and reliability of the speed and RPM information shown on the dashboard and OLED.</w:t>
       </w:r>
     </w:p>
     <w:p>
@@ -4851,11 +5633,15 @@
         <w:shd w:val="clear" w:color="auto" w:fill="FFF2CC" w:themeFill="accent4" w:themeFillTint="33"/>
       </w:pPr>
       <w:r>
-        <w:t xml:space="preserve">Overall, testing and trialling helped me find problems that I would not have noticed just from designing the system on paper. Each problem gave me information that I could use to change the design. The final outcome was improved through changes such as the clutch voltage protection, PPTCs, throttle filtering and mapping, Hall sensor filtering and battery voltage sensing. This made the </w:t>
-      </w:r>
-      <w:r>
-        <w:lastRenderedPageBreak/>
-        <w:t>digital system more reliable, protected the Arduino and other components, and made the information and controls more consistent when the bike was being operated.</w:t>
+        <w:t xml:space="preserve">Overall, testing and trialling helped me find problems that I would not have noticed just from designing the system on paper. Each problem gave me information that I could use to change the design. The </w:t>
+      </w:r>
+      <w:proofErr w:type="gramStart"/>
+      <w:r>
+        <w:t>final outcome</w:t>
+      </w:r>
+      <w:proofErr w:type="gramEnd"/>
+      <w:r>
+        <w:t xml:space="preserve"> was improved through changes such as the clutch voltage protection, PPTCs, throttle filtering and mapping, Hall sensor filtering and battery voltage sensing. This made the digital system more reliable, protected the Arduino and other components, and made the information and controls more consistent when the bike was being operated.</w:t>
       </w:r>
     </w:p>
     <w:p>
@@ -4876,6 +5662,7 @@
         <w:shd w:val="clear" w:color="auto" w:fill="A8D08D" w:themeFill="accent6" w:themeFillTint="99"/>
       </w:pPr>
       <w:r>
+        <w:lastRenderedPageBreak/>
         <w:t>Final Analysis:</w:t>
       </w:r>
     </w:p>
@@ -5023,11 +5810,7 @@
         <w:shd w:val="clear" w:color="auto" w:fill="A8D08D" w:themeFill="accent6" w:themeFillTint="99"/>
       </w:pPr>
       <w:r>
-        <w:t xml:space="preserve">Another important part of trialling was the GUI. Instead of having the throttle mapping fixed in the Arduino code, I made the GUI allow the throttle minimum and maximum values to be changed. This meant I could test the throttle on the actual bike and adjust the mapping if the throttle was not </w:t>
-      </w:r>
-      <w:r>
-        <w:lastRenderedPageBreak/>
-        <w:t>responding correctly. I also added settings for things such as the clutch threshold. This made the system easier to calibrate because I did not have to keep changing the Arduino code every time I wanted to adjust the throttle response. Trialling the GUI and the physical throttle together helped me get a more consistent response from the motor and made the final system more adjustable.</w:t>
+        <w:t>Another important part of trialling was the GUI. Instead of having the throttle mapping fixed in the Arduino code, I made the GUI allow the throttle minimum and maximum values to be changed. This meant I could test the throttle on the actual bike and adjust the mapping if the throttle was not responding correctly. I also added settings for things such as the clutch threshold. This made the system easier to calibrate because I did not have to keep changing the Arduino code every time I wanted to adjust the throttle response. Trialling the GUI and the physical throttle together helped me get a more consistent response from the motor and made the final system more adjustable.</w:t>
       </w:r>
     </w:p>
     <w:p>
@@ -5057,7 +5840,11 @@
         <w:t>outcome</w:t>
       </w:r>
       <w:r>
-        <w:t xml:space="preserve"> developed over time. The planning gave me the basic idea of what the system needed to do, while testing showed me where the original design had problems. Trialling then allowed me to make changes and see if they </w:t>
+        <w:t xml:space="preserve"> developed over time. The planning gave me the basic idea of what the system needed to do, while testing showed me </w:t>
+      </w:r>
+      <w:r>
+        <w:lastRenderedPageBreak/>
+        <w:t xml:space="preserve">where the original design had problems. Trialling then allowed me to make changes and see if they </w:t>
       </w:r>
       <w:r>
         <w:t>fixed</w:t>
@@ -5747,6 +6534,7 @@
   <w:style w:type="character" w:default="1" w:styleId="DefaultParagraphFont">
     <w:name w:val="Default Paragraph Font"/>
     <w:uiPriority w:val="1"/>
+    <w:semiHidden/>
     <w:unhideWhenUsed/>
   </w:style>
   <w:style w:type="table" w:default="1" w:styleId="TableNormal">
@@ -6253,59 +7041,6 @@
 </file>
 
 <file path=customXml/item2.xml><?xml version="1.0" encoding="utf-8"?>
-<b:Sources xmlns:b="http://schemas.openxmlformats.org/officeDocument/2006/bibliography" xmlns="http://schemas.openxmlformats.org/officeDocument/2006/bibliography" SelectedStyle="\APASixthEditionOfficeOnline.xsl" StyleName="APA" Version="6"/>
-</file>
-
-<file path=customXml/item3.xml><?xml version="1.0" encoding="utf-8"?>
-<p:properties xmlns:p="http://schemas.microsoft.com/office/2006/metadata/properties" xmlns:xsi="http://www.w3.org/2001/XMLSchema-instance" xmlns:pc="http://schemas.microsoft.com/office/infopath/2007/PartnerControls">
-  <documentManagement>
-    <FolderType xmlns="8e8bdfa1-897e-455b-96e1-da9724e984b4" xsi:nil="true"/>
-    <Has_Teacher_Only_SectionGroup xmlns="8e8bdfa1-897e-455b-96e1-da9724e984b4" xsi:nil="true"/>
-    <DefaultSectionNames xmlns="8e8bdfa1-897e-455b-96e1-da9724e984b4" xsi:nil="true"/>
-    <AppVersion xmlns="8e8bdfa1-897e-455b-96e1-da9724e984b4" xsi:nil="true"/>
-    <Invited_Students xmlns="8e8bdfa1-897e-455b-96e1-da9724e984b4" xsi:nil="true"/>
-    <Teachers xmlns="8e8bdfa1-897e-455b-96e1-da9724e984b4">
-      <UserInfo>
-        <DisplayName/>
-        <AccountId xsi:nil="true"/>
-        <AccountType/>
-      </UserInfo>
-    </Teachers>
-    <Self_Registration_Enabled xmlns="8e8bdfa1-897e-455b-96e1-da9724e984b4" xsi:nil="true"/>
-    <Is_Collaboration_Space_Locked xmlns="8e8bdfa1-897e-455b-96e1-da9724e984b4" xsi:nil="true"/>
-    <CultureName xmlns="8e8bdfa1-897e-455b-96e1-da9724e984b4" xsi:nil="true"/>
-    <Templates xmlns="8e8bdfa1-897e-455b-96e1-da9724e984b4" xsi:nil="true"/>
-    <NotebookType xmlns="8e8bdfa1-897e-455b-96e1-da9724e984b4" xsi:nil="true"/>
-    <Students xmlns="8e8bdfa1-897e-455b-96e1-da9724e984b4">
-      <UserInfo>
-        <DisplayName/>
-        <AccountId xsi:nil="true"/>
-        <AccountType/>
-      </UserInfo>
-    </Students>
-    <Student_Groups xmlns="8e8bdfa1-897e-455b-96e1-da9724e984b4">
-      <UserInfo>
-        <DisplayName/>
-        <AccountId xsi:nil="true"/>
-        <AccountType/>
-      </UserInfo>
-    </Student_Groups>
-    <TeamsChannelId xmlns="8e8bdfa1-897e-455b-96e1-da9724e984b4" xsi:nil="true"/>
-    <Owner xmlns="8e8bdfa1-897e-455b-96e1-da9724e984b4">
-      <UserInfo>
-        <DisplayName/>
-        <AccountId xsi:nil="true"/>
-        <AccountType/>
-      </UserInfo>
-    </Owner>
-    <Math_Settings xmlns="8e8bdfa1-897e-455b-96e1-da9724e984b4" xsi:nil="true"/>
-    <Invited_Teachers xmlns="8e8bdfa1-897e-455b-96e1-da9724e984b4" xsi:nil="true"/>
-    <IsNotebookLocked xmlns="8e8bdfa1-897e-455b-96e1-da9724e984b4" xsi:nil="true"/>
-  </documentManagement>
-</p:properties>
-</file>
-
-<file path=customXml/item4.xml><?xml version="1.0" encoding="utf-8"?>
 <ct:contentTypeSchema xmlns:ct="http://schemas.microsoft.com/office/2006/metadata/contentType" xmlns:ma="http://schemas.microsoft.com/office/2006/metadata/properties/metaAttributes" ct:_="" ma:_="" ma:contentTypeName="Document" ma:contentTypeID="0x010100B404DBCFBC02B04D838E297E7AC49BEC" ma:contentTypeVersion="29" ma:contentTypeDescription="Create a new document." ma:contentTypeScope="" ma:versionID="00b475807ba7603a210177ce3d310360">
   <xsd:schema xmlns:xsd="http://www.w3.org/2001/XMLSchema" xmlns:xs="http://www.w3.org/2001/XMLSchema" xmlns:p="http://schemas.microsoft.com/office/2006/metadata/properties" xmlns:ns3="8e8bdfa1-897e-455b-96e1-da9724e984b4" xmlns:ns4="0bf4e652-3194-4289-a587-4a2abc6573c1" targetNamespace="http://schemas.microsoft.com/office/2006/metadata/properties" ma:root="true" ma:fieldsID="41c2c417b58d7032c1f2cfab3b2ec764" ns3:_="" ns4:_="">
     <xsd:import namespace="8e8bdfa1-897e-455b-96e1-da9724e984b4"/>
@@ -6686,6 +7421,59 @@
 </ct:contentTypeSchema>
 </file>
 
+<file path=customXml/item3.xml><?xml version="1.0" encoding="utf-8"?>
+<p:properties xmlns:p="http://schemas.microsoft.com/office/2006/metadata/properties" xmlns:xsi="http://www.w3.org/2001/XMLSchema-instance" xmlns:pc="http://schemas.microsoft.com/office/infopath/2007/PartnerControls">
+  <documentManagement>
+    <FolderType xmlns="8e8bdfa1-897e-455b-96e1-da9724e984b4" xsi:nil="true"/>
+    <Has_Teacher_Only_SectionGroup xmlns="8e8bdfa1-897e-455b-96e1-da9724e984b4" xsi:nil="true"/>
+    <DefaultSectionNames xmlns="8e8bdfa1-897e-455b-96e1-da9724e984b4" xsi:nil="true"/>
+    <AppVersion xmlns="8e8bdfa1-897e-455b-96e1-da9724e984b4" xsi:nil="true"/>
+    <Invited_Students xmlns="8e8bdfa1-897e-455b-96e1-da9724e984b4" xsi:nil="true"/>
+    <Teachers xmlns="8e8bdfa1-897e-455b-96e1-da9724e984b4">
+      <UserInfo>
+        <DisplayName/>
+        <AccountId xsi:nil="true"/>
+        <AccountType/>
+      </UserInfo>
+    </Teachers>
+    <Self_Registration_Enabled xmlns="8e8bdfa1-897e-455b-96e1-da9724e984b4" xsi:nil="true"/>
+    <Is_Collaboration_Space_Locked xmlns="8e8bdfa1-897e-455b-96e1-da9724e984b4" xsi:nil="true"/>
+    <CultureName xmlns="8e8bdfa1-897e-455b-96e1-da9724e984b4" xsi:nil="true"/>
+    <Templates xmlns="8e8bdfa1-897e-455b-96e1-da9724e984b4" xsi:nil="true"/>
+    <NotebookType xmlns="8e8bdfa1-897e-455b-96e1-da9724e984b4" xsi:nil="true"/>
+    <Students xmlns="8e8bdfa1-897e-455b-96e1-da9724e984b4">
+      <UserInfo>
+        <DisplayName/>
+        <AccountId xsi:nil="true"/>
+        <AccountType/>
+      </UserInfo>
+    </Students>
+    <Student_Groups xmlns="8e8bdfa1-897e-455b-96e1-da9724e984b4">
+      <UserInfo>
+        <DisplayName/>
+        <AccountId xsi:nil="true"/>
+        <AccountType/>
+      </UserInfo>
+    </Student_Groups>
+    <TeamsChannelId xmlns="8e8bdfa1-897e-455b-96e1-da9724e984b4" xsi:nil="true"/>
+    <Owner xmlns="8e8bdfa1-897e-455b-96e1-da9724e984b4">
+      <UserInfo>
+        <DisplayName/>
+        <AccountId xsi:nil="true"/>
+        <AccountType/>
+      </UserInfo>
+    </Owner>
+    <Math_Settings xmlns="8e8bdfa1-897e-455b-96e1-da9724e984b4" xsi:nil="true"/>
+    <Invited_Teachers xmlns="8e8bdfa1-897e-455b-96e1-da9724e984b4" xsi:nil="true"/>
+    <IsNotebookLocked xmlns="8e8bdfa1-897e-455b-96e1-da9724e984b4" xsi:nil="true"/>
+  </documentManagement>
+</p:properties>
+</file>
+
+<file path=customXml/item4.xml><?xml version="1.0" encoding="utf-8"?>
+<b:Sources xmlns:b="http://schemas.openxmlformats.org/officeDocument/2006/bibliography" xmlns="http://schemas.openxmlformats.org/officeDocument/2006/bibliography" SelectedStyle="\APASixthEditionOfficeOnline.xsl" StyleName="APA" Version="6"/>
+</file>
+
 <file path=customXml/itemProps1.xml><?xml version="1.0" encoding="utf-8"?>
 <ds:datastoreItem xmlns:ds="http://schemas.openxmlformats.org/officeDocument/2006/customXml" ds:itemID="{192A387B-6998-40B4-BA18-B536273BFB3D}">
   <ds:schemaRefs>
@@ -6695,24 +7483,6 @@
 </file>
 
 <file path=customXml/itemProps2.xml><?xml version="1.0" encoding="utf-8"?>
-<ds:datastoreItem xmlns:ds="http://schemas.openxmlformats.org/officeDocument/2006/customXml" ds:itemID="{E3F01FBF-D99E-480B-B558-73E1E1525F94}">
-  <ds:schemaRefs>
-    <ds:schemaRef ds:uri="http://schemas.openxmlformats.org/officeDocument/2006/bibliography"/>
-  </ds:schemaRefs>
-</ds:datastoreItem>
-</file>
-
-<file path=customXml/itemProps3.xml><?xml version="1.0" encoding="utf-8"?>
-<ds:datastoreItem xmlns:ds="http://schemas.openxmlformats.org/officeDocument/2006/customXml" ds:itemID="{69D82E26-D04D-4830-A7BF-C9806F1C26F2}">
-  <ds:schemaRefs>
-    <ds:schemaRef ds:uri="http://schemas.microsoft.com/office/2006/metadata/properties"/>
-    <ds:schemaRef ds:uri="http://schemas.microsoft.com/office/infopath/2007/PartnerControls"/>
-    <ds:schemaRef ds:uri="8e8bdfa1-897e-455b-96e1-da9724e984b4"/>
-  </ds:schemaRefs>
-</ds:datastoreItem>
-</file>
-
-<file path=customXml/itemProps4.xml><?xml version="1.0" encoding="utf-8"?>
 <ds:datastoreItem xmlns:ds="http://schemas.openxmlformats.org/officeDocument/2006/customXml" ds:itemID="{3C5C1F59-64A0-4772-B91D-4079A66CA574}">
   <ds:schemaRefs>
     <ds:schemaRef ds:uri="http://schemas.microsoft.com/office/2006/metadata/contentType"/>
@@ -6729,4 +7499,22 @@
     <ds:schemaRef ds:uri="http://schemas.microsoft.com/internal/obd"/>
   </ds:schemaRefs>
 </ds:datastoreItem>
+</file>
+
+<file path=customXml/itemProps3.xml><?xml version="1.0" encoding="utf-8"?>
+<ds:datastoreItem xmlns:ds="http://schemas.openxmlformats.org/officeDocument/2006/customXml" ds:itemID="{69D82E26-D04D-4830-A7BF-C9806F1C26F2}">
+  <ds:schemaRefs>
+    <ds:schemaRef ds:uri="http://schemas.microsoft.com/office/2006/metadata/properties"/>
+    <ds:schemaRef ds:uri="http://schemas.microsoft.com/office/infopath/2007/PartnerControls"/>
+    <ds:schemaRef ds:uri="8e8bdfa1-897e-455b-96e1-da9724e984b4"/>
+  </ds:schemaRefs>
+</ds:datastoreItem>
+</file>
+
+<file path=customXml/itemProps4.xml><?xml version="1.0" encoding="utf-8"?>
+<ds:datastoreItem xmlns:ds="http://schemas.openxmlformats.org/officeDocument/2006/customXml" ds:itemID="{E3F01FBF-D99E-480B-B558-73E1E1525F94}">
+  <ds:schemaRefs>
+    <ds:schemaRef ds:uri="http://schemas.openxmlformats.org/officeDocument/2006/bibliography"/>
+  </ds:schemaRefs>
+</ds:datastoreItem>
 </file>
--- a/13 DI Heinrich Venter develop an outcome.docx
+++ b/13 DI Heinrich Venter develop an outcome.docx
@@ -1,6 +1,6 @@
 
 <file path=word/document.xml><?xml version="1.0" encoding="utf-8"?>
-<w:document xmlns:wpc="http://schemas.microsoft.com/office/word/2010/wordprocessingCanvas" xmlns:cx="http://schemas.microsoft.com/office/drawing/2014/chartex" xmlns:cx1="http://schemas.microsoft.com/office/drawing/2015/9/8/chartex" xmlns:cx2="http://schemas.microsoft.com/office/drawing/2015/10/21/chartex" xmlns:cx3="http://schemas.microsoft.com/office/drawing/2016/5/9/chartex" xmlns:cx4="http://schemas.microsoft.com/office/drawing/2016/5/10/chartex" xmlns:cx5="http://schemas.microsoft.com/office/drawing/2016/5/11/chartex" xmlns:cx6="http://schemas.microsoft.com/office/drawing/2016/5/12/chartex" xmlns:cx7="http://schemas.microsoft.com/office/drawing/2016/5/13/chartex" xmlns:cx8="http://schemas.microsoft.com/office/drawing/2016/5/14/chartex" xmlns:mc="http://schemas.openxmlformats.org/markup-compatibility/2006" xmlns:aink="http://schemas.microsoft.com/office/drawing/2016/ink" xmlns:am3d="http://schemas.microsoft.com/office/drawing/2017/model3d" xmlns:o="urn:schemas-microsoft-com:office:office" xmlns:oel="http://schemas.microsoft.com/office/2019/extlst" xmlns:r="http://schemas.openxmlformats.org/officeDocument/2006/relationships" xmlns:m="http://schemas.openxmlformats.org/officeDocument/2006/math" xmlns:v="urn:schemas-microsoft-com:vml" xmlns:wp14="http://schemas.microsoft.com/office/word/2010/wordprocessingDrawing" xmlns:wp="http://schemas.openxmlformats.org/drawingml/2006/wordprocessingDrawing" xmlns:w10="urn:schemas-microsoft-com:office:word" xmlns:w="http://schemas.openxmlformats.org/wordprocessingml/2006/main" xmlns:w14="http://schemas.microsoft.com/office/word/2010/wordml" xmlns:w15="http://schemas.microsoft.com/office/word/2012/wordml" xmlns:w16cei="http://schemas.microsoft.com/office/word/2026/wordml/cei" xmlns:w16cex="http://schemas.microsoft.com/office/word/2018/wordml/cex" xmlns:w16cid="http://schemas.microsoft.com/office/word/2016/wordml/cid" xmlns:w16="http://schemas.microsoft.com/office/word/2018/wordml" xmlns:w16du="http://schemas.microsoft.com/office/word/2023/wordml/word16du" xmlns:w16sdtdh="http://schemas.microsoft.com/office/word/2020/wordml/sdtdatahash" xmlns:w16sdtfl="http://schemas.microsoft.com/office/word/2024/wordml/sdtformatlock" xmlns:w16se="http://schemas.microsoft.com/office/word/2015/wordml/symex" xmlns:wpg="http://schemas.microsoft.com/office/word/2010/wordprocessingGroup" xmlns:wpi="http://schemas.microsoft.com/office/word/2010/wordprocessingInk" xmlns:wne="http://schemas.microsoft.com/office/word/2006/wordml" xmlns:wps="http://schemas.microsoft.com/office/word/2010/wordprocessingShape" mc:Ignorable="w14 w15 w16se w16cid w16 w16cex w16sdtdh w16sdtfl w16du wp14">
+<w:document xmlns:wpc="http://schemas.microsoft.com/office/word/2010/wordprocessingCanvas" xmlns:cx="http://schemas.microsoft.com/office/drawing/2014/chartex" xmlns:cx1="http://schemas.microsoft.com/office/drawing/2015/9/8/chartex" xmlns:cx2="http://schemas.microsoft.com/office/drawing/2015/10/21/chartex" xmlns:cx3="http://schemas.microsoft.com/office/drawing/2016/5/9/chartex" xmlns:cx4="http://schemas.microsoft.com/office/drawing/2016/5/10/chartex" xmlns:cx5="http://schemas.microsoft.com/office/drawing/2016/5/11/chartex" xmlns:cx6="http://schemas.microsoft.com/office/drawing/2016/5/12/chartex" xmlns:cx7="http://schemas.microsoft.com/office/drawing/2016/5/13/chartex" xmlns:cx8="http://schemas.microsoft.com/office/drawing/2016/5/14/chartex" xmlns:mc="http://schemas.openxmlformats.org/markup-compatibility/2006" xmlns:aink="http://schemas.microsoft.com/office/drawing/2016/ink" xmlns:am3d="http://schemas.microsoft.com/office/drawing/2017/model3d" xmlns:o="urn:schemas-microsoft-com:office:office" xmlns:oel="http://schemas.microsoft.com/office/2019/extlst" xmlns:r="http://schemas.openxmlformats.org/officeDocument/2006/relationships" xmlns:m="http://schemas.openxmlformats.org/officeDocument/2006/math" xmlns:v="urn:schemas-microsoft-com:vml" xmlns:wp14="http://schemas.microsoft.com/office/word/2010/wordprocessingDrawing" xmlns:wp="http://schemas.openxmlformats.org/drawingml/2006/wordprocessingDrawing" xmlns:w10="urn:schemas-microsoft-com:office:word" xmlns:w="http://schemas.openxmlformats.org/wordprocessingml/2006/main" xmlns:w14="http://schemas.microsoft.com/office/word/2010/wordml" xmlns:w15="http://schemas.microsoft.com/office/word/2012/wordml" xmlns:w16cex="http://schemas.microsoft.com/office/word/2018/wordml/cex" xmlns:w16cid="http://schemas.microsoft.com/office/word/2016/wordml/cid" xmlns:w16="http://schemas.microsoft.com/office/word/2018/wordml" xmlns:w16du="http://schemas.microsoft.com/office/word/2023/wordml/word16du" xmlns:w16sdtdh="http://schemas.microsoft.com/office/word/2020/wordml/sdtdatahash" xmlns:w16sdtfl="http://schemas.microsoft.com/office/word/2024/wordml/sdtformatlock" xmlns:w16se="http://schemas.microsoft.com/office/word/2015/wordml/symex" xmlns:wpg="http://schemas.microsoft.com/office/word/2010/wordprocessingGroup" xmlns:wpi="http://schemas.microsoft.com/office/word/2010/wordprocessingInk" xmlns:wne="http://schemas.microsoft.com/office/word/2006/wordml" xmlns:wps="http://schemas.microsoft.com/office/word/2010/wordprocessingShape" mc:Ignorable="w14 w15 w16se w16cid w16 w16cex w16sdtdh w16sdtfl w16du wp14">
   <w:body>
     <w:p>
       <w:pPr>
@@ -94,15 +94,7 @@
     </w:p>
     <w:p>
       <w:r>
-        <w:t xml:space="preserve">Examples </w:t>
-      </w:r>
-      <w:proofErr w:type="gramStart"/>
-      <w:r>
-        <w:t>are:</w:t>
-      </w:r>
-      <w:proofErr w:type="gramEnd"/>
-      <w:r>
-        <w:t xml:space="preserve"> social ● cultural ● legal ● ethical ● intellectual property ● privacy ● accessibility ● usability ● functionality ● aesthetics ● sustainability and future proofing ● end-user considerations ● health and safety.</w:t>
+        <w:t>Examples are: social ● cultural ● legal ● ethical ● intellectual property ● privacy ● accessibility ● usability ● functionality ● aesthetics ● sustainability and future proofing ● end-user considerations ● health and safety.</w:t>
       </w:r>
     </w:p>
     <w:tbl>
@@ -365,7 +357,20 @@
             <w:tcW w:w="2977" w:type="dxa"/>
             <w:shd w:val="clear" w:color="auto" w:fill="FFCCCC"/>
           </w:tcPr>
-          <w:p/>
+          <w:p>
+            <w:r>
+              <w:t xml:space="preserve"> </w:t>
+            </w:r>
+            <w:r>
+              <w:t xml:space="preserve">  </w:t>
+            </w:r>
+            <w:r>
+              <w:t>The way I met this application is by having the entire system</w:t>
+            </w:r>
+            <w:r>
+              <w:t xml:space="preserve"> understandable in a way that someone who’s never ridden a bike can hop on and be able to understand what’s going on without a lot of explanation and minimal confusion</w:t>
+            </w:r>
+          </w:p>
         </w:tc>
       </w:tr>
       <w:tr>
@@ -406,21 +411,11 @@
           </w:tcPr>
           <w:p>
             <w:r>
-              <w:t xml:space="preserve">It matters because if the interface is confusing, the rider could misuse the bike or struggle during operation. I will address this by keeping the hybrid controls simple, limiting unnecessary switches, and providing a logical layout </w:t>
-            </w:r>
-            <w:proofErr w:type="gramStart"/>
-            <w:r>
-              <w:t>similar to</w:t>
-            </w:r>
-            <w:proofErr w:type="gramEnd"/>
-            <w:r>
-              <w:t xml:space="preserve"> standard </w:t>
-            </w:r>
-            <w:proofErr w:type="spellStart"/>
-            <w:r>
-              <w:t>pitbikes</w:t>
-            </w:r>
-            <w:proofErr w:type="spellEnd"/>
+              <w:t xml:space="preserve">It matters because if the interface is confusing, the rider could misuse the bike or struggle during operation. I will address this by keeping the hybrid controls simple, limiting unnecessary switches, and providing a logical layout similar to standard </w:t>
+            </w:r>
+            <w:r>
+              <w:t>pit bikes</w:t>
+            </w:r>
             <w:r>
               <w:t xml:space="preserve"> so it feels familiar.</w:t>
             </w:r>
@@ -431,7 +426,17 @@
             <w:tcW w:w="2977" w:type="dxa"/>
             <w:shd w:val="clear" w:color="auto" w:fill="FFCCCC"/>
           </w:tcPr>
-          <w:p/>
+          <w:p>
+            <w:r>
+              <w:t xml:space="preserve">The way I met this application is by having all the controls connected with the main controls meaning that only the required controls are on the bike and is running in tandem with </w:t>
+            </w:r>
+            <w:r>
+              <w:t xml:space="preserve">the engine controls meaning its not a maze of controls that need to be done </w:t>
+            </w:r>
+            <w:r>
+              <w:t xml:space="preserve">one at a time </w:t>
+            </w:r>
+          </w:p>
         </w:tc>
       </w:tr>
       <w:tr>
@@ -563,7 +568,17 @@
                       <w:szCs w:val="24"/>
                       <w:lang w:val="en-US"/>
                     </w:rPr>
-                    <w:t xml:space="preserve"> performs its intended purpose—delivering reliable petrol and electric operation, smooth power delivery, and stable riding. It also includes ensuring the components (battery, controller, mechanical systems) work together correctly.</w:t>
+                    <w:t xml:space="preserve"> performs its intended purpose—delivering reliable petrol and electric operation, smooth power delivery, and stable riding. It also includes ensuring the </w:t>
+                  </w:r>
+                  <w:r>
+                    <w:rPr>
+                      <w:rFonts w:eastAsia="Times New Roman" w:cstheme="minorHAnsi"/>
+                      <w:sz w:val="24"/>
+                      <w:szCs w:val="24"/>
+                      <w:lang w:val="en-US"/>
+                    </w:rPr>
+                    <w:lastRenderedPageBreak/>
+                    <w:t>components (battery, controller, mechanical systems) work together correctly.</w:t>
                   </w:r>
                 </w:p>
               </w:tc>
@@ -578,6 +593,7 @@
           </w:tcPr>
           <w:p>
             <w:r>
+              <w:lastRenderedPageBreak/>
               <w:t>It is important because the bike must be reliable and safe. I will address this by testing the hybrid system regularly, checking wiring, ensuring the mechanical and electrical parts don’t interfere with each other, and confirming that power output remains stable.</w:t>
             </w:r>
           </w:p>
@@ -587,7 +603,11 @@
             <w:tcW w:w="2977" w:type="dxa"/>
             <w:shd w:val="clear" w:color="auto" w:fill="FFCCCC"/>
           </w:tcPr>
-          <w:p/>
+          <w:p>
+            <w:r>
+              <w:t>The way I met this application is by testing all the controls outside to make sure its working and then add them one by one making sure everything still works as I go on</w:t>
+            </w:r>
+          </w:p>
         </w:tc>
       </w:tr>
       <w:tr>
@@ -598,7 +618,6 @@
           </w:tcPr>
           <w:p>
             <w:r>
-              <w:lastRenderedPageBreak/>
               <w:t xml:space="preserve">Aesthetics </w:t>
             </w:r>
           </w:p>
@@ -629,15 +648,7 @@
           </w:tcPr>
           <w:p>
             <w:r>
-              <w:t xml:space="preserve">It is important because a well-presented bike improves user confidence and makes maintenance easier. I will address this by organising wiring neatly, using matching colours or covers, and ensuring added components blend with the original </w:t>
-            </w:r>
-            <w:proofErr w:type="gramStart"/>
-            <w:r>
-              <w:t>frame</w:t>
-            </w:r>
-            <w:proofErr w:type="gramEnd"/>
-            <w:r>
-              <w:t xml:space="preserve"> so the hybrid upgrade looks cohesive.</w:t>
+              <w:t>It is important because a well-presented bike improves user confidence and makes maintenance easier. I will address this by organising wiring neatly, using matching colours or covers, and ensuring added components blend with the original frame so the hybrid upgrade looks cohesive.</w:t>
             </w:r>
           </w:p>
         </w:tc>
@@ -646,7 +657,17 @@
             <w:tcW w:w="2977" w:type="dxa"/>
             <w:shd w:val="clear" w:color="auto" w:fill="FFCCCC"/>
           </w:tcPr>
-          <w:p/>
+          <w:p>
+            <w:r>
+              <w:t>The way I met this appli</w:t>
+            </w:r>
+            <w:r>
+              <w:t xml:space="preserve">cation by having boxes where the electronics are placed into the bike and the wire come cleanly out of them this not only covers up messy wiring but also protect the </w:t>
+            </w:r>
+            <w:r>
+              <w:t xml:space="preserve">electronics from the weather </w:t>
+            </w:r>
+          </w:p>
         </w:tc>
       </w:tr>
     </w:tbl>
@@ -889,15 +910,7 @@
               <w:t xml:space="preserve"> saved when I close my </w:t>
             </w:r>
             <w:r>
-              <w:t xml:space="preserve">laptop/computer and if I need to go back to a previous file that was </w:t>
-            </w:r>
-            <w:proofErr w:type="gramStart"/>
-            <w:r>
-              <w:t>deleted</w:t>
-            </w:r>
-            <w:proofErr w:type="gramEnd"/>
-            <w:r>
-              <w:t xml:space="preserve"> I can recover the file without redoing that work all over again</w:t>
+              <w:t>laptop/computer and if I need to go back to a previous file that was deleted I can recover the file without redoing that work all over again</w:t>
             </w:r>
           </w:p>
         </w:tc>
@@ -1774,15 +1787,7 @@
           </w:tcPr>
           <w:p>
             <w:r>
-              <w:t xml:space="preserve">Designing the required components holders so that when in use the sensitive electronics doesn’t get damaged or broken and then gives faulty readings to the brain which can </w:t>
-            </w:r>
-            <w:proofErr w:type="gramStart"/>
-            <w:r>
-              <w:t>effect</w:t>
-            </w:r>
-            <w:proofErr w:type="gramEnd"/>
-            <w:r>
-              <w:t xml:space="preserve"> efficiency and </w:t>
+              <w:t xml:space="preserve">Designing the required components holders so that when in use the sensitive electronics doesn’t get damaged or broken and then gives faulty readings to the brain which can effect efficiency and </w:t>
             </w:r>
             <w:r>
               <w:t>control.</w:t>
@@ -2104,7 +2109,7 @@
                 <w:noProof/>
               </w:rPr>
               <w:drawing>
-                <wp:inline distT="0" distB="0" distL="0" distR="0" wp14:anchorId="7E2C4685" wp14:editId="0E810507">
+                <wp:inline distT="0" distB="0" distL="0" distR="0" wp14:anchorId="7E2C4685" wp14:editId="3CB7B70F">
                   <wp:extent cx="1821977" cy="1290920"/>
                   <wp:effectExtent l="0" t="0" r="6985" b="5080"/>
                   <wp:docPr id="1979711140" name="Picture 2" descr="Three-shoe Centrifugal Clutch | Download Scientific Diagram"/>
@@ -2170,7 +2175,7 @@
                 <w:noProof/>
               </w:rPr>
               <w:drawing>
-                <wp:inline distT="0" distB="0" distL="0" distR="0" wp14:anchorId="5BB0BD07" wp14:editId="1FE77BB1">
+                <wp:inline distT="0" distB="0" distL="0" distR="0" wp14:anchorId="5BB0BD07" wp14:editId="0D742B8F">
                   <wp:extent cx="1610866" cy="1289846"/>
                   <wp:effectExtent l="0" t="0" r="8890" b="5715"/>
                   <wp:docPr id="684550270" name="Picture 3" descr="All about one way clutch bearing"/>
@@ -2534,15 +2539,7 @@
               <w:t xml:space="preserve">anything </w:t>
             </w:r>
             <w:r>
-              <w:t xml:space="preserve">so no </w:t>
-            </w:r>
-            <w:proofErr w:type="gramStart"/>
-            <w:r>
-              <w:t>friction</w:t>
-            </w:r>
-            <w:proofErr w:type="gramEnd"/>
-            <w:r>
-              <w:t xml:space="preserve"> so it lasts way longer</w:t>
+              <w:t>so no friction so it lasts way longer</w:t>
             </w:r>
             <w:r>
               <w:t>.</w:t>
@@ -2701,7 +2698,7 @@
                 <w:noProof/>
               </w:rPr>
               <w:drawing>
-                <wp:inline distT="0" distB="0" distL="0" distR="0" wp14:anchorId="474EC1BA" wp14:editId="3F4D9F5D">
+                <wp:inline distT="0" distB="0" distL="0" distR="0" wp14:anchorId="474EC1BA" wp14:editId="22A42034">
                   <wp:extent cx="1685499" cy="1685499"/>
                   <wp:effectExtent l="0" t="0" r="0" b="0"/>
                   <wp:docPr id="1564520554" name="Picture 7" descr="Dot Matrix White on Blue LCD 16x2 Character"/>
@@ -2856,21 +2853,7 @@
               <w:rPr>
                 <w:lang w:val="en-US"/>
               </w:rPr>
-              <w:t>The chosen 1.3" I2C OLED display is the optimal choice for this system as it balances pixel-level graphic control (128x64 resolution) with high efficiency, vastly outperforming Alternative 1 (LCD screen</w:t>
-            </w:r>
-            <w:proofErr w:type="gramStart"/>
-            <w:r>
-              <w:rPr>
-                <w:lang w:val="en-US"/>
-              </w:rPr>
-              <w:t>) ,</w:t>
-            </w:r>
-            <w:proofErr w:type="gramEnd"/>
-            <w:r>
-              <w:rPr>
-                <w:lang w:val="en-US"/>
-              </w:rPr>
-              <w:t xml:space="preserve"> which is limited to rigid character blocks, requires a high-draw backlight, and offers poor viewing angles. Because OLED pixels are self-emissive, unlit black pixels consume virtually zero power, making it ideal for low-power microcontrollers deployment. Additionally, while Alternative 2 (1.8" SPI TFT Color Display) provides vibrant colors, its SPI interface requires 4 to 5 data pins, which limits available inputs and complicates wiring. In contrast, the chosen OLED uses the I2C protocol, requiring only two shared lines (SDA and SCL). This preserves critical GPIO pins for other sensors, simplifies breadboard layout, and ensures a compact, power-efficient, and easily scalable system architecture.</w:t>
+              <w:t>The chosen 1.3" I2C OLED display is the optimal choice for this system as it balances pixel-level graphic control (128x64 resolution) with high efficiency, vastly outperforming Alternative 1 (LCD screen) , which is limited to rigid character blocks, requires a high-draw backlight, and offers poor viewing angles. Because OLED pixels are self-emissive, unlit black pixels consume virtually zero power, making it ideal for low-power microcontrollers deployment. Additionally, while Alternative 2 (1.8" SPI TFT Color Display) provides vibrant colors, its SPI interface requires 4 to 5 data pins, which limits available inputs and complicates wiring. In contrast, the chosen OLED uses the I2C protocol, requiring only two shared lines (SDA and SCL). This preserves critical GPIO pins for other sensors, simplifies breadboard layout, and ensures a compact, power-efficient, and easily scalable system architecture.</w:t>
             </w:r>
           </w:p>
           <w:p/>
@@ -2991,6 +2974,9 @@
           </w:p>
           <w:p>
             <w:r>
+              <w:rPr>
+                <w:noProof/>
+              </w:rPr>
               <w:lastRenderedPageBreak/>
               <w:drawing>
                 <wp:inline distT="0" distB="0" distL="0" distR="0" wp14:anchorId="3A4FDBBF" wp14:editId="6C276BAD">
@@ -3057,6 +3043,19 @@
             <w:r>
               <w:t xml:space="preserve">ter </w:t>
             </w:r>
+            <w:r>
+              <w:t xml:space="preserve">make it a larger inner diameter </w:t>
+            </w:r>
+            <w:r>
+              <w:t xml:space="preserve">and </w:t>
+            </w:r>
+            <w:r>
+              <w:lastRenderedPageBreak/>
+              <w:t xml:space="preserve">it’s a good idea to measure the size of your largest component and make the entire </w:t>
+            </w:r>
+            <w:r>
+              <w:t xml:space="preserve">thing that size </w:t>
+            </w:r>
           </w:p>
         </w:tc>
         <w:tc>
@@ -3066,6 +3065,7 @@
           </w:tcPr>
           <w:p>
             <w:r>
+              <w:lastRenderedPageBreak/>
               <w:t xml:space="preserve">Inner diameter needs to be bigger </w:t>
             </w:r>
             <w:r>
@@ -3092,6 +3092,9 @@
           </w:p>
           <w:p>
             <w:r>
+              <w:rPr>
+                <w:noProof/>
+              </w:rPr>
               <w:drawing>
                 <wp:inline distT="0" distB="0" distL="0" distR="0" wp14:anchorId="41972BBD" wp14:editId="07C037B1">
                   <wp:extent cx="1379837" cy="1231870"/>
@@ -3183,6 +3186,9 @@
           </w:p>
           <w:p>
             <w:r>
+              <w:rPr>
+                <w:noProof/>
+              </w:rPr>
               <w:drawing>
                 <wp:inline distT="0" distB="0" distL="0" distR="0" wp14:anchorId="41DE8CC6" wp14:editId="6B383FDC">
                   <wp:extent cx="1409625" cy="1057834"/>
@@ -3226,14 +3232,38 @@
             <w:tcW w:w="3118" w:type="dxa"/>
             <w:shd w:val="clear" w:color="auto" w:fill="FFCCCC"/>
           </w:tcPr>
-          <w:p/>
+          <w:p>
+            <w:r>
+              <w:t>All good everything works just a note this is plastic parts that are also 3D printed meaning they can very easily snap or tear at the layer lines</w:t>
+            </w:r>
+          </w:p>
+          <w:p>
+            <w:r>
+              <w:t xml:space="preserve">Maybe add a metal bracket that </w:t>
+            </w:r>
+            <w:proofErr w:type="spellStart"/>
+            <w:r>
+              <w:t>attatches</w:t>
+            </w:r>
+            <w:proofErr w:type="spellEnd"/>
+            <w:r>
+              <w:t xml:space="preserve"> to the frame that will be your </w:t>
+            </w:r>
+            <w:r>
+              <w:t xml:space="preserve">structural support </w:t>
+            </w:r>
+          </w:p>
         </w:tc>
         <w:tc>
           <w:tcPr>
             <w:tcW w:w="3776" w:type="dxa"/>
             <w:shd w:val="clear" w:color="auto" w:fill="FFCCCC"/>
           </w:tcPr>
-          <w:p/>
+          <w:p>
+            <w:r>
+              <w:t xml:space="preserve">Add a metal bracket and high speed bearing to keep the clutch from getting ripped off the motor </w:t>
+            </w:r>
+          </w:p>
         </w:tc>
       </w:tr>
       <w:tr>
@@ -3275,27 +3305,13 @@
         <w:rPr>
           <w:b/>
         </w:rPr>
-        <w:t xml:space="preserve">Component </w:t>
-      </w:r>
-      <w:proofErr w:type="gramStart"/>
+        <w:t>Component 2:</w:t>
+      </w:r>
       <w:r>
         <w:rPr>
           <w:b/>
         </w:rPr>
-        <w:t>2:</w:t>
-      </w:r>
-      <w:r>
-        <w:rPr>
-          <w:b/>
-        </w:rPr>
-        <w:t>throttle</w:t>
-      </w:r>
-      <w:proofErr w:type="gramEnd"/>
-      <w:r>
-        <w:rPr>
-          <w:b/>
-        </w:rPr>
-        <w:t xml:space="preserve"> </w:t>
+        <w:t xml:space="preserve">throttle </w:t>
       </w:r>
     </w:p>
     <w:tbl>
@@ -3362,6 +3378,9 @@
           </w:p>
           <w:p>
             <w:r>
+              <w:rPr>
+                <w:noProof/>
+              </w:rPr>
               <w:drawing>
                 <wp:inline distT="0" distB="0" distL="0" distR="0" wp14:anchorId="1F5419EA" wp14:editId="3B7C77B3">
                   <wp:extent cx="1221539" cy="1153297"/>
@@ -3456,6 +3475,9 @@
           </w:p>
           <w:p>
             <w:r>
+              <w:rPr>
+                <w:noProof/>
+              </w:rPr>
               <w:drawing>
                 <wp:inline distT="0" distB="0" distL="0" distR="0" wp14:anchorId="7E89CF9C" wp14:editId="61F4475E">
                   <wp:extent cx="1079156" cy="872666"/>
@@ -3814,6 +3836,9 @@
           </w:p>
           <w:p>
             <w:r>
+              <w:rPr>
+                <w:noProof/>
+              </w:rPr>
               <w:drawing>
                 <wp:inline distT="0" distB="0" distL="0" distR="0" wp14:anchorId="064FCE57" wp14:editId="4B5CB8C0">
                   <wp:extent cx="1518520" cy="1235676"/>
@@ -3879,15 +3904,7 @@
               <w:t xml:space="preserve"> in the programme) also</w:t>
             </w:r>
             <w:r>
-              <w:t xml:space="preserve"> going to be Putting in LEDs and put in programme for LEDs and a way to adjust it also making sure that it saves otherwise it can bog up the system (this can be done through eepprom in the programme</w:t>
-            </w:r>
-            <w:proofErr w:type="gramStart"/>
-            <w:r>
-              <w:t>).(</w:t>
-            </w:r>
-            <w:proofErr w:type="gramEnd"/>
-            <w:r>
-              <w:t>this will be shown on the dashboard and GUI)</w:t>
+              <w:t xml:space="preserve"> going to be Putting in LEDs and put in programme for LEDs and a way to adjust it also making sure that it saves otherwise it can bog up the system (this can be done through eepprom in the programme).(this will be shown on the dashboard and GUI)</w:t>
             </w:r>
           </w:p>
         </w:tc>
@@ -3958,7 +3975,6 @@
         </w:rPr>
         <w:t xml:space="preserve">Component </w:t>
       </w:r>
-      <w:proofErr w:type="gramStart"/>
       <w:r>
         <w:rPr>
           <w:b/>
@@ -3977,7 +3993,6 @@
         </w:rPr>
         <w:t>dashboard</w:t>
       </w:r>
-      <w:proofErr w:type="gramEnd"/>
     </w:p>
     <w:tbl>
       <w:tblPr>
@@ -4043,6 +4058,9 @@
           </w:p>
           <w:p>
             <w:r>
+              <w:rPr>
+                <w:noProof/>
+              </w:rPr>
               <w:drawing>
                 <wp:inline distT="0" distB="0" distL="0" distR="0" wp14:anchorId="0930EC26" wp14:editId="123C6BED">
                   <wp:extent cx="1685973" cy="1050324"/>
@@ -4151,6 +4169,10 @@
           </w:p>
           <w:p>
             <w:r>
+              <w:rPr>
+                <w:noProof/>
+              </w:rPr>
+              <w:lastRenderedPageBreak/>
               <w:drawing>
                 <wp:inline distT="0" distB="0" distL="0" distR="0" wp14:anchorId="3150F906" wp14:editId="68ABCD4C">
                   <wp:extent cx="1330410" cy="889916"/>
@@ -4196,6 +4218,7 @@
           </w:tcPr>
           <w:p>
             <w:r>
+              <w:lastRenderedPageBreak/>
               <w:t xml:space="preserve">You will be able to get more sensors into the system if you changed how the </w:t>
             </w:r>
             <w:r>
@@ -4205,6 +4228,7 @@
               <w:t xml:space="preserve">s </w:t>
             </w:r>
             <w:r>
+              <w:lastRenderedPageBreak/>
               <w:t xml:space="preserve">work by </w:t>
             </w:r>
             <w:r>
@@ -4228,6 +4252,7 @@
           </w:tcPr>
           <w:p>
             <w:r>
+              <w:lastRenderedPageBreak/>
               <w:t xml:space="preserve">Take out 2 </w:t>
             </w:r>
             <w:r>
@@ -4305,7 +4330,6 @@
         </w:rPr>
         <w:t xml:space="preserve">Component </w:t>
       </w:r>
-      <w:proofErr w:type="gramStart"/>
       <w:r>
         <w:rPr>
           <w:b/>
@@ -4324,7 +4348,6 @@
         </w:rPr>
         <w:t>PCBs</w:t>
       </w:r>
-      <w:proofErr w:type="gramEnd"/>
     </w:p>
     <w:tbl>
       <w:tblPr>
@@ -4400,15 +4423,18 @@
                   <v:path o:extrusionok="f" gradientshapeok="t" o:connecttype="rect"/>
                   <o:lock v:ext="edit" aspectratio="t"/>
                 </v:shapetype>
-                <v:shape id="_x0000_i1025" type="#_x0000_t75" style="width:75.55pt;height:48.95pt" o:ole="">
+                <v:shape id="_x0000_i1025" type="#_x0000_t75" style="width:75.6pt;height:49.05pt" o:ole="">
                   <v:imagedata r:id="rId43" o:title=""/>
                 </v:shape>
-                <o:OLEObject Type="Embed" ProgID="Package" ShapeID="_x0000_i1025" DrawAspect="Icon" ObjectID="_1848816992" r:id="rId44"/>
+                <o:OLEObject Type="Embed" ProgID="Package" ShapeID="_x0000_i1025" DrawAspect="Icon" ObjectID="_1849937499" r:id="rId44"/>
               </w:object>
             </w:r>
           </w:p>
           <w:p>
             <w:r>
+              <w:rPr>
+                <w:noProof/>
+              </w:rPr>
               <w:drawing>
                 <wp:inline distT="0" distB="0" distL="0" distR="0" wp14:anchorId="1F07E4AB" wp14:editId="0C5AFDC4">
                   <wp:extent cx="1297242" cy="869092"/>
@@ -4516,15 +4542,18 @@
           <w:p>
             <w:r>
               <w:object w:dxaOrig="1504" w:dyaOrig="981" w14:anchorId="32F9B087">
-                <v:shape id="_x0000_i1034" type="#_x0000_t75" style="width:75.25pt;height:48.95pt" o:ole="">
+                <v:shape id="_x0000_i1026" type="#_x0000_t75" style="width:75.2pt;height:49.05pt" o:ole="">
                   <v:imagedata r:id="rId46" o:title=""/>
                 </v:shape>
-                <o:OLEObject Type="Embed" ProgID="Package" ShapeID="_x0000_i1034" DrawAspect="Icon" ObjectID="_1848816993" r:id="rId47"/>
+                <o:OLEObject Type="Embed" ProgID="Package" ShapeID="_x0000_i1026" DrawAspect="Icon" ObjectID="_1849937500" r:id="rId47"/>
               </w:object>
             </w:r>
           </w:p>
           <w:p>
             <w:r>
+              <w:rPr>
+                <w:noProof/>
+              </w:rPr>
               <w:drawing>
                 <wp:inline distT="0" distB="0" distL="0" distR="0" wp14:anchorId="49051D53" wp14:editId="08388724">
                   <wp:extent cx="1621983" cy="1042087"/>
@@ -4607,13 +4636,16 @@
           <w:p>
             <w:r>
               <w:object w:dxaOrig="1543" w:dyaOrig="1000" w14:anchorId="2A3A1969">
-                <v:shape id="_x0000_i1027" type="#_x0000_t75" style="width:76.55pt;height:49.95pt" o:ole="">
+                <v:shape id="_x0000_i1027" type="#_x0000_t75" style="width:76.4pt;height:49.9pt" o:ole="">
                   <v:imagedata r:id="rId49" o:title=""/>
                 </v:shape>
-                <o:OLEObject Type="Embed" ProgID="Package" ShapeID="_x0000_i1027" DrawAspect="Icon" ObjectID="_1848816994" r:id="rId50"/>
+                <o:OLEObject Type="Embed" ProgID="Package" ShapeID="_x0000_i1027" DrawAspect="Icon" ObjectID="_1849937501" r:id="rId50"/>
               </w:object>
             </w:r>
             <w:r>
+              <w:rPr>
+                <w:noProof/>
+              </w:rPr>
               <w:drawing>
                 <wp:inline distT="0" distB="0" distL="0" distR="0" wp14:anchorId="2D35C568" wp14:editId="02E2FF20">
                   <wp:extent cx="2343664" cy="1490951"/>
@@ -4720,16 +4752,18 @@
           <w:p>
             <w:r>
               <w:object w:dxaOrig="1543" w:dyaOrig="1000" w14:anchorId="530D09F3">
-                <v:shape id="_x0000_i1028" type="#_x0000_t75" style="width:76.55pt;height:49.95pt" o:ole="">
+                <v:shape id="_x0000_i1028" type="#_x0000_t75" style="width:76.4pt;height:49.9pt" o:ole="">
                   <v:imagedata r:id="rId52" o:title=""/>
                 </v:shape>
-                <o:OLEObject Type="Embed" ProgID="Package" ShapeID="_x0000_i1028" DrawAspect="Icon" ObjectID="_1848816995" r:id="rId53"/>
+                <o:OLEObject Type="Embed" ProgID="Package" ShapeID="_x0000_i1028" DrawAspect="Icon" ObjectID="_1849937502" r:id="rId53"/>
               </w:object>
             </w:r>
           </w:p>
           <w:p>
             <w:r>
-              <w:lastRenderedPageBreak/>
+              <w:rPr>
+                <w:noProof/>
+              </w:rPr>
               <w:drawing>
                 <wp:inline distT="0" distB="0" distL="0" distR="0" wp14:anchorId="2263FAB2" wp14:editId="673D2F48">
                   <wp:extent cx="1511643" cy="895162"/>
@@ -4775,7 +4809,6 @@
           </w:tcPr>
           <w:p>
             <w:r>
-              <w:lastRenderedPageBreak/>
               <w:t>Alongside</w:t>
             </w:r>
             <w:r>
@@ -4803,11 +4836,7 @@
               <w:t xml:space="preserve">and </w:t>
             </w:r>
             <w:r>
-              <w:t xml:space="preserve">add them to a small PCB </w:t>
-            </w:r>
-            <w:r>
-              <w:lastRenderedPageBreak/>
-              <w:t>to protect all your part</w:t>
+              <w:t>add them to a small PCB to protect all your part</w:t>
             </w:r>
             <w:r>
               <w:t>s and not have a fault</w:t>
@@ -4821,7 +4850,6 @@
           </w:tcPr>
           <w:p>
             <w:r>
-              <w:lastRenderedPageBreak/>
               <w:t>In this PCB there will be a PPTC fuse added in series to the Volt</w:t>
             </w:r>
             <w:r>
@@ -5067,15 +5095,7 @@
         <w:t xml:space="preserve"> or location</w:t>
       </w:r>
       <w:r>
-        <w:t xml:space="preserve"> to your </w:t>
-      </w:r>
-      <w:proofErr w:type="gramStart"/>
-      <w:r>
-        <w:t>final outcome</w:t>
-      </w:r>
-      <w:proofErr w:type="gramEnd"/>
-      <w:r>
-        <w:t xml:space="preserve"> </w:t>
+        <w:t xml:space="preserve"> to your final outcome </w:t>
       </w:r>
       <w:r>
         <w:t xml:space="preserve">before testing </w:t>
@@ -5163,13 +5183,8 @@
             <w:shd w:val="clear" w:color="auto" w:fill="FFCCCC"/>
           </w:tcPr>
           <w:p>
-            <w:proofErr w:type="gramStart"/>
-            <w:r>
-              <w:t>Is</w:t>
-            </w:r>
-            <w:proofErr w:type="gramEnd"/>
-            <w:r>
-              <w:t xml:space="preserve"> there any spelling mistakes that were made </w:t>
+            <w:r>
+              <w:t xml:space="preserve">Is there any spelling mistakes that were made </w:t>
             </w:r>
           </w:p>
         </w:tc>
@@ -5209,13 +5224,8 @@
             <w:shd w:val="clear" w:color="auto" w:fill="FFCCCC"/>
           </w:tcPr>
           <w:p>
-            <w:proofErr w:type="gramStart"/>
-            <w:r>
-              <w:t>Is</w:t>
-            </w:r>
-            <w:proofErr w:type="gramEnd"/>
-            <w:r>
-              <w:t xml:space="preserve"> there any </w:t>
+            <w:r>
+              <w:t xml:space="preserve">Is there any </w:t>
             </w:r>
             <w:r>
               <w:t xml:space="preserve">grammar mistakes in what I wrote </w:t>
@@ -5438,15 +5448,7 @@
           </w:tcPr>
           <w:p>
             <w:r>
-              <w:t xml:space="preserve">Is the way that the </w:t>
-            </w:r>
-            <w:proofErr w:type="gramStart"/>
-            <w:r>
-              <w:t>final outcome</w:t>
-            </w:r>
-            <w:proofErr w:type="gramEnd"/>
-            <w:r>
-              <w:t xml:space="preserve"> looks aesthetically pleasing </w:t>
+              <w:t xml:space="preserve">Is the way that the final outcome looks aesthetically pleasing </w:t>
             </w:r>
           </w:p>
         </w:tc>
@@ -5510,13 +5512,9 @@
       <w:pPr>
         <w:pStyle w:val="Heading3"/>
       </w:pPr>
-      <w:proofErr w:type="gramStart"/>
-      <w:r>
-        <w:t>Final Outcome</w:t>
-      </w:r>
-      <w:proofErr w:type="gramEnd"/>
-      <w:r>
-        <w:t xml:space="preserve"> after Testing</w:t>
+      <w:r>
+        <w:lastRenderedPageBreak/>
+        <w:t>Final Outcome after Testing</w:t>
       </w:r>
     </w:p>
     <w:p>
@@ -5524,15 +5522,7 @@
         <w:shd w:val="clear" w:color="auto" w:fill="FFF2CC" w:themeFill="accent4" w:themeFillTint="33"/>
       </w:pPr>
       <w:r>
-        <w:t xml:space="preserve">Please provide a link to your </w:t>
-      </w:r>
-      <w:proofErr w:type="gramStart"/>
-      <w:r>
-        <w:t>final outcome</w:t>
-      </w:r>
-      <w:proofErr w:type="gramEnd"/>
-      <w:r>
-        <w:t xml:space="preserve"> after testing has been completed. </w:t>
+        <w:t xml:space="preserve">Please provide a link to your final outcome after testing has been completed. </w:t>
       </w:r>
     </w:p>
     <w:p/>
@@ -5541,7 +5531,6 @@
         <w:shd w:val="clear" w:color="auto" w:fill="FFF2CC" w:themeFill="accent4" w:themeFillTint="33"/>
       </w:pPr>
       <w:r>
-        <w:lastRenderedPageBreak/>
         <w:t xml:space="preserve">Include a couple of statements </w:t>
       </w:r>
       <w:r>
@@ -5553,39 +5542,7 @@
         <w:shd w:val="clear" w:color="auto" w:fill="FFF2CC" w:themeFill="accent4" w:themeFillTint="33"/>
       </w:pPr>
       <w:r>
-        <w:t xml:space="preserve">Testing and trialling </w:t>
-      </w:r>
-      <w:proofErr w:type="gramStart"/>
-      <w:r>
-        <w:t>was</w:t>
-      </w:r>
-      <w:proofErr w:type="gramEnd"/>
-      <w:r>
-        <w:t xml:space="preserve"> a big part of developing my </w:t>
-      </w:r>
-      <w:proofErr w:type="gramStart"/>
-      <w:r>
-        <w:t>final outcome</w:t>
-      </w:r>
-      <w:proofErr w:type="gramEnd"/>
-      <w:r>
-        <w:t xml:space="preserve"> because a lot of the problems were only found once the system was </w:t>
-      </w:r>
-      <w:proofErr w:type="gramStart"/>
-      <w:r>
-        <w:t>actually being</w:t>
-      </w:r>
-      <w:proofErr w:type="gramEnd"/>
-      <w:r>
-        <w:t xml:space="preserve"> used on the bike. One of the biggest problems we found was with the electromagnetic clutch. When testing the clutch, it worked normally while powered, but when it was switched off, the electromagnet released a large voltage back into the system. We measured this voltage and found that the spike was much higher than what the Arduino and other electronics could handle. This voltage travelled back through the circuit and ended up damaging and frying parts of the electronics. From this testing, I found that the clutch needed its own protection, so I added a Schottky diode across the clutch coil and a PPTC to add extra protection to the circuit. After testing the clutch again, the voltage spike was </w:t>
-      </w:r>
-      <w:proofErr w:type="gramStart"/>
-      <w:r>
-        <w:t>controlled</w:t>
-      </w:r>
-      <w:proofErr w:type="gramEnd"/>
-      <w:r>
-        <w:t xml:space="preserve"> and the electronics were no longer being damaged.</w:t>
+        <w:t>Testing and trialling was a big part of developing my final outcome because a lot of the problems were only found once the system was actually being used on the bike. One of the biggest problems we found was with the electromagnetic clutch. When testing the clutch, it worked normally while powered, but when it was switched off, the electromagnet released a large voltage back into the system. We measured this voltage and found that the spike was much higher than what the Arduino and other electronics could handle. This voltage travelled back through the circuit and ended up damaging and frying parts of the electronics. From this testing, I found that the clutch needed its own protection, so I added a Schottky diode across the clutch coil and a PPTC to add extra protection to the circuit. After testing the clutch again, the voltage spike was controlled and the electronics were no longer being damaged.</w:t>
       </w:r>
     </w:p>
     <w:p>
@@ -5633,15 +5590,7 @@
         <w:shd w:val="clear" w:color="auto" w:fill="FFF2CC" w:themeFill="accent4" w:themeFillTint="33"/>
       </w:pPr>
       <w:r>
-        <w:t xml:space="preserve">Overall, testing and trialling helped me find problems that I would not have noticed just from designing the system on paper. Each problem gave me information that I could use to change the design. The </w:t>
-      </w:r>
-      <w:proofErr w:type="gramStart"/>
-      <w:r>
-        <w:t>final outcome</w:t>
-      </w:r>
-      <w:proofErr w:type="gramEnd"/>
-      <w:r>
-        <w:t xml:space="preserve"> was improved through changes such as the clutch voltage protection, PPTCs, throttle filtering and mapping, Hall sensor filtering and battery voltage sensing. This made the digital system more reliable, protected the Arduino and other components, and made the information and controls more consistent when the bike was being operated.</w:t>
+        <w:t>Overall, testing and trialling helped me find problems that I would not have noticed just from designing the system on paper. Each problem gave me information that I could use to change the design. The final outcome was improved through changes such as the clutch voltage protection, PPTCs, throttle filtering and mapping, Hall sensor filtering and battery voltage sensing. This made the digital system more reliable, protected the Arduino and other components, and made the information and controls more consistent when the bike was being operated.</w:t>
       </w:r>
     </w:p>
     <w:p>
@@ -5662,7 +5611,6 @@
         <w:shd w:val="clear" w:color="auto" w:fill="A8D08D" w:themeFill="accent6" w:themeFillTint="99"/>
       </w:pPr>
       <w:r>
-        <w:lastRenderedPageBreak/>
         <w:t>Final Analysis:</w:t>
       </w:r>
     </w:p>
@@ -5826,6 +5774,7 @@
           <w:b/>
           <w:bCs/>
         </w:rPr>
+        <w:lastRenderedPageBreak/>
         <w:t>Paragraph 4 – Combining the Synthesis Conclusions</w:t>
       </w:r>
     </w:p>
@@ -5840,11 +5789,7 @@
         <w:t>outcome</w:t>
       </w:r>
       <w:r>
-        <w:t xml:space="preserve"> developed over time. The planning gave me the basic idea of what the system needed to do, while testing showed me </w:t>
-      </w:r>
-      <w:r>
-        <w:lastRenderedPageBreak/>
-        <w:t xml:space="preserve">where the original design had problems. Trialling then allowed me to make changes and see if they </w:t>
+        <w:t xml:space="preserve"> developed over time. The planning gave me the basic idea of what the system needed to do, while testing showed me where the original design had problems. Trialling then allowed me to make changes and see if they </w:t>
       </w:r>
       <w:r>
         <w:t>fixed</w:t>
@@ -5947,7 +5892,7 @@
 </file>
 
 <file path=word/numbering.xml><?xml version="1.0" encoding="utf-8"?>
-<w:numbering xmlns:wpc="http://schemas.microsoft.com/office/word/2010/wordprocessingCanvas" xmlns:cx="http://schemas.microsoft.com/office/drawing/2014/chartex" xmlns:cx1="http://schemas.microsoft.com/office/drawing/2015/9/8/chartex" xmlns:cx2="http://schemas.microsoft.com/office/drawing/2015/10/21/chartex" xmlns:cx3="http://schemas.microsoft.com/office/drawing/2016/5/9/chartex" xmlns:cx4="http://schemas.microsoft.com/office/drawing/2016/5/10/chartex" xmlns:cx5="http://schemas.microsoft.com/office/drawing/2016/5/11/chartex" xmlns:cx6="http://schemas.microsoft.com/office/drawing/2016/5/12/chartex" xmlns:cx7="http://schemas.microsoft.com/office/drawing/2016/5/13/chartex" xmlns:cx8="http://schemas.microsoft.com/office/drawing/2016/5/14/chartex" xmlns:mc="http://schemas.openxmlformats.org/markup-compatibility/2006" xmlns:aink="http://schemas.microsoft.com/office/drawing/2016/ink" xmlns:am3d="http://schemas.microsoft.com/office/drawing/2017/model3d" xmlns:o="urn:schemas-microsoft-com:office:office" xmlns:oel="http://schemas.microsoft.com/office/2019/extlst" xmlns:r="http://schemas.openxmlformats.org/officeDocument/2006/relationships" xmlns:m="http://schemas.openxmlformats.org/officeDocument/2006/math" xmlns:v="urn:schemas-microsoft-com:vml" xmlns:wp14="http://schemas.microsoft.com/office/word/2010/wordprocessingDrawing" xmlns:wp="http://schemas.openxmlformats.org/drawingml/2006/wordprocessingDrawing" xmlns:w10="urn:schemas-microsoft-com:office:word" xmlns:w="http://schemas.openxmlformats.org/wordprocessingml/2006/main" xmlns:w14="http://schemas.microsoft.com/office/word/2010/wordml" xmlns:w15="http://schemas.microsoft.com/office/word/2012/wordml" xmlns:w16cei="http://schemas.microsoft.com/office/word/2026/wordml/cei" xmlns:w16cex="http://schemas.microsoft.com/office/word/2018/wordml/cex" xmlns:w16cid="http://schemas.microsoft.com/office/word/2016/wordml/cid" xmlns:w16="http://schemas.microsoft.com/office/word/2018/wordml" xmlns:w16du="http://schemas.microsoft.com/office/word/2023/wordml/word16du" xmlns:w16sdtdh="http://schemas.microsoft.com/office/word/2020/wordml/sdtdatahash" xmlns:w16sdtfl="http://schemas.microsoft.com/office/word/2024/wordml/sdtformatlock" xmlns:w16se="http://schemas.microsoft.com/office/word/2015/wordml/symex" xmlns:wpg="http://schemas.microsoft.com/office/word/2010/wordprocessingGroup" xmlns:wpi="http://schemas.microsoft.com/office/word/2010/wordprocessingInk" xmlns:wne="http://schemas.microsoft.com/office/word/2006/wordml" xmlns:wps="http://schemas.microsoft.com/office/word/2010/wordprocessingShape" mc:Ignorable="w14 w15 w16se w16cid w16 w16cex w16sdtdh w16sdtfl w16du wp14">
+<w:numbering xmlns:wpc="http://schemas.microsoft.com/office/word/2010/wordprocessingCanvas" xmlns:cx="http://schemas.microsoft.com/office/drawing/2014/chartex" xmlns:cx1="http://schemas.microsoft.com/office/drawing/2015/9/8/chartex" xmlns:cx2="http://schemas.microsoft.com/office/drawing/2015/10/21/chartex" xmlns:cx3="http://schemas.microsoft.com/office/drawing/2016/5/9/chartex" xmlns:cx4="http://schemas.microsoft.com/office/drawing/2016/5/10/chartex" xmlns:cx5="http://schemas.microsoft.com/office/drawing/2016/5/11/chartex" xmlns:cx6="http://schemas.microsoft.com/office/drawing/2016/5/12/chartex" xmlns:cx7="http://schemas.microsoft.com/office/drawing/2016/5/13/chartex" xmlns:cx8="http://schemas.microsoft.com/office/drawing/2016/5/14/chartex" xmlns:mc="http://schemas.openxmlformats.org/markup-compatibility/2006" xmlns:aink="http://schemas.microsoft.com/office/drawing/2016/ink" xmlns:am3d="http://schemas.microsoft.com/office/drawing/2017/model3d" xmlns:o="urn:schemas-microsoft-com:office:office" xmlns:oel="http://schemas.microsoft.com/office/2019/extlst" xmlns:r="http://schemas.openxmlformats.org/officeDocument/2006/relationships" xmlns:m="http://schemas.openxmlformats.org/officeDocument/2006/math" xmlns:v="urn:schemas-microsoft-com:vml" xmlns:wp14="http://schemas.microsoft.com/office/word/2010/wordprocessingDrawing" xmlns:wp="http://schemas.openxmlformats.org/drawingml/2006/wordprocessingDrawing" xmlns:w10="urn:schemas-microsoft-com:office:word" xmlns:w="http://schemas.openxmlformats.org/wordprocessingml/2006/main" xmlns:w14="http://schemas.microsoft.com/office/word/2010/wordml" xmlns:w15="http://schemas.microsoft.com/office/word/2012/wordml" xmlns:w16cex="http://schemas.microsoft.com/office/word/2018/wordml/cex" xmlns:w16cid="http://schemas.microsoft.com/office/word/2016/wordml/cid" xmlns:w16="http://schemas.microsoft.com/office/word/2018/wordml" xmlns:w16du="http://schemas.microsoft.com/office/word/2023/wordml/word16du" xmlns:w16sdtdh="http://schemas.microsoft.com/office/word/2020/wordml/sdtdatahash" xmlns:w16sdtfl="http://schemas.microsoft.com/office/word/2024/wordml/sdtformatlock" xmlns:w16se="http://schemas.microsoft.com/office/word/2015/wordml/symex" xmlns:wpg="http://schemas.microsoft.com/office/word/2010/wordprocessingGroup" xmlns:wpi="http://schemas.microsoft.com/office/word/2010/wordprocessingInk" xmlns:wne="http://schemas.microsoft.com/office/word/2006/wordml" xmlns:wps="http://schemas.microsoft.com/office/word/2010/wordprocessingShape" mc:Ignorable="w14 w15 w16se w16cid w16 w16cex w16sdtdh w16sdtfl w16du wp14">
   <w:abstractNum w:abstractNumId="0" w15:restartNumberingAfterBreak="0">
     <w:nsid w:val="3BBA14AE"/>
     <w:multiLevelType w:val="hybridMultilevel"/>
@@ -7032,15 +6977,6 @@
 </file>
 
 <file path=customXml/item1.xml><?xml version="1.0" encoding="utf-8"?>
-<?mso-contentType ?>
-<FormTemplates xmlns="http://schemas.microsoft.com/sharepoint/v3/contenttype/forms">
-  <Display>DocumentLibraryForm</Display>
-  <Edit>DocumentLibraryForm</Edit>
-  <New>DocumentLibraryForm</New>
-</FormTemplates>
-</file>
-
-<file path=customXml/item2.xml><?xml version="1.0" encoding="utf-8"?>
 <ct:contentTypeSchema xmlns:ct="http://schemas.microsoft.com/office/2006/metadata/contentType" xmlns:ma="http://schemas.microsoft.com/office/2006/metadata/properties/metaAttributes" ct:_="" ma:_="" ma:contentTypeName="Document" ma:contentTypeID="0x010100B404DBCFBC02B04D838E297E7AC49BEC" ma:contentTypeVersion="29" ma:contentTypeDescription="Create a new document." ma:contentTypeScope="" ma:versionID="00b475807ba7603a210177ce3d310360">
   <xsd:schema xmlns:xsd="http://www.w3.org/2001/XMLSchema" xmlns:xs="http://www.w3.org/2001/XMLSchema" xmlns:p="http://schemas.microsoft.com/office/2006/metadata/properties" xmlns:ns3="8e8bdfa1-897e-455b-96e1-da9724e984b4" xmlns:ns4="0bf4e652-3194-4289-a587-4a2abc6573c1" targetNamespace="http://schemas.microsoft.com/office/2006/metadata/properties" ma:root="true" ma:fieldsID="41c2c417b58d7032c1f2cfab3b2ec764" ns3:_="" ns4:_="">
     <xsd:import namespace="8e8bdfa1-897e-455b-96e1-da9724e984b4"/>
@@ -7421,7 +7357,20 @@
 </ct:contentTypeSchema>
 </file>
 
+<file path=customXml/item2.xml><?xml version="1.0" encoding="utf-8"?>
+<?mso-contentType ?>
+<FormTemplates xmlns="http://schemas.microsoft.com/sharepoint/v3/contenttype/forms">
+  <Display>DocumentLibraryForm</Display>
+  <Edit>DocumentLibraryForm</Edit>
+  <New>DocumentLibraryForm</New>
+</FormTemplates>
+</file>
+
 <file path=customXml/item3.xml><?xml version="1.0" encoding="utf-8"?>
+<b:Sources xmlns:b="http://schemas.openxmlformats.org/officeDocument/2006/bibliography" xmlns="http://schemas.openxmlformats.org/officeDocument/2006/bibliography" SelectedStyle="\APASixthEditionOfficeOnline.xsl" StyleName="APA" Version="6"/>
+</file>
+
+<file path=customXml/item4.xml><?xml version="1.0" encoding="utf-8"?>
 <p:properties xmlns:p="http://schemas.microsoft.com/office/2006/metadata/properties" xmlns:xsi="http://www.w3.org/2001/XMLSchema-instance" xmlns:pc="http://schemas.microsoft.com/office/infopath/2007/PartnerControls">
   <documentManagement>
     <FolderType xmlns="8e8bdfa1-897e-455b-96e1-da9724e984b4" xsi:nil="true"/>
@@ -7470,19 +7419,7 @@
 </p:properties>
 </file>
 
-<file path=customXml/item4.xml><?xml version="1.0" encoding="utf-8"?>
-<b:Sources xmlns:b="http://schemas.openxmlformats.org/officeDocument/2006/bibliography" xmlns="http://schemas.openxmlformats.org/officeDocument/2006/bibliography" SelectedStyle="\APASixthEditionOfficeOnline.xsl" StyleName="APA" Version="6"/>
-</file>
-
 <file path=customXml/itemProps1.xml><?xml version="1.0" encoding="utf-8"?>
-<ds:datastoreItem xmlns:ds="http://schemas.openxmlformats.org/officeDocument/2006/customXml" ds:itemID="{192A387B-6998-40B4-BA18-B536273BFB3D}">
-  <ds:schemaRefs>
-    <ds:schemaRef ds:uri="http://schemas.microsoft.com/sharepoint/v3/contenttype/forms"/>
-  </ds:schemaRefs>
-</ds:datastoreItem>
-</file>
-
-<file path=customXml/itemProps2.xml><?xml version="1.0" encoding="utf-8"?>
 <ds:datastoreItem xmlns:ds="http://schemas.openxmlformats.org/officeDocument/2006/customXml" ds:itemID="{3C5C1F59-64A0-4772-B91D-4079A66CA574}">
   <ds:schemaRefs>
     <ds:schemaRef ds:uri="http://schemas.microsoft.com/office/2006/metadata/contentType"/>
@@ -7501,7 +7438,23 @@
 </ds:datastoreItem>
 </file>
 
+<file path=customXml/itemProps2.xml><?xml version="1.0" encoding="utf-8"?>
+<ds:datastoreItem xmlns:ds="http://schemas.openxmlformats.org/officeDocument/2006/customXml" ds:itemID="{192A387B-6998-40B4-BA18-B536273BFB3D}">
+  <ds:schemaRefs>
+    <ds:schemaRef ds:uri="http://schemas.microsoft.com/sharepoint/v3/contenttype/forms"/>
+  </ds:schemaRefs>
+</ds:datastoreItem>
+</file>
+
 <file path=customXml/itemProps3.xml><?xml version="1.0" encoding="utf-8"?>
+<ds:datastoreItem xmlns:ds="http://schemas.openxmlformats.org/officeDocument/2006/customXml" ds:itemID="{E3F01FBF-D99E-480B-B558-73E1E1525F94}">
+  <ds:schemaRefs>
+    <ds:schemaRef ds:uri="http://schemas.openxmlformats.org/officeDocument/2006/bibliography"/>
+  </ds:schemaRefs>
+</ds:datastoreItem>
+</file>
+
+<file path=customXml/itemProps4.xml><?xml version="1.0" encoding="utf-8"?>
 <ds:datastoreItem xmlns:ds="http://schemas.openxmlformats.org/officeDocument/2006/customXml" ds:itemID="{69D82E26-D04D-4830-A7BF-C9806F1C26F2}">
   <ds:schemaRefs>
     <ds:schemaRef ds:uri="http://schemas.microsoft.com/office/2006/metadata/properties"/>
@@ -7509,12 +7462,4 @@
     <ds:schemaRef ds:uri="8e8bdfa1-897e-455b-96e1-da9724e984b4"/>
   </ds:schemaRefs>
 </ds:datastoreItem>
-</file>
-
-<file path=customXml/itemProps4.xml><?xml version="1.0" encoding="utf-8"?>
-<ds:datastoreItem xmlns:ds="http://schemas.openxmlformats.org/officeDocument/2006/customXml" ds:itemID="{E3F01FBF-D99E-480B-B558-73E1E1525F94}">
-  <ds:schemaRefs>
-    <ds:schemaRef ds:uri="http://schemas.openxmlformats.org/officeDocument/2006/bibliography"/>
-  </ds:schemaRefs>
-</ds:datastoreItem>
 </file>